--- a/internal_doc/03.开发设计/配置动态生效修改方案.docx
+++ b/internal_doc/03.开发设计/配置动态生效修改方案.docx
@@ -6,7 +6,6 @@
       <w:pPr>
         <w:jc w:val="center"/>
         <w:rPr>
-          <w:rFonts w:hint="eastAsia"/>
           <w:b/>
           <w:sz w:val="40"/>
           <w:szCs w:val="40"/>
@@ -27,7 +26,6 @@
     <w:p>
       <w:pPr>
         <w:rPr>
-          <w:rFonts w:hint="eastAsia"/>
           <w:b/>
           <w:sz w:val="40"/>
           <w:szCs w:val="40"/>
@@ -42,13 +40,6 @@
         </w:rPr>
         <w:t>目录</w:t>
       </w:r>
-    </w:p>
-    <w:p>
-      <w:pPr>
-        <w:rPr>
-          <w:rFonts w:hint="eastAsia"/>
-        </w:rPr>
-      </w:pPr>
     </w:p>
     <w:p>
       <w:pPr>
@@ -68,21 +59,12 @@
         <w:fldChar w:fldCharType="begin"/>
       </w:r>
       <w:r>
-        <w:instrText xml:space="preserve"> </w:instrText>
-      </w:r>
-      <w:r>
-        <w:rPr>
-          <w:rFonts w:hint="eastAsia"/>
-        </w:rPr>
-        <w:instrText>TOC \o "1-5" \h \z \u</w:instrText>
-      </w:r>
-      <w:r>
-        <w:instrText xml:space="preserve"> </w:instrText>
+        <w:instrText xml:space="preserve"> TOC \o "1-5" \h \z \u </w:instrText>
       </w:r>
       <w:r>
         <w:fldChar w:fldCharType="separate"/>
       </w:r>
-      <w:hyperlink w:anchor="_Toc493943500" w:history="1">
+      <w:hyperlink w:anchor="_Toc494116595" w:history="1">
         <w:r>
           <w:rPr>
             <w:rStyle w:val="Hyperlink"/>
@@ -117,7 +99,7 @@
             <w:noProof/>
             <w:webHidden/>
           </w:rPr>
-          <w:instrText xml:space="preserve"> PAGEREF _Toc493943500 \h </w:instrText>
+          <w:instrText xml:space="preserve"> PAGEREF _Toc494116595 \h </w:instrText>
         </w:r>
         <w:r>
           <w:rPr>
@@ -137,7 +119,7 @@
             <w:noProof/>
             <w:webHidden/>
           </w:rPr>
-          <w:t>2</w:t>
+          <w:t>3</w:t>
         </w:r>
         <w:r>
           <w:rPr>
@@ -160,7 +142,7 @@
           <w:szCs w:val="22"/>
         </w:rPr>
       </w:pPr>
-      <w:hyperlink w:anchor="_Toc493943501" w:history="1">
+      <w:hyperlink w:anchor="_Toc494116596" w:history="1">
         <w:r>
           <w:rPr>
             <w:rStyle w:val="Hyperlink"/>
@@ -196,7 +178,7 @@
             <w:noProof/>
             <w:webHidden/>
           </w:rPr>
-          <w:instrText xml:space="preserve"> PAGEREF _Toc493943501 \h </w:instrText>
+          <w:instrText xml:space="preserve"> PAGEREF _Toc494116596 \h </w:instrText>
         </w:r>
         <w:r>
           <w:rPr>
@@ -216,7 +198,7 @@
             <w:noProof/>
             <w:webHidden/>
           </w:rPr>
-          <w:t>2</w:t>
+          <w:t>3</w:t>
         </w:r>
         <w:r>
           <w:rPr>
@@ -239,7 +221,7 @@
           <w:szCs w:val="22"/>
         </w:rPr>
       </w:pPr>
-      <w:hyperlink w:anchor="_Toc493943502" w:history="1">
+      <w:hyperlink w:anchor="_Toc494116597" w:history="1">
         <w:r>
           <w:rPr>
             <w:rStyle w:val="Hyperlink"/>
@@ -282,7 +264,7 @@
             <w:noProof/>
             <w:webHidden/>
           </w:rPr>
-          <w:instrText xml:space="preserve"> PAGEREF _Toc493943502 \h </w:instrText>
+          <w:instrText xml:space="preserve"> PAGEREF _Toc494116597 \h </w:instrText>
         </w:r>
         <w:r>
           <w:rPr>
@@ -302,7 +284,7 @@
             <w:noProof/>
             <w:webHidden/>
           </w:rPr>
-          <w:t>2</w:t>
+          <w:t>3</w:t>
         </w:r>
         <w:r>
           <w:rPr>
@@ -327,7 +309,7 @@
           <w:szCs w:val="22"/>
         </w:rPr>
       </w:pPr>
-      <w:hyperlink w:anchor="_Toc493943503" w:history="1">
+      <w:hyperlink w:anchor="_Toc494116598" w:history="1">
         <w:r>
           <w:rPr>
             <w:rStyle w:val="Hyperlink"/>
@@ -362,7 +344,7 @@
             <w:noProof/>
             <w:webHidden/>
           </w:rPr>
-          <w:instrText xml:space="preserve"> PAGEREF _Toc493943503 \h </w:instrText>
+          <w:instrText xml:space="preserve"> PAGEREF _Toc494116598 \h </w:instrText>
         </w:r>
         <w:r>
           <w:rPr>
@@ -382,7 +364,7 @@
             <w:noProof/>
             <w:webHidden/>
           </w:rPr>
-          <w:t>3</w:t>
+          <w:t>4</w:t>
         </w:r>
         <w:r>
           <w:rPr>
@@ -405,7 +387,7 @@
           <w:szCs w:val="22"/>
         </w:rPr>
       </w:pPr>
-      <w:hyperlink w:anchor="_Toc493943504" w:history="1">
+      <w:hyperlink w:anchor="_Toc494116599" w:history="1">
         <w:r>
           <w:rPr>
             <w:rStyle w:val="Hyperlink"/>
@@ -440,7 +422,7 @@
             <w:noProof/>
             <w:webHidden/>
           </w:rPr>
-          <w:instrText xml:space="preserve"> PAGEREF _Toc493943504 \h </w:instrText>
+          <w:instrText xml:space="preserve"> PAGEREF _Toc494116599 \h </w:instrText>
         </w:r>
         <w:r>
           <w:rPr>
@@ -460,7 +442,7 @@
             <w:noProof/>
             <w:webHidden/>
           </w:rPr>
-          <w:t>3</w:t>
+          <w:t>4</w:t>
         </w:r>
         <w:r>
           <w:rPr>
@@ -485,7 +467,7 @@
           <w:szCs w:val="22"/>
         </w:rPr>
       </w:pPr>
-      <w:hyperlink w:anchor="_Toc493943505" w:history="1">
+      <w:hyperlink w:anchor="_Toc494116600" w:history="1">
         <w:r>
           <w:rPr>
             <w:rStyle w:val="Hyperlink"/>
@@ -513,7 +495,7 @@
             <w:noProof/>
             <w:webHidden/>
           </w:rPr>
-          <w:instrText xml:space="preserve"> PAGEREF _Toc493943505 \h </w:instrText>
+          <w:instrText xml:space="preserve"> PAGEREF _Toc494116600 \h </w:instrText>
         </w:r>
         <w:r>
           <w:rPr>
@@ -533,7 +515,7 @@
             <w:noProof/>
             <w:webHidden/>
           </w:rPr>
-          <w:t>4</w:t>
+          <w:t>5</w:t>
         </w:r>
         <w:r>
           <w:rPr>
@@ -556,7 +538,7 @@
           <w:szCs w:val="22"/>
         </w:rPr>
       </w:pPr>
-      <w:hyperlink w:anchor="_Toc493943506" w:history="1">
+      <w:hyperlink w:anchor="_Toc494116601" w:history="1">
         <w:r>
           <w:rPr>
             <w:rStyle w:val="Hyperlink"/>
@@ -591,7 +573,7 @@
             <w:noProof/>
             <w:webHidden/>
           </w:rPr>
-          <w:instrText xml:space="preserve"> PAGEREF _Toc493943506 \h </w:instrText>
+          <w:instrText xml:space="preserve"> PAGEREF _Toc494116601 \h </w:instrText>
         </w:r>
         <w:r>
           <w:rPr>
@@ -611,7 +593,7 @@
             <w:noProof/>
             <w:webHidden/>
           </w:rPr>
-          <w:t>4</w:t>
+          <w:t>5</w:t>
         </w:r>
         <w:r>
           <w:rPr>
@@ -634,7 +616,7 @@
           <w:szCs w:val="22"/>
         </w:rPr>
       </w:pPr>
-      <w:hyperlink w:anchor="_Toc493943507" w:history="1">
+      <w:hyperlink w:anchor="_Toc494116602" w:history="1">
         <w:r>
           <w:rPr>
             <w:rStyle w:val="Hyperlink"/>
@@ -669,7 +651,7 @@
             <w:noProof/>
             <w:webHidden/>
           </w:rPr>
-          <w:instrText xml:space="preserve"> PAGEREF _Toc493943507 \h </w:instrText>
+          <w:instrText xml:space="preserve"> PAGEREF _Toc494116602 \h </w:instrText>
         </w:r>
         <w:r>
           <w:rPr>
@@ -689,7 +671,7 @@
             <w:noProof/>
             <w:webHidden/>
           </w:rPr>
-          <w:t>4</w:t>
+          <w:t>5</w:t>
         </w:r>
         <w:r>
           <w:rPr>
@@ -712,7 +694,7 @@
           <w:szCs w:val="22"/>
         </w:rPr>
       </w:pPr>
-      <w:hyperlink w:anchor="_Toc493943508" w:history="1">
+      <w:hyperlink w:anchor="_Toc494116603" w:history="1">
         <w:r>
           <w:rPr>
             <w:rStyle w:val="Hyperlink"/>
@@ -747,7 +729,7 @@
             <w:noProof/>
             <w:webHidden/>
           </w:rPr>
-          <w:instrText xml:space="preserve"> PAGEREF _Toc493943508 \h </w:instrText>
+          <w:instrText xml:space="preserve"> PAGEREF _Toc494116603 \h </w:instrText>
         </w:r>
         <w:r>
           <w:rPr>
@@ -767,7 +749,7 @@
             <w:noProof/>
             <w:webHidden/>
           </w:rPr>
-          <w:t>4</w:t>
+          <w:t>5</w:t>
         </w:r>
         <w:r>
           <w:rPr>
@@ -790,7 +772,7 @@
           <w:szCs w:val="22"/>
         </w:rPr>
       </w:pPr>
-      <w:hyperlink w:anchor="_Toc493943509" w:history="1">
+      <w:hyperlink w:anchor="_Toc494116604" w:history="1">
         <w:r>
           <w:rPr>
             <w:rStyle w:val="Hyperlink"/>
@@ -825,7 +807,7 @@
             <w:noProof/>
             <w:webHidden/>
           </w:rPr>
-          <w:instrText xml:space="preserve"> PAGEREF _Toc493943509 \h </w:instrText>
+          <w:instrText xml:space="preserve"> PAGEREF _Toc494116604 \h </w:instrText>
         </w:r>
         <w:r>
           <w:rPr>
@@ -845,7 +827,7 @@
             <w:noProof/>
             <w:webHidden/>
           </w:rPr>
-          <w:t>4</w:t>
+          <w:t>5</w:t>
         </w:r>
         <w:r>
           <w:rPr>
@@ -868,7 +850,7 @@
           <w:szCs w:val="22"/>
         </w:rPr>
       </w:pPr>
-      <w:hyperlink w:anchor="_Toc493943510" w:history="1">
+      <w:hyperlink w:anchor="_Toc494116605" w:history="1">
         <w:r>
           <w:rPr>
             <w:rStyle w:val="Hyperlink"/>
@@ -912,7 +894,7 @@
             <w:noProof/>
             <w:webHidden/>
           </w:rPr>
-          <w:instrText xml:space="preserve"> PAGEREF _Toc493943510 \h </w:instrText>
+          <w:instrText xml:space="preserve"> PAGEREF _Toc494116605 \h </w:instrText>
         </w:r>
         <w:r>
           <w:rPr>
@@ -932,7 +914,7 @@
             <w:noProof/>
             <w:webHidden/>
           </w:rPr>
-          <w:t>5</w:t>
+          <w:t>6</w:t>
         </w:r>
         <w:r>
           <w:rPr>
@@ -955,7 +937,7 @@
           <w:szCs w:val="22"/>
         </w:rPr>
       </w:pPr>
-      <w:hyperlink w:anchor="_Toc493943511" w:history="1">
+      <w:hyperlink w:anchor="_Toc494116606" w:history="1">
         <w:r>
           <w:rPr>
             <w:rStyle w:val="Hyperlink"/>
@@ -999,7 +981,7 @@
             <w:noProof/>
             <w:webHidden/>
           </w:rPr>
-          <w:instrText xml:space="preserve"> PAGEREF _Toc493943511 \h </w:instrText>
+          <w:instrText xml:space="preserve"> PAGEREF _Toc494116606 \h </w:instrText>
         </w:r>
         <w:r>
           <w:rPr>
@@ -1019,7 +1001,7 @@
             <w:noProof/>
             <w:webHidden/>
           </w:rPr>
-          <w:t>5</w:t>
+          <w:t>6</w:t>
         </w:r>
         <w:r>
           <w:rPr>
@@ -1044,7 +1026,7 @@
           <w:szCs w:val="22"/>
         </w:rPr>
       </w:pPr>
-      <w:hyperlink w:anchor="_Toc493943512" w:history="1">
+      <w:hyperlink w:anchor="_Toc494116607" w:history="1">
         <w:r>
           <w:rPr>
             <w:rStyle w:val="Hyperlink"/>
@@ -1079,7 +1061,7 @@
             <w:noProof/>
             <w:webHidden/>
           </w:rPr>
-          <w:instrText xml:space="preserve"> PAGEREF _Toc493943512 \h </w:instrText>
+          <w:instrText xml:space="preserve"> PAGEREF _Toc494116607 \h </w:instrText>
         </w:r>
         <w:r>
           <w:rPr>
@@ -1099,7 +1081,7 @@
             <w:noProof/>
             <w:webHidden/>
           </w:rPr>
-          <w:t>6</w:t>
+          <w:t>7</w:t>
         </w:r>
         <w:r>
           <w:rPr>
@@ -1122,7 +1104,7 @@
           <w:szCs w:val="22"/>
         </w:rPr>
       </w:pPr>
-      <w:hyperlink w:anchor="_Toc493943513" w:history="1">
+      <w:hyperlink w:anchor="_Toc494116608" w:history="1">
         <w:r>
           <w:rPr>
             <w:rStyle w:val="Hyperlink"/>
@@ -1166,7 +1148,7 @@
             <w:noProof/>
             <w:webHidden/>
           </w:rPr>
-          <w:instrText xml:space="preserve"> PAGEREF _Toc493943513 \h </w:instrText>
+          <w:instrText xml:space="preserve"> PAGEREF _Toc494116608 \h </w:instrText>
         </w:r>
         <w:r>
           <w:rPr>
@@ -1186,7 +1168,7 @@
             <w:noProof/>
             <w:webHidden/>
           </w:rPr>
-          <w:t>6</w:t>
+          <w:t>7</w:t>
         </w:r>
         <w:r>
           <w:rPr>
@@ -1211,7 +1193,7 @@
           <w:szCs w:val="22"/>
         </w:rPr>
       </w:pPr>
-      <w:hyperlink w:anchor="_Toc493943514" w:history="1">
+      <w:hyperlink w:anchor="_Toc494116609" w:history="1">
         <w:r>
           <w:rPr>
             <w:rStyle w:val="Hyperlink"/>
@@ -1239,7 +1221,7 @@
             <w:noProof/>
             <w:webHidden/>
           </w:rPr>
-          <w:instrText xml:space="preserve"> PAGEREF _Toc493943514 \h </w:instrText>
+          <w:instrText xml:space="preserve"> PAGEREF _Toc494116609 \h </w:instrText>
         </w:r>
         <w:r>
           <w:rPr>
@@ -1259,7 +1241,7 @@
             <w:noProof/>
             <w:webHidden/>
           </w:rPr>
-          <w:t>7</w:t>
+          <w:t>8</w:t>
         </w:r>
         <w:r>
           <w:rPr>
@@ -1282,7 +1264,7 @@
           <w:szCs w:val="22"/>
         </w:rPr>
       </w:pPr>
-      <w:hyperlink w:anchor="_Toc493943515" w:history="1">
+      <w:hyperlink w:anchor="_Toc494116610" w:history="1">
         <w:r>
           <w:rPr>
             <w:rStyle w:val="Hyperlink"/>
@@ -1326,7 +1308,7 @@
             <w:noProof/>
             <w:webHidden/>
           </w:rPr>
-          <w:instrText xml:space="preserve"> PAGEREF _Toc493943515 \h </w:instrText>
+          <w:instrText xml:space="preserve"> PAGEREF _Toc494116610 \h </w:instrText>
         </w:r>
         <w:r>
           <w:rPr>
@@ -1346,7 +1328,7 @@
             <w:noProof/>
             <w:webHidden/>
           </w:rPr>
-          <w:t>7</w:t>
+          <w:t>8</w:t>
         </w:r>
         <w:r>
           <w:rPr>
@@ -1369,7 +1351,7 @@
           <w:szCs w:val="22"/>
         </w:rPr>
       </w:pPr>
-      <w:hyperlink w:anchor="_Toc493943516" w:history="1">
+      <w:hyperlink w:anchor="_Toc494116611" w:history="1">
         <w:r>
           <w:rPr>
             <w:rStyle w:val="Hyperlink"/>
@@ -1413,7 +1395,7 @@
             <w:noProof/>
             <w:webHidden/>
           </w:rPr>
-          <w:instrText xml:space="preserve"> PAGEREF _Toc493943516 \h </w:instrText>
+          <w:instrText xml:space="preserve"> PAGEREF _Toc494116611 \h </w:instrText>
         </w:r>
         <w:r>
           <w:rPr>
@@ -1433,7 +1415,7 @@
             <w:noProof/>
             <w:webHidden/>
           </w:rPr>
-          <w:t>7</w:t>
+          <w:t>8</w:t>
         </w:r>
         <w:r>
           <w:rPr>
@@ -1456,7 +1438,7 @@
           <w:szCs w:val="22"/>
         </w:rPr>
       </w:pPr>
-      <w:hyperlink w:anchor="_Toc493943517" w:history="1">
+      <w:hyperlink w:anchor="_Toc494116612" w:history="1">
         <w:r>
           <w:rPr>
             <w:rStyle w:val="Hyperlink"/>
@@ -1491,7 +1473,7 @@
             <w:noProof/>
             <w:webHidden/>
           </w:rPr>
-          <w:instrText xml:space="preserve"> PAGEREF _Toc493943517 \h </w:instrText>
+          <w:instrText xml:space="preserve"> PAGEREF _Toc494116612 \h </w:instrText>
         </w:r>
         <w:r>
           <w:rPr>
@@ -1511,7 +1493,7 @@
             <w:noProof/>
             <w:webHidden/>
           </w:rPr>
-          <w:t>8</w:t>
+          <w:t>9</w:t>
         </w:r>
         <w:r>
           <w:rPr>
@@ -1534,7 +1516,7 @@
           <w:szCs w:val="22"/>
         </w:rPr>
       </w:pPr>
-      <w:hyperlink w:anchor="_Toc493943518" w:history="1">
+      <w:hyperlink w:anchor="_Toc494116613" w:history="1">
         <w:r>
           <w:rPr>
             <w:rStyle w:val="Hyperlink"/>
@@ -1578,7 +1560,7 @@
             <w:noProof/>
             <w:webHidden/>
           </w:rPr>
-          <w:instrText xml:space="preserve"> PAGEREF _Toc493943518 \h </w:instrText>
+          <w:instrText xml:space="preserve"> PAGEREF _Toc494116613 \h </w:instrText>
         </w:r>
         <w:r>
           <w:rPr>
@@ -1598,7 +1580,7 @@
             <w:noProof/>
             <w:webHidden/>
           </w:rPr>
-          <w:t>8</w:t>
+          <w:t>9</w:t>
         </w:r>
         <w:r>
           <w:rPr>
@@ -1621,7 +1603,7 @@
           <w:szCs w:val="22"/>
         </w:rPr>
       </w:pPr>
-      <w:hyperlink w:anchor="_Toc493943519" w:history="1">
+      <w:hyperlink w:anchor="_Toc494116614" w:history="1">
         <w:r>
           <w:rPr>
             <w:rStyle w:val="Hyperlink"/>
@@ -1631,6 +1613,14 @@
         </w:r>
         <w:r>
           <w:rPr>
+            <w:rStyle w:val="Hyperlink"/>
+            <w:rFonts w:hint="eastAsia"/>
+            <w:noProof/>
+          </w:rPr>
+          <w:t>：是否打开事务</w:t>
+        </w:r>
+        <w:r>
+          <w:rPr>
             <w:noProof/>
             <w:webHidden/>
           </w:rPr>
@@ -1648,7 +1638,7 @@
             <w:noProof/>
             <w:webHidden/>
           </w:rPr>
-          <w:instrText xml:space="preserve"> PAGEREF _Toc493943519 \h </w:instrText>
+          <w:instrText xml:space="preserve"> PAGEREF _Toc494116614 \h </w:instrText>
         </w:r>
         <w:r>
           <w:rPr>
@@ -1668,7 +1658,7 @@
             <w:noProof/>
             <w:webHidden/>
           </w:rPr>
-          <w:t>9</w:t>
+          <w:t>10</w:t>
         </w:r>
         <w:r>
           <w:rPr>
@@ -1693,7 +1683,7 @@
           <w:szCs w:val="22"/>
         </w:rPr>
       </w:pPr>
-      <w:hyperlink w:anchor="_Toc493943520" w:history="1">
+      <w:hyperlink w:anchor="_Toc494116615" w:history="1">
         <w:r>
           <w:rPr>
             <w:rStyle w:val="Hyperlink"/>
@@ -1721,7 +1711,7 @@
             <w:noProof/>
             <w:webHidden/>
           </w:rPr>
-          <w:instrText xml:space="preserve"> PAGEREF _Toc493943520 \h </w:instrText>
+          <w:instrText xml:space="preserve"> PAGEREF _Toc494116615 \h </w:instrText>
         </w:r>
         <w:r>
           <w:rPr>
@@ -1741,7 +1731,7 @@
             <w:noProof/>
             <w:webHidden/>
           </w:rPr>
-          <w:t>10</w:t>
+          <w:t>11</w:t>
         </w:r>
         <w:r>
           <w:rPr>
@@ -1764,7 +1754,7 @@
           <w:szCs w:val="22"/>
         </w:rPr>
       </w:pPr>
-      <w:hyperlink w:anchor="_Toc493943521" w:history="1">
+      <w:hyperlink w:anchor="_Toc494116616" w:history="1">
         <w:r>
           <w:rPr>
             <w:rStyle w:val="Hyperlink"/>
@@ -1801,7 +1791,7 @@
             <w:noProof/>
             <w:webHidden/>
           </w:rPr>
-          <w:instrText xml:space="preserve"> PAGEREF _Toc493943521 \h </w:instrText>
+          <w:instrText xml:space="preserve"> PAGEREF _Toc494116616 \h </w:instrText>
         </w:r>
         <w:r>
           <w:rPr>
@@ -1821,7 +1811,7 @@
             <w:noProof/>
             <w:webHidden/>
           </w:rPr>
-          <w:t>10</w:t>
+          <w:t>11</w:t>
         </w:r>
         <w:r>
           <w:rPr>
@@ -1844,7 +1834,7 @@
           <w:szCs w:val="22"/>
         </w:rPr>
       </w:pPr>
-      <w:hyperlink w:anchor="_Toc493943522" w:history="1">
+      <w:hyperlink w:anchor="_Toc494116617" w:history="1">
         <w:r>
           <w:rPr>
             <w:rStyle w:val="Hyperlink"/>
@@ -1867,6 +1857,15 @@
             <w:noProof/>
             <w:kern w:val="0"/>
           </w:rPr>
+          <w:t xml:space="preserve"> </w:t>
+        </w:r>
+        <w:r>
+          <w:rPr>
+            <w:rStyle w:val="Hyperlink"/>
+            <w:rFonts w:hint="eastAsia"/>
+            <w:noProof/>
+            <w:kern w:val="0"/>
+          </w:rPr>
           <w:t>页面预加载代理数据</w:t>
         </w:r>
         <w:r>
@@ -1888,7 +1887,7 @@
             <w:noProof/>
             <w:webHidden/>
           </w:rPr>
-          <w:instrText xml:space="preserve"> PAGEREF _Toc493943522 \h </w:instrText>
+          <w:instrText xml:space="preserve"> PAGEREF _Toc494116617 \h </w:instrText>
         </w:r>
         <w:r>
           <w:rPr>
@@ -1908,7 +1907,7 @@
             <w:noProof/>
             <w:webHidden/>
           </w:rPr>
-          <w:t>11</w:t>
+          <w:t>12</w:t>
         </w:r>
         <w:r>
           <w:rPr>
@@ -1931,7 +1930,7 @@
           <w:szCs w:val="22"/>
         </w:rPr>
       </w:pPr>
-      <w:hyperlink w:anchor="_Toc493943523" w:history="1">
+      <w:hyperlink w:anchor="_Toc494116618" w:history="1">
         <w:r>
           <w:rPr>
             <w:rStyle w:val="Hyperlink"/>
@@ -1954,6 +1953,15 @@
             <w:noProof/>
             <w:kern w:val="0"/>
           </w:rPr>
+          <w:t xml:space="preserve"> </w:t>
+        </w:r>
+        <w:r>
+          <w:rPr>
+            <w:rStyle w:val="Hyperlink"/>
+            <w:rFonts w:hint="eastAsia"/>
+            <w:noProof/>
+            <w:kern w:val="0"/>
+          </w:rPr>
           <w:t>数据预取代理池最大数量</w:t>
         </w:r>
         <w:r>
@@ -1975,7 +1983,7 @@
             <w:noProof/>
             <w:webHidden/>
           </w:rPr>
-          <w:instrText xml:space="preserve"> PAGEREF _Toc493943523 \h </w:instrText>
+          <w:instrText xml:space="preserve"> PAGEREF _Toc494116618 \h </w:instrText>
         </w:r>
         <w:r>
           <w:rPr>
@@ -1995,7 +2003,7 @@
             <w:noProof/>
             <w:webHidden/>
           </w:rPr>
-          <w:t>11</w:t>
+          <w:t>12</w:t>
         </w:r>
         <w:r>
           <w:rPr>
@@ -2020,7 +2028,7 @@
           <w:szCs w:val="22"/>
         </w:rPr>
       </w:pPr>
-      <w:hyperlink w:anchor="_Toc493943524" w:history="1">
+      <w:hyperlink w:anchor="_Toc494116619" w:history="1">
         <w:r>
           <w:rPr>
             <w:rStyle w:val="Hyperlink"/>
@@ -2057,7 +2065,7 @@
             <w:noProof/>
             <w:webHidden/>
           </w:rPr>
-          <w:instrText xml:space="preserve"> PAGEREF _Toc493943524 \h </w:instrText>
+          <w:instrText xml:space="preserve"> PAGEREF _Toc494116619 \h </w:instrText>
         </w:r>
         <w:r>
           <w:rPr>
@@ -2077,7 +2085,7 @@
             <w:noProof/>
             <w:webHidden/>
           </w:rPr>
-          <w:t>12</w:t>
+          <w:t>13</w:t>
         </w:r>
         <w:r>
           <w:rPr>
@@ -2100,7 +2108,7 @@
           <w:szCs w:val="22"/>
         </w:rPr>
       </w:pPr>
-      <w:hyperlink w:anchor="_Toc493943525" w:history="1">
+      <w:hyperlink w:anchor="_Toc494116620" w:history="1">
         <w:r>
           <w:rPr>
             <w:rStyle w:val="Hyperlink"/>
@@ -2137,7 +2145,7 @@
             <w:noProof/>
             <w:webHidden/>
           </w:rPr>
-          <w:instrText xml:space="preserve"> PAGEREF _Toc493943525 \h </w:instrText>
+          <w:instrText xml:space="preserve"> PAGEREF _Toc494116620 \h </w:instrText>
         </w:r>
         <w:r>
           <w:rPr>
@@ -2157,7 +2165,7 @@
             <w:noProof/>
             <w:webHidden/>
           </w:rPr>
-          <w:t>12</w:t>
+          <w:t>13</w:t>
         </w:r>
         <w:r>
           <w:rPr>
@@ -2180,7 +2188,7 @@
           <w:szCs w:val="22"/>
         </w:rPr>
       </w:pPr>
-      <w:hyperlink w:anchor="_Toc493943526" w:history="1">
+      <w:hyperlink w:anchor="_Toc494116621" w:history="1">
         <w:r>
           <w:rPr>
             <w:rStyle w:val="Hyperlink"/>
@@ -2224,7 +2232,7 @@
             <w:noProof/>
             <w:webHidden/>
           </w:rPr>
-          <w:instrText xml:space="preserve"> PAGEREF _Toc493943526 \h </w:instrText>
+          <w:instrText xml:space="preserve"> PAGEREF _Toc494116621 \h </w:instrText>
         </w:r>
         <w:r>
           <w:rPr>
@@ -2244,7 +2252,7 @@
             <w:noProof/>
             <w:webHidden/>
           </w:rPr>
-          <w:t>14</w:t>
+          <w:t>15</w:t>
         </w:r>
         <w:r>
           <w:rPr>
@@ -2267,7 +2275,7 @@
           <w:szCs w:val="22"/>
         </w:rPr>
       </w:pPr>
-      <w:hyperlink w:anchor="_Toc493943527" w:history="1">
+      <w:hyperlink w:anchor="_Toc494116622" w:history="1">
         <w:r>
           <w:rPr>
             <w:rStyle w:val="Hyperlink"/>
@@ -2302,7 +2310,7 @@
             <w:noProof/>
             <w:webHidden/>
           </w:rPr>
-          <w:instrText xml:space="preserve"> PAGEREF _Toc493943527 \h </w:instrText>
+          <w:instrText xml:space="preserve"> PAGEREF _Toc494116622 \h </w:instrText>
         </w:r>
         <w:r>
           <w:rPr>
@@ -2322,7 +2330,85 @@
             <w:noProof/>
             <w:webHidden/>
           </w:rPr>
-          <w:t>15</w:t>
+          <w:t>16</w:t>
+        </w:r>
+        <w:r>
+          <w:rPr>
+            <w:noProof/>
+            <w:webHidden/>
+          </w:rPr>
+          <w:fldChar w:fldCharType="end"/>
+        </w:r>
+      </w:hyperlink>
+    </w:p>
+    <w:p>
+      <w:pPr>
+        <w:pStyle w:val="TOC5"/>
+        <w:tabs>
+          <w:tab w:val="right" w:leader="dot" w:pos="8296"/>
+        </w:tabs>
+        <w:rPr>
+          <w:noProof/>
+          <w:sz w:val="21"/>
+          <w:szCs w:val="22"/>
+        </w:rPr>
+      </w:pPr>
+      <w:hyperlink w:anchor="_Toc494116623" w:history="1">
+        <w:r>
+          <w:rPr>
+            <w:rStyle w:val="Hyperlink"/>
+            <w:noProof/>
+          </w:rPr>
+          <w:t>--catalogaddr</w:t>
+        </w:r>
+        <w:r>
+          <w:rPr>
+            <w:rStyle w:val="Hyperlink"/>
+            <w:rFonts w:hint="eastAsia"/>
+            <w:noProof/>
+          </w:rPr>
+          <w:t>：指定编目节点的地址</w:t>
+        </w:r>
+        <w:r>
+          <w:rPr>
+            <w:noProof/>
+            <w:webHidden/>
+          </w:rPr>
+          <w:tab/>
+        </w:r>
+        <w:r>
+          <w:rPr>
+            <w:noProof/>
+            <w:webHidden/>
+          </w:rPr>
+          <w:fldChar w:fldCharType="begin"/>
+        </w:r>
+        <w:r>
+          <w:rPr>
+            <w:noProof/>
+            <w:webHidden/>
+          </w:rPr>
+          <w:instrText xml:space="preserve"> PAGEREF _Toc494116623 \h </w:instrText>
+        </w:r>
+        <w:r>
+          <w:rPr>
+            <w:noProof/>
+            <w:webHidden/>
+          </w:rPr>
+        </w:r>
+        <w:r>
+          <w:rPr>
+            <w:noProof/>
+            <w:webHidden/>
+          </w:rPr>
+          <w:fldChar w:fldCharType="separate"/>
+        </w:r>
+        <w:r>
+          <w:rPr>
+            <w:noProof/>
+            <w:webHidden/>
+          </w:rPr>
+          <w:t>17</w:t>
         </w:r>
         <w:r>
           <w:rPr>
@@ -2347,14 +2433,14 @@
           <w:szCs w:val="22"/>
         </w:rPr>
       </w:pPr>
-      <w:hyperlink w:anchor="_Toc493943528" w:history="1">
+      <w:hyperlink w:anchor="_Toc494116624" w:history="1">
         <w:r>
           <w:rPr>
             <w:rStyle w:val="Hyperlink"/>
             <w:rFonts w:hint="eastAsia"/>
             <w:noProof/>
           </w:rPr>
-          <w:t>附录：</w:t>
+          <w:t>认为无问题的配置：</w:t>
         </w:r>
         <w:r>
           <w:rPr>
@@ -2375,7 +2461,7 @@
             <w:noProof/>
             <w:webHidden/>
           </w:rPr>
-          <w:instrText xml:space="preserve"> PAGEREF _Toc493943528 \h </w:instrText>
+          <w:instrText xml:space="preserve"> PAGEREF _Toc494116624 \h </w:instrText>
         </w:r>
         <w:r>
           <w:rPr>
@@ -2395,7 +2481,7 @@
             <w:noProof/>
             <w:webHidden/>
           </w:rPr>
-          <w:t>16</w:t>
+          <w:t>20</w:t>
         </w:r>
         <w:r>
           <w:rPr>
@@ -2418,13 +2504,20 @@
           <w:szCs w:val="22"/>
         </w:rPr>
       </w:pPr>
-      <w:hyperlink w:anchor="_Toc493943529" w:history="1">
+      <w:hyperlink w:anchor="_Toc494116625" w:history="1">
         <w:r>
           <w:rPr>
             <w:rStyle w:val="Hyperlink"/>
             <w:noProof/>
           </w:rPr>
-          <w:t>SequoiaDB</w:t>
+          <w:t>--</w:t>
+        </w:r>
+        <w:r>
+          <w:rPr>
+            <w:rStyle w:val="Hyperlink"/>
+            <w:noProof/>
+          </w:rPr>
+          <w:t>maxsubquery</w:t>
         </w:r>
         <w:r>
           <w:rPr>
@@ -2432,6 +2525,629 @@
             <w:rFonts w:hint="eastAsia"/>
             <w:noProof/>
           </w:rPr>
+          <w:t>：查询任务的最大分解子查询数量</w:t>
+        </w:r>
+        <w:r>
+          <w:rPr>
+            <w:noProof/>
+            <w:webHidden/>
+          </w:rPr>
+          <w:tab/>
+        </w:r>
+        <w:r>
+          <w:rPr>
+            <w:noProof/>
+            <w:webHidden/>
+          </w:rPr>
+          <w:fldChar w:fldCharType="begin"/>
+        </w:r>
+        <w:r>
+          <w:rPr>
+            <w:noProof/>
+            <w:webHidden/>
+          </w:rPr>
+          <w:instrText xml:space="preserve"> PAGEREF _Toc494116625 \h </w:instrText>
+        </w:r>
+        <w:r>
+          <w:rPr>
+            <w:noProof/>
+            <w:webHidden/>
+          </w:rPr>
+        </w:r>
+        <w:r>
+          <w:rPr>
+            <w:noProof/>
+            <w:webHidden/>
+          </w:rPr>
+          <w:fldChar w:fldCharType="separate"/>
+        </w:r>
+        <w:r>
+          <w:rPr>
+            <w:noProof/>
+            <w:webHidden/>
+          </w:rPr>
+          <w:t>20</w:t>
+        </w:r>
+        <w:r>
+          <w:rPr>
+            <w:noProof/>
+            <w:webHidden/>
+          </w:rPr>
+          <w:fldChar w:fldCharType="end"/>
+        </w:r>
+      </w:hyperlink>
+    </w:p>
+    <w:p>
+      <w:pPr>
+        <w:pStyle w:val="TOC5"/>
+        <w:tabs>
+          <w:tab w:val="right" w:leader="dot" w:pos="8296"/>
+        </w:tabs>
+        <w:rPr>
+          <w:noProof/>
+          <w:sz w:val="21"/>
+          <w:szCs w:val="22"/>
+        </w:rPr>
+      </w:pPr>
+      <w:hyperlink w:anchor="_Toc494116626" w:history="1">
+        <w:r>
+          <w:rPr>
+            <w:rStyle w:val="Hyperlink"/>
+            <w:noProof/>
+          </w:rPr>
+          <w:t>--</w:t>
+        </w:r>
+        <w:r>
+          <w:rPr>
+            <w:rStyle w:val="Hyperlink"/>
+            <w:noProof/>
+            <w:kern w:val="0"/>
+          </w:rPr>
+          <w:t>maxreplsync</w:t>
+        </w:r>
+        <w:r>
+          <w:rPr>
+            <w:rStyle w:val="Hyperlink"/>
+            <w:rFonts w:hint="eastAsia"/>
+            <w:noProof/>
+            <w:kern w:val="0"/>
+          </w:rPr>
+          <w:t>：日志同步最大并发数量</w:t>
+        </w:r>
+        <w:r>
+          <w:rPr>
+            <w:noProof/>
+            <w:webHidden/>
+          </w:rPr>
+          <w:tab/>
+        </w:r>
+        <w:r>
+          <w:rPr>
+            <w:noProof/>
+            <w:webHidden/>
+          </w:rPr>
+          <w:fldChar w:fldCharType="begin"/>
+        </w:r>
+        <w:r>
+          <w:rPr>
+            <w:noProof/>
+            <w:webHidden/>
+          </w:rPr>
+          <w:instrText xml:space="preserve"> PAGEREF _Toc494116626 \h </w:instrText>
+        </w:r>
+        <w:r>
+          <w:rPr>
+            <w:noProof/>
+            <w:webHidden/>
+          </w:rPr>
+        </w:r>
+        <w:r>
+          <w:rPr>
+            <w:noProof/>
+            <w:webHidden/>
+          </w:rPr>
+          <w:fldChar w:fldCharType="separate"/>
+        </w:r>
+        <w:r>
+          <w:rPr>
+            <w:noProof/>
+            <w:webHidden/>
+          </w:rPr>
+          <w:t>22</w:t>
+        </w:r>
+        <w:r>
+          <w:rPr>
+            <w:noProof/>
+            <w:webHidden/>
+          </w:rPr>
+          <w:fldChar w:fldCharType="end"/>
+        </w:r>
+      </w:hyperlink>
+    </w:p>
+    <w:p>
+      <w:pPr>
+        <w:pStyle w:val="TOC5"/>
+        <w:tabs>
+          <w:tab w:val="right" w:leader="dot" w:pos="8296"/>
+        </w:tabs>
+        <w:rPr>
+          <w:noProof/>
+          <w:sz w:val="21"/>
+          <w:szCs w:val="22"/>
+        </w:rPr>
+      </w:pPr>
+      <w:hyperlink w:anchor="_Toc494116627" w:history="1">
+        <w:r>
+          <w:rPr>
+            <w:rStyle w:val="Hyperlink"/>
+            <w:noProof/>
+          </w:rPr>
+          <w:t>--indexscanstep</w:t>
+        </w:r>
+        <w:r>
+          <w:rPr>
+            <w:rStyle w:val="Hyperlink"/>
+            <w:rFonts w:hint="eastAsia"/>
+            <w:noProof/>
+          </w:rPr>
+          <w:t>：索引扫描步长</w:t>
+        </w:r>
+        <w:r>
+          <w:rPr>
+            <w:noProof/>
+            <w:webHidden/>
+          </w:rPr>
+          <w:tab/>
+        </w:r>
+        <w:r>
+          <w:rPr>
+            <w:noProof/>
+            <w:webHidden/>
+          </w:rPr>
+          <w:fldChar w:fldCharType="begin"/>
+        </w:r>
+        <w:r>
+          <w:rPr>
+            <w:noProof/>
+            <w:webHidden/>
+          </w:rPr>
+          <w:instrText xml:space="preserve"> PAGEREF _Toc494116627 \h </w:instrText>
+        </w:r>
+        <w:r>
+          <w:rPr>
+            <w:noProof/>
+            <w:webHidden/>
+          </w:rPr>
+        </w:r>
+        <w:r>
+          <w:rPr>
+            <w:noProof/>
+            <w:webHidden/>
+          </w:rPr>
+          <w:fldChar w:fldCharType="separate"/>
+        </w:r>
+        <w:r>
+          <w:rPr>
+            <w:noProof/>
+            <w:webHidden/>
+          </w:rPr>
+          <w:t>22</w:t>
+        </w:r>
+        <w:r>
+          <w:rPr>
+            <w:noProof/>
+            <w:webHidden/>
+          </w:rPr>
+          <w:fldChar w:fldCharType="end"/>
+        </w:r>
+      </w:hyperlink>
+    </w:p>
+    <w:p>
+      <w:pPr>
+        <w:pStyle w:val="TOC5"/>
+        <w:tabs>
+          <w:tab w:val="right" w:leader="dot" w:pos="8296"/>
+        </w:tabs>
+        <w:rPr>
+          <w:noProof/>
+          <w:sz w:val="21"/>
+          <w:szCs w:val="22"/>
+        </w:rPr>
+      </w:pPr>
+      <w:hyperlink w:anchor="_Toc494116628" w:history="1">
+        <w:r>
+          <w:rPr>
+            <w:rStyle w:val="Hyperlink"/>
+            <w:noProof/>
+          </w:rPr>
+          <w:t>--auth</w:t>
+        </w:r>
+        <w:r>
+          <w:rPr>
+            <w:rStyle w:val="Hyperlink"/>
+            <w:rFonts w:hint="eastAsia"/>
+            <w:noProof/>
+          </w:rPr>
+          <w:t>：开启鉴权功能</w:t>
+        </w:r>
+        <w:r>
+          <w:rPr>
+            <w:noProof/>
+            <w:webHidden/>
+          </w:rPr>
+          <w:tab/>
+        </w:r>
+        <w:r>
+          <w:rPr>
+            <w:noProof/>
+            <w:webHidden/>
+          </w:rPr>
+          <w:fldChar w:fldCharType="begin"/>
+        </w:r>
+        <w:r>
+          <w:rPr>
+            <w:noProof/>
+            <w:webHidden/>
+          </w:rPr>
+          <w:instrText xml:space="preserve"> PAGEREF _Toc494116628 \h </w:instrText>
+        </w:r>
+        <w:r>
+          <w:rPr>
+            <w:noProof/>
+            <w:webHidden/>
+          </w:rPr>
+        </w:r>
+        <w:r>
+          <w:rPr>
+            <w:noProof/>
+            <w:webHidden/>
+          </w:rPr>
+          <w:fldChar w:fldCharType="separate"/>
+        </w:r>
+        <w:r>
+          <w:rPr>
+            <w:noProof/>
+            <w:webHidden/>
+          </w:rPr>
+          <w:t>23</w:t>
+        </w:r>
+        <w:r>
+          <w:rPr>
+            <w:noProof/>
+            <w:webHidden/>
+          </w:rPr>
+          <w:fldChar w:fldCharType="end"/>
+        </w:r>
+      </w:hyperlink>
+    </w:p>
+    <w:p>
+      <w:pPr>
+        <w:pStyle w:val="TOC3"/>
+        <w:tabs>
+          <w:tab w:val="right" w:leader="dot" w:pos="8296"/>
+        </w:tabs>
+        <w:rPr>
+          <w:i w:val="0"/>
+          <w:iCs w:val="0"/>
+          <w:noProof/>
+          <w:sz w:val="21"/>
+          <w:szCs w:val="22"/>
+        </w:rPr>
+      </w:pPr>
+      <w:hyperlink w:anchor="_Toc494116629" w:history="1">
+        <w:r>
+          <w:rPr>
+            <w:rStyle w:val="Hyperlink"/>
+            <w:rFonts w:hint="eastAsia"/>
+            <w:noProof/>
+          </w:rPr>
+          <w:t>准备取消动态生效的配置：</w:t>
+        </w:r>
+        <w:r>
+          <w:rPr>
+            <w:noProof/>
+            <w:webHidden/>
+          </w:rPr>
+          <w:tab/>
+        </w:r>
+        <w:r>
+          <w:rPr>
+            <w:noProof/>
+            <w:webHidden/>
+          </w:rPr>
+          <w:fldChar w:fldCharType="begin"/>
+        </w:r>
+        <w:r>
+          <w:rPr>
+            <w:noProof/>
+            <w:webHidden/>
+          </w:rPr>
+          <w:instrText xml:space="preserve"> PAGEREF _Toc494116629 \h </w:instrText>
+        </w:r>
+        <w:r>
+          <w:rPr>
+            <w:noProof/>
+            <w:webHidden/>
+          </w:rPr>
+        </w:r>
+        <w:r>
+          <w:rPr>
+            <w:noProof/>
+            <w:webHidden/>
+          </w:rPr>
+          <w:fldChar w:fldCharType="separate"/>
+        </w:r>
+        <w:r>
+          <w:rPr>
+            <w:noProof/>
+            <w:webHidden/>
+          </w:rPr>
+          <w:t>24</w:t>
+        </w:r>
+        <w:r>
+          <w:rPr>
+            <w:noProof/>
+            <w:webHidden/>
+          </w:rPr>
+          <w:fldChar w:fldCharType="end"/>
+        </w:r>
+      </w:hyperlink>
+    </w:p>
+    <w:p>
+      <w:pPr>
+        <w:pStyle w:val="TOC5"/>
+        <w:tabs>
+          <w:tab w:val="right" w:leader="dot" w:pos="8296"/>
+        </w:tabs>
+        <w:rPr>
+          <w:noProof/>
+          <w:sz w:val="21"/>
+          <w:szCs w:val="22"/>
+        </w:rPr>
+      </w:pPr>
+      <w:hyperlink w:anchor="_Toc494116630" w:history="1">
+        <w:r>
+          <w:rPr>
+            <w:rStyle w:val="Hyperlink"/>
+            <w:noProof/>
+          </w:rPr>
+          <w:t>--archiveon</w:t>
+        </w:r>
+        <w:r>
+          <w:rPr>
+            <w:rStyle w:val="Hyperlink"/>
+            <w:rFonts w:hint="eastAsia"/>
+            <w:noProof/>
+          </w:rPr>
+          <w:t>：开启复制日志归档功能</w:t>
+        </w:r>
+        <w:r>
+          <w:rPr>
+            <w:noProof/>
+            <w:webHidden/>
+          </w:rPr>
+          <w:tab/>
+        </w:r>
+        <w:r>
+          <w:rPr>
+            <w:noProof/>
+            <w:webHidden/>
+          </w:rPr>
+          <w:fldChar w:fldCharType="begin"/>
+        </w:r>
+        <w:r>
+          <w:rPr>
+            <w:noProof/>
+            <w:webHidden/>
+          </w:rPr>
+          <w:instrText xml:space="preserve"> PAGEREF _Toc494116630 \h </w:instrText>
+        </w:r>
+        <w:r>
+          <w:rPr>
+            <w:noProof/>
+            <w:webHidden/>
+          </w:rPr>
+        </w:r>
+        <w:r>
+          <w:rPr>
+            <w:noProof/>
+            <w:webHidden/>
+          </w:rPr>
+          <w:fldChar w:fldCharType="separate"/>
+        </w:r>
+        <w:r>
+          <w:rPr>
+            <w:noProof/>
+            <w:webHidden/>
+          </w:rPr>
+          <w:t>24</w:t>
+        </w:r>
+        <w:r>
+          <w:rPr>
+            <w:noProof/>
+            <w:webHidden/>
+          </w:rPr>
+          <w:fldChar w:fldCharType="end"/>
+        </w:r>
+      </w:hyperlink>
+    </w:p>
+    <w:p>
+      <w:pPr>
+        <w:pStyle w:val="TOC5"/>
+        <w:tabs>
+          <w:tab w:val="right" w:leader="dot" w:pos="8296"/>
+        </w:tabs>
+        <w:rPr>
+          <w:noProof/>
+          <w:sz w:val="21"/>
+          <w:szCs w:val="22"/>
+        </w:rPr>
+      </w:pPr>
+      <w:hyperlink w:anchor="_Toc494116631" w:history="1">
+        <w:r>
+          <w:rPr>
+            <w:rStyle w:val="Hyperlink"/>
+            <w:noProof/>
+          </w:rPr>
+          <w:t>--archivepath</w:t>
+        </w:r>
+        <w:r>
+          <w:rPr>
+            <w:rStyle w:val="Hyperlink"/>
+            <w:rFonts w:hint="eastAsia"/>
+            <w:noProof/>
+          </w:rPr>
+          <w:t>：指定归档日志的路径</w:t>
+        </w:r>
+        <w:r>
+          <w:rPr>
+            <w:noProof/>
+            <w:webHidden/>
+          </w:rPr>
+          <w:tab/>
+        </w:r>
+        <w:r>
+          <w:rPr>
+            <w:noProof/>
+            <w:webHidden/>
+          </w:rPr>
+          <w:fldChar w:fldCharType="begin"/>
+        </w:r>
+        <w:r>
+          <w:rPr>
+            <w:noProof/>
+            <w:webHidden/>
+          </w:rPr>
+          <w:instrText xml:space="preserve"> PAGEREF _Toc494116631 \h </w:instrText>
+        </w:r>
+        <w:r>
+          <w:rPr>
+            <w:noProof/>
+            <w:webHidden/>
+          </w:rPr>
+        </w:r>
+        <w:r>
+          <w:rPr>
+            <w:noProof/>
+            <w:webHidden/>
+          </w:rPr>
+          <w:fldChar w:fldCharType="separate"/>
+        </w:r>
+        <w:r>
+          <w:rPr>
+            <w:noProof/>
+            <w:webHidden/>
+          </w:rPr>
+          <w:t>24</w:t>
+        </w:r>
+        <w:r>
+          <w:rPr>
+            <w:noProof/>
+            <w:webHidden/>
+          </w:rPr>
+          <w:fldChar w:fldCharType="end"/>
+        </w:r>
+      </w:hyperlink>
+    </w:p>
+    <w:p>
+      <w:pPr>
+        <w:pStyle w:val="TOC3"/>
+        <w:tabs>
+          <w:tab w:val="right" w:leader="dot" w:pos="8296"/>
+        </w:tabs>
+        <w:rPr>
+          <w:i w:val="0"/>
+          <w:iCs w:val="0"/>
+          <w:noProof/>
+          <w:sz w:val="21"/>
+          <w:szCs w:val="22"/>
+        </w:rPr>
+      </w:pPr>
+      <w:hyperlink w:anchor="_Toc494116632" w:history="1">
+        <w:r>
+          <w:rPr>
+            <w:rStyle w:val="Hyperlink"/>
+            <w:rFonts w:hint="eastAsia"/>
+            <w:noProof/>
+          </w:rPr>
+          <w:t>附录：</w:t>
+        </w:r>
+        <w:r>
+          <w:rPr>
+            <w:noProof/>
+            <w:webHidden/>
+          </w:rPr>
+          <w:tab/>
+        </w:r>
+        <w:r>
+          <w:rPr>
+            <w:noProof/>
+            <w:webHidden/>
+          </w:rPr>
+          <w:fldChar w:fldCharType="begin"/>
+        </w:r>
+        <w:r>
+          <w:rPr>
+            <w:noProof/>
+            <w:webHidden/>
+          </w:rPr>
+          <w:instrText xml:space="preserve"> PAGEREF _Toc494116632 \h </w:instrText>
+        </w:r>
+        <w:r>
+          <w:rPr>
+            <w:noProof/>
+            <w:webHidden/>
+          </w:rPr>
+        </w:r>
+        <w:r>
+          <w:rPr>
+            <w:noProof/>
+            <w:webHidden/>
+          </w:rPr>
+          <w:fldChar w:fldCharType="separate"/>
+        </w:r>
+        <w:r>
+          <w:rPr>
+            <w:noProof/>
+            <w:webHidden/>
+          </w:rPr>
+          <w:t>24</w:t>
+        </w:r>
+        <w:r>
+          <w:rPr>
+            <w:noProof/>
+            <w:webHidden/>
+          </w:rPr>
+          <w:fldChar w:fldCharType="end"/>
+        </w:r>
+      </w:hyperlink>
+    </w:p>
+    <w:p>
+      <w:pPr>
+        <w:pStyle w:val="TOC5"/>
+        <w:tabs>
+          <w:tab w:val="right" w:leader="dot" w:pos="8296"/>
+        </w:tabs>
+        <w:rPr>
+          <w:noProof/>
+          <w:sz w:val="21"/>
+          <w:szCs w:val="22"/>
+        </w:rPr>
+      </w:pPr>
+      <w:hyperlink w:anchor="_Toc494116633" w:history="1">
+        <w:r>
+          <w:rPr>
+            <w:rStyle w:val="Hyperlink"/>
+            <w:noProof/>
+          </w:rPr>
+          <w:t>SequoiaDB</w:t>
+        </w:r>
+        <w:r>
+          <w:rPr>
+            <w:rStyle w:val="Hyperlink"/>
+            <w:rFonts w:hint="eastAsia"/>
+            <w:noProof/>
+          </w:rPr>
           <w:t>更新配置的机制简介：</w:t>
         </w:r>
         <w:r>
@@ -2453,7 +3169,7 @@
             <w:noProof/>
             <w:webHidden/>
           </w:rPr>
-          <w:instrText xml:space="preserve"> PAGEREF _Toc493943529 \h </w:instrText>
+          <w:instrText xml:space="preserve"> PAGEREF _Toc494116633 \h </w:instrText>
         </w:r>
         <w:r>
           <w:rPr>
@@ -2473,7 +3189,7 @@
             <w:noProof/>
             <w:webHidden/>
           </w:rPr>
-          <w:t>16</w:t>
+          <w:t>24</w:t>
         </w:r>
         <w:r>
           <w:rPr>
@@ -2485,38 +3201,11 @@
       </w:hyperlink>
     </w:p>
     <w:p>
-      <w:pPr>
-        <w:rPr>
-          <w:rFonts w:hint="eastAsia"/>
-        </w:rPr>
-      </w:pPr>
       <w:r>
         <w:fldChar w:fldCharType="end"/>
       </w:r>
     </w:p>
-    <w:p>
-      <w:pPr>
-        <w:rPr>
-          <w:rFonts w:hint="eastAsia"/>
-        </w:rPr>
-      </w:pPr>
-    </w:p>
-    <w:p>
-      <w:pPr>
-        <w:widowControl/>
-        <w:jc w:val="left"/>
-      </w:pPr>
-      <w:r>
-        <w:br w:type="page"/>
-      </w:r>
-    </w:p>
-    <w:p>
-      <w:pPr>
-        <w:rPr>
-          <w:rFonts w:hint="eastAsia"/>
-        </w:rPr>
-      </w:pPr>
-    </w:p>
+    <w:p/>
     <w:p>
       <w:pPr>
         <w:pStyle w:val="Heading2"/>
@@ -2525,6 +3214,7 @@
       <w:bookmarkStart w:id="3" w:name="_Toc493942949"/>
       <w:bookmarkStart w:id="4" w:name="_Toc493943251"/>
       <w:bookmarkStart w:id="5" w:name="_Toc493943500"/>
+      <w:bookmarkStart w:id="6" w:name="_Toc494116595"/>
       <w:r>
         <w:rPr>
           <w:rFonts w:hint="eastAsia"/>
@@ -2543,19 +3233,20 @@
       <w:bookmarkEnd w:id="3"/>
       <w:bookmarkEnd w:id="4"/>
       <w:bookmarkEnd w:id="5"/>
+      <w:bookmarkEnd w:id="6"/>
     </w:p>
     <w:p>
       <w:pPr>
         <w:pStyle w:val="Heading5"/>
         <w:rPr>
-          <w:rFonts w:hint="eastAsia"/>
-          <w:color w:val="000000" w:themeColor="text1"/>
-        </w:rPr>
-      </w:pPr>
-      <w:bookmarkStart w:id="6" w:name="_Toc493942886"/>
-      <w:bookmarkStart w:id="7" w:name="_Toc493942950"/>
-      <w:bookmarkStart w:id="8" w:name="_Toc493943252"/>
-      <w:bookmarkStart w:id="9" w:name="_Toc493943501"/>
+          <w:color w:val="000000" w:themeColor="text1"/>
+        </w:rPr>
+      </w:pPr>
+      <w:bookmarkStart w:id="7" w:name="_Toc493942886"/>
+      <w:bookmarkStart w:id="8" w:name="_Toc493942950"/>
+      <w:bookmarkStart w:id="9" w:name="_Toc493943252"/>
+      <w:bookmarkStart w:id="10" w:name="_Toc493943501"/>
+      <w:bookmarkStart w:id="11" w:name="_Toc494116596"/>
       <w:r>
         <w:rPr>
           <w:rFonts w:cs="宋体"/>
@@ -2597,78 +3288,76 @@
         </w:rPr>
         <w:t>的最大数量。</w:t>
       </w:r>
-      <w:bookmarkEnd w:id="6"/>
       <w:bookmarkEnd w:id="7"/>
       <w:bookmarkEnd w:id="8"/>
       <w:bookmarkEnd w:id="9"/>
-    </w:p>
-    <w:p>
-      <w:pPr>
-        <w:pStyle w:val="Heading5"/>
-        <w:rPr>
-          <w:rFonts w:hint="eastAsia"/>
-        </w:rPr>
-      </w:pPr>
-      <w:bookmarkStart w:id="10" w:name="_Toc493942887"/>
-      <w:bookmarkStart w:id="11" w:name="_Toc493942951"/>
-      <w:bookmarkStart w:id="12" w:name="_Toc493943253"/>
-      <w:bookmarkStart w:id="13" w:name="_Toc493943502"/>
-      <w:r>
-        <w:rPr>
-          <w:rFonts w:cs="宋体"/>
-          <w:color w:val="000000" w:themeColor="text1"/>
-        </w:rPr>
-        <w:t>--</w:t>
-      </w:r>
-      <w:proofErr w:type="spellStart"/>
-      <w:r>
-        <w:rPr>
-          <w:rFonts w:hint="eastAsia"/>
-        </w:rPr>
-        <w:t>auditnum</w:t>
-      </w:r>
-      <w:proofErr w:type="spellEnd"/>
-      <w:r>
-        <w:rPr>
-          <w:rFonts w:hint="eastAsia"/>
-        </w:rPr>
-        <w:t>：</w:t>
-      </w:r>
-      <w:r>
-        <w:rPr>
-          <w:rFonts w:hint="eastAsia"/>
-        </w:rPr>
-        <w:t>用于决定审计日志</w:t>
-      </w:r>
-      <w:r>
-        <w:rPr>
-          <w:rFonts w:hint="eastAsia"/>
-        </w:rPr>
-        <w:t>文件</w:t>
-      </w:r>
-      <w:r>
-        <w:rPr>
-          <w:rFonts w:hint="eastAsia"/>
-        </w:rPr>
-        <w:t>的最大数量。</w:t>
-      </w:r>
       <w:bookmarkEnd w:id="10"/>
       <w:bookmarkEnd w:id="11"/>
+    </w:p>
+    <w:p>
+      <w:pPr>
+        <w:pStyle w:val="Heading5"/>
+      </w:pPr>
+      <w:bookmarkStart w:id="12" w:name="_Toc493942887"/>
+      <w:bookmarkStart w:id="13" w:name="_Toc493942951"/>
+      <w:bookmarkStart w:id="14" w:name="_Toc493943253"/>
+      <w:bookmarkStart w:id="15" w:name="_Toc493943502"/>
+      <w:bookmarkStart w:id="16" w:name="_Toc494116597"/>
+      <w:r>
+        <w:rPr>
+          <w:rFonts w:cs="宋体"/>
+          <w:color w:val="000000" w:themeColor="text1"/>
+        </w:rPr>
+        <w:t>--</w:t>
+      </w:r>
+      <w:proofErr w:type="spellStart"/>
+      <w:r>
+        <w:rPr>
+          <w:rFonts w:hint="eastAsia"/>
+        </w:rPr>
+        <w:t>auditnum</w:t>
+      </w:r>
+      <w:proofErr w:type="spellEnd"/>
+      <w:r>
+        <w:rPr>
+          <w:rFonts w:hint="eastAsia"/>
+        </w:rPr>
+        <w:t>：</w:t>
+      </w:r>
+      <w:r>
+        <w:rPr>
+          <w:rFonts w:hint="eastAsia"/>
+        </w:rPr>
+        <w:t>用于决定审计日志</w:t>
+      </w:r>
+      <w:r>
+        <w:rPr>
+          <w:rFonts w:hint="eastAsia"/>
+        </w:rPr>
+        <w:t>文件</w:t>
+      </w:r>
+      <w:r>
+        <w:rPr>
+          <w:rFonts w:hint="eastAsia"/>
+        </w:rPr>
+        <w:t>的最大数量。</w:t>
+      </w:r>
       <w:bookmarkEnd w:id="12"/>
       <w:bookmarkEnd w:id="13"/>
-    </w:p>
-    <w:p>
-      <w:pPr>
-        <w:rPr>
-          <w:rFonts w:hint="eastAsia"/>
-          <w:szCs w:val="21"/>
-        </w:rPr>
-      </w:pPr>
-    </w:p>
-    <w:p>
-      <w:pPr>
-        <w:rPr>
-          <w:rFonts w:hint="eastAsia"/>
+      <w:bookmarkEnd w:id="14"/>
+      <w:bookmarkEnd w:id="15"/>
+      <w:bookmarkEnd w:id="16"/>
+    </w:p>
+    <w:p>
+      <w:pPr>
+        <w:rPr>
+          <w:szCs w:val="21"/>
+        </w:rPr>
+      </w:pPr>
+    </w:p>
+    <w:p>
+      <w:pPr>
+        <w:rPr>
           <w:szCs w:val="21"/>
         </w:rPr>
       </w:pPr>
@@ -2682,11 +3371,6 @@
       </w:r>
     </w:p>
     <w:p>
-      <w:pPr>
-        <w:rPr>
-          <w:rFonts w:hint="eastAsia"/>
-        </w:rPr>
-      </w:pPr>
       <w:r>
         <w:rPr>
           <w:rFonts w:hint="eastAsia"/>
@@ -2740,11 +3424,6 @@
       </w:r>
     </w:p>
     <w:p>
-      <w:pPr>
-        <w:rPr>
-          <w:rFonts w:hint="eastAsia"/>
-        </w:rPr>
-      </w:pPr>
       <w:r>
         <w:rPr>
           <w:rFonts w:hint="eastAsia"/>
@@ -2815,12 +3494,10 @@
       </w:r>
     </w:p>
     <w:p>
-      <w:pPr>
-        <w:rPr>
-          <w:rFonts w:hint="eastAsia"/>
-        </w:rPr>
-      </w:pPr>
-      <w:r>
+      <w:r>
+        <w:rPr>
+          <w:noProof/>
+        </w:rPr>
         <w:drawing>
           <wp:inline distT="0" distB="0" distL="114300" distR="114300">
             <wp:extent cx="4648200" cy="844550"/>
@@ -2864,19 +3541,8 @@
         </w:drawing>
       </w:r>
     </w:p>
-    <w:p>
-      <w:pPr>
-        <w:rPr>
-          <w:rFonts w:hint="eastAsia"/>
-        </w:rPr>
-      </w:pPr>
-    </w:p>
-    <w:p>
-      <w:pPr>
-        <w:rPr>
-          <w:rFonts w:hint="eastAsia"/>
-        </w:rPr>
-      </w:pPr>
+    <w:p/>
+    <w:p>
       <w:r>
         <w:rPr>
           <w:rFonts w:hint="eastAsia"/>
@@ -2891,11 +3557,6 @@
       </w:r>
     </w:p>
     <w:p>
-      <w:pPr>
-        <w:rPr>
-          <w:rFonts w:hint="eastAsia"/>
-        </w:rPr>
-      </w:pPr>
       <w:r>
         <w:rPr>
           <w:rFonts w:hint="eastAsia"/>
@@ -2958,12 +3619,10 @@
       </w:r>
     </w:p>
     <w:p>
-      <w:pPr>
-        <w:rPr>
-          <w:rFonts w:hint="eastAsia"/>
-        </w:rPr>
-      </w:pPr>
-      <w:r>
+      <w:r>
+        <w:rPr>
+          <w:noProof/>
+        </w:rPr>
         <w:drawing>
           <wp:inline distT="0" distB="0" distL="114300" distR="114300">
             <wp:extent cx="3530600" cy="1168400"/>
@@ -3008,11 +3667,6 @@
       </w:r>
     </w:p>
     <w:p>
-      <w:pPr>
-        <w:rPr>
-          <w:rFonts w:hint="eastAsia"/>
-        </w:rPr>
-      </w:pPr>
       <w:r>
         <w:rPr>
           <w:rFonts w:hint="eastAsia"/>
@@ -3092,11 +3746,6 @@
       </w:r>
     </w:p>
     <w:p>
-      <w:pPr>
-        <w:rPr>
-          <w:rFonts w:hint="eastAsia"/>
-        </w:rPr>
-      </w:pPr>
       <w:r>
         <w:rPr>
           <w:rFonts w:hint="eastAsia"/>
@@ -3181,37 +3830,20 @@
         <w:t>时，自动移除超过设定值的最早的日志。</w:t>
       </w:r>
     </w:p>
-    <w:p>
-      <w:pPr>
-        <w:rPr>
-          <w:rFonts w:hint="eastAsia"/>
-        </w:rPr>
-      </w:pPr>
-    </w:p>
-    <w:p>
-      <w:pPr>
-        <w:rPr>
-          <w:rFonts w:hint="eastAsia"/>
-        </w:rPr>
-      </w:pPr>
-    </w:p>
-    <w:p>
-      <w:pPr>
-        <w:rPr>
-          <w:rFonts w:hint="eastAsia"/>
-        </w:rPr>
-      </w:pPr>
-    </w:p>
+    <w:p/>
+    <w:p/>
+    <w:p/>
     <w:p>
       <w:pPr>
         <w:pStyle w:val="Heading2"/>
       </w:pPr>
-      <w:bookmarkStart w:id="14" w:name="_Toc12794"/>
-      <w:bookmarkStart w:id="15" w:name="_Toc18458"/>
-      <w:bookmarkStart w:id="16" w:name="_Toc493942888"/>
-      <w:bookmarkStart w:id="17" w:name="_Toc493942952"/>
-      <w:bookmarkStart w:id="18" w:name="_Toc493943254"/>
-      <w:bookmarkStart w:id="19" w:name="_Toc493943503"/>
+      <w:bookmarkStart w:id="17" w:name="_Toc12794"/>
+      <w:bookmarkStart w:id="18" w:name="_Toc18458"/>
+      <w:bookmarkStart w:id="19" w:name="_Toc493942888"/>
+      <w:bookmarkStart w:id="20" w:name="_Toc493942952"/>
+      <w:bookmarkStart w:id="21" w:name="_Toc493943254"/>
+      <w:bookmarkStart w:id="22" w:name="_Toc493943503"/>
+      <w:bookmarkStart w:id="23" w:name="_Toc494116598"/>
       <w:r>
         <w:rPr>
           <w:rFonts w:hint="eastAsia"/>
@@ -3224,50 +3856,9 @@
         </w:rPr>
         <w:t>：</w:t>
       </w:r>
-      <w:bookmarkEnd w:id="14"/>
-      <w:bookmarkEnd w:id="15"/>
-      <w:bookmarkEnd w:id="16"/>
       <w:bookmarkEnd w:id="17"/>
       <w:bookmarkEnd w:id="18"/>
       <w:bookmarkEnd w:id="19"/>
-    </w:p>
-    <w:p>
-      <w:pPr>
-        <w:pStyle w:val="Heading5"/>
-        <w:rPr>
-          <w:rFonts w:hint="eastAsia"/>
-        </w:rPr>
-      </w:pPr>
-      <w:bookmarkStart w:id="20" w:name="_Toc493942889"/>
-      <w:bookmarkStart w:id="21" w:name="_Toc493942953"/>
-      <w:bookmarkStart w:id="22" w:name="_Toc493943255"/>
-      <w:bookmarkStart w:id="23" w:name="_Toc493943504"/>
-      <w:r>
-        <w:t>--</w:t>
-      </w:r>
-      <w:proofErr w:type="spellStart"/>
-      <w:r>
-        <w:t>dpslocal</w:t>
-      </w:r>
-      <w:proofErr w:type="spellEnd"/>
-      <w:r>
-        <w:rPr>
-          <w:rFonts w:hint="eastAsia"/>
-        </w:rPr>
-        <w:t>:</w:t>
-      </w:r>
-      <w:r>
-        <w:rPr>
-          <w:rFonts w:hint="eastAsia"/>
-        </w:rPr>
-        <w:t xml:space="preserve"> </w:t>
-      </w:r>
-      <w:r>
-        <w:rPr>
-          <w:rFonts w:hint="eastAsia"/>
-        </w:rPr>
-        <w:t>记录直连本地的操作</w:t>
-      </w:r>
       <w:bookmarkEnd w:id="20"/>
       <w:bookmarkEnd w:id="21"/>
       <w:bookmarkEnd w:id="22"/>
@@ -3275,17 +3866,58 @@
     </w:p>
     <w:p>
       <w:pPr>
-        <w:rPr>
-          <w:rFonts w:ascii="宋体" w:eastAsia="宋体" w:hAnsi="宋体" w:cs="宋体" w:hint="eastAsia"/>
-          <w:color w:val="000000" w:themeColor="text1"/>
-          <w:szCs w:val="21"/>
-        </w:rPr>
-      </w:pPr>
-    </w:p>
-    <w:p>
-      <w:pPr>
-        <w:rPr>
-          <w:rFonts w:ascii="宋体" w:eastAsia="宋体" w:hAnsi="宋体" w:cs="宋体" w:hint="eastAsia"/>
+        <w:pStyle w:val="Heading5"/>
+      </w:pPr>
+      <w:bookmarkStart w:id="24" w:name="_Toc493942889"/>
+      <w:bookmarkStart w:id="25" w:name="_Toc493942953"/>
+      <w:bookmarkStart w:id="26" w:name="_Toc493943255"/>
+      <w:bookmarkStart w:id="27" w:name="_Toc493943504"/>
+      <w:bookmarkStart w:id="28" w:name="_Toc494116599"/>
+      <w:r>
+        <w:t>--</w:t>
+      </w:r>
+      <w:proofErr w:type="spellStart"/>
+      <w:r>
+        <w:t>dpslocal</w:t>
+      </w:r>
+      <w:proofErr w:type="spellEnd"/>
+      <w:r>
+        <w:rPr>
+          <w:rFonts w:hint="eastAsia"/>
+        </w:rPr>
+        <w:t>:</w:t>
+      </w:r>
+      <w:r>
+        <w:rPr>
+          <w:rFonts w:hint="eastAsia"/>
+        </w:rPr>
+        <w:t xml:space="preserve"> </w:t>
+      </w:r>
+      <w:r>
+        <w:rPr>
+          <w:rFonts w:hint="eastAsia"/>
+        </w:rPr>
+        <w:t>记录直连本地的操作</w:t>
+      </w:r>
+      <w:bookmarkEnd w:id="24"/>
+      <w:bookmarkEnd w:id="25"/>
+      <w:bookmarkEnd w:id="26"/>
+      <w:bookmarkEnd w:id="27"/>
+      <w:bookmarkEnd w:id="28"/>
+    </w:p>
+    <w:p>
+      <w:pPr>
+        <w:rPr>
+          <w:rFonts w:ascii="宋体" w:eastAsia="宋体" w:hAnsi="宋体" w:cs="宋体"/>
+          <w:color w:val="000000" w:themeColor="text1"/>
+          <w:szCs w:val="21"/>
+        </w:rPr>
+      </w:pPr>
+    </w:p>
+    <w:p>
+      <w:pPr>
+        <w:rPr>
+          <w:rFonts w:ascii="宋体" w:eastAsia="宋体" w:hAnsi="宋体" w:cs="宋体"/>
           <w:color w:val="000000" w:themeColor="text1"/>
           <w:szCs w:val="21"/>
         </w:rPr>
@@ -3302,7 +3934,7 @@
     <w:p>
       <w:pPr>
         <w:rPr>
-          <w:rFonts w:ascii="宋体" w:eastAsia="宋体" w:hAnsi="宋体" w:cs="宋体" w:hint="eastAsia"/>
+          <w:rFonts w:ascii="宋体" w:eastAsia="宋体" w:hAnsi="宋体" w:cs="宋体"/>
           <w:color w:val="000000" w:themeColor="text1"/>
           <w:szCs w:val="21"/>
         </w:rPr>
@@ -3364,7 +3996,7 @@
     <w:p>
       <w:pPr>
         <w:rPr>
-          <w:rFonts w:ascii="宋体" w:eastAsia="宋体" w:hAnsi="宋体" w:cs="宋体" w:hint="eastAsia"/>
+          <w:rFonts w:ascii="宋体" w:eastAsia="宋体" w:hAnsi="宋体" w:cs="宋体"/>
           <w:color w:val="000000" w:themeColor="text1"/>
           <w:szCs w:val="21"/>
         </w:rPr>
@@ -3409,16 +4041,16 @@
     <w:p>
       <w:pPr>
         <w:rPr>
-          <w:rFonts w:ascii="宋体" w:eastAsia="宋体" w:hAnsi="宋体" w:cs="宋体" w:hint="eastAsia"/>
-          <w:color w:val="000000" w:themeColor="text1"/>
-          <w:szCs w:val="21"/>
-        </w:rPr>
-      </w:pPr>
-    </w:p>
-    <w:p>
-      <w:pPr>
-        <w:rPr>
-          <w:rFonts w:ascii="宋体" w:eastAsia="宋体" w:hAnsi="宋体" w:cs="宋体" w:hint="eastAsia"/>
+          <w:rFonts w:ascii="宋体" w:eastAsia="宋体" w:hAnsi="宋体" w:cs="宋体"/>
+          <w:color w:val="000000" w:themeColor="text1"/>
+          <w:szCs w:val="21"/>
+        </w:rPr>
+      </w:pPr>
+    </w:p>
+    <w:p>
+      <w:pPr>
+        <w:rPr>
+          <w:rFonts w:ascii="宋体" w:eastAsia="宋体" w:hAnsi="宋体" w:cs="宋体"/>
           <w:color w:val="000000" w:themeColor="text1"/>
           <w:szCs w:val="21"/>
         </w:rPr>
@@ -3433,11 +4065,6 @@
       </w:r>
     </w:p>
     <w:p>
-      <w:pPr>
-        <w:rPr>
-          <w:rFonts w:hint="eastAsia"/>
-        </w:rPr>
-      </w:pPr>
       <w:r>
         <w:rPr>
           <w:rFonts w:hint="eastAsia"/>
@@ -3491,11 +4118,6 @@
       </w:r>
     </w:p>
     <w:p>
-      <w:pPr>
-        <w:rPr>
-          <w:rFonts w:hint="eastAsia"/>
-        </w:rPr>
-      </w:pPr>
       <w:r>
         <w:rPr>
           <w:rFonts w:hint="eastAsia"/>
@@ -3553,19 +4175,8 @@
         <w:t>的实现。</w:t>
       </w:r>
     </w:p>
-    <w:p>
-      <w:pPr>
-        <w:rPr>
-          <w:rFonts w:hint="eastAsia"/>
-        </w:rPr>
-      </w:pPr>
-    </w:p>
-    <w:p>
-      <w:pPr>
-        <w:rPr>
-          <w:rFonts w:hint="eastAsia"/>
-        </w:rPr>
-      </w:pPr>
+    <w:p/>
+    <w:p>
       <w:r>
         <w:rPr>
           <w:rFonts w:hint="eastAsia"/>
@@ -3621,17 +4232,17 @@
     <w:p>
       <w:pPr>
         <w:rPr>
-          <w:rFonts w:ascii="宋体" w:eastAsia="宋体" w:hAnsi="宋体" w:cs="宋体" w:hint="eastAsia"/>
-          <w:color w:val="000000" w:themeColor="text1"/>
-          <w:szCs w:val="21"/>
-        </w:rPr>
-      </w:pPr>
-      <w:r>
-        <w:rPr>
           <w:rFonts w:ascii="宋体" w:eastAsia="宋体" w:hAnsi="宋体" w:cs="宋体"/>
           <w:color w:val="000000" w:themeColor="text1"/>
           <w:szCs w:val="21"/>
         </w:rPr>
+      </w:pPr>
+      <w:r>
+        <w:rPr>
+          <w:rFonts w:ascii="宋体" w:eastAsia="宋体" w:hAnsi="宋体" w:cs="宋体"/>
+          <w:color w:val="000000" w:themeColor="text1"/>
+          <w:szCs w:val="21"/>
+        </w:rPr>
         <w:t>--</w:t>
       </w:r>
       <w:proofErr w:type="spellStart"/>
@@ -3725,36 +4336,16 @@
         <w:t>的值，就可以保证动态生效了。</w:t>
       </w:r>
     </w:p>
-    <w:p>
-      <w:pPr>
-        <w:rPr>
-          <w:rFonts w:hint="eastAsia"/>
-        </w:rPr>
-      </w:pPr>
-    </w:p>
-    <w:p>
-      <w:pPr>
-        <w:rPr>
-          <w:rFonts w:hint="eastAsia"/>
-        </w:rPr>
-      </w:pPr>
-    </w:p>
-    <w:p>
-      <w:pPr>
-        <w:rPr>
-          <w:rFonts w:hint="eastAsia"/>
-        </w:rPr>
-      </w:pPr>
-    </w:p>
+    <w:p/>
+    <w:p/>
+    <w:p/>
     <w:p>
       <w:pPr>
         <w:pStyle w:val="Heading3"/>
-        <w:rPr>
-          <w:rFonts w:hint="eastAsia"/>
-        </w:rPr>
-      </w:pPr>
-      <w:bookmarkStart w:id="24" w:name="_Toc493943256"/>
-      <w:bookmarkStart w:id="25" w:name="_Toc493943505"/>
+      </w:pPr>
+      <w:bookmarkStart w:id="29" w:name="_Toc493943256"/>
+      <w:bookmarkStart w:id="30" w:name="_Toc493943505"/>
+      <w:bookmarkStart w:id="31" w:name="_Toc494116600"/>
       <w:r>
         <w:rPr>
           <w:rFonts w:hint="eastAsia"/>
@@ -3779,133 +4370,63 @@
         </w:rPr>
         <w:t>过程的配置：</w:t>
       </w:r>
-      <w:bookmarkEnd w:id="24"/>
-      <w:bookmarkEnd w:id="25"/>
-    </w:p>
-    <w:p>
-      <w:pPr>
-        <w:pStyle w:val="Heading5"/>
-      </w:pPr>
-      <w:bookmarkStart w:id="26" w:name="_Toc493942890"/>
-      <w:bookmarkStart w:id="27" w:name="_Toc493942954"/>
-      <w:bookmarkStart w:id="28" w:name="_Toc493943257"/>
-      <w:bookmarkStart w:id="29" w:name="_Toc493943506"/>
-      <w:r>
-        <w:t>--</w:t>
-      </w:r>
-      <w:proofErr w:type="spellStart"/>
-      <w:r>
-        <w:t>syncinterval</w:t>
-      </w:r>
-      <w:proofErr w:type="spellEnd"/>
-      <w:r>
-        <w:rPr>
-          <w:rFonts w:hint="eastAsia"/>
-        </w:rPr>
-        <w:t>：同步触发的间隔时间</w:t>
-      </w:r>
-      <w:bookmarkEnd w:id="26"/>
-      <w:bookmarkEnd w:id="27"/>
-      <w:bookmarkEnd w:id="28"/>
       <w:bookmarkEnd w:id="29"/>
-    </w:p>
-    <w:p>
-      <w:pPr>
-        <w:pStyle w:val="Heading5"/>
-        <w:rPr>
-          <w:rFonts w:hint="eastAsia"/>
-        </w:rPr>
-      </w:pPr>
-      <w:bookmarkStart w:id="30" w:name="_Toc493942891"/>
-      <w:bookmarkStart w:id="31" w:name="_Toc493942955"/>
-      <w:bookmarkStart w:id="32" w:name="_Toc493943258"/>
-      <w:bookmarkStart w:id="33" w:name="_Toc493943507"/>
-      <w:r>
-        <w:t>--</w:t>
-      </w:r>
-      <w:proofErr w:type="spellStart"/>
-      <w:r>
-        <w:t>syncrecordnum</w:t>
-      </w:r>
-      <w:proofErr w:type="spellEnd"/>
-      <w:r>
-        <w:rPr>
-          <w:rFonts w:hint="eastAsia"/>
-        </w:rPr>
-        <w:t>：同步触发的记录数</w:t>
-      </w:r>
       <w:bookmarkEnd w:id="30"/>
       <w:bookmarkEnd w:id="31"/>
+    </w:p>
+    <w:p>
+      <w:pPr>
+        <w:pStyle w:val="Heading5"/>
+      </w:pPr>
+      <w:bookmarkStart w:id="32" w:name="_Toc493942890"/>
+      <w:bookmarkStart w:id="33" w:name="_Toc493942954"/>
+      <w:bookmarkStart w:id="34" w:name="_Toc493943257"/>
+      <w:bookmarkStart w:id="35" w:name="_Toc493943506"/>
+      <w:bookmarkStart w:id="36" w:name="_Toc494116601"/>
+      <w:r>
+        <w:t>--</w:t>
+      </w:r>
+      <w:proofErr w:type="spellStart"/>
+      <w:r>
+        <w:t>syncinterval</w:t>
+      </w:r>
+      <w:proofErr w:type="spellEnd"/>
+      <w:r>
+        <w:rPr>
+          <w:rFonts w:hint="eastAsia"/>
+        </w:rPr>
+        <w:t>：同步触发的间隔时间</w:t>
+      </w:r>
       <w:bookmarkEnd w:id="32"/>
       <w:bookmarkEnd w:id="33"/>
-    </w:p>
-    <w:p>
-      <w:pPr>
-        <w:pStyle w:val="Heading5"/>
-        <w:rPr>
-          <w:rFonts w:hint="eastAsia"/>
-        </w:rPr>
-      </w:pPr>
-      <w:bookmarkStart w:id="34" w:name="_Toc493942892"/>
-      <w:bookmarkStart w:id="35" w:name="_Toc493942956"/>
-      <w:bookmarkStart w:id="36" w:name="_Toc493943259"/>
-      <w:bookmarkStart w:id="37" w:name="_Toc493943508"/>
-      <w:r>
-        <w:t>--</w:t>
-      </w:r>
-      <w:proofErr w:type="spellStart"/>
-      <w:r>
-        <w:t>maxsyncjob</w:t>
-      </w:r>
-      <w:proofErr w:type="spellEnd"/>
-      <w:r>
-        <w:rPr>
-          <w:rFonts w:hint="eastAsia"/>
-        </w:rPr>
-        <w:t>：同步时开启的最大</w:t>
-      </w:r>
-      <w:r>
-        <w:rPr>
-          <w:rFonts w:hint="eastAsia"/>
-        </w:rPr>
-        <w:t>任务</w:t>
-      </w:r>
-      <w:r>
-        <w:rPr>
-          <w:rFonts w:hint="eastAsia"/>
-        </w:rPr>
-        <w:t>线程数</w:t>
-      </w:r>
       <w:bookmarkEnd w:id="34"/>
       <w:bookmarkEnd w:id="35"/>
       <w:bookmarkEnd w:id="36"/>
+    </w:p>
+    <w:p>
+      <w:pPr>
+        <w:pStyle w:val="Heading5"/>
+      </w:pPr>
+      <w:bookmarkStart w:id="37" w:name="_Toc493942891"/>
+      <w:bookmarkStart w:id="38" w:name="_Toc493942955"/>
+      <w:bookmarkStart w:id="39" w:name="_Toc493943258"/>
+      <w:bookmarkStart w:id="40" w:name="_Toc493943507"/>
+      <w:bookmarkStart w:id="41" w:name="_Toc494116602"/>
+      <w:r>
+        <w:t>--</w:t>
+      </w:r>
+      <w:proofErr w:type="spellStart"/>
+      <w:r>
+        <w:t>syncrecordnum</w:t>
+      </w:r>
+      <w:proofErr w:type="spellEnd"/>
+      <w:r>
+        <w:rPr>
+          <w:rFonts w:hint="eastAsia"/>
+        </w:rPr>
+        <w:t>：同步触发的记录数</w:t>
+      </w:r>
       <w:bookmarkEnd w:id="37"/>
-    </w:p>
-    <w:p>
-      <w:pPr>
-        <w:pStyle w:val="Heading5"/>
-        <w:rPr>
-          <w:rFonts w:hint="eastAsia"/>
-        </w:rPr>
-      </w:pPr>
-      <w:bookmarkStart w:id="38" w:name="_Toc493942893"/>
-      <w:bookmarkStart w:id="39" w:name="_Toc493942957"/>
-      <w:bookmarkStart w:id="40" w:name="_Toc493943260"/>
-      <w:bookmarkStart w:id="41" w:name="_Toc493943509"/>
-      <w:r>
-        <w:t>--</w:t>
-      </w:r>
-      <w:proofErr w:type="spellStart"/>
-      <w:r>
-        <w:t>syncdeep</w:t>
-      </w:r>
-      <w:proofErr w:type="spellEnd"/>
-      <w:r>
-        <w:rPr>
-          <w:rFonts w:hint="eastAsia"/>
-        </w:rPr>
-        <w:t>：同步是否开启深度刷盘</w:t>
-      </w:r>
       <w:bookmarkEnd w:id="38"/>
       <w:bookmarkEnd w:id="39"/>
       <w:bookmarkEnd w:id="40"/>
@@ -3913,17 +4434,87 @@
     </w:p>
     <w:p>
       <w:pPr>
-        <w:rPr>
-          <w:rFonts w:ascii="宋体" w:eastAsia="宋体" w:hAnsi="宋体" w:cs="宋体" w:hint="eastAsia"/>
-          <w:color w:val="000000" w:themeColor="text1"/>
-          <w:szCs w:val="21"/>
-        </w:rPr>
-      </w:pPr>
-    </w:p>
-    <w:p>
-      <w:pPr>
-        <w:rPr>
-          <w:rFonts w:ascii="宋体" w:eastAsia="宋体" w:hAnsi="宋体" w:cs="宋体" w:hint="eastAsia"/>
+        <w:pStyle w:val="Heading5"/>
+      </w:pPr>
+      <w:bookmarkStart w:id="42" w:name="_Toc493942892"/>
+      <w:bookmarkStart w:id="43" w:name="_Toc493942956"/>
+      <w:bookmarkStart w:id="44" w:name="_Toc493943259"/>
+      <w:bookmarkStart w:id="45" w:name="_Toc493943508"/>
+      <w:bookmarkStart w:id="46" w:name="_Toc494116603"/>
+      <w:r>
+        <w:t>--</w:t>
+      </w:r>
+      <w:proofErr w:type="spellStart"/>
+      <w:r>
+        <w:t>maxsyncjob</w:t>
+      </w:r>
+      <w:proofErr w:type="spellEnd"/>
+      <w:r>
+        <w:rPr>
+          <w:rFonts w:hint="eastAsia"/>
+        </w:rPr>
+        <w:t>：同步时开启的最大</w:t>
+      </w:r>
+      <w:r>
+        <w:rPr>
+          <w:rFonts w:hint="eastAsia"/>
+        </w:rPr>
+        <w:t>任务</w:t>
+      </w:r>
+      <w:r>
+        <w:rPr>
+          <w:rFonts w:hint="eastAsia"/>
+        </w:rPr>
+        <w:t>线程数</w:t>
+      </w:r>
+      <w:bookmarkEnd w:id="42"/>
+      <w:bookmarkEnd w:id="43"/>
+      <w:bookmarkEnd w:id="44"/>
+      <w:bookmarkEnd w:id="45"/>
+      <w:bookmarkEnd w:id="46"/>
+    </w:p>
+    <w:p>
+      <w:pPr>
+        <w:pStyle w:val="Heading5"/>
+      </w:pPr>
+      <w:bookmarkStart w:id="47" w:name="_Toc493942893"/>
+      <w:bookmarkStart w:id="48" w:name="_Toc493942957"/>
+      <w:bookmarkStart w:id="49" w:name="_Toc493943260"/>
+      <w:bookmarkStart w:id="50" w:name="_Toc493943509"/>
+      <w:bookmarkStart w:id="51" w:name="_Toc494116604"/>
+      <w:r>
+        <w:t>--</w:t>
+      </w:r>
+      <w:proofErr w:type="spellStart"/>
+      <w:r>
+        <w:t>syncdeep</w:t>
+      </w:r>
+      <w:proofErr w:type="spellEnd"/>
+      <w:r>
+        <w:rPr>
+          <w:rFonts w:hint="eastAsia"/>
+        </w:rPr>
+        <w:t>：同步是否开启深度刷盘</w:t>
+      </w:r>
+      <w:bookmarkEnd w:id="47"/>
+      <w:bookmarkEnd w:id="48"/>
+      <w:bookmarkEnd w:id="49"/>
+      <w:bookmarkEnd w:id="50"/>
+      <w:bookmarkEnd w:id="51"/>
+    </w:p>
+    <w:p>
+      <w:pPr>
+        <w:rPr>
+          <w:rFonts w:ascii="宋体" w:eastAsia="宋体" w:hAnsi="宋体" w:cs="宋体"/>
+          <w:color w:val="000000" w:themeColor="text1"/>
+          <w:szCs w:val="21"/>
+        </w:rPr>
+      </w:pPr>
+    </w:p>
+    <w:p>
+      <w:pPr>
+        <w:rPr>
+          <w:rFonts w:ascii="宋体" w:eastAsia="宋体" w:hAnsi="宋体" w:cs="宋体"/>
           <w:color w:val="000000" w:themeColor="text1"/>
           <w:szCs w:val="21"/>
         </w:rPr>
@@ -3938,11 +4529,6 @@
       </w:r>
     </w:p>
     <w:p>
-      <w:pPr>
-        <w:rPr>
-          <w:rFonts w:hint="eastAsia"/>
-        </w:rPr>
-      </w:pPr>
       <w:proofErr w:type="spellStart"/>
       <w:r>
         <w:t>syncinterval</w:t>
@@ -4322,19 +4908,8 @@
         <w:t>也未得到更新。</w:t>
       </w:r>
     </w:p>
-    <w:p>
-      <w:pPr>
-        <w:rPr>
-          <w:rFonts w:hint="eastAsia"/>
-        </w:rPr>
-      </w:pPr>
-    </w:p>
-    <w:p>
-      <w:pPr>
-        <w:rPr>
-          <w:rFonts w:hint="eastAsia"/>
-        </w:rPr>
-      </w:pPr>
+    <w:p/>
+    <w:p>
       <w:r>
         <w:rPr>
           <w:rFonts w:hint="eastAsia"/>
@@ -4355,11 +4930,6 @@
       </w:r>
     </w:p>
     <w:p>
-      <w:pPr>
-        <w:rPr>
-          <w:rFonts w:hint="eastAsia"/>
-        </w:rPr>
-      </w:pPr>
       <w:r>
         <w:rPr>
           <w:rFonts w:hint="eastAsia"/>
@@ -4377,14 +4947,10 @@
       </w:r>
     </w:p>
     <w:p>
-      <w:pPr>
-        <w:rPr>
-          <w:rFonts w:hint="eastAsia"/>
-        </w:rPr>
-      </w:pPr>
-      <w:r>
-        <w:rPr>
-          <w:rFonts w:hint="eastAsia"/>
+      <w:r>
+        <w:rPr>
+          <w:rFonts w:hint="eastAsia"/>
+          <w:noProof/>
         </w:rPr>
         <w:lastRenderedPageBreak/>
         <w:drawing>
@@ -4435,11 +5001,6 @@
       </w:r>
     </w:p>
     <w:p>
-      <w:pPr>
-        <w:rPr>
-          <w:rFonts w:hint="eastAsia"/>
-        </w:rPr>
-      </w:pPr>
       <w:r>
         <w:rPr>
           <w:rFonts w:hint="eastAsia"/>
@@ -4545,19 +5106,8 @@
         <w:t>。</w:t>
       </w:r>
     </w:p>
-    <w:p>
-      <w:pPr>
-        <w:rPr>
-          <w:rFonts w:hint="eastAsia"/>
-        </w:rPr>
-      </w:pPr>
-    </w:p>
-    <w:p>
-      <w:pPr>
-        <w:rPr>
-          <w:rFonts w:hint="eastAsia"/>
-        </w:rPr>
-      </w:pPr>
+    <w:p/>
+    <w:p>
       <w:r>
         <w:rPr>
           <w:rFonts w:hint="eastAsia"/>
@@ -4577,11 +5127,6 @@
       </w:r>
     </w:p>
     <w:p>
-      <w:pPr>
-        <w:rPr>
-          <w:rFonts w:hint="eastAsia"/>
-        </w:rPr>
-      </w:pPr>
       <w:proofErr w:type="spellStart"/>
       <w:r>
         <w:t>dmsStorageBase</w:t>
@@ -4705,19 +5250,8 @@
         <w:t>不过这样会造成同一个配置，对不同的功能的生效策略不同，如果确定如此，需要在文档中特别说明。</w:t>
       </w:r>
     </w:p>
-    <w:p>
-      <w:pPr>
-        <w:rPr>
-          <w:rFonts w:hint="eastAsia"/>
-        </w:rPr>
-      </w:pPr>
-    </w:p>
-    <w:p>
-      <w:pPr>
-        <w:rPr>
-          <w:rFonts w:hint="eastAsia"/>
-        </w:rPr>
-      </w:pPr>
+    <w:p/>
+    <w:p>
       <w:r>
         <w:rPr>
           <w:rFonts w:hint="eastAsia"/>
@@ -4746,12 +5280,10 @@
       </w:r>
     </w:p>
     <w:p>
-      <w:pPr>
-        <w:rPr>
-          <w:rFonts w:hint="eastAsia"/>
-        </w:rPr>
-      </w:pPr>
-      <w:r>
+      <w:r>
+        <w:rPr>
+          <w:noProof/>
+        </w:rPr>
         <w:drawing>
           <wp:inline distT="0" distB="0" distL="114300" distR="114300">
             <wp:extent cx="4648200" cy="844550"/>
@@ -4798,7 +5330,7 @@
     <w:p>
       <w:pPr>
         <w:rPr>
-          <w:rFonts w:ascii="宋体" w:eastAsia="宋体" w:hAnsi="宋体" w:cs="宋体" w:hint="eastAsia"/>
+          <w:rFonts w:ascii="宋体" w:eastAsia="宋体" w:hAnsi="宋体" w:cs="宋体"/>
           <w:color w:val="000000" w:themeColor="text1"/>
           <w:szCs w:val="21"/>
         </w:rPr>
@@ -5029,25 +5561,25 @@
     <w:p>
       <w:pPr>
         <w:rPr>
-          <w:rFonts w:ascii="宋体" w:eastAsia="宋体" w:hAnsi="宋体" w:cs="宋体" w:hint="eastAsia"/>
-          <w:color w:val="000000" w:themeColor="text1"/>
-          <w:szCs w:val="21"/>
-        </w:rPr>
-      </w:pPr>
-    </w:p>
-    <w:p>
-      <w:pPr>
-        <w:rPr>
-          <w:rFonts w:ascii="宋体" w:eastAsia="宋体" w:hAnsi="宋体" w:cs="宋体" w:hint="eastAsia"/>
-          <w:color w:val="000000" w:themeColor="text1"/>
-          <w:szCs w:val="21"/>
-        </w:rPr>
-      </w:pPr>
-    </w:p>
-    <w:p>
-      <w:pPr>
-        <w:rPr>
-          <w:rFonts w:ascii="宋体" w:eastAsia="宋体" w:hAnsi="宋体" w:cs="宋体" w:hint="eastAsia"/>
+          <w:rFonts w:ascii="宋体" w:eastAsia="宋体" w:hAnsi="宋体" w:cs="宋体"/>
+          <w:color w:val="000000" w:themeColor="text1"/>
+          <w:szCs w:val="21"/>
+        </w:rPr>
+      </w:pPr>
+    </w:p>
+    <w:p>
+      <w:pPr>
+        <w:rPr>
+          <w:rFonts w:ascii="宋体" w:eastAsia="宋体" w:hAnsi="宋体" w:cs="宋体"/>
+          <w:color w:val="000000" w:themeColor="text1"/>
+          <w:szCs w:val="21"/>
+        </w:rPr>
+      </w:pPr>
+    </w:p>
+    <w:p>
+      <w:pPr>
+        <w:rPr>
+          <w:rFonts w:ascii="宋体" w:eastAsia="宋体" w:hAnsi="宋体" w:cs="宋体"/>
           <w:color w:val="000000" w:themeColor="text1"/>
           <w:szCs w:val="21"/>
         </w:rPr>
@@ -5060,7 +5592,8 @@
           <w:kern w:val="0"/>
         </w:rPr>
       </w:pPr>
-      <w:bookmarkStart w:id="42" w:name="_Toc493943510"/>
+      <w:bookmarkStart w:id="52" w:name="_Toc493943510"/>
+      <w:bookmarkStart w:id="53" w:name="_Toc494116605"/>
       <w:r>
         <w:rPr>
           <w:rFonts w:hint="eastAsia"/>
@@ -5091,17 +5624,18 @@
         </w:rPr>
         <w:t>节点缓存最大值</w:t>
       </w:r>
-      <w:bookmarkEnd w:id="42"/>
+      <w:bookmarkEnd w:id="52"/>
+      <w:bookmarkEnd w:id="53"/>
     </w:p>
     <w:p>
       <w:pPr>
         <w:pStyle w:val="Heading5"/>
         <w:rPr>
-          <w:rFonts w:hint="eastAsia"/>
-          <w:kern w:val="0"/>
-        </w:rPr>
-      </w:pPr>
-      <w:bookmarkStart w:id="43" w:name="_Toc493943511"/>
+          <w:kern w:val="0"/>
+        </w:rPr>
+      </w:pPr>
+      <w:bookmarkStart w:id="54" w:name="_Toc493943511"/>
+      <w:bookmarkStart w:id="55" w:name="_Toc494116606"/>
       <w:r>
         <w:rPr>
           <w:rFonts w:hint="eastAsia"/>
@@ -5132,12 +5666,13 @@
         </w:rPr>
         <w:t>后台缓存任务线程的最大数量</w:t>
       </w:r>
-      <w:bookmarkEnd w:id="43"/>
-    </w:p>
-    <w:p>
-      <w:pPr>
-        <w:rPr>
-          <w:rFonts w:ascii="宋体" w:eastAsia="宋体" w:hAnsi="宋体" w:cs="宋体" w:hint="eastAsia"/>
+      <w:bookmarkEnd w:id="54"/>
+      <w:bookmarkEnd w:id="55"/>
+    </w:p>
+    <w:p>
+      <w:pPr>
+        <w:rPr>
+          <w:rFonts w:ascii="宋体" w:eastAsia="宋体" w:hAnsi="宋体" w:cs="宋体"/>
           <w:color w:val="000000"/>
           <w:kern w:val="0"/>
           <w:szCs w:val="21"/>
@@ -5147,7 +5682,7 @@
     <w:p>
       <w:pPr>
         <w:rPr>
-          <w:rFonts w:ascii="宋体" w:eastAsia="宋体" w:hAnsi="宋体" w:cs="宋体" w:hint="eastAsia"/>
+          <w:rFonts w:ascii="宋体" w:eastAsia="宋体" w:hAnsi="宋体" w:cs="宋体"/>
           <w:color w:val="000000"/>
           <w:kern w:val="0"/>
           <w:szCs w:val="21"/>
@@ -5165,7 +5700,7 @@
     <w:p>
       <w:pPr>
         <w:rPr>
-          <w:rFonts w:ascii="宋体" w:eastAsia="宋体" w:hAnsi="宋体" w:cs="宋体" w:hint="eastAsia"/>
+          <w:rFonts w:ascii="宋体" w:eastAsia="宋体" w:hAnsi="宋体" w:cs="宋体"/>
           <w:color w:val="000000" w:themeColor="text1"/>
           <w:szCs w:val="21"/>
         </w:rPr>
@@ -5309,16 +5844,16 @@
     <w:p>
       <w:pPr>
         <w:rPr>
-          <w:rFonts w:ascii="宋体" w:eastAsia="宋体" w:hAnsi="宋体" w:cs="宋体" w:hint="eastAsia"/>
-          <w:color w:val="000000" w:themeColor="text1"/>
-          <w:szCs w:val="21"/>
-        </w:rPr>
-      </w:pPr>
-    </w:p>
-    <w:p>
-      <w:pPr>
-        <w:rPr>
-          <w:rFonts w:ascii="宋体" w:eastAsia="宋体" w:hAnsi="宋体" w:cs="宋体" w:hint="eastAsia"/>
+          <w:rFonts w:ascii="宋体" w:eastAsia="宋体" w:hAnsi="宋体" w:cs="宋体"/>
+          <w:color w:val="000000" w:themeColor="text1"/>
+          <w:szCs w:val="21"/>
+        </w:rPr>
+      </w:pPr>
+    </w:p>
+    <w:p>
+      <w:pPr>
+        <w:rPr>
+          <w:rFonts w:ascii="宋体" w:eastAsia="宋体" w:hAnsi="宋体" w:cs="宋体"/>
           <w:color w:val="000000" w:themeColor="text1"/>
           <w:szCs w:val="21"/>
         </w:rPr>
@@ -5335,7 +5870,7 @@
     <w:p>
       <w:pPr>
         <w:rPr>
-          <w:rFonts w:ascii="宋体" w:eastAsia="宋体" w:hAnsi="宋体" w:cs="宋体" w:hint="eastAsia"/>
+          <w:rFonts w:ascii="宋体" w:eastAsia="宋体" w:hAnsi="宋体" w:cs="宋体"/>
           <w:color w:val="000000" w:themeColor="text1"/>
           <w:szCs w:val="21"/>
         </w:rPr>
@@ -5364,7 +5899,7 @@
     <w:p>
       <w:pPr>
         <w:rPr>
-          <w:rFonts w:ascii="宋体" w:eastAsia="宋体" w:hAnsi="宋体" w:cs="宋体" w:hint="eastAsia"/>
+          <w:rFonts w:ascii="宋体" w:eastAsia="宋体" w:hAnsi="宋体" w:cs="宋体"/>
           <w:color w:val="000000" w:themeColor="text1"/>
           <w:szCs w:val="21"/>
         </w:rPr>
@@ -5426,7 +5961,7 @@
     <w:p>
       <w:pPr>
         <w:rPr>
-          <w:rFonts w:ascii="宋体" w:eastAsia="宋体" w:hAnsi="宋体" w:cs="宋体" w:hint="eastAsia"/>
+          <w:rFonts w:ascii="宋体" w:eastAsia="宋体" w:hAnsi="宋体" w:cs="宋体"/>
           <w:color w:val="000000" w:themeColor="text1"/>
           <w:szCs w:val="21"/>
         </w:rPr>
@@ -5657,25 +6192,25 @@
     <w:p>
       <w:pPr>
         <w:rPr>
-          <w:rFonts w:ascii="宋体" w:eastAsia="宋体" w:hAnsi="宋体" w:cs="宋体" w:hint="eastAsia"/>
-          <w:color w:val="000000" w:themeColor="text1"/>
-          <w:szCs w:val="21"/>
-        </w:rPr>
-      </w:pPr>
-    </w:p>
-    <w:p>
-      <w:pPr>
-        <w:rPr>
-          <w:rFonts w:ascii="宋体" w:eastAsia="宋体" w:hAnsi="宋体" w:cs="宋体" w:hint="eastAsia"/>
-          <w:color w:val="000000" w:themeColor="text1"/>
-          <w:szCs w:val="21"/>
-        </w:rPr>
-      </w:pPr>
-    </w:p>
-    <w:p>
-      <w:pPr>
-        <w:rPr>
-          <w:rFonts w:ascii="宋体" w:eastAsia="宋体" w:hAnsi="宋体" w:cs="宋体" w:hint="eastAsia"/>
+          <w:rFonts w:ascii="宋体" w:eastAsia="宋体" w:hAnsi="宋体" w:cs="宋体"/>
+          <w:color w:val="000000" w:themeColor="text1"/>
+          <w:szCs w:val="21"/>
+        </w:rPr>
+      </w:pPr>
+    </w:p>
+    <w:p>
+      <w:pPr>
+        <w:rPr>
+          <w:rFonts w:ascii="宋体" w:eastAsia="宋体" w:hAnsi="宋体" w:cs="宋体"/>
+          <w:color w:val="000000" w:themeColor="text1"/>
+          <w:szCs w:val="21"/>
+        </w:rPr>
+      </w:pPr>
+    </w:p>
+    <w:p>
+      <w:pPr>
+        <w:rPr>
+          <w:rFonts w:ascii="宋体" w:eastAsia="宋体" w:hAnsi="宋体" w:cs="宋体"/>
           <w:color w:val="000000" w:themeColor="text1"/>
           <w:szCs w:val="21"/>
         </w:rPr>
@@ -5684,14 +6219,12 @@
     <w:p>
       <w:pPr>
         <w:pStyle w:val="Heading3"/>
-        <w:rPr>
-          <w:rFonts w:hint="eastAsia"/>
-        </w:rPr>
-      </w:pPr>
-      <w:bookmarkStart w:id="44" w:name="_Toc493942894"/>
-      <w:bookmarkStart w:id="45" w:name="_Toc493942958"/>
-      <w:bookmarkStart w:id="46" w:name="_Toc493943261"/>
-      <w:bookmarkStart w:id="47" w:name="_Toc493943512"/>
+      </w:pPr>
+      <w:bookmarkStart w:id="56" w:name="_Toc493942894"/>
+      <w:bookmarkStart w:id="57" w:name="_Toc493942958"/>
+      <w:bookmarkStart w:id="58" w:name="_Toc493943261"/>
+      <w:bookmarkStart w:id="59" w:name="_Toc493943512"/>
+      <w:bookmarkStart w:id="60" w:name="_Toc494116607"/>
       <w:proofErr w:type="spellStart"/>
       <w:r>
         <w:rPr>
@@ -5699,7 +6232,7 @@
         </w:rPr>
         <w:t>CoordCB</w:t>
       </w:r>
-      <w:bookmarkEnd w:id="44"/>
+      <w:bookmarkEnd w:id="56"/>
       <w:proofErr w:type="spellEnd"/>
       <w:r>
         <w:rPr>
@@ -5707,9 +6240,10 @@
         </w:rPr>
         <w:t>：</w:t>
       </w:r>
-      <w:bookmarkEnd w:id="45"/>
-      <w:bookmarkEnd w:id="46"/>
-      <w:bookmarkEnd w:id="47"/>
+      <w:bookmarkEnd w:id="57"/>
+      <w:bookmarkEnd w:id="58"/>
+      <w:bookmarkEnd w:id="59"/>
+      <w:bookmarkEnd w:id="60"/>
     </w:p>
     <w:p>
       <w:pPr>
@@ -5718,10 +6252,11 @@
           <w:kern w:val="0"/>
         </w:rPr>
       </w:pPr>
-      <w:bookmarkStart w:id="48" w:name="_Toc493942895"/>
-      <w:bookmarkStart w:id="49" w:name="_Toc493942959"/>
-      <w:bookmarkStart w:id="50" w:name="_Toc493943262"/>
-      <w:bookmarkStart w:id="51" w:name="_Toc493943513"/>
+      <w:bookmarkStart w:id="61" w:name="_Toc493942895"/>
+      <w:bookmarkStart w:id="62" w:name="_Toc493942959"/>
+      <w:bookmarkStart w:id="63" w:name="_Toc493943262"/>
+      <w:bookmarkStart w:id="64" w:name="_Toc493943513"/>
+      <w:bookmarkStart w:id="65" w:name="_Toc494116608"/>
       <w:r>
         <w:rPr>
           <w:rFonts w:hint="eastAsia"/>
@@ -5752,24 +6287,25 @@
         </w:rPr>
         <w:t>执行读请求时优先选择的实例</w:t>
       </w:r>
-      <w:bookmarkEnd w:id="48"/>
-      <w:bookmarkEnd w:id="49"/>
-      <w:bookmarkEnd w:id="50"/>
-      <w:bookmarkEnd w:id="51"/>
-    </w:p>
-    <w:p>
-      <w:pPr>
-        <w:rPr>
-          <w:rFonts w:ascii="宋体" w:eastAsia="宋体" w:hAnsi="宋体" w:cs="宋体" w:hint="eastAsia"/>
-          <w:color w:val="000000" w:themeColor="text1"/>
-          <w:szCs w:val="21"/>
-        </w:rPr>
-      </w:pPr>
-    </w:p>
-    <w:p>
-      <w:pPr>
-        <w:rPr>
-          <w:rFonts w:ascii="宋体" w:eastAsia="宋体" w:hAnsi="宋体" w:cs="宋体" w:hint="eastAsia"/>
+      <w:bookmarkEnd w:id="61"/>
+      <w:bookmarkEnd w:id="62"/>
+      <w:bookmarkEnd w:id="63"/>
+      <w:bookmarkEnd w:id="64"/>
+      <w:bookmarkEnd w:id="65"/>
+    </w:p>
+    <w:p>
+      <w:pPr>
+        <w:rPr>
+          <w:rFonts w:ascii="宋体" w:eastAsia="宋体" w:hAnsi="宋体" w:cs="宋体"/>
+          <w:color w:val="000000" w:themeColor="text1"/>
+          <w:szCs w:val="21"/>
+        </w:rPr>
+      </w:pPr>
+    </w:p>
+    <w:p>
+      <w:pPr>
+        <w:rPr>
+          <w:rFonts w:ascii="宋体" w:eastAsia="宋体" w:hAnsi="宋体" w:cs="宋体"/>
           <w:color w:val="000000" w:themeColor="text1"/>
           <w:szCs w:val="21"/>
         </w:rPr>
@@ -5786,7 +6322,7 @@
     <w:p>
       <w:pPr>
         <w:rPr>
-          <w:rFonts w:ascii="宋体" w:eastAsia="宋体" w:hAnsi="宋体" w:cs="宋体" w:hint="eastAsia"/>
+          <w:rFonts w:ascii="宋体" w:eastAsia="宋体" w:hAnsi="宋体" w:cs="宋体"/>
           <w:color w:val="000000"/>
           <w:kern w:val="0"/>
           <w:szCs w:val="21"/>
@@ -5897,7 +6433,7 @@
     <w:p>
       <w:pPr>
         <w:rPr>
-          <w:rFonts w:ascii="宋体" w:eastAsia="宋体" w:hAnsi="宋体" w:cs="宋体" w:hint="eastAsia"/>
+          <w:rFonts w:ascii="宋体" w:eastAsia="宋体" w:hAnsi="宋体" w:cs="宋体"/>
           <w:color w:val="000000"/>
           <w:kern w:val="0"/>
           <w:szCs w:val="21"/>
@@ -5907,7 +6443,7 @@
     <w:p>
       <w:pPr>
         <w:rPr>
-          <w:rFonts w:ascii="宋体" w:eastAsia="宋体" w:hAnsi="宋体" w:cs="宋体" w:hint="eastAsia"/>
+          <w:rFonts w:ascii="宋体" w:eastAsia="宋体" w:hAnsi="宋体" w:cs="宋体"/>
           <w:color w:val="000000"/>
           <w:kern w:val="0"/>
           <w:szCs w:val="21"/>
@@ -5926,7 +6462,7 @@
     <w:p>
       <w:pPr>
         <w:rPr>
-          <w:rFonts w:ascii="宋体" w:eastAsia="宋体" w:hAnsi="宋体" w:cs="宋体" w:hint="eastAsia"/>
+          <w:rFonts w:ascii="宋体" w:eastAsia="宋体" w:hAnsi="宋体" w:cs="宋体"/>
           <w:color w:val="000000" w:themeColor="text1"/>
           <w:szCs w:val="21"/>
         </w:rPr>
@@ -5988,7 +6524,7 @@
     <w:p>
       <w:pPr>
         <w:rPr>
-          <w:rFonts w:ascii="宋体" w:eastAsia="宋体" w:hAnsi="宋体" w:cs="宋体" w:hint="eastAsia"/>
+          <w:rFonts w:ascii="宋体" w:eastAsia="宋体" w:hAnsi="宋体" w:cs="宋体"/>
           <w:color w:val="000000" w:themeColor="text1"/>
           <w:szCs w:val="21"/>
         </w:rPr>
@@ -6079,25 +6615,25 @@
     <w:p>
       <w:pPr>
         <w:rPr>
-          <w:rFonts w:ascii="宋体" w:eastAsia="宋体" w:hAnsi="宋体" w:cs="宋体" w:hint="eastAsia"/>
-          <w:color w:val="000000" w:themeColor="text1"/>
-          <w:szCs w:val="21"/>
-        </w:rPr>
-      </w:pPr>
-    </w:p>
-    <w:p>
-      <w:pPr>
-        <w:rPr>
-          <w:rFonts w:ascii="宋体" w:eastAsia="宋体" w:hAnsi="宋体" w:cs="宋体" w:hint="eastAsia"/>
-          <w:color w:val="000000" w:themeColor="text1"/>
-          <w:szCs w:val="21"/>
-        </w:rPr>
-      </w:pPr>
-    </w:p>
-    <w:p>
-      <w:pPr>
-        <w:rPr>
-          <w:rFonts w:ascii="宋体" w:eastAsia="宋体" w:hAnsi="宋体" w:cs="宋体" w:hint="eastAsia"/>
+          <w:rFonts w:ascii="宋体" w:eastAsia="宋体" w:hAnsi="宋体" w:cs="宋体"/>
+          <w:color w:val="000000" w:themeColor="text1"/>
+          <w:szCs w:val="21"/>
+        </w:rPr>
+      </w:pPr>
+    </w:p>
+    <w:p>
+      <w:pPr>
+        <w:rPr>
+          <w:rFonts w:ascii="宋体" w:eastAsia="宋体" w:hAnsi="宋体" w:cs="宋体"/>
+          <w:color w:val="000000" w:themeColor="text1"/>
+          <w:szCs w:val="21"/>
+        </w:rPr>
+      </w:pPr>
+    </w:p>
+    <w:p>
+      <w:pPr>
+        <w:rPr>
+          <w:rFonts w:ascii="宋体" w:eastAsia="宋体" w:hAnsi="宋体" w:cs="宋体"/>
           <w:color w:val="000000" w:themeColor="text1"/>
           <w:szCs w:val="21"/>
         </w:rPr>
@@ -6106,14 +6642,12 @@
     <w:p>
       <w:pPr>
         <w:pStyle w:val="Heading3"/>
-        <w:rPr>
-          <w:rFonts w:hint="eastAsia"/>
-        </w:rPr>
-      </w:pPr>
-      <w:bookmarkStart w:id="52" w:name="_Toc493942896"/>
-      <w:bookmarkStart w:id="53" w:name="_Toc493942960"/>
-      <w:bookmarkStart w:id="54" w:name="_Toc493943263"/>
-      <w:bookmarkStart w:id="55" w:name="_Toc493943514"/>
+      </w:pPr>
+      <w:bookmarkStart w:id="66" w:name="_Toc493942896"/>
+      <w:bookmarkStart w:id="67" w:name="_Toc493942960"/>
+      <w:bookmarkStart w:id="68" w:name="_Toc493943263"/>
+      <w:bookmarkStart w:id="69" w:name="_Toc493943514"/>
+      <w:bookmarkStart w:id="70" w:name="_Toc494116609"/>
       <w:r>
         <w:rPr>
           <w:rFonts w:hint="eastAsia"/>
@@ -6126,10 +6660,11 @@
         </w:rPr>
         <w:t>配置</w:t>
       </w:r>
-      <w:bookmarkEnd w:id="52"/>
-      <w:bookmarkEnd w:id="53"/>
-      <w:bookmarkEnd w:id="54"/>
-      <w:bookmarkEnd w:id="55"/>
+      <w:bookmarkEnd w:id="66"/>
+      <w:bookmarkEnd w:id="67"/>
+      <w:bookmarkEnd w:id="68"/>
+      <w:bookmarkEnd w:id="69"/>
+      <w:bookmarkEnd w:id="70"/>
     </w:p>
     <w:p>
       <w:pPr>
@@ -6138,10 +6673,11 @@
           <w:kern w:val="0"/>
         </w:rPr>
       </w:pPr>
-      <w:bookmarkStart w:id="56" w:name="_Toc493942897"/>
-      <w:bookmarkStart w:id="57" w:name="_Toc493942961"/>
-      <w:bookmarkStart w:id="58" w:name="_Toc493943264"/>
-      <w:bookmarkStart w:id="59" w:name="_Toc493943515"/>
+      <w:bookmarkStart w:id="71" w:name="_Toc493942897"/>
+      <w:bookmarkStart w:id="72" w:name="_Toc493942961"/>
+      <w:bookmarkStart w:id="73" w:name="_Toc493943264"/>
+      <w:bookmarkStart w:id="74" w:name="_Toc493943515"/>
+      <w:bookmarkStart w:id="75" w:name="_Toc494116610"/>
       <w:r>
         <w:rPr>
           <w:rFonts w:hint="eastAsia"/>
@@ -6173,23 +6709,24 @@
         </w:rPr>
         <w:t>打开内存调试</w:t>
       </w:r>
-      <w:bookmarkEnd w:id="56"/>
-      <w:bookmarkEnd w:id="57"/>
-      <w:bookmarkEnd w:id="58"/>
-      <w:bookmarkEnd w:id="59"/>
+      <w:bookmarkEnd w:id="71"/>
+      <w:bookmarkEnd w:id="72"/>
+      <w:bookmarkEnd w:id="73"/>
+      <w:bookmarkEnd w:id="74"/>
+      <w:bookmarkEnd w:id="75"/>
     </w:p>
     <w:p>
       <w:pPr>
         <w:pStyle w:val="Heading5"/>
         <w:rPr>
-          <w:rFonts w:hint="eastAsia"/>
-          <w:kern w:val="0"/>
-        </w:rPr>
-      </w:pPr>
-      <w:bookmarkStart w:id="60" w:name="_Toc493942898"/>
-      <w:bookmarkStart w:id="61" w:name="_Toc493942962"/>
-      <w:bookmarkStart w:id="62" w:name="_Toc493943265"/>
-      <w:bookmarkStart w:id="63" w:name="_Toc493943516"/>
+          <w:kern w:val="0"/>
+        </w:rPr>
+      </w:pPr>
+      <w:bookmarkStart w:id="76" w:name="_Toc493942898"/>
+      <w:bookmarkStart w:id="77" w:name="_Toc493942962"/>
+      <w:bookmarkStart w:id="78" w:name="_Toc493943265"/>
+      <w:bookmarkStart w:id="79" w:name="_Toc493943516"/>
+      <w:bookmarkStart w:id="80" w:name="_Toc494116611"/>
       <w:r>
         <w:rPr>
           <w:rFonts w:hint="eastAsia"/>
@@ -6221,24 +6758,25 @@
         </w:rPr>
         <w:t>内存调试段大小</w:t>
       </w:r>
-      <w:bookmarkEnd w:id="60"/>
-      <w:bookmarkEnd w:id="61"/>
-      <w:bookmarkEnd w:id="62"/>
-      <w:bookmarkEnd w:id="63"/>
-    </w:p>
-    <w:p>
-      <w:pPr>
-        <w:rPr>
-          <w:rFonts w:ascii="宋体" w:eastAsia="宋体" w:hAnsi="宋体" w:cs="宋体" w:hint="eastAsia"/>
-          <w:color w:val="000000" w:themeColor="text1"/>
-          <w:szCs w:val="21"/>
-        </w:rPr>
-      </w:pPr>
-    </w:p>
-    <w:p>
-      <w:pPr>
-        <w:rPr>
-          <w:rFonts w:ascii="宋体" w:eastAsia="宋体" w:hAnsi="宋体" w:cs="宋体" w:hint="eastAsia"/>
+      <w:bookmarkEnd w:id="76"/>
+      <w:bookmarkEnd w:id="77"/>
+      <w:bookmarkEnd w:id="78"/>
+      <w:bookmarkEnd w:id="79"/>
+      <w:bookmarkEnd w:id="80"/>
+    </w:p>
+    <w:p>
+      <w:pPr>
+        <w:rPr>
+          <w:rFonts w:ascii="宋体" w:eastAsia="宋体" w:hAnsi="宋体" w:cs="宋体"/>
+          <w:color w:val="000000" w:themeColor="text1"/>
+          <w:szCs w:val="21"/>
+        </w:rPr>
+      </w:pPr>
+    </w:p>
+    <w:p>
+      <w:pPr>
+        <w:rPr>
+          <w:rFonts w:ascii="宋体" w:eastAsia="宋体" w:hAnsi="宋体" w:cs="宋体"/>
           <w:color w:val="000000" w:themeColor="text1"/>
           <w:szCs w:val="21"/>
         </w:rPr>
@@ -6255,7 +6793,7 @@
     <w:p>
       <w:pPr>
         <w:rPr>
-          <w:rFonts w:ascii="宋体" w:eastAsia="宋体" w:hAnsi="宋体" w:cs="宋体" w:hint="eastAsia"/>
+          <w:rFonts w:ascii="宋体" w:eastAsia="宋体" w:hAnsi="宋体" w:cs="宋体"/>
           <w:color w:val="000000" w:themeColor="text1"/>
           <w:szCs w:val="21"/>
         </w:rPr>
@@ -6317,7 +6855,7 @@
     <w:p>
       <w:pPr>
         <w:rPr>
-          <w:rFonts w:ascii="宋体" w:eastAsia="宋体" w:hAnsi="宋体" w:cs="宋体" w:hint="eastAsia"/>
+          <w:rFonts w:ascii="宋体" w:eastAsia="宋体" w:hAnsi="宋体" w:cs="宋体"/>
           <w:color w:val="000000" w:themeColor="text1"/>
           <w:szCs w:val="21"/>
         </w:rPr>
@@ -6370,16 +6908,16 @@
     <w:p>
       <w:pPr>
         <w:rPr>
-          <w:rFonts w:ascii="宋体" w:eastAsia="宋体" w:hAnsi="宋体" w:cs="宋体" w:hint="eastAsia"/>
-          <w:color w:val="000000" w:themeColor="text1"/>
-          <w:szCs w:val="21"/>
-        </w:rPr>
-      </w:pPr>
-    </w:p>
-    <w:p>
-      <w:pPr>
-        <w:rPr>
-          <w:rFonts w:ascii="宋体" w:eastAsia="宋体" w:hAnsi="宋体" w:cs="宋体" w:hint="eastAsia"/>
+          <w:rFonts w:ascii="宋体" w:eastAsia="宋体" w:hAnsi="宋体" w:cs="宋体"/>
+          <w:color w:val="000000" w:themeColor="text1"/>
+          <w:szCs w:val="21"/>
+        </w:rPr>
+      </w:pPr>
+    </w:p>
+    <w:p>
+      <w:pPr>
+        <w:rPr>
+          <w:rFonts w:ascii="宋体" w:eastAsia="宋体" w:hAnsi="宋体" w:cs="宋体"/>
           <w:color w:val="000000" w:themeColor="text1"/>
           <w:szCs w:val="21"/>
         </w:rPr>
@@ -6396,7 +6934,7 @@
     <w:p>
       <w:pPr>
         <w:rPr>
-          <w:rFonts w:ascii="宋体" w:eastAsia="宋体" w:hAnsi="宋体" w:cs="宋体" w:hint="eastAsia"/>
+          <w:rFonts w:ascii="宋体" w:eastAsia="宋体" w:hAnsi="宋体" w:cs="宋体"/>
           <w:color w:val="000000" w:themeColor="text1"/>
           <w:szCs w:val="21"/>
         </w:rPr>
@@ -6458,7 +6996,7 @@
     <w:p>
       <w:pPr>
         <w:rPr>
-          <w:rFonts w:ascii="宋体" w:eastAsia="宋体" w:hAnsi="宋体" w:cs="宋体" w:hint="eastAsia"/>
+          <w:rFonts w:ascii="宋体" w:eastAsia="宋体" w:hAnsi="宋体" w:cs="宋体"/>
           <w:color w:val="000000" w:themeColor="text1"/>
           <w:szCs w:val="21"/>
         </w:rPr>
@@ -6511,34 +7049,34 @@
     <w:p>
       <w:pPr>
         <w:rPr>
-          <w:rFonts w:ascii="宋体" w:eastAsia="宋体" w:hAnsi="宋体" w:cs="宋体" w:hint="eastAsia"/>
-          <w:color w:val="000000" w:themeColor="text1"/>
-          <w:szCs w:val="21"/>
-        </w:rPr>
-      </w:pPr>
-    </w:p>
-    <w:p>
-      <w:pPr>
-        <w:rPr>
-          <w:rFonts w:ascii="宋体" w:eastAsia="宋体" w:hAnsi="宋体" w:cs="宋体" w:hint="eastAsia"/>
-          <w:color w:val="000000" w:themeColor="text1"/>
-          <w:szCs w:val="21"/>
-        </w:rPr>
-      </w:pPr>
-    </w:p>
-    <w:p>
-      <w:pPr>
-        <w:rPr>
-          <w:rFonts w:ascii="宋体" w:eastAsia="宋体" w:hAnsi="宋体" w:cs="宋体" w:hint="eastAsia"/>
-          <w:color w:val="000000" w:themeColor="text1"/>
-          <w:szCs w:val="21"/>
-        </w:rPr>
-      </w:pPr>
-    </w:p>
-    <w:p>
-      <w:pPr>
-        <w:rPr>
-          <w:rFonts w:ascii="宋体" w:eastAsia="宋体" w:hAnsi="宋体" w:cs="宋体" w:hint="eastAsia"/>
+          <w:rFonts w:ascii="宋体" w:eastAsia="宋体" w:hAnsi="宋体" w:cs="宋体"/>
+          <w:color w:val="000000" w:themeColor="text1"/>
+          <w:szCs w:val="21"/>
+        </w:rPr>
+      </w:pPr>
+    </w:p>
+    <w:p>
+      <w:pPr>
+        <w:rPr>
+          <w:rFonts w:ascii="宋体" w:eastAsia="宋体" w:hAnsi="宋体" w:cs="宋体"/>
+          <w:color w:val="000000" w:themeColor="text1"/>
+          <w:szCs w:val="21"/>
+        </w:rPr>
+      </w:pPr>
+    </w:p>
+    <w:p>
+      <w:pPr>
+        <w:rPr>
+          <w:rFonts w:ascii="宋体" w:eastAsia="宋体" w:hAnsi="宋体" w:cs="宋体"/>
+          <w:color w:val="000000" w:themeColor="text1"/>
+          <w:szCs w:val="21"/>
+        </w:rPr>
+      </w:pPr>
+    </w:p>
+    <w:p>
+      <w:pPr>
+        <w:rPr>
+          <w:rFonts w:ascii="宋体" w:eastAsia="宋体" w:hAnsi="宋体" w:cs="宋体"/>
           <w:color w:val="000000" w:themeColor="text1"/>
           <w:szCs w:val="21"/>
         </w:rPr>
@@ -6547,14 +7085,12 @@
     <w:p>
       <w:pPr>
         <w:pStyle w:val="Heading5"/>
-        <w:rPr>
-          <w:rFonts w:hint="eastAsia"/>
-        </w:rPr>
-      </w:pPr>
-      <w:bookmarkStart w:id="64" w:name="_Toc493942899"/>
-      <w:bookmarkStart w:id="65" w:name="_Toc493942963"/>
-      <w:bookmarkStart w:id="66" w:name="_Toc493943266"/>
-      <w:bookmarkStart w:id="67" w:name="_Toc493943517"/>
+      </w:pPr>
+      <w:bookmarkStart w:id="81" w:name="_Toc493942899"/>
+      <w:bookmarkStart w:id="82" w:name="_Toc493942963"/>
+      <w:bookmarkStart w:id="83" w:name="_Toc493943266"/>
+      <w:bookmarkStart w:id="84" w:name="_Toc493943517"/>
+      <w:bookmarkStart w:id="85" w:name="_Toc494116612"/>
       <w:r>
         <w:rPr>
           <w:rFonts w:hint="eastAsia"/>
@@ -6575,10 +7111,11 @@
         </w:rPr>
         <w:t>：是否启动时开启跟踪</w:t>
       </w:r>
-      <w:bookmarkEnd w:id="64"/>
-      <w:bookmarkEnd w:id="65"/>
-      <w:bookmarkEnd w:id="66"/>
-      <w:bookmarkEnd w:id="67"/>
+      <w:bookmarkEnd w:id="81"/>
+      <w:bookmarkEnd w:id="82"/>
+      <w:bookmarkEnd w:id="83"/>
+      <w:bookmarkEnd w:id="84"/>
+      <w:bookmarkEnd w:id="85"/>
     </w:p>
     <w:p>
       <w:pPr>
@@ -6588,10 +7125,11 @@
           <w:kern w:val="0"/>
         </w:rPr>
       </w:pPr>
-      <w:bookmarkStart w:id="68" w:name="_Toc493942900"/>
-      <w:bookmarkStart w:id="69" w:name="_Toc493942964"/>
-      <w:bookmarkStart w:id="70" w:name="_Toc493943267"/>
-      <w:bookmarkStart w:id="71" w:name="_Toc493943518"/>
+      <w:bookmarkStart w:id="86" w:name="_Toc493942900"/>
+      <w:bookmarkStart w:id="87" w:name="_Toc493942964"/>
+      <w:bookmarkStart w:id="88" w:name="_Toc493943267"/>
+      <w:bookmarkStart w:id="89" w:name="_Toc493943518"/>
+      <w:bookmarkStart w:id="90" w:name="_Toc494116613"/>
       <w:r>
         <w:rPr>
           <w:rFonts w:hint="eastAsia"/>
@@ -6616,24 +7154,25 @@
         </w:rPr>
         <w:t>：启动时开启跟踪的缓冲区大小</w:t>
       </w:r>
-      <w:bookmarkEnd w:id="68"/>
-      <w:bookmarkEnd w:id="69"/>
-      <w:bookmarkEnd w:id="70"/>
-      <w:bookmarkEnd w:id="71"/>
-    </w:p>
-    <w:p>
-      <w:pPr>
-        <w:rPr>
-          <w:rFonts w:ascii="宋体" w:eastAsia="宋体" w:hAnsi="宋体" w:cs="宋体" w:hint="eastAsia"/>
-          <w:color w:val="000000" w:themeColor="text1"/>
-          <w:szCs w:val="21"/>
-        </w:rPr>
-      </w:pPr>
-    </w:p>
-    <w:p>
-      <w:pPr>
-        <w:rPr>
-          <w:rFonts w:ascii="宋体" w:eastAsia="宋体" w:hAnsi="宋体" w:cs="宋体" w:hint="eastAsia"/>
+      <w:bookmarkEnd w:id="86"/>
+      <w:bookmarkEnd w:id="87"/>
+      <w:bookmarkEnd w:id="88"/>
+      <w:bookmarkEnd w:id="89"/>
+      <w:bookmarkEnd w:id="90"/>
+    </w:p>
+    <w:p>
+      <w:pPr>
+        <w:rPr>
+          <w:rFonts w:ascii="宋体" w:eastAsia="宋体" w:hAnsi="宋体" w:cs="宋体"/>
+          <w:color w:val="000000" w:themeColor="text1"/>
+          <w:szCs w:val="21"/>
+        </w:rPr>
+      </w:pPr>
+    </w:p>
+    <w:p>
+      <w:pPr>
+        <w:rPr>
+          <w:rFonts w:ascii="宋体" w:eastAsia="宋体" w:hAnsi="宋体" w:cs="宋体"/>
           <w:color w:val="000000" w:themeColor="text1"/>
           <w:szCs w:val="21"/>
         </w:rPr>
@@ -6650,7 +7189,7 @@
     <w:p>
       <w:pPr>
         <w:rPr>
-          <w:rFonts w:ascii="宋体" w:eastAsia="宋体" w:hAnsi="宋体" w:cs="宋体" w:hint="eastAsia"/>
+          <w:rFonts w:ascii="宋体" w:eastAsia="宋体" w:hAnsi="宋体" w:cs="宋体"/>
           <w:color w:val="000000" w:themeColor="text1"/>
           <w:szCs w:val="21"/>
         </w:rPr>
@@ -6712,7 +7251,7 @@
     <w:p>
       <w:pPr>
         <w:rPr>
-          <w:rFonts w:ascii="宋体" w:eastAsia="宋体" w:hAnsi="宋体" w:cs="宋体" w:hint="eastAsia"/>
+          <w:rFonts w:ascii="宋体" w:eastAsia="宋体" w:hAnsi="宋体" w:cs="宋体"/>
           <w:color w:val="000000" w:themeColor="text1"/>
           <w:szCs w:val="21"/>
         </w:rPr>
@@ -6747,16 +7286,16 @@
     <w:p>
       <w:pPr>
         <w:rPr>
-          <w:rFonts w:ascii="宋体" w:eastAsia="宋体" w:hAnsi="宋体" w:cs="宋体" w:hint="eastAsia"/>
-          <w:color w:val="000000" w:themeColor="text1"/>
-          <w:szCs w:val="21"/>
-        </w:rPr>
-      </w:pPr>
-    </w:p>
-    <w:p>
-      <w:pPr>
-        <w:rPr>
-          <w:rFonts w:ascii="宋体" w:eastAsia="宋体" w:hAnsi="宋体" w:cs="宋体" w:hint="eastAsia"/>
+          <w:rFonts w:ascii="宋体" w:eastAsia="宋体" w:hAnsi="宋体" w:cs="宋体"/>
+          <w:color w:val="000000" w:themeColor="text1"/>
+          <w:szCs w:val="21"/>
+        </w:rPr>
+      </w:pPr>
+    </w:p>
+    <w:p>
+      <w:pPr>
+        <w:rPr>
+          <w:rFonts w:ascii="宋体" w:eastAsia="宋体" w:hAnsi="宋体" w:cs="宋体"/>
           <w:color w:val="000000" w:themeColor="text1"/>
           <w:szCs w:val="21"/>
         </w:rPr>
@@ -6773,14 +7312,15 @@
     <w:p>
       <w:pPr>
         <w:rPr>
-          <w:rFonts w:ascii="宋体" w:eastAsia="宋体" w:hAnsi="宋体" w:cs="宋体" w:hint="eastAsia"/>
-          <w:color w:val="000000" w:themeColor="text1"/>
-          <w:szCs w:val="21"/>
-        </w:rPr>
-      </w:pPr>
-      <w:r>
-        <w:rPr>
-          <w:rFonts w:ascii="宋体" w:eastAsia="宋体" w:hAnsi="宋体" w:cs="宋体" w:hint="eastAsia"/>
+          <w:rFonts w:ascii="宋体" w:eastAsia="宋体" w:hAnsi="宋体" w:cs="宋体"/>
+          <w:color w:val="000000" w:themeColor="text1"/>
+          <w:szCs w:val="21"/>
+        </w:rPr>
+      </w:pPr>
+      <w:r>
+        <w:rPr>
+          <w:rFonts w:ascii="宋体" w:eastAsia="宋体" w:hAnsi="宋体" w:cs="宋体" w:hint="eastAsia"/>
+          <w:noProof/>
           <w:color w:val="000000" w:themeColor="text1"/>
           <w:szCs w:val="21"/>
         </w:rPr>
@@ -6834,7 +7374,7 @@
     <w:p>
       <w:pPr>
         <w:rPr>
-          <w:rFonts w:ascii="宋体" w:eastAsia="宋体" w:hAnsi="宋体" w:cs="宋体" w:hint="eastAsia"/>
+          <w:rFonts w:ascii="宋体" w:eastAsia="宋体" w:hAnsi="宋体" w:cs="宋体"/>
           <w:color w:val="000000" w:themeColor="text1"/>
           <w:szCs w:val="21"/>
         </w:rPr>
@@ -7011,25 +7551,25 @@
     <w:p>
       <w:pPr>
         <w:rPr>
-          <w:rFonts w:ascii="宋体" w:eastAsia="宋体" w:hAnsi="宋体" w:cs="宋体" w:hint="eastAsia"/>
-          <w:color w:val="000000" w:themeColor="text1"/>
-          <w:szCs w:val="21"/>
-        </w:rPr>
-      </w:pPr>
-    </w:p>
-    <w:p>
-      <w:pPr>
-        <w:rPr>
-          <w:rFonts w:ascii="宋体" w:eastAsia="宋体" w:hAnsi="宋体" w:cs="宋体" w:hint="eastAsia"/>
-          <w:color w:val="000000" w:themeColor="text1"/>
-          <w:szCs w:val="21"/>
-        </w:rPr>
-      </w:pPr>
-    </w:p>
-    <w:p>
-      <w:pPr>
-        <w:rPr>
-          <w:rFonts w:ascii="宋体" w:eastAsia="宋体" w:hAnsi="宋体" w:cs="宋体" w:hint="eastAsia"/>
+          <w:rFonts w:ascii="宋体" w:eastAsia="宋体" w:hAnsi="宋体" w:cs="宋体"/>
+          <w:color w:val="000000" w:themeColor="text1"/>
+          <w:szCs w:val="21"/>
+        </w:rPr>
+      </w:pPr>
+    </w:p>
+    <w:p>
+      <w:pPr>
+        <w:rPr>
+          <w:rFonts w:ascii="宋体" w:eastAsia="宋体" w:hAnsi="宋体" w:cs="宋体"/>
+          <w:color w:val="000000" w:themeColor="text1"/>
+          <w:szCs w:val="21"/>
+        </w:rPr>
+      </w:pPr>
+    </w:p>
+    <w:p>
+      <w:pPr>
+        <w:rPr>
+          <w:rFonts w:ascii="宋体" w:eastAsia="宋体" w:hAnsi="宋体" w:cs="宋体"/>
           <w:color w:val="000000" w:themeColor="text1"/>
           <w:szCs w:val="21"/>
         </w:rPr>
@@ -7038,14 +7578,12 @@
     <w:p>
       <w:pPr>
         <w:pStyle w:val="Heading5"/>
-        <w:rPr>
-          <w:rFonts w:hint="eastAsia"/>
-        </w:rPr>
-      </w:pPr>
-      <w:bookmarkStart w:id="72" w:name="_Toc493942901"/>
-      <w:bookmarkStart w:id="73" w:name="_Toc493942965"/>
-      <w:bookmarkStart w:id="74" w:name="_Toc493943268"/>
-      <w:bookmarkStart w:id="75" w:name="_Toc493943519"/>
+      </w:pPr>
+      <w:bookmarkStart w:id="91" w:name="_Toc493942901"/>
+      <w:bookmarkStart w:id="92" w:name="_Toc493942965"/>
+      <w:bookmarkStart w:id="93" w:name="_Toc493943268"/>
+      <w:bookmarkStart w:id="94" w:name="_Toc493943519"/>
+      <w:bookmarkStart w:id="95" w:name="_Toc494116614"/>
       <w:r>
         <w:rPr>
           <w:rFonts w:hint="eastAsia"/>
@@ -7059,25 +7597,38 @@
         </w:rPr>
         <w:t>transactionon</w:t>
       </w:r>
-      <w:bookmarkEnd w:id="72"/>
-      <w:bookmarkEnd w:id="73"/>
-      <w:bookmarkEnd w:id="74"/>
-      <w:bookmarkEnd w:id="75"/>
-      <w:proofErr w:type="spellEnd"/>
-    </w:p>
-    <w:p>
-      <w:pPr>
-        <w:rPr>
-          <w:rFonts w:ascii="宋体" w:eastAsia="宋体" w:hAnsi="宋体" w:cs="宋体" w:hint="eastAsia"/>
-          <w:color w:val="000000" w:themeColor="text1"/>
-          <w:szCs w:val="21"/>
-        </w:rPr>
-      </w:pPr>
-    </w:p>
-    <w:p>
-      <w:pPr>
-        <w:rPr>
-          <w:rFonts w:ascii="宋体" w:eastAsia="宋体" w:hAnsi="宋体" w:cs="宋体" w:hint="eastAsia"/>
+      <w:bookmarkEnd w:id="91"/>
+      <w:bookmarkEnd w:id="92"/>
+      <w:bookmarkEnd w:id="93"/>
+      <w:bookmarkEnd w:id="94"/>
+      <w:proofErr w:type="spellEnd"/>
+      <w:r>
+        <w:rPr>
+          <w:rFonts w:hint="eastAsia"/>
+        </w:rPr>
+        <w:t>：</w:t>
+      </w:r>
+      <w:r>
+        <w:rPr>
+          <w:rFonts w:hint="eastAsia"/>
+        </w:rPr>
+        <w:t>是否打开事务</w:t>
+      </w:r>
+      <w:bookmarkEnd w:id="95"/>
+    </w:p>
+    <w:p>
+      <w:pPr>
+        <w:rPr>
+          <w:rFonts w:ascii="宋体" w:eastAsia="宋体" w:hAnsi="宋体" w:cs="宋体"/>
+          <w:color w:val="000000" w:themeColor="text1"/>
+          <w:szCs w:val="21"/>
+        </w:rPr>
+      </w:pPr>
+    </w:p>
+    <w:p>
+      <w:pPr>
+        <w:rPr>
+          <w:rFonts w:ascii="宋体" w:eastAsia="宋体" w:hAnsi="宋体" w:cs="宋体"/>
           <w:color w:val="000000" w:themeColor="text1"/>
           <w:szCs w:val="21"/>
         </w:rPr>
@@ -7094,7 +7645,7 @@
     <w:p>
       <w:pPr>
         <w:rPr>
-          <w:rFonts w:ascii="宋体" w:eastAsia="宋体" w:hAnsi="宋体" w:cs="宋体" w:hint="eastAsia"/>
+          <w:rFonts w:ascii="宋体" w:eastAsia="宋体" w:hAnsi="宋体" w:cs="宋体"/>
           <w:color w:val="000000" w:themeColor="text1"/>
           <w:szCs w:val="21"/>
         </w:rPr>
@@ -7156,7 +7707,7 @@
     <w:p>
       <w:pPr>
         <w:rPr>
-          <w:rFonts w:ascii="宋体" w:eastAsia="宋体" w:hAnsi="宋体" w:cs="宋体" w:hint="eastAsia"/>
+          <w:rFonts w:ascii="宋体" w:eastAsia="宋体" w:hAnsi="宋体" w:cs="宋体"/>
           <w:color w:val="000000" w:themeColor="text1"/>
           <w:szCs w:val="21"/>
         </w:rPr>
@@ -7243,16 +7794,16 @@
     <w:p>
       <w:pPr>
         <w:rPr>
-          <w:rFonts w:ascii="宋体" w:eastAsia="宋体" w:hAnsi="宋体" w:cs="宋体" w:hint="eastAsia"/>
-          <w:color w:val="000000" w:themeColor="text1"/>
-          <w:szCs w:val="21"/>
-        </w:rPr>
-      </w:pPr>
-    </w:p>
-    <w:p>
-      <w:pPr>
-        <w:rPr>
-          <w:rFonts w:ascii="宋体" w:eastAsia="宋体" w:hAnsi="宋体" w:cs="宋体" w:hint="eastAsia"/>
+          <w:rFonts w:ascii="宋体" w:eastAsia="宋体" w:hAnsi="宋体" w:cs="宋体"/>
+          <w:color w:val="000000" w:themeColor="text1"/>
+          <w:szCs w:val="21"/>
+        </w:rPr>
+      </w:pPr>
+    </w:p>
+    <w:p>
+      <w:pPr>
+        <w:rPr>
+          <w:rFonts w:ascii="宋体" w:eastAsia="宋体" w:hAnsi="宋体" w:cs="宋体"/>
           <w:color w:val="000000" w:themeColor="text1"/>
           <w:szCs w:val="21"/>
         </w:rPr>
@@ -7269,7 +7820,7 @@
     <w:p>
       <w:pPr>
         <w:rPr>
-          <w:rFonts w:ascii="宋体" w:eastAsia="宋体" w:hAnsi="宋体" w:cs="宋体" w:hint="eastAsia"/>
+          <w:rFonts w:ascii="宋体" w:eastAsia="宋体" w:hAnsi="宋体" w:cs="宋体"/>
           <w:color w:val="000000" w:themeColor="text1"/>
           <w:szCs w:val="21"/>
         </w:rPr>
@@ -7331,7 +7882,7 @@
     <w:p>
       <w:pPr>
         <w:rPr>
-          <w:rFonts w:ascii="宋体" w:eastAsia="宋体" w:hAnsi="宋体" w:cs="宋体" w:hint="eastAsia"/>
+          <w:rFonts w:ascii="宋体" w:eastAsia="宋体" w:hAnsi="宋体" w:cs="宋体"/>
           <w:color w:val="000000" w:themeColor="text1"/>
           <w:szCs w:val="21"/>
         </w:rPr>
@@ -7492,25 +8043,25 @@
     <w:p>
       <w:pPr>
         <w:rPr>
-          <w:rFonts w:ascii="宋体" w:eastAsia="宋体" w:hAnsi="宋体" w:cs="宋体" w:hint="eastAsia"/>
-          <w:color w:val="000000" w:themeColor="text1"/>
-          <w:szCs w:val="21"/>
-        </w:rPr>
-      </w:pPr>
-    </w:p>
-    <w:p>
-      <w:pPr>
-        <w:rPr>
-          <w:rFonts w:ascii="宋体" w:eastAsia="宋体" w:hAnsi="宋体" w:cs="宋体" w:hint="eastAsia"/>
-          <w:color w:val="000000" w:themeColor="text1"/>
-          <w:szCs w:val="21"/>
-        </w:rPr>
-      </w:pPr>
-    </w:p>
-    <w:p>
-      <w:pPr>
-        <w:rPr>
-          <w:rFonts w:ascii="宋体" w:eastAsia="宋体" w:hAnsi="宋体" w:cs="宋体" w:hint="eastAsia"/>
+          <w:rFonts w:ascii="宋体" w:eastAsia="宋体" w:hAnsi="宋体" w:cs="宋体"/>
+          <w:color w:val="000000" w:themeColor="text1"/>
+          <w:szCs w:val="21"/>
+        </w:rPr>
+      </w:pPr>
+    </w:p>
+    <w:p>
+      <w:pPr>
+        <w:rPr>
+          <w:rFonts w:ascii="宋体" w:eastAsia="宋体" w:hAnsi="宋体" w:cs="宋体"/>
+          <w:color w:val="000000" w:themeColor="text1"/>
+          <w:szCs w:val="21"/>
+        </w:rPr>
+      </w:pPr>
+    </w:p>
+    <w:p>
+      <w:pPr>
+        <w:rPr>
+          <w:rFonts w:ascii="宋体" w:eastAsia="宋体" w:hAnsi="宋体" w:cs="宋体"/>
           <w:color w:val="000000" w:themeColor="text1"/>
           <w:szCs w:val="21"/>
         </w:rPr>
@@ -7519,14 +8070,12 @@
     <w:p>
       <w:pPr>
         <w:pStyle w:val="Heading3"/>
-        <w:rPr>
-          <w:rFonts w:hint="eastAsia"/>
-        </w:rPr>
-      </w:pPr>
-      <w:bookmarkStart w:id="76" w:name="_Toc493942902"/>
-      <w:bookmarkStart w:id="77" w:name="_Toc493942966"/>
-      <w:bookmarkStart w:id="78" w:name="_Toc493943269"/>
-      <w:bookmarkStart w:id="79" w:name="_Toc493943520"/>
+      </w:pPr>
+      <w:bookmarkStart w:id="96" w:name="_Toc493942902"/>
+      <w:bookmarkStart w:id="97" w:name="_Toc493942966"/>
+      <w:bookmarkStart w:id="98" w:name="_Toc493943269"/>
+      <w:bookmarkStart w:id="99" w:name="_Toc493943520"/>
+      <w:bookmarkStart w:id="100" w:name="_Toc494116615"/>
       <w:r>
         <w:rPr>
           <w:rFonts w:hint="eastAsia"/>
@@ -7539,29 +8088,30 @@
         </w:rPr>
         <w:t>配置</w:t>
       </w:r>
-      <w:bookmarkEnd w:id="76"/>
+      <w:bookmarkEnd w:id="96"/>
       <w:r>
         <w:rPr>
           <w:rFonts w:hint="eastAsia"/>
         </w:rPr>
         <w:t>：</w:t>
       </w:r>
-      <w:bookmarkEnd w:id="77"/>
-      <w:bookmarkEnd w:id="78"/>
-      <w:bookmarkEnd w:id="79"/>
+      <w:bookmarkEnd w:id="97"/>
+      <w:bookmarkEnd w:id="98"/>
+      <w:bookmarkEnd w:id="99"/>
+      <w:bookmarkEnd w:id="100"/>
     </w:p>
     <w:p>
       <w:pPr>
         <w:pStyle w:val="Heading5"/>
         <w:rPr>
-          <w:rFonts w:hint="eastAsia"/>
-          <w:kern w:val="0"/>
-        </w:rPr>
-      </w:pPr>
-      <w:bookmarkStart w:id="80" w:name="_Toc493942903"/>
-      <w:bookmarkStart w:id="81" w:name="_Toc493942967"/>
-      <w:bookmarkStart w:id="82" w:name="_Toc493943270"/>
-      <w:bookmarkStart w:id="83" w:name="_Toc493943521"/>
+          <w:kern w:val="0"/>
+        </w:rPr>
+      </w:pPr>
+      <w:bookmarkStart w:id="101" w:name="_Toc493942903"/>
+      <w:bookmarkStart w:id="102" w:name="_Toc493942967"/>
+      <w:bookmarkStart w:id="103" w:name="_Toc493943270"/>
+      <w:bookmarkStart w:id="104" w:name="_Toc493943521"/>
+      <w:bookmarkStart w:id="105" w:name="_Toc494116616"/>
       <w:r>
         <w:rPr>
           <w:rFonts w:hint="eastAsia"/>
@@ -7585,8 +8135,8 @@
         </w:rPr>
         <w:t>：</w:t>
       </w:r>
-      <w:bookmarkEnd w:id="80"/>
-      <w:bookmarkEnd w:id="81"/>
+      <w:bookmarkEnd w:id="101"/>
+      <w:bookmarkEnd w:id="102"/>
       <w:r>
         <w:rPr>
           <w:rFonts w:hint="eastAsia"/>
@@ -7594,14 +8144,15 @@
         </w:rPr>
         <w:t>信号测试周期</w:t>
       </w:r>
-      <w:bookmarkEnd w:id="82"/>
-      <w:bookmarkEnd w:id="83"/>
+      <w:bookmarkEnd w:id="103"/>
+      <w:bookmarkEnd w:id="104"/>
+      <w:bookmarkEnd w:id="105"/>
     </w:p>
     <w:p>
       <w:pPr>
         <w:widowControl/>
         <w:rPr>
-          <w:rFonts w:ascii="宋体" w:eastAsia="宋体" w:hAnsi="宋体" w:cs="宋体" w:hint="eastAsia"/>
+          <w:rFonts w:ascii="宋体" w:eastAsia="宋体" w:hAnsi="宋体" w:cs="宋体"/>
           <w:color w:val="000000"/>
           <w:kern w:val="0"/>
           <w:sz w:val="22"/>
@@ -7613,7 +8164,7 @@
       <w:pPr>
         <w:widowControl/>
         <w:rPr>
-          <w:rFonts w:ascii="宋体" w:eastAsia="宋体" w:hAnsi="宋体" w:cs="宋体" w:hint="eastAsia"/>
+          <w:rFonts w:ascii="宋体" w:eastAsia="宋体" w:hAnsi="宋体" w:cs="宋体"/>
           <w:color w:val="000000"/>
           <w:kern w:val="0"/>
           <w:sz w:val="22"/>
@@ -7634,7 +8185,7 @@
     <w:p>
       <w:pPr>
         <w:rPr>
-          <w:rFonts w:ascii="宋体" w:eastAsia="宋体" w:hAnsi="宋体" w:cs="宋体" w:hint="eastAsia"/>
+          <w:rFonts w:ascii="宋体" w:eastAsia="宋体" w:hAnsi="宋体" w:cs="宋体"/>
           <w:color w:val="000000" w:themeColor="text1"/>
           <w:szCs w:val="21"/>
         </w:rPr>
@@ -7697,7 +8248,7 @@
       <w:pPr>
         <w:widowControl/>
         <w:rPr>
-          <w:rFonts w:ascii="宋体" w:eastAsia="宋体" w:hAnsi="宋体" w:cs="宋体" w:hint="eastAsia"/>
+          <w:rFonts w:ascii="宋体" w:eastAsia="宋体" w:hAnsi="宋体" w:cs="宋体"/>
           <w:color w:val="000000"/>
           <w:kern w:val="0"/>
           <w:szCs w:val="21"/>
@@ -7762,41 +8313,13 @@
       <w:pPr>
         <w:widowControl/>
         <w:rPr>
-          <w:rFonts w:ascii="宋体" w:eastAsia="宋体" w:hAnsi="宋体" w:cs="宋体" w:hint="eastAsia"/>
-          <w:color w:val="000000"/>
-          <w:kern w:val="0"/>
-          <w:szCs w:val="21"/>
-        </w:rPr>
-      </w:pPr>
-      <w:proofErr w:type="spellStart"/>
-      <w:r>
-        <w:rPr>
-          <w:rFonts w:ascii="宋体" w:eastAsia="宋体" w:hAnsi="宋体" w:cs="宋体" w:hint="eastAsia"/>
-          <w:color w:val="000000"/>
-          <w:kern w:val="0"/>
-          <w:szCs w:val="21"/>
-        </w:rPr>
-        <w:t>signalinterval</w:t>
-      </w:r>
-      <w:proofErr w:type="spellEnd"/>
-      <w:r>
-        <w:rPr>
-          <w:rFonts w:ascii="宋体" w:eastAsia="宋体" w:hAnsi="宋体" w:cs="宋体" w:hint="eastAsia"/>
-          <w:color w:val="000000"/>
-          <w:kern w:val="0"/>
-          <w:szCs w:val="21"/>
-        </w:rPr>
-        <w:t>的功能是启动一个EDU线程，以设定的间隔向SDB主线程发送“</w:t>
-      </w:r>
-      <w:r>
-        <w:rPr>
           <w:rFonts w:ascii="宋体" w:eastAsia="宋体" w:hAnsi="宋体" w:cs="宋体"/>
           <w:color w:val="000000"/>
           <w:kern w:val="0"/>
           <w:szCs w:val="21"/>
         </w:rPr>
-        <w:t>SIGRTMIN+1</w:t>
-      </w:r>
+      </w:pPr>
+      <w:proofErr w:type="spellStart"/>
       <w:r>
         <w:rPr>
           <w:rFonts w:ascii="宋体" w:eastAsia="宋体" w:hAnsi="宋体" w:cs="宋体" w:hint="eastAsia"/>
@@ -7804,9 +8327,9 @@
           <w:kern w:val="0"/>
           <w:szCs w:val="21"/>
         </w:rPr>
-        <w:t>”信号，在</w:t>
-      </w:r>
-      <w:proofErr w:type="spellStart"/>
+        <w:t>signalinterval</w:t>
+      </w:r>
+      <w:proofErr w:type="spellEnd"/>
       <w:r>
         <w:rPr>
           <w:rFonts w:ascii="宋体" w:eastAsia="宋体" w:hAnsi="宋体" w:cs="宋体" w:hint="eastAsia"/>
@@ -7814,60 +8337,17 @@
           <w:kern w:val="0"/>
           <w:szCs w:val="21"/>
         </w:rPr>
-        <w:t>pmdController</w:t>
-      </w:r>
-      <w:proofErr w:type="spellEnd"/>
-      <w:r>
-        <w:rPr>
-          <w:rFonts w:ascii="宋体" w:eastAsia="宋体" w:hAnsi="宋体" w:cs="宋体" w:hint="eastAsia"/>
-          <w:color w:val="000000"/>
-          <w:kern w:val="0"/>
-          <w:szCs w:val="21"/>
-        </w:rPr>
-        <w:t>::active()中启动线程执行上面的</w:t>
-      </w:r>
-      <w:proofErr w:type="spellStart"/>
-      <w:r>
-        <w:rPr>
-          <w:rFonts w:ascii="宋体" w:eastAsia="宋体" w:hAnsi="宋体" w:cs="宋体" w:hint="eastAsia"/>
-          <w:color w:val="000000"/>
-          <w:kern w:val="0"/>
-          <w:szCs w:val="21"/>
-        </w:rPr>
-        <w:t>EntryPoint</w:t>
-      </w:r>
-      <w:proofErr w:type="spellEnd"/>
-      <w:r>
-        <w:rPr>
-          <w:rFonts w:ascii="宋体" w:eastAsia="宋体" w:hAnsi="宋体" w:cs="宋体" w:hint="eastAsia"/>
-          <w:color w:val="000000"/>
-          <w:kern w:val="0"/>
-          <w:szCs w:val="21"/>
-        </w:rPr>
-        <w:t>，问题在于没有响应配置的变动。</w:t>
-      </w:r>
-    </w:p>
-    <w:p>
-      <w:pPr>
-        <w:widowControl/>
-        <w:rPr>
-          <w:rFonts w:ascii="宋体" w:eastAsia="宋体" w:hAnsi="宋体" w:cs="宋体" w:hint="eastAsia"/>
-          <w:color w:val="000000"/>
-          <w:kern w:val="0"/>
-          <w:szCs w:val="21"/>
-        </w:rPr>
-      </w:pPr>
-    </w:p>
-    <w:p>
-      <w:pPr>
-        <w:widowControl/>
+        <w:t>的功能是启动一个EDU线程，以设定的间隔向SDB主线程发送“</w:t>
+      </w:r>
+      <w:r>
         <w:rPr>
           <w:rFonts w:ascii="宋体" w:eastAsia="宋体" w:hAnsi="宋体" w:cs="宋体"/>
           <w:color w:val="000000"/>
           <w:kern w:val="0"/>
           <w:szCs w:val="21"/>
         </w:rPr>
-      </w:pPr>
+        <w:t>SIGRTMIN+1</w:t>
+      </w:r>
       <w:r>
         <w:rPr>
           <w:rFonts w:ascii="宋体" w:eastAsia="宋体" w:hAnsi="宋体" w:cs="宋体" w:hint="eastAsia"/>
@@ -7875,20 +8355,92 @@
           <w:kern w:val="0"/>
           <w:szCs w:val="21"/>
         </w:rPr>
+        <w:t>”信号，在</w:t>
+      </w:r>
+      <w:proofErr w:type="spellStart"/>
+      <w:r>
+        <w:rPr>
+          <w:rFonts w:ascii="宋体" w:eastAsia="宋体" w:hAnsi="宋体" w:cs="宋体" w:hint="eastAsia"/>
+          <w:color w:val="000000"/>
+          <w:kern w:val="0"/>
+          <w:szCs w:val="21"/>
+        </w:rPr>
+        <w:t>pmdController</w:t>
+      </w:r>
+      <w:proofErr w:type="spellEnd"/>
+      <w:r>
+        <w:rPr>
+          <w:rFonts w:ascii="宋体" w:eastAsia="宋体" w:hAnsi="宋体" w:cs="宋体" w:hint="eastAsia"/>
+          <w:color w:val="000000"/>
+          <w:kern w:val="0"/>
+          <w:szCs w:val="21"/>
+        </w:rPr>
+        <w:t>::active()中启动线程执行上面的</w:t>
+      </w:r>
+      <w:proofErr w:type="spellStart"/>
+      <w:r>
+        <w:rPr>
+          <w:rFonts w:ascii="宋体" w:eastAsia="宋体" w:hAnsi="宋体" w:cs="宋体" w:hint="eastAsia"/>
+          <w:color w:val="000000"/>
+          <w:kern w:val="0"/>
+          <w:szCs w:val="21"/>
+        </w:rPr>
+        <w:t>EntryPoint</w:t>
+      </w:r>
+      <w:proofErr w:type="spellEnd"/>
+      <w:r>
+        <w:rPr>
+          <w:rFonts w:ascii="宋体" w:eastAsia="宋体" w:hAnsi="宋体" w:cs="宋体" w:hint="eastAsia"/>
+          <w:color w:val="000000"/>
+          <w:kern w:val="0"/>
+          <w:szCs w:val="21"/>
+        </w:rPr>
+        <w:t>，问题在于没有响应配置的变动。</w:t>
+      </w:r>
+    </w:p>
+    <w:p>
+      <w:pPr>
+        <w:widowControl/>
+        <w:rPr>
+          <w:rFonts w:ascii="宋体" w:eastAsia="宋体" w:hAnsi="宋体" w:cs="宋体"/>
+          <w:color w:val="000000"/>
+          <w:kern w:val="0"/>
+          <w:szCs w:val="21"/>
+        </w:rPr>
+      </w:pPr>
+    </w:p>
+    <w:p>
+      <w:pPr>
+        <w:widowControl/>
+        <w:rPr>
+          <w:rFonts w:ascii="宋体" w:eastAsia="宋体" w:hAnsi="宋体" w:cs="宋体"/>
+          <w:color w:val="000000"/>
+          <w:kern w:val="0"/>
+          <w:szCs w:val="21"/>
+        </w:rPr>
+      </w:pPr>
+      <w:r>
+        <w:rPr>
+          <w:rFonts w:ascii="宋体" w:eastAsia="宋体" w:hAnsi="宋体" w:cs="宋体" w:hint="eastAsia"/>
+          <w:color w:val="000000"/>
+          <w:kern w:val="0"/>
+          <w:szCs w:val="21"/>
+        </w:rPr>
         <w:t>修改方法：</w:t>
       </w:r>
     </w:p>
     <w:p>
       <w:pPr>
         <w:rPr>
-          <w:rFonts w:ascii="宋体" w:eastAsia="宋体" w:hAnsi="宋体" w:cs="宋体" w:hint="eastAsia"/>
-          <w:color w:val="000000" w:themeColor="text1"/>
-          <w:szCs w:val="21"/>
-        </w:rPr>
-      </w:pPr>
-      <w:r>
-        <w:rPr>
-          <w:rFonts w:ascii="宋体" w:eastAsia="宋体" w:hAnsi="宋体" w:cs="宋体" w:hint="eastAsia"/>
+          <w:rFonts w:ascii="宋体" w:eastAsia="宋体" w:hAnsi="宋体" w:cs="宋体"/>
+          <w:color w:val="000000" w:themeColor="text1"/>
+          <w:szCs w:val="21"/>
+        </w:rPr>
+      </w:pPr>
+      <w:r>
+        <w:rPr>
+          <w:rFonts w:ascii="宋体" w:eastAsia="宋体" w:hAnsi="宋体" w:cs="宋体" w:hint="eastAsia"/>
+          <w:noProof/>
           <w:color w:val="000000" w:themeColor="text1"/>
           <w:szCs w:val="21"/>
         </w:rPr>
@@ -7942,7 +8494,7 @@
     <w:p>
       <w:pPr>
         <w:rPr>
-          <w:rFonts w:ascii="宋体" w:eastAsia="宋体" w:hAnsi="宋体" w:cs="宋体" w:hint="eastAsia"/>
+          <w:rFonts w:ascii="宋体" w:eastAsia="宋体" w:hAnsi="宋体" w:cs="宋体"/>
           <w:color w:val="000000"/>
           <w:kern w:val="0"/>
           <w:szCs w:val="21"/>
@@ -8080,7 +8632,7 @@
     <w:p>
       <w:pPr>
         <w:rPr>
-          <w:rFonts w:ascii="宋体" w:eastAsia="宋体" w:hAnsi="宋体" w:cs="宋体" w:hint="eastAsia"/>
+          <w:rFonts w:ascii="宋体" w:eastAsia="宋体" w:hAnsi="宋体" w:cs="宋体"/>
           <w:color w:val="000000"/>
           <w:kern w:val="0"/>
           <w:szCs w:val="21"/>
@@ -8090,7 +8642,7 @@
     <w:p>
       <w:pPr>
         <w:rPr>
-          <w:rFonts w:ascii="宋体" w:eastAsia="宋体" w:hAnsi="宋体" w:cs="宋体" w:hint="eastAsia"/>
+          <w:rFonts w:ascii="宋体" w:eastAsia="宋体" w:hAnsi="宋体" w:cs="宋体"/>
           <w:color w:val="000000"/>
           <w:kern w:val="0"/>
           <w:szCs w:val="21"/>
@@ -8100,7 +8652,7 @@
     <w:p>
       <w:pPr>
         <w:rPr>
-          <w:rFonts w:ascii="宋体" w:eastAsia="宋体" w:hAnsi="宋体" w:cs="宋体" w:hint="eastAsia"/>
+          <w:rFonts w:ascii="宋体" w:eastAsia="宋体" w:hAnsi="宋体" w:cs="宋体"/>
           <w:color w:val="000000"/>
           <w:kern w:val="0"/>
           <w:szCs w:val="21"/>
@@ -8114,10 +8666,11 @@
           <w:kern w:val="0"/>
         </w:rPr>
       </w:pPr>
-      <w:bookmarkStart w:id="84" w:name="_Toc493942904"/>
-      <w:bookmarkStart w:id="85" w:name="_Toc493942968"/>
-      <w:bookmarkStart w:id="86" w:name="_Toc493943271"/>
-      <w:bookmarkStart w:id="87" w:name="_Toc493943522"/>
+      <w:bookmarkStart w:id="106" w:name="_Toc493942904"/>
+      <w:bookmarkStart w:id="107" w:name="_Toc493942968"/>
+      <w:bookmarkStart w:id="108" w:name="_Toc493943271"/>
+      <w:bookmarkStart w:id="109" w:name="_Toc493943522"/>
+      <w:bookmarkStart w:id="110" w:name="_Toc494116617"/>
       <w:r>
         <w:rPr>
           <w:rFonts w:hint="eastAsia"/>
@@ -8148,23 +8701,24 @@
         </w:rPr>
         <w:t>页面预加载代理数据</w:t>
       </w:r>
-      <w:bookmarkEnd w:id="84"/>
-      <w:bookmarkEnd w:id="85"/>
-      <w:bookmarkEnd w:id="86"/>
-      <w:bookmarkEnd w:id="87"/>
+      <w:bookmarkEnd w:id="106"/>
+      <w:bookmarkEnd w:id="107"/>
+      <w:bookmarkEnd w:id="108"/>
+      <w:bookmarkEnd w:id="109"/>
+      <w:bookmarkEnd w:id="110"/>
     </w:p>
     <w:p>
       <w:pPr>
         <w:pStyle w:val="Heading5"/>
         <w:rPr>
-          <w:rFonts w:hint="eastAsia"/>
-          <w:kern w:val="0"/>
-        </w:rPr>
-      </w:pPr>
-      <w:bookmarkStart w:id="88" w:name="_Toc493942905"/>
-      <w:bookmarkStart w:id="89" w:name="_Toc493942969"/>
-      <w:bookmarkStart w:id="90" w:name="_Toc493943272"/>
-      <w:bookmarkStart w:id="91" w:name="_Toc493943523"/>
+          <w:kern w:val="0"/>
+        </w:rPr>
+      </w:pPr>
+      <w:bookmarkStart w:id="111" w:name="_Toc493942905"/>
+      <w:bookmarkStart w:id="112" w:name="_Toc493942969"/>
+      <w:bookmarkStart w:id="113" w:name="_Toc493943272"/>
+      <w:bookmarkStart w:id="114" w:name="_Toc493943523"/>
+      <w:bookmarkStart w:id="115" w:name="_Toc494116618"/>
       <w:r>
         <w:rPr>
           <w:rFonts w:hint="eastAsia"/>
@@ -8195,15 +8749,16 @@
         </w:rPr>
         <w:t>数据预取代理池最大数量</w:t>
       </w:r>
-      <w:bookmarkEnd w:id="88"/>
-      <w:bookmarkEnd w:id="89"/>
-      <w:bookmarkEnd w:id="90"/>
-      <w:bookmarkEnd w:id="91"/>
-    </w:p>
-    <w:p>
-      <w:pPr>
-        <w:rPr>
-          <w:rFonts w:ascii="宋体" w:eastAsia="宋体" w:hAnsi="宋体" w:cs="宋体" w:hint="eastAsia"/>
+      <w:bookmarkEnd w:id="111"/>
+      <w:bookmarkEnd w:id="112"/>
+      <w:bookmarkEnd w:id="113"/>
+      <w:bookmarkEnd w:id="114"/>
+      <w:bookmarkEnd w:id="115"/>
+    </w:p>
+    <w:p>
+      <w:pPr>
+        <w:rPr>
+          <w:rFonts w:ascii="宋体" w:eastAsia="宋体" w:hAnsi="宋体" w:cs="宋体"/>
           <w:color w:val="000000"/>
           <w:kern w:val="0"/>
           <w:szCs w:val="21"/>
@@ -8213,7 +8768,7 @@
     <w:p>
       <w:pPr>
         <w:rPr>
-          <w:rFonts w:ascii="宋体" w:eastAsia="宋体" w:hAnsi="宋体" w:cs="宋体" w:hint="eastAsia"/>
+          <w:rFonts w:ascii="宋体" w:eastAsia="宋体" w:hAnsi="宋体" w:cs="宋体"/>
           <w:color w:val="000000"/>
           <w:kern w:val="0"/>
           <w:szCs w:val="21"/>
@@ -8231,7 +8786,7 @@
     <w:p>
       <w:pPr>
         <w:rPr>
-          <w:rFonts w:ascii="宋体" w:eastAsia="宋体" w:hAnsi="宋体" w:cs="宋体" w:hint="eastAsia"/>
+          <w:rFonts w:ascii="宋体" w:eastAsia="宋体" w:hAnsi="宋体" w:cs="宋体"/>
           <w:color w:val="000000"/>
           <w:kern w:val="0"/>
           <w:szCs w:val="21"/>
@@ -8439,7 +8994,7 @@
     <w:p>
       <w:pPr>
         <w:rPr>
-          <w:rFonts w:ascii="宋体" w:eastAsia="宋体" w:hAnsi="宋体" w:cs="宋体" w:hint="eastAsia"/>
+          <w:rFonts w:ascii="宋体" w:eastAsia="宋体" w:hAnsi="宋体" w:cs="宋体"/>
           <w:color w:val="000000" w:themeColor="text1"/>
           <w:szCs w:val="21"/>
         </w:rPr>
@@ -8552,7 +9107,7 @@
     <w:p>
       <w:pPr>
         <w:rPr>
-          <w:rFonts w:ascii="宋体" w:eastAsia="宋体" w:hAnsi="宋体" w:cs="宋体" w:hint="eastAsia"/>
+          <w:rFonts w:ascii="宋体" w:eastAsia="宋体" w:hAnsi="宋体" w:cs="宋体"/>
           <w:color w:val="000000" w:themeColor="text1"/>
           <w:szCs w:val="21"/>
         </w:rPr>
@@ -8614,7 +9169,7 @@
     <w:p>
       <w:pPr>
         <w:rPr>
-          <w:rFonts w:ascii="宋体" w:eastAsia="宋体" w:hAnsi="宋体" w:cs="宋体" w:hint="eastAsia"/>
+          <w:rFonts w:ascii="宋体" w:eastAsia="宋体" w:hAnsi="宋体" w:cs="宋体"/>
           <w:color w:val="000000" w:themeColor="text1"/>
           <w:szCs w:val="21"/>
         </w:rPr>
@@ -8650,16 +9205,16 @@
     <w:p>
       <w:pPr>
         <w:rPr>
-          <w:rFonts w:ascii="宋体" w:eastAsia="宋体" w:hAnsi="宋体" w:cs="宋体" w:hint="eastAsia"/>
-          <w:color w:val="000000" w:themeColor="text1"/>
-          <w:szCs w:val="21"/>
-        </w:rPr>
-      </w:pPr>
-    </w:p>
-    <w:p>
-      <w:pPr>
-        <w:rPr>
-          <w:rFonts w:ascii="宋体" w:eastAsia="宋体" w:hAnsi="宋体" w:cs="宋体" w:hint="eastAsia"/>
+          <w:rFonts w:ascii="宋体" w:eastAsia="宋体" w:hAnsi="宋体" w:cs="宋体"/>
+          <w:color w:val="000000" w:themeColor="text1"/>
+          <w:szCs w:val="21"/>
+        </w:rPr>
+      </w:pPr>
+    </w:p>
+    <w:p>
+      <w:pPr>
+        <w:rPr>
+          <w:rFonts w:ascii="宋体" w:eastAsia="宋体" w:hAnsi="宋体" w:cs="宋体"/>
           <w:color w:val="000000" w:themeColor="text1"/>
           <w:szCs w:val="21"/>
         </w:rPr>
@@ -8676,7 +9231,7 @@
     <w:p>
       <w:pPr>
         <w:rPr>
-          <w:rFonts w:ascii="宋体" w:eastAsia="宋体" w:hAnsi="宋体" w:cs="宋体" w:hint="eastAsia"/>
+          <w:rFonts w:ascii="宋体" w:eastAsia="宋体" w:hAnsi="宋体" w:cs="宋体"/>
           <w:color w:val="000000" w:themeColor="text1"/>
           <w:szCs w:val="21"/>
         </w:rPr>
@@ -8711,7 +9266,7 @@
     <w:p>
       <w:pPr>
         <w:rPr>
-          <w:rFonts w:ascii="宋体" w:eastAsia="宋体" w:hAnsi="宋体" w:cs="宋体" w:hint="eastAsia"/>
+          <w:rFonts w:ascii="宋体" w:eastAsia="宋体" w:hAnsi="宋体" w:cs="宋体"/>
           <w:color w:val="000000"/>
           <w:kern w:val="0"/>
           <w:szCs w:val="21"/>
@@ -8721,7 +9276,7 @@
     <w:p>
       <w:pPr>
         <w:rPr>
-          <w:rFonts w:ascii="宋体" w:eastAsia="宋体" w:hAnsi="宋体" w:cs="宋体" w:hint="eastAsia"/>
+          <w:rFonts w:ascii="宋体" w:eastAsia="宋体" w:hAnsi="宋体" w:cs="宋体"/>
           <w:color w:val="000000"/>
           <w:kern w:val="0"/>
           <w:szCs w:val="21"/>
@@ -8731,7 +9286,7 @@
     <w:p>
       <w:pPr>
         <w:rPr>
-          <w:rFonts w:ascii="宋体" w:eastAsia="宋体" w:hAnsi="宋体" w:cs="宋体" w:hint="eastAsia"/>
+          <w:rFonts w:ascii="宋体" w:eastAsia="宋体" w:hAnsi="宋体" w:cs="宋体"/>
           <w:color w:val="000000"/>
           <w:kern w:val="0"/>
           <w:szCs w:val="21"/>
@@ -8742,16 +9297,17 @@
       <w:pPr>
         <w:pStyle w:val="Heading3"/>
         <w:rPr>
-          <w:rFonts w:ascii="宋体" w:eastAsia="宋体" w:hAnsi="宋体" w:cs="宋体" w:hint="eastAsia"/>
+          <w:rFonts w:ascii="宋体" w:eastAsia="宋体" w:hAnsi="宋体" w:cs="宋体"/>
           <w:color w:val="000000"/>
           <w:kern w:val="0"/>
           <w:szCs w:val="21"/>
         </w:rPr>
       </w:pPr>
-      <w:bookmarkStart w:id="92" w:name="_Toc493942906"/>
-      <w:bookmarkStart w:id="93" w:name="_Toc493942970"/>
-      <w:bookmarkStart w:id="94" w:name="_Toc493943273"/>
-      <w:bookmarkStart w:id="95" w:name="_Toc493943524"/>
+      <w:bookmarkStart w:id="116" w:name="_Toc493942906"/>
+      <w:bookmarkStart w:id="117" w:name="_Toc493942970"/>
+      <w:bookmarkStart w:id="118" w:name="_Toc493943273"/>
+      <w:bookmarkStart w:id="119" w:name="_Toc493943524"/>
+      <w:bookmarkStart w:id="120" w:name="_Toc494116619"/>
       <w:r>
         <w:rPr>
           <w:rFonts w:hint="eastAsia"/>
@@ -8773,10 +9329,11 @@
         </w:rPr>
         <w:t>：</w:t>
       </w:r>
-      <w:bookmarkEnd w:id="92"/>
-      <w:bookmarkEnd w:id="93"/>
-      <w:bookmarkEnd w:id="94"/>
-      <w:bookmarkEnd w:id="95"/>
+      <w:bookmarkEnd w:id="116"/>
+      <w:bookmarkEnd w:id="117"/>
+      <w:bookmarkEnd w:id="118"/>
+      <w:bookmarkEnd w:id="119"/>
+      <w:bookmarkEnd w:id="120"/>
     </w:p>
     <w:p>
       <w:pPr>
@@ -8785,10 +9342,11 @@
           <w:kern w:val="0"/>
         </w:rPr>
       </w:pPr>
-      <w:bookmarkStart w:id="96" w:name="_Toc493942907"/>
-      <w:bookmarkStart w:id="97" w:name="_Toc493942971"/>
-      <w:bookmarkStart w:id="98" w:name="_Toc493943274"/>
-      <w:bookmarkStart w:id="99" w:name="_Toc493943525"/>
+      <w:bookmarkStart w:id="121" w:name="_Toc493942907"/>
+      <w:bookmarkStart w:id="122" w:name="_Toc493942971"/>
+      <w:bookmarkStart w:id="123" w:name="_Toc493943274"/>
+      <w:bookmarkStart w:id="124" w:name="_Toc493943525"/>
+      <w:bookmarkStart w:id="125" w:name="_Toc494116620"/>
       <w:r>
         <w:rPr>
           <w:rFonts w:hint="eastAsia"/>
@@ -8812,15 +9370,16 @@
         </w:rPr>
         <w:t>：访问计划缓存内桶的个数</w:t>
       </w:r>
-      <w:bookmarkEnd w:id="96"/>
-      <w:bookmarkEnd w:id="97"/>
-      <w:bookmarkEnd w:id="98"/>
-      <w:bookmarkEnd w:id="99"/>
-    </w:p>
-    <w:p>
-      <w:pPr>
-        <w:rPr>
-          <w:rFonts w:ascii="宋体" w:eastAsia="宋体" w:hAnsi="宋体" w:cs="宋体" w:hint="eastAsia"/>
+      <w:bookmarkEnd w:id="121"/>
+      <w:bookmarkEnd w:id="122"/>
+      <w:bookmarkEnd w:id="123"/>
+      <w:bookmarkEnd w:id="124"/>
+      <w:bookmarkEnd w:id="125"/>
+    </w:p>
+    <w:p>
+      <w:pPr>
+        <w:rPr>
+          <w:rFonts w:ascii="宋体" w:eastAsia="宋体" w:hAnsi="宋体" w:cs="宋体"/>
           <w:color w:val="000000"/>
           <w:kern w:val="0"/>
           <w:szCs w:val="21"/>
@@ -8830,7 +9389,7 @@
     <w:p>
       <w:pPr>
         <w:rPr>
-          <w:rFonts w:ascii="宋体" w:eastAsia="宋体" w:hAnsi="宋体" w:cs="宋体" w:hint="eastAsia"/>
+          <w:rFonts w:ascii="宋体" w:eastAsia="宋体" w:hAnsi="宋体" w:cs="宋体"/>
           <w:color w:val="000000"/>
           <w:kern w:val="0"/>
           <w:szCs w:val="21"/>
@@ -8849,7 +9408,7 @@
     <w:p>
       <w:pPr>
         <w:rPr>
-          <w:rFonts w:ascii="宋体" w:eastAsia="宋体" w:hAnsi="宋体" w:cs="宋体" w:hint="eastAsia"/>
+          <w:rFonts w:ascii="宋体" w:eastAsia="宋体" w:hAnsi="宋体" w:cs="宋体"/>
           <w:color w:val="000000"/>
           <w:kern w:val="0"/>
           <w:szCs w:val="21"/>
@@ -8914,7 +9473,7 @@
     <w:p>
       <w:pPr>
         <w:rPr>
-          <w:rFonts w:ascii="宋体" w:eastAsia="宋体" w:hAnsi="宋体" w:cs="宋体" w:hint="eastAsia"/>
+          <w:rFonts w:ascii="宋体" w:eastAsia="宋体" w:hAnsi="宋体" w:cs="宋体"/>
           <w:color w:val="000000"/>
           <w:kern w:val="0"/>
           <w:sz w:val="22"/>
@@ -9056,7 +9615,7 @@
     <w:p>
       <w:pPr>
         <w:rPr>
-          <w:rFonts w:ascii="宋体" w:eastAsia="宋体" w:hAnsi="宋体" w:cs="宋体" w:hint="eastAsia"/>
+          <w:rFonts w:ascii="宋体" w:eastAsia="宋体" w:hAnsi="宋体" w:cs="宋体"/>
           <w:color w:val="000000"/>
           <w:kern w:val="0"/>
           <w:sz w:val="22"/>
@@ -9122,7 +9681,7 @@
     <w:p>
       <w:pPr>
         <w:rPr>
-          <w:rFonts w:ascii="宋体" w:eastAsia="宋体" w:hAnsi="宋体" w:cs="宋体" w:hint="eastAsia"/>
+          <w:rFonts w:ascii="宋体" w:eastAsia="宋体" w:hAnsi="宋体" w:cs="宋体"/>
           <w:color w:val="000000"/>
           <w:kern w:val="0"/>
           <w:sz w:val="22"/>
@@ -9188,7 +9747,7 @@
     <w:p>
       <w:pPr>
         <w:rPr>
-          <w:rFonts w:ascii="宋体" w:eastAsia="宋体" w:hAnsi="宋体" w:cs="宋体" w:hint="eastAsia"/>
+          <w:rFonts w:ascii="宋体" w:eastAsia="宋体" w:hAnsi="宋体" w:cs="宋体"/>
           <w:color w:val="000000"/>
           <w:kern w:val="0"/>
           <w:sz w:val="22"/>
@@ -9231,7 +9790,7 @@
     <w:p>
       <w:pPr>
         <w:rPr>
-          <w:rFonts w:ascii="宋体" w:eastAsia="宋体" w:hAnsi="宋体" w:cs="宋体" w:hint="eastAsia"/>
+          <w:rFonts w:ascii="宋体" w:eastAsia="宋体" w:hAnsi="宋体" w:cs="宋体"/>
           <w:color w:val="000000"/>
           <w:kern w:val="0"/>
           <w:szCs w:val="21"/>
@@ -9241,7 +9800,7 @@
     <w:p>
       <w:pPr>
         <w:rPr>
-          <w:rFonts w:ascii="宋体" w:eastAsia="宋体" w:hAnsi="宋体" w:cs="宋体" w:hint="eastAsia"/>
+          <w:rFonts w:ascii="宋体" w:eastAsia="宋体" w:hAnsi="宋体" w:cs="宋体"/>
           <w:color w:val="000000" w:themeColor="text1"/>
           <w:szCs w:val="21"/>
         </w:rPr>
@@ -9258,7 +9817,7 @@
     <w:p>
       <w:pPr>
         <w:rPr>
-          <w:rFonts w:ascii="宋体" w:eastAsia="宋体" w:hAnsi="宋体" w:cs="宋体" w:hint="eastAsia"/>
+          <w:rFonts w:ascii="宋体" w:eastAsia="宋体" w:hAnsi="宋体" w:cs="宋体"/>
           <w:color w:val="000000" w:themeColor="text1"/>
           <w:szCs w:val="21"/>
         </w:rPr>
@@ -9320,7 +9879,7 @@
     <w:p>
       <w:pPr>
         <w:rPr>
-          <w:rFonts w:ascii="宋体" w:eastAsia="宋体" w:hAnsi="宋体" w:cs="宋体" w:hint="eastAsia"/>
+          <w:rFonts w:ascii="宋体" w:eastAsia="宋体" w:hAnsi="宋体" w:cs="宋体"/>
           <w:color w:val="000000" w:themeColor="text1"/>
           <w:szCs w:val="21"/>
         </w:rPr>
@@ -9391,7 +9950,7 @@
     <w:p>
       <w:pPr>
         <w:rPr>
-          <w:rFonts w:ascii="宋体" w:eastAsia="宋体" w:hAnsi="宋体" w:cs="宋体" w:hint="eastAsia"/>
+          <w:rFonts w:ascii="宋体" w:eastAsia="宋体" w:hAnsi="宋体" w:cs="宋体"/>
           <w:color w:val="000000" w:themeColor="text1"/>
           <w:szCs w:val="21"/>
         </w:rPr>
@@ -9426,7 +9985,7 @@
     <w:p>
       <w:pPr>
         <w:rPr>
-          <w:rFonts w:ascii="宋体" w:eastAsia="宋体" w:hAnsi="宋体" w:cs="宋体" w:hint="eastAsia"/>
+          <w:rFonts w:ascii="宋体" w:eastAsia="宋体" w:hAnsi="宋体" w:cs="宋体"/>
           <w:color w:val="000000" w:themeColor="text1"/>
           <w:szCs w:val="21"/>
         </w:rPr>
@@ -9557,25 +10116,25 @@
     <w:p>
       <w:pPr>
         <w:rPr>
-          <w:rFonts w:ascii="宋体" w:eastAsia="宋体" w:hAnsi="宋体" w:cs="宋体" w:hint="eastAsia"/>
-          <w:color w:val="000000" w:themeColor="text1"/>
-          <w:szCs w:val="21"/>
-        </w:rPr>
-      </w:pPr>
-    </w:p>
-    <w:p>
-      <w:pPr>
-        <w:rPr>
-          <w:rFonts w:ascii="宋体" w:eastAsia="宋体" w:hAnsi="宋体" w:cs="宋体" w:hint="eastAsia"/>
-          <w:color w:val="000000" w:themeColor="text1"/>
-          <w:szCs w:val="21"/>
-        </w:rPr>
-      </w:pPr>
-    </w:p>
-    <w:p>
-      <w:pPr>
-        <w:rPr>
-          <w:rFonts w:ascii="宋体" w:eastAsia="宋体" w:hAnsi="宋体" w:cs="宋体" w:hint="eastAsia"/>
+          <w:rFonts w:ascii="宋体" w:eastAsia="宋体" w:hAnsi="宋体" w:cs="宋体"/>
+          <w:color w:val="000000" w:themeColor="text1"/>
+          <w:szCs w:val="21"/>
+        </w:rPr>
+      </w:pPr>
+    </w:p>
+    <w:p>
+      <w:pPr>
+        <w:rPr>
+          <w:rFonts w:ascii="宋体" w:eastAsia="宋体" w:hAnsi="宋体" w:cs="宋体"/>
+          <w:color w:val="000000" w:themeColor="text1"/>
+          <w:szCs w:val="21"/>
+        </w:rPr>
+      </w:pPr>
+    </w:p>
+    <w:p>
+      <w:pPr>
+        <w:rPr>
+          <w:rFonts w:ascii="宋体" w:eastAsia="宋体" w:hAnsi="宋体" w:cs="宋体"/>
           <w:color w:val="000000" w:themeColor="text1"/>
           <w:szCs w:val="21"/>
         </w:rPr>
@@ -9585,14 +10144,14 @@
       <w:pPr>
         <w:pStyle w:val="Heading5"/>
         <w:rPr>
-          <w:rFonts w:hint="eastAsia"/>
-          <w:kern w:val="0"/>
-        </w:rPr>
-      </w:pPr>
-      <w:bookmarkStart w:id="100" w:name="_Toc493942908"/>
-      <w:bookmarkStart w:id="101" w:name="_Toc493942972"/>
-      <w:bookmarkStart w:id="102" w:name="_Toc493943275"/>
-      <w:bookmarkStart w:id="103" w:name="_Toc493943526"/>
+          <w:kern w:val="0"/>
+        </w:rPr>
+      </w:pPr>
+      <w:bookmarkStart w:id="126" w:name="_Toc493942908"/>
+      <w:bookmarkStart w:id="127" w:name="_Toc493942972"/>
+      <w:bookmarkStart w:id="128" w:name="_Toc493943275"/>
+      <w:bookmarkStart w:id="129" w:name="_Toc493943526"/>
+      <w:bookmarkStart w:id="130" w:name="_Toc494116621"/>
       <w:r>
         <w:rPr>
           <w:rFonts w:hint="eastAsia"/>
@@ -9617,10 +10176,11 @@
         </w:rPr>
         <w:t>：日志并发同步桶大小</w:t>
       </w:r>
-      <w:bookmarkEnd w:id="100"/>
-      <w:bookmarkEnd w:id="101"/>
-      <w:bookmarkEnd w:id="102"/>
-      <w:bookmarkEnd w:id="103"/>
+      <w:bookmarkEnd w:id="126"/>
+      <w:bookmarkEnd w:id="127"/>
+      <w:bookmarkEnd w:id="128"/>
+      <w:bookmarkEnd w:id="129"/>
+      <w:bookmarkEnd w:id="130"/>
     </w:p>
     <w:p>
       <w:pPr>
@@ -9635,7 +10195,7 @@
     <w:p>
       <w:pPr>
         <w:rPr>
-          <w:rFonts w:ascii="宋体" w:eastAsia="宋体" w:hAnsi="宋体" w:cs="宋体" w:hint="eastAsia"/>
+          <w:rFonts w:ascii="宋体" w:eastAsia="宋体" w:hAnsi="宋体" w:cs="宋体"/>
           <w:color w:val="000000" w:themeColor="text1"/>
           <w:szCs w:val="21"/>
         </w:rPr>
@@ -9652,7 +10212,7 @@
     <w:p>
       <w:pPr>
         <w:rPr>
-          <w:rFonts w:ascii="宋体" w:eastAsia="宋体" w:hAnsi="宋体" w:cs="宋体" w:hint="eastAsia"/>
+          <w:rFonts w:ascii="宋体" w:eastAsia="宋体" w:hAnsi="宋体" w:cs="宋体"/>
           <w:color w:val="000000" w:themeColor="text1"/>
           <w:szCs w:val="21"/>
         </w:rPr>
@@ -9714,7 +10274,7 @@
     <w:p>
       <w:pPr>
         <w:rPr>
-          <w:rFonts w:ascii="宋体" w:eastAsia="宋体" w:hAnsi="宋体" w:cs="宋体" w:hint="eastAsia"/>
+          <w:rFonts w:ascii="宋体" w:eastAsia="宋体" w:hAnsi="宋体" w:cs="宋体"/>
           <w:color w:val="000000" w:themeColor="text1"/>
           <w:szCs w:val="21"/>
         </w:rPr>
@@ -9776,7 +10336,7 @@
     <w:p>
       <w:pPr>
         <w:rPr>
-          <w:rFonts w:ascii="宋体" w:eastAsia="宋体" w:hAnsi="宋体" w:cs="宋体" w:hint="eastAsia"/>
+          <w:rFonts w:ascii="宋体" w:eastAsia="宋体" w:hAnsi="宋体" w:cs="宋体"/>
           <w:color w:val="000000"/>
           <w:kern w:val="0"/>
           <w:szCs w:val="21"/>
@@ -9850,7 +10410,7 @@
     <w:p>
       <w:pPr>
         <w:rPr>
-          <w:rFonts w:ascii="宋体" w:eastAsia="宋体" w:hAnsi="宋体" w:cs="宋体" w:hint="eastAsia"/>
+          <w:rFonts w:ascii="宋体" w:eastAsia="宋体" w:hAnsi="宋体" w:cs="宋体"/>
           <w:color w:val="000000"/>
           <w:kern w:val="0"/>
           <w:szCs w:val="21"/>
@@ -9860,7 +10420,7 @@
     <w:p>
       <w:pPr>
         <w:rPr>
-          <w:rFonts w:ascii="宋体" w:eastAsia="宋体" w:hAnsi="宋体" w:cs="宋体" w:hint="eastAsia"/>
+          <w:rFonts w:ascii="宋体" w:eastAsia="宋体" w:hAnsi="宋体" w:cs="宋体"/>
           <w:color w:val="000000" w:themeColor="text1"/>
           <w:szCs w:val="21"/>
         </w:rPr>
@@ -9877,7 +10437,7 @@
     <w:p>
       <w:pPr>
         <w:rPr>
-          <w:rFonts w:ascii="宋体" w:eastAsia="宋体" w:hAnsi="宋体" w:cs="宋体" w:hint="eastAsia"/>
+          <w:rFonts w:ascii="宋体" w:eastAsia="宋体" w:hAnsi="宋体" w:cs="宋体"/>
           <w:color w:val="000000" w:themeColor="text1"/>
           <w:szCs w:val="21"/>
         </w:rPr>
@@ -9939,7 +10499,7 @@
     <w:p>
       <w:pPr>
         <w:rPr>
-          <w:rFonts w:ascii="宋体" w:eastAsia="宋体" w:hAnsi="宋体" w:cs="宋体" w:hint="eastAsia"/>
+          <w:rFonts w:ascii="宋体" w:eastAsia="宋体" w:hAnsi="宋体" w:cs="宋体"/>
           <w:color w:val="000000" w:themeColor="text1"/>
           <w:szCs w:val="21"/>
         </w:rPr>
@@ -10082,7 +10642,7 @@
     <w:p>
       <w:pPr>
         <w:rPr>
-          <w:rFonts w:ascii="宋体" w:eastAsia="宋体" w:hAnsi="宋体" w:cs="宋体" w:hint="eastAsia"/>
+          <w:rFonts w:ascii="宋体" w:eastAsia="宋体" w:hAnsi="宋体" w:cs="宋体"/>
           <w:color w:val="000000" w:themeColor="text1"/>
           <w:szCs w:val="21"/>
         </w:rPr>
@@ -10117,7 +10677,7 @@
     <w:p>
       <w:pPr>
         <w:rPr>
-          <w:rFonts w:ascii="宋体" w:eastAsia="宋体" w:hAnsi="宋体" w:cs="宋体" w:hint="eastAsia"/>
+          <w:rFonts w:ascii="宋体" w:eastAsia="宋体" w:hAnsi="宋体" w:cs="宋体"/>
           <w:color w:val="000000" w:themeColor="text1"/>
           <w:szCs w:val="21"/>
         </w:rPr>
@@ -10189,7 +10749,7 @@
     <w:p>
       <w:pPr>
         <w:rPr>
-          <w:rFonts w:ascii="宋体" w:eastAsia="宋体" w:hAnsi="宋体" w:cs="宋体" w:hint="eastAsia"/>
+          <w:rFonts w:ascii="宋体" w:eastAsia="宋体" w:hAnsi="宋体" w:cs="宋体"/>
           <w:color w:val="000000" w:themeColor="text1"/>
           <w:szCs w:val="21"/>
         </w:rPr>
@@ -10251,7 +10811,7 @@
     <w:p>
       <w:pPr>
         <w:rPr>
-          <w:rFonts w:ascii="宋体" w:eastAsia="宋体" w:hAnsi="宋体" w:cs="宋体" w:hint="eastAsia"/>
+          <w:rFonts w:ascii="宋体" w:eastAsia="宋体" w:hAnsi="宋体" w:cs="宋体"/>
           <w:color w:val="000000" w:themeColor="text1"/>
           <w:szCs w:val="21"/>
         </w:rPr>
@@ -10376,7 +10936,7 @@
     <w:p>
       <w:pPr>
         <w:rPr>
-          <w:rFonts w:ascii="宋体" w:eastAsia="宋体" w:hAnsi="宋体" w:cs="宋体" w:hint="eastAsia"/>
+          <w:rFonts w:ascii="宋体" w:eastAsia="宋体" w:hAnsi="宋体" w:cs="宋体"/>
           <w:color w:val="000000" w:themeColor="text1"/>
           <w:szCs w:val="21"/>
         </w:rPr>
@@ -10429,25 +10989,25 @@
     <w:p>
       <w:pPr>
         <w:rPr>
-          <w:rFonts w:ascii="宋体" w:eastAsia="宋体" w:hAnsi="宋体" w:cs="宋体" w:hint="eastAsia"/>
-          <w:color w:val="000000" w:themeColor="text1"/>
-          <w:szCs w:val="21"/>
-        </w:rPr>
-      </w:pPr>
-    </w:p>
-    <w:p>
-      <w:pPr>
-        <w:rPr>
-          <w:rFonts w:ascii="宋体" w:eastAsia="宋体" w:hAnsi="宋体" w:cs="宋体" w:hint="eastAsia"/>
-          <w:color w:val="000000" w:themeColor="text1"/>
-          <w:szCs w:val="21"/>
-        </w:rPr>
-      </w:pPr>
-    </w:p>
-    <w:p>
-      <w:pPr>
-        <w:rPr>
-          <w:rFonts w:ascii="宋体" w:eastAsia="宋体" w:hAnsi="宋体" w:cs="宋体" w:hint="eastAsia"/>
+          <w:rFonts w:ascii="宋体" w:eastAsia="宋体" w:hAnsi="宋体" w:cs="宋体"/>
+          <w:color w:val="000000" w:themeColor="text1"/>
+          <w:szCs w:val="21"/>
+        </w:rPr>
+      </w:pPr>
+    </w:p>
+    <w:p>
+      <w:pPr>
+        <w:rPr>
+          <w:rFonts w:ascii="宋体" w:eastAsia="宋体" w:hAnsi="宋体" w:cs="宋体"/>
+          <w:color w:val="000000" w:themeColor="text1"/>
+          <w:szCs w:val="21"/>
+        </w:rPr>
+      </w:pPr>
+    </w:p>
+    <w:p>
+      <w:pPr>
+        <w:rPr>
+          <w:rFonts w:ascii="宋体" w:eastAsia="宋体" w:hAnsi="宋体" w:cs="宋体"/>
           <w:color w:val="000000" w:themeColor="text1"/>
           <w:szCs w:val="21"/>
         </w:rPr>
@@ -10457,10 +11017,11 @@
       <w:pPr>
         <w:pStyle w:val="Heading5"/>
       </w:pPr>
-      <w:bookmarkStart w:id="104" w:name="_Toc493942909"/>
-      <w:bookmarkStart w:id="105" w:name="_Toc493942973"/>
-      <w:bookmarkStart w:id="106" w:name="_Toc493943276"/>
-      <w:bookmarkStart w:id="107" w:name="_Toc493943527"/>
+      <w:bookmarkStart w:id="131" w:name="_Toc493942909"/>
+      <w:bookmarkStart w:id="132" w:name="_Toc493942973"/>
+      <w:bookmarkStart w:id="133" w:name="_Toc493943276"/>
+      <w:bookmarkStart w:id="134" w:name="_Toc493943527"/>
+      <w:bookmarkStart w:id="135" w:name="_Toc494116622"/>
       <w:r>
         <w:t>--</w:t>
       </w:r>
@@ -10487,24 +11048,14 @@
         </w:rPr>
         <w:t>复制日志内存页面数</w:t>
       </w:r>
-      <w:bookmarkEnd w:id="104"/>
-      <w:bookmarkEnd w:id="105"/>
-      <w:bookmarkEnd w:id="106"/>
-      <w:bookmarkEnd w:id="107"/>
-    </w:p>
-    <w:p>
-      <w:pPr>
-        <w:rPr>
-          <w:rFonts w:hint="eastAsia"/>
-        </w:rPr>
-      </w:pPr>
-    </w:p>
-    <w:p>
-      <w:pPr>
-        <w:rPr>
-          <w:rFonts w:hint="eastAsia"/>
-        </w:rPr>
-      </w:pPr>
+      <w:bookmarkEnd w:id="131"/>
+      <w:bookmarkEnd w:id="132"/>
+      <w:bookmarkEnd w:id="133"/>
+      <w:bookmarkEnd w:id="134"/>
+      <w:bookmarkEnd w:id="135"/>
+    </w:p>
+    <w:p/>
+    <w:p>
       <w:r>
         <w:rPr>
           <w:rFonts w:hint="eastAsia"/>
@@ -10513,14 +11064,10 @@
       </w:r>
     </w:p>
     <w:p>
-      <w:pPr>
-        <w:rPr>
-          <w:rFonts w:hint="eastAsia"/>
-        </w:rPr>
-      </w:pPr>
-      <w:r>
-        <w:rPr>
-          <w:rFonts w:hint="eastAsia"/>
+      <w:r>
+        <w:rPr>
+          <w:rFonts w:hint="eastAsia"/>
+          <w:noProof/>
         </w:rPr>
         <w:drawing>
           <wp:inline distT="0" distB="0" distL="0" distR="0">
@@ -10570,11 +11117,6 @@
       </w:r>
     </w:p>
     <w:p>
-      <w:pPr>
-        <w:rPr>
-          <w:rFonts w:hint="eastAsia"/>
-        </w:rPr>
-      </w:pPr>
       <w:proofErr w:type="spellStart"/>
       <w:r>
         <w:rPr>
@@ -10625,19 +11167,8 @@
         <w:t>日志前，先写入页面缓存，但申请的页面数没有增减的机制。</w:t>
       </w:r>
     </w:p>
-    <w:p>
-      <w:pPr>
-        <w:rPr>
-          <w:rFonts w:hint="eastAsia"/>
-        </w:rPr>
-      </w:pPr>
-    </w:p>
-    <w:p>
-      <w:pPr>
-        <w:rPr>
-          <w:rFonts w:hint="eastAsia"/>
-        </w:rPr>
-      </w:pPr>
+    <w:p/>
+    <w:p>
       <w:r>
         <w:rPr>
           <w:rFonts w:hint="eastAsia"/>
@@ -10646,14 +11177,10 @@
       </w:r>
     </w:p>
     <w:p>
-      <w:pPr>
-        <w:rPr>
-          <w:rFonts w:hint="eastAsia"/>
-        </w:rPr>
-      </w:pPr>
-      <w:r>
-        <w:rPr>
-          <w:rFonts w:hint="eastAsia"/>
+      <w:r>
+        <w:rPr>
+          <w:rFonts w:hint="eastAsia"/>
+          <w:noProof/>
         </w:rPr>
         <w:drawing>
           <wp:inline distT="0" distB="0" distL="0" distR="0">
@@ -10703,11 +11230,6 @@
       </w:r>
     </w:p>
     <w:p>
-      <w:pPr>
-        <w:rPr>
-          <w:rFonts w:hint="eastAsia"/>
-        </w:rPr>
-      </w:pPr>
       <w:r>
         <w:rPr>
           <w:rFonts w:hint="eastAsia"/>
@@ -10780,38 +11302,949 @@
     <w:p>
       <w:pPr>
         <w:rPr>
-          <w:rFonts w:ascii="宋体" w:eastAsia="宋体" w:hAnsi="宋体" w:cs="宋体" w:hint="eastAsia"/>
-          <w:color w:val="000000" w:themeColor="text1"/>
-          <w:szCs w:val="21"/>
-        </w:rPr>
-      </w:pPr>
-    </w:p>
-    <w:p>
-      <w:pPr>
-        <w:rPr>
-          <w:rFonts w:ascii="宋体" w:eastAsia="宋体" w:hAnsi="宋体" w:cs="宋体" w:hint="eastAsia"/>
-          <w:color w:val="000000" w:themeColor="text1"/>
-          <w:szCs w:val="21"/>
-        </w:rPr>
-      </w:pPr>
-    </w:p>
-    <w:p>
-      <w:pPr>
-        <w:rPr>
-          <w:rFonts w:ascii="宋体" w:eastAsia="宋体" w:hAnsi="宋体" w:cs="宋体" w:hint="eastAsia"/>
-          <w:color w:val="000000" w:themeColor="text1"/>
-          <w:szCs w:val="21"/>
-        </w:rPr>
-      </w:pPr>
-    </w:p>
-    <w:p>
-      <w:pPr>
-        <w:rPr>
-          <w:rFonts w:ascii="宋体" w:eastAsia="宋体" w:hAnsi="宋体" w:cs="宋体" w:hint="eastAsia"/>
-          <w:color w:val="000000" w:themeColor="text1"/>
-          <w:szCs w:val="21"/>
-        </w:rPr>
-      </w:pPr>
+          <w:rFonts w:ascii="宋体" w:eastAsia="宋体" w:hAnsi="宋体" w:cs="宋体"/>
+          <w:color w:val="000000" w:themeColor="text1"/>
+          <w:szCs w:val="21"/>
+        </w:rPr>
+      </w:pPr>
+    </w:p>
+    <w:p>
+      <w:pPr>
+        <w:rPr>
+          <w:rFonts w:ascii="宋体" w:eastAsia="宋体" w:hAnsi="宋体" w:cs="宋体"/>
+          <w:color w:val="000000" w:themeColor="text1"/>
+          <w:szCs w:val="21"/>
+        </w:rPr>
+      </w:pPr>
+    </w:p>
+    <w:p>
+      <w:pPr>
+        <w:rPr>
+          <w:rFonts w:ascii="宋体" w:eastAsia="宋体" w:hAnsi="宋体" w:cs="宋体" w:hint="eastAsia"/>
+          <w:color w:val="000000" w:themeColor="text1"/>
+          <w:szCs w:val="21"/>
+        </w:rPr>
+      </w:pPr>
+    </w:p>
+    <w:p>
+      <w:pPr>
+        <w:pStyle w:val="Heading5"/>
+        <w:rPr>
+          <w:rFonts w:hint="eastAsia"/>
+        </w:rPr>
+      </w:pPr>
+      <w:bookmarkStart w:id="136" w:name="_Toc494116623"/>
+      <w:r>
+        <w:rPr>
+          <w:rFonts w:hint="eastAsia"/>
+        </w:rPr>
+        <w:t>--</w:t>
+      </w:r>
+      <w:proofErr w:type="spellStart"/>
+      <w:r>
+        <w:t>catalogaddr</w:t>
+      </w:r>
+      <w:proofErr w:type="spellEnd"/>
+      <w:r>
+        <w:rPr>
+          <w:rFonts w:hint="eastAsia"/>
+        </w:rPr>
+        <w:t>：</w:t>
+      </w:r>
+      <w:r>
+        <w:rPr>
+          <w:rFonts w:hint="eastAsia"/>
+        </w:rPr>
+        <w:t>指定编目节点的地址</w:t>
+      </w:r>
+      <w:bookmarkEnd w:id="136"/>
+    </w:p>
+    <w:p>
+      <w:pPr>
+        <w:rPr>
+          <w:rFonts w:ascii="宋体" w:eastAsia="宋体" w:hAnsi="宋体" w:cs="宋体" w:hint="eastAsia"/>
+          <w:color w:val="000000" w:themeColor="text1"/>
+          <w:szCs w:val="21"/>
+        </w:rPr>
+      </w:pPr>
+    </w:p>
+    <w:p>
+      <w:pPr>
+        <w:rPr>
+          <w:rFonts w:ascii="宋体" w:eastAsia="宋体" w:hAnsi="宋体" w:cs="宋体" w:hint="eastAsia"/>
+          <w:color w:val="000000" w:themeColor="text1"/>
+          <w:szCs w:val="21"/>
+        </w:rPr>
+      </w:pPr>
+      <w:r>
+        <w:rPr>
+          <w:rFonts w:ascii="宋体" w:eastAsia="宋体" w:hAnsi="宋体" w:cs="宋体" w:hint="eastAsia"/>
+          <w:color w:val="000000" w:themeColor="text1"/>
+          <w:szCs w:val="21"/>
+        </w:rPr>
+        <w:t>问题所在：</w:t>
+      </w:r>
+    </w:p>
+    <w:p>
+      <w:pPr>
+        <w:rPr>
+          <w:rFonts w:ascii="宋体" w:eastAsia="宋体" w:hAnsi="宋体" w:cs="宋体" w:hint="eastAsia"/>
+          <w:color w:val="000000" w:themeColor="text1"/>
+          <w:szCs w:val="21"/>
+        </w:rPr>
+      </w:pPr>
+      <w:proofErr w:type="spellStart"/>
+      <w:proofErr w:type="gramStart"/>
+      <w:r>
+        <w:rPr>
+          <w:rFonts w:ascii="宋体" w:eastAsia="宋体" w:hAnsi="宋体" w:cs="宋体" w:hint="eastAsia"/>
+          <w:color w:val="000000" w:themeColor="text1"/>
+          <w:szCs w:val="21"/>
+        </w:rPr>
+        <w:t>sdbCatalogueCB</w:t>
+      </w:r>
+      <w:proofErr w:type="spellEnd"/>
+      <w:proofErr w:type="gramEnd"/>
+      <w:r>
+        <w:rPr>
+          <w:rFonts w:ascii="宋体" w:eastAsia="宋体" w:hAnsi="宋体" w:cs="宋体" w:hint="eastAsia"/>
+          <w:color w:val="000000" w:themeColor="text1"/>
+          <w:szCs w:val="21"/>
+        </w:rPr>
+        <w:t>:</w:t>
+      </w:r>
+    </w:p>
+    <w:p>
+      <w:pPr>
+        <w:rPr>
+          <w:rFonts w:ascii="宋体" w:eastAsia="宋体" w:hAnsi="宋体" w:cs="宋体" w:hint="eastAsia"/>
+          <w:color w:val="000000" w:themeColor="text1"/>
+          <w:szCs w:val="21"/>
+        </w:rPr>
+      </w:pPr>
+      <w:r>
+        <w:rPr>
+          <w:rFonts w:ascii="宋体" w:eastAsia="宋体" w:hAnsi="宋体" w:cs="宋体" w:hint="eastAsia"/>
+          <w:noProof/>
+          <w:color w:val="000000" w:themeColor="text1"/>
+          <w:szCs w:val="21"/>
+        </w:rPr>
+        <w:lastRenderedPageBreak/>
+        <w:drawing>
+          <wp:inline distT="0" distB="0" distL="0" distR="0">
+            <wp:extent cx="5274310" cy="3686896"/>
+            <wp:effectExtent l="19050" t="0" r="2540" b="0"/>
+            <wp:docPr id="21" name="Picture 19"/>
+            <wp:cNvGraphicFramePr>
+              <a:graphicFrameLocks xmlns:a="http://schemas.openxmlformats.org/drawingml/2006/main" noChangeAspect="1"/>
+            </wp:cNvGraphicFramePr>
+            <a:graphic xmlns:a="http://schemas.openxmlformats.org/drawingml/2006/main">
+              <a:graphicData uri="http://schemas.openxmlformats.org/drawingml/2006/picture">
+                <pic:pic xmlns:pic="http://schemas.openxmlformats.org/drawingml/2006/picture">
+                  <pic:nvPicPr>
+                    <pic:cNvPr id="0" name="Picture 19"/>
+                    <pic:cNvPicPr>
+                      <a:picLocks noChangeAspect="1" noChangeArrowheads="1"/>
+                    </pic:cNvPicPr>
+                  </pic:nvPicPr>
+                  <pic:blipFill>
+                    <a:blip r:embed="rId33"/>
+                    <a:srcRect/>
+                    <a:stretch>
+                      <a:fillRect/>
+                    </a:stretch>
+                  </pic:blipFill>
+                  <pic:spPr bwMode="auto">
+                    <a:xfrm>
+                      <a:off x="0" y="0"/>
+                      <a:ext cx="5274310" cy="3686896"/>
+                    </a:xfrm>
+                    <a:prstGeom prst="rect">
+                      <a:avLst/>
+                    </a:prstGeom>
+                    <a:noFill/>
+                    <a:ln w="9525">
+                      <a:noFill/>
+                      <a:miter lim="800000"/>
+                      <a:headEnd/>
+                      <a:tailEnd/>
+                    </a:ln>
+                  </pic:spPr>
+                </pic:pic>
+              </a:graphicData>
+            </a:graphic>
+          </wp:inline>
+        </w:drawing>
+      </w:r>
+    </w:p>
+    <w:p>
+      <w:pPr>
+        <w:rPr>
+          <w:rFonts w:ascii="宋体" w:eastAsia="宋体" w:hAnsi="宋体" w:cs="宋体" w:hint="eastAsia"/>
+          <w:color w:val="000000" w:themeColor="text1"/>
+          <w:szCs w:val="21"/>
+        </w:rPr>
+      </w:pPr>
+      <w:r>
+        <w:rPr>
+          <w:rFonts w:ascii="宋体" w:eastAsia="宋体" w:hAnsi="宋体" w:cs="宋体" w:hint="eastAsia"/>
+          <w:noProof/>
+          <w:color w:val="000000" w:themeColor="text1"/>
+          <w:szCs w:val="21"/>
+        </w:rPr>
+        <w:drawing>
+          <wp:inline distT="0" distB="0" distL="0" distR="0">
+            <wp:extent cx="5274310" cy="975233"/>
+            <wp:effectExtent l="19050" t="0" r="2540" b="0"/>
+            <wp:docPr id="23" name="Picture 22"/>
+            <wp:cNvGraphicFramePr>
+              <a:graphicFrameLocks xmlns:a="http://schemas.openxmlformats.org/drawingml/2006/main" noChangeAspect="1"/>
+            </wp:cNvGraphicFramePr>
+            <a:graphic xmlns:a="http://schemas.openxmlformats.org/drawingml/2006/main">
+              <a:graphicData uri="http://schemas.openxmlformats.org/drawingml/2006/picture">
+                <pic:pic xmlns:pic="http://schemas.openxmlformats.org/drawingml/2006/picture">
+                  <pic:nvPicPr>
+                    <pic:cNvPr id="0" name="Picture 22"/>
+                    <pic:cNvPicPr>
+                      <a:picLocks noChangeAspect="1" noChangeArrowheads="1"/>
+                    </pic:cNvPicPr>
+                  </pic:nvPicPr>
+                  <pic:blipFill>
+                    <a:blip r:embed="rId34"/>
+                    <a:srcRect/>
+                    <a:stretch>
+                      <a:fillRect/>
+                    </a:stretch>
+                  </pic:blipFill>
+                  <pic:spPr bwMode="auto">
+                    <a:xfrm>
+                      <a:off x="0" y="0"/>
+                      <a:ext cx="5274310" cy="975233"/>
+                    </a:xfrm>
+                    <a:prstGeom prst="rect">
+                      <a:avLst/>
+                    </a:prstGeom>
+                    <a:noFill/>
+                    <a:ln w="9525">
+                      <a:noFill/>
+                      <a:miter lim="800000"/>
+                      <a:headEnd/>
+                      <a:tailEnd/>
+                    </a:ln>
+                  </pic:spPr>
+                </pic:pic>
+              </a:graphicData>
+            </a:graphic>
+          </wp:inline>
+        </w:drawing>
+      </w:r>
+    </w:p>
+    <w:p>
+      <w:pPr>
+        <w:rPr>
+          <w:rFonts w:ascii="宋体" w:eastAsia="宋体" w:hAnsi="宋体" w:cs="宋体" w:hint="eastAsia"/>
+          <w:color w:val="000000" w:themeColor="text1"/>
+          <w:szCs w:val="21"/>
+        </w:rPr>
+      </w:pPr>
+      <w:proofErr w:type="spellStart"/>
+      <w:r>
+        <w:rPr>
+          <w:rFonts w:ascii="宋体" w:eastAsia="宋体" w:hAnsi="宋体" w:cs="宋体" w:hint="eastAsia"/>
+          <w:color w:val="000000" w:themeColor="text1"/>
+          <w:szCs w:val="21"/>
+        </w:rPr>
+        <w:t>sdbCatalogueCB</w:t>
+      </w:r>
+      <w:proofErr w:type="spellEnd"/>
+      <w:r>
+        <w:rPr>
+          <w:rFonts w:ascii="宋体" w:eastAsia="宋体" w:hAnsi="宋体" w:cs="宋体" w:hint="eastAsia"/>
+          <w:color w:val="000000" w:themeColor="text1"/>
+          <w:szCs w:val="21"/>
+        </w:rPr>
+        <w:t>中的_</w:t>
+      </w:r>
+      <w:proofErr w:type="spellStart"/>
+      <w:r>
+        <w:rPr>
+          <w:rFonts w:ascii="宋体" w:eastAsia="宋体" w:hAnsi="宋体" w:cs="宋体" w:hint="eastAsia"/>
+          <w:color w:val="000000" w:themeColor="text1"/>
+          <w:szCs w:val="21"/>
+        </w:rPr>
+        <w:t>catDCMgr</w:t>
+      </w:r>
+      <w:proofErr w:type="spellEnd"/>
+      <w:r>
+        <w:rPr>
+          <w:rFonts w:ascii="宋体" w:eastAsia="宋体" w:hAnsi="宋体" w:cs="宋体" w:hint="eastAsia"/>
+          <w:color w:val="000000" w:themeColor="text1"/>
+          <w:szCs w:val="21"/>
+        </w:rPr>
+        <w:t>会将</w:t>
+      </w:r>
+      <w:proofErr w:type="spellStart"/>
+      <w:r>
+        <w:rPr>
+          <w:rFonts w:ascii="宋体" w:eastAsia="宋体" w:hAnsi="宋体" w:cs="宋体" w:hint="eastAsia"/>
+          <w:color w:val="000000" w:themeColor="text1"/>
+          <w:szCs w:val="21"/>
+        </w:rPr>
+        <w:t>catalogaddr</w:t>
+      </w:r>
+      <w:proofErr w:type="spellEnd"/>
+      <w:r>
+        <w:rPr>
+          <w:rFonts w:ascii="宋体" w:eastAsia="宋体" w:hAnsi="宋体" w:cs="宋体" w:hint="eastAsia"/>
+          <w:color w:val="000000" w:themeColor="text1"/>
+          <w:szCs w:val="21"/>
+        </w:rPr>
+        <w:t>作为系统纪录插入到本地数据库中，但不会更新。</w:t>
+      </w:r>
+    </w:p>
+    <w:p>
+      <w:pPr>
+        <w:rPr>
+          <w:rFonts w:ascii="宋体" w:eastAsia="宋体" w:hAnsi="宋体" w:cs="宋体" w:hint="eastAsia"/>
+          <w:color w:val="000000" w:themeColor="text1"/>
+          <w:szCs w:val="21"/>
+        </w:rPr>
+      </w:pPr>
+    </w:p>
+    <w:p>
+      <w:pPr>
+        <w:rPr>
+          <w:rFonts w:ascii="宋体" w:eastAsia="宋体" w:hAnsi="宋体" w:cs="宋体" w:hint="eastAsia"/>
+          <w:color w:val="000000" w:themeColor="text1"/>
+          <w:szCs w:val="21"/>
+        </w:rPr>
+      </w:pPr>
+      <w:proofErr w:type="spellStart"/>
+      <w:proofErr w:type="gramStart"/>
+      <w:r>
+        <w:rPr>
+          <w:rFonts w:ascii="宋体" w:eastAsia="宋体" w:hAnsi="宋体" w:cs="宋体" w:hint="eastAsia"/>
+          <w:color w:val="000000" w:themeColor="text1"/>
+          <w:szCs w:val="21"/>
+        </w:rPr>
+        <w:t>shardMgr</w:t>
+      </w:r>
+      <w:proofErr w:type="spellEnd"/>
+      <w:proofErr w:type="gramEnd"/>
+      <w:r>
+        <w:rPr>
+          <w:rFonts w:ascii="宋体" w:eastAsia="宋体" w:hAnsi="宋体" w:cs="宋体" w:hint="eastAsia"/>
+          <w:color w:val="000000" w:themeColor="text1"/>
+          <w:szCs w:val="21"/>
+        </w:rPr>
+        <w:t>:</w:t>
+      </w:r>
+    </w:p>
+    <w:p>
+      <w:pPr>
+        <w:rPr>
+          <w:rFonts w:ascii="宋体" w:eastAsia="宋体" w:hAnsi="宋体" w:cs="宋体" w:hint="eastAsia"/>
+          <w:color w:val="000000" w:themeColor="text1"/>
+          <w:szCs w:val="21"/>
+        </w:rPr>
+      </w:pPr>
+      <w:r>
+        <w:rPr>
+          <w:rFonts w:ascii="宋体" w:eastAsia="宋体" w:hAnsi="宋体" w:cs="宋体" w:hint="eastAsia"/>
+          <w:noProof/>
+          <w:color w:val="000000" w:themeColor="text1"/>
+          <w:szCs w:val="21"/>
+        </w:rPr>
+        <w:lastRenderedPageBreak/>
+        <w:drawing>
+          <wp:inline distT="0" distB="0" distL="0" distR="0">
+            <wp:extent cx="5274310" cy="3863076"/>
+            <wp:effectExtent l="19050" t="0" r="2540" b="0"/>
+            <wp:docPr id="36" name="Picture 28"/>
+            <wp:cNvGraphicFramePr>
+              <a:graphicFrameLocks xmlns:a="http://schemas.openxmlformats.org/drawingml/2006/main" noChangeAspect="1"/>
+            </wp:cNvGraphicFramePr>
+            <a:graphic xmlns:a="http://schemas.openxmlformats.org/drawingml/2006/main">
+              <a:graphicData uri="http://schemas.openxmlformats.org/drawingml/2006/picture">
+                <pic:pic xmlns:pic="http://schemas.openxmlformats.org/drawingml/2006/picture">
+                  <pic:nvPicPr>
+                    <pic:cNvPr id="0" name="Picture 28"/>
+                    <pic:cNvPicPr>
+                      <a:picLocks noChangeAspect="1" noChangeArrowheads="1"/>
+                    </pic:cNvPicPr>
+                  </pic:nvPicPr>
+                  <pic:blipFill>
+                    <a:blip r:embed="rId35"/>
+                    <a:srcRect/>
+                    <a:stretch>
+                      <a:fillRect/>
+                    </a:stretch>
+                  </pic:blipFill>
+                  <pic:spPr bwMode="auto">
+                    <a:xfrm>
+                      <a:off x="0" y="0"/>
+                      <a:ext cx="5274310" cy="3863076"/>
+                    </a:xfrm>
+                    <a:prstGeom prst="rect">
+                      <a:avLst/>
+                    </a:prstGeom>
+                    <a:noFill/>
+                    <a:ln w="9525">
+                      <a:noFill/>
+                      <a:miter lim="800000"/>
+                      <a:headEnd/>
+                      <a:tailEnd/>
+                    </a:ln>
+                  </pic:spPr>
+                </pic:pic>
+              </a:graphicData>
+            </a:graphic>
+          </wp:inline>
+        </w:drawing>
+      </w:r>
+    </w:p>
+    <w:p>
+      <w:pPr>
+        <w:rPr>
+          <w:rFonts w:ascii="宋体" w:eastAsia="宋体" w:hAnsi="宋体" w:cs="宋体" w:hint="eastAsia"/>
+          <w:color w:val="000000" w:themeColor="text1"/>
+          <w:szCs w:val="21"/>
+        </w:rPr>
+      </w:pPr>
+      <w:proofErr w:type="spellStart"/>
+      <w:r>
+        <w:rPr>
+          <w:rFonts w:ascii="宋体" w:eastAsia="宋体" w:hAnsi="宋体" w:cs="宋体" w:hint="eastAsia"/>
+          <w:color w:val="000000" w:themeColor="text1"/>
+          <w:szCs w:val="21"/>
+        </w:rPr>
+        <w:t>clsShardMgr</w:t>
+      </w:r>
+      <w:proofErr w:type="spellEnd"/>
+      <w:r>
+        <w:rPr>
+          <w:rFonts w:ascii="宋体" w:eastAsia="宋体" w:hAnsi="宋体" w:cs="宋体" w:hint="eastAsia"/>
+          <w:color w:val="000000" w:themeColor="text1"/>
+          <w:szCs w:val="21"/>
+        </w:rPr>
+        <w:t>将所有</w:t>
+      </w:r>
+      <w:proofErr w:type="spellStart"/>
+      <w:r>
+        <w:rPr>
+          <w:rFonts w:ascii="宋体" w:eastAsia="宋体" w:hAnsi="宋体" w:cs="宋体" w:hint="eastAsia"/>
+          <w:color w:val="000000" w:themeColor="text1"/>
+          <w:szCs w:val="21"/>
+        </w:rPr>
+        <w:t>catalogaddr</w:t>
+      </w:r>
+      <w:proofErr w:type="spellEnd"/>
+      <w:r>
+        <w:rPr>
+          <w:rFonts w:ascii="宋体" w:eastAsia="宋体" w:hAnsi="宋体" w:cs="宋体" w:hint="eastAsia"/>
+          <w:color w:val="000000" w:themeColor="text1"/>
+          <w:szCs w:val="21"/>
+        </w:rPr>
+        <w:t>保存到本地</w:t>
+      </w:r>
+      <w:proofErr w:type="spellStart"/>
+      <w:r>
+        <w:rPr>
+          <w:rFonts w:ascii="宋体" w:eastAsia="宋体" w:hAnsi="宋体" w:cs="宋体" w:hint="eastAsia"/>
+          <w:color w:val="000000" w:themeColor="text1"/>
+          <w:szCs w:val="21"/>
+        </w:rPr>
+        <w:t>etFrame</w:t>
+      </w:r>
+      <w:proofErr w:type="spellEnd"/>
+      <w:r>
+        <w:rPr>
+          <w:rFonts w:ascii="宋体" w:eastAsia="宋体" w:hAnsi="宋体" w:cs="宋体" w:hint="eastAsia"/>
+          <w:color w:val="000000" w:themeColor="text1"/>
+          <w:szCs w:val="21"/>
+        </w:rPr>
+        <w:t>路由信息中，但不会更新。</w:t>
+      </w:r>
+    </w:p>
+    <w:p>
+      <w:pPr>
+        <w:rPr>
+          <w:rFonts w:ascii="宋体" w:eastAsia="宋体" w:hAnsi="宋体" w:cs="宋体" w:hint="eastAsia"/>
+          <w:color w:val="000000" w:themeColor="text1"/>
+          <w:szCs w:val="21"/>
+        </w:rPr>
+      </w:pPr>
+    </w:p>
+    <w:p>
+      <w:pPr>
+        <w:rPr>
+          <w:rFonts w:ascii="宋体" w:eastAsia="宋体" w:hAnsi="宋体" w:cs="宋体" w:hint="eastAsia"/>
+          <w:color w:val="000000" w:themeColor="text1"/>
+          <w:szCs w:val="21"/>
+        </w:rPr>
+      </w:pPr>
+      <w:proofErr w:type="spellStart"/>
+      <w:r>
+        <w:rPr>
+          <w:rFonts w:ascii="宋体" w:eastAsia="宋体" w:hAnsi="宋体" w:cs="宋体" w:hint="eastAsia"/>
+          <w:color w:val="000000" w:themeColor="text1"/>
+          <w:szCs w:val="21"/>
+        </w:rPr>
+        <w:t>CoordCB</w:t>
+      </w:r>
+      <w:proofErr w:type="spellEnd"/>
+      <w:r>
+        <w:rPr>
+          <w:rFonts w:ascii="宋体" w:eastAsia="宋体" w:hAnsi="宋体" w:cs="宋体" w:hint="eastAsia"/>
+          <w:color w:val="000000" w:themeColor="text1"/>
+          <w:szCs w:val="21"/>
+        </w:rPr>
+        <w:t>：</w:t>
+      </w:r>
+    </w:p>
+    <w:p>
+      <w:pPr>
+        <w:rPr>
+          <w:rFonts w:ascii="宋体" w:eastAsia="宋体" w:hAnsi="宋体" w:cs="宋体" w:hint="eastAsia"/>
+          <w:color w:val="000000" w:themeColor="text1"/>
+          <w:szCs w:val="21"/>
+        </w:rPr>
+      </w:pPr>
+      <w:r>
+        <w:rPr>
+          <w:rFonts w:ascii="宋体" w:eastAsia="宋体" w:hAnsi="宋体" w:cs="宋体" w:hint="eastAsia"/>
+          <w:noProof/>
+          <w:color w:val="000000" w:themeColor="text1"/>
+          <w:szCs w:val="21"/>
+        </w:rPr>
+        <w:drawing>
+          <wp:inline distT="0" distB="0" distL="0" distR="0">
+            <wp:extent cx="5274310" cy="2232488"/>
+            <wp:effectExtent l="19050" t="0" r="2540" b="0"/>
+            <wp:docPr id="40" name="Picture 34"/>
+            <wp:cNvGraphicFramePr>
+              <a:graphicFrameLocks xmlns:a="http://schemas.openxmlformats.org/drawingml/2006/main" noChangeAspect="1"/>
+            </wp:cNvGraphicFramePr>
+            <a:graphic xmlns:a="http://schemas.openxmlformats.org/drawingml/2006/main">
+              <a:graphicData uri="http://schemas.openxmlformats.org/drawingml/2006/picture">
+                <pic:pic xmlns:pic="http://schemas.openxmlformats.org/drawingml/2006/picture">
+                  <pic:nvPicPr>
+                    <pic:cNvPr id="0" name="Picture 34"/>
+                    <pic:cNvPicPr>
+                      <a:picLocks noChangeAspect="1" noChangeArrowheads="1"/>
+                    </pic:cNvPicPr>
+                  </pic:nvPicPr>
+                  <pic:blipFill>
+                    <a:blip r:embed="rId36"/>
+                    <a:srcRect/>
+                    <a:stretch>
+                      <a:fillRect/>
+                    </a:stretch>
+                  </pic:blipFill>
+                  <pic:spPr bwMode="auto">
+                    <a:xfrm>
+                      <a:off x="0" y="0"/>
+                      <a:ext cx="5274310" cy="2232488"/>
+                    </a:xfrm>
+                    <a:prstGeom prst="rect">
+                      <a:avLst/>
+                    </a:prstGeom>
+                    <a:noFill/>
+                    <a:ln w="9525">
+                      <a:noFill/>
+                      <a:miter lim="800000"/>
+                      <a:headEnd/>
+                      <a:tailEnd/>
+                    </a:ln>
+                  </pic:spPr>
+                </pic:pic>
+              </a:graphicData>
+            </a:graphic>
+          </wp:inline>
+        </w:drawing>
+      </w:r>
+    </w:p>
+    <w:p>
+      <w:pPr>
+        <w:rPr>
+          <w:rFonts w:ascii="宋体" w:eastAsia="宋体" w:hAnsi="宋体" w:cs="宋体" w:hint="eastAsia"/>
+          <w:color w:val="000000" w:themeColor="text1"/>
+          <w:szCs w:val="21"/>
+        </w:rPr>
+      </w:pPr>
+      <w:proofErr w:type="spellStart"/>
+      <w:r>
+        <w:rPr>
+          <w:rFonts w:ascii="宋体" w:eastAsia="宋体" w:hAnsi="宋体" w:cs="宋体" w:hint="eastAsia"/>
+          <w:color w:val="000000" w:themeColor="text1"/>
+          <w:szCs w:val="21"/>
+        </w:rPr>
+        <w:t>CoordCB</w:t>
+      </w:r>
+      <w:proofErr w:type="spellEnd"/>
+      <w:r>
+        <w:rPr>
+          <w:rFonts w:ascii="宋体" w:eastAsia="宋体" w:hAnsi="宋体" w:cs="宋体" w:hint="eastAsia"/>
+          <w:color w:val="000000" w:themeColor="text1"/>
+          <w:szCs w:val="21"/>
+        </w:rPr>
+        <w:t>中的</w:t>
+      </w:r>
+      <w:proofErr w:type="spellStart"/>
+      <w:r>
+        <w:rPr>
+          <w:rFonts w:ascii="宋体" w:eastAsia="宋体" w:hAnsi="宋体" w:cs="宋体" w:hint="eastAsia"/>
+          <w:color w:val="000000" w:themeColor="text1"/>
+          <w:szCs w:val="21"/>
+        </w:rPr>
+        <w:t>coordResource</w:t>
+      </w:r>
+      <w:proofErr w:type="spellEnd"/>
+      <w:r>
+        <w:rPr>
+          <w:rFonts w:ascii="宋体" w:eastAsia="宋体" w:hAnsi="宋体" w:cs="宋体" w:hint="eastAsia"/>
+          <w:color w:val="000000" w:themeColor="text1"/>
+          <w:szCs w:val="21"/>
+        </w:rPr>
+        <w:t>将所有</w:t>
+      </w:r>
+      <w:proofErr w:type="spellStart"/>
+      <w:r>
+        <w:rPr>
+          <w:rFonts w:ascii="宋体" w:eastAsia="宋体" w:hAnsi="宋体" w:cs="宋体" w:hint="eastAsia"/>
+          <w:color w:val="000000" w:themeColor="text1"/>
+          <w:szCs w:val="21"/>
+        </w:rPr>
+        <w:t>catalogaddr</w:t>
+      </w:r>
+      <w:proofErr w:type="spellEnd"/>
+      <w:r>
+        <w:rPr>
+          <w:rFonts w:ascii="宋体" w:eastAsia="宋体" w:hAnsi="宋体" w:cs="宋体" w:hint="eastAsia"/>
+          <w:color w:val="000000" w:themeColor="text1"/>
+          <w:szCs w:val="21"/>
+        </w:rPr>
+        <w:t>保存到本地</w:t>
+      </w:r>
+      <w:r>
+        <w:rPr>
+          <w:rFonts w:ascii="宋体" w:eastAsia="宋体" w:hAnsi="宋体" w:cs="宋体"/>
+          <w:color w:val="000000" w:themeColor="text1"/>
+          <w:szCs w:val="21"/>
+        </w:rPr>
+        <w:t>_</w:t>
+      </w:r>
+      <w:proofErr w:type="spellStart"/>
+      <w:r>
+        <w:rPr>
+          <w:rFonts w:ascii="宋体" w:eastAsia="宋体" w:hAnsi="宋体" w:cs="宋体"/>
+          <w:color w:val="000000" w:themeColor="text1"/>
+          <w:szCs w:val="21"/>
+        </w:rPr>
+        <w:t>cataNodeAddrList</w:t>
+      </w:r>
+      <w:proofErr w:type="spellEnd"/>
+      <w:r>
+        <w:rPr>
+          <w:rFonts w:ascii="宋体" w:eastAsia="宋体" w:hAnsi="宋体" w:cs="宋体" w:hint="eastAsia"/>
+          <w:color w:val="000000" w:themeColor="text1"/>
+          <w:szCs w:val="21"/>
+        </w:rPr>
+        <w:t>，但不会更新。</w:t>
+      </w:r>
+    </w:p>
+    <w:p>
+      <w:pPr>
+        <w:rPr>
+          <w:rFonts w:ascii="宋体" w:eastAsia="宋体" w:hAnsi="宋体" w:cs="宋体" w:hint="eastAsia"/>
+          <w:color w:val="000000" w:themeColor="text1"/>
+          <w:szCs w:val="21"/>
+        </w:rPr>
+      </w:pPr>
+    </w:p>
+    <w:p>
+      <w:pPr>
+        <w:rPr>
+          <w:rFonts w:ascii="宋体" w:eastAsia="宋体" w:hAnsi="宋体" w:cs="宋体" w:hint="eastAsia"/>
+          <w:color w:val="000000" w:themeColor="text1"/>
+          <w:szCs w:val="21"/>
+        </w:rPr>
+      </w:pPr>
+      <w:r>
+        <w:rPr>
+          <w:rFonts w:ascii="宋体" w:eastAsia="宋体" w:hAnsi="宋体" w:cs="宋体" w:hint="eastAsia"/>
+          <w:color w:val="000000" w:themeColor="text1"/>
+          <w:szCs w:val="21"/>
+        </w:rPr>
+        <w:t>修改方法：</w:t>
+      </w:r>
+    </w:p>
+    <w:p>
+      <w:pPr>
+        <w:rPr>
+          <w:rFonts w:ascii="宋体" w:eastAsia="宋体" w:hAnsi="宋体" w:cs="宋体" w:hint="eastAsia"/>
+          <w:color w:val="000000" w:themeColor="text1"/>
+          <w:szCs w:val="21"/>
+        </w:rPr>
+      </w:pPr>
+      <w:r>
+        <w:rPr>
+          <w:rFonts w:ascii="宋体" w:eastAsia="宋体" w:hAnsi="宋体" w:cs="宋体" w:hint="eastAsia"/>
+          <w:noProof/>
+          <w:color w:val="000000" w:themeColor="text1"/>
+          <w:szCs w:val="21"/>
+        </w:rPr>
+        <w:lastRenderedPageBreak/>
+        <w:drawing>
+          <wp:inline distT="0" distB="0" distL="0" distR="0">
+            <wp:extent cx="4591050" cy="1593850"/>
+            <wp:effectExtent l="19050" t="0" r="0" b="0"/>
+            <wp:docPr id="20" name="Picture 16"/>
+            <wp:cNvGraphicFramePr>
+              <a:graphicFrameLocks xmlns:a="http://schemas.openxmlformats.org/drawingml/2006/main" noChangeAspect="1"/>
+            </wp:cNvGraphicFramePr>
+            <a:graphic xmlns:a="http://schemas.openxmlformats.org/drawingml/2006/main">
+              <a:graphicData uri="http://schemas.openxmlformats.org/drawingml/2006/picture">
+                <pic:pic xmlns:pic="http://schemas.openxmlformats.org/drawingml/2006/picture">
+                  <pic:nvPicPr>
+                    <pic:cNvPr id="0" name="Picture 16"/>
+                    <pic:cNvPicPr>
+                      <a:picLocks noChangeAspect="1" noChangeArrowheads="1"/>
+                    </pic:cNvPicPr>
+                  </pic:nvPicPr>
+                  <pic:blipFill>
+                    <a:blip r:embed="rId37"/>
+                    <a:srcRect/>
+                    <a:stretch>
+                      <a:fillRect/>
+                    </a:stretch>
+                  </pic:blipFill>
+                  <pic:spPr bwMode="auto">
+                    <a:xfrm>
+                      <a:off x="0" y="0"/>
+                      <a:ext cx="4591050" cy="1593850"/>
+                    </a:xfrm>
+                    <a:prstGeom prst="rect">
+                      <a:avLst/>
+                    </a:prstGeom>
+                    <a:noFill/>
+                    <a:ln w="9525">
+                      <a:noFill/>
+                      <a:miter lim="800000"/>
+                      <a:headEnd/>
+                      <a:tailEnd/>
+                    </a:ln>
+                  </pic:spPr>
+                </pic:pic>
+              </a:graphicData>
+            </a:graphic>
+          </wp:inline>
+        </w:drawing>
+      </w:r>
+    </w:p>
+    <w:p>
+      <w:pPr>
+        <w:rPr>
+          <w:rFonts w:ascii="宋体" w:eastAsia="宋体" w:hAnsi="宋体" w:cs="宋体" w:hint="eastAsia"/>
+          <w:color w:val="000000" w:themeColor="text1"/>
+          <w:szCs w:val="21"/>
+        </w:rPr>
+      </w:pPr>
+    </w:p>
+    <w:p>
+      <w:pPr>
+        <w:rPr>
+          <w:rFonts w:ascii="宋体" w:eastAsia="宋体" w:hAnsi="宋体" w:cs="宋体" w:hint="eastAsia"/>
+          <w:color w:val="000000" w:themeColor="text1"/>
+          <w:szCs w:val="21"/>
+        </w:rPr>
+      </w:pPr>
+      <w:r>
+        <w:rPr>
+          <w:rFonts w:ascii="宋体" w:eastAsia="宋体" w:hAnsi="宋体" w:cs="宋体" w:hint="eastAsia"/>
+          <w:noProof/>
+          <w:color w:val="000000" w:themeColor="text1"/>
+          <w:szCs w:val="21"/>
+        </w:rPr>
+        <w:drawing>
+          <wp:inline distT="0" distB="0" distL="0" distR="0">
+            <wp:extent cx="5274310" cy="1349875"/>
+            <wp:effectExtent l="19050" t="0" r="2540" b="0"/>
+            <wp:docPr id="39" name="Picture 31"/>
+            <wp:cNvGraphicFramePr>
+              <a:graphicFrameLocks xmlns:a="http://schemas.openxmlformats.org/drawingml/2006/main" noChangeAspect="1"/>
+            </wp:cNvGraphicFramePr>
+            <a:graphic xmlns:a="http://schemas.openxmlformats.org/drawingml/2006/main">
+              <a:graphicData uri="http://schemas.openxmlformats.org/drawingml/2006/picture">
+                <pic:pic xmlns:pic="http://schemas.openxmlformats.org/drawingml/2006/picture">
+                  <pic:nvPicPr>
+                    <pic:cNvPr id="0" name="Picture 31"/>
+                    <pic:cNvPicPr>
+                      <a:picLocks noChangeAspect="1" noChangeArrowheads="1"/>
+                    </pic:cNvPicPr>
+                  </pic:nvPicPr>
+                  <pic:blipFill>
+                    <a:blip r:embed="rId38"/>
+                    <a:srcRect/>
+                    <a:stretch>
+                      <a:fillRect/>
+                    </a:stretch>
+                  </pic:blipFill>
+                  <pic:spPr bwMode="auto">
+                    <a:xfrm>
+                      <a:off x="0" y="0"/>
+                      <a:ext cx="5274310" cy="1349875"/>
+                    </a:xfrm>
+                    <a:prstGeom prst="rect">
+                      <a:avLst/>
+                    </a:prstGeom>
+                    <a:noFill/>
+                    <a:ln w="9525">
+                      <a:noFill/>
+                      <a:miter lim="800000"/>
+                      <a:headEnd/>
+                      <a:tailEnd/>
+                    </a:ln>
+                  </pic:spPr>
+                </pic:pic>
+              </a:graphicData>
+            </a:graphic>
+          </wp:inline>
+        </w:drawing>
+      </w:r>
+    </w:p>
+    <w:p>
+      <w:pPr>
+        <w:rPr>
+          <w:rFonts w:ascii="宋体" w:eastAsia="宋体" w:hAnsi="宋体" w:cs="宋体" w:hint="eastAsia"/>
+          <w:color w:val="000000" w:themeColor="text1"/>
+          <w:szCs w:val="21"/>
+        </w:rPr>
+      </w:pPr>
+      <w:r>
+        <w:rPr>
+          <w:rFonts w:ascii="宋体" w:eastAsia="宋体" w:hAnsi="宋体" w:cs="宋体" w:hint="eastAsia"/>
+          <w:noProof/>
+          <w:color w:val="000000" w:themeColor="text1"/>
+          <w:szCs w:val="21"/>
+        </w:rPr>
+        <w:drawing>
+          <wp:inline distT="0" distB="0" distL="0" distR="0">
+            <wp:extent cx="5274310" cy="1347998"/>
+            <wp:effectExtent l="19050" t="0" r="2540" b="0"/>
+            <wp:docPr id="41" name="Picture 37"/>
+            <wp:cNvGraphicFramePr>
+              <a:graphicFrameLocks xmlns:a="http://schemas.openxmlformats.org/drawingml/2006/main" noChangeAspect="1"/>
+            </wp:cNvGraphicFramePr>
+            <a:graphic xmlns:a="http://schemas.openxmlformats.org/drawingml/2006/main">
+              <a:graphicData uri="http://schemas.openxmlformats.org/drawingml/2006/picture">
+                <pic:pic xmlns:pic="http://schemas.openxmlformats.org/drawingml/2006/picture">
+                  <pic:nvPicPr>
+                    <pic:cNvPr id="0" name="Picture 37"/>
+                    <pic:cNvPicPr>
+                      <a:picLocks noChangeAspect="1" noChangeArrowheads="1"/>
+                    </pic:cNvPicPr>
+                  </pic:nvPicPr>
+                  <pic:blipFill>
+                    <a:blip r:embed="rId39"/>
+                    <a:srcRect/>
+                    <a:stretch>
+                      <a:fillRect/>
+                    </a:stretch>
+                  </pic:blipFill>
+                  <pic:spPr bwMode="auto">
+                    <a:xfrm>
+                      <a:off x="0" y="0"/>
+                      <a:ext cx="5274310" cy="1347998"/>
+                    </a:xfrm>
+                    <a:prstGeom prst="rect">
+                      <a:avLst/>
+                    </a:prstGeom>
+                    <a:noFill/>
+                    <a:ln w="9525">
+                      <a:noFill/>
+                      <a:miter lim="800000"/>
+                      <a:headEnd/>
+                      <a:tailEnd/>
+                    </a:ln>
+                  </pic:spPr>
+                </pic:pic>
+              </a:graphicData>
+            </a:graphic>
+          </wp:inline>
+        </w:drawing>
+      </w:r>
+    </w:p>
+    <w:p>
+      <w:pPr>
+        <w:rPr>
+          <w:rFonts w:ascii="宋体" w:eastAsia="宋体" w:hAnsi="宋体" w:cs="宋体" w:hint="eastAsia"/>
+          <w:color w:val="000000" w:themeColor="text1"/>
+          <w:szCs w:val="21"/>
+        </w:rPr>
+      </w:pPr>
+      <w:r>
+        <w:rPr>
+          <w:rFonts w:ascii="宋体" w:eastAsia="宋体" w:hAnsi="宋体" w:cs="宋体" w:hint="eastAsia"/>
+          <w:color w:val="000000" w:themeColor="text1"/>
+          <w:szCs w:val="21"/>
+        </w:rPr>
+        <w:t>在所有保存了</w:t>
+      </w:r>
+      <w:proofErr w:type="spellStart"/>
+      <w:r>
+        <w:rPr>
+          <w:rFonts w:ascii="宋体" w:eastAsia="宋体" w:hAnsi="宋体" w:cs="宋体" w:hint="eastAsia"/>
+          <w:color w:val="000000" w:themeColor="text1"/>
+          <w:szCs w:val="21"/>
+        </w:rPr>
+        <w:t>catalogaddr</w:t>
+      </w:r>
+      <w:proofErr w:type="spellEnd"/>
+      <w:r>
+        <w:rPr>
+          <w:rFonts w:ascii="宋体" w:eastAsia="宋体" w:hAnsi="宋体" w:cs="宋体" w:hint="eastAsia"/>
+          <w:color w:val="000000" w:themeColor="text1"/>
+          <w:szCs w:val="21"/>
+        </w:rPr>
+        <w:t>的地方，在对应的</w:t>
+      </w:r>
+      <w:proofErr w:type="spellStart"/>
+      <w:r>
+        <w:rPr>
+          <w:rFonts w:ascii="宋体" w:eastAsia="宋体" w:hAnsi="宋体" w:cs="宋体" w:hint="eastAsia"/>
+          <w:color w:val="000000" w:themeColor="text1"/>
+          <w:szCs w:val="21"/>
+        </w:rPr>
+        <w:t>onConfigChange</w:t>
+      </w:r>
+      <w:proofErr w:type="spellEnd"/>
+      <w:r>
+        <w:rPr>
+          <w:rFonts w:ascii="宋体" w:eastAsia="宋体" w:hAnsi="宋体" w:cs="宋体" w:hint="eastAsia"/>
+          <w:color w:val="000000" w:themeColor="text1"/>
+          <w:szCs w:val="21"/>
+        </w:rPr>
+        <w:t>()中获取最新配置，并更新</w:t>
+      </w:r>
+      <w:proofErr w:type="spellStart"/>
+      <w:r>
+        <w:rPr>
+          <w:rFonts w:ascii="宋体" w:eastAsia="宋体" w:hAnsi="宋体" w:cs="宋体" w:hint="eastAsia"/>
+          <w:color w:val="000000" w:themeColor="text1"/>
+          <w:szCs w:val="21"/>
+        </w:rPr>
+        <w:t>catalogaddr</w:t>
+      </w:r>
+      <w:proofErr w:type="spellEnd"/>
+      <w:r>
+        <w:rPr>
+          <w:rFonts w:ascii="宋体" w:eastAsia="宋体" w:hAnsi="宋体" w:cs="宋体" w:hint="eastAsia"/>
+          <w:color w:val="000000" w:themeColor="text1"/>
+          <w:szCs w:val="21"/>
+        </w:rPr>
+        <w:t>的值。</w:t>
+      </w:r>
     </w:p>
     <w:p>
       <w:pPr>
@@ -10847,32 +12280,1266 @@
           <w:rFonts w:hint="eastAsia"/>
         </w:rPr>
       </w:pPr>
-      <w:bookmarkStart w:id="108" w:name="_Toc493942910"/>
-      <w:bookmarkStart w:id="109" w:name="_Toc493942974"/>
-      <w:bookmarkStart w:id="110" w:name="_Toc493943277"/>
-      <w:bookmarkStart w:id="111" w:name="_Toc493943528"/>
+      <w:bookmarkStart w:id="137" w:name="_Toc494116624"/>
+      <w:r>
+        <w:rPr>
+          <w:rFonts w:hint="eastAsia"/>
+        </w:rPr>
+        <w:t>认为无问题的配置：</w:t>
+      </w:r>
+      <w:bookmarkEnd w:id="137"/>
+    </w:p>
+    <w:p>
+      <w:pPr>
+        <w:pStyle w:val="Heading5"/>
+        <w:rPr>
+          <w:rFonts w:hint="eastAsia"/>
+        </w:rPr>
+      </w:pPr>
+      <w:bookmarkStart w:id="138" w:name="_Toc494116625"/>
+      <w:r>
+        <w:rPr>
+          <w:rFonts w:hint="eastAsia"/>
+        </w:rPr>
+        <w:t>--</w:t>
+      </w:r>
+      <w:r>
+        <w:t xml:space="preserve"> </w:t>
+      </w:r>
+      <w:proofErr w:type="spellStart"/>
+      <w:r>
+        <w:t>maxsubquery</w:t>
+      </w:r>
+      <w:proofErr w:type="spellEnd"/>
+      <w:r>
+        <w:rPr>
+          <w:rFonts w:hint="eastAsia"/>
+        </w:rPr>
+        <w:t>：</w:t>
+      </w:r>
+      <w:r>
+        <w:rPr>
+          <w:rFonts w:hint="eastAsia"/>
+        </w:rPr>
+        <w:t>查询任务的最大分解子查询数量</w:t>
+      </w:r>
+      <w:bookmarkEnd w:id="138"/>
+    </w:p>
+    <w:p>
+      <w:pPr>
+        <w:rPr>
+          <w:rFonts w:ascii="宋体" w:eastAsia="宋体" w:hAnsi="宋体" w:cs="宋体"/>
+          <w:szCs w:val="21"/>
+        </w:rPr>
+      </w:pPr>
+      <w:r>
+        <w:rPr>
+          <w:rFonts w:ascii="宋体" w:eastAsia="宋体" w:hAnsi="宋体" w:cs="宋体" w:hint="eastAsia"/>
+          <w:szCs w:val="21"/>
+        </w:rPr>
+        <w:t>该配置在代码中有两处调用。</w:t>
+      </w:r>
+    </w:p>
+    <w:p>
+      <w:pPr>
+        <w:rPr>
+          <w:rFonts w:ascii="宋体" w:eastAsia="宋体" w:hAnsi="宋体" w:cs="宋体" w:hint="eastAsia"/>
+          <w:szCs w:val="21"/>
+        </w:rPr>
+      </w:pPr>
+      <w:r>
+        <w:rPr>
+          <w:rFonts w:ascii="宋体" w:eastAsia="宋体" w:hAnsi="宋体" w:cs="宋体" w:hint="eastAsia"/>
+          <w:noProof/>
+          <w:szCs w:val="21"/>
+        </w:rPr>
+        <w:lastRenderedPageBreak/>
+        <w:drawing>
+          <wp:inline distT="0" distB="0" distL="0" distR="0">
+            <wp:extent cx="5274310" cy="2809601"/>
+            <wp:effectExtent l="19050" t="0" r="2540" b="0"/>
+            <wp:docPr id="3" name="Picture 1"/>
+            <wp:cNvGraphicFramePr>
+              <a:graphicFrameLocks xmlns:a="http://schemas.openxmlformats.org/drawingml/2006/main" noChangeAspect="1"/>
+            </wp:cNvGraphicFramePr>
+            <a:graphic xmlns:a="http://schemas.openxmlformats.org/drawingml/2006/main">
+              <a:graphicData uri="http://schemas.openxmlformats.org/drawingml/2006/picture">
+                <pic:pic xmlns:pic="http://schemas.openxmlformats.org/drawingml/2006/picture">
+                  <pic:nvPicPr>
+                    <pic:cNvPr id="0" name="Picture 1"/>
+                    <pic:cNvPicPr>
+                      <a:picLocks noChangeAspect="1" noChangeArrowheads="1"/>
+                    </pic:cNvPicPr>
+                  </pic:nvPicPr>
+                  <pic:blipFill>
+                    <a:blip r:embed="rId40"/>
+                    <a:srcRect/>
+                    <a:stretch>
+                      <a:fillRect/>
+                    </a:stretch>
+                  </pic:blipFill>
+                  <pic:spPr bwMode="auto">
+                    <a:xfrm>
+                      <a:off x="0" y="0"/>
+                      <a:ext cx="5274310" cy="2809601"/>
+                    </a:xfrm>
+                    <a:prstGeom prst="rect">
+                      <a:avLst/>
+                    </a:prstGeom>
+                    <a:noFill/>
+                    <a:ln w="9525">
+                      <a:noFill/>
+                      <a:miter lim="800000"/>
+                      <a:headEnd/>
+                      <a:tailEnd/>
+                    </a:ln>
+                  </pic:spPr>
+                </pic:pic>
+              </a:graphicData>
+            </a:graphic>
+          </wp:inline>
+        </w:drawing>
+      </w:r>
+    </w:p>
+    <w:p>
+      <w:pPr>
+        <w:rPr>
+          <w:rFonts w:ascii="宋体" w:eastAsia="宋体" w:hAnsi="宋体" w:cs="宋体" w:hint="eastAsia"/>
+          <w:szCs w:val="21"/>
+        </w:rPr>
+      </w:pPr>
+      <w:r>
+        <w:rPr>
+          <w:rFonts w:ascii="宋体" w:eastAsia="宋体" w:hAnsi="宋体" w:cs="宋体" w:hint="eastAsia"/>
+          <w:szCs w:val="21"/>
+        </w:rPr>
+        <w:t>第一处是在</w:t>
+      </w:r>
+      <w:proofErr w:type="spellStart"/>
+      <w:r>
+        <w:rPr>
+          <w:rFonts w:ascii="宋体" w:eastAsia="宋体" w:hAnsi="宋体" w:cs="宋体" w:hint="eastAsia"/>
+          <w:szCs w:val="21"/>
+        </w:rPr>
+        <w:t>rtnContexParaData</w:t>
+      </w:r>
+      <w:proofErr w:type="spellEnd"/>
+      <w:r>
+        <w:rPr>
+          <w:rFonts w:ascii="宋体" w:eastAsia="宋体" w:hAnsi="宋体" w:cs="宋体" w:hint="eastAsia"/>
+          <w:szCs w:val="21"/>
+        </w:rPr>
+        <w:t>出，</w:t>
+      </w:r>
+      <w:proofErr w:type="spellStart"/>
+      <w:r>
+        <w:rPr>
+          <w:rFonts w:ascii="宋体" w:eastAsia="宋体" w:hAnsi="宋体" w:cs="宋体" w:hint="eastAsia"/>
+          <w:szCs w:val="21"/>
+        </w:rPr>
+        <w:t>rtnContext</w:t>
+      </w:r>
+      <w:proofErr w:type="spellEnd"/>
+      <w:r>
+        <w:rPr>
+          <w:rFonts w:ascii="宋体" w:eastAsia="宋体" w:hAnsi="宋体" w:cs="宋体" w:hint="eastAsia"/>
+          <w:szCs w:val="21"/>
+        </w:rPr>
+        <w:t>应该是每次查询都新生成一个的。</w:t>
+      </w:r>
+    </w:p>
+    <w:p>
+      <w:pPr>
+        <w:rPr>
+          <w:rFonts w:ascii="宋体" w:eastAsia="宋体" w:hAnsi="宋体" w:cs="宋体" w:hint="eastAsia"/>
+          <w:szCs w:val="21"/>
+        </w:rPr>
+      </w:pPr>
+      <w:r>
+        <w:rPr>
+          <w:rFonts w:ascii="宋体" w:eastAsia="宋体" w:hAnsi="宋体" w:cs="宋体"/>
+          <w:noProof/>
+          <w:szCs w:val="21"/>
+        </w:rPr>
+        <w:drawing>
+          <wp:inline distT="0" distB="0" distL="0" distR="0">
+            <wp:extent cx="5274310" cy="3360364"/>
+            <wp:effectExtent l="19050" t="0" r="2540" b="0"/>
+            <wp:docPr id="4" name="Picture 4"/>
+            <wp:cNvGraphicFramePr>
+              <a:graphicFrameLocks xmlns:a="http://schemas.openxmlformats.org/drawingml/2006/main" noChangeAspect="1"/>
+            </wp:cNvGraphicFramePr>
+            <a:graphic xmlns:a="http://schemas.openxmlformats.org/drawingml/2006/main">
+              <a:graphicData uri="http://schemas.openxmlformats.org/drawingml/2006/picture">
+                <pic:pic xmlns:pic="http://schemas.openxmlformats.org/drawingml/2006/picture">
+                  <pic:nvPicPr>
+                    <pic:cNvPr id="0" name="Picture 4"/>
+                    <pic:cNvPicPr>
+                      <a:picLocks noChangeAspect="1" noChangeArrowheads="1"/>
+                    </pic:cNvPicPr>
+                  </pic:nvPicPr>
+                  <pic:blipFill>
+                    <a:blip r:embed="rId41"/>
+                    <a:srcRect/>
+                    <a:stretch>
+                      <a:fillRect/>
+                    </a:stretch>
+                  </pic:blipFill>
+                  <pic:spPr bwMode="auto">
+                    <a:xfrm>
+                      <a:off x="0" y="0"/>
+                      <a:ext cx="5274310" cy="3360364"/>
+                    </a:xfrm>
+                    <a:prstGeom prst="rect">
+                      <a:avLst/>
+                    </a:prstGeom>
+                    <a:noFill/>
+                    <a:ln w="9525">
+                      <a:noFill/>
+                      <a:miter lim="800000"/>
+                      <a:headEnd/>
+                      <a:tailEnd/>
+                    </a:ln>
+                  </pic:spPr>
+                </pic:pic>
+              </a:graphicData>
+            </a:graphic>
+          </wp:inline>
+        </w:drawing>
+      </w:r>
+    </w:p>
+    <w:p>
+      <w:pPr>
+        <w:rPr>
+          <w:rFonts w:ascii="宋体" w:eastAsia="宋体" w:hAnsi="宋体" w:cs="宋体" w:hint="eastAsia"/>
+          <w:szCs w:val="21"/>
+        </w:rPr>
+      </w:pPr>
+      <w:r>
+        <w:rPr>
+          <w:rFonts w:ascii="宋体" w:eastAsia="宋体" w:hAnsi="宋体" w:cs="宋体" w:hint="eastAsia"/>
+          <w:szCs w:val="21"/>
+        </w:rPr>
+        <w:t>第二处是在启动</w:t>
+      </w:r>
+      <w:proofErr w:type="spellStart"/>
+      <w:r>
+        <w:rPr>
+          <w:rFonts w:ascii="宋体" w:eastAsia="宋体" w:hAnsi="宋体" w:cs="宋体" w:hint="eastAsia"/>
+          <w:szCs w:val="21"/>
+        </w:rPr>
+        <w:t>prefetch</w:t>
+      </w:r>
+      <w:proofErr w:type="spellEnd"/>
+      <w:r>
+        <w:rPr>
+          <w:rFonts w:ascii="宋体" w:eastAsia="宋体" w:hAnsi="宋体" w:cs="宋体" w:hint="eastAsia"/>
+          <w:szCs w:val="21"/>
+        </w:rPr>
+        <w:t xml:space="preserve"> job的时候，这里的问题归类到</w:t>
+      </w:r>
+      <w:proofErr w:type="spellStart"/>
+      <w:r>
+        <w:rPr>
+          <w:rFonts w:ascii="宋体" w:eastAsia="宋体" w:hAnsi="宋体" w:cs="宋体" w:hint="eastAsia"/>
+          <w:szCs w:val="21"/>
+        </w:rPr>
+        <w:t>prefetch</w:t>
+      </w:r>
+      <w:proofErr w:type="spellEnd"/>
+      <w:r>
+        <w:rPr>
+          <w:rFonts w:ascii="宋体" w:eastAsia="宋体" w:hAnsi="宋体" w:cs="宋体" w:hint="eastAsia"/>
+          <w:szCs w:val="21"/>
+        </w:rPr>
+        <w:t xml:space="preserve"> job来解决。</w:t>
+      </w:r>
+    </w:p>
+    <w:p>
+      <w:pPr>
+        <w:rPr>
+          <w:rFonts w:ascii="宋体" w:eastAsia="宋体" w:hAnsi="宋体" w:cs="宋体" w:hint="eastAsia"/>
+          <w:szCs w:val="21"/>
+        </w:rPr>
+      </w:pPr>
+    </w:p>
+    <w:p>
+      <w:pPr>
+        <w:rPr>
+          <w:rFonts w:ascii="宋体" w:eastAsia="宋体" w:hAnsi="宋体" w:cs="宋体"/>
+          <w:szCs w:val="21"/>
+        </w:rPr>
+      </w:pPr>
+    </w:p>
+    <w:p>
+      <w:pPr>
+        <w:rPr>
+          <w:rFonts w:ascii="宋体" w:eastAsia="宋体" w:hAnsi="宋体" w:cs="宋体" w:hint="eastAsia"/>
+          <w:szCs w:val="21"/>
+        </w:rPr>
+      </w:pPr>
+    </w:p>
+    <w:p>
+      <w:pPr>
+        <w:pStyle w:val="Heading5"/>
+        <w:rPr>
+          <w:kern w:val="0"/>
+        </w:rPr>
+      </w:pPr>
+      <w:bookmarkStart w:id="139" w:name="_Toc494116626"/>
+      <w:r>
+        <w:rPr>
+          <w:rFonts w:hint="eastAsia"/>
+        </w:rPr>
+        <w:lastRenderedPageBreak/>
+        <w:t xml:space="preserve">-- </w:t>
+      </w:r>
+      <w:proofErr w:type="spellStart"/>
+      <w:r>
+        <w:rPr>
+          <w:rFonts w:hint="eastAsia"/>
+          <w:kern w:val="0"/>
+        </w:rPr>
+        <w:t>maxreplsync</w:t>
+      </w:r>
+      <w:proofErr w:type="spellEnd"/>
+      <w:r>
+        <w:rPr>
+          <w:rFonts w:hint="eastAsia"/>
+          <w:kern w:val="0"/>
+        </w:rPr>
+        <w:t>：</w:t>
+      </w:r>
+      <w:r>
+        <w:rPr>
+          <w:rFonts w:hint="eastAsia"/>
+          <w:kern w:val="0"/>
+        </w:rPr>
+        <w:t>日志同步最大并发数量</w:t>
+      </w:r>
+      <w:bookmarkEnd w:id="139"/>
+    </w:p>
+    <w:p>
+      <w:pPr>
+        <w:rPr>
+          <w:rFonts w:ascii="宋体" w:eastAsia="宋体" w:hAnsi="宋体" w:cs="宋体" w:hint="eastAsia"/>
+          <w:color w:val="000000" w:themeColor="text1"/>
+          <w:szCs w:val="21"/>
+        </w:rPr>
+      </w:pPr>
+      <w:r>
+        <w:rPr>
+          <w:rFonts w:ascii="宋体" w:eastAsia="宋体" w:hAnsi="宋体" w:cs="宋体" w:hint="eastAsia"/>
+          <w:noProof/>
+          <w:color w:val="000000" w:themeColor="text1"/>
+          <w:szCs w:val="21"/>
+        </w:rPr>
+        <w:drawing>
+          <wp:inline distT="0" distB="0" distL="0" distR="0">
+            <wp:extent cx="5274310" cy="1596034"/>
+            <wp:effectExtent l="19050" t="0" r="2540" b="0"/>
+            <wp:docPr id="9" name="Picture 7"/>
+            <wp:cNvGraphicFramePr>
+              <a:graphicFrameLocks xmlns:a="http://schemas.openxmlformats.org/drawingml/2006/main" noChangeAspect="1"/>
+            </wp:cNvGraphicFramePr>
+            <a:graphic xmlns:a="http://schemas.openxmlformats.org/drawingml/2006/main">
+              <a:graphicData uri="http://schemas.openxmlformats.org/drawingml/2006/picture">
+                <pic:pic xmlns:pic="http://schemas.openxmlformats.org/drawingml/2006/picture">
+                  <pic:nvPicPr>
+                    <pic:cNvPr id="0" name="Picture 7"/>
+                    <pic:cNvPicPr>
+                      <a:picLocks noChangeAspect="1" noChangeArrowheads="1"/>
+                    </pic:cNvPicPr>
+                  </pic:nvPicPr>
+                  <pic:blipFill>
+                    <a:blip r:embed="rId42"/>
+                    <a:srcRect/>
+                    <a:stretch>
+                      <a:fillRect/>
+                    </a:stretch>
+                  </pic:blipFill>
+                  <pic:spPr bwMode="auto">
+                    <a:xfrm>
+                      <a:off x="0" y="0"/>
+                      <a:ext cx="5274310" cy="1596034"/>
+                    </a:xfrm>
+                    <a:prstGeom prst="rect">
+                      <a:avLst/>
+                    </a:prstGeom>
+                    <a:noFill/>
+                    <a:ln w="9525">
+                      <a:noFill/>
+                      <a:miter lim="800000"/>
+                      <a:headEnd/>
+                      <a:tailEnd/>
+                    </a:ln>
+                  </pic:spPr>
+                </pic:pic>
+              </a:graphicData>
+            </a:graphic>
+          </wp:inline>
+        </w:drawing>
+      </w:r>
+    </w:p>
+    <w:p>
+      <w:pPr>
+        <w:rPr>
+          <w:rFonts w:ascii="宋体" w:eastAsia="宋体" w:hAnsi="宋体" w:cs="宋体" w:hint="eastAsia"/>
+          <w:color w:val="000000" w:themeColor="text1"/>
+          <w:szCs w:val="21"/>
+        </w:rPr>
+      </w:pPr>
+      <w:r>
+        <w:rPr>
+          <w:rFonts w:ascii="宋体" w:eastAsia="宋体" w:hAnsi="宋体" w:cs="宋体"/>
+          <w:color w:val="000000" w:themeColor="text1"/>
+          <w:szCs w:val="21"/>
+        </w:rPr>
+        <w:drawing>
+          <wp:inline distT="0" distB="0" distL="114300" distR="114300">
+            <wp:extent cx="4997450" cy="1092200"/>
+            <wp:effectExtent l="0" t="0" r="6350" b="0"/>
+            <wp:docPr id="99" name="图片 99"/>
+            <wp:cNvGraphicFramePr>
+              <a:graphicFrameLocks xmlns:a="http://schemas.openxmlformats.org/drawingml/2006/main" noChangeAspect="1"/>
+            </wp:cNvGraphicFramePr>
+            <a:graphic xmlns:a="http://schemas.openxmlformats.org/drawingml/2006/main">
+              <a:graphicData uri="http://schemas.openxmlformats.org/drawingml/2006/picture">
+                <pic:pic xmlns:pic="http://schemas.openxmlformats.org/drawingml/2006/picture">
+                  <pic:nvPicPr>
+                    <pic:cNvPr id="99" name="图片 99"/>
+                    <pic:cNvPicPr>
+                      <a:picLocks noChangeAspect="1"/>
+                    </pic:cNvPicPr>
+                  </pic:nvPicPr>
+                  <pic:blipFill>
+                    <a:blip r:embed="rId43"/>
+                    <a:stretch>
+                      <a:fillRect/>
+                    </a:stretch>
+                  </pic:blipFill>
+                  <pic:spPr>
+                    <a:xfrm>
+                      <a:off x="0" y="0"/>
+                      <a:ext cx="4997450" cy="1092200"/>
+                    </a:xfrm>
+                    <a:prstGeom prst="rect">
+                      <a:avLst/>
+                    </a:prstGeom>
+                    <a:noFill/>
+                    <a:ln w="9525">
+                      <a:noFill/>
+                    </a:ln>
+                  </pic:spPr>
+                </pic:pic>
+              </a:graphicData>
+            </a:graphic>
+          </wp:inline>
+        </w:drawing>
+      </w:r>
+    </w:p>
+    <w:p>
+      <w:pPr>
+        <w:rPr>
+          <w:rFonts w:ascii="宋体" w:eastAsia="宋体" w:hAnsi="宋体" w:cs="宋体" w:hint="eastAsia"/>
+          <w:b/>
+          <w:color w:val="000000" w:themeColor="text1"/>
+          <w:szCs w:val="21"/>
+        </w:rPr>
+      </w:pPr>
+      <w:r>
+        <w:rPr>
+          <w:rFonts w:ascii="宋体" w:eastAsia="宋体" w:hAnsi="宋体" w:cs="宋体" w:hint="eastAsia"/>
+          <w:color w:val="000000" w:themeColor="text1"/>
+          <w:szCs w:val="21"/>
+        </w:rPr>
+        <w:t>该配置是同步日志缓存Bucket使用的，而</w:t>
+      </w:r>
+      <w:proofErr w:type="spellStart"/>
+      <w:r>
+        <w:rPr>
+          <w:rFonts w:ascii="宋体" w:eastAsia="宋体" w:hAnsi="宋体" w:cs="宋体" w:hint="eastAsia"/>
+          <w:color w:val="000000" w:themeColor="text1"/>
+          <w:szCs w:val="21"/>
+        </w:rPr>
+        <w:t>clsBucket</w:t>
+      </w:r>
+      <w:proofErr w:type="spellEnd"/>
+      <w:r>
+        <w:rPr>
+          <w:rFonts w:hint="eastAsia"/>
+        </w:rPr>
+        <w:t>_</w:t>
+      </w:r>
+      <w:r>
+        <w:rPr>
+          <w:rFonts w:hint="eastAsia"/>
+        </w:rPr>
+        <w:t>有</w:t>
+      </w:r>
+      <w:proofErr w:type="spellStart"/>
+      <w:r>
+        <w:rPr>
+          <w:rFonts w:hint="eastAsia"/>
+        </w:rPr>
+        <w:t>clsReplicateSet</w:t>
+      </w:r>
+      <w:proofErr w:type="spellEnd"/>
+      <w:r>
+        <w:rPr>
+          <w:rFonts w:hint="eastAsia"/>
+        </w:rPr>
+        <w:t>和</w:t>
+      </w:r>
+      <w:r>
+        <w:rPr>
+          <w:rFonts w:hint="eastAsia"/>
+        </w:rPr>
+        <w:t xml:space="preserve"> _</w:t>
+      </w:r>
+      <w:proofErr w:type="spellStart"/>
+      <w:r>
+        <w:rPr>
+          <w:rFonts w:hint="eastAsia"/>
+        </w:rPr>
+        <w:t>barRSOfflineLogger</w:t>
+      </w:r>
+      <w:proofErr w:type="spellEnd"/>
+      <w:r>
+        <w:rPr>
+          <w:rFonts w:hint="eastAsia"/>
+        </w:rPr>
+        <w:t>两个类使用，只有</w:t>
+      </w:r>
+      <w:proofErr w:type="spellStart"/>
+      <w:r>
+        <w:rPr>
+          <w:rFonts w:hint="eastAsia"/>
+        </w:rPr>
+        <w:t>clsReplicateSet</w:t>
+      </w:r>
+      <w:proofErr w:type="spellEnd"/>
+      <w:r>
+        <w:rPr>
+          <w:rFonts w:hint="eastAsia"/>
+        </w:rPr>
+        <w:t xml:space="preserve"> </w:t>
+      </w:r>
+      <w:r>
+        <w:rPr>
+          <w:rFonts w:hint="eastAsia"/>
+        </w:rPr>
+        <w:t>提供了更新，</w:t>
+      </w:r>
+      <w:r>
+        <w:rPr>
+          <w:rFonts w:hint="eastAsia"/>
+        </w:rPr>
+        <w:t>_</w:t>
+      </w:r>
+      <w:proofErr w:type="spellStart"/>
+      <w:r>
+        <w:rPr>
+          <w:rFonts w:hint="eastAsia"/>
+        </w:rPr>
+        <w:t>barRSOfflineLogger</w:t>
+      </w:r>
+      <w:proofErr w:type="spellEnd"/>
+      <w:r>
+        <w:rPr>
+          <w:rFonts w:hint="eastAsia"/>
+        </w:rPr>
+        <w:t>初始化一次后，不会再更新，但</w:t>
+      </w:r>
+      <w:proofErr w:type="spellStart"/>
+      <w:r>
+        <w:rPr>
+          <w:rFonts w:hint="eastAsia"/>
+        </w:rPr>
+        <w:t>barRSOfflineLogger</w:t>
+      </w:r>
+      <w:proofErr w:type="spellEnd"/>
+      <w:r>
+        <w:rPr>
+          <w:rFonts w:hint="eastAsia"/>
+        </w:rPr>
+        <w:t>是离线备份功能使用的，应该并不需要动态生效。</w:t>
+      </w:r>
+    </w:p>
+    <w:p>
+      <w:pPr>
+        <w:rPr>
+          <w:rFonts w:ascii="宋体" w:eastAsia="宋体" w:hAnsi="宋体" w:cs="宋体" w:hint="eastAsia"/>
+          <w:color w:val="000000" w:themeColor="text1"/>
+          <w:szCs w:val="21"/>
+        </w:rPr>
+      </w:pPr>
+    </w:p>
+    <w:p>
+      <w:pPr>
+        <w:rPr>
+          <w:rFonts w:ascii="宋体" w:eastAsia="宋体" w:hAnsi="宋体" w:cs="宋体" w:hint="eastAsia"/>
+          <w:color w:val="000000" w:themeColor="text1"/>
+          <w:szCs w:val="21"/>
+        </w:rPr>
+      </w:pPr>
+    </w:p>
+    <w:p>
+      <w:pPr>
+        <w:rPr>
+          <w:rFonts w:ascii="宋体" w:eastAsia="宋体" w:hAnsi="宋体" w:cs="宋体" w:hint="eastAsia"/>
+          <w:color w:val="000000" w:themeColor="text1"/>
+          <w:szCs w:val="21"/>
+        </w:rPr>
+      </w:pPr>
+    </w:p>
+    <w:p>
+      <w:pPr>
+        <w:pStyle w:val="Heading5"/>
+        <w:rPr>
+          <w:rFonts w:hint="eastAsia"/>
+        </w:rPr>
+      </w:pPr>
+      <w:bookmarkStart w:id="140" w:name="_Toc494116627"/>
+      <w:r>
+        <w:rPr>
+          <w:rFonts w:hint="eastAsia"/>
+        </w:rPr>
+        <w:t>--</w:t>
+      </w:r>
+      <w:proofErr w:type="spellStart"/>
+      <w:r>
+        <w:t>indexscanstep</w:t>
+      </w:r>
+      <w:proofErr w:type="spellEnd"/>
+      <w:r>
+        <w:rPr>
+          <w:rFonts w:hint="eastAsia"/>
+        </w:rPr>
+        <w:t>：</w:t>
+      </w:r>
+      <w:r>
+        <w:rPr>
+          <w:rFonts w:hint="eastAsia"/>
+        </w:rPr>
+        <w:t>索引扫描步长</w:t>
+      </w:r>
+      <w:bookmarkEnd w:id="140"/>
+    </w:p>
+    <w:p>
+      <w:r>
+        <w:rPr>
+          <w:noProof/>
+        </w:rPr>
+        <w:drawing>
+          <wp:inline distT="0" distB="0" distL="114300" distR="114300">
+            <wp:extent cx="4965700" cy="1085850"/>
+            <wp:effectExtent l="0" t="0" r="0" b="6350"/>
+            <wp:docPr id="12" name="图片 24"/>
+            <wp:cNvGraphicFramePr>
+              <a:graphicFrameLocks xmlns:a="http://schemas.openxmlformats.org/drawingml/2006/main" noChangeAspect="1"/>
+            </wp:cNvGraphicFramePr>
+            <a:graphic xmlns:a="http://schemas.openxmlformats.org/drawingml/2006/main">
+              <a:graphicData uri="http://schemas.openxmlformats.org/drawingml/2006/picture">
+                <pic:pic xmlns:pic="http://schemas.openxmlformats.org/drawingml/2006/picture">
+                  <pic:nvPicPr>
+                    <pic:cNvPr id="24" name="图片 24"/>
+                    <pic:cNvPicPr>
+                      <a:picLocks noChangeAspect="1"/>
+                    </pic:cNvPicPr>
+                  </pic:nvPicPr>
+                  <pic:blipFill>
+                    <a:blip r:embed="rId44"/>
+                    <a:stretch>
+                      <a:fillRect/>
+                    </a:stretch>
+                  </pic:blipFill>
+                  <pic:spPr>
+                    <a:xfrm>
+                      <a:off x="0" y="0"/>
+                      <a:ext cx="4965700" cy="1085850"/>
+                    </a:xfrm>
+                    <a:prstGeom prst="rect">
+                      <a:avLst/>
+                    </a:prstGeom>
+                    <a:noFill/>
+                    <a:ln w="9525">
+                      <a:noFill/>
+                    </a:ln>
+                  </pic:spPr>
+                </pic:pic>
+              </a:graphicData>
+            </a:graphic>
+          </wp:inline>
+        </w:drawing>
+      </w:r>
+    </w:p>
+    <w:p>
+      <w:r>
+        <w:rPr>
+          <w:rFonts w:hint="eastAsia"/>
+        </w:rPr>
+        <w:t>_</w:t>
+      </w:r>
+      <w:proofErr w:type="spellStart"/>
+      <w:r>
+        <w:rPr>
+          <w:rFonts w:hint="eastAsia"/>
+        </w:rPr>
+        <w:t>onceRestNum</w:t>
+      </w:r>
+      <w:proofErr w:type="spellEnd"/>
+      <w:r>
+        <w:rPr>
+          <w:rFonts w:hint="eastAsia"/>
+        </w:rPr>
+        <w:t xml:space="preserve"> </w:t>
+      </w:r>
+      <w:r>
+        <w:rPr>
+          <w:rFonts w:hint="eastAsia"/>
+        </w:rPr>
+        <w:t>是</w:t>
+      </w:r>
+      <w:r>
+        <w:rPr>
+          <w:rFonts w:hint="eastAsia"/>
+        </w:rPr>
+        <w:t>_</w:t>
+      </w:r>
+      <w:proofErr w:type="spellStart"/>
+      <w:r>
+        <w:rPr>
+          <w:rFonts w:hint="eastAsia"/>
+        </w:rPr>
+        <w:t>dmsIXSecScanner</w:t>
+      </w:r>
+      <w:proofErr w:type="spellEnd"/>
+      <w:r>
+        <w:rPr>
+          <w:rFonts w:hint="eastAsia"/>
+        </w:rPr>
+        <w:t>的私有变量，通过调用配置参数模块赋值后，</w:t>
+      </w:r>
+      <w:proofErr w:type="spellStart"/>
+      <w:r>
+        <w:rPr>
+          <w:rFonts w:hint="eastAsia"/>
+        </w:rPr>
+        <w:t>indexscan</w:t>
+      </w:r>
+      <w:proofErr w:type="spellEnd"/>
+      <w:r>
+        <w:rPr>
+          <w:rFonts w:hint="eastAsia"/>
+        </w:rPr>
+        <w:t>应该是每次查询进行索引扫描时生成的，每次都使用新配置参数，认为无问题。</w:t>
+      </w:r>
+    </w:p>
+    <w:p>
+      <w:pPr>
+        <w:rPr>
+          <w:rFonts w:ascii="宋体" w:eastAsia="宋体" w:hAnsi="宋体" w:cs="宋体" w:hint="eastAsia"/>
+          <w:b/>
+          <w:color w:val="000000" w:themeColor="text1"/>
+          <w:szCs w:val="21"/>
+        </w:rPr>
+      </w:pPr>
+    </w:p>
+    <w:p>
+      <w:pPr>
+        <w:rPr>
+          <w:rFonts w:ascii="宋体" w:eastAsia="宋体" w:hAnsi="宋体" w:cs="宋体" w:hint="eastAsia"/>
+          <w:color w:val="000000" w:themeColor="text1"/>
+          <w:szCs w:val="21"/>
+        </w:rPr>
+      </w:pPr>
+    </w:p>
+    <w:p>
+      <w:pPr>
+        <w:rPr>
+          <w:rFonts w:ascii="宋体" w:eastAsia="宋体" w:hAnsi="宋体" w:cs="宋体" w:hint="eastAsia"/>
+          <w:color w:val="000000" w:themeColor="text1"/>
+          <w:szCs w:val="21"/>
+        </w:rPr>
+      </w:pPr>
+    </w:p>
+    <w:p>
+      <w:pPr>
+        <w:pStyle w:val="Heading5"/>
+        <w:rPr>
+          <w:rFonts w:hint="eastAsia"/>
+        </w:rPr>
+      </w:pPr>
+      <w:bookmarkStart w:id="141" w:name="_Toc494116628"/>
+      <w:r>
+        <w:rPr>
+          <w:rFonts w:hint="eastAsia"/>
+        </w:rPr>
+        <w:lastRenderedPageBreak/>
+        <w:t>--auth</w:t>
+      </w:r>
+      <w:r>
+        <w:rPr>
+          <w:rFonts w:hint="eastAsia"/>
+        </w:rPr>
+        <w:t>：</w:t>
+      </w:r>
+      <w:r>
+        <w:rPr>
+          <w:rFonts w:hint="eastAsia"/>
+        </w:rPr>
+        <w:t>开启鉴权功能</w:t>
+      </w:r>
+      <w:bookmarkEnd w:id="141"/>
+    </w:p>
+    <w:p>
+      <w:r>
+        <w:rPr>
+          <w:noProof/>
+        </w:rPr>
+        <w:drawing>
+          <wp:inline distT="0" distB="0" distL="114300" distR="114300">
+            <wp:extent cx="3568700" cy="819150"/>
+            <wp:effectExtent l="0" t="0" r="0" b="6350"/>
+            <wp:docPr id="52" name="图片 52"/>
+            <wp:cNvGraphicFramePr>
+              <a:graphicFrameLocks xmlns:a="http://schemas.openxmlformats.org/drawingml/2006/main" noChangeAspect="1"/>
+            </wp:cNvGraphicFramePr>
+            <a:graphic xmlns:a="http://schemas.openxmlformats.org/drawingml/2006/main">
+              <a:graphicData uri="http://schemas.openxmlformats.org/drawingml/2006/picture">
+                <pic:pic xmlns:pic="http://schemas.openxmlformats.org/drawingml/2006/picture">
+                  <pic:nvPicPr>
+                    <pic:cNvPr id="52" name="图片 52"/>
+                    <pic:cNvPicPr>
+                      <a:picLocks noChangeAspect="1"/>
+                    </pic:cNvPicPr>
+                  </pic:nvPicPr>
+                  <pic:blipFill>
+                    <a:blip r:embed="rId45"/>
+                    <a:stretch>
+                      <a:fillRect/>
+                    </a:stretch>
+                  </pic:blipFill>
+                  <pic:spPr>
+                    <a:xfrm>
+                      <a:off x="0" y="0"/>
+                      <a:ext cx="3568700" cy="819150"/>
+                    </a:xfrm>
+                    <a:prstGeom prst="rect">
+                      <a:avLst/>
+                    </a:prstGeom>
+                    <a:noFill/>
+                    <a:ln w="9525">
+                      <a:noFill/>
+                    </a:ln>
+                  </pic:spPr>
+                </pic:pic>
+              </a:graphicData>
+            </a:graphic>
+          </wp:inline>
+        </w:drawing>
+      </w:r>
+    </w:p>
+    <w:p>
+      <w:r>
+        <w:rPr>
+          <w:noProof/>
+        </w:rPr>
+        <w:drawing>
+          <wp:inline distT="0" distB="0" distL="114300" distR="114300">
+            <wp:extent cx="3810000" cy="628650"/>
+            <wp:effectExtent l="0" t="0" r="0" b="6350"/>
+            <wp:docPr id="53" name="图片 53"/>
+            <wp:cNvGraphicFramePr>
+              <a:graphicFrameLocks xmlns:a="http://schemas.openxmlformats.org/drawingml/2006/main" noChangeAspect="1"/>
+            </wp:cNvGraphicFramePr>
+            <a:graphic xmlns:a="http://schemas.openxmlformats.org/drawingml/2006/main">
+              <a:graphicData uri="http://schemas.openxmlformats.org/drawingml/2006/picture">
+                <pic:pic xmlns:pic="http://schemas.openxmlformats.org/drawingml/2006/picture">
+                  <pic:nvPicPr>
+                    <pic:cNvPr id="53" name="图片 53"/>
+                    <pic:cNvPicPr>
+                      <a:picLocks noChangeAspect="1"/>
+                    </pic:cNvPicPr>
+                  </pic:nvPicPr>
+                  <pic:blipFill>
+                    <a:blip r:embed="rId46"/>
+                    <a:stretch>
+                      <a:fillRect/>
+                    </a:stretch>
+                  </pic:blipFill>
+                  <pic:spPr>
+                    <a:xfrm>
+                      <a:off x="0" y="0"/>
+                      <a:ext cx="3810000" cy="628650"/>
+                    </a:xfrm>
+                    <a:prstGeom prst="rect">
+                      <a:avLst/>
+                    </a:prstGeom>
+                    <a:noFill/>
+                    <a:ln w="9525">
+                      <a:noFill/>
+                    </a:ln>
+                  </pic:spPr>
+                </pic:pic>
+              </a:graphicData>
+            </a:graphic>
+          </wp:inline>
+        </w:drawing>
+      </w:r>
+    </w:p>
+    <w:p>
+      <w:pPr>
+        <w:rPr>
+          <w:rFonts w:ascii="宋体" w:eastAsia="宋体" w:hAnsi="宋体" w:cs="宋体" w:hint="eastAsia"/>
+          <w:color w:val="000000" w:themeColor="text1"/>
+          <w:szCs w:val="21"/>
+        </w:rPr>
+      </w:pPr>
+      <w:r>
+        <w:rPr>
+          <w:rFonts w:ascii="宋体" w:eastAsia="宋体" w:hAnsi="宋体" w:cs="宋体" w:hint="eastAsia"/>
+          <w:color w:val="000000" w:themeColor="text1"/>
+          <w:szCs w:val="21"/>
+        </w:rPr>
+        <w:t>对于</w:t>
+      </w:r>
+      <w:proofErr w:type="spellStart"/>
+      <w:r>
+        <w:rPr>
+          <w:rFonts w:ascii="宋体" w:eastAsia="宋体" w:hAnsi="宋体" w:cs="宋体" w:hint="eastAsia"/>
+          <w:color w:val="000000" w:themeColor="text1"/>
+          <w:szCs w:val="21"/>
+        </w:rPr>
+        <w:t>authCB</w:t>
+      </w:r>
+      <w:proofErr w:type="spellEnd"/>
+      <w:r>
+        <w:rPr>
+          <w:rFonts w:ascii="宋体" w:eastAsia="宋体" w:hAnsi="宋体" w:cs="宋体" w:hint="eastAsia"/>
+          <w:color w:val="000000" w:themeColor="text1"/>
+          <w:szCs w:val="21"/>
+        </w:rPr>
+        <w:t>的变量，提供了更新机制。</w:t>
+      </w:r>
+    </w:p>
+    <w:p>
+      <w:pPr>
+        <w:rPr>
+          <w:rFonts w:ascii="宋体" w:eastAsia="宋体" w:hAnsi="宋体" w:cs="宋体" w:hint="eastAsia"/>
+          <w:color w:val="000000" w:themeColor="text1"/>
+          <w:szCs w:val="21"/>
+        </w:rPr>
+      </w:pPr>
+      <w:r>
+        <w:rPr>
+          <w:rFonts w:ascii="宋体" w:eastAsia="宋体" w:hAnsi="宋体" w:cs="宋体" w:hint="eastAsia"/>
+          <w:noProof/>
+          <w:color w:val="000000" w:themeColor="text1"/>
+          <w:szCs w:val="21"/>
+        </w:rPr>
+        <w:drawing>
+          <wp:inline distT="0" distB="0" distL="0" distR="0">
+            <wp:extent cx="5274310" cy="2743349"/>
+            <wp:effectExtent l="19050" t="0" r="2540" b="0"/>
+            <wp:docPr id="15" name="Picture 10"/>
+            <wp:cNvGraphicFramePr>
+              <a:graphicFrameLocks xmlns:a="http://schemas.openxmlformats.org/drawingml/2006/main" noChangeAspect="1"/>
+            </wp:cNvGraphicFramePr>
+            <a:graphic xmlns:a="http://schemas.openxmlformats.org/drawingml/2006/main">
+              <a:graphicData uri="http://schemas.openxmlformats.org/drawingml/2006/picture">
+                <pic:pic xmlns:pic="http://schemas.openxmlformats.org/drawingml/2006/picture">
+                  <pic:nvPicPr>
+                    <pic:cNvPr id="0" name="Picture 10"/>
+                    <pic:cNvPicPr>
+                      <a:picLocks noChangeAspect="1" noChangeArrowheads="1"/>
+                    </pic:cNvPicPr>
+                  </pic:nvPicPr>
+                  <pic:blipFill>
+                    <a:blip r:embed="rId47"/>
+                    <a:srcRect/>
+                    <a:stretch>
+                      <a:fillRect/>
+                    </a:stretch>
+                  </pic:blipFill>
+                  <pic:spPr bwMode="auto">
+                    <a:xfrm>
+                      <a:off x="0" y="0"/>
+                      <a:ext cx="5274310" cy="2743349"/>
+                    </a:xfrm>
+                    <a:prstGeom prst="rect">
+                      <a:avLst/>
+                    </a:prstGeom>
+                    <a:noFill/>
+                    <a:ln w="9525">
+                      <a:noFill/>
+                      <a:miter lim="800000"/>
+                      <a:headEnd/>
+                      <a:tailEnd/>
+                    </a:ln>
+                  </pic:spPr>
+                </pic:pic>
+              </a:graphicData>
+            </a:graphic>
+          </wp:inline>
+        </w:drawing>
+      </w:r>
+    </w:p>
+    <w:p>
+      <w:pPr>
+        <w:rPr>
+          <w:rFonts w:ascii="宋体" w:eastAsia="宋体" w:hAnsi="宋体" w:cs="宋体" w:hint="eastAsia"/>
+          <w:color w:val="000000" w:themeColor="text1"/>
+          <w:szCs w:val="21"/>
+        </w:rPr>
+      </w:pPr>
+      <w:r>
+        <w:rPr>
+          <w:rFonts w:ascii="宋体" w:eastAsia="宋体" w:hAnsi="宋体" w:cs="宋体" w:hint="eastAsia"/>
+          <w:noProof/>
+          <w:color w:val="000000" w:themeColor="text1"/>
+          <w:szCs w:val="21"/>
+        </w:rPr>
+        <w:drawing>
+          <wp:inline distT="0" distB="0" distL="0" distR="0">
+            <wp:extent cx="5274310" cy="2484675"/>
+            <wp:effectExtent l="19050" t="0" r="2540" b="0"/>
+            <wp:docPr id="18" name="Picture 13"/>
+            <wp:cNvGraphicFramePr>
+              <a:graphicFrameLocks xmlns:a="http://schemas.openxmlformats.org/drawingml/2006/main" noChangeAspect="1"/>
+            </wp:cNvGraphicFramePr>
+            <a:graphic xmlns:a="http://schemas.openxmlformats.org/drawingml/2006/main">
+              <a:graphicData uri="http://schemas.openxmlformats.org/drawingml/2006/picture">
+                <pic:pic xmlns:pic="http://schemas.openxmlformats.org/drawingml/2006/picture">
+                  <pic:nvPicPr>
+                    <pic:cNvPr id="0" name="Picture 13"/>
+                    <pic:cNvPicPr>
+                      <a:picLocks noChangeAspect="1" noChangeArrowheads="1"/>
+                    </pic:cNvPicPr>
+                  </pic:nvPicPr>
+                  <pic:blipFill>
+                    <a:blip r:embed="rId48"/>
+                    <a:srcRect/>
+                    <a:stretch>
+                      <a:fillRect/>
+                    </a:stretch>
+                  </pic:blipFill>
+                  <pic:spPr bwMode="auto">
+                    <a:xfrm>
+                      <a:off x="0" y="0"/>
+                      <a:ext cx="5274310" cy="2484675"/>
+                    </a:xfrm>
+                    <a:prstGeom prst="rect">
+                      <a:avLst/>
+                    </a:prstGeom>
+                    <a:noFill/>
+                    <a:ln w="9525">
+                      <a:noFill/>
+                      <a:miter lim="800000"/>
+                      <a:headEnd/>
+                      <a:tailEnd/>
+                    </a:ln>
+                  </pic:spPr>
+                </pic:pic>
+              </a:graphicData>
+            </a:graphic>
+          </wp:inline>
+        </w:drawing>
+      </w:r>
+    </w:p>
+    <w:p>
+      <w:pPr>
+        <w:rPr>
+          <w:rFonts w:ascii="宋体" w:eastAsia="宋体" w:hAnsi="宋体" w:cs="宋体" w:hint="eastAsia"/>
+          <w:color w:val="000000" w:themeColor="text1"/>
+          <w:szCs w:val="21"/>
+        </w:rPr>
+      </w:pPr>
+      <w:r>
+        <w:rPr>
+          <w:rFonts w:ascii="宋体" w:eastAsia="宋体" w:hAnsi="宋体" w:cs="宋体" w:hint="eastAsia"/>
+          <w:color w:val="000000" w:themeColor="text1"/>
+          <w:szCs w:val="21"/>
+        </w:rPr>
+        <w:t>另两处也都是动态获取的。</w:t>
+      </w:r>
+    </w:p>
+    <w:p>
+      <w:pPr>
+        <w:rPr>
+          <w:rFonts w:ascii="宋体" w:eastAsia="宋体" w:hAnsi="宋体" w:cs="宋体" w:hint="eastAsia"/>
+          <w:color w:val="000000" w:themeColor="text1"/>
+          <w:szCs w:val="21"/>
+        </w:rPr>
+      </w:pPr>
+    </w:p>
+    <w:p>
+      <w:pPr>
+        <w:rPr>
+          <w:rFonts w:ascii="宋体" w:eastAsia="宋体" w:hAnsi="宋体" w:cs="宋体" w:hint="eastAsia"/>
+          <w:color w:val="000000" w:themeColor="text1"/>
+          <w:szCs w:val="21"/>
+        </w:rPr>
+      </w:pPr>
+    </w:p>
+    <w:p>
+      <w:pPr>
+        <w:rPr>
+          <w:rFonts w:ascii="宋体" w:eastAsia="宋体" w:hAnsi="宋体" w:cs="宋体" w:hint="eastAsia"/>
+          <w:color w:val="000000" w:themeColor="text1"/>
+          <w:szCs w:val="21"/>
+        </w:rPr>
+      </w:pPr>
+    </w:p>
+    <w:p>
+      <w:pPr>
+        <w:pStyle w:val="Heading3"/>
+        <w:rPr>
+          <w:rFonts w:hint="eastAsia"/>
+        </w:rPr>
+      </w:pPr>
+      <w:bookmarkStart w:id="142" w:name="_Toc494116629"/>
+      <w:r>
+        <w:rPr>
+          <w:rFonts w:hint="eastAsia"/>
+        </w:rPr>
+        <w:lastRenderedPageBreak/>
+        <w:t>准备取消动态生效的配置：</w:t>
+      </w:r>
+      <w:bookmarkEnd w:id="142"/>
+    </w:p>
+    <w:p>
+      <w:pPr>
+        <w:rPr>
+          <w:rFonts w:ascii="宋体" w:eastAsia="宋体" w:hAnsi="宋体" w:cs="宋体" w:hint="eastAsia"/>
+          <w:color w:val="000000" w:themeColor="text1"/>
+          <w:szCs w:val="21"/>
+        </w:rPr>
+      </w:pPr>
+      <w:r>
+        <w:rPr>
+          <w:rFonts w:ascii="宋体" w:eastAsia="宋体" w:hAnsi="宋体" w:cs="宋体" w:hint="eastAsia"/>
+          <w:color w:val="000000" w:themeColor="text1"/>
+          <w:szCs w:val="21"/>
+        </w:rPr>
+        <w:t>上次讨论时认为不需要动态生效的配置：</w:t>
+      </w:r>
+    </w:p>
+    <w:p>
+      <w:pPr>
+        <w:pStyle w:val="Heading5"/>
+        <w:rPr>
+          <w:rFonts w:hint="eastAsia"/>
+        </w:rPr>
+      </w:pPr>
+      <w:bookmarkStart w:id="143" w:name="_Toc494116630"/>
+      <w:r>
+        <w:rPr>
+          <w:rFonts w:hint="eastAsia"/>
+        </w:rPr>
+        <w:t>--</w:t>
+      </w:r>
+      <w:proofErr w:type="spellStart"/>
+      <w:r>
+        <w:t>archiveon</w:t>
+      </w:r>
+      <w:proofErr w:type="spellEnd"/>
+      <w:r>
+        <w:rPr>
+          <w:rFonts w:hint="eastAsia"/>
+        </w:rPr>
+        <w:t>：</w:t>
+      </w:r>
+      <w:r>
+        <w:rPr>
+          <w:rFonts w:hint="eastAsia"/>
+        </w:rPr>
+        <w:t>开启复制日志归档功能</w:t>
+      </w:r>
+      <w:bookmarkEnd w:id="143"/>
+    </w:p>
+    <w:p>
+      <w:pPr>
+        <w:pStyle w:val="Heading5"/>
+        <w:rPr>
+          <w:rFonts w:hint="eastAsia"/>
+        </w:rPr>
+      </w:pPr>
+      <w:bookmarkStart w:id="144" w:name="_Toc494116631"/>
+      <w:r>
+        <w:rPr>
+          <w:rFonts w:hint="eastAsia"/>
+        </w:rPr>
+        <w:t>--</w:t>
+      </w:r>
+      <w:proofErr w:type="spellStart"/>
+      <w:r>
+        <w:t>archivepath</w:t>
+      </w:r>
+      <w:proofErr w:type="spellEnd"/>
+      <w:r>
+        <w:rPr>
+          <w:rFonts w:hint="eastAsia"/>
+        </w:rPr>
+        <w:t>：</w:t>
+      </w:r>
+      <w:r>
+        <w:rPr>
+          <w:rFonts w:hint="eastAsia"/>
+        </w:rPr>
+        <w:t>指定归档日志的路径</w:t>
+      </w:r>
+      <w:bookmarkEnd w:id="144"/>
+    </w:p>
+    <w:p>
+      <w:pPr>
+        <w:rPr>
+          <w:rFonts w:ascii="宋体" w:eastAsia="宋体" w:hAnsi="宋体" w:cs="宋体" w:hint="eastAsia"/>
+          <w:color w:val="000000" w:themeColor="text1"/>
+          <w:szCs w:val="21"/>
+        </w:rPr>
+      </w:pPr>
+    </w:p>
+    <w:p>
+      <w:pPr>
+        <w:rPr>
+          <w:rFonts w:ascii="宋体" w:eastAsia="宋体" w:hAnsi="宋体" w:cs="宋体"/>
+          <w:color w:val="000000" w:themeColor="text1"/>
+          <w:szCs w:val="21"/>
+        </w:rPr>
+      </w:pPr>
+    </w:p>
+    <w:p>
+      <w:pPr>
+        <w:pStyle w:val="Heading3"/>
+      </w:pPr>
+      <w:bookmarkStart w:id="145" w:name="_Toc493942910"/>
+      <w:bookmarkStart w:id="146" w:name="_Toc493942974"/>
+      <w:bookmarkStart w:id="147" w:name="_Toc493943277"/>
+      <w:bookmarkStart w:id="148" w:name="_Toc493943528"/>
+      <w:bookmarkStart w:id="149" w:name="_Toc494116632"/>
       <w:r>
         <w:rPr>
           <w:rFonts w:hint="eastAsia"/>
         </w:rPr>
         <w:t>附录：</w:t>
       </w:r>
-      <w:bookmarkEnd w:id="108"/>
-      <w:bookmarkEnd w:id="109"/>
-      <w:bookmarkEnd w:id="110"/>
-      <w:bookmarkEnd w:id="111"/>
+      <w:bookmarkEnd w:id="145"/>
+      <w:bookmarkEnd w:id="146"/>
+      <w:bookmarkEnd w:id="147"/>
+      <w:bookmarkEnd w:id="148"/>
+      <w:bookmarkEnd w:id="149"/>
     </w:p>
     <w:p>
       <w:pPr>
         <w:pStyle w:val="Heading5"/>
-        <w:rPr>
-          <w:rFonts w:hint="eastAsia"/>
-        </w:rPr>
-      </w:pPr>
-      <w:bookmarkStart w:id="112" w:name="_Toc493942911"/>
-      <w:bookmarkStart w:id="113" w:name="_Toc493942975"/>
-      <w:bookmarkStart w:id="114" w:name="_Toc493943278"/>
-      <w:bookmarkStart w:id="115" w:name="_Toc493943529"/>
+      </w:pPr>
+      <w:bookmarkStart w:id="150" w:name="_Toc493942911"/>
+      <w:bookmarkStart w:id="151" w:name="_Toc493942975"/>
+      <w:bookmarkStart w:id="152" w:name="_Toc493943278"/>
+      <w:bookmarkStart w:id="153" w:name="_Toc493943529"/>
+      <w:bookmarkStart w:id="154" w:name="_Toc494116633"/>
       <w:proofErr w:type="spellStart"/>
       <w:r>
         <w:rPr>
@@ -10899,17 +13566,13 @@
         </w:rPr>
         <w:t>：</w:t>
       </w:r>
-      <w:bookmarkEnd w:id="112"/>
-      <w:bookmarkEnd w:id="113"/>
-      <w:bookmarkEnd w:id="114"/>
-      <w:bookmarkEnd w:id="115"/>
-    </w:p>
-    <w:p>
-      <w:pPr>
-        <w:rPr>
-          <w:rFonts w:hint="eastAsia"/>
-        </w:rPr>
-      </w:pPr>
+      <w:bookmarkEnd w:id="150"/>
+      <w:bookmarkEnd w:id="151"/>
+      <w:bookmarkEnd w:id="152"/>
+      <w:bookmarkEnd w:id="153"/>
+      <w:bookmarkEnd w:id="154"/>
+    </w:p>
+    <w:p>
       <w:r>
         <w:rPr>
           <w:rFonts w:hint="eastAsia"/>
@@ -10949,11 +13612,6 @@
       </w:r>
     </w:p>
     <w:p>
-      <w:pPr>
-        <w:rPr>
-          <w:rFonts w:hint="eastAsia"/>
-        </w:rPr>
-      </w:pPr>
       <w:r>
         <w:rPr>
           <w:rFonts w:hint="eastAsia"/>
@@ -10977,7 +13635,7 @@
                     </pic:cNvPicPr>
                   </pic:nvPicPr>
                   <pic:blipFill>
-                    <a:blip r:embed="rId33"/>
+                    <a:blip r:embed="rId49"/>
                     <a:srcRect/>
                     <a:stretch>
                       <a:fillRect/>
@@ -11007,11 +13665,6 @@
       </w:r>
     </w:p>
     <w:p>
-      <w:pPr>
-        <w:rPr>
-          <w:rFonts w:hint="eastAsia"/>
-        </w:rPr>
-      </w:pPr>
       <w:r>
         <w:rPr>
           <w:rFonts w:hint="eastAsia"/>
@@ -11066,14 +13719,7 @@
         <w:rPr>
           <w:rFonts w:hint="eastAsia"/>
         </w:rPr>
-        <w:t xml:space="preserve"> </w:t>
-      </w:r>
-      <w:r>
-        <w:rPr>
-          <w:rFonts w:hint="eastAsia"/>
-        </w:rPr>
-        <w:lastRenderedPageBreak/>
-        <w:t>*)</w:t>
+        <w:t xml:space="preserve"> *)</w:t>
       </w:r>
       <w:r>
         <w:rPr>
@@ -11083,11 +13729,6 @@
       </w:r>
     </w:p>
     <w:p>
-      <w:pPr>
-        <w:rPr>
-          <w:rFonts w:hint="eastAsia"/>
-        </w:rPr>
-      </w:pPr>
       <w:r>
         <w:rPr>
           <w:rFonts w:hint="eastAsia"/>
@@ -11111,7 +13752,7 @@
                     </pic:cNvPicPr>
                   </pic:nvPicPr>
                   <pic:blipFill>
-                    <a:blip r:embed="rId34"/>
+                    <a:blip r:embed="rId50"/>
                     <a:srcRect/>
                     <a:stretch>
                       <a:fillRect/>
@@ -11141,11 +13782,6 @@
       </w:r>
     </w:p>
     <w:p>
-      <w:pPr>
-        <w:rPr>
-          <w:rFonts w:hint="eastAsia"/>
-        </w:rPr>
-      </w:pPr>
       <w:proofErr w:type="spellStart"/>
       <w:r>
         <w:rPr>
@@ -11182,11 +13818,6 @@
       </w:r>
     </w:p>
     <w:p>
-      <w:pPr>
-        <w:rPr>
-          <w:rFonts w:hint="eastAsia"/>
-        </w:rPr>
-      </w:pPr>
       <w:r>
         <w:rPr>
           <w:rFonts w:hint="eastAsia"/>
@@ -11210,7 +13841,7 @@
                     </pic:cNvPicPr>
                   </pic:nvPicPr>
                   <pic:blipFill>
-                    <a:blip r:embed="rId35"/>
+                    <a:blip r:embed="rId51"/>
                     <a:srcRect/>
                     <a:stretch>
                       <a:fillRect/>
@@ -11240,11 +13871,6 @@
       </w:r>
     </w:p>
     <w:p>
-      <w:pPr>
-        <w:rPr>
-          <w:rFonts w:hint="eastAsia"/>
-        </w:rPr>
-      </w:pPr>
       <w:r>
         <w:rPr>
           <w:rFonts w:hint="eastAsia"/>
@@ -11342,6 +13968,7 @@
         <w:rPr>
           <w:rFonts w:hint="eastAsia"/>
         </w:rPr>
+        <w:lastRenderedPageBreak/>
         <w:t>IControlBlock</w:t>
       </w:r>
       <w:proofErr w:type="spellEnd"/>
@@ -11379,11 +14006,6 @@
       </w:r>
     </w:p>
     <w:p>
-      <w:pPr>
-        <w:rPr>
-          <w:rFonts w:hint="eastAsia"/>
-        </w:rPr>
-      </w:pPr>
       <w:r>
         <w:rPr>
           <w:rFonts w:hint="eastAsia"/>
@@ -11407,7 +14029,7 @@
                     </pic:cNvPicPr>
                   </pic:nvPicPr>
                   <pic:blipFill>
-                    <a:blip r:embed="rId36"/>
+                    <a:blip r:embed="rId52"/>
                     <a:srcRect/>
                     <a:stretch>
                       <a:fillRect/>
@@ -11437,17 +14059,11 @@
       </w:r>
     </w:p>
     <w:p>
-      <w:pPr>
-        <w:rPr>
-          <w:rFonts w:hint="eastAsia"/>
-        </w:rPr>
-      </w:pPr>
       <w:r>
         <w:rPr>
           <w:rFonts w:hint="eastAsia"/>
           <w:noProof/>
         </w:rPr>
-        <w:lastRenderedPageBreak/>
         <w:drawing>
           <wp:inline distT="0" distB="0" distL="0" distR="0">
             <wp:extent cx="5274310" cy="3516207"/>
@@ -11466,7 +14082,7 @@
                     </pic:cNvPicPr>
                   </pic:nvPicPr>
                   <pic:blipFill>
-                    <a:blip r:embed="rId37"/>
+                    <a:blip r:embed="rId53"/>
                     <a:srcRect/>
                     <a:stretch>
                       <a:fillRect/>
@@ -11496,11 +14112,6 @@
       </w:r>
     </w:p>
     <w:p>
-      <w:pPr>
-        <w:rPr>
-          <w:rFonts w:hint="eastAsia"/>
-        </w:rPr>
-      </w:pPr>
       <w:r>
         <w:rPr>
           <w:rFonts w:hint="eastAsia"/>
@@ -11608,13 +14219,7 @@
         <w:t>获取配置进行检测。</w:t>
       </w:r>
     </w:p>
-    <w:p>
-      <w:pPr>
-        <w:rPr>
-          <w:rFonts w:hint="eastAsia"/>
-        </w:rPr>
-      </w:pPr>
-    </w:p>
+    <w:p/>
     <w:sectPr>
       <w:pgSz w:w="11906" w:h="16838"/>
       <w:pgMar w:top="1440" w:right="1800" w:bottom="1440" w:left="1800" w:header="851" w:footer="992" w:gutter="0"/>
@@ -11902,6 +14507,7 @@
   <w:style w:type="character" w:default="1" w:styleId="DefaultParagraphFont">
     <w:name w:val="Default Paragraph Font"/>
     <w:uiPriority w:val="1"/>
+    <w:semiHidden/>
     <w:unhideWhenUsed/>
   </w:style>
   <w:style w:type="table" w:default="1" w:styleId="TableNormal">
@@ -12502,7 +15108,7 @@
 </file>
 
 <file path=customXml/itemProps1.xml><?xml version="1.0" encoding="utf-8"?>
-<ds:datastoreItem xmlns:ds="http://schemas.openxmlformats.org/officeDocument/2006/customXml" ds:itemID="{AF3D8B1E-C62A-4D19-8DE0-6867C6F40E94}">
+<ds:datastoreItem xmlns:ds="http://schemas.openxmlformats.org/officeDocument/2006/customXml" ds:itemID="{76A530CD-0305-483F-9ADA-305CA35905D9}">
   <ds:schemaRefs>
     <ds:schemaRef ds:uri="http://schemas.openxmlformats.org/officeDocument/2006/bibliography"/>
   </ds:schemaRefs>

--- a/internal_doc/03.开发设计/配置动态生效修改方案.docx
+++ b/internal_doc/03.开发设计/配置动态生效修改方案.docx
@@ -64,7 +64,7 @@
       <w:r>
         <w:fldChar w:fldCharType="separate"/>
       </w:r>
-      <w:hyperlink w:anchor="_Toc495419652" w:history="1">
+      <w:hyperlink w:anchor="_Toc495498299" w:history="1">
         <w:r>
           <w:rPr>
             <w:rStyle w:val="Hyperlink"/>
@@ -99,7 +99,7 @@
             <w:noProof/>
             <w:webHidden/>
           </w:rPr>
-          <w:instrText xml:space="preserve"> PAGEREF _Toc495419652 \h </w:instrText>
+          <w:instrText xml:space="preserve"> PAGEREF _Toc495498299 \h </w:instrText>
         </w:r>
         <w:r>
           <w:rPr>
@@ -142,7 +142,7 @@
           <w:szCs w:val="22"/>
         </w:rPr>
       </w:pPr>
-      <w:hyperlink w:anchor="_Toc495419653" w:history="1">
+      <w:hyperlink w:anchor="_Toc495498300" w:history="1">
         <w:r>
           <w:rPr>
             <w:rStyle w:val="Hyperlink"/>
@@ -178,7 +178,7 @@
             <w:noProof/>
             <w:webHidden/>
           </w:rPr>
-          <w:instrText xml:space="preserve"> PAGEREF _Toc495419653 \h </w:instrText>
+          <w:instrText xml:space="preserve"> PAGEREF _Toc495498300 \h </w:instrText>
         </w:r>
         <w:r>
           <w:rPr>
@@ -221,7 +221,7 @@
           <w:szCs w:val="22"/>
         </w:rPr>
       </w:pPr>
-      <w:hyperlink w:anchor="_Toc495419654" w:history="1">
+      <w:hyperlink w:anchor="_Toc495498301" w:history="1">
         <w:r>
           <w:rPr>
             <w:rStyle w:val="Hyperlink"/>
@@ -264,7 +264,7 @@
             <w:noProof/>
             <w:webHidden/>
           </w:rPr>
-          <w:instrText xml:space="preserve"> PAGEREF _Toc495419654 \h </w:instrText>
+          <w:instrText xml:space="preserve"> PAGEREF _Toc495498301 \h </w:instrText>
         </w:r>
         <w:r>
           <w:rPr>
@@ -309,116 +309,71 @@
           <w:szCs w:val="22"/>
         </w:rPr>
       </w:pPr>
-      <w:r>
-        <w:rPr>
-          <w:rStyle w:val="Hyperlink"/>
-          <w:noProof/>
-        </w:rPr>
-        <w:fldChar w:fldCharType="begin"/>
-      </w:r>
-      <w:r>
-        <w:rPr>
-          <w:rStyle w:val="Hyperlink"/>
-          <w:noProof/>
-        </w:rPr>
-        <w:instrText xml:space="preserve"> </w:instrText>
-      </w:r>
-      <w:r>
-        <w:rPr>
-          <w:noProof/>
-        </w:rPr>
-        <w:instrText>HYPERLINK \l "_Toc495419655"</w:instrText>
-      </w:r>
-      <w:r>
-        <w:rPr>
-          <w:rStyle w:val="Hyperlink"/>
-          <w:noProof/>
-        </w:rPr>
-        <w:instrText xml:space="preserve"> </w:instrText>
-      </w:r>
-      <w:r>
-        <w:rPr>
-          <w:rStyle w:val="Hyperlink"/>
-          <w:noProof/>
-        </w:rPr>
-      </w:r>
-      <w:r>
-        <w:rPr>
-          <w:rStyle w:val="Hyperlink"/>
-          <w:noProof/>
-        </w:rPr>
-        <w:fldChar w:fldCharType="separate"/>
-      </w:r>
-      <w:r>
-        <w:rPr>
-          <w:rStyle w:val="Hyperlink"/>
-          <w:noProof/>
-        </w:rPr>
-        <w:t>DPS-Data Protection Service</w:t>
-      </w:r>
-      <w:r>
-        <w:rPr>
-          <w:rStyle w:val="Hyperlink"/>
-          <w:rFonts w:hint="eastAsia"/>
-          <w:noProof/>
-        </w:rPr>
-        <w:t>：</w:t>
-      </w:r>
-      <w:r>
-        <w:rPr>
-          <w:noProof/>
-          <w:webHidden/>
-        </w:rPr>
-        <w:tab/>
-      </w:r>
-      <w:r>
-        <w:rPr>
-          <w:noProof/>
-          <w:webHidden/>
-        </w:rPr>
-        <w:fldChar w:fldCharType="begin"/>
-      </w:r>
-      <w:r>
-        <w:rPr>
-          <w:noProof/>
-          <w:webHidden/>
-        </w:rPr>
-        <w:instrText xml:space="preserve"> PAGEREF _Toc495419655 \h </w:instrText>
-      </w:r>
-      <w:r>
-        <w:rPr>
-          <w:noProof/>
-          <w:webHidden/>
-        </w:rPr>
-      </w:r>
-      <w:r>
-        <w:rPr>
-          <w:noProof/>
-          <w:webHidden/>
-        </w:rPr>
-        <w:fldChar w:fldCharType="separate"/>
-      </w:r>
-      <w:r>
-        <w:rPr>
-          <w:noProof/>
-          <w:webHidden/>
-        </w:rPr>
-        <w:t>3</w:t>
-      </w:r>
-      <w:r>
-        <w:rPr>
-          <w:noProof/>
-          <w:webHidden/>
-        </w:rPr>
-        <w:fldChar w:fldCharType="end"/>
-      </w:r>
-      <w:r>
-        <w:rPr>
-          <w:rStyle w:val="Hyperlink"/>
-          <w:noProof/>
-        </w:rPr>
-        <w:fldChar w:fldCharType="end"/>
-      </w:r>
+      <w:hyperlink w:anchor="_Toc495498302" w:history="1">
+        <w:r>
+          <w:rPr>
+            <w:rStyle w:val="Hyperlink"/>
+            <w:noProof/>
+          </w:rPr>
+          <w:t>DPS-Data Protection Service</w:t>
+        </w:r>
+        <w:r>
+          <w:rPr>
+            <w:rStyle w:val="Hyperlink"/>
+            <w:rFonts w:hint="eastAsia"/>
+            <w:noProof/>
+          </w:rPr>
+          <w:t>：</w:t>
+        </w:r>
+        <w:r>
+          <w:rPr>
+            <w:noProof/>
+            <w:webHidden/>
+          </w:rPr>
+          <w:tab/>
+        </w:r>
+        <w:r>
+          <w:rPr>
+            <w:noProof/>
+            <w:webHidden/>
+          </w:rPr>
+          <w:fldChar w:fldCharType="begin"/>
+        </w:r>
+        <w:r>
+          <w:rPr>
+            <w:noProof/>
+            <w:webHidden/>
+          </w:rPr>
+          <w:instrText xml:space="preserve"> PAGEREF _Toc495498302 \h </w:instrText>
+        </w:r>
+        <w:r>
+          <w:rPr>
+            <w:noProof/>
+            <w:webHidden/>
+          </w:rPr>
+        </w:r>
+        <w:r>
+          <w:rPr>
+            <w:noProof/>
+            <w:webHidden/>
+          </w:rPr>
+          <w:fldChar w:fldCharType="separate"/>
+        </w:r>
+        <w:r>
+          <w:rPr>
+            <w:noProof/>
+            <w:webHidden/>
+          </w:rPr>
+          <w:t>3</w:t>
+        </w:r>
+        <w:r>
+          <w:rPr>
+            <w:noProof/>
+            <w:webHidden/>
+          </w:rPr>
+          <w:fldChar w:fldCharType="end"/>
+        </w:r>
+      </w:hyperlink>
     </w:p>
     <w:p>
       <w:pPr>
@@ -432,7 +387,7 @@
           <w:szCs w:val="22"/>
         </w:rPr>
       </w:pPr>
-      <w:hyperlink w:anchor="_Toc495419656" w:history="1">
+      <w:hyperlink w:anchor="_Toc495498303" w:history="1">
         <w:r>
           <w:rPr>
             <w:rStyle w:val="Hyperlink"/>
@@ -467,7 +422,7 @@
             <w:noProof/>
             <w:webHidden/>
           </w:rPr>
-          <w:instrText xml:space="preserve"> PAGEREF _Toc495419656 \h </w:instrText>
+          <w:instrText xml:space="preserve"> PAGEREF _Toc495498303 \h </w:instrText>
         </w:r>
         <w:r>
           <w:rPr>
@@ -512,7 +467,7 @@
           <w:szCs w:val="22"/>
         </w:rPr>
       </w:pPr>
-      <w:hyperlink w:anchor="_Toc495419657" w:history="1">
+      <w:hyperlink w:anchor="_Toc495498304" w:history="1">
         <w:r>
           <w:rPr>
             <w:rStyle w:val="Hyperlink"/>
@@ -540,7 +495,7 @@
             <w:noProof/>
             <w:webHidden/>
           </w:rPr>
-          <w:instrText xml:space="preserve"> PAGEREF _Toc495419657 \h </w:instrText>
+          <w:instrText xml:space="preserve"> PAGEREF _Toc495498304 \h </w:instrText>
         </w:r>
         <w:r>
           <w:rPr>
@@ -560,7 +515,7 @@
             <w:noProof/>
             <w:webHidden/>
           </w:rPr>
-          <w:t>4</w:t>
+          <w:t>5</w:t>
         </w:r>
         <w:r>
           <w:rPr>
@@ -583,7 +538,7 @@
           <w:szCs w:val="22"/>
         </w:rPr>
       </w:pPr>
-      <w:hyperlink w:anchor="_Toc495419658" w:history="1">
+      <w:hyperlink w:anchor="_Toc495498305" w:history="1">
         <w:r>
           <w:rPr>
             <w:rStyle w:val="Hyperlink"/>
@@ -618,7 +573,7 @@
             <w:noProof/>
             <w:webHidden/>
           </w:rPr>
-          <w:instrText xml:space="preserve"> PAGEREF _Toc495419658 \h </w:instrText>
+          <w:instrText xml:space="preserve"> PAGEREF _Toc495498305 \h </w:instrText>
         </w:r>
         <w:r>
           <w:rPr>
@@ -638,7 +593,7 @@
             <w:noProof/>
             <w:webHidden/>
           </w:rPr>
-          <w:t>4</w:t>
+          <w:t>5</w:t>
         </w:r>
         <w:r>
           <w:rPr>
@@ -661,7 +616,7 @@
           <w:szCs w:val="22"/>
         </w:rPr>
       </w:pPr>
-      <w:hyperlink w:anchor="_Toc495419659" w:history="1">
+      <w:hyperlink w:anchor="_Toc495498306" w:history="1">
         <w:r>
           <w:rPr>
             <w:rStyle w:val="Hyperlink"/>
@@ -696,7 +651,7 @@
             <w:noProof/>
             <w:webHidden/>
           </w:rPr>
-          <w:instrText xml:space="preserve"> PAGEREF _Toc495419659 \h </w:instrText>
+          <w:instrText xml:space="preserve"> PAGEREF _Toc495498306 \h </w:instrText>
         </w:r>
         <w:r>
           <w:rPr>
@@ -716,7 +671,7 @@
             <w:noProof/>
             <w:webHidden/>
           </w:rPr>
-          <w:t>4</w:t>
+          <w:t>5</w:t>
         </w:r>
         <w:r>
           <w:rPr>
@@ -739,7 +694,7 @@
           <w:szCs w:val="22"/>
         </w:rPr>
       </w:pPr>
-      <w:hyperlink w:anchor="_Toc495419660" w:history="1">
+      <w:hyperlink w:anchor="_Toc495498307" w:history="1">
         <w:r>
           <w:rPr>
             <w:rStyle w:val="Hyperlink"/>
@@ -774,7 +729,7 @@
             <w:noProof/>
             <w:webHidden/>
           </w:rPr>
-          <w:instrText xml:space="preserve"> PAGEREF _Toc495419660 \h </w:instrText>
+          <w:instrText xml:space="preserve"> PAGEREF _Toc495498307 \h </w:instrText>
         </w:r>
         <w:r>
           <w:rPr>
@@ -794,7 +749,7 @@
             <w:noProof/>
             <w:webHidden/>
           </w:rPr>
-          <w:t>4</w:t>
+          <w:t>5</w:t>
         </w:r>
         <w:r>
           <w:rPr>
@@ -817,7 +772,7 @@
           <w:szCs w:val="22"/>
         </w:rPr>
       </w:pPr>
-      <w:hyperlink w:anchor="_Toc495419661" w:history="1">
+      <w:hyperlink w:anchor="_Toc495498308" w:history="1">
         <w:r>
           <w:rPr>
             <w:rStyle w:val="Hyperlink"/>
@@ -852,7 +807,7 @@
             <w:noProof/>
             <w:webHidden/>
           </w:rPr>
-          <w:instrText xml:space="preserve"> PAGEREF _Toc495419661 \h </w:instrText>
+          <w:instrText xml:space="preserve"> PAGEREF _Toc495498308 \h </w:instrText>
         </w:r>
         <w:r>
           <w:rPr>
@@ -872,7 +827,7 @@
             <w:noProof/>
             <w:webHidden/>
           </w:rPr>
-          <w:t>4</w:t>
+          <w:t>5</w:t>
         </w:r>
         <w:r>
           <w:rPr>
@@ -895,7 +850,7 @@
           <w:szCs w:val="22"/>
         </w:rPr>
       </w:pPr>
-      <w:hyperlink w:anchor="_Toc495419662" w:history="1">
+      <w:hyperlink w:anchor="_Toc495498309" w:history="1">
         <w:r>
           <w:rPr>
             <w:rStyle w:val="Hyperlink"/>
@@ -939,7 +894,7 @@
             <w:noProof/>
             <w:webHidden/>
           </w:rPr>
-          <w:instrText xml:space="preserve"> PAGEREF _Toc495419662 \h </w:instrText>
+          <w:instrText xml:space="preserve"> PAGEREF _Toc495498309 \h </w:instrText>
         </w:r>
         <w:r>
           <w:rPr>
@@ -984,7 +939,7 @@
           <w:szCs w:val="22"/>
         </w:rPr>
       </w:pPr>
-      <w:hyperlink w:anchor="_Toc495419663" w:history="1">
+      <w:hyperlink w:anchor="_Toc495498310" w:history="1">
         <w:r>
           <w:rPr>
             <w:rStyle w:val="Hyperlink"/>
@@ -1019,7 +974,7 @@
             <w:noProof/>
             <w:webHidden/>
           </w:rPr>
-          <w:instrText xml:space="preserve"> PAGEREF _Toc495419663 \h </w:instrText>
+          <w:instrText xml:space="preserve"> PAGEREF _Toc495498310 \h </w:instrText>
         </w:r>
         <w:r>
           <w:rPr>
@@ -1039,7 +994,7 @@
             <w:noProof/>
             <w:webHidden/>
           </w:rPr>
-          <w:t>7</w:t>
+          <w:t>8</w:t>
         </w:r>
         <w:r>
           <w:rPr>
@@ -1062,7 +1017,7 @@
           <w:szCs w:val="22"/>
         </w:rPr>
       </w:pPr>
-      <w:hyperlink w:anchor="_Toc495419664" w:history="1">
+      <w:hyperlink w:anchor="_Toc495498311" w:history="1">
         <w:r>
           <w:rPr>
             <w:rStyle w:val="Hyperlink"/>
@@ -1106,7 +1061,7 @@
             <w:noProof/>
             <w:webHidden/>
           </w:rPr>
-          <w:instrText xml:space="preserve"> PAGEREF _Toc495419664 \h </w:instrText>
+          <w:instrText xml:space="preserve"> PAGEREF _Toc495498311 \h </w:instrText>
         </w:r>
         <w:r>
           <w:rPr>
@@ -1126,7 +1081,7 @@
             <w:noProof/>
             <w:webHidden/>
           </w:rPr>
-          <w:t>7</w:t>
+          <w:t>8</w:t>
         </w:r>
         <w:r>
           <w:rPr>
@@ -1151,14 +1106,14 @@
           <w:szCs w:val="22"/>
         </w:rPr>
       </w:pPr>
-      <w:hyperlink w:anchor="_Toc495419665" w:history="1">
+      <w:hyperlink w:anchor="_Toc495498312" w:history="1">
         <w:r>
           <w:rPr>
             <w:rStyle w:val="Hyperlink"/>
             <w:rFonts w:hint="eastAsia"/>
             <w:noProof/>
           </w:rPr>
-          <w:t>认为无问题的配置：</w:t>
+          <w:t>非动态生效改为动态生效的配置：</w:t>
         </w:r>
         <w:r>
           <w:rPr>
@@ -1179,7 +1134,7 @@
             <w:noProof/>
             <w:webHidden/>
           </w:rPr>
-          <w:instrText xml:space="preserve"> PAGEREF _Toc495419665 \h </w:instrText>
+          <w:instrText xml:space="preserve"> PAGEREF _Toc495498312 \h </w:instrText>
         </w:r>
         <w:r>
           <w:rPr>
@@ -1199,7 +1154,7 @@
             <w:noProof/>
             <w:webHidden/>
           </w:rPr>
-          <w:t>8</w:t>
+          <w:t>9</w:t>
         </w:r>
         <w:r>
           <w:rPr>
@@ -1222,13 +1177,13 @@
           <w:szCs w:val="22"/>
         </w:rPr>
       </w:pPr>
-      <w:hyperlink w:anchor="_Toc495419666" w:history="1">
+      <w:hyperlink w:anchor="_Toc495498313" w:history="1">
         <w:r>
           <w:rPr>
             <w:rStyle w:val="Hyperlink"/>
             <w:noProof/>
           </w:rPr>
-          <w:t>-- maxsubquery</w:t>
+          <w:t xml:space="preserve">-- auditmask: </w:t>
         </w:r>
         <w:r>
           <w:rPr>
@@ -1236,7 +1191,7 @@
             <w:rFonts w:hint="eastAsia"/>
             <w:noProof/>
           </w:rPr>
-          <w:t>：查询任务的最大分解子查询数量</w:t>
+          <w:t>指定审计日志打印掩码</w:t>
         </w:r>
         <w:r>
           <w:rPr>
@@ -1257,7 +1212,7 @@
             <w:noProof/>
             <w:webHidden/>
           </w:rPr>
-          <w:instrText xml:space="preserve"> PAGEREF _Toc495419666 \h </w:instrText>
+          <w:instrText xml:space="preserve"> PAGEREF _Toc495498313 \h </w:instrText>
         </w:r>
         <w:r>
           <w:rPr>
@@ -1277,250 +1232,7 @@
             <w:noProof/>
             <w:webHidden/>
           </w:rPr>
-          <w:t>8</w:t>
-        </w:r>
-        <w:r>
-          <w:rPr>
-            <w:noProof/>
-            <w:webHidden/>
-          </w:rPr>
-          <w:fldChar w:fldCharType="end"/>
-        </w:r>
-      </w:hyperlink>
-    </w:p>
-    <w:p>
-      <w:pPr>
-        <w:pStyle w:val="TOC5"/>
-        <w:tabs>
-          <w:tab w:val="right" w:leader="dot" w:pos="8296"/>
-        </w:tabs>
-        <w:rPr>
-          <w:noProof/>
-          <w:sz w:val="21"/>
-          <w:szCs w:val="22"/>
-        </w:rPr>
-      </w:pPr>
-      <w:hyperlink w:anchor="_Toc495419667" w:history="1">
-        <w:r>
-          <w:rPr>
-            <w:rStyle w:val="Hyperlink"/>
-            <w:noProof/>
-          </w:rPr>
-          <w:t xml:space="preserve">-- </w:t>
-        </w:r>
-        <w:r>
-          <w:rPr>
-            <w:rStyle w:val="Hyperlink"/>
-            <w:noProof/>
-            <w:kern w:val="0"/>
-          </w:rPr>
-          <w:t>maxreplsync</w:t>
-        </w:r>
-        <w:r>
-          <w:rPr>
-            <w:rStyle w:val="Hyperlink"/>
-            <w:rFonts w:hint="eastAsia"/>
-            <w:noProof/>
-            <w:kern w:val="0"/>
-          </w:rPr>
-          <w:t>：日志同步最大并发数量</w:t>
-        </w:r>
-        <w:r>
-          <w:rPr>
-            <w:noProof/>
-            <w:webHidden/>
-          </w:rPr>
-          <w:tab/>
-        </w:r>
-        <w:r>
-          <w:rPr>
-            <w:noProof/>
-            <w:webHidden/>
-          </w:rPr>
-          <w:fldChar w:fldCharType="begin"/>
-        </w:r>
-        <w:r>
-          <w:rPr>
-            <w:noProof/>
-            <w:webHidden/>
-          </w:rPr>
-          <w:instrText xml:space="preserve"> PAGEREF _Toc495419667 \h </w:instrText>
-        </w:r>
-        <w:r>
-          <w:rPr>
-            <w:noProof/>
-            <w:webHidden/>
-          </w:rPr>
-        </w:r>
-        <w:r>
-          <w:rPr>
-            <w:noProof/>
-            <w:webHidden/>
-          </w:rPr>
-          <w:fldChar w:fldCharType="separate"/>
-        </w:r>
-        <w:r>
-          <w:rPr>
-            <w:noProof/>
-            <w:webHidden/>
-          </w:rPr>
           <w:t>9</w:t>
-        </w:r>
-        <w:r>
-          <w:rPr>
-            <w:noProof/>
-            <w:webHidden/>
-          </w:rPr>
-          <w:fldChar w:fldCharType="end"/>
-        </w:r>
-      </w:hyperlink>
-    </w:p>
-    <w:p>
-      <w:pPr>
-        <w:pStyle w:val="TOC5"/>
-        <w:tabs>
-          <w:tab w:val="right" w:leader="dot" w:pos="8296"/>
-        </w:tabs>
-        <w:rPr>
-          <w:noProof/>
-          <w:sz w:val="21"/>
-          <w:szCs w:val="22"/>
-        </w:rPr>
-      </w:pPr>
-      <w:hyperlink w:anchor="_Toc495419668" w:history="1">
-        <w:r>
-          <w:rPr>
-            <w:rStyle w:val="Hyperlink"/>
-            <w:noProof/>
-          </w:rPr>
-          <w:t>--indexscanstep</w:t>
-        </w:r>
-        <w:r>
-          <w:rPr>
-            <w:rStyle w:val="Hyperlink"/>
-            <w:rFonts w:hint="eastAsia"/>
-            <w:noProof/>
-          </w:rPr>
-          <w:t>：索引扫描步长</w:t>
-        </w:r>
-        <w:r>
-          <w:rPr>
-            <w:noProof/>
-            <w:webHidden/>
-          </w:rPr>
-          <w:tab/>
-        </w:r>
-        <w:r>
-          <w:rPr>
-            <w:noProof/>
-            <w:webHidden/>
-          </w:rPr>
-          <w:fldChar w:fldCharType="begin"/>
-        </w:r>
-        <w:r>
-          <w:rPr>
-            <w:noProof/>
-            <w:webHidden/>
-          </w:rPr>
-          <w:instrText xml:space="preserve"> PAGEREF _Toc495419668 \h </w:instrText>
-        </w:r>
-        <w:r>
-          <w:rPr>
-            <w:noProof/>
-            <w:webHidden/>
-          </w:rPr>
-        </w:r>
-        <w:r>
-          <w:rPr>
-            <w:noProof/>
-            <w:webHidden/>
-          </w:rPr>
-          <w:fldChar w:fldCharType="separate"/>
-        </w:r>
-        <w:r>
-          <w:rPr>
-            <w:noProof/>
-            <w:webHidden/>
-          </w:rPr>
-          <w:t>10</w:t>
-        </w:r>
-        <w:r>
-          <w:rPr>
-            <w:noProof/>
-            <w:webHidden/>
-          </w:rPr>
-          <w:fldChar w:fldCharType="end"/>
-        </w:r>
-      </w:hyperlink>
-    </w:p>
-    <w:p>
-      <w:pPr>
-        <w:pStyle w:val="TOC5"/>
-        <w:tabs>
-          <w:tab w:val="right" w:leader="dot" w:pos="8296"/>
-        </w:tabs>
-        <w:rPr>
-          <w:noProof/>
-          <w:sz w:val="21"/>
-          <w:szCs w:val="22"/>
-        </w:rPr>
-      </w:pPr>
-      <w:hyperlink w:anchor="_Toc495419669" w:history="1">
-        <w:r>
-          <w:rPr>
-            <w:rStyle w:val="Hyperlink"/>
-            <w:noProof/>
-          </w:rPr>
-          <w:t>--auth</w:t>
-        </w:r>
-        <w:r>
-          <w:rPr>
-            <w:rStyle w:val="Hyperlink"/>
-            <w:rFonts w:hint="eastAsia"/>
-            <w:noProof/>
-          </w:rPr>
-          <w:t>：开启鉴权功能</w:t>
-        </w:r>
-        <w:r>
-          <w:rPr>
-            <w:noProof/>
-            <w:webHidden/>
-          </w:rPr>
-          <w:tab/>
-        </w:r>
-        <w:r>
-          <w:rPr>
-            <w:noProof/>
-            <w:webHidden/>
-          </w:rPr>
-          <w:fldChar w:fldCharType="begin"/>
-        </w:r>
-        <w:r>
-          <w:rPr>
-            <w:noProof/>
-            <w:webHidden/>
-          </w:rPr>
-          <w:instrText xml:space="preserve"> PAGEREF _Toc495419669 \h </w:instrText>
-        </w:r>
-        <w:r>
-          <w:rPr>
-            <w:noProof/>
-            <w:webHidden/>
-          </w:rPr>
-        </w:r>
-        <w:r>
-          <w:rPr>
-            <w:noProof/>
-            <w:webHidden/>
-          </w:rPr>
-          <w:fldChar w:fldCharType="separate"/>
-        </w:r>
-        <w:r>
-          <w:rPr>
-            <w:noProof/>
-            <w:webHidden/>
-          </w:rPr>
-          <w:t>10</w:t>
         </w:r>
         <w:r>
           <w:rPr>
@@ -1545,14 +1257,14 @@
           <w:szCs w:val="22"/>
         </w:rPr>
       </w:pPr>
-      <w:hyperlink w:anchor="_Toc495419670" w:history="1">
+      <w:hyperlink w:anchor="_Toc495498314" w:history="1">
         <w:r>
           <w:rPr>
             <w:rStyle w:val="Hyperlink"/>
             <w:rFonts w:hint="eastAsia"/>
             <w:noProof/>
           </w:rPr>
-          <w:t>准备取消动态生效的配置：</w:t>
+          <w:t>认为无问题的配置：</w:t>
         </w:r>
         <w:r>
           <w:rPr>
@@ -1573,7 +1285,7 @@
             <w:noProof/>
             <w:webHidden/>
           </w:rPr>
-          <w:instrText xml:space="preserve"> PAGEREF _Toc495419670 \h </w:instrText>
+          <w:instrText xml:space="preserve"> PAGEREF _Toc495498314 \h </w:instrText>
         </w:r>
         <w:r>
           <w:rPr>
@@ -1593,7 +1305,7 @@
             <w:noProof/>
             <w:webHidden/>
           </w:rPr>
-          <w:t>11</w:t>
+          <w:t>10</w:t>
         </w:r>
         <w:r>
           <w:rPr>
@@ -1616,13 +1328,13 @@
           <w:szCs w:val="22"/>
         </w:rPr>
       </w:pPr>
-      <w:hyperlink w:anchor="_Toc495419671" w:history="1">
+      <w:hyperlink w:anchor="_Toc495498315" w:history="1">
         <w:r>
           <w:rPr>
             <w:rStyle w:val="Hyperlink"/>
             <w:noProof/>
           </w:rPr>
-          <w:t>--archiveon</w:t>
+          <w:t>-- maxsubquery</w:t>
         </w:r>
         <w:r>
           <w:rPr>
@@ -1630,7 +1342,7 @@
             <w:rFonts w:hint="eastAsia"/>
             <w:noProof/>
           </w:rPr>
-          <w:t>：开启复制日志归档功能</w:t>
+          <w:t>：查询任务的最大分解子查询数量</w:t>
         </w:r>
         <w:r>
           <w:rPr>
@@ -1651,7 +1363,7 @@
             <w:noProof/>
             <w:webHidden/>
           </w:rPr>
-          <w:instrText xml:space="preserve"> PAGEREF _Toc495419671 \h </w:instrText>
+          <w:instrText xml:space="preserve"> PAGEREF _Toc495498315 \h </w:instrText>
         </w:r>
         <w:r>
           <w:rPr>
@@ -1671,7 +1383,7 @@
             <w:noProof/>
             <w:webHidden/>
           </w:rPr>
-          <w:t>11</w:t>
+          <w:t>10</w:t>
         </w:r>
         <w:r>
           <w:rPr>
@@ -1694,21 +1406,30 @@
           <w:szCs w:val="22"/>
         </w:rPr>
       </w:pPr>
-      <w:hyperlink w:anchor="_Toc495419672" w:history="1">
+      <w:hyperlink w:anchor="_Toc495498316" w:history="1">
         <w:r>
           <w:rPr>
             <w:rStyle w:val="Hyperlink"/>
             <w:noProof/>
           </w:rPr>
-          <w:t>--archivepath</w:t>
+          <w:t xml:space="preserve">-- </w:t>
+        </w:r>
+        <w:r>
+          <w:rPr>
+            <w:rStyle w:val="Hyperlink"/>
+            <w:noProof/>
+            <w:kern w:val="0"/>
+          </w:rPr>
+          <w:t>maxreplsync</w:t>
         </w:r>
         <w:r>
           <w:rPr>
             <w:rStyle w:val="Hyperlink"/>
             <w:rFonts w:hint="eastAsia"/>
             <w:noProof/>
-          </w:rPr>
-          <w:t>：指定归档日志的路径</w:t>
+            <w:kern w:val="0"/>
+          </w:rPr>
+          <w:t>：日志同步最大并发数量</w:t>
         </w:r>
         <w:r>
           <w:rPr>
@@ -1729,7 +1450,7 @@
             <w:noProof/>
             <w:webHidden/>
           </w:rPr>
-          <w:instrText xml:space="preserve"> PAGEREF _Toc495419672 \h </w:instrText>
+          <w:instrText xml:space="preserve"> PAGEREF _Toc495498316 \h </w:instrText>
         </w:r>
         <w:r>
           <w:rPr>
@@ -1772,30 +1493,21 @@
           <w:szCs w:val="22"/>
         </w:rPr>
       </w:pPr>
-      <w:hyperlink w:anchor="_Toc495419673" w:history="1">
+      <w:hyperlink w:anchor="_Toc495498317" w:history="1">
         <w:r>
           <w:rPr>
             <w:rStyle w:val="Hyperlink"/>
             <w:noProof/>
           </w:rPr>
-          <w:t>--</w:t>
-        </w:r>
-        <w:r>
-          <w:rPr>
-            <w:rStyle w:val="Hyperlink"/>
-            <w:noProof/>
-            <w:kern w:val="0"/>
-          </w:rPr>
-          <w:t>memdebug</w:t>
+          <w:t>--indexscanstep</w:t>
         </w:r>
         <w:r>
           <w:rPr>
             <w:rStyle w:val="Hyperlink"/>
             <w:rFonts w:hint="eastAsia"/>
             <w:noProof/>
-            <w:kern w:val="0"/>
-          </w:rPr>
-          <w:t>：打开内存调试</w:t>
+          </w:rPr>
+          <w:t>：索引扫描步长</w:t>
         </w:r>
         <w:r>
           <w:rPr>
@@ -1816,7 +1528,7 @@
             <w:noProof/>
             <w:webHidden/>
           </w:rPr>
-          <w:instrText xml:space="preserve"> PAGEREF _Toc495419673 \h </w:instrText>
+          <w:instrText xml:space="preserve"> PAGEREF _Toc495498317 \h </w:instrText>
         </w:r>
         <w:r>
           <w:rPr>
@@ -1859,30 +1571,21 @@
           <w:szCs w:val="22"/>
         </w:rPr>
       </w:pPr>
-      <w:hyperlink w:anchor="_Toc495419674" w:history="1">
+      <w:hyperlink w:anchor="_Toc495498318" w:history="1">
         <w:r>
           <w:rPr>
             <w:rStyle w:val="Hyperlink"/>
             <w:noProof/>
           </w:rPr>
-          <w:t>--</w:t>
-        </w:r>
-        <w:r>
-          <w:rPr>
-            <w:rStyle w:val="Hyperlink"/>
-            <w:noProof/>
-            <w:kern w:val="0"/>
-          </w:rPr>
-          <w:t>memdebugsize</w:t>
+          <w:t>--auth</w:t>
         </w:r>
         <w:r>
           <w:rPr>
             <w:rStyle w:val="Hyperlink"/>
             <w:rFonts w:hint="eastAsia"/>
             <w:noProof/>
-            <w:kern w:val="0"/>
-          </w:rPr>
-          <w:t>：内存调试段大小</w:t>
+          </w:rPr>
+          <w:t>：开启鉴权功能</w:t>
         </w:r>
         <w:r>
           <w:rPr>
@@ -1903,7 +1606,7 @@
             <w:noProof/>
             <w:webHidden/>
           </w:rPr>
-          <w:instrText xml:space="preserve"> PAGEREF _Toc495419674 \h </w:instrText>
+          <w:instrText xml:space="preserve"> PAGEREF _Toc495498318 \h </w:instrText>
         </w:r>
         <w:r>
           <w:rPr>
@@ -1924,826 +1627,6 @@
             <w:webHidden/>
           </w:rPr>
           <w:t>12</w:t>
-        </w:r>
-        <w:r>
-          <w:rPr>
-            <w:noProof/>
-            <w:webHidden/>
-          </w:rPr>
-          <w:fldChar w:fldCharType="end"/>
-        </w:r>
-      </w:hyperlink>
-    </w:p>
-    <w:p>
-      <w:pPr>
-        <w:pStyle w:val="TOC5"/>
-        <w:tabs>
-          <w:tab w:val="right" w:leader="dot" w:pos="8296"/>
-        </w:tabs>
-        <w:rPr>
-          <w:noProof/>
-          <w:sz w:val="21"/>
-          <w:szCs w:val="22"/>
-        </w:rPr>
-      </w:pPr>
-      <w:hyperlink w:anchor="_Toc495419675" w:history="1">
-        <w:r>
-          <w:rPr>
-            <w:rStyle w:val="Hyperlink"/>
-            <w:noProof/>
-          </w:rPr>
-          <w:t>--traceon</w:t>
-        </w:r>
-        <w:r>
-          <w:rPr>
-            <w:rStyle w:val="Hyperlink"/>
-            <w:rFonts w:hint="eastAsia"/>
-            <w:noProof/>
-          </w:rPr>
-          <w:t>：是否启动时开启跟踪</w:t>
-        </w:r>
-        <w:r>
-          <w:rPr>
-            <w:noProof/>
-            <w:webHidden/>
-          </w:rPr>
-          <w:tab/>
-        </w:r>
-        <w:r>
-          <w:rPr>
-            <w:noProof/>
-            <w:webHidden/>
-          </w:rPr>
-          <w:fldChar w:fldCharType="begin"/>
-        </w:r>
-        <w:r>
-          <w:rPr>
-            <w:noProof/>
-            <w:webHidden/>
-          </w:rPr>
-          <w:instrText xml:space="preserve"> PAGEREF _Toc495419675 \h </w:instrText>
-        </w:r>
-        <w:r>
-          <w:rPr>
-            <w:noProof/>
-            <w:webHidden/>
-          </w:rPr>
-        </w:r>
-        <w:r>
-          <w:rPr>
-            <w:noProof/>
-            <w:webHidden/>
-          </w:rPr>
-          <w:fldChar w:fldCharType="separate"/>
-        </w:r>
-        <w:r>
-          <w:rPr>
-            <w:noProof/>
-            <w:webHidden/>
-          </w:rPr>
-          <w:t>12</w:t>
-        </w:r>
-        <w:r>
-          <w:rPr>
-            <w:noProof/>
-            <w:webHidden/>
-          </w:rPr>
-          <w:fldChar w:fldCharType="end"/>
-        </w:r>
-      </w:hyperlink>
-    </w:p>
-    <w:p>
-      <w:pPr>
-        <w:pStyle w:val="TOC5"/>
-        <w:tabs>
-          <w:tab w:val="right" w:leader="dot" w:pos="8296"/>
-        </w:tabs>
-        <w:rPr>
-          <w:noProof/>
-          <w:sz w:val="21"/>
-          <w:szCs w:val="22"/>
-        </w:rPr>
-      </w:pPr>
-      <w:hyperlink w:anchor="_Toc495419676" w:history="1">
-        <w:r>
-          <w:rPr>
-            <w:rStyle w:val="Hyperlink"/>
-            <w:noProof/>
-          </w:rPr>
-          <w:t>--</w:t>
-        </w:r>
-        <w:r>
-          <w:rPr>
-            <w:rStyle w:val="Hyperlink"/>
-            <w:noProof/>
-            <w:kern w:val="0"/>
-          </w:rPr>
-          <w:t>tracebufsz</w:t>
-        </w:r>
-        <w:r>
-          <w:rPr>
-            <w:rStyle w:val="Hyperlink"/>
-            <w:rFonts w:hint="eastAsia"/>
-            <w:noProof/>
-            <w:kern w:val="0"/>
-          </w:rPr>
-          <w:t>：启动时开启跟踪的缓冲区大小</w:t>
-        </w:r>
-        <w:r>
-          <w:rPr>
-            <w:noProof/>
-            <w:webHidden/>
-          </w:rPr>
-          <w:tab/>
-        </w:r>
-        <w:r>
-          <w:rPr>
-            <w:noProof/>
-            <w:webHidden/>
-          </w:rPr>
-          <w:fldChar w:fldCharType="begin"/>
-        </w:r>
-        <w:r>
-          <w:rPr>
-            <w:noProof/>
-            <w:webHidden/>
-          </w:rPr>
-          <w:instrText xml:space="preserve"> PAGEREF _Toc495419676 \h </w:instrText>
-        </w:r>
-        <w:r>
-          <w:rPr>
-            <w:noProof/>
-            <w:webHidden/>
-          </w:rPr>
-        </w:r>
-        <w:r>
-          <w:rPr>
-            <w:noProof/>
-            <w:webHidden/>
-          </w:rPr>
-          <w:fldChar w:fldCharType="separate"/>
-        </w:r>
-        <w:r>
-          <w:rPr>
-            <w:noProof/>
-            <w:webHidden/>
-          </w:rPr>
-          <w:t>12</w:t>
-        </w:r>
-        <w:r>
-          <w:rPr>
-            <w:noProof/>
-            <w:webHidden/>
-          </w:rPr>
-          <w:fldChar w:fldCharType="end"/>
-        </w:r>
-      </w:hyperlink>
-    </w:p>
-    <w:p>
-      <w:pPr>
-        <w:pStyle w:val="TOC5"/>
-        <w:tabs>
-          <w:tab w:val="right" w:leader="dot" w:pos="8296"/>
-        </w:tabs>
-        <w:rPr>
-          <w:noProof/>
-          <w:sz w:val="21"/>
-          <w:szCs w:val="22"/>
-        </w:rPr>
-      </w:pPr>
-      <w:hyperlink w:anchor="_Toc495419677" w:history="1">
-        <w:r>
-          <w:rPr>
-            <w:rStyle w:val="Hyperlink"/>
-            <w:noProof/>
-          </w:rPr>
-          <w:t>--transactionon</w:t>
-        </w:r>
-        <w:r>
-          <w:rPr>
-            <w:rStyle w:val="Hyperlink"/>
-            <w:rFonts w:hint="eastAsia"/>
-            <w:noProof/>
-          </w:rPr>
-          <w:t>：是否打开事务</w:t>
-        </w:r>
-        <w:r>
-          <w:rPr>
-            <w:noProof/>
-            <w:webHidden/>
-          </w:rPr>
-          <w:tab/>
-        </w:r>
-        <w:r>
-          <w:rPr>
-            <w:noProof/>
-            <w:webHidden/>
-          </w:rPr>
-          <w:fldChar w:fldCharType="begin"/>
-        </w:r>
-        <w:r>
-          <w:rPr>
-            <w:noProof/>
-            <w:webHidden/>
-          </w:rPr>
-          <w:instrText xml:space="preserve"> PAGEREF _Toc495419677 \h </w:instrText>
-        </w:r>
-        <w:r>
-          <w:rPr>
-            <w:noProof/>
-            <w:webHidden/>
-          </w:rPr>
-        </w:r>
-        <w:r>
-          <w:rPr>
-            <w:noProof/>
-            <w:webHidden/>
-          </w:rPr>
-          <w:fldChar w:fldCharType="separate"/>
-        </w:r>
-        <w:r>
-          <w:rPr>
-            <w:noProof/>
-            <w:webHidden/>
-          </w:rPr>
-          <w:t>13</w:t>
-        </w:r>
-        <w:r>
-          <w:rPr>
-            <w:noProof/>
-            <w:webHidden/>
-          </w:rPr>
-          <w:fldChar w:fldCharType="end"/>
-        </w:r>
-      </w:hyperlink>
-    </w:p>
-    <w:p>
-      <w:pPr>
-        <w:pStyle w:val="TOC5"/>
-        <w:tabs>
-          <w:tab w:val="right" w:leader="dot" w:pos="8296"/>
-        </w:tabs>
-        <w:rPr>
-          <w:noProof/>
-          <w:sz w:val="21"/>
-          <w:szCs w:val="22"/>
-        </w:rPr>
-      </w:pPr>
-      <w:hyperlink w:anchor="_Toc495419678" w:history="1">
-        <w:r>
-          <w:rPr>
-            <w:rStyle w:val="Hyperlink"/>
-            <w:noProof/>
-          </w:rPr>
-          <w:t>--catalogaddr</w:t>
-        </w:r>
-        <w:r>
-          <w:rPr>
-            <w:rStyle w:val="Hyperlink"/>
-            <w:rFonts w:hint="eastAsia"/>
-            <w:noProof/>
-          </w:rPr>
-          <w:t>：指定编目节点的地址</w:t>
-        </w:r>
-        <w:r>
-          <w:rPr>
-            <w:noProof/>
-            <w:webHidden/>
-          </w:rPr>
-          <w:tab/>
-        </w:r>
-        <w:r>
-          <w:rPr>
-            <w:noProof/>
-            <w:webHidden/>
-          </w:rPr>
-          <w:fldChar w:fldCharType="begin"/>
-        </w:r>
-        <w:r>
-          <w:rPr>
-            <w:noProof/>
-            <w:webHidden/>
-          </w:rPr>
-          <w:instrText xml:space="preserve"> PAGEREF _Toc495419678 \h </w:instrText>
-        </w:r>
-        <w:r>
-          <w:rPr>
-            <w:noProof/>
-            <w:webHidden/>
-          </w:rPr>
-        </w:r>
-        <w:r>
-          <w:rPr>
-            <w:noProof/>
-            <w:webHidden/>
-          </w:rPr>
-          <w:fldChar w:fldCharType="separate"/>
-        </w:r>
-        <w:r>
-          <w:rPr>
-            <w:noProof/>
-            <w:webHidden/>
-          </w:rPr>
-          <w:t>14</w:t>
-        </w:r>
-        <w:r>
-          <w:rPr>
-            <w:noProof/>
-            <w:webHidden/>
-          </w:rPr>
-          <w:fldChar w:fldCharType="end"/>
-        </w:r>
-      </w:hyperlink>
-    </w:p>
-    <w:p>
-      <w:pPr>
-        <w:pStyle w:val="TOC5"/>
-        <w:tabs>
-          <w:tab w:val="right" w:leader="dot" w:pos="8296"/>
-        </w:tabs>
-        <w:rPr>
-          <w:noProof/>
-          <w:sz w:val="21"/>
-          <w:szCs w:val="22"/>
-        </w:rPr>
-      </w:pPr>
-      <w:hyperlink w:anchor="_Toc495419679" w:history="1">
-        <w:r>
-          <w:rPr>
-            <w:rStyle w:val="Hyperlink"/>
-            <w:noProof/>
-          </w:rPr>
-          <w:t xml:space="preserve">--logbuffsize: </w:t>
-        </w:r>
-        <w:r>
-          <w:rPr>
-            <w:rStyle w:val="Hyperlink"/>
-            <w:rFonts w:hint="eastAsia"/>
-            <w:noProof/>
-          </w:rPr>
-          <w:t>复制日志内存页面数</w:t>
-        </w:r>
-        <w:r>
-          <w:rPr>
-            <w:noProof/>
-            <w:webHidden/>
-          </w:rPr>
-          <w:tab/>
-        </w:r>
-        <w:r>
-          <w:rPr>
-            <w:noProof/>
-            <w:webHidden/>
-          </w:rPr>
-          <w:fldChar w:fldCharType="begin"/>
-        </w:r>
-        <w:r>
-          <w:rPr>
-            <w:noProof/>
-            <w:webHidden/>
-          </w:rPr>
-          <w:instrText xml:space="preserve"> PAGEREF _Toc495419679 \h </w:instrText>
-        </w:r>
-        <w:r>
-          <w:rPr>
-            <w:noProof/>
-            <w:webHidden/>
-          </w:rPr>
-        </w:r>
-        <w:r>
-          <w:rPr>
-            <w:noProof/>
-            <w:webHidden/>
-          </w:rPr>
-          <w:fldChar w:fldCharType="separate"/>
-        </w:r>
-        <w:r>
-          <w:rPr>
-            <w:noProof/>
-            <w:webHidden/>
-          </w:rPr>
-          <w:t>16</w:t>
-        </w:r>
-        <w:r>
-          <w:rPr>
-            <w:noProof/>
-            <w:webHidden/>
-          </w:rPr>
-          <w:fldChar w:fldCharType="end"/>
-        </w:r>
-      </w:hyperlink>
-    </w:p>
-    <w:p>
-      <w:pPr>
-        <w:pStyle w:val="TOC5"/>
-        <w:tabs>
-          <w:tab w:val="right" w:leader="dot" w:pos="8296"/>
-        </w:tabs>
-        <w:rPr>
-          <w:noProof/>
-          <w:sz w:val="21"/>
-          <w:szCs w:val="22"/>
-        </w:rPr>
-      </w:pPr>
-      <w:hyperlink w:anchor="_Toc495419680" w:history="1">
-        <w:r>
-          <w:rPr>
-            <w:rStyle w:val="Hyperlink"/>
-            <w:noProof/>
-          </w:rPr>
-          <w:t>--</w:t>
-        </w:r>
-        <w:r>
-          <w:rPr>
-            <w:rStyle w:val="Hyperlink"/>
-            <w:noProof/>
-            <w:kern w:val="0"/>
-          </w:rPr>
-          <w:t>numpreload:</w:t>
-        </w:r>
-        <w:r>
-          <w:rPr>
-            <w:rStyle w:val="Hyperlink"/>
-            <w:rFonts w:hint="eastAsia"/>
-            <w:noProof/>
-            <w:kern w:val="0"/>
-          </w:rPr>
-          <w:t>页面预加载代理数据</w:t>
-        </w:r>
-        <w:r>
-          <w:rPr>
-            <w:noProof/>
-            <w:webHidden/>
-          </w:rPr>
-          <w:tab/>
-        </w:r>
-        <w:r>
-          <w:rPr>
-            <w:noProof/>
-            <w:webHidden/>
-          </w:rPr>
-          <w:fldChar w:fldCharType="begin"/>
-        </w:r>
-        <w:r>
-          <w:rPr>
-            <w:noProof/>
-            <w:webHidden/>
-          </w:rPr>
-          <w:instrText xml:space="preserve"> PAGEREF _Toc495419680 \h </w:instrText>
-        </w:r>
-        <w:r>
-          <w:rPr>
-            <w:noProof/>
-            <w:webHidden/>
-          </w:rPr>
-        </w:r>
-        <w:r>
-          <w:rPr>
-            <w:noProof/>
-            <w:webHidden/>
-          </w:rPr>
-          <w:fldChar w:fldCharType="separate"/>
-        </w:r>
-        <w:r>
-          <w:rPr>
-            <w:noProof/>
-            <w:webHidden/>
-          </w:rPr>
-          <w:t>18</w:t>
-        </w:r>
-        <w:r>
-          <w:rPr>
-            <w:noProof/>
-            <w:webHidden/>
-          </w:rPr>
-          <w:fldChar w:fldCharType="end"/>
-        </w:r>
-      </w:hyperlink>
-    </w:p>
-    <w:p>
-      <w:pPr>
-        <w:pStyle w:val="TOC5"/>
-        <w:tabs>
-          <w:tab w:val="right" w:leader="dot" w:pos="8296"/>
-        </w:tabs>
-        <w:rPr>
-          <w:noProof/>
-          <w:sz w:val="21"/>
-          <w:szCs w:val="22"/>
-        </w:rPr>
-      </w:pPr>
-      <w:hyperlink w:anchor="_Toc495419681" w:history="1">
-        <w:r>
-          <w:rPr>
-            <w:rStyle w:val="Hyperlink"/>
-            <w:noProof/>
-          </w:rPr>
-          <w:t>--</w:t>
-        </w:r>
-        <w:r>
-          <w:rPr>
-            <w:rStyle w:val="Hyperlink"/>
-            <w:noProof/>
-            <w:kern w:val="0"/>
-          </w:rPr>
-          <w:t>maxprefpool:</w:t>
-        </w:r>
-        <w:r>
-          <w:rPr>
-            <w:rStyle w:val="Hyperlink"/>
-            <w:rFonts w:hint="eastAsia"/>
-            <w:noProof/>
-            <w:kern w:val="0"/>
-          </w:rPr>
-          <w:t>数据预取代理池最大数量</w:t>
-        </w:r>
-        <w:r>
-          <w:rPr>
-            <w:noProof/>
-            <w:webHidden/>
-          </w:rPr>
-          <w:tab/>
-        </w:r>
-        <w:r>
-          <w:rPr>
-            <w:noProof/>
-            <w:webHidden/>
-          </w:rPr>
-          <w:fldChar w:fldCharType="begin"/>
-        </w:r>
-        <w:r>
-          <w:rPr>
-            <w:noProof/>
-            <w:webHidden/>
-          </w:rPr>
-          <w:instrText xml:space="preserve"> PAGEREF _Toc495419681 \h </w:instrText>
-        </w:r>
-        <w:r>
-          <w:rPr>
-            <w:noProof/>
-            <w:webHidden/>
-          </w:rPr>
-        </w:r>
-        <w:r>
-          <w:rPr>
-            <w:noProof/>
-            <w:webHidden/>
-          </w:rPr>
-          <w:fldChar w:fldCharType="separate"/>
-        </w:r>
-        <w:r>
-          <w:rPr>
-            <w:noProof/>
-            <w:webHidden/>
-          </w:rPr>
-          <w:t>18</w:t>
-        </w:r>
-        <w:r>
-          <w:rPr>
-            <w:noProof/>
-            <w:webHidden/>
-          </w:rPr>
-          <w:fldChar w:fldCharType="end"/>
-        </w:r>
-      </w:hyperlink>
-    </w:p>
-    <w:p>
-      <w:pPr>
-        <w:pStyle w:val="TOC5"/>
-        <w:tabs>
-          <w:tab w:val="right" w:leader="dot" w:pos="8296"/>
-        </w:tabs>
-        <w:rPr>
-          <w:noProof/>
-          <w:sz w:val="21"/>
-          <w:szCs w:val="22"/>
-        </w:rPr>
-      </w:pPr>
-      <w:hyperlink w:anchor="_Toc495419682" w:history="1">
-        <w:r>
-          <w:rPr>
-            <w:rStyle w:val="Hyperlink"/>
-            <w:noProof/>
-            <w:kern w:val="0"/>
-          </w:rPr>
-          <w:t>--signalinterval</w:t>
-        </w:r>
-        <w:r>
-          <w:rPr>
-            <w:rStyle w:val="Hyperlink"/>
-            <w:rFonts w:hint="eastAsia"/>
-            <w:noProof/>
-            <w:kern w:val="0"/>
-          </w:rPr>
-          <w:t>：信号测试周期</w:t>
-        </w:r>
-        <w:r>
-          <w:rPr>
-            <w:noProof/>
-            <w:webHidden/>
-          </w:rPr>
-          <w:tab/>
-        </w:r>
-        <w:r>
-          <w:rPr>
-            <w:noProof/>
-            <w:webHidden/>
-          </w:rPr>
-          <w:fldChar w:fldCharType="begin"/>
-        </w:r>
-        <w:r>
-          <w:rPr>
-            <w:noProof/>
-            <w:webHidden/>
-          </w:rPr>
-          <w:instrText xml:space="preserve"> PAGEREF _Toc495419682 \h </w:instrText>
-        </w:r>
-        <w:r>
-          <w:rPr>
-            <w:noProof/>
-            <w:webHidden/>
-          </w:rPr>
-        </w:r>
-        <w:r>
-          <w:rPr>
-            <w:noProof/>
-            <w:webHidden/>
-          </w:rPr>
-          <w:fldChar w:fldCharType="separate"/>
-        </w:r>
-        <w:r>
-          <w:rPr>
-            <w:noProof/>
-            <w:webHidden/>
-          </w:rPr>
-          <w:t>19</w:t>
-        </w:r>
-        <w:r>
-          <w:rPr>
-            <w:noProof/>
-            <w:webHidden/>
-          </w:rPr>
-          <w:fldChar w:fldCharType="end"/>
-        </w:r>
-      </w:hyperlink>
-    </w:p>
-    <w:p>
-      <w:pPr>
-        <w:pStyle w:val="TOC5"/>
-        <w:tabs>
-          <w:tab w:val="right" w:leader="dot" w:pos="8296"/>
-        </w:tabs>
-        <w:rPr>
-          <w:noProof/>
-          <w:sz w:val="21"/>
-          <w:szCs w:val="22"/>
-        </w:rPr>
-      </w:pPr>
-      <w:hyperlink w:anchor="_Toc495419683" w:history="1">
-        <w:r>
-          <w:rPr>
-            <w:rStyle w:val="Hyperlink"/>
-            <w:noProof/>
-            <w:kern w:val="0"/>
-          </w:rPr>
-          <w:t>--planbuckets</w:t>
-        </w:r>
-        <w:r>
-          <w:rPr>
-            <w:rStyle w:val="Hyperlink"/>
-            <w:rFonts w:hint="eastAsia"/>
-            <w:noProof/>
-            <w:kern w:val="0"/>
-          </w:rPr>
-          <w:t>：访问计划缓存内桶的个数</w:t>
-        </w:r>
-        <w:r>
-          <w:rPr>
-            <w:noProof/>
-            <w:webHidden/>
-          </w:rPr>
-          <w:tab/>
-        </w:r>
-        <w:r>
-          <w:rPr>
-            <w:noProof/>
-            <w:webHidden/>
-          </w:rPr>
-          <w:fldChar w:fldCharType="begin"/>
-        </w:r>
-        <w:r>
-          <w:rPr>
-            <w:noProof/>
-            <w:webHidden/>
-          </w:rPr>
-          <w:instrText xml:space="preserve"> PAGEREF _Toc495419683 \h </w:instrText>
-        </w:r>
-        <w:r>
-          <w:rPr>
-            <w:noProof/>
-            <w:webHidden/>
-          </w:rPr>
-        </w:r>
-        <w:r>
-          <w:rPr>
-            <w:noProof/>
-            <w:webHidden/>
-          </w:rPr>
-          <w:fldChar w:fldCharType="separate"/>
-        </w:r>
-        <w:r>
-          <w:rPr>
-            <w:noProof/>
-            <w:webHidden/>
-          </w:rPr>
-          <w:t>20</w:t>
-        </w:r>
-        <w:r>
-          <w:rPr>
-            <w:noProof/>
-            <w:webHidden/>
-          </w:rPr>
-          <w:fldChar w:fldCharType="end"/>
-        </w:r>
-      </w:hyperlink>
-    </w:p>
-    <w:p>
-      <w:pPr>
-        <w:pStyle w:val="TOC5"/>
-        <w:tabs>
-          <w:tab w:val="right" w:leader="dot" w:pos="8296"/>
-        </w:tabs>
-        <w:rPr>
-          <w:noProof/>
-          <w:sz w:val="21"/>
-          <w:szCs w:val="22"/>
-        </w:rPr>
-      </w:pPr>
-      <w:hyperlink w:anchor="_Toc495419684" w:history="1">
-        <w:r>
-          <w:rPr>
-            <w:rStyle w:val="Hyperlink"/>
-            <w:noProof/>
-          </w:rPr>
-          <w:t>--</w:t>
-        </w:r>
-        <w:r>
-          <w:rPr>
-            <w:rStyle w:val="Hyperlink"/>
-            <w:noProof/>
-            <w:kern w:val="0"/>
-          </w:rPr>
-          <w:t>maxcachesize</w:t>
-        </w:r>
-        <w:r>
-          <w:rPr>
-            <w:rStyle w:val="Hyperlink"/>
-            <w:rFonts w:hint="eastAsia"/>
-            <w:noProof/>
-            <w:kern w:val="0"/>
-          </w:rPr>
-          <w:t>：节点缓存最大值</w:t>
-        </w:r>
-        <w:r>
-          <w:rPr>
-            <w:noProof/>
-            <w:webHidden/>
-          </w:rPr>
-          <w:tab/>
-        </w:r>
-        <w:r>
-          <w:rPr>
-            <w:noProof/>
-            <w:webHidden/>
-          </w:rPr>
-          <w:fldChar w:fldCharType="begin"/>
-        </w:r>
-        <w:r>
-          <w:rPr>
-            <w:noProof/>
-            <w:webHidden/>
-          </w:rPr>
-          <w:instrText xml:space="preserve"> PAGEREF _Toc495419684 \h </w:instrText>
-        </w:r>
-        <w:r>
-          <w:rPr>
-            <w:noProof/>
-            <w:webHidden/>
-          </w:rPr>
-        </w:r>
-        <w:r>
-          <w:rPr>
-            <w:noProof/>
-            <w:webHidden/>
-          </w:rPr>
-          <w:fldChar w:fldCharType="separate"/>
-        </w:r>
-        <w:r>
-          <w:rPr>
-            <w:noProof/>
-            <w:webHidden/>
-          </w:rPr>
-          <w:t>21</w:t>
         </w:r>
         <w:r>
           <w:rPr>
@@ -2768,14 +1651,14 @@
           <w:szCs w:val="22"/>
         </w:rPr>
       </w:pPr>
-      <w:hyperlink w:anchor="_Toc495419685" w:history="1">
+      <w:hyperlink w:anchor="_Toc495498319" w:history="1">
         <w:r>
           <w:rPr>
             <w:rStyle w:val="Hyperlink"/>
             <w:rFonts w:hint="eastAsia"/>
             <w:noProof/>
           </w:rPr>
-          <w:t>附录：</w:t>
+          <w:t>准备取消动态生效的配置：</w:t>
         </w:r>
         <w:r>
           <w:rPr>
@@ -2796,7 +1679,7 @@
             <w:noProof/>
             <w:webHidden/>
           </w:rPr>
-          <w:instrText xml:space="preserve"> PAGEREF _Toc495419685 \h </w:instrText>
+          <w:instrText xml:space="preserve"> PAGEREF _Toc495498319 \h </w:instrText>
         </w:r>
         <w:r>
           <w:rPr>
@@ -2816,7 +1699,7 @@
             <w:noProof/>
             <w:webHidden/>
           </w:rPr>
-          <w:t>21</w:t>
+          <w:t>13</w:t>
         </w:r>
         <w:r>
           <w:rPr>
@@ -2839,13 +1722,13 @@
           <w:szCs w:val="22"/>
         </w:rPr>
       </w:pPr>
-      <w:hyperlink w:anchor="_Toc495419686" w:history="1">
+      <w:hyperlink w:anchor="_Toc495498320" w:history="1">
         <w:r>
           <w:rPr>
             <w:rStyle w:val="Hyperlink"/>
             <w:noProof/>
           </w:rPr>
-          <w:t>SequoiaDB</w:t>
+          <w:t>--archiveon</w:t>
         </w:r>
         <w:r>
           <w:rPr>
@@ -2853,6 +1736,1229 @@
             <w:rFonts w:hint="eastAsia"/>
             <w:noProof/>
           </w:rPr>
+          <w:t>：开启复制日志归档功能</w:t>
+        </w:r>
+        <w:r>
+          <w:rPr>
+            <w:noProof/>
+            <w:webHidden/>
+          </w:rPr>
+          <w:tab/>
+        </w:r>
+        <w:r>
+          <w:rPr>
+            <w:noProof/>
+            <w:webHidden/>
+          </w:rPr>
+          <w:fldChar w:fldCharType="begin"/>
+        </w:r>
+        <w:r>
+          <w:rPr>
+            <w:noProof/>
+            <w:webHidden/>
+          </w:rPr>
+          <w:instrText xml:space="preserve"> PAGEREF _Toc495498320 \h </w:instrText>
+        </w:r>
+        <w:r>
+          <w:rPr>
+            <w:noProof/>
+            <w:webHidden/>
+          </w:rPr>
+        </w:r>
+        <w:r>
+          <w:rPr>
+            <w:noProof/>
+            <w:webHidden/>
+          </w:rPr>
+          <w:fldChar w:fldCharType="separate"/>
+        </w:r>
+        <w:r>
+          <w:rPr>
+            <w:noProof/>
+            <w:webHidden/>
+          </w:rPr>
+          <w:t>13</w:t>
+        </w:r>
+        <w:r>
+          <w:rPr>
+            <w:noProof/>
+            <w:webHidden/>
+          </w:rPr>
+          <w:fldChar w:fldCharType="end"/>
+        </w:r>
+      </w:hyperlink>
+    </w:p>
+    <w:p>
+      <w:pPr>
+        <w:pStyle w:val="TOC5"/>
+        <w:tabs>
+          <w:tab w:val="right" w:leader="dot" w:pos="8296"/>
+        </w:tabs>
+        <w:rPr>
+          <w:noProof/>
+          <w:sz w:val="21"/>
+          <w:szCs w:val="22"/>
+        </w:rPr>
+      </w:pPr>
+      <w:hyperlink w:anchor="_Toc495498321" w:history="1">
+        <w:r>
+          <w:rPr>
+            <w:rStyle w:val="Hyperlink"/>
+            <w:noProof/>
+          </w:rPr>
+          <w:t>--archivepath</w:t>
+        </w:r>
+        <w:r>
+          <w:rPr>
+            <w:rStyle w:val="Hyperlink"/>
+            <w:rFonts w:hint="eastAsia"/>
+            <w:noProof/>
+          </w:rPr>
+          <w:t>：指定归档日志的路径</w:t>
+        </w:r>
+        <w:r>
+          <w:rPr>
+            <w:noProof/>
+            <w:webHidden/>
+          </w:rPr>
+          <w:tab/>
+        </w:r>
+        <w:r>
+          <w:rPr>
+            <w:noProof/>
+            <w:webHidden/>
+          </w:rPr>
+          <w:fldChar w:fldCharType="begin"/>
+        </w:r>
+        <w:r>
+          <w:rPr>
+            <w:noProof/>
+            <w:webHidden/>
+          </w:rPr>
+          <w:instrText xml:space="preserve"> PAGEREF _Toc495498321 \h </w:instrText>
+        </w:r>
+        <w:r>
+          <w:rPr>
+            <w:noProof/>
+            <w:webHidden/>
+          </w:rPr>
+        </w:r>
+        <w:r>
+          <w:rPr>
+            <w:noProof/>
+            <w:webHidden/>
+          </w:rPr>
+          <w:fldChar w:fldCharType="separate"/>
+        </w:r>
+        <w:r>
+          <w:rPr>
+            <w:noProof/>
+            <w:webHidden/>
+          </w:rPr>
+          <w:t>13</w:t>
+        </w:r>
+        <w:r>
+          <w:rPr>
+            <w:noProof/>
+            <w:webHidden/>
+          </w:rPr>
+          <w:fldChar w:fldCharType="end"/>
+        </w:r>
+      </w:hyperlink>
+    </w:p>
+    <w:p>
+      <w:pPr>
+        <w:pStyle w:val="TOC5"/>
+        <w:tabs>
+          <w:tab w:val="right" w:leader="dot" w:pos="8296"/>
+        </w:tabs>
+        <w:rPr>
+          <w:noProof/>
+          <w:sz w:val="21"/>
+          <w:szCs w:val="22"/>
+        </w:rPr>
+      </w:pPr>
+      <w:hyperlink w:anchor="_Toc495498322" w:history="1">
+        <w:r>
+          <w:rPr>
+            <w:rStyle w:val="Hyperlink"/>
+            <w:noProof/>
+          </w:rPr>
+          <w:t>--</w:t>
+        </w:r>
+        <w:r>
+          <w:rPr>
+            <w:rStyle w:val="Hyperlink"/>
+            <w:noProof/>
+            <w:kern w:val="0"/>
+          </w:rPr>
+          <w:t>memdebug</w:t>
+        </w:r>
+        <w:r>
+          <w:rPr>
+            <w:rStyle w:val="Hyperlink"/>
+            <w:rFonts w:hint="eastAsia"/>
+            <w:noProof/>
+            <w:kern w:val="0"/>
+          </w:rPr>
+          <w:t>：打开内存调试</w:t>
+        </w:r>
+        <w:r>
+          <w:rPr>
+            <w:noProof/>
+            <w:webHidden/>
+          </w:rPr>
+          <w:tab/>
+        </w:r>
+        <w:r>
+          <w:rPr>
+            <w:noProof/>
+            <w:webHidden/>
+          </w:rPr>
+          <w:fldChar w:fldCharType="begin"/>
+        </w:r>
+        <w:r>
+          <w:rPr>
+            <w:noProof/>
+            <w:webHidden/>
+          </w:rPr>
+          <w:instrText xml:space="preserve"> PAGEREF _Toc495498322 \h </w:instrText>
+        </w:r>
+        <w:r>
+          <w:rPr>
+            <w:noProof/>
+            <w:webHidden/>
+          </w:rPr>
+        </w:r>
+        <w:r>
+          <w:rPr>
+            <w:noProof/>
+            <w:webHidden/>
+          </w:rPr>
+          <w:fldChar w:fldCharType="separate"/>
+        </w:r>
+        <w:r>
+          <w:rPr>
+            <w:noProof/>
+            <w:webHidden/>
+          </w:rPr>
+          <w:t>14</w:t>
+        </w:r>
+        <w:r>
+          <w:rPr>
+            <w:noProof/>
+            <w:webHidden/>
+          </w:rPr>
+          <w:fldChar w:fldCharType="end"/>
+        </w:r>
+      </w:hyperlink>
+    </w:p>
+    <w:p>
+      <w:pPr>
+        <w:pStyle w:val="TOC5"/>
+        <w:tabs>
+          <w:tab w:val="right" w:leader="dot" w:pos="8296"/>
+        </w:tabs>
+        <w:rPr>
+          <w:noProof/>
+          <w:sz w:val="21"/>
+          <w:szCs w:val="22"/>
+        </w:rPr>
+      </w:pPr>
+      <w:hyperlink w:anchor="_Toc495498323" w:history="1">
+        <w:r>
+          <w:rPr>
+            <w:rStyle w:val="Hyperlink"/>
+            <w:noProof/>
+          </w:rPr>
+          <w:t>--</w:t>
+        </w:r>
+        <w:r>
+          <w:rPr>
+            <w:rStyle w:val="Hyperlink"/>
+            <w:noProof/>
+            <w:kern w:val="0"/>
+          </w:rPr>
+          <w:t>memdebugsize</w:t>
+        </w:r>
+        <w:r>
+          <w:rPr>
+            <w:rStyle w:val="Hyperlink"/>
+            <w:rFonts w:hint="eastAsia"/>
+            <w:noProof/>
+            <w:kern w:val="0"/>
+          </w:rPr>
+          <w:t>：内存调试段大小</w:t>
+        </w:r>
+        <w:r>
+          <w:rPr>
+            <w:noProof/>
+            <w:webHidden/>
+          </w:rPr>
+          <w:tab/>
+        </w:r>
+        <w:r>
+          <w:rPr>
+            <w:noProof/>
+            <w:webHidden/>
+          </w:rPr>
+          <w:fldChar w:fldCharType="begin"/>
+        </w:r>
+        <w:r>
+          <w:rPr>
+            <w:noProof/>
+            <w:webHidden/>
+          </w:rPr>
+          <w:instrText xml:space="preserve"> PAGEREF _Toc495498323 \h </w:instrText>
+        </w:r>
+        <w:r>
+          <w:rPr>
+            <w:noProof/>
+            <w:webHidden/>
+          </w:rPr>
+        </w:r>
+        <w:r>
+          <w:rPr>
+            <w:noProof/>
+            <w:webHidden/>
+          </w:rPr>
+          <w:fldChar w:fldCharType="separate"/>
+        </w:r>
+        <w:r>
+          <w:rPr>
+            <w:noProof/>
+            <w:webHidden/>
+          </w:rPr>
+          <w:t>14</w:t>
+        </w:r>
+        <w:r>
+          <w:rPr>
+            <w:noProof/>
+            <w:webHidden/>
+          </w:rPr>
+          <w:fldChar w:fldCharType="end"/>
+        </w:r>
+      </w:hyperlink>
+    </w:p>
+    <w:p>
+      <w:pPr>
+        <w:pStyle w:val="TOC5"/>
+        <w:tabs>
+          <w:tab w:val="right" w:leader="dot" w:pos="8296"/>
+        </w:tabs>
+        <w:rPr>
+          <w:noProof/>
+          <w:sz w:val="21"/>
+          <w:szCs w:val="22"/>
+        </w:rPr>
+      </w:pPr>
+      <w:hyperlink w:anchor="_Toc495498324" w:history="1">
+        <w:r>
+          <w:rPr>
+            <w:rStyle w:val="Hyperlink"/>
+            <w:noProof/>
+          </w:rPr>
+          <w:t>--traceon</w:t>
+        </w:r>
+        <w:r>
+          <w:rPr>
+            <w:rStyle w:val="Hyperlink"/>
+            <w:rFonts w:hint="eastAsia"/>
+            <w:noProof/>
+          </w:rPr>
+          <w:t>：是否启动时开启跟踪</w:t>
+        </w:r>
+        <w:r>
+          <w:rPr>
+            <w:noProof/>
+            <w:webHidden/>
+          </w:rPr>
+          <w:tab/>
+        </w:r>
+        <w:r>
+          <w:rPr>
+            <w:noProof/>
+            <w:webHidden/>
+          </w:rPr>
+          <w:fldChar w:fldCharType="begin"/>
+        </w:r>
+        <w:r>
+          <w:rPr>
+            <w:noProof/>
+            <w:webHidden/>
+          </w:rPr>
+          <w:instrText xml:space="preserve"> PAGEREF _Toc495498324 \h </w:instrText>
+        </w:r>
+        <w:r>
+          <w:rPr>
+            <w:noProof/>
+            <w:webHidden/>
+          </w:rPr>
+        </w:r>
+        <w:r>
+          <w:rPr>
+            <w:noProof/>
+            <w:webHidden/>
+          </w:rPr>
+          <w:fldChar w:fldCharType="separate"/>
+        </w:r>
+        <w:r>
+          <w:rPr>
+            <w:noProof/>
+            <w:webHidden/>
+          </w:rPr>
+          <w:t>14</w:t>
+        </w:r>
+        <w:r>
+          <w:rPr>
+            <w:noProof/>
+            <w:webHidden/>
+          </w:rPr>
+          <w:fldChar w:fldCharType="end"/>
+        </w:r>
+      </w:hyperlink>
+    </w:p>
+    <w:p>
+      <w:pPr>
+        <w:pStyle w:val="TOC5"/>
+        <w:tabs>
+          <w:tab w:val="right" w:leader="dot" w:pos="8296"/>
+        </w:tabs>
+        <w:rPr>
+          <w:noProof/>
+          <w:sz w:val="21"/>
+          <w:szCs w:val="22"/>
+        </w:rPr>
+      </w:pPr>
+      <w:hyperlink w:anchor="_Toc495498325" w:history="1">
+        <w:r>
+          <w:rPr>
+            <w:rStyle w:val="Hyperlink"/>
+            <w:noProof/>
+          </w:rPr>
+          <w:t>--</w:t>
+        </w:r>
+        <w:r>
+          <w:rPr>
+            <w:rStyle w:val="Hyperlink"/>
+            <w:noProof/>
+            <w:kern w:val="0"/>
+          </w:rPr>
+          <w:t>tracebufsz</w:t>
+        </w:r>
+        <w:r>
+          <w:rPr>
+            <w:rStyle w:val="Hyperlink"/>
+            <w:rFonts w:hint="eastAsia"/>
+            <w:noProof/>
+            <w:kern w:val="0"/>
+          </w:rPr>
+          <w:t>：启动时开启跟踪的缓冲区大小</w:t>
+        </w:r>
+        <w:r>
+          <w:rPr>
+            <w:noProof/>
+            <w:webHidden/>
+          </w:rPr>
+          <w:tab/>
+        </w:r>
+        <w:r>
+          <w:rPr>
+            <w:noProof/>
+            <w:webHidden/>
+          </w:rPr>
+          <w:fldChar w:fldCharType="begin"/>
+        </w:r>
+        <w:r>
+          <w:rPr>
+            <w:noProof/>
+            <w:webHidden/>
+          </w:rPr>
+          <w:instrText xml:space="preserve"> PAGEREF _Toc495498325 \h </w:instrText>
+        </w:r>
+        <w:r>
+          <w:rPr>
+            <w:noProof/>
+            <w:webHidden/>
+          </w:rPr>
+        </w:r>
+        <w:r>
+          <w:rPr>
+            <w:noProof/>
+            <w:webHidden/>
+          </w:rPr>
+          <w:fldChar w:fldCharType="separate"/>
+        </w:r>
+        <w:r>
+          <w:rPr>
+            <w:noProof/>
+            <w:webHidden/>
+          </w:rPr>
+          <w:t>14</w:t>
+        </w:r>
+        <w:r>
+          <w:rPr>
+            <w:noProof/>
+            <w:webHidden/>
+          </w:rPr>
+          <w:fldChar w:fldCharType="end"/>
+        </w:r>
+      </w:hyperlink>
+    </w:p>
+    <w:p>
+      <w:pPr>
+        <w:pStyle w:val="TOC5"/>
+        <w:tabs>
+          <w:tab w:val="right" w:leader="dot" w:pos="8296"/>
+        </w:tabs>
+        <w:rPr>
+          <w:noProof/>
+          <w:sz w:val="21"/>
+          <w:szCs w:val="22"/>
+        </w:rPr>
+      </w:pPr>
+      <w:hyperlink w:anchor="_Toc495498326" w:history="1">
+        <w:r>
+          <w:rPr>
+            <w:rStyle w:val="Hyperlink"/>
+            <w:noProof/>
+          </w:rPr>
+          <w:t>--transactionon</w:t>
+        </w:r>
+        <w:r>
+          <w:rPr>
+            <w:rStyle w:val="Hyperlink"/>
+            <w:rFonts w:hint="eastAsia"/>
+            <w:noProof/>
+          </w:rPr>
+          <w:t>：是否打开事务</w:t>
+        </w:r>
+        <w:r>
+          <w:rPr>
+            <w:noProof/>
+            <w:webHidden/>
+          </w:rPr>
+          <w:tab/>
+        </w:r>
+        <w:r>
+          <w:rPr>
+            <w:noProof/>
+            <w:webHidden/>
+          </w:rPr>
+          <w:fldChar w:fldCharType="begin"/>
+        </w:r>
+        <w:r>
+          <w:rPr>
+            <w:noProof/>
+            <w:webHidden/>
+          </w:rPr>
+          <w:instrText xml:space="preserve"> PAGEREF _Toc495498326 \h </w:instrText>
+        </w:r>
+        <w:r>
+          <w:rPr>
+            <w:noProof/>
+            <w:webHidden/>
+          </w:rPr>
+        </w:r>
+        <w:r>
+          <w:rPr>
+            <w:noProof/>
+            <w:webHidden/>
+          </w:rPr>
+          <w:fldChar w:fldCharType="separate"/>
+        </w:r>
+        <w:r>
+          <w:rPr>
+            <w:noProof/>
+            <w:webHidden/>
+          </w:rPr>
+          <w:t>15</w:t>
+        </w:r>
+        <w:r>
+          <w:rPr>
+            <w:noProof/>
+            <w:webHidden/>
+          </w:rPr>
+          <w:fldChar w:fldCharType="end"/>
+        </w:r>
+      </w:hyperlink>
+    </w:p>
+    <w:p>
+      <w:pPr>
+        <w:pStyle w:val="TOC5"/>
+        <w:tabs>
+          <w:tab w:val="right" w:leader="dot" w:pos="8296"/>
+        </w:tabs>
+        <w:rPr>
+          <w:noProof/>
+          <w:sz w:val="21"/>
+          <w:szCs w:val="22"/>
+        </w:rPr>
+      </w:pPr>
+      <w:hyperlink w:anchor="_Toc495498327" w:history="1">
+        <w:r>
+          <w:rPr>
+            <w:rStyle w:val="Hyperlink"/>
+            <w:noProof/>
+          </w:rPr>
+          <w:t>--catalogaddr</w:t>
+        </w:r>
+        <w:r>
+          <w:rPr>
+            <w:rStyle w:val="Hyperlink"/>
+            <w:rFonts w:hint="eastAsia"/>
+            <w:noProof/>
+          </w:rPr>
+          <w:t>：指定编目节点的地址</w:t>
+        </w:r>
+        <w:r>
+          <w:rPr>
+            <w:noProof/>
+            <w:webHidden/>
+          </w:rPr>
+          <w:tab/>
+        </w:r>
+        <w:r>
+          <w:rPr>
+            <w:noProof/>
+            <w:webHidden/>
+          </w:rPr>
+          <w:fldChar w:fldCharType="begin"/>
+        </w:r>
+        <w:r>
+          <w:rPr>
+            <w:noProof/>
+            <w:webHidden/>
+          </w:rPr>
+          <w:instrText xml:space="preserve"> PAGEREF _Toc495498327 \h </w:instrText>
+        </w:r>
+        <w:r>
+          <w:rPr>
+            <w:noProof/>
+            <w:webHidden/>
+          </w:rPr>
+        </w:r>
+        <w:r>
+          <w:rPr>
+            <w:noProof/>
+            <w:webHidden/>
+          </w:rPr>
+          <w:fldChar w:fldCharType="separate"/>
+        </w:r>
+        <w:r>
+          <w:rPr>
+            <w:noProof/>
+            <w:webHidden/>
+          </w:rPr>
+          <w:t>16</w:t>
+        </w:r>
+        <w:r>
+          <w:rPr>
+            <w:noProof/>
+            <w:webHidden/>
+          </w:rPr>
+          <w:fldChar w:fldCharType="end"/>
+        </w:r>
+      </w:hyperlink>
+    </w:p>
+    <w:p>
+      <w:pPr>
+        <w:pStyle w:val="TOC5"/>
+        <w:tabs>
+          <w:tab w:val="right" w:leader="dot" w:pos="8296"/>
+        </w:tabs>
+        <w:rPr>
+          <w:noProof/>
+          <w:sz w:val="21"/>
+          <w:szCs w:val="22"/>
+        </w:rPr>
+      </w:pPr>
+      <w:hyperlink w:anchor="_Toc495498328" w:history="1">
+        <w:r>
+          <w:rPr>
+            <w:rStyle w:val="Hyperlink"/>
+            <w:noProof/>
+          </w:rPr>
+          <w:t xml:space="preserve">--logbuffsize: </w:t>
+        </w:r>
+        <w:r>
+          <w:rPr>
+            <w:rStyle w:val="Hyperlink"/>
+            <w:rFonts w:hint="eastAsia"/>
+            <w:noProof/>
+          </w:rPr>
+          <w:t>复制日志内存页面数</w:t>
+        </w:r>
+        <w:r>
+          <w:rPr>
+            <w:noProof/>
+            <w:webHidden/>
+          </w:rPr>
+          <w:tab/>
+        </w:r>
+        <w:r>
+          <w:rPr>
+            <w:noProof/>
+            <w:webHidden/>
+          </w:rPr>
+          <w:fldChar w:fldCharType="begin"/>
+        </w:r>
+        <w:r>
+          <w:rPr>
+            <w:noProof/>
+            <w:webHidden/>
+          </w:rPr>
+          <w:instrText xml:space="preserve"> PAGEREF _Toc495498328 \h </w:instrText>
+        </w:r>
+        <w:r>
+          <w:rPr>
+            <w:noProof/>
+            <w:webHidden/>
+          </w:rPr>
+        </w:r>
+        <w:r>
+          <w:rPr>
+            <w:noProof/>
+            <w:webHidden/>
+          </w:rPr>
+          <w:fldChar w:fldCharType="separate"/>
+        </w:r>
+        <w:r>
+          <w:rPr>
+            <w:noProof/>
+            <w:webHidden/>
+          </w:rPr>
+          <w:t>18</w:t>
+        </w:r>
+        <w:r>
+          <w:rPr>
+            <w:noProof/>
+            <w:webHidden/>
+          </w:rPr>
+          <w:fldChar w:fldCharType="end"/>
+        </w:r>
+      </w:hyperlink>
+    </w:p>
+    <w:p>
+      <w:pPr>
+        <w:pStyle w:val="TOC5"/>
+        <w:tabs>
+          <w:tab w:val="right" w:leader="dot" w:pos="8296"/>
+        </w:tabs>
+        <w:rPr>
+          <w:noProof/>
+          <w:sz w:val="21"/>
+          <w:szCs w:val="22"/>
+        </w:rPr>
+      </w:pPr>
+      <w:hyperlink w:anchor="_Toc495498329" w:history="1">
+        <w:r>
+          <w:rPr>
+            <w:rStyle w:val="Hyperlink"/>
+            <w:noProof/>
+          </w:rPr>
+          <w:t>--</w:t>
+        </w:r>
+        <w:r>
+          <w:rPr>
+            <w:rStyle w:val="Hyperlink"/>
+            <w:noProof/>
+            <w:kern w:val="0"/>
+          </w:rPr>
+          <w:t>numpreload:</w:t>
+        </w:r>
+        <w:r>
+          <w:rPr>
+            <w:rStyle w:val="Hyperlink"/>
+            <w:rFonts w:hint="eastAsia"/>
+            <w:noProof/>
+            <w:kern w:val="0"/>
+          </w:rPr>
+          <w:t>页面预加载代理数据</w:t>
+        </w:r>
+        <w:r>
+          <w:rPr>
+            <w:noProof/>
+            <w:webHidden/>
+          </w:rPr>
+          <w:tab/>
+        </w:r>
+        <w:r>
+          <w:rPr>
+            <w:noProof/>
+            <w:webHidden/>
+          </w:rPr>
+          <w:fldChar w:fldCharType="begin"/>
+        </w:r>
+        <w:r>
+          <w:rPr>
+            <w:noProof/>
+            <w:webHidden/>
+          </w:rPr>
+          <w:instrText xml:space="preserve"> PAGEREF _Toc495498329 \h </w:instrText>
+        </w:r>
+        <w:r>
+          <w:rPr>
+            <w:noProof/>
+            <w:webHidden/>
+          </w:rPr>
+        </w:r>
+        <w:r>
+          <w:rPr>
+            <w:noProof/>
+            <w:webHidden/>
+          </w:rPr>
+          <w:fldChar w:fldCharType="separate"/>
+        </w:r>
+        <w:r>
+          <w:rPr>
+            <w:noProof/>
+            <w:webHidden/>
+          </w:rPr>
+          <w:t>20</w:t>
+        </w:r>
+        <w:r>
+          <w:rPr>
+            <w:noProof/>
+            <w:webHidden/>
+          </w:rPr>
+          <w:fldChar w:fldCharType="end"/>
+        </w:r>
+      </w:hyperlink>
+    </w:p>
+    <w:p>
+      <w:pPr>
+        <w:pStyle w:val="TOC5"/>
+        <w:tabs>
+          <w:tab w:val="right" w:leader="dot" w:pos="8296"/>
+        </w:tabs>
+        <w:rPr>
+          <w:noProof/>
+          <w:sz w:val="21"/>
+          <w:szCs w:val="22"/>
+        </w:rPr>
+      </w:pPr>
+      <w:hyperlink w:anchor="_Toc495498330" w:history="1">
+        <w:r>
+          <w:rPr>
+            <w:rStyle w:val="Hyperlink"/>
+            <w:noProof/>
+          </w:rPr>
+          <w:t>--</w:t>
+        </w:r>
+        <w:r>
+          <w:rPr>
+            <w:rStyle w:val="Hyperlink"/>
+            <w:noProof/>
+            <w:kern w:val="0"/>
+          </w:rPr>
+          <w:t>maxprefpool:</w:t>
+        </w:r>
+        <w:r>
+          <w:rPr>
+            <w:rStyle w:val="Hyperlink"/>
+            <w:rFonts w:hint="eastAsia"/>
+            <w:noProof/>
+            <w:kern w:val="0"/>
+          </w:rPr>
+          <w:t>数据预取代理池最大数量</w:t>
+        </w:r>
+        <w:r>
+          <w:rPr>
+            <w:noProof/>
+            <w:webHidden/>
+          </w:rPr>
+          <w:tab/>
+        </w:r>
+        <w:r>
+          <w:rPr>
+            <w:noProof/>
+            <w:webHidden/>
+          </w:rPr>
+          <w:fldChar w:fldCharType="begin"/>
+        </w:r>
+        <w:r>
+          <w:rPr>
+            <w:noProof/>
+            <w:webHidden/>
+          </w:rPr>
+          <w:instrText xml:space="preserve"> PAGEREF _Toc495498330 \h </w:instrText>
+        </w:r>
+        <w:r>
+          <w:rPr>
+            <w:noProof/>
+            <w:webHidden/>
+          </w:rPr>
+        </w:r>
+        <w:r>
+          <w:rPr>
+            <w:noProof/>
+            <w:webHidden/>
+          </w:rPr>
+          <w:fldChar w:fldCharType="separate"/>
+        </w:r>
+        <w:r>
+          <w:rPr>
+            <w:noProof/>
+            <w:webHidden/>
+          </w:rPr>
+          <w:t>20</w:t>
+        </w:r>
+        <w:r>
+          <w:rPr>
+            <w:noProof/>
+            <w:webHidden/>
+          </w:rPr>
+          <w:fldChar w:fldCharType="end"/>
+        </w:r>
+      </w:hyperlink>
+    </w:p>
+    <w:p>
+      <w:pPr>
+        <w:pStyle w:val="TOC5"/>
+        <w:tabs>
+          <w:tab w:val="right" w:leader="dot" w:pos="8296"/>
+        </w:tabs>
+        <w:rPr>
+          <w:noProof/>
+          <w:sz w:val="21"/>
+          <w:szCs w:val="22"/>
+        </w:rPr>
+      </w:pPr>
+      <w:hyperlink w:anchor="_Toc495498331" w:history="1">
+        <w:r>
+          <w:rPr>
+            <w:rStyle w:val="Hyperlink"/>
+            <w:noProof/>
+            <w:kern w:val="0"/>
+          </w:rPr>
+          <w:t>--signalinterval</w:t>
+        </w:r>
+        <w:r>
+          <w:rPr>
+            <w:rStyle w:val="Hyperlink"/>
+            <w:rFonts w:hint="eastAsia"/>
+            <w:noProof/>
+            <w:kern w:val="0"/>
+          </w:rPr>
+          <w:t>：信号测试周期</w:t>
+        </w:r>
+        <w:r>
+          <w:rPr>
+            <w:noProof/>
+            <w:webHidden/>
+          </w:rPr>
+          <w:tab/>
+        </w:r>
+        <w:r>
+          <w:rPr>
+            <w:noProof/>
+            <w:webHidden/>
+          </w:rPr>
+          <w:fldChar w:fldCharType="begin"/>
+        </w:r>
+        <w:r>
+          <w:rPr>
+            <w:noProof/>
+            <w:webHidden/>
+          </w:rPr>
+          <w:instrText xml:space="preserve"> PAGEREF _Toc495498331 \h </w:instrText>
+        </w:r>
+        <w:r>
+          <w:rPr>
+            <w:noProof/>
+            <w:webHidden/>
+          </w:rPr>
+        </w:r>
+        <w:r>
+          <w:rPr>
+            <w:noProof/>
+            <w:webHidden/>
+          </w:rPr>
+          <w:fldChar w:fldCharType="separate"/>
+        </w:r>
+        <w:r>
+          <w:rPr>
+            <w:noProof/>
+            <w:webHidden/>
+          </w:rPr>
+          <w:t>21</w:t>
+        </w:r>
+        <w:r>
+          <w:rPr>
+            <w:noProof/>
+            <w:webHidden/>
+          </w:rPr>
+          <w:fldChar w:fldCharType="end"/>
+        </w:r>
+      </w:hyperlink>
+    </w:p>
+    <w:p>
+      <w:pPr>
+        <w:pStyle w:val="TOC5"/>
+        <w:tabs>
+          <w:tab w:val="right" w:leader="dot" w:pos="8296"/>
+        </w:tabs>
+        <w:rPr>
+          <w:noProof/>
+          <w:sz w:val="21"/>
+          <w:szCs w:val="22"/>
+        </w:rPr>
+      </w:pPr>
+      <w:hyperlink w:anchor="_Toc495498332" w:history="1">
+        <w:r>
+          <w:rPr>
+            <w:rStyle w:val="Hyperlink"/>
+            <w:noProof/>
+            <w:kern w:val="0"/>
+          </w:rPr>
+          <w:t>--planbuckets</w:t>
+        </w:r>
+        <w:r>
+          <w:rPr>
+            <w:rStyle w:val="Hyperlink"/>
+            <w:rFonts w:hint="eastAsia"/>
+            <w:noProof/>
+            <w:kern w:val="0"/>
+          </w:rPr>
+          <w:t>：访问计划缓存内桶的个数</w:t>
+        </w:r>
+        <w:r>
+          <w:rPr>
+            <w:noProof/>
+            <w:webHidden/>
+          </w:rPr>
+          <w:tab/>
+        </w:r>
+        <w:r>
+          <w:rPr>
+            <w:noProof/>
+            <w:webHidden/>
+          </w:rPr>
+          <w:fldChar w:fldCharType="begin"/>
+        </w:r>
+        <w:r>
+          <w:rPr>
+            <w:noProof/>
+            <w:webHidden/>
+          </w:rPr>
+          <w:instrText xml:space="preserve"> PAGEREF _Toc495498332 \h </w:instrText>
+        </w:r>
+        <w:r>
+          <w:rPr>
+            <w:noProof/>
+            <w:webHidden/>
+          </w:rPr>
+        </w:r>
+        <w:r>
+          <w:rPr>
+            <w:noProof/>
+            <w:webHidden/>
+          </w:rPr>
+          <w:fldChar w:fldCharType="separate"/>
+        </w:r>
+        <w:r>
+          <w:rPr>
+            <w:noProof/>
+            <w:webHidden/>
+          </w:rPr>
+          <w:t>22</w:t>
+        </w:r>
+        <w:r>
+          <w:rPr>
+            <w:noProof/>
+            <w:webHidden/>
+          </w:rPr>
+          <w:fldChar w:fldCharType="end"/>
+        </w:r>
+      </w:hyperlink>
+    </w:p>
+    <w:p>
+      <w:pPr>
+        <w:pStyle w:val="TOC5"/>
+        <w:tabs>
+          <w:tab w:val="right" w:leader="dot" w:pos="8296"/>
+        </w:tabs>
+        <w:rPr>
+          <w:noProof/>
+          <w:sz w:val="21"/>
+          <w:szCs w:val="22"/>
+        </w:rPr>
+      </w:pPr>
+      <w:hyperlink w:anchor="_Toc495498333" w:history="1">
+        <w:r>
+          <w:rPr>
+            <w:rStyle w:val="Hyperlink"/>
+            <w:noProof/>
+          </w:rPr>
+          <w:t>--</w:t>
+        </w:r>
+        <w:r>
+          <w:rPr>
+            <w:rStyle w:val="Hyperlink"/>
+            <w:noProof/>
+            <w:kern w:val="0"/>
+          </w:rPr>
+          <w:t>maxcachesize</w:t>
+        </w:r>
+        <w:r>
+          <w:rPr>
+            <w:rStyle w:val="Hyperlink"/>
+            <w:rFonts w:hint="eastAsia"/>
+            <w:noProof/>
+            <w:kern w:val="0"/>
+          </w:rPr>
+          <w:t>：节点缓存最大值</w:t>
+        </w:r>
+        <w:r>
+          <w:rPr>
+            <w:noProof/>
+            <w:webHidden/>
+          </w:rPr>
+          <w:tab/>
+        </w:r>
+        <w:r>
+          <w:rPr>
+            <w:noProof/>
+            <w:webHidden/>
+          </w:rPr>
+          <w:fldChar w:fldCharType="begin"/>
+        </w:r>
+        <w:r>
+          <w:rPr>
+            <w:noProof/>
+            <w:webHidden/>
+          </w:rPr>
+          <w:instrText xml:space="preserve"> PAGEREF _Toc495498333 \h </w:instrText>
+        </w:r>
+        <w:r>
+          <w:rPr>
+            <w:noProof/>
+            <w:webHidden/>
+          </w:rPr>
+        </w:r>
+        <w:r>
+          <w:rPr>
+            <w:noProof/>
+            <w:webHidden/>
+          </w:rPr>
+          <w:fldChar w:fldCharType="separate"/>
+        </w:r>
+        <w:r>
+          <w:rPr>
+            <w:noProof/>
+            <w:webHidden/>
+          </w:rPr>
+          <w:t>23</w:t>
+        </w:r>
+        <w:r>
+          <w:rPr>
+            <w:noProof/>
+            <w:webHidden/>
+          </w:rPr>
+          <w:fldChar w:fldCharType="end"/>
+        </w:r>
+      </w:hyperlink>
+    </w:p>
+    <w:p>
+      <w:pPr>
+        <w:pStyle w:val="TOC3"/>
+        <w:tabs>
+          <w:tab w:val="right" w:leader="dot" w:pos="8296"/>
+        </w:tabs>
+        <w:rPr>
+          <w:i w:val="0"/>
+          <w:iCs w:val="0"/>
+          <w:noProof/>
+          <w:sz w:val="21"/>
+          <w:szCs w:val="22"/>
+        </w:rPr>
+      </w:pPr>
+      <w:hyperlink w:anchor="_Toc495498334" w:history="1">
+        <w:r>
+          <w:rPr>
+            <w:rStyle w:val="Hyperlink"/>
+            <w:rFonts w:hint="eastAsia"/>
+            <w:noProof/>
+          </w:rPr>
+          <w:t>附录：</w:t>
+        </w:r>
+        <w:r>
+          <w:rPr>
+            <w:noProof/>
+            <w:webHidden/>
+          </w:rPr>
+          <w:tab/>
+        </w:r>
+        <w:r>
+          <w:rPr>
+            <w:noProof/>
+            <w:webHidden/>
+          </w:rPr>
+          <w:fldChar w:fldCharType="begin"/>
+        </w:r>
+        <w:r>
+          <w:rPr>
+            <w:noProof/>
+            <w:webHidden/>
+          </w:rPr>
+          <w:instrText xml:space="preserve"> PAGEREF _Toc495498334 \h </w:instrText>
+        </w:r>
+        <w:r>
+          <w:rPr>
+            <w:noProof/>
+            <w:webHidden/>
+          </w:rPr>
+        </w:r>
+        <w:r>
+          <w:rPr>
+            <w:noProof/>
+            <w:webHidden/>
+          </w:rPr>
+          <w:fldChar w:fldCharType="separate"/>
+        </w:r>
+        <w:r>
+          <w:rPr>
+            <w:noProof/>
+            <w:webHidden/>
+          </w:rPr>
+          <w:t>23</w:t>
+        </w:r>
+        <w:r>
+          <w:rPr>
+            <w:noProof/>
+            <w:webHidden/>
+          </w:rPr>
+          <w:fldChar w:fldCharType="end"/>
+        </w:r>
+      </w:hyperlink>
+    </w:p>
+    <w:p>
+      <w:pPr>
+        <w:pStyle w:val="TOC5"/>
+        <w:tabs>
+          <w:tab w:val="right" w:leader="dot" w:pos="8296"/>
+        </w:tabs>
+        <w:rPr>
+          <w:noProof/>
+          <w:sz w:val="21"/>
+          <w:szCs w:val="22"/>
+        </w:rPr>
+      </w:pPr>
+      <w:hyperlink w:anchor="_Toc495498335" w:history="1">
+        <w:r>
+          <w:rPr>
+            <w:rStyle w:val="Hyperlink"/>
+            <w:noProof/>
+          </w:rPr>
+          <w:t>SequoiaDB</w:t>
+        </w:r>
+        <w:r>
+          <w:rPr>
+            <w:rStyle w:val="Hyperlink"/>
+            <w:rFonts w:hint="eastAsia"/>
+            <w:noProof/>
+          </w:rPr>
           <w:t>更新配置的机制简介：</w:t>
         </w:r>
         <w:r>
@@ -2874,7 +2980,7 @@
             <w:noProof/>
             <w:webHidden/>
           </w:rPr>
-          <w:instrText xml:space="preserve"> PAGEREF _Toc495419686 \h </w:instrText>
+          <w:instrText xml:space="preserve"> PAGEREF _Toc495498335 \h </w:instrText>
         </w:r>
         <w:r>
           <w:rPr>
@@ -2894,7 +3000,7 @@
             <w:noProof/>
             <w:webHidden/>
           </w:rPr>
-          <w:t>21</w:t>
+          <w:t>23</w:t>
         </w:r>
         <w:r>
           <w:rPr>
@@ -2906,9 +3012,23 @@
       </w:hyperlink>
     </w:p>
     <w:p>
+      <w:pPr>
+        <w:widowControl/>
+        <w:jc w:val="left"/>
+      </w:pPr>
       <w:r>
         <w:fldChar w:fldCharType="end"/>
       </w:r>
+      <w:r>
+        <w:br w:type="page"/>
+      </w:r>
+    </w:p>
+    <w:p>
+      <w:pPr>
+        <w:rPr>
+          <w:rFonts w:hint="eastAsia"/>
+        </w:rPr>
+      </w:pPr>
     </w:p>
     <w:p/>
     <w:p>
@@ -2922,11 +3042,12 @@
       <w:bookmarkStart w:id="6" w:name="_Toc494116595"/>
       <w:bookmarkStart w:id="7" w:name="_Toc495406334"/>
       <w:bookmarkStart w:id="8" w:name="_Toc495419652"/>
-      <w:r>
-        <w:rPr>
-          <w:rFonts w:hint="eastAsia"/>
-        </w:rPr>
-        <w:lastRenderedPageBreak/>
+      <w:bookmarkStart w:id="9" w:name="_Toc495498141"/>
+      <w:bookmarkStart w:id="10" w:name="_Toc495498299"/>
+      <w:r>
+        <w:rPr>
+          <w:rFonts w:hint="eastAsia"/>
+        </w:rPr>
         <w:t>PD-Problem determination</w:t>
       </w:r>
       <w:r>
@@ -2944,127 +3065,137 @@
       <w:bookmarkEnd w:id="6"/>
       <w:bookmarkEnd w:id="7"/>
       <w:bookmarkEnd w:id="8"/>
-    </w:p>
-    <w:p>
-      <w:pPr>
-        <w:pStyle w:val="Heading5"/>
-        <w:rPr>
-          <w:color w:val="000000" w:themeColor="text1"/>
-        </w:rPr>
-      </w:pPr>
-      <w:bookmarkStart w:id="9" w:name="_Toc493942886"/>
-      <w:bookmarkStart w:id="10" w:name="_Toc493942950"/>
-      <w:bookmarkStart w:id="11" w:name="_Toc493943252"/>
-      <w:bookmarkStart w:id="12" w:name="_Toc493943501"/>
-      <w:bookmarkStart w:id="13" w:name="_Toc494116596"/>
-      <w:bookmarkStart w:id="14" w:name="_Toc495406335"/>
-      <w:bookmarkStart w:id="15" w:name="_Toc495419653"/>
-      <w:r>
-        <w:rPr>
-          <w:rFonts w:cs="宋体"/>
-          <w:color w:val="000000" w:themeColor="text1"/>
-        </w:rPr>
-        <w:t>--</w:t>
-      </w:r>
-      <w:proofErr w:type="spellStart"/>
-      <w:r>
-        <w:rPr>
-          <w:rFonts w:cs="宋体"/>
-          <w:color w:val="000000" w:themeColor="text1"/>
-        </w:rPr>
-        <w:t>diagnum</w:t>
-      </w:r>
-      <w:proofErr w:type="spellEnd"/>
-      <w:r>
-        <w:rPr>
-          <w:rFonts w:hint="eastAsia"/>
-          <w:color w:val="000000" w:themeColor="text1"/>
-        </w:rPr>
-        <w:t>：</w:t>
-      </w:r>
-      <w:r>
-        <w:rPr>
-          <w:rFonts w:hint="eastAsia"/>
-        </w:rPr>
-        <w:t>用于决定诊断日志</w:t>
-      </w:r>
-      <w:r>
-        <w:rPr>
-          <w:rFonts w:hint="eastAsia"/>
-        </w:rPr>
-        <w:t>文件</w:t>
-      </w:r>
-      <w:r>
-        <w:rPr>
-          <w:rFonts w:hint="eastAsia"/>
-        </w:rPr>
-        <w:t>的最大数量。</w:t>
-      </w:r>
       <w:bookmarkEnd w:id="9"/>
       <w:bookmarkEnd w:id="10"/>
+    </w:p>
+    <w:p>
+      <w:pPr>
+        <w:pStyle w:val="Heading5"/>
+        <w:rPr>
+          <w:color w:val="000000" w:themeColor="text1"/>
+        </w:rPr>
+      </w:pPr>
+      <w:bookmarkStart w:id="11" w:name="_Toc493942886"/>
+      <w:bookmarkStart w:id="12" w:name="_Toc493942950"/>
+      <w:bookmarkStart w:id="13" w:name="_Toc493943252"/>
+      <w:bookmarkStart w:id="14" w:name="_Toc493943501"/>
+      <w:bookmarkStart w:id="15" w:name="_Toc494116596"/>
+      <w:bookmarkStart w:id="16" w:name="_Toc495406335"/>
+      <w:bookmarkStart w:id="17" w:name="_Toc495419653"/>
+      <w:bookmarkStart w:id="18" w:name="_Toc495498142"/>
+      <w:bookmarkStart w:id="19" w:name="_Toc495498300"/>
+      <w:r>
+        <w:rPr>
+          <w:rFonts w:cs="宋体"/>
+          <w:color w:val="000000" w:themeColor="text1"/>
+        </w:rPr>
+        <w:t>--</w:t>
+      </w:r>
+      <w:proofErr w:type="spellStart"/>
+      <w:r>
+        <w:rPr>
+          <w:rFonts w:cs="宋体"/>
+          <w:color w:val="000000" w:themeColor="text1"/>
+        </w:rPr>
+        <w:t>diagnum</w:t>
+      </w:r>
+      <w:proofErr w:type="spellEnd"/>
+      <w:r>
+        <w:rPr>
+          <w:rFonts w:hint="eastAsia"/>
+          <w:color w:val="000000" w:themeColor="text1"/>
+        </w:rPr>
+        <w:t>：</w:t>
+      </w:r>
+      <w:r>
+        <w:rPr>
+          <w:rFonts w:hint="eastAsia"/>
+        </w:rPr>
+        <w:t>用于决定诊断日志</w:t>
+      </w:r>
+      <w:r>
+        <w:rPr>
+          <w:rFonts w:hint="eastAsia"/>
+        </w:rPr>
+        <w:t>文件</w:t>
+      </w:r>
+      <w:r>
+        <w:rPr>
+          <w:rFonts w:hint="eastAsia"/>
+        </w:rPr>
+        <w:t>的最大数量。</w:t>
+      </w:r>
       <w:bookmarkEnd w:id="11"/>
       <w:bookmarkEnd w:id="12"/>
       <w:bookmarkEnd w:id="13"/>
       <w:bookmarkEnd w:id="14"/>
       <w:bookmarkEnd w:id="15"/>
-    </w:p>
-    <w:p>
-      <w:pPr>
-        <w:pStyle w:val="Heading5"/>
-      </w:pPr>
-      <w:bookmarkStart w:id="16" w:name="_Toc493942887"/>
-      <w:bookmarkStart w:id="17" w:name="_Toc493942951"/>
-      <w:bookmarkStart w:id="18" w:name="_Toc493943253"/>
-      <w:bookmarkStart w:id="19" w:name="_Toc493943502"/>
-      <w:bookmarkStart w:id="20" w:name="_Toc494116597"/>
-      <w:bookmarkStart w:id="21" w:name="_Toc495406336"/>
-      <w:bookmarkStart w:id="22" w:name="_Toc495419654"/>
-      <w:r>
-        <w:rPr>
-          <w:rFonts w:cs="宋体"/>
-          <w:color w:val="000000" w:themeColor="text1"/>
-        </w:rPr>
-        <w:t>--</w:t>
-      </w:r>
-      <w:proofErr w:type="spellStart"/>
-      <w:r>
-        <w:rPr>
-          <w:rFonts w:hint="eastAsia"/>
-        </w:rPr>
-        <w:t>auditnum</w:t>
-      </w:r>
-      <w:proofErr w:type="spellEnd"/>
-      <w:r>
-        <w:rPr>
-          <w:rFonts w:hint="eastAsia"/>
-        </w:rPr>
-        <w:t>：</w:t>
-      </w:r>
-      <w:r>
-        <w:rPr>
-          <w:rFonts w:hint="eastAsia"/>
-        </w:rPr>
-        <w:t>用于决定审计日志</w:t>
-      </w:r>
-      <w:r>
-        <w:rPr>
-          <w:rFonts w:hint="eastAsia"/>
-        </w:rPr>
-        <w:t>文件</w:t>
-      </w:r>
-      <w:r>
-        <w:rPr>
-          <w:rFonts w:hint="eastAsia"/>
-        </w:rPr>
-        <w:t>的最大数量。</w:t>
-      </w:r>
       <w:bookmarkEnd w:id="16"/>
       <w:bookmarkEnd w:id="17"/>
       <w:bookmarkEnd w:id="18"/>
       <w:bookmarkEnd w:id="19"/>
+    </w:p>
+    <w:p>
+      <w:pPr>
+        <w:pStyle w:val="Heading5"/>
+      </w:pPr>
+      <w:bookmarkStart w:id="20" w:name="_Toc493942887"/>
+      <w:bookmarkStart w:id="21" w:name="_Toc493942951"/>
+      <w:bookmarkStart w:id="22" w:name="_Toc493943253"/>
+      <w:bookmarkStart w:id="23" w:name="_Toc493943502"/>
+      <w:bookmarkStart w:id="24" w:name="_Toc494116597"/>
+      <w:bookmarkStart w:id="25" w:name="_Toc495406336"/>
+      <w:bookmarkStart w:id="26" w:name="_Toc495419654"/>
+      <w:bookmarkStart w:id="27" w:name="_Toc495498143"/>
+      <w:bookmarkStart w:id="28" w:name="_Toc495498301"/>
+      <w:r>
+        <w:rPr>
+          <w:rFonts w:cs="宋体"/>
+          <w:color w:val="000000" w:themeColor="text1"/>
+        </w:rPr>
+        <w:t>--</w:t>
+      </w:r>
+      <w:proofErr w:type="spellStart"/>
+      <w:r>
+        <w:rPr>
+          <w:rFonts w:hint="eastAsia"/>
+        </w:rPr>
+        <w:t>auditnum</w:t>
+      </w:r>
+      <w:proofErr w:type="spellEnd"/>
+      <w:r>
+        <w:rPr>
+          <w:rFonts w:hint="eastAsia"/>
+        </w:rPr>
+        <w:t>：</w:t>
+      </w:r>
+      <w:r>
+        <w:rPr>
+          <w:rFonts w:hint="eastAsia"/>
+        </w:rPr>
+        <w:t>用于决定审计日志</w:t>
+      </w:r>
+      <w:r>
+        <w:rPr>
+          <w:rFonts w:hint="eastAsia"/>
+        </w:rPr>
+        <w:t>文件</w:t>
+      </w:r>
+      <w:r>
+        <w:rPr>
+          <w:rFonts w:hint="eastAsia"/>
+        </w:rPr>
+        <w:t>的最大数量。</w:t>
+      </w:r>
       <w:bookmarkEnd w:id="20"/>
       <w:bookmarkEnd w:id="21"/>
       <w:bookmarkEnd w:id="22"/>
+      <w:bookmarkEnd w:id="23"/>
+      <w:bookmarkEnd w:id="24"/>
+      <w:bookmarkEnd w:id="25"/>
+      <w:bookmarkEnd w:id="26"/>
+      <w:bookmarkEnd w:id="27"/>
+      <w:bookmarkEnd w:id="28"/>
     </w:p>
     <w:p>
       <w:pPr>
@@ -3341,6 +3472,7 @@
         <w:rPr>
           <w:noProof/>
         </w:rPr>
+        <w:lastRenderedPageBreak/>
         <w:drawing>
           <wp:inline distT="0" distB="0" distL="114300" distR="114300">
             <wp:extent cx="3530600" cy="1168400"/>
@@ -3385,6 +3517,11 @@
       </w:r>
     </w:p>
     <w:p>
+      <w:pPr>
+        <w:rPr>
+          <w:rFonts w:hint="eastAsia"/>
+        </w:rPr>
+      </w:pPr>
       <w:r>
         <w:rPr>
           <w:rFonts w:hint="eastAsia"/>
@@ -3452,7 +3589,6 @@
         <w:rPr>
           <w:rFonts w:hint="eastAsia"/>
         </w:rPr>
-        <w:lastRenderedPageBreak/>
         <w:t>g_pdCfg._pdFileMaxNum</w:t>
       </w:r>
       <w:proofErr w:type="spellEnd"/>
@@ -3460,10 +3596,232 @@
         <w:rPr>
           <w:rFonts w:hint="eastAsia"/>
         </w:rPr>
-        <w:t>为最新值，或者新写一个专门的函数。</w:t>
-      </w:r>
-    </w:p>
-    <w:p>
+        <w:t>为最新值</w:t>
+      </w:r>
+      <w:r>
+        <w:rPr>
+          <w:rFonts w:hint="eastAsia"/>
+        </w:rPr>
+        <w:t>。</w:t>
+      </w:r>
+    </w:p>
+    <w:p>
+      <w:pPr>
+        <w:rPr>
+          <w:rFonts w:hint="eastAsia"/>
+        </w:rPr>
+      </w:pPr>
+    </w:p>
+    <w:p>
+      <w:pPr>
+        <w:rPr>
+          <w:rFonts w:hint="eastAsia"/>
+        </w:rPr>
+      </w:pPr>
+      <w:r>
+        <w:rPr>
+          <w:rFonts w:hint="eastAsia"/>
+        </w:rPr>
+        <w:t>具体的，对代码做以下调整：</w:t>
+      </w:r>
+    </w:p>
+    <w:p>
+      <w:pPr>
+        <w:pStyle w:val="ListParagraph"/>
+        <w:numPr>
+          <w:ilvl w:val="0"/>
+          <w:numId w:val="2"/>
+        </w:numPr>
+        <w:ind w:firstLineChars="0"/>
+        <w:rPr>
+          <w:rFonts w:hint="eastAsia"/>
+        </w:rPr>
+      </w:pPr>
+      <w:r>
+        <w:rPr>
+          <w:rFonts w:hint="eastAsia"/>
+        </w:rPr>
+        <w:t>在</w:t>
+      </w:r>
+      <w:r>
+        <w:rPr>
+          <w:rFonts w:hint="eastAsia"/>
+        </w:rPr>
+        <w:t>pd.cpp</w:t>
+      </w:r>
+      <w:r>
+        <w:rPr>
+          <w:rFonts w:hint="eastAsia"/>
+        </w:rPr>
+        <w:t>中增加</w:t>
+      </w:r>
+      <w:proofErr w:type="spellStart"/>
+      <w:r>
+        <w:t>setDiagFileNum</w:t>
+      </w:r>
+      <w:proofErr w:type="spellEnd"/>
+      <w:r>
+        <w:rPr>
+          <w:rFonts w:hint="eastAsia"/>
+        </w:rPr>
+        <w:t>(</w:t>
+      </w:r>
+      <w:r>
+        <w:t xml:space="preserve">INT32 </w:t>
+      </w:r>
+      <w:proofErr w:type="spellStart"/>
+      <w:r>
+        <w:t>fileMaxNum</w:t>
+      </w:r>
+      <w:proofErr w:type="spellEnd"/>
+      <w:r>
+        <w:rPr>
+          <w:rFonts w:hint="eastAsia"/>
+        </w:rPr>
+        <w:t>)</w:t>
+      </w:r>
+      <w:r>
+        <w:rPr>
+          <w:rFonts w:hint="eastAsia"/>
+        </w:rPr>
+        <w:t>函数用于设定</w:t>
+      </w:r>
+      <w:proofErr w:type="spellStart"/>
+      <w:r>
+        <w:rPr>
+          <w:rFonts w:hint="eastAsia"/>
+        </w:rPr>
+        <w:t>diagFileNum</w:t>
+      </w:r>
+      <w:proofErr w:type="spellEnd"/>
+      <w:r>
+        <w:rPr>
+          <w:rFonts w:hint="eastAsia"/>
+        </w:rPr>
+        <w:t>。</w:t>
+      </w:r>
+    </w:p>
+    <w:p>
+      <w:pPr>
+        <w:pStyle w:val="ListParagraph"/>
+        <w:numPr>
+          <w:ilvl w:val="0"/>
+          <w:numId w:val="2"/>
+        </w:numPr>
+        <w:ind w:firstLineChars="0"/>
+        <w:rPr>
+          <w:rFonts w:hint="eastAsia"/>
+        </w:rPr>
+      </w:pPr>
+      <w:r>
+        <w:rPr>
+          <w:rFonts w:hint="eastAsia"/>
+        </w:rPr>
+        <w:t>在</w:t>
+      </w:r>
+      <w:r>
+        <w:rPr>
+          <w:rFonts w:hint="eastAsia"/>
+        </w:rPr>
+        <w:t>pd.cpp</w:t>
+      </w:r>
+      <w:r>
+        <w:rPr>
+          <w:rFonts w:hint="eastAsia"/>
+        </w:rPr>
+        <w:t>中增加</w:t>
+      </w:r>
+      <w:proofErr w:type="spellStart"/>
+      <w:r>
+        <w:t>setAuditFileNum</w:t>
+      </w:r>
+      <w:proofErr w:type="spellEnd"/>
+      <w:r>
+        <w:rPr>
+          <w:rFonts w:hint="eastAsia"/>
+        </w:rPr>
+        <w:t xml:space="preserve"> </w:t>
+      </w:r>
+      <w:r>
+        <w:rPr>
+          <w:rFonts w:hint="eastAsia"/>
+        </w:rPr>
+        <w:t>(</w:t>
+      </w:r>
+      <w:r>
+        <w:t xml:space="preserve">INT32 </w:t>
+      </w:r>
+      <w:proofErr w:type="spellStart"/>
+      <w:r>
+        <w:t>fileMaxNum</w:t>
+      </w:r>
+      <w:proofErr w:type="spellEnd"/>
+      <w:r>
+        <w:rPr>
+          <w:rFonts w:hint="eastAsia"/>
+        </w:rPr>
+        <w:t>)</w:t>
+      </w:r>
+      <w:r>
+        <w:rPr>
+          <w:rFonts w:hint="eastAsia"/>
+        </w:rPr>
+        <w:t>函数用于设定</w:t>
+      </w:r>
+      <w:proofErr w:type="spellStart"/>
+      <w:r>
+        <w:rPr>
+          <w:rFonts w:hint="eastAsia"/>
+        </w:rPr>
+        <w:t>a</w:t>
+      </w:r>
+      <w:r>
+        <w:t>uditFileNum</w:t>
+      </w:r>
+      <w:proofErr w:type="spellEnd"/>
+      <w:r>
+        <w:rPr>
+          <w:rFonts w:hint="eastAsia"/>
+        </w:rPr>
+        <w:t>。</w:t>
+      </w:r>
+    </w:p>
+    <w:p>
+      <w:pPr>
+        <w:pStyle w:val="ListParagraph"/>
+        <w:numPr>
+          <w:ilvl w:val="0"/>
+          <w:numId w:val="2"/>
+        </w:numPr>
+        <w:ind w:firstLineChars="0"/>
+      </w:pPr>
+      <w:r>
+        <w:rPr>
+          <w:rFonts w:hint="eastAsia"/>
+        </w:rPr>
+        <w:t>在</w:t>
+      </w:r>
+      <w:proofErr w:type="spellStart"/>
+      <w:r>
+        <w:rPr>
+          <w:rFonts w:hint="eastAsia"/>
+        </w:rPr>
+        <w:t>pmdController</w:t>
+      </w:r>
+      <w:proofErr w:type="spellEnd"/>
+      <w:r>
+        <w:rPr>
+          <w:rFonts w:hint="eastAsia"/>
+        </w:rPr>
+        <w:t>中调用上述函数，设定最新的值。</w:t>
+      </w:r>
+    </w:p>
+    <w:p>
+      <w:pPr>
+        <w:rPr>
+          <w:rFonts w:hint="eastAsia"/>
+        </w:rPr>
+      </w:pPr>
       <w:r>
         <w:rPr>
           <w:rFonts w:hint="eastAsia"/>
@@ -3531,21 +3889,99 @@
         <w:rPr>
           <w:rFonts w:hint="eastAsia"/>
         </w:rPr>
-        <w:t>会在创建</w:t>
-      </w:r>
-      <w:proofErr w:type="spellStart"/>
-      <w:r>
-        <w:rPr>
-          <w:rFonts w:hint="eastAsia"/>
-        </w:rPr>
-        <w:t>diagLog</w:t>
-      </w:r>
-      <w:proofErr w:type="spellEnd"/>
-      <w:r>
-        <w:rPr>
-          <w:rFonts w:hint="eastAsia"/>
-        </w:rPr>
-        <w:t>时，自动移除超过设定值的最早的日志。</w:t>
+        <w:t>会在一个文件写满的时候</w:t>
+      </w:r>
+      <w:r>
+        <w:rPr>
+          <w:rFonts w:hint="eastAsia"/>
+        </w:rPr>
+        <w:t>(</w:t>
+      </w:r>
+      <w:r>
+        <w:rPr>
+          <w:rFonts w:hint="eastAsia"/>
+        </w:rPr>
+        <w:t>默认</w:t>
+      </w:r>
+      <w:r>
+        <w:rPr>
+          <w:rFonts w:hint="eastAsia"/>
+        </w:rPr>
+        <w:t>100m)</w:t>
+      </w:r>
+      <w:r>
+        <w:rPr>
+          <w:rFonts w:hint="eastAsia"/>
+        </w:rPr>
+        <w:t>，检测此时的文件数量，由于</w:t>
+      </w:r>
+      <w:r>
+        <w:rPr>
+          <w:rFonts w:hint="eastAsia"/>
+        </w:rPr>
+        <w:t>pd</w:t>
+      </w:r>
+      <w:r>
+        <w:rPr>
+          <w:rFonts w:hint="eastAsia"/>
+        </w:rPr>
+        <w:t>模块不会维护一个文件计数，所以每次使用</w:t>
+      </w:r>
+      <w:proofErr w:type="spellStart"/>
+      <w:r>
+        <w:rPr>
+          <w:rFonts w:hint="eastAsia"/>
+        </w:rPr>
+        <w:t>issEnumFiles</w:t>
+      </w:r>
+      <w:proofErr w:type="spellEnd"/>
+      <w:r>
+        <w:rPr>
+          <w:rFonts w:hint="eastAsia"/>
+        </w:rPr>
+        <w:t>数一遍文件，当检测到超过配置设定数量的文件，就从最老的开始删除。</w:t>
+      </w:r>
+    </w:p>
+    <w:p>
+      <w:pPr>
+        <w:rPr>
+          <w:rFonts w:ascii="宋体" w:eastAsia="宋体" w:hAnsi="宋体" w:cs="宋体"/>
+          <w:color w:val="000000"/>
+          <w:kern w:val="0"/>
+          <w:sz w:val="24"/>
+        </w:rPr>
+      </w:pPr>
+      <w:r>
+        <w:rPr>
+          <w:rFonts w:hint="eastAsia"/>
+        </w:rPr>
+        <w:t>如果改变逻辑，让</w:t>
+      </w:r>
+      <w:proofErr w:type="spellStart"/>
+      <w:r>
+        <w:rPr>
+          <w:rFonts w:hint="eastAsia"/>
+        </w:rPr>
+        <w:t>sdb</w:t>
+      </w:r>
+      <w:proofErr w:type="spellEnd"/>
+      <w:r>
+        <w:rPr>
+          <w:rFonts w:hint="eastAsia"/>
+        </w:rPr>
+        <w:t>每次写日志时都检测文件数量，开销太大，所以保持目前文件写满检测逻辑不变，生效策略定为“</w:t>
+      </w:r>
+      <w:r>
+        <w:rPr>
+          <w:rFonts w:hint="eastAsia"/>
+        </w:rPr>
+        <w:t>当前文件写满时生效</w:t>
+      </w:r>
+      <w:r>
+        <w:rPr>
+          <w:rFonts w:hint="eastAsia"/>
+        </w:rPr>
+        <w:t>”。</w:t>
       </w:r>
     </w:p>
     <w:p/>
@@ -3555,15 +3991,17 @@
       <w:pPr>
         <w:pStyle w:val="Heading2"/>
       </w:pPr>
-      <w:bookmarkStart w:id="23" w:name="_Toc12794"/>
-      <w:bookmarkStart w:id="24" w:name="_Toc18458"/>
-      <w:bookmarkStart w:id="25" w:name="_Toc493942888"/>
-      <w:bookmarkStart w:id="26" w:name="_Toc493942952"/>
-      <w:bookmarkStart w:id="27" w:name="_Toc493943254"/>
-      <w:bookmarkStart w:id="28" w:name="_Toc493943503"/>
-      <w:bookmarkStart w:id="29" w:name="_Toc494116598"/>
-      <w:bookmarkStart w:id="30" w:name="_Toc495406337"/>
-      <w:bookmarkStart w:id="31" w:name="_Toc495419655"/>
+      <w:bookmarkStart w:id="29" w:name="_Toc12794"/>
+      <w:bookmarkStart w:id="30" w:name="_Toc18458"/>
+      <w:bookmarkStart w:id="31" w:name="_Toc493942888"/>
+      <w:bookmarkStart w:id="32" w:name="_Toc493942952"/>
+      <w:bookmarkStart w:id="33" w:name="_Toc493943254"/>
+      <w:bookmarkStart w:id="34" w:name="_Toc493943503"/>
+      <w:bookmarkStart w:id="35" w:name="_Toc494116598"/>
+      <w:bookmarkStart w:id="36" w:name="_Toc495406337"/>
+      <w:bookmarkStart w:id="37" w:name="_Toc495419655"/>
+      <w:bookmarkStart w:id="38" w:name="_Toc495498144"/>
+      <w:bookmarkStart w:id="39" w:name="_Toc495498302"/>
       <w:r>
         <w:rPr>
           <w:rFonts w:hint="eastAsia"/>
@@ -3576,53 +4014,9 @@
         </w:rPr>
         <w:t>：</w:t>
       </w:r>
-      <w:bookmarkEnd w:id="23"/>
-      <w:bookmarkEnd w:id="24"/>
-      <w:bookmarkEnd w:id="25"/>
-      <w:bookmarkEnd w:id="26"/>
-      <w:bookmarkEnd w:id="27"/>
-      <w:bookmarkEnd w:id="28"/>
       <w:bookmarkEnd w:id="29"/>
       <w:bookmarkEnd w:id="30"/>
       <w:bookmarkEnd w:id="31"/>
-    </w:p>
-    <w:p>
-      <w:pPr>
-        <w:pStyle w:val="Heading5"/>
-      </w:pPr>
-      <w:bookmarkStart w:id="32" w:name="_Toc493942889"/>
-      <w:bookmarkStart w:id="33" w:name="_Toc493942953"/>
-      <w:bookmarkStart w:id="34" w:name="_Toc493943255"/>
-      <w:bookmarkStart w:id="35" w:name="_Toc493943504"/>
-      <w:bookmarkStart w:id="36" w:name="_Toc494116599"/>
-      <w:bookmarkStart w:id="37" w:name="_Toc495406338"/>
-      <w:bookmarkStart w:id="38" w:name="_Toc495419656"/>
-      <w:r>
-        <w:t>--</w:t>
-      </w:r>
-      <w:proofErr w:type="spellStart"/>
-      <w:r>
-        <w:t>dpslocal</w:t>
-      </w:r>
-      <w:proofErr w:type="spellEnd"/>
-      <w:r>
-        <w:rPr>
-          <w:rFonts w:hint="eastAsia"/>
-        </w:rPr>
-        <w:t>:</w:t>
-      </w:r>
-      <w:r>
-        <w:rPr>
-          <w:rFonts w:hint="eastAsia"/>
-        </w:rPr>
-        <w:t xml:space="preserve"> </w:t>
-      </w:r>
-      <w:r>
-        <w:rPr>
-          <w:rFonts w:hint="eastAsia"/>
-        </w:rPr>
-        <w:t>记录直连本地的操作</w:t>
-      </w:r>
       <w:bookmarkEnd w:id="32"/>
       <w:bookmarkEnd w:id="33"/>
       <w:bookmarkEnd w:id="34"/>
@@ -3630,6 +4024,56 @@
       <w:bookmarkEnd w:id="36"/>
       <w:bookmarkEnd w:id="37"/>
       <w:bookmarkEnd w:id="38"/>
+      <w:bookmarkEnd w:id="39"/>
+    </w:p>
+    <w:p>
+      <w:pPr>
+        <w:pStyle w:val="Heading5"/>
+      </w:pPr>
+      <w:bookmarkStart w:id="40" w:name="_Toc493942889"/>
+      <w:bookmarkStart w:id="41" w:name="_Toc493942953"/>
+      <w:bookmarkStart w:id="42" w:name="_Toc493943255"/>
+      <w:bookmarkStart w:id="43" w:name="_Toc493943504"/>
+      <w:bookmarkStart w:id="44" w:name="_Toc494116599"/>
+      <w:bookmarkStart w:id="45" w:name="_Toc495406338"/>
+      <w:bookmarkStart w:id="46" w:name="_Toc495419656"/>
+      <w:bookmarkStart w:id="47" w:name="_Toc495498145"/>
+      <w:bookmarkStart w:id="48" w:name="_Toc495498303"/>
+      <w:r>
+        <w:t>--</w:t>
+      </w:r>
+      <w:proofErr w:type="spellStart"/>
+      <w:r>
+        <w:t>dpslocal</w:t>
+      </w:r>
+      <w:proofErr w:type="spellEnd"/>
+      <w:r>
+        <w:rPr>
+          <w:rFonts w:hint="eastAsia"/>
+        </w:rPr>
+        <w:t>:</w:t>
+      </w:r>
+      <w:r>
+        <w:rPr>
+          <w:rFonts w:hint="eastAsia"/>
+        </w:rPr>
+        <w:t xml:space="preserve"> </w:t>
+      </w:r>
+      <w:r>
+        <w:rPr>
+          <w:rFonts w:hint="eastAsia"/>
+        </w:rPr>
+        <w:t>记录直连本地的操作</w:t>
+      </w:r>
+      <w:bookmarkEnd w:id="40"/>
+      <w:bookmarkEnd w:id="41"/>
+      <w:bookmarkEnd w:id="42"/>
+      <w:bookmarkEnd w:id="43"/>
+      <w:bookmarkEnd w:id="44"/>
+      <w:bookmarkEnd w:id="45"/>
+      <w:bookmarkEnd w:id="46"/>
+      <w:bookmarkEnd w:id="47"/>
+      <w:bookmarkEnd w:id="48"/>
     </w:p>
     <w:p>
       <w:pPr>
@@ -3734,6 +4178,7 @@
           <w:color w:val="000000" w:themeColor="text1"/>
           <w:szCs w:val="21"/>
         </w:rPr>
+        <w:lastRenderedPageBreak/>
         <w:t>dpsLogWrapper</w:t>
       </w:r>
       <w:proofErr w:type="spellEnd"/>
@@ -4169,7 +4614,31 @@
         <w:rPr>
           <w:rFonts w:hint="eastAsia"/>
         </w:rPr>
-        <w:t>在并发读写时，不加锁最坏的情况是在用户配置的当时，为纪录当时的一些操作，影响不大，不需加锁。</w:t>
+        <w:t>在并发读写时，不加锁最坏的情况是在用户配置的当时，</w:t>
+      </w:r>
+      <w:r>
+        <w:rPr>
+          <w:rFonts w:hint="eastAsia"/>
+        </w:rPr>
+        <w:t>未</w:t>
+      </w:r>
+      <w:r>
+        <w:rPr>
+          <w:rFonts w:hint="eastAsia"/>
+        </w:rPr>
+        <w:t>纪录当时</w:t>
+      </w:r>
+      <w:r>
+        <w:rPr>
+          <w:rFonts w:hint="eastAsia"/>
+        </w:rPr>
+        <w:t>一刻</w:t>
+      </w:r>
+      <w:r>
+        <w:rPr>
+          <w:rFonts w:hint="eastAsia"/>
+        </w:rPr>
+        <w:t>的一些操作，影响不大，不需加锁。</w:t>
       </w:r>
     </w:p>
     <w:p/>
@@ -4178,15 +4647,18 @@
       <w:pPr>
         <w:pStyle w:val="Heading3"/>
       </w:pPr>
-      <w:bookmarkStart w:id="39" w:name="_Toc493943256"/>
-      <w:bookmarkStart w:id="40" w:name="_Toc493943505"/>
-      <w:bookmarkStart w:id="41" w:name="_Toc494116600"/>
-      <w:bookmarkStart w:id="42" w:name="_Toc495406339"/>
-      <w:bookmarkStart w:id="43" w:name="_Toc495419657"/>
-      <w:r>
-        <w:rPr>
-          <w:rFonts w:hint="eastAsia"/>
-        </w:rPr>
+      <w:bookmarkStart w:id="49" w:name="_Toc493943256"/>
+      <w:bookmarkStart w:id="50" w:name="_Toc493943505"/>
+      <w:bookmarkStart w:id="51" w:name="_Toc494116600"/>
+      <w:bookmarkStart w:id="52" w:name="_Toc495406339"/>
+      <w:bookmarkStart w:id="53" w:name="_Toc495419657"/>
+      <w:bookmarkStart w:id="54" w:name="_Toc495498146"/>
+      <w:bookmarkStart w:id="55" w:name="_Toc495498304"/>
+      <w:r>
+        <w:rPr>
+          <w:rFonts w:hint="eastAsia"/>
+        </w:rPr>
+        <w:lastRenderedPageBreak/>
         <w:t>数据</w:t>
       </w:r>
       <w:r>
@@ -4207,115 +4679,43 @@
         </w:rPr>
         <w:t>过程的配置：</w:t>
       </w:r>
-      <w:bookmarkEnd w:id="39"/>
-      <w:bookmarkEnd w:id="40"/>
-      <w:bookmarkEnd w:id="41"/>
-      <w:bookmarkEnd w:id="42"/>
-      <w:bookmarkEnd w:id="43"/>
-    </w:p>
-    <w:p>
-      <w:pPr>
-        <w:pStyle w:val="Heading5"/>
-      </w:pPr>
-      <w:bookmarkStart w:id="44" w:name="_Toc493942890"/>
-      <w:bookmarkStart w:id="45" w:name="_Toc493942954"/>
-      <w:bookmarkStart w:id="46" w:name="_Toc493943257"/>
-      <w:bookmarkStart w:id="47" w:name="_Toc493943506"/>
-      <w:bookmarkStart w:id="48" w:name="_Toc494116601"/>
-      <w:bookmarkStart w:id="49" w:name="_Toc495406340"/>
-      <w:bookmarkStart w:id="50" w:name="_Toc495419658"/>
-      <w:r>
-        <w:t>--</w:t>
-      </w:r>
-      <w:proofErr w:type="spellStart"/>
-      <w:r>
-        <w:t>syncinterval</w:t>
-      </w:r>
-      <w:proofErr w:type="spellEnd"/>
-      <w:r>
-        <w:rPr>
-          <w:rFonts w:hint="eastAsia"/>
-        </w:rPr>
-        <w:t>：同步触发的间隔时间</w:t>
-      </w:r>
-      <w:bookmarkEnd w:id="44"/>
-      <w:bookmarkEnd w:id="45"/>
-      <w:bookmarkEnd w:id="46"/>
-      <w:bookmarkEnd w:id="47"/>
-      <w:bookmarkEnd w:id="48"/>
       <w:bookmarkEnd w:id="49"/>
       <w:bookmarkEnd w:id="50"/>
-    </w:p>
-    <w:p>
-      <w:pPr>
-        <w:pStyle w:val="Heading5"/>
-      </w:pPr>
-      <w:bookmarkStart w:id="51" w:name="_Toc493942891"/>
-      <w:bookmarkStart w:id="52" w:name="_Toc493942955"/>
-      <w:bookmarkStart w:id="53" w:name="_Toc493943258"/>
-      <w:bookmarkStart w:id="54" w:name="_Toc493943507"/>
-      <w:bookmarkStart w:id="55" w:name="_Toc494116602"/>
-      <w:bookmarkStart w:id="56" w:name="_Toc495406341"/>
-      <w:bookmarkStart w:id="57" w:name="_Toc495419659"/>
-      <w:r>
-        <w:t>--</w:t>
-      </w:r>
-      <w:proofErr w:type="spellStart"/>
-      <w:r>
-        <w:t>syncrecordnum</w:t>
-      </w:r>
-      <w:proofErr w:type="spellEnd"/>
-      <w:r>
-        <w:rPr>
-          <w:rFonts w:hint="eastAsia"/>
-        </w:rPr>
-        <w:t>：同步触发的记录数</w:t>
-      </w:r>
       <w:bookmarkEnd w:id="51"/>
       <w:bookmarkEnd w:id="52"/>
       <w:bookmarkEnd w:id="53"/>
       <w:bookmarkEnd w:id="54"/>
       <w:bookmarkEnd w:id="55"/>
+    </w:p>
+    <w:p>
+      <w:pPr>
+        <w:pStyle w:val="Heading5"/>
+      </w:pPr>
+      <w:bookmarkStart w:id="56" w:name="_Toc493942890"/>
+      <w:bookmarkStart w:id="57" w:name="_Toc493942954"/>
+      <w:bookmarkStart w:id="58" w:name="_Toc493943257"/>
+      <w:bookmarkStart w:id="59" w:name="_Toc493943506"/>
+      <w:bookmarkStart w:id="60" w:name="_Toc494116601"/>
+      <w:bookmarkStart w:id="61" w:name="_Toc495406340"/>
+      <w:bookmarkStart w:id="62" w:name="_Toc495419658"/>
+      <w:bookmarkStart w:id="63" w:name="_Toc495498147"/>
+      <w:bookmarkStart w:id="64" w:name="_Toc495498305"/>
+      <w:r>
+        <w:t>--</w:t>
+      </w:r>
+      <w:proofErr w:type="spellStart"/>
+      <w:r>
+        <w:t>syncinterval</w:t>
+      </w:r>
+      <w:proofErr w:type="spellEnd"/>
+      <w:r>
+        <w:rPr>
+          <w:rFonts w:hint="eastAsia"/>
+        </w:rPr>
+        <w:t>：同步触发的间隔时间</w:t>
+      </w:r>
       <w:bookmarkEnd w:id="56"/>
       <w:bookmarkEnd w:id="57"/>
-    </w:p>
-    <w:p>
-      <w:pPr>
-        <w:pStyle w:val="Heading5"/>
-      </w:pPr>
-      <w:bookmarkStart w:id="58" w:name="_Toc493942892"/>
-      <w:bookmarkStart w:id="59" w:name="_Toc493942956"/>
-      <w:bookmarkStart w:id="60" w:name="_Toc493943259"/>
-      <w:bookmarkStart w:id="61" w:name="_Toc493943508"/>
-      <w:bookmarkStart w:id="62" w:name="_Toc494116603"/>
-      <w:bookmarkStart w:id="63" w:name="_Toc495406342"/>
-      <w:bookmarkStart w:id="64" w:name="_Toc495419660"/>
-      <w:r>
-        <w:t>--</w:t>
-      </w:r>
-      <w:proofErr w:type="spellStart"/>
-      <w:r>
-        <w:t>maxsyncjob</w:t>
-      </w:r>
-      <w:proofErr w:type="spellEnd"/>
-      <w:r>
-        <w:rPr>
-          <w:rFonts w:hint="eastAsia"/>
-        </w:rPr>
-        <w:t>：同步时开启的最大</w:t>
-      </w:r>
-      <w:r>
-        <w:rPr>
-          <w:rFonts w:hint="eastAsia"/>
-        </w:rPr>
-        <w:t>任务</w:t>
-      </w:r>
-      <w:r>
-        <w:rPr>
-          <w:rFonts w:hint="eastAsia"/>
-        </w:rPr>
-        <w:t>线程数</w:t>
-      </w:r>
       <w:bookmarkEnd w:id="58"/>
       <w:bookmarkEnd w:id="59"/>
       <w:bookmarkEnd w:id="60"/>
@@ -4328,26 +4728,28 @@
       <w:pPr>
         <w:pStyle w:val="Heading5"/>
       </w:pPr>
-      <w:bookmarkStart w:id="65" w:name="_Toc493942893"/>
-      <w:bookmarkStart w:id="66" w:name="_Toc493942957"/>
-      <w:bookmarkStart w:id="67" w:name="_Toc493943260"/>
-      <w:bookmarkStart w:id="68" w:name="_Toc493943509"/>
-      <w:bookmarkStart w:id="69" w:name="_Toc494116604"/>
-      <w:bookmarkStart w:id="70" w:name="_Toc495406343"/>
-      <w:bookmarkStart w:id="71" w:name="_Toc495419661"/>
+      <w:bookmarkStart w:id="65" w:name="_Toc493942891"/>
+      <w:bookmarkStart w:id="66" w:name="_Toc493942955"/>
+      <w:bookmarkStart w:id="67" w:name="_Toc493943258"/>
+      <w:bookmarkStart w:id="68" w:name="_Toc493943507"/>
+      <w:bookmarkStart w:id="69" w:name="_Toc494116602"/>
+      <w:bookmarkStart w:id="70" w:name="_Toc495406341"/>
+      <w:bookmarkStart w:id="71" w:name="_Toc495419659"/>
+      <w:bookmarkStart w:id="72" w:name="_Toc495498148"/>
+      <w:bookmarkStart w:id="73" w:name="_Toc495498306"/>
       <w:r>
         <w:t>--</w:t>
       </w:r>
       <w:proofErr w:type="spellStart"/>
       <w:r>
-        <w:t>syncdeep</w:t>
-      </w:r>
-      <w:proofErr w:type="spellEnd"/>
-      <w:r>
-        <w:rPr>
-          <w:rFonts w:hint="eastAsia"/>
-        </w:rPr>
-        <w:t>：同步是否开启深度刷盘</w:t>
+        <w:t>syncrecordnum</w:t>
+      </w:r>
+      <w:proofErr w:type="spellEnd"/>
+      <w:r>
+        <w:rPr>
+          <w:rFonts w:hint="eastAsia"/>
+        </w:rPr>
+        <w:t>：同步触发的记录数</w:t>
       </w:r>
       <w:bookmarkEnd w:id="65"/>
       <w:bookmarkEnd w:id="66"/>
@@ -4356,6 +4758,94 @@
       <w:bookmarkEnd w:id="69"/>
       <w:bookmarkEnd w:id="70"/>
       <w:bookmarkEnd w:id="71"/>
+      <w:bookmarkEnd w:id="72"/>
+      <w:bookmarkEnd w:id="73"/>
+    </w:p>
+    <w:p>
+      <w:pPr>
+        <w:pStyle w:val="Heading5"/>
+      </w:pPr>
+      <w:bookmarkStart w:id="74" w:name="_Toc493942892"/>
+      <w:bookmarkStart w:id="75" w:name="_Toc493942956"/>
+      <w:bookmarkStart w:id="76" w:name="_Toc493943259"/>
+      <w:bookmarkStart w:id="77" w:name="_Toc493943508"/>
+      <w:bookmarkStart w:id="78" w:name="_Toc494116603"/>
+      <w:bookmarkStart w:id="79" w:name="_Toc495406342"/>
+      <w:bookmarkStart w:id="80" w:name="_Toc495419660"/>
+      <w:bookmarkStart w:id="81" w:name="_Toc495498149"/>
+      <w:bookmarkStart w:id="82" w:name="_Toc495498307"/>
+      <w:r>
+        <w:t>--</w:t>
+      </w:r>
+      <w:proofErr w:type="spellStart"/>
+      <w:r>
+        <w:t>maxsyncjob</w:t>
+      </w:r>
+      <w:proofErr w:type="spellEnd"/>
+      <w:r>
+        <w:rPr>
+          <w:rFonts w:hint="eastAsia"/>
+        </w:rPr>
+        <w:t>：同步时开启的最大</w:t>
+      </w:r>
+      <w:r>
+        <w:rPr>
+          <w:rFonts w:hint="eastAsia"/>
+        </w:rPr>
+        <w:t>任务</w:t>
+      </w:r>
+      <w:r>
+        <w:rPr>
+          <w:rFonts w:hint="eastAsia"/>
+        </w:rPr>
+        <w:t>线程数</w:t>
+      </w:r>
+      <w:bookmarkEnd w:id="74"/>
+      <w:bookmarkEnd w:id="75"/>
+      <w:bookmarkEnd w:id="76"/>
+      <w:bookmarkEnd w:id="77"/>
+      <w:bookmarkEnd w:id="78"/>
+      <w:bookmarkEnd w:id="79"/>
+      <w:bookmarkEnd w:id="80"/>
+      <w:bookmarkEnd w:id="81"/>
+      <w:bookmarkEnd w:id="82"/>
+    </w:p>
+    <w:p>
+      <w:pPr>
+        <w:pStyle w:val="Heading5"/>
+      </w:pPr>
+      <w:bookmarkStart w:id="83" w:name="_Toc493942893"/>
+      <w:bookmarkStart w:id="84" w:name="_Toc493942957"/>
+      <w:bookmarkStart w:id="85" w:name="_Toc493943260"/>
+      <w:bookmarkStart w:id="86" w:name="_Toc493943509"/>
+      <w:bookmarkStart w:id="87" w:name="_Toc494116604"/>
+      <w:bookmarkStart w:id="88" w:name="_Toc495406343"/>
+      <w:bookmarkStart w:id="89" w:name="_Toc495419661"/>
+      <w:bookmarkStart w:id="90" w:name="_Toc495498150"/>
+      <w:bookmarkStart w:id="91" w:name="_Toc495498308"/>
+      <w:r>
+        <w:t>--</w:t>
+      </w:r>
+      <w:proofErr w:type="spellStart"/>
+      <w:r>
+        <w:t>syncdeep</w:t>
+      </w:r>
+      <w:proofErr w:type="spellEnd"/>
+      <w:r>
+        <w:rPr>
+          <w:rFonts w:hint="eastAsia"/>
+        </w:rPr>
+        <w:t>：同步是否开启深度刷盘</w:t>
+      </w:r>
+      <w:bookmarkEnd w:id="83"/>
+      <w:bookmarkEnd w:id="84"/>
+      <w:bookmarkEnd w:id="85"/>
+      <w:bookmarkEnd w:id="86"/>
+      <w:bookmarkEnd w:id="87"/>
+      <w:bookmarkEnd w:id="88"/>
+      <w:bookmarkEnd w:id="89"/>
+      <w:bookmarkEnd w:id="90"/>
+      <w:bookmarkEnd w:id="91"/>
     </w:p>
     <w:p>
       <w:pPr>
@@ -4386,7 +4876,6 @@
     <w:p>
       <w:proofErr w:type="spellStart"/>
       <w:r>
-        <w:lastRenderedPageBreak/>
         <w:t>syncinterval</w:t>
       </w:r>
       <w:proofErr w:type="spellEnd"/>
@@ -4762,6 +5251,46 @@
           <w:rFonts w:hint="eastAsia"/>
         </w:rPr>
         <w:t>也未得到更新。</w:t>
+      </w:r>
+      <w:proofErr w:type="spellStart"/>
+      <w:r>
+        <w:rPr>
+          <w:rFonts w:hint="eastAsia"/>
+        </w:rPr>
+        <w:t>syncDeep</w:t>
+      </w:r>
+      <w:proofErr w:type="spellEnd"/>
+      <w:r>
+        <w:rPr>
+          <w:rFonts w:hint="eastAsia"/>
+        </w:rPr>
+        <w:t>即配置同步过程的深度刷盘，又配置</w:t>
+      </w:r>
+      <w:proofErr w:type="spellStart"/>
+      <w:r>
+        <w:rPr>
+          <w:rFonts w:hint="eastAsia"/>
+        </w:rPr>
+        <w:t>storageUnit</w:t>
+      </w:r>
+      <w:proofErr w:type="spellEnd"/>
+      <w:r>
+        <w:rPr>
+          <w:rFonts w:hint="eastAsia"/>
+        </w:rPr>
+        <w:t>内部的写</w:t>
+      </w:r>
+      <w:r>
+        <w:rPr>
+          <w:rFonts w:hint="eastAsia"/>
+        </w:rPr>
+        <w:t>MME</w:t>
+      </w:r>
+      <w:r>
+        <w:rPr>
+          <w:rFonts w:hint="eastAsia"/>
+        </w:rPr>
+        <w:t>的深度刷盘，感觉有些问题。</w:t>
       </w:r>
     </w:p>
     <w:p/>
@@ -5028,6 +5557,7 @@
         <w:rPr>
           <w:rFonts w:hint="eastAsia"/>
         </w:rPr>
+        <w:lastRenderedPageBreak/>
         <w:t>需要在</w:t>
       </w:r>
       <w:proofErr w:type="spellStart"/>
@@ -5384,7 +5914,6 @@
         <w:rPr>
           <w:rFonts w:hint="eastAsia"/>
         </w:rPr>
-        <w:lastRenderedPageBreak/>
         <w:t>具体：</w:t>
       </w:r>
     </w:p>
@@ -5486,8 +6015,8 @@
         </w:rPr>
         <w:t>中先</w:t>
       </w:r>
-      <w:bookmarkStart w:id="72" w:name="_GoBack"/>
-      <w:bookmarkEnd w:id="72"/>
+      <w:bookmarkStart w:id="92" w:name="_GoBack"/>
+      <w:bookmarkEnd w:id="92"/>
       <w:r>
         <w:rPr>
           <w:rFonts w:hint="eastAsia"/>
@@ -6337,6 +6866,7 @@
         <w:rPr>
           <w:rFonts w:hint="eastAsia"/>
         </w:rPr>
+        <w:lastRenderedPageBreak/>
         <w:t>对于</w:t>
       </w:r>
       <w:proofErr w:type="spellStart"/>
@@ -6779,7 +7309,6 @@
           <w:color w:val="000000" w:themeColor="text1"/>
           <w:szCs w:val="21"/>
         </w:rPr>
-        <w:lastRenderedPageBreak/>
         <w:t>syncdeep</w:t>
       </w:r>
       <w:proofErr w:type="spellEnd"/>
@@ -6843,10 +7372,12 @@
           <w:kern w:val="0"/>
         </w:rPr>
       </w:pPr>
-      <w:bookmarkStart w:id="73" w:name="_Toc493943511"/>
-      <w:bookmarkStart w:id="74" w:name="_Toc494116606"/>
-      <w:bookmarkStart w:id="75" w:name="_Toc495406345"/>
-      <w:bookmarkStart w:id="76" w:name="_Toc495419662"/>
+      <w:bookmarkStart w:id="93" w:name="_Toc493943511"/>
+      <w:bookmarkStart w:id="94" w:name="_Toc494116606"/>
+      <w:bookmarkStart w:id="95" w:name="_Toc495406345"/>
+      <w:bookmarkStart w:id="96" w:name="_Toc495419662"/>
+      <w:bookmarkStart w:id="97" w:name="_Toc495498151"/>
+      <w:bookmarkStart w:id="98" w:name="_Toc495498309"/>
       <w:r>
         <w:rPr>
           <w:rFonts w:hint="eastAsia"/>
@@ -6877,10 +7408,12 @@
         </w:rPr>
         <w:t>后台缓存任务线程的最大数量</w:t>
       </w:r>
-      <w:bookmarkEnd w:id="73"/>
-      <w:bookmarkEnd w:id="74"/>
-      <w:bookmarkEnd w:id="75"/>
-      <w:bookmarkEnd w:id="76"/>
+      <w:bookmarkEnd w:id="93"/>
+      <w:bookmarkEnd w:id="94"/>
+      <w:bookmarkEnd w:id="95"/>
+      <w:bookmarkEnd w:id="96"/>
+      <w:bookmarkEnd w:id="97"/>
+      <w:bookmarkEnd w:id="98"/>
     </w:p>
     <w:p>
       <w:pPr>
@@ -7338,6 +7871,7 @@
           <w:kern w:val="0"/>
           <w:szCs w:val="21"/>
         </w:rPr>
+        <w:lastRenderedPageBreak/>
         <w:t>maxcachejob</w:t>
       </w:r>
       <w:proofErr w:type="spellEnd"/>
@@ -7419,13 +7953,15 @@
       <w:pPr>
         <w:pStyle w:val="Heading3"/>
       </w:pPr>
-      <w:bookmarkStart w:id="77" w:name="_Toc493942894"/>
-      <w:bookmarkStart w:id="78" w:name="_Toc493942958"/>
-      <w:bookmarkStart w:id="79" w:name="_Toc493943261"/>
-      <w:bookmarkStart w:id="80" w:name="_Toc493943512"/>
-      <w:bookmarkStart w:id="81" w:name="_Toc494116607"/>
-      <w:bookmarkStart w:id="82" w:name="_Toc495406346"/>
-      <w:bookmarkStart w:id="83" w:name="_Toc495419663"/>
+      <w:bookmarkStart w:id="99" w:name="_Toc493942894"/>
+      <w:bookmarkStart w:id="100" w:name="_Toc493942958"/>
+      <w:bookmarkStart w:id="101" w:name="_Toc493943261"/>
+      <w:bookmarkStart w:id="102" w:name="_Toc493943512"/>
+      <w:bookmarkStart w:id="103" w:name="_Toc494116607"/>
+      <w:bookmarkStart w:id="104" w:name="_Toc495406346"/>
+      <w:bookmarkStart w:id="105" w:name="_Toc495419663"/>
+      <w:bookmarkStart w:id="106" w:name="_Toc495498152"/>
+      <w:bookmarkStart w:id="107" w:name="_Toc495498310"/>
       <w:proofErr w:type="spellStart"/>
       <w:r>
         <w:rPr>
@@ -7433,7 +7969,7 @@
         </w:rPr>
         <w:t>CoordCB</w:t>
       </w:r>
-      <w:bookmarkEnd w:id="77"/>
+      <w:bookmarkEnd w:id="99"/>
       <w:proofErr w:type="spellEnd"/>
       <w:r>
         <w:rPr>
@@ -7441,12 +7977,14 @@
         </w:rPr>
         <w:t>：</w:t>
       </w:r>
-      <w:bookmarkEnd w:id="78"/>
-      <w:bookmarkEnd w:id="79"/>
-      <w:bookmarkEnd w:id="80"/>
-      <w:bookmarkEnd w:id="81"/>
-      <w:bookmarkEnd w:id="82"/>
-      <w:bookmarkEnd w:id="83"/>
+      <w:bookmarkEnd w:id="100"/>
+      <w:bookmarkEnd w:id="101"/>
+      <w:bookmarkEnd w:id="102"/>
+      <w:bookmarkEnd w:id="103"/>
+      <w:bookmarkEnd w:id="104"/>
+      <w:bookmarkEnd w:id="105"/>
+      <w:bookmarkEnd w:id="106"/>
+      <w:bookmarkEnd w:id="107"/>
     </w:p>
     <w:p>
       <w:pPr>
@@ -7455,13 +7993,15 @@
           <w:kern w:val="0"/>
         </w:rPr>
       </w:pPr>
-      <w:bookmarkStart w:id="84" w:name="_Toc493942895"/>
-      <w:bookmarkStart w:id="85" w:name="_Toc493942959"/>
-      <w:bookmarkStart w:id="86" w:name="_Toc493943262"/>
-      <w:bookmarkStart w:id="87" w:name="_Toc493943513"/>
-      <w:bookmarkStart w:id="88" w:name="_Toc494116608"/>
-      <w:bookmarkStart w:id="89" w:name="_Toc495406347"/>
-      <w:bookmarkStart w:id="90" w:name="_Toc495419664"/>
+      <w:bookmarkStart w:id="108" w:name="_Toc493942895"/>
+      <w:bookmarkStart w:id="109" w:name="_Toc493942959"/>
+      <w:bookmarkStart w:id="110" w:name="_Toc493943262"/>
+      <w:bookmarkStart w:id="111" w:name="_Toc493943513"/>
+      <w:bookmarkStart w:id="112" w:name="_Toc494116608"/>
+      <w:bookmarkStart w:id="113" w:name="_Toc495406347"/>
+      <w:bookmarkStart w:id="114" w:name="_Toc495419664"/>
+      <w:bookmarkStart w:id="115" w:name="_Toc495498153"/>
+      <w:bookmarkStart w:id="116" w:name="_Toc495498311"/>
       <w:r>
         <w:rPr>
           <w:rFonts w:hint="eastAsia"/>
@@ -7492,13 +8032,15 @@
         </w:rPr>
         <w:t>执行读请求时优先选择的实例</w:t>
       </w:r>
-      <w:bookmarkEnd w:id="84"/>
-      <w:bookmarkEnd w:id="85"/>
-      <w:bookmarkEnd w:id="86"/>
-      <w:bookmarkEnd w:id="87"/>
-      <w:bookmarkEnd w:id="88"/>
-      <w:bookmarkEnd w:id="89"/>
-      <w:bookmarkEnd w:id="90"/>
+      <w:bookmarkEnd w:id="108"/>
+      <w:bookmarkEnd w:id="109"/>
+      <w:bookmarkEnd w:id="110"/>
+      <w:bookmarkEnd w:id="111"/>
+      <w:bookmarkEnd w:id="112"/>
+      <w:bookmarkEnd w:id="113"/>
+      <w:bookmarkEnd w:id="114"/>
+      <w:bookmarkEnd w:id="115"/>
+      <w:bookmarkEnd w:id="116"/>
     </w:p>
     <w:p>
       <w:pPr>
@@ -7605,7 +8147,6 @@
           <w:kern w:val="0"/>
           <w:szCs w:val="21"/>
         </w:rPr>
-        <w:lastRenderedPageBreak/>
         <w:t>preferedinstance</w:t>
       </w:r>
       <w:proofErr w:type="spellEnd"/>
@@ -7794,107 +8335,735 @@
     <w:p>
       <w:pPr>
         <w:rPr>
+          <w:rFonts w:ascii="宋体" w:eastAsia="宋体" w:hAnsi="宋体" w:cs="宋体" w:hint="eastAsia"/>
+          <w:color w:val="000000" w:themeColor="text1"/>
+          <w:szCs w:val="21"/>
+        </w:rPr>
+      </w:pPr>
+      <w:r>
+        <w:rPr>
+          <w:rFonts w:ascii="宋体" w:eastAsia="宋体" w:hAnsi="宋体" w:cs="宋体" w:hint="eastAsia"/>
+          <w:color w:val="000000" w:themeColor="text1"/>
+          <w:szCs w:val="21"/>
+        </w:rPr>
+        <w:t>在</w:t>
+      </w:r>
+      <w:proofErr w:type="spellStart"/>
+      <w:r>
+        <w:rPr>
+          <w:rFonts w:ascii="宋体" w:eastAsia="宋体" w:hAnsi="宋体" w:cs="宋体" w:hint="eastAsia"/>
+          <w:color w:val="000000" w:themeColor="text1"/>
+          <w:szCs w:val="21"/>
+        </w:rPr>
+        <w:t>CoordCB</w:t>
+      </w:r>
+      <w:proofErr w:type="spellEnd"/>
+      <w:r>
+        <w:rPr>
+          <w:rFonts w:ascii="宋体" w:eastAsia="宋体" w:hAnsi="宋体" w:cs="宋体" w:hint="eastAsia"/>
+          <w:color w:val="000000" w:themeColor="text1"/>
+          <w:szCs w:val="21"/>
+        </w:rPr>
+        <w:t>的</w:t>
+      </w:r>
+      <w:proofErr w:type="spellStart"/>
+      <w:r>
+        <w:rPr>
+          <w:rFonts w:ascii="宋体" w:eastAsia="宋体" w:hAnsi="宋体" w:cs="宋体" w:hint="eastAsia"/>
+          <w:color w:val="000000" w:themeColor="text1"/>
+          <w:szCs w:val="21"/>
+        </w:rPr>
+        <w:t>onConfigChange</w:t>
+      </w:r>
+      <w:proofErr w:type="spellEnd"/>
+      <w:r>
+        <w:rPr>
+          <w:rFonts w:ascii="宋体" w:eastAsia="宋体" w:hAnsi="宋体" w:cs="宋体" w:hint="eastAsia"/>
+          <w:color w:val="000000" w:themeColor="text1"/>
+          <w:szCs w:val="21"/>
+        </w:rPr>
+        <w:t>()中，调用</w:t>
+      </w:r>
+      <w:proofErr w:type="spellStart"/>
+      <w:r>
+        <w:rPr>
           <w:rFonts w:ascii="宋体" w:eastAsia="宋体" w:hAnsi="宋体" w:cs="宋体"/>
           <w:color w:val="000000" w:themeColor="text1"/>
           <w:szCs w:val="21"/>
         </w:rPr>
-      </w:pPr>
-      <w:r>
-        <w:rPr>
-          <w:rFonts w:ascii="宋体" w:eastAsia="宋体" w:hAnsi="宋体" w:cs="宋体" w:hint="eastAsia"/>
-          <w:color w:val="000000" w:themeColor="text1"/>
-          <w:szCs w:val="21"/>
-        </w:rPr>
-        <w:t>在</w:t>
-      </w:r>
-      <w:proofErr w:type="spellStart"/>
-      <w:r>
-        <w:rPr>
-          <w:rFonts w:ascii="宋体" w:eastAsia="宋体" w:hAnsi="宋体" w:cs="宋体" w:hint="eastAsia"/>
-          <w:color w:val="000000" w:themeColor="text1"/>
-          <w:szCs w:val="21"/>
-        </w:rPr>
-        <w:t>CoordCB</w:t>
-      </w:r>
-      <w:proofErr w:type="spellEnd"/>
-      <w:r>
-        <w:rPr>
-          <w:rFonts w:ascii="宋体" w:eastAsia="宋体" w:hAnsi="宋体" w:cs="宋体" w:hint="eastAsia"/>
-          <w:color w:val="000000" w:themeColor="text1"/>
-          <w:szCs w:val="21"/>
-        </w:rPr>
-        <w:t>的</w:t>
-      </w:r>
-      <w:proofErr w:type="spellStart"/>
-      <w:r>
-        <w:rPr>
-          <w:rFonts w:ascii="宋体" w:eastAsia="宋体" w:hAnsi="宋体" w:cs="宋体" w:hint="eastAsia"/>
-          <w:color w:val="000000" w:themeColor="text1"/>
-          <w:szCs w:val="21"/>
-        </w:rPr>
-        <w:t>onConfigChange</w:t>
-      </w:r>
-      <w:proofErr w:type="spellEnd"/>
-      <w:r>
-        <w:rPr>
-          <w:rFonts w:ascii="宋体" w:eastAsia="宋体" w:hAnsi="宋体" w:cs="宋体" w:hint="eastAsia"/>
-          <w:color w:val="000000" w:themeColor="text1"/>
-          <w:szCs w:val="21"/>
-        </w:rPr>
-        <w:t>()中，调用</w:t>
-      </w:r>
-      <w:proofErr w:type="spellStart"/>
+        <w:t>coordSessionPropMgr</w:t>
+      </w:r>
+      <w:proofErr w:type="spellEnd"/>
+      <w:r>
+        <w:rPr>
+          <w:rFonts w:ascii="宋体" w:eastAsia="宋体" w:hAnsi="宋体" w:cs="宋体" w:hint="eastAsia"/>
+          <w:color w:val="000000" w:themeColor="text1"/>
+          <w:szCs w:val="21"/>
+        </w:rPr>
+        <w:t>设置其中</w:t>
+      </w:r>
+      <w:proofErr w:type="spellStart"/>
+      <w:r>
+        <w:rPr>
+          <w:rFonts w:ascii="宋体" w:eastAsia="宋体" w:hAnsi="宋体" w:cs="宋体" w:hint="eastAsia"/>
+          <w:color w:val="000000"/>
+          <w:kern w:val="0"/>
+          <w:szCs w:val="21"/>
+        </w:rPr>
+        <w:t>preferedinstance</w:t>
+      </w:r>
+      <w:proofErr w:type="spellEnd"/>
+      <w:r>
+        <w:rPr>
+          <w:rFonts w:ascii="宋体" w:eastAsia="宋体" w:hAnsi="宋体" w:cs="宋体" w:hint="eastAsia"/>
+          <w:color w:val="000000"/>
+          <w:kern w:val="0"/>
+          <w:szCs w:val="21"/>
+        </w:rPr>
+        <w:t>新的值，这样新来的用户会话就会使用新值。</w:t>
+      </w:r>
+    </w:p>
+    <w:p>
+      <w:pPr>
+        <w:rPr>
+          <w:rFonts w:ascii="宋体" w:eastAsia="宋体" w:hAnsi="宋体" w:cs="宋体" w:hint="eastAsia"/>
+          <w:color w:val="000000" w:themeColor="text1"/>
+          <w:szCs w:val="21"/>
+        </w:rPr>
+      </w:pPr>
+    </w:p>
+    <w:p>
+      <w:pPr>
+        <w:rPr>
+          <w:rFonts w:ascii="宋体" w:eastAsia="宋体" w:hAnsi="宋体" w:cs="宋体" w:hint="eastAsia"/>
+          <w:color w:val="000000" w:themeColor="text1"/>
+          <w:szCs w:val="21"/>
+        </w:rPr>
+      </w:pPr>
+    </w:p>
+    <w:p>
+      <w:pPr>
+        <w:rPr>
+          <w:rFonts w:ascii="宋体" w:eastAsia="宋体" w:hAnsi="宋体" w:cs="宋体" w:hint="eastAsia"/>
+          <w:color w:val="000000" w:themeColor="text1"/>
+          <w:szCs w:val="21"/>
+        </w:rPr>
+      </w:pPr>
+    </w:p>
+    <w:p>
+      <w:pPr>
+        <w:pStyle w:val="Heading3"/>
+        <w:rPr>
+          <w:rFonts w:hint="eastAsia"/>
+        </w:rPr>
+      </w:pPr>
+      <w:bookmarkStart w:id="117" w:name="_Toc495498159"/>
+      <w:bookmarkStart w:id="118" w:name="_Toc495498312"/>
+      <w:r>
+        <w:rPr>
+          <w:rFonts w:hint="eastAsia"/>
+        </w:rPr>
+        <w:lastRenderedPageBreak/>
+        <w:t>非动态生效改为动态生效的配置：</w:t>
+      </w:r>
+      <w:bookmarkEnd w:id="117"/>
+      <w:bookmarkEnd w:id="118"/>
+    </w:p>
+    <w:p>
+      <w:pPr>
+        <w:pStyle w:val="Heading5"/>
+        <w:rPr>
+          <w:rFonts w:hint="eastAsia"/>
+        </w:rPr>
+      </w:pPr>
+      <w:bookmarkStart w:id="119" w:name="_Toc495498160"/>
+      <w:bookmarkStart w:id="120" w:name="_Toc495498313"/>
+      <w:r>
+        <w:rPr>
+          <w:rFonts w:hint="eastAsia"/>
+        </w:rPr>
+        <w:t xml:space="preserve">-- </w:t>
+      </w:r>
+      <w:proofErr w:type="spellStart"/>
+      <w:r>
+        <w:t>auditmask</w:t>
+      </w:r>
+      <w:proofErr w:type="spellEnd"/>
+      <w:r>
+        <w:rPr>
+          <w:rFonts w:hint="eastAsia"/>
+        </w:rPr>
+        <w:t xml:space="preserve">: </w:t>
+      </w:r>
+      <w:r>
+        <w:rPr>
+          <w:rFonts w:hint="eastAsia"/>
+        </w:rPr>
+        <w:t>指定审计日志打印掩码</w:t>
+      </w:r>
+      <w:bookmarkEnd w:id="119"/>
+      <w:bookmarkEnd w:id="120"/>
+    </w:p>
+    <w:p>
+      <w:pPr>
+        <w:rPr>
+          <w:rFonts w:ascii="宋体" w:eastAsia="宋体" w:hAnsi="宋体" w:cs="宋体" w:hint="eastAsia"/>
+          <w:kern w:val="0"/>
+          <w:sz w:val="22"/>
+          <w:szCs w:val="22"/>
+        </w:rPr>
+      </w:pPr>
       <w:r>
         <w:rPr>
           <w:rFonts w:ascii="宋体" w:eastAsia="宋体" w:hAnsi="宋体" w:cs="宋体"/>
-          <w:color w:val="000000" w:themeColor="text1"/>
-          <w:szCs w:val="21"/>
-        </w:rPr>
-        <w:t>coordSessionPropMgr</w:t>
-      </w:r>
-      <w:proofErr w:type="spellEnd"/>
-      <w:r>
-        <w:rPr>
-          <w:rFonts w:ascii="宋体" w:eastAsia="宋体" w:hAnsi="宋体" w:cs="宋体" w:hint="eastAsia"/>
-          <w:color w:val="000000" w:themeColor="text1"/>
-          <w:szCs w:val="21"/>
-        </w:rPr>
-        <w:t>设置其中</w:t>
-      </w:r>
-      <w:proofErr w:type="spellStart"/>
-      <w:r>
-        <w:rPr>
-          <w:rFonts w:ascii="宋体" w:eastAsia="宋体" w:hAnsi="宋体" w:cs="宋体" w:hint="eastAsia"/>
-          <w:color w:val="000000"/>
-          <w:kern w:val="0"/>
-          <w:szCs w:val="21"/>
-        </w:rPr>
-        <w:t>preferedinstance</w:t>
-      </w:r>
-      <w:proofErr w:type="spellEnd"/>
-      <w:r>
-        <w:rPr>
-          <w:rFonts w:ascii="宋体" w:eastAsia="宋体" w:hAnsi="宋体" w:cs="宋体" w:hint="eastAsia"/>
-          <w:color w:val="000000"/>
-          <w:kern w:val="0"/>
-          <w:szCs w:val="21"/>
-        </w:rPr>
-        <w:t>新的值，这样新来的用户会话就会使用新值。</w:t>
-      </w:r>
-    </w:p>
-    <w:p>
-      <w:pPr>
+          <w:noProof/>
+          <w:kern w:val="0"/>
+          <w:sz w:val="22"/>
+          <w:szCs w:val="22"/>
+        </w:rPr>
+        <w:drawing>
+          <wp:inline distT="0" distB="0" distL="0" distR="0">
+            <wp:extent cx="5274310" cy="1218123"/>
+            <wp:effectExtent l="19050" t="0" r="2540" b="0"/>
+            <wp:docPr id="80" name="Picture 7"/>
+            <wp:cNvGraphicFramePr>
+              <a:graphicFrameLocks xmlns:a="http://schemas.openxmlformats.org/drawingml/2006/main" noChangeAspect="1"/>
+            </wp:cNvGraphicFramePr>
+            <a:graphic xmlns:a="http://schemas.openxmlformats.org/drawingml/2006/main">
+              <a:graphicData uri="http://schemas.openxmlformats.org/drawingml/2006/picture">
+                <pic:pic xmlns:pic="http://schemas.openxmlformats.org/drawingml/2006/picture">
+                  <pic:nvPicPr>
+                    <pic:cNvPr id="0" name="Picture 7"/>
+                    <pic:cNvPicPr>
+                      <a:picLocks noChangeAspect="1" noChangeArrowheads="1"/>
+                    </pic:cNvPicPr>
+                  </pic:nvPicPr>
+                  <pic:blipFill>
+                    <a:blip r:embed="rId17"/>
+                    <a:srcRect/>
+                    <a:stretch>
+                      <a:fillRect/>
+                    </a:stretch>
+                  </pic:blipFill>
+                  <pic:spPr bwMode="auto">
+                    <a:xfrm>
+                      <a:off x="0" y="0"/>
+                      <a:ext cx="5274310" cy="1218123"/>
+                    </a:xfrm>
+                    <a:prstGeom prst="rect">
+                      <a:avLst/>
+                    </a:prstGeom>
+                    <a:noFill/>
+                    <a:ln w="9525">
+                      <a:noFill/>
+                      <a:miter lim="800000"/>
+                      <a:headEnd/>
+                      <a:tailEnd/>
+                    </a:ln>
+                  </pic:spPr>
+                </pic:pic>
+              </a:graphicData>
+            </a:graphic>
+          </wp:inline>
+        </w:drawing>
+      </w:r>
+    </w:p>
+    <w:p>
+      <w:pPr>
+        <w:rPr>
+          <w:rFonts w:ascii="宋体" w:eastAsia="宋体" w:hAnsi="宋体" w:cs="宋体" w:hint="eastAsia"/>
+          <w:kern w:val="0"/>
+          <w:sz w:val="22"/>
+          <w:szCs w:val="22"/>
+        </w:rPr>
+      </w:pPr>
+      <w:r>
+        <w:rPr>
+          <w:rFonts w:ascii="宋体" w:eastAsia="宋体" w:hAnsi="宋体" w:cs="宋体" w:hint="eastAsia"/>
+          <w:noProof/>
+          <w:kern w:val="0"/>
+          <w:sz w:val="22"/>
+          <w:szCs w:val="22"/>
+        </w:rPr>
+        <w:drawing>
+          <wp:inline distT="0" distB="0" distL="0" distR="0">
+            <wp:extent cx="4953635" cy="1025525"/>
+            <wp:effectExtent l="19050" t="0" r="0" b="0"/>
+            <wp:docPr id="82" name="Picture 10"/>
+            <wp:cNvGraphicFramePr>
+              <a:graphicFrameLocks xmlns:a="http://schemas.openxmlformats.org/drawingml/2006/main" noChangeAspect="1"/>
+            </wp:cNvGraphicFramePr>
+            <a:graphic xmlns:a="http://schemas.openxmlformats.org/drawingml/2006/main">
+              <a:graphicData uri="http://schemas.openxmlformats.org/drawingml/2006/picture">
+                <pic:pic xmlns:pic="http://schemas.openxmlformats.org/drawingml/2006/picture">
+                  <pic:nvPicPr>
+                    <pic:cNvPr id="0" name="Picture 10"/>
+                    <pic:cNvPicPr>
+                      <a:picLocks noChangeAspect="1" noChangeArrowheads="1"/>
+                    </pic:cNvPicPr>
+                  </pic:nvPicPr>
+                  <pic:blipFill>
+                    <a:blip r:embed="rId18"/>
+                    <a:srcRect/>
+                    <a:stretch>
+                      <a:fillRect/>
+                    </a:stretch>
+                  </pic:blipFill>
+                  <pic:spPr bwMode="auto">
+                    <a:xfrm>
+                      <a:off x="0" y="0"/>
+                      <a:ext cx="4953635" cy="1025525"/>
+                    </a:xfrm>
+                    <a:prstGeom prst="rect">
+                      <a:avLst/>
+                    </a:prstGeom>
+                    <a:noFill/>
+                    <a:ln w="9525">
+                      <a:noFill/>
+                      <a:miter lim="800000"/>
+                      <a:headEnd/>
+                      <a:tailEnd/>
+                    </a:ln>
+                  </pic:spPr>
+                </pic:pic>
+              </a:graphicData>
+            </a:graphic>
+          </wp:inline>
+        </w:drawing>
+      </w:r>
+    </w:p>
+    <w:p>
+      <w:pPr>
+        <w:rPr>
+          <w:rFonts w:ascii="宋体" w:eastAsia="宋体" w:hAnsi="宋体" w:cs="宋体" w:hint="eastAsia"/>
+          <w:kern w:val="0"/>
+          <w:sz w:val="22"/>
+          <w:szCs w:val="22"/>
+        </w:rPr>
+      </w:pPr>
+      <w:r>
+        <w:rPr>
+          <w:rFonts w:ascii="宋体" w:eastAsia="宋体" w:hAnsi="宋体" w:cs="宋体" w:hint="eastAsia"/>
+          <w:noProof/>
+          <w:kern w:val="0"/>
+          <w:sz w:val="22"/>
+          <w:szCs w:val="22"/>
+        </w:rPr>
+        <w:drawing>
+          <wp:inline distT="0" distB="0" distL="0" distR="0">
+            <wp:extent cx="4897755" cy="1184910"/>
+            <wp:effectExtent l="19050" t="0" r="0" b="0"/>
+            <wp:docPr id="83" name="Picture 13"/>
+            <wp:cNvGraphicFramePr>
+              <a:graphicFrameLocks xmlns:a="http://schemas.openxmlformats.org/drawingml/2006/main" noChangeAspect="1"/>
+            </wp:cNvGraphicFramePr>
+            <a:graphic xmlns:a="http://schemas.openxmlformats.org/drawingml/2006/main">
+              <a:graphicData uri="http://schemas.openxmlformats.org/drawingml/2006/picture">
+                <pic:pic xmlns:pic="http://schemas.openxmlformats.org/drawingml/2006/picture">
+                  <pic:nvPicPr>
+                    <pic:cNvPr id="0" name="Picture 13"/>
+                    <pic:cNvPicPr>
+                      <a:picLocks noChangeAspect="1" noChangeArrowheads="1"/>
+                    </pic:cNvPicPr>
+                  </pic:nvPicPr>
+                  <pic:blipFill>
+                    <a:blip r:embed="rId19"/>
+                    <a:srcRect/>
+                    <a:stretch>
+                      <a:fillRect/>
+                    </a:stretch>
+                  </pic:blipFill>
+                  <pic:spPr bwMode="auto">
+                    <a:xfrm>
+                      <a:off x="0" y="0"/>
+                      <a:ext cx="4897755" cy="1184910"/>
+                    </a:xfrm>
+                    <a:prstGeom prst="rect">
+                      <a:avLst/>
+                    </a:prstGeom>
+                    <a:noFill/>
+                    <a:ln w="9525">
+                      <a:noFill/>
+                      <a:miter lim="800000"/>
+                      <a:headEnd/>
+                      <a:tailEnd/>
+                    </a:ln>
+                  </pic:spPr>
+                </pic:pic>
+              </a:graphicData>
+            </a:graphic>
+          </wp:inline>
+        </w:drawing>
+      </w:r>
+    </w:p>
+    <w:p>
+      <w:pPr>
+        <w:rPr>
+          <w:rFonts w:ascii="宋体" w:eastAsia="宋体" w:hAnsi="宋体" w:cs="宋体" w:hint="eastAsia"/>
+          <w:kern w:val="0"/>
+          <w:sz w:val="22"/>
+          <w:szCs w:val="22"/>
+        </w:rPr>
+      </w:pPr>
+    </w:p>
+    <w:p>
+      <w:pPr>
+        <w:rPr>
+          <w:rFonts w:ascii="宋体" w:eastAsia="宋体" w:hAnsi="宋体" w:cs="宋体" w:hint="eastAsia"/>
+          <w:kern w:val="0"/>
+          <w:sz w:val="22"/>
+          <w:szCs w:val="22"/>
+        </w:rPr>
+      </w:pPr>
+      <w:r>
+        <w:rPr>
+          <w:rFonts w:ascii="宋体" w:eastAsia="宋体" w:hAnsi="宋体" w:cs="宋体" w:hint="eastAsia"/>
+          <w:kern w:val="0"/>
+          <w:sz w:val="22"/>
+          <w:szCs w:val="22"/>
+        </w:rPr>
+        <w:t>SDB在打印审计日志时，会根据目前配置的</w:t>
+      </w:r>
+      <w:proofErr w:type="spellStart"/>
+      <w:r>
+        <w:rPr>
+          <w:rFonts w:ascii="宋体" w:eastAsia="宋体" w:hAnsi="宋体" w:cs="宋体" w:hint="eastAsia"/>
+          <w:kern w:val="0"/>
+          <w:sz w:val="22"/>
+          <w:szCs w:val="22"/>
+        </w:rPr>
+        <w:t>auditMask</w:t>
+      </w:r>
+      <w:proofErr w:type="spellEnd"/>
+      <w:r>
+        <w:rPr>
+          <w:rFonts w:ascii="宋体" w:eastAsia="宋体" w:hAnsi="宋体" w:cs="宋体" w:hint="eastAsia"/>
+          <w:kern w:val="0"/>
+          <w:sz w:val="22"/>
+          <w:szCs w:val="22"/>
+        </w:rPr>
+        <w:t>来筛选纪录的内容，</w:t>
+      </w:r>
+      <w:proofErr w:type="spellStart"/>
+      <w:r>
+        <w:rPr>
+          <w:rFonts w:ascii="宋体" w:eastAsia="宋体" w:hAnsi="宋体" w:cs="宋体" w:hint="eastAsia"/>
+          <w:kern w:val="0"/>
+          <w:sz w:val="22"/>
+          <w:szCs w:val="22"/>
+        </w:rPr>
+        <w:t>auditMask</w:t>
+      </w:r>
+      <w:proofErr w:type="spellEnd"/>
+      <w:r>
+        <w:rPr>
+          <w:rFonts w:ascii="宋体" w:eastAsia="宋体" w:hAnsi="宋体" w:cs="宋体" w:hint="eastAsia"/>
+          <w:kern w:val="0"/>
+          <w:sz w:val="22"/>
+          <w:szCs w:val="22"/>
+        </w:rPr>
+        <w:t>的配置在</w:t>
+      </w:r>
+      <w:proofErr w:type="spellStart"/>
+      <w:r>
+        <w:rPr>
+          <w:rFonts w:ascii="宋体" w:eastAsia="宋体" w:hAnsi="宋体" w:cs="宋体" w:hint="eastAsia"/>
+          <w:kern w:val="0"/>
+          <w:sz w:val="22"/>
+          <w:szCs w:val="22"/>
+        </w:rPr>
+        <w:t>getAuditMask</w:t>
+      </w:r>
+      <w:proofErr w:type="spellEnd"/>
+      <w:r>
+        <w:rPr>
+          <w:rFonts w:ascii="宋体" w:eastAsia="宋体" w:hAnsi="宋体" w:cs="宋体" w:hint="eastAsia"/>
+          <w:kern w:val="0"/>
+          <w:sz w:val="22"/>
+          <w:szCs w:val="22"/>
+        </w:rPr>
+        <w:t>()中保存一份，而打印时实际使用的是</w:t>
+      </w:r>
+      <w:proofErr w:type="spellStart"/>
+      <w:r>
+        <w:rPr>
+          <w:rFonts w:ascii="宋体" w:eastAsia="宋体" w:hAnsi="宋体" w:cs="宋体" w:hint="eastAsia"/>
+          <w:kern w:val="0"/>
+          <w:sz w:val="22"/>
+          <w:szCs w:val="22"/>
+        </w:rPr>
+        <w:t>getCurAuditMask</w:t>
+      </w:r>
+      <w:proofErr w:type="spellEnd"/>
+      <w:r>
+        <w:rPr>
+          <w:rFonts w:ascii="宋体" w:eastAsia="宋体" w:hAnsi="宋体" w:cs="宋体" w:hint="eastAsia"/>
+          <w:kern w:val="0"/>
+          <w:sz w:val="22"/>
+          <w:szCs w:val="22"/>
+        </w:rPr>
+        <w:t>()。</w:t>
+      </w:r>
+    </w:p>
+    <w:p>
+      <w:pPr>
+        <w:rPr>
+          <w:rFonts w:ascii="宋体" w:eastAsia="宋体" w:hAnsi="宋体" w:cs="宋体" w:hint="eastAsia"/>
+          <w:kern w:val="0"/>
+          <w:sz w:val="22"/>
+          <w:szCs w:val="22"/>
+        </w:rPr>
+      </w:pPr>
+      <w:r>
         <w:rPr>
           <w:rFonts w:ascii="宋体" w:eastAsia="宋体" w:hAnsi="宋体" w:cs="宋体"/>
-          <w:color w:val="000000" w:themeColor="text1"/>
-          <w:szCs w:val="21"/>
-        </w:rPr>
-      </w:pPr>
-    </w:p>
-    <w:p>
-      <w:pPr>
+          <w:noProof/>
+          <w:kern w:val="0"/>
+          <w:sz w:val="22"/>
+          <w:szCs w:val="22"/>
+        </w:rPr>
+        <w:drawing>
+          <wp:inline distT="0" distB="0" distL="0" distR="0">
+            <wp:extent cx="5274310" cy="2589531"/>
+            <wp:effectExtent l="19050" t="0" r="2540" b="0"/>
+            <wp:docPr id="85" name="Picture 16"/>
+            <wp:cNvGraphicFramePr>
+              <a:graphicFrameLocks xmlns:a="http://schemas.openxmlformats.org/drawingml/2006/main" noChangeAspect="1"/>
+            </wp:cNvGraphicFramePr>
+            <a:graphic xmlns:a="http://schemas.openxmlformats.org/drawingml/2006/main">
+              <a:graphicData uri="http://schemas.openxmlformats.org/drawingml/2006/picture">
+                <pic:pic xmlns:pic="http://schemas.openxmlformats.org/drawingml/2006/picture">
+                  <pic:nvPicPr>
+                    <pic:cNvPr id="0" name="Picture 16"/>
+                    <pic:cNvPicPr>
+                      <a:picLocks noChangeAspect="1" noChangeArrowheads="1"/>
+                    </pic:cNvPicPr>
+                  </pic:nvPicPr>
+                  <pic:blipFill>
+                    <a:blip r:embed="rId20"/>
+                    <a:srcRect/>
+                    <a:stretch>
+                      <a:fillRect/>
+                    </a:stretch>
+                  </pic:blipFill>
+                  <pic:spPr bwMode="auto">
+                    <a:xfrm>
+                      <a:off x="0" y="0"/>
+                      <a:ext cx="5274310" cy="2589531"/>
+                    </a:xfrm>
+                    <a:prstGeom prst="rect">
+                      <a:avLst/>
+                    </a:prstGeom>
+                    <a:noFill/>
+                    <a:ln w="9525">
+                      <a:noFill/>
+                      <a:miter lim="800000"/>
+                      <a:headEnd/>
+                      <a:tailEnd/>
+                    </a:ln>
+                  </pic:spPr>
+                </pic:pic>
+              </a:graphicData>
+            </a:graphic>
+          </wp:inline>
+        </w:drawing>
+      </w:r>
+    </w:p>
+    <w:p>
+      <w:pPr>
+        <w:rPr>
+          <w:rFonts w:ascii="宋体" w:eastAsia="宋体" w:hAnsi="宋体" w:cs="宋体" w:hint="eastAsia"/>
+          <w:kern w:val="0"/>
+          <w:sz w:val="22"/>
+          <w:szCs w:val="22"/>
+        </w:rPr>
+      </w:pPr>
+      <w:r>
+        <w:rPr>
+          <w:rFonts w:ascii="宋体" w:eastAsia="宋体" w:hAnsi="宋体" w:cs="宋体" w:hint="eastAsia"/>
+          <w:kern w:val="0"/>
+          <w:sz w:val="22"/>
+          <w:szCs w:val="22"/>
+        </w:rPr>
+        <w:t>SDB在启动时，获取</w:t>
+      </w:r>
+      <w:proofErr w:type="spellStart"/>
+      <w:r>
+        <w:rPr>
+          <w:rFonts w:ascii="宋体" w:eastAsia="宋体" w:hAnsi="宋体" w:cs="宋体" w:hint="eastAsia"/>
+          <w:kern w:val="0"/>
+          <w:sz w:val="22"/>
+          <w:szCs w:val="22"/>
+        </w:rPr>
+        <w:t>auditMask</w:t>
+      </w:r>
+      <w:proofErr w:type="spellEnd"/>
+      <w:r>
+        <w:rPr>
+          <w:rFonts w:ascii="宋体" w:eastAsia="宋体" w:hAnsi="宋体" w:cs="宋体" w:hint="eastAsia"/>
+          <w:kern w:val="0"/>
+          <w:sz w:val="22"/>
+          <w:szCs w:val="22"/>
+        </w:rPr>
+        <w:t>配置将配置保存在了</w:t>
+      </w:r>
+      <w:proofErr w:type="spellStart"/>
+      <w:r>
+        <w:rPr>
+          <w:rFonts w:ascii="宋体" w:eastAsia="宋体" w:hAnsi="宋体" w:cs="宋体" w:hint="eastAsia"/>
+          <w:kern w:val="0"/>
+          <w:sz w:val="22"/>
+          <w:szCs w:val="22"/>
+        </w:rPr>
+        <w:t>getAuditMask</w:t>
+      </w:r>
+      <w:proofErr w:type="spellEnd"/>
+      <w:r>
+        <w:rPr>
+          <w:rFonts w:ascii="宋体" w:eastAsia="宋体" w:hAnsi="宋体" w:cs="宋体" w:hint="eastAsia"/>
+          <w:kern w:val="0"/>
+          <w:sz w:val="22"/>
+          <w:szCs w:val="22"/>
+        </w:rPr>
+        <w:t>()中，又用保存的值初始化了</w:t>
+      </w:r>
+      <w:proofErr w:type="spellStart"/>
+      <w:r>
+        <w:rPr>
+          <w:rFonts w:ascii="宋体" w:eastAsia="宋体" w:hAnsi="宋体" w:cs="宋体" w:hint="eastAsia"/>
+          <w:kern w:val="0"/>
+          <w:sz w:val="22"/>
+          <w:szCs w:val="22"/>
+        </w:rPr>
+        <w:t>getCurAuditMask</w:t>
+      </w:r>
+      <w:proofErr w:type="spellEnd"/>
+      <w:r>
+        <w:rPr>
+          <w:rFonts w:ascii="宋体" w:eastAsia="宋体" w:hAnsi="宋体" w:cs="宋体" w:hint="eastAsia"/>
+          <w:kern w:val="0"/>
+          <w:sz w:val="22"/>
+          <w:szCs w:val="22"/>
+        </w:rPr>
+        <w:t>()。</w:t>
+      </w:r>
+    </w:p>
+    <w:p>
+      <w:pPr>
+        <w:rPr>
+          <w:rFonts w:ascii="宋体" w:eastAsia="宋体" w:hAnsi="宋体" w:cs="宋体" w:hint="eastAsia"/>
+          <w:kern w:val="0"/>
+          <w:sz w:val="22"/>
+          <w:szCs w:val="22"/>
+        </w:rPr>
+      </w:pPr>
+      <w:r>
         <w:rPr>
           <w:rFonts w:ascii="宋体" w:eastAsia="宋体" w:hAnsi="宋体" w:cs="宋体"/>
+          <w:noProof/>
+          <w:kern w:val="0"/>
+          <w:sz w:val="22"/>
+          <w:szCs w:val="22"/>
+        </w:rPr>
+        <w:lastRenderedPageBreak/>
+        <w:drawing>
+          <wp:inline distT="0" distB="0" distL="0" distR="0">
+            <wp:extent cx="5274310" cy="1084765"/>
+            <wp:effectExtent l="19050" t="0" r="2540" b="0"/>
+            <wp:docPr id="86" name="Picture 19"/>
+            <wp:cNvGraphicFramePr>
+              <a:graphicFrameLocks xmlns:a="http://schemas.openxmlformats.org/drawingml/2006/main" noChangeAspect="1"/>
+            </wp:cNvGraphicFramePr>
+            <a:graphic xmlns:a="http://schemas.openxmlformats.org/drawingml/2006/main">
+              <a:graphicData uri="http://schemas.openxmlformats.org/drawingml/2006/picture">
+                <pic:pic xmlns:pic="http://schemas.openxmlformats.org/drawingml/2006/picture">
+                  <pic:nvPicPr>
+                    <pic:cNvPr id="0" name="Picture 19"/>
+                    <pic:cNvPicPr>
+                      <a:picLocks noChangeAspect="1" noChangeArrowheads="1"/>
+                    </pic:cNvPicPr>
+                  </pic:nvPicPr>
+                  <pic:blipFill>
+                    <a:blip r:embed="rId21"/>
+                    <a:srcRect/>
+                    <a:stretch>
+                      <a:fillRect/>
+                    </a:stretch>
+                  </pic:blipFill>
+                  <pic:spPr bwMode="auto">
+                    <a:xfrm>
+                      <a:off x="0" y="0"/>
+                      <a:ext cx="5274310" cy="1084765"/>
+                    </a:xfrm>
+                    <a:prstGeom prst="rect">
+                      <a:avLst/>
+                    </a:prstGeom>
+                    <a:noFill/>
+                    <a:ln w="9525">
+                      <a:noFill/>
+                      <a:miter lim="800000"/>
+                      <a:headEnd/>
+                      <a:tailEnd/>
+                    </a:ln>
+                  </pic:spPr>
+                </pic:pic>
+              </a:graphicData>
+            </a:graphic>
+          </wp:inline>
+        </w:drawing>
+      </w:r>
+    </w:p>
+    <w:p>
+      <w:pPr>
+        <w:rPr>
+          <w:rFonts w:ascii="宋体" w:eastAsia="宋体" w:hAnsi="宋体" w:cs="宋体" w:hint="eastAsia"/>
+          <w:kern w:val="0"/>
+          <w:sz w:val="22"/>
+          <w:szCs w:val="22"/>
+        </w:rPr>
+      </w:pPr>
+      <w:r>
+        <w:rPr>
+          <w:rFonts w:ascii="宋体" w:eastAsia="宋体" w:hAnsi="宋体" w:cs="宋体" w:hint="eastAsia"/>
+          <w:kern w:val="0"/>
+          <w:sz w:val="22"/>
+          <w:szCs w:val="22"/>
+        </w:rPr>
+        <w:t>然后在配置变更时，重新初始化了两值。</w:t>
+      </w:r>
+    </w:p>
+    <w:p>
+      <w:pPr>
+        <w:rPr>
+          <w:rFonts w:ascii="宋体" w:eastAsia="宋体" w:hAnsi="宋体" w:cs="宋体" w:hint="eastAsia"/>
+          <w:kern w:val="0"/>
+          <w:sz w:val="22"/>
+          <w:szCs w:val="22"/>
+        </w:rPr>
+      </w:pPr>
+      <w:r>
+        <w:rPr>
+          <w:rFonts w:ascii="宋体" w:eastAsia="宋体" w:hAnsi="宋体" w:cs="宋体" w:hint="eastAsia"/>
+          <w:kern w:val="0"/>
+          <w:sz w:val="22"/>
+          <w:szCs w:val="22"/>
+        </w:rPr>
+        <w:t>认为已经实现了动态生效功能。</w:t>
+      </w:r>
+    </w:p>
+    <w:p>
+      <w:pPr>
+        <w:rPr>
+          <w:rFonts w:ascii="宋体" w:eastAsia="宋体" w:hAnsi="宋体" w:cs="宋体" w:hint="eastAsia"/>
+          <w:color w:val="000000" w:themeColor="text1"/>
+          <w:szCs w:val="21"/>
+        </w:rPr>
+      </w:pPr>
+    </w:p>
+    <w:p>
+      <w:pPr>
+        <w:rPr>
+          <w:rFonts w:ascii="宋体" w:eastAsia="宋体" w:hAnsi="宋体" w:cs="宋体" w:hint="eastAsia"/>
           <w:color w:val="000000" w:themeColor="text1"/>
           <w:szCs w:val="21"/>
         </w:rPr>
@@ -7913,26 +9082,32 @@
       <w:pPr>
         <w:pStyle w:val="Heading3"/>
       </w:pPr>
-      <w:bookmarkStart w:id="91" w:name="_Toc494116624"/>
-      <w:bookmarkStart w:id="92" w:name="_Toc495406348"/>
-      <w:bookmarkStart w:id="93" w:name="_Toc495419665"/>
+      <w:bookmarkStart w:id="121" w:name="_Toc494116624"/>
+      <w:bookmarkStart w:id="122" w:name="_Toc495406348"/>
+      <w:bookmarkStart w:id="123" w:name="_Toc495419665"/>
+      <w:bookmarkStart w:id="124" w:name="_Toc495498154"/>
+      <w:bookmarkStart w:id="125" w:name="_Toc495498314"/>
       <w:r>
         <w:rPr>
           <w:rFonts w:hint="eastAsia"/>
         </w:rPr>
         <w:t>认为无问题的配置：</w:t>
       </w:r>
-      <w:bookmarkEnd w:id="91"/>
-      <w:bookmarkEnd w:id="92"/>
-      <w:bookmarkEnd w:id="93"/>
+      <w:bookmarkEnd w:id="121"/>
+      <w:bookmarkEnd w:id="122"/>
+      <w:bookmarkEnd w:id="123"/>
+      <w:bookmarkEnd w:id="124"/>
+      <w:bookmarkEnd w:id="125"/>
     </w:p>
     <w:p>
       <w:pPr>
         <w:pStyle w:val="Heading5"/>
       </w:pPr>
-      <w:bookmarkStart w:id="94" w:name="_Toc494116625"/>
-      <w:bookmarkStart w:id="95" w:name="_Toc495406349"/>
-      <w:bookmarkStart w:id="96" w:name="_Toc495419666"/>
+      <w:bookmarkStart w:id="126" w:name="_Toc494116625"/>
+      <w:bookmarkStart w:id="127" w:name="_Toc495406349"/>
+      <w:bookmarkStart w:id="128" w:name="_Toc495419666"/>
+      <w:bookmarkStart w:id="129" w:name="_Toc495498155"/>
+      <w:bookmarkStart w:id="130" w:name="_Toc495498315"/>
       <w:r>
         <w:rPr>
           <w:rFonts w:hint="eastAsia"/>
@@ -7959,9 +9134,11 @@
         </w:rPr>
         <w:t>查询任务的最大分解子查询数量</w:t>
       </w:r>
-      <w:bookmarkEnd w:id="94"/>
-      <w:bookmarkEnd w:id="95"/>
-      <w:bookmarkEnd w:id="96"/>
+      <w:bookmarkEnd w:id="126"/>
+      <w:bookmarkEnd w:id="127"/>
+      <w:bookmarkEnd w:id="128"/>
+      <w:bookmarkEnd w:id="129"/>
+      <w:bookmarkEnd w:id="130"/>
     </w:p>
     <w:p>
       <w:pPr>
@@ -8009,7 +9186,7 @@
                     </pic:cNvPicPr>
                   </pic:nvPicPr>
                   <pic:blipFill>
-                    <a:blip r:embed="rId17"/>
+                    <a:blip r:embed="rId22"/>
                     <a:srcRect/>
                     <a:stretch>
                       <a:fillRect/>
@@ -8117,7 +9294,7 @@
                     </pic:cNvPicPr>
                   </pic:nvPicPr>
                   <pic:blipFill>
-                    <a:blip r:embed="rId18"/>
+                    <a:blip r:embed="rId23"/>
                     <a:srcRect/>
                     <a:stretch>
                       <a:fillRect/>
@@ -8224,9 +9401,11 @@
           <w:kern w:val="0"/>
         </w:rPr>
       </w:pPr>
-      <w:bookmarkStart w:id="97" w:name="_Toc494116626"/>
-      <w:bookmarkStart w:id="98" w:name="_Toc495406350"/>
-      <w:bookmarkStart w:id="99" w:name="_Toc495419667"/>
+      <w:bookmarkStart w:id="131" w:name="_Toc494116626"/>
+      <w:bookmarkStart w:id="132" w:name="_Toc495406350"/>
+      <w:bookmarkStart w:id="133" w:name="_Toc495419667"/>
+      <w:bookmarkStart w:id="134" w:name="_Toc495498156"/>
+      <w:bookmarkStart w:id="135" w:name="_Toc495498316"/>
       <w:r>
         <w:rPr>
           <w:rFonts w:hint="eastAsia"/>
@@ -8256,9 +9435,11 @@
         </w:rPr>
         <w:t>日志同步最大并发数量</w:t>
       </w:r>
-      <w:bookmarkEnd w:id="97"/>
-      <w:bookmarkEnd w:id="98"/>
-      <w:bookmarkEnd w:id="99"/>
+      <w:bookmarkEnd w:id="131"/>
+      <w:bookmarkEnd w:id="132"/>
+      <w:bookmarkEnd w:id="133"/>
+      <w:bookmarkEnd w:id="134"/>
+      <w:bookmarkEnd w:id="135"/>
     </w:p>
     <w:p>
       <w:pPr>
@@ -8293,7 +9474,7 @@
                     </pic:cNvPicPr>
                   </pic:nvPicPr>
                   <pic:blipFill>
-                    <a:blip r:embed="rId19"/>
+                    <a:blip r:embed="rId24"/>
                     <a:srcRect/>
                     <a:stretch>
                       <a:fillRect/>
@@ -8355,7 +9536,7 @@
                     </pic:cNvPicPr>
                   </pic:nvPicPr>
                   <pic:blipFill>
-                    <a:blip r:embed="rId20"/>
+                    <a:blip r:embed="rId25"/>
                     <a:stretch>
                       <a:fillRect/>
                     </a:stretch>
@@ -8539,9 +9720,11 @@
       <w:pPr>
         <w:pStyle w:val="Heading5"/>
       </w:pPr>
-      <w:bookmarkStart w:id="100" w:name="_Toc494116627"/>
-      <w:bookmarkStart w:id="101" w:name="_Toc495406351"/>
-      <w:bookmarkStart w:id="102" w:name="_Toc495419668"/>
+      <w:bookmarkStart w:id="136" w:name="_Toc494116627"/>
+      <w:bookmarkStart w:id="137" w:name="_Toc495406351"/>
+      <w:bookmarkStart w:id="138" w:name="_Toc495419668"/>
+      <w:bookmarkStart w:id="139" w:name="_Toc495498157"/>
+      <w:bookmarkStart w:id="140" w:name="_Toc495498317"/>
       <w:r>
         <w:rPr>
           <w:rFonts w:hint="eastAsia"/>
@@ -8565,9 +9748,11 @@
         </w:rPr>
         <w:t>索引扫描步长</w:t>
       </w:r>
-      <w:bookmarkEnd w:id="100"/>
-      <w:bookmarkEnd w:id="101"/>
-      <w:bookmarkEnd w:id="102"/>
+      <w:bookmarkEnd w:id="136"/>
+      <w:bookmarkEnd w:id="137"/>
+      <w:bookmarkEnd w:id="138"/>
+      <w:bookmarkEnd w:id="139"/>
+      <w:bookmarkEnd w:id="140"/>
     </w:p>
     <w:p>
       <w:r>
@@ -8592,7 +9777,7 @@
                     </pic:cNvPicPr>
                   </pic:nvPicPr>
                   <pic:blipFill>
-                    <a:blip r:embed="rId21"/>
+                    <a:blip r:embed="rId26"/>
                     <a:stretch>
                       <a:fillRect/>
                     </a:stretch>
@@ -8711,9 +9896,11 @@
       <w:pPr>
         <w:pStyle w:val="Heading5"/>
       </w:pPr>
-      <w:bookmarkStart w:id="103" w:name="_Toc494116628"/>
-      <w:bookmarkStart w:id="104" w:name="_Toc495406352"/>
-      <w:bookmarkStart w:id="105" w:name="_Toc495419669"/>
+      <w:bookmarkStart w:id="141" w:name="_Toc494116628"/>
+      <w:bookmarkStart w:id="142" w:name="_Toc495406352"/>
+      <w:bookmarkStart w:id="143" w:name="_Toc495419669"/>
+      <w:bookmarkStart w:id="144" w:name="_Toc495498158"/>
+      <w:bookmarkStart w:id="145" w:name="_Toc495498318"/>
       <w:r>
         <w:rPr>
           <w:rFonts w:hint="eastAsia"/>
@@ -8732,9 +9919,11 @@
         </w:rPr>
         <w:t>开启鉴权功能</w:t>
       </w:r>
-      <w:bookmarkEnd w:id="103"/>
-      <w:bookmarkEnd w:id="104"/>
-      <w:bookmarkEnd w:id="105"/>
+      <w:bookmarkEnd w:id="141"/>
+      <w:bookmarkEnd w:id="142"/>
+      <w:bookmarkEnd w:id="143"/>
+      <w:bookmarkEnd w:id="144"/>
+      <w:bookmarkEnd w:id="145"/>
     </w:p>
     <w:p>
       <w:r>
@@ -8759,7 +9948,7 @@
                     </pic:cNvPicPr>
                   </pic:nvPicPr>
                   <pic:blipFill>
-                    <a:blip r:embed="rId22"/>
+                    <a:blip r:embed="rId27"/>
                     <a:stretch>
                       <a:fillRect/>
                     </a:stretch>
@@ -8807,7 +9996,7 @@
                     </pic:cNvPicPr>
                   </pic:nvPicPr>
                   <pic:blipFill>
-                    <a:blip r:embed="rId23"/>
+                    <a:blip r:embed="rId28"/>
                     <a:stretch>
                       <a:fillRect/>
                     </a:stretch>
@@ -8901,7 +10090,7 @@
                     </pic:cNvPicPr>
                   </pic:nvPicPr>
                   <pic:blipFill>
-                    <a:blip r:embed="rId24"/>
+                    <a:blip r:embed="rId29"/>
                     <a:srcRect/>
                     <a:stretch>
                       <a:fillRect/>
@@ -8963,7 +10152,7 @@
                     </pic:cNvPicPr>
                   </pic:nvPicPr>
                   <pic:blipFill>
-                    <a:blip r:embed="rId25"/>
+                    <a:blip r:embed="rId30"/>
                     <a:srcRect/>
                     <a:stretch>
                       <a:fillRect/>
@@ -9012,11 +10201,53 @@
     <w:p>
       <w:pPr>
         <w:rPr>
+          <w:rFonts w:ascii="宋体" w:eastAsia="宋体" w:hAnsi="宋体" w:cs="宋体" w:hint="eastAsia"/>
+          <w:kern w:val="0"/>
+          <w:sz w:val="22"/>
+          <w:szCs w:val="22"/>
+        </w:rPr>
+      </w:pPr>
+    </w:p>
+    <w:p>
+      <w:pPr>
+        <w:rPr>
+          <w:rFonts w:ascii="宋体" w:eastAsia="宋体" w:hAnsi="宋体" w:cs="宋体" w:hint="eastAsia"/>
+          <w:kern w:val="0"/>
+          <w:sz w:val="22"/>
+          <w:szCs w:val="22"/>
+        </w:rPr>
+      </w:pPr>
+    </w:p>
+    <w:p>
+      <w:pPr>
+        <w:rPr>
           <w:rFonts w:ascii="宋体" w:eastAsia="宋体" w:hAnsi="宋体" w:cs="宋体"/>
-          <w:color w:val="000000" w:themeColor="text1"/>
-          <w:szCs w:val="21"/>
-        </w:rPr>
-      </w:pPr>
+          <w:kern w:val="0"/>
+          <w:sz w:val="22"/>
+          <w:szCs w:val="22"/>
+        </w:rPr>
+      </w:pPr>
+    </w:p>
+    <w:p>
+      <w:pPr>
+        <w:pStyle w:val="Heading3"/>
+      </w:pPr>
+      <w:bookmarkStart w:id="146" w:name="_Toc494116629"/>
+      <w:bookmarkStart w:id="147" w:name="_Toc495406353"/>
+      <w:bookmarkStart w:id="148" w:name="_Toc495419670"/>
+      <w:bookmarkStart w:id="149" w:name="_Toc495498161"/>
+      <w:bookmarkStart w:id="150" w:name="_Toc495498319"/>
+      <w:r>
+        <w:rPr>
+          <w:rFonts w:hint="eastAsia"/>
+        </w:rPr>
+        <w:t>准备取消动态生效的配置：</w:t>
+      </w:r>
+      <w:bookmarkEnd w:id="146"/>
+      <w:bookmarkEnd w:id="147"/>
+      <w:bookmarkEnd w:id="148"/>
+      <w:bookmarkEnd w:id="149"/>
+      <w:bookmarkEnd w:id="150"/>
     </w:p>
     <w:p>
       <w:pPr>
@@ -9026,41 +10257,6 @@
           <w:szCs w:val="21"/>
         </w:rPr>
       </w:pPr>
-    </w:p>
-    <w:p>
-      <w:pPr>
-        <w:rPr>
-          <w:rFonts w:ascii="宋体" w:eastAsia="宋体" w:hAnsi="宋体" w:cs="宋体"/>
-          <w:color w:val="000000" w:themeColor="text1"/>
-          <w:szCs w:val="21"/>
-        </w:rPr>
-      </w:pPr>
-    </w:p>
-    <w:p>
-      <w:pPr>
-        <w:pStyle w:val="Heading3"/>
-      </w:pPr>
-      <w:bookmarkStart w:id="106" w:name="_Toc494116629"/>
-      <w:bookmarkStart w:id="107" w:name="_Toc495406353"/>
-      <w:bookmarkStart w:id="108" w:name="_Toc495419670"/>
-      <w:r>
-        <w:rPr>
-          <w:rFonts w:hint="eastAsia"/>
-        </w:rPr>
-        <w:t>准备取消动态生效的配置：</w:t>
-      </w:r>
-      <w:bookmarkEnd w:id="106"/>
-      <w:bookmarkEnd w:id="107"/>
-      <w:bookmarkEnd w:id="108"/>
-    </w:p>
-    <w:p>
-      <w:pPr>
-        <w:rPr>
-          <w:rFonts w:ascii="宋体" w:eastAsia="宋体" w:hAnsi="宋体" w:cs="宋体"/>
-          <w:color w:val="000000" w:themeColor="text1"/>
-          <w:szCs w:val="21"/>
-        </w:rPr>
-      </w:pPr>
       <w:r>
         <w:rPr>
           <w:rFonts w:ascii="宋体" w:eastAsia="宋体" w:hAnsi="宋体" w:cs="宋体" w:hint="eastAsia"/>
@@ -9074,9 +10270,11 @@
       <w:pPr>
         <w:pStyle w:val="Heading5"/>
       </w:pPr>
-      <w:bookmarkStart w:id="109" w:name="_Toc494116630"/>
-      <w:bookmarkStart w:id="110" w:name="_Toc495406354"/>
-      <w:bookmarkStart w:id="111" w:name="_Toc495419671"/>
+      <w:bookmarkStart w:id="151" w:name="_Toc494116630"/>
+      <w:bookmarkStart w:id="152" w:name="_Toc495406354"/>
+      <w:bookmarkStart w:id="153" w:name="_Toc495419671"/>
+      <w:bookmarkStart w:id="154" w:name="_Toc495498162"/>
+      <w:bookmarkStart w:id="155" w:name="_Toc495498320"/>
       <w:r>
         <w:rPr>
           <w:rFonts w:hint="eastAsia"/>
@@ -9100,17 +10298,21 @@
         </w:rPr>
         <w:t>开启复制日志归档功能</w:t>
       </w:r>
-      <w:bookmarkEnd w:id="109"/>
-      <w:bookmarkEnd w:id="110"/>
-      <w:bookmarkEnd w:id="111"/>
+      <w:bookmarkEnd w:id="151"/>
+      <w:bookmarkEnd w:id="152"/>
+      <w:bookmarkEnd w:id="153"/>
+      <w:bookmarkEnd w:id="154"/>
+      <w:bookmarkEnd w:id="155"/>
     </w:p>
     <w:p>
       <w:pPr>
         <w:pStyle w:val="Heading5"/>
       </w:pPr>
-      <w:bookmarkStart w:id="112" w:name="_Toc494116631"/>
-      <w:bookmarkStart w:id="113" w:name="_Toc495406355"/>
-      <w:bookmarkStart w:id="114" w:name="_Toc495419672"/>
+      <w:bookmarkStart w:id="156" w:name="_Toc494116631"/>
+      <w:bookmarkStart w:id="157" w:name="_Toc495406355"/>
+      <w:bookmarkStart w:id="158" w:name="_Toc495419672"/>
+      <w:bookmarkStart w:id="159" w:name="_Toc495498163"/>
+      <w:bookmarkStart w:id="160" w:name="_Toc495498321"/>
       <w:r>
         <w:rPr>
           <w:rFonts w:hint="eastAsia"/>
@@ -9134,9 +10336,11 @@
         </w:rPr>
         <w:t>指定归档日志的路径</w:t>
       </w:r>
-      <w:bookmarkEnd w:id="112"/>
-      <w:bookmarkEnd w:id="113"/>
-      <w:bookmarkEnd w:id="114"/>
+      <w:bookmarkEnd w:id="156"/>
+      <w:bookmarkEnd w:id="157"/>
+      <w:bookmarkEnd w:id="158"/>
+      <w:bookmarkEnd w:id="159"/>
+      <w:bookmarkEnd w:id="160"/>
     </w:p>
     <w:p>
       <w:pPr>
@@ -9163,11 +10367,11 @@
           <w:szCs w:val="32"/>
         </w:rPr>
       </w:pPr>
-      <w:bookmarkStart w:id="115" w:name="_Toc493942896"/>
-      <w:bookmarkStart w:id="116" w:name="_Toc493942960"/>
-      <w:bookmarkStart w:id="117" w:name="_Toc493943263"/>
-      <w:bookmarkStart w:id="118" w:name="_Toc493943514"/>
-      <w:bookmarkStart w:id="119" w:name="_Toc494116609"/>
+      <w:bookmarkStart w:id="161" w:name="_Toc493942896"/>
+      <w:bookmarkStart w:id="162" w:name="_Toc493942960"/>
+      <w:bookmarkStart w:id="163" w:name="_Toc493943263"/>
+      <w:bookmarkStart w:id="164" w:name="_Toc493943514"/>
+      <w:bookmarkStart w:id="165" w:name="_Toc494116609"/>
       <w:r>
         <w:rPr>
           <w:rFonts w:hint="eastAsia"/>
@@ -9177,11 +10381,11 @@
         <w:lastRenderedPageBreak/>
         <w:t>开关配置</w:t>
       </w:r>
-      <w:bookmarkEnd w:id="115"/>
-      <w:bookmarkEnd w:id="116"/>
-      <w:bookmarkEnd w:id="117"/>
-      <w:bookmarkEnd w:id="118"/>
-      <w:bookmarkEnd w:id="119"/>
+      <w:bookmarkEnd w:id="161"/>
+      <w:bookmarkEnd w:id="162"/>
+      <w:bookmarkEnd w:id="163"/>
+      <w:bookmarkEnd w:id="164"/>
+      <w:bookmarkEnd w:id="165"/>
     </w:p>
     <w:p>
       <w:pPr>
@@ -9190,13 +10394,15 @@
           <w:kern w:val="0"/>
         </w:rPr>
       </w:pPr>
-      <w:bookmarkStart w:id="120" w:name="_Toc493942897"/>
-      <w:bookmarkStart w:id="121" w:name="_Toc493942961"/>
-      <w:bookmarkStart w:id="122" w:name="_Toc493943264"/>
-      <w:bookmarkStart w:id="123" w:name="_Toc493943515"/>
-      <w:bookmarkStart w:id="124" w:name="_Toc494116610"/>
-      <w:bookmarkStart w:id="125" w:name="_Toc495406356"/>
-      <w:bookmarkStart w:id="126" w:name="_Toc495419673"/>
+      <w:bookmarkStart w:id="166" w:name="_Toc493942897"/>
+      <w:bookmarkStart w:id="167" w:name="_Toc493942961"/>
+      <w:bookmarkStart w:id="168" w:name="_Toc493943264"/>
+      <w:bookmarkStart w:id="169" w:name="_Toc493943515"/>
+      <w:bookmarkStart w:id="170" w:name="_Toc494116610"/>
+      <w:bookmarkStart w:id="171" w:name="_Toc495406356"/>
+      <w:bookmarkStart w:id="172" w:name="_Toc495419673"/>
+      <w:bookmarkStart w:id="173" w:name="_Toc495498164"/>
+      <w:bookmarkStart w:id="174" w:name="_Toc495498322"/>
       <w:r>
         <w:rPr>
           <w:rFonts w:hint="eastAsia"/>
@@ -9228,13 +10434,15 @@
         </w:rPr>
         <w:t>打开内存调试</w:t>
       </w:r>
-      <w:bookmarkEnd w:id="120"/>
-      <w:bookmarkEnd w:id="121"/>
-      <w:bookmarkEnd w:id="122"/>
-      <w:bookmarkEnd w:id="123"/>
-      <w:bookmarkEnd w:id="124"/>
-      <w:bookmarkEnd w:id="125"/>
-      <w:bookmarkEnd w:id="126"/>
+      <w:bookmarkEnd w:id="166"/>
+      <w:bookmarkEnd w:id="167"/>
+      <w:bookmarkEnd w:id="168"/>
+      <w:bookmarkEnd w:id="169"/>
+      <w:bookmarkEnd w:id="170"/>
+      <w:bookmarkEnd w:id="171"/>
+      <w:bookmarkEnd w:id="172"/>
+      <w:bookmarkEnd w:id="173"/>
+      <w:bookmarkEnd w:id="174"/>
     </w:p>
     <w:p>
       <w:pPr>
@@ -9243,13 +10451,15 @@
           <w:kern w:val="0"/>
         </w:rPr>
       </w:pPr>
-      <w:bookmarkStart w:id="127" w:name="_Toc493942898"/>
-      <w:bookmarkStart w:id="128" w:name="_Toc493942962"/>
-      <w:bookmarkStart w:id="129" w:name="_Toc493943265"/>
-      <w:bookmarkStart w:id="130" w:name="_Toc493943516"/>
-      <w:bookmarkStart w:id="131" w:name="_Toc494116611"/>
-      <w:bookmarkStart w:id="132" w:name="_Toc495406357"/>
-      <w:bookmarkStart w:id="133" w:name="_Toc495419674"/>
+      <w:bookmarkStart w:id="175" w:name="_Toc493942898"/>
+      <w:bookmarkStart w:id="176" w:name="_Toc493942962"/>
+      <w:bookmarkStart w:id="177" w:name="_Toc493943265"/>
+      <w:bookmarkStart w:id="178" w:name="_Toc493943516"/>
+      <w:bookmarkStart w:id="179" w:name="_Toc494116611"/>
+      <w:bookmarkStart w:id="180" w:name="_Toc495406357"/>
+      <w:bookmarkStart w:id="181" w:name="_Toc495419674"/>
+      <w:bookmarkStart w:id="182" w:name="_Toc495498165"/>
+      <w:bookmarkStart w:id="183" w:name="_Toc495498323"/>
       <w:r>
         <w:rPr>
           <w:rFonts w:hint="eastAsia"/>
@@ -9281,13 +10491,15 @@
         </w:rPr>
         <w:t>内存调试段大小</w:t>
       </w:r>
-      <w:bookmarkEnd w:id="127"/>
-      <w:bookmarkEnd w:id="128"/>
-      <w:bookmarkEnd w:id="129"/>
-      <w:bookmarkEnd w:id="130"/>
-      <w:bookmarkEnd w:id="131"/>
-      <w:bookmarkEnd w:id="132"/>
-      <w:bookmarkEnd w:id="133"/>
+      <w:bookmarkEnd w:id="175"/>
+      <w:bookmarkEnd w:id="176"/>
+      <w:bookmarkEnd w:id="177"/>
+      <w:bookmarkEnd w:id="178"/>
+      <w:bookmarkEnd w:id="179"/>
+      <w:bookmarkEnd w:id="180"/>
+      <w:bookmarkEnd w:id="181"/>
+      <w:bookmarkEnd w:id="182"/>
+      <w:bookmarkEnd w:id="183"/>
     </w:p>
     <w:p>
       <w:pPr>
@@ -9348,7 +10560,7 @@
                     </pic:cNvPicPr>
                   </pic:nvPicPr>
                   <pic:blipFill>
-                    <a:blip r:embed="rId26"/>
+                    <a:blip r:embed="rId31"/>
                     <a:srcRect/>
                     <a:stretch>
                       <a:fillRect/>
@@ -9478,13 +10690,15 @@
       <w:pPr>
         <w:pStyle w:val="Heading5"/>
       </w:pPr>
-      <w:bookmarkStart w:id="134" w:name="_Toc493942899"/>
-      <w:bookmarkStart w:id="135" w:name="_Toc493942963"/>
-      <w:bookmarkStart w:id="136" w:name="_Toc493943266"/>
-      <w:bookmarkStart w:id="137" w:name="_Toc493943517"/>
-      <w:bookmarkStart w:id="138" w:name="_Toc494116612"/>
-      <w:bookmarkStart w:id="139" w:name="_Toc495406358"/>
-      <w:bookmarkStart w:id="140" w:name="_Toc495419675"/>
+      <w:bookmarkStart w:id="184" w:name="_Toc493942899"/>
+      <w:bookmarkStart w:id="185" w:name="_Toc493942963"/>
+      <w:bookmarkStart w:id="186" w:name="_Toc493943266"/>
+      <w:bookmarkStart w:id="187" w:name="_Toc493943517"/>
+      <w:bookmarkStart w:id="188" w:name="_Toc494116612"/>
+      <w:bookmarkStart w:id="189" w:name="_Toc495406358"/>
+      <w:bookmarkStart w:id="190" w:name="_Toc495419675"/>
+      <w:bookmarkStart w:id="191" w:name="_Toc495498166"/>
+      <w:bookmarkStart w:id="192" w:name="_Toc495498324"/>
       <w:r>
         <w:rPr>
           <w:rFonts w:hint="eastAsia"/>
@@ -9505,13 +10719,15 @@
         </w:rPr>
         <w:t>：是否启动时开启跟踪</w:t>
       </w:r>
-      <w:bookmarkEnd w:id="134"/>
-      <w:bookmarkEnd w:id="135"/>
-      <w:bookmarkEnd w:id="136"/>
-      <w:bookmarkEnd w:id="137"/>
-      <w:bookmarkEnd w:id="138"/>
-      <w:bookmarkEnd w:id="139"/>
-      <w:bookmarkEnd w:id="140"/>
+      <w:bookmarkEnd w:id="184"/>
+      <w:bookmarkEnd w:id="185"/>
+      <w:bookmarkEnd w:id="186"/>
+      <w:bookmarkEnd w:id="187"/>
+      <w:bookmarkEnd w:id="188"/>
+      <w:bookmarkEnd w:id="189"/>
+      <w:bookmarkEnd w:id="190"/>
+      <w:bookmarkEnd w:id="191"/>
+      <w:bookmarkEnd w:id="192"/>
     </w:p>
     <w:p>
       <w:pPr>
@@ -9521,13 +10737,15 @@
           <w:kern w:val="0"/>
         </w:rPr>
       </w:pPr>
-      <w:bookmarkStart w:id="141" w:name="_Toc493942900"/>
-      <w:bookmarkStart w:id="142" w:name="_Toc493942964"/>
-      <w:bookmarkStart w:id="143" w:name="_Toc493943267"/>
-      <w:bookmarkStart w:id="144" w:name="_Toc493943518"/>
-      <w:bookmarkStart w:id="145" w:name="_Toc494116613"/>
-      <w:bookmarkStart w:id="146" w:name="_Toc495406359"/>
-      <w:bookmarkStart w:id="147" w:name="_Toc495419676"/>
+      <w:bookmarkStart w:id="193" w:name="_Toc493942900"/>
+      <w:bookmarkStart w:id="194" w:name="_Toc493942964"/>
+      <w:bookmarkStart w:id="195" w:name="_Toc493943267"/>
+      <w:bookmarkStart w:id="196" w:name="_Toc493943518"/>
+      <w:bookmarkStart w:id="197" w:name="_Toc494116613"/>
+      <w:bookmarkStart w:id="198" w:name="_Toc495406359"/>
+      <w:bookmarkStart w:id="199" w:name="_Toc495419676"/>
+      <w:bookmarkStart w:id="200" w:name="_Toc495498167"/>
+      <w:bookmarkStart w:id="201" w:name="_Toc495498325"/>
       <w:r>
         <w:rPr>
           <w:rFonts w:hint="eastAsia"/>
@@ -9552,13 +10770,15 @@
         </w:rPr>
         <w:t>：启动时开启跟踪的缓冲区大小</w:t>
       </w:r>
-      <w:bookmarkEnd w:id="141"/>
-      <w:bookmarkEnd w:id="142"/>
-      <w:bookmarkEnd w:id="143"/>
-      <w:bookmarkEnd w:id="144"/>
-      <w:bookmarkEnd w:id="145"/>
-      <w:bookmarkEnd w:id="146"/>
-      <w:bookmarkEnd w:id="147"/>
+      <w:bookmarkEnd w:id="193"/>
+      <w:bookmarkEnd w:id="194"/>
+      <w:bookmarkEnd w:id="195"/>
+      <w:bookmarkEnd w:id="196"/>
+      <w:bookmarkEnd w:id="197"/>
+      <w:bookmarkEnd w:id="198"/>
+      <w:bookmarkEnd w:id="199"/>
+      <w:bookmarkEnd w:id="200"/>
+      <w:bookmarkEnd w:id="201"/>
     </w:p>
     <w:p>
       <w:pPr>
@@ -9620,7 +10840,7 @@
                     </pic:cNvPicPr>
                   </pic:nvPicPr>
                   <pic:blipFill>
-                    <a:blip r:embed="rId27"/>
+                    <a:blip r:embed="rId32"/>
                     <a:srcRect/>
                     <a:stretch>
                       <a:fillRect/>
@@ -9732,13 +10952,15 @@
       <w:pPr>
         <w:pStyle w:val="Heading5"/>
       </w:pPr>
-      <w:bookmarkStart w:id="148" w:name="_Toc493942901"/>
-      <w:bookmarkStart w:id="149" w:name="_Toc493942965"/>
-      <w:bookmarkStart w:id="150" w:name="_Toc493943268"/>
-      <w:bookmarkStart w:id="151" w:name="_Toc493943519"/>
-      <w:bookmarkStart w:id="152" w:name="_Toc494116614"/>
-      <w:bookmarkStart w:id="153" w:name="_Toc495406360"/>
-      <w:bookmarkStart w:id="154" w:name="_Toc495419677"/>
+      <w:bookmarkStart w:id="202" w:name="_Toc493942901"/>
+      <w:bookmarkStart w:id="203" w:name="_Toc493942965"/>
+      <w:bookmarkStart w:id="204" w:name="_Toc493943268"/>
+      <w:bookmarkStart w:id="205" w:name="_Toc493943519"/>
+      <w:bookmarkStart w:id="206" w:name="_Toc494116614"/>
+      <w:bookmarkStart w:id="207" w:name="_Toc495406360"/>
+      <w:bookmarkStart w:id="208" w:name="_Toc495419677"/>
+      <w:bookmarkStart w:id="209" w:name="_Toc495498168"/>
+      <w:bookmarkStart w:id="210" w:name="_Toc495498326"/>
       <w:r>
         <w:rPr>
           <w:rFonts w:hint="eastAsia"/>
@@ -9752,10 +10974,10 @@
         </w:rPr>
         <w:t>transactionon</w:t>
       </w:r>
-      <w:bookmarkEnd w:id="148"/>
-      <w:bookmarkEnd w:id="149"/>
-      <w:bookmarkEnd w:id="150"/>
-      <w:bookmarkEnd w:id="151"/>
+      <w:bookmarkEnd w:id="202"/>
+      <w:bookmarkEnd w:id="203"/>
+      <w:bookmarkEnd w:id="204"/>
+      <w:bookmarkEnd w:id="205"/>
       <w:proofErr w:type="spellEnd"/>
       <w:r>
         <w:rPr>
@@ -9769,9 +10991,11 @@
         </w:rPr>
         <w:t>是否打开事务</w:t>
       </w:r>
-      <w:bookmarkEnd w:id="152"/>
-      <w:bookmarkEnd w:id="153"/>
-      <w:bookmarkEnd w:id="154"/>
+      <w:bookmarkEnd w:id="206"/>
+      <w:bookmarkEnd w:id="207"/>
+      <w:bookmarkEnd w:id="208"/>
+      <w:bookmarkEnd w:id="209"/>
+      <w:bookmarkEnd w:id="210"/>
     </w:p>
     <w:p>
       <w:pPr>
@@ -9832,7 +11056,7 @@
                     </pic:cNvPicPr>
                   </pic:nvPicPr>
                   <pic:blipFill>
-                    <a:blip r:embed="rId28"/>
+                    <a:blip r:embed="rId33"/>
                     <a:srcRect/>
                     <a:stretch>
                       <a:fillRect/>
@@ -9986,11 +11210,11 @@
           <w:szCs w:val="32"/>
         </w:rPr>
       </w:pPr>
-      <w:bookmarkStart w:id="155" w:name="_Toc493942906"/>
-      <w:bookmarkStart w:id="156" w:name="_Toc493942970"/>
-      <w:bookmarkStart w:id="157" w:name="_Toc493943273"/>
-      <w:bookmarkStart w:id="158" w:name="_Toc493943524"/>
-      <w:bookmarkStart w:id="159" w:name="_Toc494116619"/>
+      <w:bookmarkStart w:id="211" w:name="_Toc493942906"/>
+      <w:bookmarkStart w:id="212" w:name="_Toc493942970"/>
+      <w:bookmarkStart w:id="213" w:name="_Toc493943273"/>
+      <w:bookmarkStart w:id="214" w:name="_Toc493943524"/>
+      <w:bookmarkStart w:id="215" w:name="_Toc494116619"/>
       <w:r>
         <w:rPr>
           <w:rFonts w:hint="eastAsia"/>
@@ -10009,19 +11233,21 @@
         </w:rPr>
         <w:t>：</w:t>
       </w:r>
-      <w:bookmarkEnd w:id="155"/>
-      <w:bookmarkEnd w:id="156"/>
-      <w:bookmarkEnd w:id="157"/>
-      <w:bookmarkEnd w:id="158"/>
-      <w:bookmarkEnd w:id="159"/>
+      <w:bookmarkEnd w:id="211"/>
+      <w:bookmarkEnd w:id="212"/>
+      <w:bookmarkEnd w:id="213"/>
+      <w:bookmarkEnd w:id="214"/>
+      <w:bookmarkEnd w:id="215"/>
     </w:p>
     <w:p>
       <w:pPr>
         <w:pStyle w:val="Heading5"/>
       </w:pPr>
-      <w:bookmarkStart w:id="160" w:name="_Toc494116623"/>
-      <w:bookmarkStart w:id="161" w:name="_Toc495406361"/>
-      <w:bookmarkStart w:id="162" w:name="_Toc495419678"/>
+      <w:bookmarkStart w:id="216" w:name="_Toc494116623"/>
+      <w:bookmarkStart w:id="217" w:name="_Toc495406361"/>
+      <w:bookmarkStart w:id="218" w:name="_Toc495419678"/>
+      <w:bookmarkStart w:id="219" w:name="_Toc495498169"/>
+      <w:bookmarkStart w:id="220" w:name="_Toc495498327"/>
       <w:r>
         <w:rPr>
           <w:rFonts w:hint="eastAsia"/>
@@ -10046,9 +11272,11 @@
         </w:rPr>
         <w:t>指定编目节点的地址</w:t>
       </w:r>
-      <w:bookmarkEnd w:id="160"/>
-      <w:bookmarkEnd w:id="161"/>
-      <w:bookmarkEnd w:id="162"/>
+      <w:bookmarkEnd w:id="216"/>
+      <w:bookmarkEnd w:id="217"/>
+      <w:bookmarkEnd w:id="218"/>
+      <w:bookmarkEnd w:id="219"/>
+      <w:bookmarkEnd w:id="220"/>
     </w:p>
     <w:p>
       <w:pPr>
@@ -10138,7 +11366,7 @@
                     </pic:cNvPicPr>
                   </pic:nvPicPr>
                   <pic:blipFill>
-                    <a:blip r:embed="rId29"/>
+                    <a:blip r:embed="rId34"/>
                     <a:srcRect/>
                     <a:stretch>
                       <a:fillRect/>
@@ -10200,7 +11428,7 @@
                     </pic:cNvPicPr>
                   </pic:nvPicPr>
                   <pic:blipFill>
-                    <a:blip r:embed="rId30"/>
+                    <a:blip r:embed="rId35"/>
                     <a:srcRect/>
                     <a:stretch>
                       <a:fillRect/>
@@ -10364,7 +11592,7 @@
                     </pic:cNvPicPr>
                   </pic:nvPicPr>
                   <pic:blipFill>
-                    <a:blip r:embed="rId31"/>
+                    <a:blip r:embed="rId36"/>
                     <a:srcRect/>
                     <a:stretch>
                       <a:fillRect/>
@@ -10525,7 +11753,7 @@
                     </pic:cNvPicPr>
                   </pic:nvPicPr>
                   <pic:blipFill>
-                    <a:blip r:embed="rId32"/>
+                    <a:blip r:embed="rId37"/>
                     <a:srcRect/>
                     <a:stretch>
                       <a:fillRect/>
@@ -10703,7 +11931,7 @@
                     </pic:cNvPicPr>
                   </pic:nvPicPr>
                   <pic:blipFill>
-                    <a:blip r:embed="rId33"/>
+                    <a:blip r:embed="rId38"/>
                     <a:srcRect/>
                     <a:stretch>
                       <a:fillRect/>
@@ -10774,7 +12002,7 @@
                     </pic:cNvPicPr>
                   </pic:nvPicPr>
                   <pic:blipFill>
-                    <a:blip r:embed="rId34"/>
+                    <a:blip r:embed="rId39"/>
                     <a:srcRect/>
                     <a:stretch>
                       <a:fillRect/>
@@ -10836,7 +12064,7 @@
                     </pic:cNvPicPr>
                   </pic:nvPicPr>
                   <pic:blipFill>
-                    <a:blip r:embed="rId35"/>
+                    <a:blip r:embed="rId40"/>
                     <a:srcRect/>
                     <a:stretch>
                       <a:fillRect/>
@@ -10975,13 +12203,15 @@
       <w:pPr>
         <w:pStyle w:val="Heading5"/>
       </w:pPr>
-      <w:bookmarkStart w:id="163" w:name="_Toc493942909"/>
-      <w:bookmarkStart w:id="164" w:name="_Toc493942973"/>
-      <w:bookmarkStart w:id="165" w:name="_Toc493943276"/>
-      <w:bookmarkStart w:id="166" w:name="_Toc493943527"/>
-      <w:bookmarkStart w:id="167" w:name="_Toc494116622"/>
-      <w:bookmarkStart w:id="168" w:name="_Toc495406362"/>
-      <w:bookmarkStart w:id="169" w:name="_Toc495419679"/>
+      <w:bookmarkStart w:id="221" w:name="_Toc493942909"/>
+      <w:bookmarkStart w:id="222" w:name="_Toc493942973"/>
+      <w:bookmarkStart w:id="223" w:name="_Toc493943276"/>
+      <w:bookmarkStart w:id="224" w:name="_Toc493943527"/>
+      <w:bookmarkStart w:id="225" w:name="_Toc494116622"/>
+      <w:bookmarkStart w:id="226" w:name="_Toc495406362"/>
+      <w:bookmarkStart w:id="227" w:name="_Toc495419679"/>
+      <w:bookmarkStart w:id="228" w:name="_Toc495498170"/>
+      <w:bookmarkStart w:id="229" w:name="_Toc495498328"/>
       <w:r>
         <w:t>--</w:t>
       </w:r>
@@ -11008,13 +12238,15 @@
         </w:rPr>
         <w:t>复制日志内存页面数</w:t>
       </w:r>
-      <w:bookmarkEnd w:id="163"/>
-      <w:bookmarkEnd w:id="164"/>
-      <w:bookmarkEnd w:id="165"/>
-      <w:bookmarkEnd w:id="166"/>
-      <w:bookmarkEnd w:id="167"/>
-      <w:bookmarkEnd w:id="168"/>
-      <w:bookmarkEnd w:id="169"/>
+      <w:bookmarkEnd w:id="221"/>
+      <w:bookmarkEnd w:id="222"/>
+      <w:bookmarkEnd w:id="223"/>
+      <w:bookmarkEnd w:id="224"/>
+      <w:bookmarkEnd w:id="225"/>
+      <w:bookmarkEnd w:id="226"/>
+      <w:bookmarkEnd w:id="227"/>
+      <w:bookmarkEnd w:id="228"/>
+      <w:bookmarkEnd w:id="229"/>
     </w:p>
     <w:p/>
     <w:p>
@@ -11050,7 +12282,7 @@
                     </pic:cNvPicPr>
                   </pic:nvPicPr>
                   <pic:blipFill>
-                    <a:blip r:embed="rId36"/>
+                    <a:blip r:embed="rId41"/>
                     <a:srcRect/>
                     <a:stretch>
                       <a:fillRect/>
@@ -11143,7 +12375,7 @@
                     </pic:cNvPicPr>
                   </pic:nvPicPr>
                   <pic:blipFill>
-                    <a:blip r:embed="rId37"/>
+                    <a:blip r:embed="rId42"/>
                     <a:srcRect/>
                     <a:stretch>
                       <a:fillRect/>
@@ -11298,13 +12530,15 @@
           <w:kern w:val="0"/>
         </w:rPr>
       </w:pPr>
-      <w:bookmarkStart w:id="170" w:name="_Toc493942904"/>
-      <w:bookmarkStart w:id="171" w:name="_Toc493942968"/>
-      <w:bookmarkStart w:id="172" w:name="_Toc493943271"/>
-      <w:bookmarkStart w:id="173" w:name="_Toc493943522"/>
-      <w:bookmarkStart w:id="174" w:name="_Toc494116617"/>
-      <w:bookmarkStart w:id="175" w:name="_Toc495406363"/>
-      <w:bookmarkStart w:id="176" w:name="_Toc495419680"/>
+      <w:bookmarkStart w:id="230" w:name="_Toc493942904"/>
+      <w:bookmarkStart w:id="231" w:name="_Toc493942968"/>
+      <w:bookmarkStart w:id="232" w:name="_Toc493943271"/>
+      <w:bookmarkStart w:id="233" w:name="_Toc493943522"/>
+      <w:bookmarkStart w:id="234" w:name="_Toc494116617"/>
+      <w:bookmarkStart w:id="235" w:name="_Toc495406363"/>
+      <w:bookmarkStart w:id="236" w:name="_Toc495419680"/>
+      <w:bookmarkStart w:id="237" w:name="_Toc495498171"/>
+      <w:bookmarkStart w:id="238" w:name="_Toc495498329"/>
       <w:r>
         <w:rPr>
           <w:rFonts w:hint="eastAsia"/>
@@ -11336,13 +12570,15 @@
         </w:rPr>
         <w:t>页面预加载代理数据</w:t>
       </w:r>
-      <w:bookmarkEnd w:id="170"/>
-      <w:bookmarkEnd w:id="171"/>
-      <w:bookmarkEnd w:id="172"/>
-      <w:bookmarkEnd w:id="173"/>
-      <w:bookmarkEnd w:id="174"/>
-      <w:bookmarkEnd w:id="175"/>
-      <w:bookmarkEnd w:id="176"/>
+      <w:bookmarkEnd w:id="230"/>
+      <w:bookmarkEnd w:id="231"/>
+      <w:bookmarkEnd w:id="232"/>
+      <w:bookmarkEnd w:id="233"/>
+      <w:bookmarkEnd w:id="234"/>
+      <w:bookmarkEnd w:id="235"/>
+      <w:bookmarkEnd w:id="236"/>
+      <w:bookmarkEnd w:id="237"/>
+      <w:bookmarkEnd w:id="238"/>
     </w:p>
     <w:p>
       <w:pPr>
@@ -11351,13 +12587,15 @@
           <w:kern w:val="0"/>
         </w:rPr>
       </w:pPr>
-      <w:bookmarkStart w:id="177" w:name="_Toc493942905"/>
-      <w:bookmarkStart w:id="178" w:name="_Toc493942969"/>
-      <w:bookmarkStart w:id="179" w:name="_Toc493943272"/>
-      <w:bookmarkStart w:id="180" w:name="_Toc493943523"/>
-      <w:bookmarkStart w:id="181" w:name="_Toc494116618"/>
-      <w:bookmarkStart w:id="182" w:name="_Toc495406364"/>
-      <w:bookmarkStart w:id="183" w:name="_Toc495419681"/>
+      <w:bookmarkStart w:id="239" w:name="_Toc493942905"/>
+      <w:bookmarkStart w:id="240" w:name="_Toc493942969"/>
+      <w:bookmarkStart w:id="241" w:name="_Toc493943272"/>
+      <w:bookmarkStart w:id="242" w:name="_Toc493943523"/>
+      <w:bookmarkStart w:id="243" w:name="_Toc494116618"/>
+      <w:bookmarkStart w:id="244" w:name="_Toc495406364"/>
+      <w:bookmarkStart w:id="245" w:name="_Toc495419681"/>
+      <w:bookmarkStart w:id="246" w:name="_Toc495498172"/>
+      <w:bookmarkStart w:id="247" w:name="_Toc495498330"/>
       <w:r>
         <w:rPr>
           <w:rFonts w:hint="eastAsia"/>
@@ -11388,13 +12626,15 @@
         </w:rPr>
         <w:t>数据预取代理池最大数量</w:t>
       </w:r>
-      <w:bookmarkEnd w:id="177"/>
-      <w:bookmarkEnd w:id="178"/>
-      <w:bookmarkEnd w:id="179"/>
-      <w:bookmarkEnd w:id="180"/>
-      <w:bookmarkEnd w:id="181"/>
-      <w:bookmarkEnd w:id="182"/>
-      <w:bookmarkEnd w:id="183"/>
+      <w:bookmarkEnd w:id="239"/>
+      <w:bookmarkEnd w:id="240"/>
+      <w:bookmarkEnd w:id="241"/>
+      <w:bookmarkEnd w:id="242"/>
+      <w:bookmarkEnd w:id="243"/>
+      <w:bookmarkEnd w:id="244"/>
+      <w:bookmarkEnd w:id="245"/>
+      <w:bookmarkEnd w:id="246"/>
+      <w:bookmarkEnd w:id="247"/>
     </w:p>
     <w:p>
       <w:pPr>
@@ -11459,7 +12699,7 @@
                     </pic:cNvPicPr>
                   </pic:nvPicPr>
                   <pic:blipFill>
-                    <a:blip r:embed="rId38"/>
+                    <a:blip r:embed="rId43"/>
                     <a:srcRect/>
                     <a:stretch>
                       <a:fillRect/>
@@ -11602,7 +12842,7 @@
                     </pic:cNvPicPr>
                   </pic:nvPicPr>
                   <pic:blipFill>
-                    <a:blip r:embed="rId39"/>
+                    <a:blip r:embed="rId44"/>
                     <a:srcRect/>
                     <a:stretch>
                       <a:fillRect/>
@@ -11778,7 +13018,7 @@
                     </pic:cNvPicPr>
                   </pic:nvPicPr>
                   <pic:blipFill>
-                    <a:blip r:embed="rId40"/>
+                    <a:blip r:embed="rId45"/>
                     <a:srcRect/>
                     <a:stretch>
                       <a:fillRect/>
@@ -11885,13 +13125,15 @@
           <w:kern w:val="0"/>
         </w:rPr>
       </w:pPr>
-      <w:bookmarkStart w:id="184" w:name="_Toc493942903"/>
-      <w:bookmarkStart w:id="185" w:name="_Toc493942967"/>
-      <w:bookmarkStart w:id="186" w:name="_Toc493943270"/>
-      <w:bookmarkStart w:id="187" w:name="_Toc493943521"/>
-      <w:bookmarkStart w:id="188" w:name="_Toc494116616"/>
-      <w:bookmarkStart w:id="189" w:name="_Toc495406365"/>
-      <w:bookmarkStart w:id="190" w:name="_Toc495419682"/>
+      <w:bookmarkStart w:id="248" w:name="_Toc493942903"/>
+      <w:bookmarkStart w:id="249" w:name="_Toc493942967"/>
+      <w:bookmarkStart w:id="250" w:name="_Toc493943270"/>
+      <w:bookmarkStart w:id="251" w:name="_Toc493943521"/>
+      <w:bookmarkStart w:id="252" w:name="_Toc494116616"/>
+      <w:bookmarkStart w:id="253" w:name="_Toc495406365"/>
+      <w:bookmarkStart w:id="254" w:name="_Toc495419682"/>
+      <w:bookmarkStart w:id="255" w:name="_Toc495498173"/>
+      <w:bookmarkStart w:id="256" w:name="_Toc495498331"/>
       <w:r>
         <w:rPr>
           <w:rFonts w:hint="eastAsia"/>
@@ -11915,8 +13157,8 @@
         </w:rPr>
         <w:t>：</w:t>
       </w:r>
-      <w:bookmarkEnd w:id="184"/>
-      <w:bookmarkEnd w:id="185"/>
+      <w:bookmarkEnd w:id="248"/>
+      <w:bookmarkEnd w:id="249"/>
       <w:r>
         <w:rPr>
           <w:rFonts w:hint="eastAsia"/>
@@ -11924,11 +13166,13 @@
         </w:rPr>
         <w:t>信号测试周期</w:t>
       </w:r>
-      <w:bookmarkEnd w:id="186"/>
-      <w:bookmarkEnd w:id="187"/>
-      <w:bookmarkEnd w:id="188"/>
-      <w:bookmarkEnd w:id="189"/>
-      <w:bookmarkEnd w:id="190"/>
+      <w:bookmarkEnd w:id="250"/>
+      <w:bookmarkEnd w:id="251"/>
+      <w:bookmarkEnd w:id="252"/>
+      <w:bookmarkEnd w:id="253"/>
+      <w:bookmarkEnd w:id="254"/>
+      <w:bookmarkEnd w:id="255"/>
+      <w:bookmarkEnd w:id="256"/>
     </w:p>
     <w:p>
       <w:pPr>
@@ -11985,7 +13229,7 @@
                     </pic:cNvPicPr>
                   </pic:nvPicPr>
                   <pic:blipFill>
-                    <a:blip r:embed="rId41"/>
+                    <a:blip r:embed="rId46"/>
                     <a:srcRect/>
                     <a:stretch>
                       <a:fillRect/>
@@ -12051,7 +13295,7 @@
                     </pic:cNvPicPr>
                   </pic:nvPicPr>
                   <pic:blipFill>
-                    <a:blip r:embed="rId42"/>
+                    <a:blip r:embed="rId47"/>
                     <a:srcRect/>
                     <a:stretch>
                       <a:fillRect/>
@@ -12222,13 +13466,15 @@
           <w:kern w:val="0"/>
         </w:rPr>
       </w:pPr>
-      <w:bookmarkStart w:id="191" w:name="_Toc493942907"/>
-      <w:bookmarkStart w:id="192" w:name="_Toc493942971"/>
-      <w:bookmarkStart w:id="193" w:name="_Toc493943274"/>
-      <w:bookmarkStart w:id="194" w:name="_Toc493943525"/>
-      <w:bookmarkStart w:id="195" w:name="_Toc494116620"/>
-      <w:bookmarkStart w:id="196" w:name="_Toc495406366"/>
-      <w:bookmarkStart w:id="197" w:name="_Toc495419683"/>
+      <w:bookmarkStart w:id="257" w:name="_Toc493942907"/>
+      <w:bookmarkStart w:id="258" w:name="_Toc493942971"/>
+      <w:bookmarkStart w:id="259" w:name="_Toc493943274"/>
+      <w:bookmarkStart w:id="260" w:name="_Toc493943525"/>
+      <w:bookmarkStart w:id="261" w:name="_Toc494116620"/>
+      <w:bookmarkStart w:id="262" w:name="_Toc495406366"/>
+      <w:bookmarkStart w:id="263" w:name="_Toc495419683"/>
+      <w:bookmarkStart w:id="264" w:name="_Toc495498174"/>
+      <w:bookmarkStart w:id="265" w:name="_Toc495498332"/>
       <w:r>
         <w:rPr>
           <w:rFonts w:hint="eastAsia"/>
@@ -12252,13 +13498,15 @@
         </w:rPr>
         <w:t>：访问计划缓存内桶的个数</w:t>
       </w:r>
-      <w:bookmarkEnd w:id="191"/>
-      <w:bookmarkEnd w:id="192"/>
-      <w:bookmarkEnd w:id="193"/>
-      <w:bookmarkEnd w:id="194"/>
-      <w:bookmarkEnd w:id="195"/>
-      <w:bookmarkEnd w:id="196"/>
-      <w:bookmarkEnd w:id="197"/>
+      <w:bookmarkEnd w:id="257"/>
+      <w:bookmarkEnd w:id="258"/>
+      <w:bookmarkEnd w:id="259"/>
+      <w:bookmarkEnd w:id="260"/>
+      <w:bookmarkEnd w:id="261"/>
+      <w:bookmarkEnd w:id="262"/>
+      <w:bookmarkEnd w:id="263"/>
+      <w:bookmarkEnd w:id="264"/>
+      <w:bookmarkEnd w:id="265"/>
     </w:p>
     <w:p>
       <w:pPr>
@@ -12324,7 +13572,7 @@
                     </pic:cNvPicPr>
                   </pic:nvPicPr>
                   <pic:blipFill>
-                    <a:blip r:embed="rId43"/>
+                    <a:blip r:embed="rId48"/>
                     <a:srcRect/>
                     <a:stretch>
                       <a:fillRect/>
@@ -12472,7 +13720,7 @@
                     </pic:cNvPicPr>
                   </pic:nvPicPr>
                   <pic:blipFill>
-                    <a:blip r:embed="rId44"/>
+                    <a:blip r:embed="rId49"/>
                     <a:srcRect/>
                     <a:stretch>
                       <a:fillRect/>
@@ -12539,7 +13787,7 @@
                     </pic:cNvPicPr>
                   </pic:nvPicPr>
                   <pic:blipFill>
-                    <a:blip r:embed="rId45"/>
+                    <a:blip r:embed="rId50"/>
                     <a:srcRect/>
                     <a:stretch>
                       <a:fillRect/>
@@ -12671,7 +13919,7 @@
                     </pic:cNvPicPr>
                   </pic:nvPicPr>
                   <pic:blipFill>
-                    <a:blip r:embed="rId46"/>
+                    <a:blip r:embed="rId51"/>
                     <a:srcRect/>
                     <a:stretch>
                       <a:fillRect/>
@@ -12962,10 +14210,12 @@
           <w:kern w:val="0"/>
         </w:rPr>
       </w:pPr>
-      <w:bookmarkStart w:id="198" w:name="_Toc493943510"/>
-      <w:bookmarkStart w:id="199" w:name="_Toc494116605"/>
-      <w:bookmarkStart w:id="200" w:name="_Toc495406344"/>
-      <w:bookmarkStart w:id="201" w:name="_Toc495419684"/>
+      <w:bookmarkStart w:id="266" w:name="_Toc493943510"/>
+      <w:bookmarkStart w:id="267" w:name="_Toc494116605"/>
+      <w:bookmarkStart w:id="268" w:name="_Toc495406344"/>
+      <w:bookmarkStart w:id="269" w:name="_Toc495419684"/>
+      <w:bookmarkStart w:id="270" w:name="_Toc495498175"/>
+      <w:bookmarkStart w:id="271" w:name="_Toc495498333"/>
       <w:r>
         <w:rPr>
           <w:rFonts w:hint="eastAsia"/>
@@ -12996,10 +14246,12 @@
         </w:rPr>
         <w:t>节点缓存最大值</w:t>
       </w:r>
-      <w:bookmarkEnd w:id="198"/>
-      <w:bookmarkEnd w:id="199"/>
-      <w:bookmarkEnd w:id="200"/>
-      <w:bookmarkEnd w:id="201"/>
+      <w:bookmarkEnd w:id="266"/>
+      <w:bookmarkEnd w:id="267"/>
+      <w:bookmarkEnd w:id="268"/>
+      <w:bookmarkEnd w:id="269"/>
+      <w:bookmarkEnd w:id="270"/>
+      <w:bookmarkEnd w:id="271"/>
     </w:p>
     <w:p>
       <w:pPr>
@@ -13049,38 +14301,44 @@
       <w:pPr>
         <w:pStyle w:val="Heading3"/>
       </w:pPr>
-      <w:bookmarkStart w:id="202" w:name="_Toc493942910"/>
-      <w:bookmarkStart w:id="203" w:name="_Toc493942974"/>
-      <w:bookmarkStart w:id="204" w:name="_Toc493943277"/>
-      <w:bookmarkStart w:id="205" w:name="_Toc493943528"/>
-      <w:bookmarkStart w:id="206" w:name="_Toc494116632"/>
-      <w:bookmarkStart w:id="207" w:name="_Toc495406367"/>
-      <w:bookmarkStart w:id="208" w:name="_Toc495419685"/>
+      <w:bookmarkStart w:id="272" w:name="_Toc493942910"/>
+      <w:bookmarkStart w:id="273" w:name="_Toc493942974"/>
+      <w:bookmarkStart w:id="274" w:name="_Toc493943277"/>
+      <w:bookmarkStart w:id="275" w:name="_Toc493943528"/>
+      <w:bookmarkStart w:id="276" w:name="_Toc494116632"/>
+      <w:bookmarkStart w:id="277" w:name="_Toc495406367"/>
+      <w:bookmarkStart w:id="278" w:name="_Toc495419685"/>
+      <w:bookmarkStart w:id="279" w:name="_Toc495498176"/>
+      <w:bookmarkStart w:id="280" w:name="_Toc495498334"/>
       <w:r>
         <w:rPr>
           <w:rFonts w:hint="eastAsia"/>
         </w:rPr>
         <w:t>附录：</w:t>
       </w:r>
-      <w:bookmarkEnd w:id="202"/>
-      <w:bookmarkEnd w:id="203"/>
-      <w:bookmarkEnd w:id="204"/>
-      <w:bookmarkEnd w:id="205"/>
-      <w:bookmarkEnd w:id="206"/>
-      <w:bookmarkEnd w:id="207"/>
-      <w:bookmarkEnd w:id="208"/>
+      <w:bookmarkEnd w:id="272"/>
+      <w:bookmarkEnd w:id="273"/>
+      <w:bookmarkEnd w:id="274"/>
+      <w:bookmarkEnd w:id="275"/>
+      <w:bookmarkEnd w:id="276"/>
+      <w:bookmarkEnd w:id="277"/>
+      <w:bookmarkEnd w:id="278"/>
+      <w:bookmarkEnd w:id="279"/>
+      <w:bookmarkEnd w:id="280"/>
     </w:p>
     <w:p>
       <w:pPr>
         <w:pStyle w:val="Heading5"/>
       </w:pPr>
-      <w:bookmarkStart w:id="209" w:name="_Toc493942911"/>
-      <w:bookmarkStart w:id="210" w:name="_Toc493942975"/>
-      <w:bookmarkStart w:id="211" w:name="_Toc493943278"/>
-      <w:bookmarkStart w:id="212" w:name="_Toc493943529"/>
-      <w:bookmarkStart w:id="213" w:name="_Toc494116633"/>
-      <w:bookmarkStart w:id="214" w:name="_Toc495406368"/>
-      <w:bookmarkStart w:id="215" w:name="_Toc495419686"/>
+      <w:bookmarkStart w:id="281" w:name="_Toc493942911"/>
+      <w:bookmarkStart w:id="282" w:name="_Toc493942975"/>
+      <w:bookmarkStart w:id="283" w:name="_Toc493943278"/>
+      <w:bookmarkStart w:id="284" w:name="_Toc493943529"/>
+      <w:bookmarkStart w:id="285" w:name="_Toc494116633"/>
+      <w:bookmarkStart w:id="286" w:name="_Toc495406368"/>
+      <w:bookmarkStart w:id="287" w:name="_Toc495419686"/>
+      <w:bookmarkStart w:id="288" w:name="_Toc495498177"/>
+      <w:bookmarkStart w:id="289" w:name="_Toc495498335"/>
       <w:proofErr w:type="spellStart"/>
       <w:r>
         <w:rPr>
@@ -13107,13 +14365,15 @@
         </w:rPr>
         <w:t>：</w:t>
       </w:r>
-      <w:bookmarkEnd w:id="209"/>
-      <w:bookmarkEnd w:id="210"/>
-      <w:bookmarkEnd w:id="211"/>
-      <w:bookmarkEnd w:id="212"/>
-      <w:bookmarkEnd w:id="213"/>
-      <w:bookmarkEnd w:id="214"/>
-      <w:bookmarkEnd w:id="215"/>
+      <w:bookmarkEnd w:id="281"/>
+      <w:bookmarkEnd w:id="282"/>
+      <w:bookmarkEnd w:id="283"/>
+      <w:bookmarkEnd w:id="284"/>
+      <w:bookmarkEnd w:id="285"/>
+      <w:bookmarkEnd w:id="286"/>
+      <w:bookmarkEnd w:id="287"/>
+      <w:bookmarkEnd w:id="288"/>
+      <w:bookmarkEnd w:id="289"/>
     </w:p>
     <w:p>
       <w:r>
@@ -13179,7 +14439,7 @@
                     </pic:cNvPicPr>
                   </pic:nvPicPr>
                   <pic:blipFill>
-                    <a:blip r:embed="rId47"/>
+                    <a:blip r:embed="rId52"/>
                     <a:srcRect/>
                     <a:stretch>
                       <a:fillRect/>
@@ -13296,7 +14556,7 @@
                     </pic:cNvPicPr>
                   </pic:nvPicPr>
                   <pic:blipFill>
-                    <a:blip r:embed="rId48"/>
+                    <a:blip r:embed="rId53"/>
                     <a:srcRect/>
                     <a:stretch>
                       <a:fillRect/>
@@ -13385,7 +14645,7 @@
                     </pic:cNvPicPr>
                   </pic:nvPicPr>
                   <pic:blipFill>
-                    <a:blip r:embed="rId49"/>
+                    <a:blip r:embed="rId54"/>
                     <a:srcRect/>
                     <a:stretch>
                       <a:fillRect/>
@@ -13572,7 +14832,7 @@
                     </pic:cNvPicPr>
                   </pic:nvPicPr>
                   <pic:blipFill>
-                    <a:blip r:embed="rId50"/>
+                    <a:blip r:embed="rId55"/>
                     <a:srcRect/>
                     <a:stretch>
                       <a:fillRect/>
@@ -13626,7 +14886,7 @@
                     </pic:cNvPicPr>
                   </pic:nvPicPr>
                   <pic:blipFill>
-                    <a:blip r:embed="rId51"/>
+                    <a:blip r:embed="rId56"/>
                     <a:srcRect/>
                     <a:stretch>
                       <a:fillRect/>
@@ -13788,8 +15048,100 @@
       <w:lvlJc w:val="left"/>
     </w:lvl>
   </w:abstractNum>
+  <w:abstractNum w:abstractNumId="1">
+    <w:nsid w:val="71593215"/>
+    <w:multiLevelType w:val="hybridMultilevel"/>
+    <w:tmpl w:val="5588A250"/>
+    <w:lvl w:ilvl="0" w:tplc="FE4C5932">
+      <w:start w:val="1"/>
+      <w:numFmt w:val="decimal"/>
+      <w:lvlText w:val="%1."/>
+      <w:lvlJc w:val="left"/>
+      <w:pPr>
+        <w:ind w:left="360" w:hanging="360"/>
+      </w:pPr>
+      <w:rPr>
+        <w:rFonts w:hint="default"/>
+      </w:rPr>
+    </w:lvl>
+    <w:lvl w:ilvl="1" w:tplc="04090019" w:tentative="1">
+      <w:start w:val="1"/>
+      <w:numFmt w:val="lowerLetter"/>
+      <w:lvlText w:val="%2)"/>
+      <w:lvlJc w:val="left"/>
+      <w:pPr>
+        <w:ind w:left="840" w:hanging="420"/>
+      </w:pPr>
+    </w:lvl>
+    <w:lvl w:ilvl="2" w:tplc="0409001B" w:tentative="1">
+      <w:start w:val="1"/>
+      <w:numFmt w:val="lowerRoman"/>
+      <w:lvlText w:val="%3."/>
+      <w:lvlJc w:val="right"/>
+      <w:pPr>
+        <w:ind w:left="1260" w:hanging="420"/>
+      </w:pPr>
+    </w:lvl>
+    <w:lvl w:ilvl="3" w:tplc="0409000F" w:tentative="1">
+      <w:start w:val="1"/>
+      <w:numFmt w:val="decimal"/>
+      <w:lvlText w:val="%4."/>
+      <w:lvlJc w:val="left"/>
+      <w:pPr>
+        <w:ind w:left="1680" w:hanging="420"/>
+      </w:pPr>
+    </w:lvl>
+    <w:lvl w:ilvl="4" w:tplc="04090019" w:tentative="1">
+      <w:start w:val="1"/>
+      <w:numFmt w:val="lowerLetter"/>
+      <w:lvlText w:val="%5)"/>
+      <w:lvlJc w:val="left"/>
+      <w:pPr>
+        <w:ind w:left="2100" w:hanging="420"/>
+      </w:pPr>
+    </w:lvl>
+    <w:lvl w:ilvl="5" w:tplc="0409001B" w:tentative="1">
+      <w:start w:val="1"/>
+      <w:numFmt w:val="lowerRoman"/>
+      <w:lvlText w:val="%6."/>
+      <w:lvlJc w:val="right"/>
+      <w:pPr>
+        <w:ind w:left="2520" w:hanging="420"/>
+      </w:pPr>
+    </w:lvl>
+    <w:lvl w:ilvl="6" w:tplc="0409000F" w:tentative="1">
+      <w:start w:val="1"/>
+      <w:numFmt w:val="decimal"/>
+      <w:lvlText w:val="%7."/>
+      <w:lvlJc w:val="left"/>
+      <w:pPr>
+        <w:ind w:left="2940" w:hanging="420"/>
+      </w:pPr>
+    </w:lvl>
+    <w:lvl w:ilvl="7" w:tplc="04090019" w:tentative="1">
+      <w:start w:val="1"/>
+      <w:numFmt w:val="lowerLetter"/>
+      <w:lvlText w:val="%8)"/>
+      <w:lvlJc w:val="left"/>
+      <w:pPr>
+        <w:ind w:left="3360" w:hanging="420"/>
+      </w:pPr>
+    </w:lvl>
+    <w:lvl w:ilvl="8" w:tplc="0409001B" w:tentative="1">
+      <w:start w:val="1"/>
+      <w:numFmt w:val="lowerRoman"/>
+      <w:lvlText w:val="%9."/>
+      <w:lvlJc w:val="right"/>
+      <w:pPr>
+        <w:ind w:left="3780" w:hanging="420"/>
+      </w:pPr>
+    </w:lvl>
+  </w:abstractNum>
   <w:num w:numId="1">
     <w:abstractNumId w:val="0"/>
+  </w:num>
+  <w:num w:numId="2">
+    <w:abstractNumId w:val="1"/>
   </w:num>
 </w:numbering>
 </file>
@@ -14442,6 +15794,16 @@
       <w:bCs/>
     </w:rPr>
   </w:style>
+  <w:style w:type="paragraph" w:styleId="ListParagraph">
+    <w:name w:val="List Paragraph"/>
+    <w:basedOn w:val="Normal"/>
+    <w:uiPriority w:val="34"/>
+    <w:qFormat/>
+    <w:rsid w:val="002B5D35"/>
+    <w:pPr>
+      <w:ind w:firstLineChars="200" w:firstLine="420"/>
+    </w:pPr>
+  </w:style>
 </w:styles>
 </file>
 
@@ -14733,7 +16095,7 @@
 </file>
 
 <file path=customXml/itemProps1.xml><?xml version="1.0" encoding="utf-8"?>
-<ds:datastoreItem xmlns:ds="http://schemas.openxmlformats.org/officeDocument/2006/customXml" ds:itemID="{47492469-D833-4BC6-9934-2FD4F0F97EB3}">
+<ds:datastoreItem xmlns:ds="http://schemas.openxmlformats.org/officeDocument/2006/customXml" ds:itemID="{6CE32CEB-1C7C-4C28-9DBD-5E0751E0F0FD}">
   <ds:schemaRefs>
     <ds:schemaRef ds:uri="http://schemas.openxmlformats.org/officeDocument/2006/bibliography"/>
   </ds:schemaRefs>

--- a/internal_doc/03.开发设计/配置动态生效修改方案.docx
+++ b/internal_doc/03.开发设计/配置动态生效修改方案.docx
@@ -3023,13 +3023,7 @@
         <w:br w:type="page"/>
       </w:r>
     </w:p>
-    <w:p>
-      <w:pPr>
-        <w:rPr>
-          <w:rFonts w:hint="eastAsia"/>
-        </w:rPr>
-      </w:pPr>
-    </w:p>
+    <w:p/>
     <w:p/>
     <w:p>
       <w:pPr>
@@ -3517,11 +3511,6 @@
       </w:r>
     </w:p>
     <w:p>
-      <w:pPr>
-        <w:rPr>
-          <w:rFonts w:hint="eastAsia"/>
-        </w:rPr>
-      </w:pPr>
       <w:r>
         <w:rPr>
           <w:rFonts w:hint="eastAsia"/>
@@ -3605,19 +3594,8 @@
         <w:t>。</w:t>
       </w:r>
     </w:p>
-    <w:p>
-      <w:pPr>
-        <w:rPr>
-          <w:rFonts w:hint="eastAsia"/>
-        </w:rPr>
-      </w:pPr>
-    </w:p>
-    <w:p>
-      <w:pPr>
-        <w:rPr>
-          <w:rFonts w:hint="eastAsia"/>
-        </w:rPr>
-      </w:pPr>
+    <w:p/>
+    <w:p>
       <w:r>
         <w:rPr>
           <w:rFonts w:hint="eastAsia"/>
@@ -3633,9 +3611,6 @@
           <w:numId w:val="2"/>
         </w:numPr>
         <w:ind w:firstLineChars="0"/>
-        <w:rPr>
-          <w:rFonts w:hint="eastAsia"/>
-        </w:rPr>
       </w:pPr>
       <w:r>
         <w:rPr>
@@ -3709,9 +3684,6 @@
           <w:numId w:val="2"/>
         </w:numPr>
         <w:ind w:firstLineChars="0"/>
-        <w:rPr>
-          <w:rFonts w:hint="eastAsia"/>
-        </w:rPr>
       </w:pPr>
       <w:r>
         <w:rPr>
@@ -3817,11 +3789,6 @@
       </w:r>
     </w:p>
     <w:p>
-      <w:pPr>
-        <w:rPr>
-          <w:rFonts w:hint="eastAsia"/>
-        </w:rPr>
-      </w:pPr>
       <w:r>
         <w:rPr>
           <w:rFonts w:hint="eastAsia"/>
@@ -4347,11 +4314,6 @@
     </w:p>
     <w:p/>
     <w:p>
-      <w:pPr>
-        <w:rPr>
-          <w:rFonts w:hint="eastAsia"/>
-        </w:rPr>
-      </w:pPr>
       <w:r>
         <w:rPr>
           <w:rFonts w:hint="eastAsia"/>
@@ -4405,11 +4367,6 @@
       </w:r>
     </w:p>
     <w:p>
-      <w:pPr>
-        <w:rPr>
-          <w:rFonts w:hint="eastAsia"/>
-        </w:rPr>
-      </w:pPr>
       <w:r>
         <w:rPr>
           <w:rFonts w:hint="eastAsia"/>
@@ -7706,89 +7663,99 @@
     <w:p>
       <w:pPr>
         <w:rPr>
+          <w:rFonts w:asciiTheme="minorEastAsia" w:hAnsiTheme="minorEastAsia" w:cs="宋体"/>
+          <w:color w:val="000000"/>
+          <w:kern w:val="0"/>
+          <w:szCs w:val="21"/>
+        </w:rPr>
+      </w:pPr>
+      <w:r>
+        <w:rPr>
+          <w:rFonts w:asciiTheme="minorEastAsia" w:hAnsiTheme="minorEastAsia" w:cs="宋体" w:hint="eastAsia"/>
+          <w:color w:val="000000" w:themeColor="text1"/>
+          <w:szCs w:val="21"/>
+        </w:rPr>
+        <w:t>仿照</w:t>
+      </w:r>
+      <w:proofErr w:type="spellStart"/>
+      <w:r>
+        <w:rPr>
+          <w:rFonts w:asciiTheme="minorEastAsia" w:hAnsiTheme="minorEastAsia" w:hint="eastAsia"/>
+        </w:rPr>
+        <w:t>pmdBuffPool</w:t>
+      </w:r>
+      <w:proofErr w:type="spellEnd"/>
+      <w:r>
+        <w:rPr>
+          <w:rFonts w:asciiTheme="minorEastAsia" w:hAnsiTheme="minorEastAsia" w:cs="宋体" w:hint="eastAsia"/>
+          <w:color w:val="000000" w:themeColor="text1"/>
+          <w:szCs w:val="21"/>
+        </w:rPr>
+        <w:t>的另一个参数，在</w:t>
+      </w:r>
+      <w:proofErr w:type="spellStart"/>
+      <w:r>
+        <w:rPr>
+          <w:rFonts w:asciiTheme="minorEastAsia" w:hAnsiTheme="minorEastAsia" w:cs="宋体" w:hint="eastAsia"/>
+          <w:color w:val="000000" w:themeColor="text1"/>
+          <w:szCs w:val="21"/>
+        </w:rPr>
+        <w:t>pmdController</w:t>
+      </w:r>
+      <w:proofErr w:type="spellEnd"/>
+      <w:r>
+        <w:rPr>
+          <w:rFonts w:asciiTheme="minorEastAsia" w:hAnsiTheme="minorEastAsia" w:cs="宋体" w:hint="eastAsia"/>
+          <w:color w:val="000000" w:themeColor="text1"/>
+          <w:szCs w:val="21"/>
+        </w:rPr>
+        <w:t>::</w:t>
+      </w:r>
+      <w:proofErr w:type="spellStart"/>
+      <w:r>
+        <w:rPr>
+          <w:rFonts w:asciiTheme="minorEastAsia" w:hAnsiTheme="minorEastAsia" w:cs="宋体" w:hint="eastAsia"/>
+          <w:color w:val="000000" w:themeColor="text1"/>
+          <w:szCs w:val="21"/>
+        </w:rPr>
+        <w:t>onConfigChange</w:t>
+      </w:r>
+      <w:proofErr w:type="spellEnd"/>
+      <w:r>
+        <w:rPr>
+          <w:rFonts w:asciiTheme="minorEastAsia" w:hAnsiTheme="minorEastAsia" w:cs="宋体" w:hint="eastAsia"/>
+          <w:color w:val="000000" w:themeColor="text1"/>
+          <w:szCs w:val="21"/>
+        </w:rPr>
+        <w:t>()中加入对</w:t>
+      </w:r>
+      <w:proofErr w:type="spellStart"/>
+      <w:r>
+        <w:rPr>
+          <w:rFonts w:asciiTheme="minorEastAsia" w:hAnsiTheme="minorEastAsia" w:hint="eastAsia"/>
+        </w:rPr>
+        <w:t>pmdBuffPool</w:t>
+      </w:r>
+      <w:proofErr w:type="spellEnd"/>
+      <w:r>
+        <w:rPr>
+          <w:rFonts w:asciiTheme="minorEastAsia" w:hAnsiTheme="minorEastAsia" w:cs="宋体" w:hint="eastAsia"/>
+          <w:color w:val="000000" w:themeColor="text1"/>
+          <w:szCs w:val="21"/>
+        </w:rPr>
+        <w:t>的</w:t>
+      </w:r>
+      <w:proofErr w:type="spellStart"/>
+      <w:r>
+        <w:rPr>
           <w:rFonts w:asciiTheme="minorEastAsia" w:hAnsiTheme="minorEastAsia" w:cs="宋体" w:hint="eastAsia"/>
           <w:color w:val="000000"/>
           <w:kern w:val="0"/>
           <w:szCs w:val="21"/>
         </w:rPr>
-      </w:pPr>
-      <w:r>
-        <w:rPr>
-          <w:rFonts w:asciiTheme="minorEastAsia" w:hAnsiTheme="minorEastAsia" w:cs="宋体" w:hint="eastAsia"/>
-          <w:color w:val="000000" w:themeColor="text1"/>
-          <w:szCs w:val="21"/>
-        </w:rPr>
-        <w:t>仿照</w:t>
-      </w:r>
-      <w:proofErr w:type="spellStart"/>
-      <w:r>
-        <w:rPr>
-          <w:rFonts w:asciiTheme="minorEastAsia" w:hAnsiTheme="minorEastAsia" w:hint="eastAsia"/>
-        </w:rPr>
-        <w:t>pmdBuffPool</w:t>
-      </w:r>
-      <w:proofErr w:type="spellEnd"/>
-      <w:r>
-        <w:rPr>
-          <w:rFonts w:asciiTheme="minorEastAsia" w:hAnsiTheme="minorEastAsia" w:cs="宋体" w:hint="eastAsia"/>
-          <w:color w:val="000000" w:themeColor="text1"/>
-          <w:szCs w:val="21"/>
-        </w:rPr>
-        <w:t>的另一个参数，在</w:t>
-      </w:r>
-      <w:proofErr w:type="spellStart"/>
-      <w:r>
-        <w:rPr>
-          <w:rFonts w:asciiTheme="minorEastAsia" w:hAnsiTheme="minorEastAsia" w:cs="宋体" w:hint="eastAsia"/>
-          <w:color w:val="000000" w:themeColor="text1"/>
-          <w:szCs w:val="21"/>
-        </w:rPr>
-        <w:t>pmdController</w:t>
-      </w:r>
-      <w:proofErr w:type="spellEnd"/>
-      <w:r>
-        <w:rPr>
-          <w:rFonts w:asciiTheme="minorEastAsia" w:hAnsiTheme="minorEastAsia" w:cs="宋体" w:hint="eastAsia"/>
-          <w:color w:val="000000" w:themeColor="text1"/>
-          <w:szCs w:val="21"/>
-        </w:rPr>
-        <w:t>::</w:t>
-      </w:r>
-      <w:proofErr w:type="spellStart"/>
-      <w:r>
-        <w:rPr>
-          <w:rFonts w:asciiTheme="minorEastAsia" w:hAnsiTheme="minorEastAsia" w:cs="宋体" w:hint="eastAsia"/>
-          <w:color w:val="000000" w:themeColor="text1"/>
-          <w:szCs w:val="21"/>
-        </w:rPr>
-        <w:t>onConfigChange</w:t>
-      </w:r>
-      <w:proofErr w:type="spellEnd"/>
-      <w:r>
-        <w:rPr>
-          <w:rFonts w:asciiTheme="minorEastAsia" w:hAnsiTheme="minorEastAsia" w:cs="宋体" w:hint="eastAsia"/>
-          <w:color w:val="000000" w:themeColor="text1"/>
-          <w:szCs w:val="21"/>
-        </w:rPr>
-        <w:t>()中加入对</w:t>
-      </w:r>
-      <w:proofErr w:type="spellStart"/>
-      <w:r>
-        <w:rPr>
-          <w:rFonts w:asciiTheme="minorEastAsia" w:hAnsiTheme="minorEastAsia" w:hint="eastAsia"/>
-        </w:rPr>
-        <w:t>pmdBuffPool</w:t>
-      </w:r>
-      <w:proofErr w:type="spellEnd"/>
-      <w:r>
-        <w:rPr>
-          <w:rFonts w:asciiTheme="minorEastAsia" w:hAnsiTheme="minorEastAsia" w:cs="宋体" w:hint="eastAsia"/>
-          <w:color w:val="000000" w:themeColor="text1"/>
-          <w:szCs w:val="21"/>
-        </w:rPr>
-        <w:t>的</w:t>
-      </w:r>
-      <w:proofErr w:type="spellStart"/>
+        <w:t>maxcachejob</w:t>
+      </w:r>
+      <w:proofErr w:type="spellEnd"/>
       <w:r>
         <w:rPr>
           <w:rFonts w:asciiTheme="minorEastAsia" w:hAnsiTheme="minorEastAsia" w:cs="宋体" w:hint="eastAsia"/>
@@ -7796,9 +7763,8 @@
           <w:kern w:val="0"/>
           <w:szCs w:val="21"/>
         </w:rPr>
-        <w:t>maxcachejob</w:t>
-      </w:r>
-      <w:proofErr w:type="spellEnd"/>
+        <w:t>的更新</w:t>
+      </w:r>
       <w:r>
         <w:rPr>
           <w:rFonts w:asciiTheme="minorEastAsia" w:hAnsiTheme="minorEastAsia" w:cs="宋体" w:hint="eastAsia"/>
@@ -7806,8 +7772,16 @@
           <w:kern w:val="0"/>
           <w:szCs w:val="21"/>
         </w:rPr>
-        <w:t>的更新</w:t>
-      </w:r>
+        <w:t>，</w:t>
+      </w:r>
+      <w:proofErr w:type="spellStart"/>
+      <w:r>
+        <w:rPr>
+          <w:rFonts w:asciiTheme="minorEastAsia" w:hAnsiTheme="minorEastAsia" w:hint="eastAsia"/>
+        </w:rPr>
+        <w:t>pmdBuffPool</w:t>
+      </w:r>
+      <w:proofErr w:type="spellEnd"/>
       <w:r>
         <w:rPr>
           <w:rFonts w:asciiTheme="minorEastAsia" w:hAnsiTheme="minorEastAsia" w:cs="宋体" w:hint="eastAsia"/>
@@ -7815,14 +7789,17 @@
           <w:kern w:val="0"/>
           <w:szCs w:val="21"/>
         </w:rPr>
-        <w:t>，</w:t>
-      </w:r>
-      <w:proofErr w:type="spellStart"/>
-      <w:r>
-        <w:rPr>
-          <w:rFonts w:asciiTheme="minorEastAsia" w:hAnsiTheme="minorEastAsia" w:hint="eastAsia"/>
-        </w:rPr>
-        <w:t>pmdBuffPool</w:t>
+        <w:t>已经有</w:t>
+      </w:r>
+      <w:proofErr w:type="spellStart"/>
+      <w:r>
+        <w:rPr>
+          <w:rFonts w:asciiTheme="minorEastAsia" w:hAnsiTheme="minorEastAsia" w:cs="宋体"/>
+          <w:color w:val="000000"/>
+          <w:kern w:val="0"/>
+          <w:szCs w:val="21"/>
+        </w:rPr>
+        <w:t>setMaxCacheJob</w:t>
       </w:r>
       <w:proofErr w:type="spellEnd"/>
       <w:r>
@@ -7832,19 +7809,8 @@
           <w:kern w:val="0"/>
           <w:szCs w:val="21"/>
         </w:rPr>
-        <w:t>已经有</w:t>
-      </w:r>
-      <w:proofErr w:type="spellStart"/>
-      <w:r>
-        <w:rPr>
-          <w:rFonts w:asciiTheme="minorEastAsia" w:hAnsiTheme="minorEastAsia" w:cs="宋体"/>
-          <w:color w:val="000000"/>
-          <w:kern w:val="0"/>
-          <w:szCs w:val="21"/>
-        </w:rPr>
-        <w:t>setMaxCacheJob</w:t>
-      </w:r>
-      <w:proofErr w:type="spellEnd"/>
+        <w:t>()函数了，</w:t>
+      </w:r>
       <w:r>
         <w:rPr>
           <w:rFonts w:asciiTheme="minorEastAsia" w:hAnsiTheme="minorEastAsia" w:cs="宋体" w:hint="eastAsia"/>
@@ -7852,8 +7818,9 @@
           <w:kern w:val="0"/>
           <w:szCs w:val="21"/>
         </w:rPr>
-        <w:t>()函数了，</w:t>
-      </w:r>
+        <w:t xml:space="preserve"> </w:t>
+      </w:r>
+      <w:proofErr w:type="spellStart"/>
       <w:r>
         <w:rPr>
           <w:rFonts w:asciiTheme="minorEastAsia" w:hAnsiTheme="minorEastAsia" w:cs="宋体" w:hint="eastAsia"/>
@@ -7861,9 +7828,10 @@
           <w:kern w:val="0"/>
           <w:szCs w:val="21"/>
         </w:rPr>
-        <w:t xml:space="preserve"> </w:t>
-      </w:r>
-      <w:proofErr w:type="spellStart"/>
+        <w:lastRenderedPageBreak/>
+        <w:t>maxcachejob</w:t>
+      </w:r>
+      <w:proofErr w:type="spellEnd"/>
       <w:r>
         <w:rPr>
           <w:rFonts w:asciiTheme="minorEastAsia" w:hAnsiTheme="minorEastAsia" w:cs="宋体" w:hint="eastAsia"/>
@@ -7871,10 +7839,27 @@
           <w:kern w:val="0"/>
           <w:szCs w:val="21"/>
         </w:rPr>
-        <w:lastRenderedPageBreak/>
-        <w:t>maxcachejob</w:t>
-      </w:r>
-      <w:proofErr w:type="spellEnd"/>
+        <w:t>会在旧同步线程完成，开启新一轮同步时生效。</w:t>
+      </w:r>
+    </w:p>
+    <w:p>
+      <w:pPr>
+        <w:rPr>
+          <w:rFonts w:asciiTheme="minorEastAsia" w:hAnsiTheme="minorEastAsia" w:cs="宋体"/>
+          <w:color w:val="000000" w:themeColor="text1"/>
+          <w:szCs w:val="21"/>
+        </w:rPr>
+      </w:pPr>
+      <w:r>
+        <w:rPr>
+          <w:rFonts w:asciiTheme="minorEastAsia" w:hAnsiTheme="minorEastAsia" w:cs="宋体" w:hint="eastAsia"/>
+          <w:color w:val="000000" w:themeColor="text1"/>
+          <w:szCs w:val="21"/>
+        </w:rPr>
+        <w:t>而</w:t>
+      </w:r>
+      <w:commentRangeStart w:id="99"/>
+      <w:proofErr w:type="spellStart"/>
       <w:r>
         <w:rPr>
           <w:rFonts w:asciiTheme="minorEastAsia" w:hAnsiTheme="minorEastAsia" w:cs="宋体" w:hint="eastAsia"/>
@@ -7882,26 +7867,16 @@
           <w:kern w:val="0"/>
           <w:szCs w:val="21"/>
         </w:rPr>
-        <w:t>会在旧同步线程完成，开启新一轮同步时生效。</w:t>
-      </w:r>
-    </w:p>
-    <w:p>
-      <w:pPr>
-        <w:rPr>
-          <w:rFonts w:asciiTheme="minorEastAsia" w:hAnsiTheme="minorEastAsia" w:cs="宋体"/>
-          <w:color w:val="000000" w:themeColor="text1"/>
-          <w:szCs w:val="21"/>
-        </w:rPr>
-      </w:pPr>
-      <w:r>
-        <w:rPr>
-          <w:rFonts w:asciiTheme="minorEastAsia" w:hAnsiTheme="minorEastAsia" w:cs="宋体" w:hint="eastAsia"/>
-          <w:color w:val="000000" w:themeColor="text1"/>
-          <w:szCs w:val="21"/>
-        </w:rPr>
-        <w:t>而</w:t>
-      </w:r>
-      <w:proofErr w:type="spellStart"/>
+        <w:t>maxcachesize</w:t>
+      </w:r>
+      <w:commentRangeEnd w:id="99"/>
+      <w:proofErr w:type="spellEnd"/>
+      <w:r>
+        <w:rPr>
+          <w:rStyle w:val="CommentReference"/>
+        </w:rPr>
+        <w:commentReference w:id="99"/>
+      </w:r>
       <w:r>
         <w:rPr>
           <w:rFonts w:asciiTheme="minorEastAsia" w:hAnsiTheme="minorEastAsia" w:cs="宋体" w:hint="eastAsia"/>
@@ -7909,16 +7884,6 @@
           <w:kern w:val="0"/>
           <w:szCs w:val="21"/>
         </w:rPr>
-        <w:t>maxcachesize</w:t>
-      </w:r>
-      <w:proofErr w:type="spellEnd"/>
-      <w:r>
-        <w:rPr>
-          <w:rFonts w:asciiTheme="minorEastAsia" w:hAnsiTheme="minorEastAsia" w:cs="宋体" w:hint="eastAsia"/>
-          <w:color w:val="000000"/>
-          <w:kern w:val="0"/>
-          <w:szCs w:val="21"/>
-        </w:rPr>
         <w:t>是一个开关，默认为0，代码较复杂，认为目前暂不考虑支持动态生效。</w:t>
       </w:r>
     </w:p>
@@ -7953,15 +7918,15 @@
       <w:pPr>
         <w:pStyle w:val="Heading3"/>
       </w:pPr>
-      <w:bookmarkStart w:id="99" w:name="_Toc493942894"/>
-      <w:bookmarkStart w:id="100" w:name="_Toc493942958"/>
-      <w:bookmarkStart w:id="101" w:name="_Toc493943261"/>
-      <w:bookmarkStart w:id="102" w:name="_Toc493943512"/>
-      <w:bookmarkStart w:id="103" w:name="_Toc494116607"/>
-      <w:bookmarkStart w:id="104" w:name="_Toc495406346"/>
-      <w:bookmarkStart w:id="105" w:name="_Toc495419663"/>
-      <w:bookmarkStart w:id="106" w:name="_Toc495498152"/>
-      <w:bookmarkStart w:id="107" w:name="_Toc495498310"/>
+      <w:bookmarkStart w:id="100" w:name="_Toc493942894"/>
+      <w:bookmarkStart w:id="101" w:name="_Toc493942958"/>
+      <w:bookmarkStart w:id="102" w:name="_Toc493943261"/>
+      <w:bookmarkStart w:id="103" w:name="_Toc493943512"/>
+      <w:bookmarkStart w:id="104" w:name="_Toc494116607"/>
+      <w:bookmarkStart w:id="105" w:name="_Toc495406346"/>
+      <w:bookmarkStart w:id="106" w:name="_Toc495419663"/>
+      <w:bookmarkStart w:id="107" w:name="_Toc495498152"/>
+      <w:bookmarkStart w:id="108" w:name="_Toc495498310"/>
       <w:proofErr w:type="spellStart"/>
       <w:r>
         <w:rPr>
@@ -7969,7 +7934,7 @@
         </w:rPr>
         <w:t>CoordCB</w:t>
       </w:r>
-      <w:bookmarkEnd w:id="99"/>
+      <w:bookmarkEnd w:id="100"/>
       <w:proofErr w:type="spellEnd"/>
       <w:r>
         <w:rPr>
@@ -7977,7 +7942,6 @@
         </w:rPr>
         <w:t>：</w:t>
       </w:r>
-      <w:bookmarkEnd w:id="100"/>
       <w:bookmarkEnd w:id="101"/>
       <w:bookmarkEnd w:id="102"/>
       <w:bookmarkEnd w:id="103"/>
@@ -7985,6 +7949,7 @@
       <w:bookmarkEnd w:id="105"/>
       <w:bookmarkEnd w:id="106"/>
       <w:bookmarkEnd w:id="107"/>
+      <w:bookmarkEnd w:id="108"/>
     </w:p>
     <w:p>
       <w:pPr>
@@ -7993,15 +7958,15 @@
           <w:kern w:val="0"/>
         </w:rPr>
       </w:pPr>
-      <w:bookmarkStart w:id="108" w:name="_Toc493942895"/>
-      <w:bookmarkStart w:id="109" w:name="_Toc493942959"/>
-      <w:bookmarkStart w:id="110" w:name="_Toc493943262"/>
-      <w:bookmarkStart w:id="111" w:name="_Toc493943513"/>
-      <w:bookmarkStart w:id="112" w:name="_Toc494116608"/>
-      <w:bookmarkStart w:id="113" w:name="_Toc495406347"/>
-      <w:bookmarkStart w:id="114" w:name="_Toc495419664"/>
-      <w:bookmarkStart w:id="115" w:name="_Toc495498153"/>
-      <w:bookmarkStart w:id="116" w:name="_Toc495498311"/>
+      <w:bookmarkStart w:id="109" w:name="_Toc493942895"/>
+      <w:bookmarkStart w:id="110" w:name="_Toc493942959"/>
+      <w:bookmarkStart w:id="111" w:name="_Toc493943262"/>
+      <w:bookmarkStart w:id="112" w:name="_Toc493943513"/>
+      <w:bookmarkStart w:id="113" w:name="_Toc494116608"/>
+      <w:bookmarkStart w:id="114" w:name="_Toc495406347"/>
+      <w:bookmarkStart w:id="115" w:name="_Toc495419664"/>
+      <w:bookmarkStart w:id="116" w:name="_Toc495498153"/>
+      <w:bookmarkStart w:id="117" w:name="_Toc495498311"/>
       <w:r>
         <w:rPr>
           <w:rFonts w:hint="eastAsia"/>
@@ -8032,7 +7997,6 @@
         </w:rPr>
         <w:t>执行读请求时优先选择的实例</w:t>
       </w:r>
-      <w:bookmarkEnd w:id="108"/>
       <w:bookmarkEnd w:id="109"/>
       <w:bookmarkEnd w:id="110"/>
       <w:bookmarkEnd w:id="111"/>
@@ -8041,6 +8005,7 @@
       <w:bookmarkEnd w:id="114"/>
       <w:bookmarkEnd w:id="115"/>
       <w:bookmarkEnd w:id="116"/>
+      <w:bookmarkEnd w:id="117"/>
     </w:p>
     <w:p>
       <w:pPr>
@@ -8101,7 +8066,7 @@
                     </pic:cNvPicPr>
                   </pic:nvPicPr>
                   <pic:blipFill>
-                    <a:blip r:embed="rId15"/>
+                    <a:blip r:embed="rId16"/>
                     <a:srcRect/>
                     <a:stretch>
                       <a:fillRect/>
@@ -8303,7 +8268,7 @@
                     </pic:cNvPicPr>
                   </pic:nvPicPr>
                   <pic:blipFill>
-                    <a:blip r:embed="rId16"/>
+                    <a:blip r:embed="rId17"/>
                     <a:srcRect/>
                     <a:stretch>
                       <a:fillRect/>
@@ -8335,7 +8300,7 @@
     <w:p>
       <w:pPr>
         <w:rPr>
-          <w:rFonts w:ascii="宋体" w:eastAsia="宋体" w:hAnsi="宋体" w:cs="宋体" w:hint="eastAsia"/>
+          <w:rFonts w:ascii="宋体" w:eastAsia="宋体" w:hAnsi="宋体" w:cs="宋体"/>
           <w:color w:val="000000" w:themeColor="text1"/>
           <w:szCs w:val="21"/>
         </w:rPr>
@@ -8426,25 +8391,25 @@
     <w:p>
       <w:pPr>
         <w:rPr>
-          <w:rFonts w:ascii="宋体" w:eastAsia="宋体" w:hAnsi="宋体" w:cs="宋体" w:hint="eastAsia"/>
-          <w:color w:val="000000" w:themeColor="text1"/>
-          <w:szCs w:val="21"/>
-        </w:rPr>
-      </w:pPr>
-    </w:p>
-    <w:p>
-      <w:pPr>
-        <w:rPr>
-          <w:rFonts w:ascii="宋体" w:eastAsia="宋体" w:hAnsi="宋体" w:cs="宋体" w:hint="eastAsia"/>
-          <w:color w:val="000000" w:themeColor="text1"/>
-          <w:szCs w:val="21"/>
-        </w:rPr>
-      </w:pPr>
-    </w:p>
-    <w:p>
-      <w:pPr>
-        <w:rPr>
-          <w:rFonts w:ascii="宋体" w:eastAsia="宋体" w:hAnsi="宋体" w:cs="宋体" w:hint="eastAsia"/>
+          <w:rFonts w:ascii="宋体" w:eastAsia="宋体" w:hAnsi="宋体" w:cs="宋体"/>
+          <w:color w:val="000000" w:themeColor="text1"/>
+          <w:szCs w:val="21"/>
+        </w:rPr>
+      </w:pPr>
+    </w:p>
+    <w:p>
+      <w:pPr>
+        <w:rPr>
+          <w:rFonts w:ascii="宋体" w:eastAsia="宋体" w:hAnsi="宋体" w:cs="宋体"/>
+          <w:color w:val="000000" w:themeColor="text1"/>
+          <w:szCs w:val="21"/>
+        </w:rPr>
+      </w:pPr>
+    </w:p>
+    <w:p>
+      <w:pPr>
+        <w:rPr>
+          <w:rFonts w:ascii="宋体" w:eastAsia="宋体" w:hAnsi="宋体" w:cs="宋体"/>
           <w:color w:val="000000" w:themeColor="text1"/>
           <w:szCs w:val="21"/>
         </w:rPr>
@@ -8453,12 +8418,9 @@
     <w:p>
       <w:pPr>
         <w:pStyle w:val="Heading3"/>
-        <w:rPr>
-          <w:rFonts w:hint="eastAsia"/>
-        </w:rPr>
-      </w:pPr>
-      <w:bookmarkStart w:id="117" w:name="_Toc495498159"/>
-      <w:bookmarkStart w:id="118" w:name="_Toc495498312"/>
+      </w:pPr>
+      <w:bookmarkStart w:id="118" w:name="_Toc495498159"/>
+      <w:bookmarkStart w:id="119" w:name="_Toc495498312"/>
       <w:r>
         <w:rPr>
           <w:rFonts w:hint="eastAsia"/>
@@ -8466,18 +8428,15 @@
         <w:lastRenderedPageBreak/>
         <w:t>非动态生效改为动态生效的配置：</w:t>
       </w:r>
-      <w:bookmarkEnd w:id="117"/>
       <w:bookmarkEnd w:id="118"/>
+      <w:bookmarkEnd w:id="119"/>
     </w:p>
     <w:p>
       <w:pPr>
         <w:pStyle w:val="Heading5"/>
-        <w:rPr>
-          <w:rFonts w:hint="eastAsia"/>
-        </w:rPr>
-      </w:pPr>
-      <w:bookmarkStart w:id="119" w:name="_Toc495498160"/>
-      <w:bookmarkStart w:id="120" w:name="_Toc495498313"/>
+      </w:pPr>
+      <w:bookmarkStart w:id="120" w:name="_Toc495498160"/>
+      <w:bookmarkStart w:id="121" w:name="_Toc495498313"/>
       <w:r>
         <w:rPr>
           <w:rFonts w:hint="eastAsia"/>
@@ -8501,13 +8460,13 @@
         </w:rPr>
         <w:t>指定审计日志打印掩码</w:t>
       </w:r>
-      <w:bookmarkEnd w:id="119"/>
       <w:bookmarkEnd w:id="120"/>
-    </w:p>
-    <w:p>
-      <w:pPr>
-        <w:rPr>
-          <w:rFonts w:ascii="宋体" w:eastAsia="宋体" w:hAnsi="宋体" w:cs="宋体" w:hint="eastAsia"/>
+      <w:bookmarkEnd w:id="121"/>
+    </w:p>
+    <w:p>
+      <w:pPr>
+        <w:rPr>
+          <w:rFonts w:ascii="宋体" w:eastAsia="宋体" w:hAnsi="宋体" w:cs="宋体"/>
           <w:kern w:val="0"/>
           <w:sz w:val="22"/>
           <w:szCs w:val="22"/>
@@ -8539,7 +8498,7 @@
                     </pic:cNvPicPr>
                   </pic:nvPicPr>
                   <pic:blipFill>
-                    <a:blip r:embed="rId17"/>
+                    <a:blip r:embed="rId18"/>
                     <a:srcRect/>
                     <a:stretch>
                       <a:fillRect/>
@@ -8571,7 +8530,7 @@
     <w:p>
       <w:pPr>
         <w:rPr>
-          <w:rFonts w:ascii="宋体" w:eastAsia="宋体" w:hAnsi="宋体" w:cs="宋体" w:hint="eastAsia"/>
+          <w:rFonts w:ascii="宋体" w:eastAsia="宋体" w:hAnsi="宋体" w:cs="宋体"/>
           <w:kern w:val="0"/>
           <w:sz w:val="22"/>
           <w:szCs w:val="22"/>
@@ -8603,7 +8562,7 @@
                     </pic:cNvPicPr>
                   </pic:nvPicPr>
                   <pic:blipFill>
-                    <a:blip r:embed="rId18"/>
+                    <a:blip r:embed="rId19"/>
                     <a:srcRect/>
                     <a:stretch>
                       <a:fillRect/>
@@ -8635,7 +8594,7 @@
     <w:p>
       <w:pPr>
         <w:rPr>
-          <w:rFonts w:ascii="宋体" w:eastAsia="宋体" w:hAnsi="宋体" w:cs="宋体" w:hint="eastAsia"/>
+          <w:rFonts w:ascii="宋体" w:eastAsia="宋体" w:hAnsi="宋体" w:cs="宋体"/>
           <w:kern w:val="0"/>
           <w:sz w:val="22"/>
           <w:szCs w:val="22"/>
@@ -8667,7 +8626,7 @@
                     </pic:cNvPicPr>
                   </pic:nvPicPr>
                   <pic:blipFill>
-                    <a:blip r:embed="rId19"/>
+                    <a:blip r:embed="rId20"/>
                     <a:srcRect/>
                     <a:stretch>
                       <a:fillRect/>
@@ -8699,7 +8658,7 @@
     <w:p>
       <w:pPr>
         <w:rPr>
-          <w:rFonts w:ascii="宋体" w:eastAsia="宋体" w:hAnsi="宋体" w:cs="宋体" w:hint="eastAsia"/>
+          <w:rFonts w:ascii="宋体" w:eastAsia="宋体" w:hAnsi="宋体" w:cs="宋体"/>
           <w:kern w:val="0"/>
           <w:sz w:val="22"/>
           <w:szCs w:val="22"/>
@@ -8709,7 +8668,7 @@
     <w:p>
       <w:pPr>
         <w:rPr>
-          <w:rFonts w:ascii="宋体" w:eastAsia="宋体" w:hAnsi="宋体" w:cs="宋体" w:hint="eastAsia"/>
+          <w:rFonts w:ascii="宋体" w:eastAsia="宋体" w:hAnsi="宋体" w:cs="宋体"/>
           <w:kern w:val="0"/>
           <w:sz w:val="22"/>
           <w:szCs w:val="22"/>
@@ -8808,7 +8767,7 @@
     <w:p>
       <w:pPr>
         <w:rPr>
-          <w:rFonts w:ascii="宋体" w:eastAsia="宋体" w:hAnsi="宋体" w:cs="宋体" w:hint="eastAsia"/>
+          <w:rFonts w:ascii="宋体" w:eastAsia="宋体" w:hAnsi="宋体" w:cs="宋体"/>
           <w:kern w:val="0"/>
           <w:sz w:val="22"/>
           <w:szCs w:val="22"/>
@@ -8840,7 +8799,7 @@
                     </pic:cNvPicPr>
                   </pic:nvPicPr>
                   <pic:blipFill>
-                    <a:blip r:embed="rId20"/>
+                    <a:blip r:embed="rId21"/>
                     <a:srcRect/>
                     <a:stretch>
                       <a:fillRect/>
@@ -8872,7 +8831,7 @@
     <w:p>
       <w:pPr>
         <w:rPr>
-          <w:rFonts w:ascii="宋体" w:eastAsia="宋体" w:hAnsi="宋体" w:cs="宋体" w:hint="eastAsia"/>
+          <w:rFonts w:ascii="宋体" w:eastAsia="宋体" w:hAnsi="宋体" w:cs="宋体"/>
           <w:kern w:val="0"/>
           <w:sz w:val="22"/>
           <w:szCs w:val="22"/>
@@ -8951,7 +8910,7 @@
     <w:p>
       <w:pPr>
         <w:rPr>
-          <w:rFonts w:ascii="宋体" w:eastAsia="宋体" w:hAnsi="宋体" w:cs="宋体" w:hint="eastAsia"/>
+          <w:rFonts w:ascii="宋体" w:eastAsia="宋体" w:hAnsi="宋体" w:cs="宋体"/>
           <w:kern w:val="0"/>
           <w:sz w:val="22"/>
           <w:szCs w:val="22"/>
@@ -8984,7 +8943,7 @@
                     </pic:cNvPicPr>
                   </pic:nvPicPr>
                   <pic:blipFill>
-                    <a:blip r:embed="rId21"/>
+                    <a:blip r:embed="rId22"/>
                     <a:srcRect/>
                     <a:stretch>
                       <a:fillRect/>
@@ -9016,7 +8975,7 @@
     <w:p>
       <w:pPr>
         <w:rPr>
-          <w:rFonts w:ascii="宋体" w:eastAsia="宋体" w:hAnsi="宋体" w:cs="宋体" w:hint="eastAsia"/>
+          <w:rFonts w:ascii="宋体" w:eastAsia="宋体" w:hAnsi="宋体" w:cs="宋体"/>
           <w:kern w:val="0"/>
           <w:sz w:val="22"/>
           <w:szCs w:val="22"/>
@@ -9035,7 +8994,7 @@
     <w:p>
       <w:pPr>
         <w:rPr>
-          <w:rFonts w:ascii="宋体" w:eastAsia="宋体" w:hAnsi="宋体" w:cs="宋体" w:hint="eastAsia"/>
+          <w:rFonts w:ascii="宋体" w:eastAsia="宋体" w:hAnsi="宋体" w:cs="宋体"/>
           <w:kern w:val="0"/>
           <w:sz w:val="22"/>
           <w:szCs w:val="22"/>
@@ -9054,16 +9013,16 @@
     <w:p>
       <w:pPr>
         <w:rPr>
-          <w:rFonts w:ascii="宋体" w:eastAsia="宋体" w:hAnsi="宋体" w:cs="宋体" w:hint="eastAsia"/>
-          <w:color w:val="000000" w:themeColor="text1"/>
-          <w:szCs w:val="21"/>
-        </w:rPr>
-      </w:pPr>
-    </w:p>
-    <w:p>
-      <w:pPr>
-        <w:rPr>
-          <w:rFonts w:ascii="宋体" w:eastAsia="宋体" w:hAnsi="宋体" w:cs="宋体" w:hint="eastAsia"/>
+          <w:rFonts w:ascii="宋体" w:eastAsia="宋体" w:hAnsi="宋体" w:cs="宋体"/>
+          <w:color w:val="000000" w:themeColor="text1"/>
+          <w:szCs w:val="21"/>
+        </w:rPr>
+      </w:pPr>
+    </w:p>
+    <w:p>
+      <w:pPr>
+        <w:rPr>
+          <w:rFonts w:ascii="宋体" w:eastAsia="宋体" w:hAnsi="宋体" w:cs="宋体"/>
           <w:color w:val="000000" w:themeColor="text1"/>
           <w:szCs w:val="21"/>
         </w:rPr>
@@ -9082,32 +9041,32 @@
       <w:pPr>
         <w:pStyle w:val="Heading3"/>
       </w:pPr>
-      <w:bookmarkStart w:id="121" w:name="_Toc494116624"/>
-      <w:bookmarkStart w:id="122" w:name="_Toc495406348"/>
-      <w:bookmarkStart w:id="123" w:name="_Toc495419665"/>
-      <w:bookmarkStart w:id="124" w:name="_Toc495498154"/>
-      <w:bookmarkStart w:id="125" w:name="_Toc495498314"/>
+      <w:bookmarkStart w:id="122" w:name="_Toc494116624"/>
+      <w:bookmarkStart w:id="123" w:name="_Toc495406348"/>
+      <w:bookmarkStart w:id="124" w:name="_Toc495419665"/>
+      <w:bookmarkStart w:id="125" w:name="_Toc495498154"/>
+      <w:bookmarkStart w:id="126" w:name="_Toc495498314"/>
       <w:r>
         <w:rPr>
           <w:rFonts w:hint="eastAsia"/>
         </w:rPr>
         <w:t>认为无问题的配置：</w:t>
       </w:r>
-      <w:bookmarkEnd w:id="121"/>
       <w:bookmarkEnd w:id="122"/>
       <w:bookmarkEnd w:id="123"/>
       <w:bookmarkEnd w:id="124"/>
       <w:bookmarkEnd w:id="125"/>
+      <w:bookmarkEnd w:id="126"/>
     </w:p>
     <w:p>
       <w:pPr>
         <w:pStyle w:val="Heading5"/>
       </w:pPr>
-      <w:bookmarkStart w:id="126" w:name="_Toc494116625"/>
-      <w:bookmarkStart w:id="127" w:name="_Toc495406349"/>
-      <w:bookmarkStart w:id="128" w:name="_Toc495419666"/>
-      <w:bookmarkStart w:id="129" w:name="_Toc495498155"/>
-      <w:bookmarkStart w:id="130" w:name="_Toc495498315"/>
+      <w:bookmarkStart w:id="127" w:name="_Toc494116625"/>
+      <w:bookmarkStart w:id="128" w:name="_Toc495406349"/>
+      <w:bookmarkStart w:id="129" w:name="_Toc495419666"/>
+      <w:bookmarkStart w:id="130" w:name="_Toc495498155"/>
+      <w:bookmarkStart w:id="131" w:name="_Toc495498315"/>
       <w:r>
         <w:rPr>
           <w:rFonts w:hint="eastAsia"/>
@@ -9134,11 +9093,11 @@
         </w:rPr>
         <w:t>查询任务的最大分解子查询数量</w:t>
       </w:r>
-      <w:bookmarkEnd w:id="126"/>
       <w:bookmarkEnd w:id="127"/>
       <w:bookmarkEnd w:id="128"/>
       <w:bookmarkEnd w:id="129"/>
       <w:bookmarkEnd w:id="130"/>
+      <w:bookmarkEnd w:id="131"/>
     </w:p>
     <w:p>
       <w:pPr>
@@ -9186,7 +9145,7 @@
                     </pic:cNvPicPr>
                   </pic:nvPicPr>
                   <pic:blipFill>
-                    <a:blip r:embed="rId22"/>
+                    <a:blip r:embed="rId23"/>
                     <a:srcRect/>
                     <a:stretch>
                       <a:fillRect/>
@@ -9294,7 +9253,7 @@
                     </pic:cNvPicPr>
                   </pic:nvPicPr>
                   <pic:blipFill>
-                    <a:blip r:embed="rId23"/>
+                    <a:blip r:embed="rId24"/>
                     <a:srcRect/>
                     <a:stretch>
                       <a:fillRect/>
@@ -9401,11 +9360,11 @@
           <w:kern w:val="0"/>
         </w:rPr>
       </w:pPr>
-      <w:bookmarkStart w:id="131" w:name="_Toc494116626"/>
-      <w:bookmarkStart w:id="132" w:name="_Toc495406350"/>
-      <w:bookmarkStart w:id="133" w:name="_Toc495419667"/>
-      <w:bookmarkStart w:id="134" w:name="_Toc495498156"/>
-      <w:bookmarkStart w:id="135" w:name="_Toc495498316"/>
+      <w:bookmarkStart w:id="132" w:name="_Toc494116626"/>
+      <w:bookmarkStart w:id="133" w:name="_Toc495406350"/>
+      <w:bookmarkStart w:id="134" w:name="_Toc495419667"/>
+      <w:bookmarkStart w:id="135" w:name="_Toc495498156"/>
+      <w:bookmarkStart w:id="136" w:name="_Toc495498316"/>
       <w:r>
         <w:rPr>
           <w:rFonts w:hint="eastAsia"/>
@@ -9435,11 +9394,11 @@
         </w:rPr>
         <w:t>日志同步最大并发数量</w:t>
       </w:r>
-      <w:bookmarkEnd w:id="131"/>
       <w:bookmarkEnd w:id="132"/>
       <w:bookmarkEnd w:id="133"/>
       <w:bookmarkEnd w:id="134"/>
       <w:bookmarkEnd w:id="135"/>
+      <w:bookmarkEnd w:id="136"/>
     </w:p>
     <w:p>
       <w:pPr>
@@ -9474,7 +9433,7 @@
                     </pic:cNvPicPr>
                   </pic:nvPicPr>
                   <pic:blipFill>
-                    <a:blip r:embed="rId24"/>
+                    <a:blip r:embed="rId25"/>
                     <a:srcRect/>
                     <a:stretch>
                       <a:fillRect/>
@@ -9536,7 +9495,7 @@
                     </pic:cNvPicPr>
                   </pic:nvPicPr>
                   <pic:blipFill>
-                    <a:blip r:embed="rId25"/>
+                    <a:blip r:embed="rId26"/>
                     <a:stretch>
                       <a:fillRect/>
                     </a:stretch>
@@ -9720,11 +9679,11 @@
       <w:pPr>
         <w:pStyle w:val="Heading5"/>
       </w:pPr>
-      <w:bookmarkStart w:id="136" w:name="_Toc494116627"/>
-      <w:bookmarkStart w:id="137" w:name="_Toc495406351"/>
-      <w:bookmarkStart w:id="138" w:name="_Toc495419668"/>
-      <w:bookmarkStart w:id="139" w:name="_Toc495498157"/>
-      <w:bookmarkStart w:id="140" w:name="_Toc495498317"/>
+      <w:bookmarkStart w:id="137" w:name="_Toc494116627"/>
+      <w:bookmarkStart w:id="138" w:name="_Toc495406351"/>
+      <w:bookmarkStart w:id="139" w:name="_Toc495419668"/>
+      <w:bookmarkStart w:id="140" w:name="_Toc495498157"/>
+      <w:bookmarkStart w:id="141" w:name="_Toc495498317"/>
       <w:r>
         <w:rPr>
           <w:rFonts w:hint="eastAsia"/>
@@ -9748,11 +9707,11 @@
         </w:rPr>
         <w:t>索引扫描步长</w:t>
       </w:r>
-      <w:bookmarkEnd w:id="136"/>
       <w:bookmarkEnd w:id="137"/>
       <w:bookmarkEnd w:id="138"/>
       <w:bookmarkEnd w:id="139"/>
       <w:bookmarkEnd w:id="140"/>
+      <w:bookmarkEnd w:id="141"/>
     </w:p>
     <w:p>
       <w:r>
@@ -9777,7 +9736,7 @@
                     </pic:cNvPicPr>
                   </pic:nvPicPr>
                   <pic:blipFill>
-                    <a:blip r:embed="rId26"/>
+                    <a:blip r:embed="rId27"/>
                     <a:stretch>
                       <a:fillRect/>
                     </a:stretch>
@@ -9896,11 +9855,11 @@
       <w:pPr>
         <w:pStyle w:val="Heading5"/>
       </w:pPr>
-      <w:bookmarkStart w:id="141" w:name="_Toc494116628"/>
-      <w:bookmarkStart w:id="142" w:name="_Toc495406352"/>
-      <w:bookmarkStart w:id="143" w:name="_Toc495419669"/>
-      <w:bookmarkStart w:id="144" w:name="_Toc495498158"/>
-      <w:bookmarkStart w:id="145" w:name="_Toc495498318"/>
+      <w:bookmarkStart w:id="142" w:name="_Toc494116628"/>
+      <w:bookmarkStart w:id="143" w:name="_Toc495406352"/>
+      <w:bookmarkStart w:id="144" w:name="_Toc495419669"/>
+      <w:bookmarkStart w:id="145" w:name="_Toc495498158"/>
+      <w:bookmarkStart w:id="146" w:name="_Toc495498318"/>
       <w:r>
         <w:rPr>
           <w:rFonts w:hint="eastAsia"/>
@@ -9919,11 +9878,11 @@
         </w:rPr>
         <w:t>开启鉴权功能</w:t>
       </w:r>
-      <w:bookmarkEnd w:id="141"/>
       <w:bookmarkEnd w:id="142"/>
       <w:bookmarkEnd w:id="143"/>
       <w:bookmarkEnd w:id="144"/>
       <w:bookmarkEnd w:id="145"/>
+      <w:bookmarkEnd w:id="146"/>
     </w:p>
     <w:p>
       <w:r>
@@ -9948,7 +9907,7 @@
                     </pic:cNvPicPr>
                   </pic:nvPicPr>
                   <pic:blipFill>
-                    <a:blip r:embed="rId27"/>
+                    <a:blip r:embed="rId28"/>
                     <a:stretch>
                       <a:fillRect/>
                     </a:stretch>
@@ -9996,7 +9955,7 @@
                     </pic:cNvPicPr>
                   </pic:nvPicPr>
                   <pic:blipFill>
-                    <a:blip r:embed="rId28"/>
+                    <a:blip r:embed="rId29"/>
                     <a:stretch>
                       <a:fillRect/>
                     </a:stretch>
@@ -10090,7 +10049,7 @@
                     </pic:cNvPicPr>
                   </pic:nvPicPr>
                   <pic:blipFill>
-                    <a:blip r:embed="rId29"/>
+                    <a:blip r:embed="rId30"/>
                     <a:srcRect/>
                     <a:stretch>
                       <a:fillRect/>
@@ -10152,7 +10111,7 @@
                     </pic:cNvPicPr>
                   </pic:nvPicPr>
                   <pic:blipFill>
-                    <a:blip r:embed="rId30"/>
+                    <a:blip r:embed="rId31"/>
                     <a:srcRect/>
                     <a:stretch>
                       <a:fillRect/>
@@ -10201,7 +10160,7 @@
     <w:p>
       <w:pPr>
         <w:rPr>
-          <w:rFonts w:ascii="宋体" w:eastAsia="宋体" w:hAnsi="宋体" w:cs="宋体" w:hint="eastAsia"/>
+          <w:rFonts w:ascii="宋体" w:eastAsia="宋体" w:hAnsi="宋体" w:cs="宋体"/>
           <w:kern w:val="0"/>
           <w:sz w:val="22"/>
           <w:szCs w:val="22"/>
@@ -10211,7 +10170,7 @@
     <w:p>
       <w:pPr>
         <w:rPr>
-          <w:rFonts w:ascii="宋体" w:eastAsia="宋体" w:hAnsi="宋体" w:cs="宋体" w:hint="eastAsia"/>
+          <w:rFonts w:ascii="宋体" w:eastAsia="宋体" w:hAnsi="宋体" w:cs="宋体"/>
           <w:kern w:val="0"/>
           <w:sz w:val="22"/>
           <w:szCs w:val="22"/>
@@ -10232,22 +10191,22 @@
       <w:pPr>
         <w:pStyle w:val="Heading3"/>
       </w:pPr>
-      <w:bookmarkStart w:id="146" w:name="_Toc494116629"/>
-      <w:bookmarkStart w:id="147" w:name="_Toc495406353"/>
-      <w:bookmarkStart w:id="148" w:name="_Toc495419670"/>
-      <w:bookmarkStart w:id="149" w:name="_Toc495498161"/>
-      <w:bookmarkStart w:id="150" w:name="_Toc495498319"/>
+      <w:bookmarkStart w:id="147" w:name="_Toc494116629"/>
+      <w:bookmarkStart w:id="148" w:name="_Toc495406353"/>
+      <w:bookmarkStart w:id="149" w:name="_Toc495419670"/>
+      <w:bookmarkStart w:id="150" w:name="_Toc495498161"/>
+      <w:bookmarkStart w:id="151" w:name="_Toc495498319"/>
       <w:r>
         <w:rPr>
           <w:rFonts w:hint="eastAsia"/>
         </w:rPr>
         <w:t>准备取消动态生效的配置：</w:t>
       </w:r>
-      <w:bookmarkEnd w:id="146"/>
       <w:bookmarkEnd w:id="147"/>
       <w:bookmarkEnd w:id="148"/>
       <w:bookmarkEnd w:id="149"/>
       <w:bookmarkEnd w:id="150"/>
+      <w:bookmarkEnd w:id="151"/>
     </w:p>
     <w:p>
       <w:pPr>
@@ -10270,11 +10229,11 @@
       <w:pPr>
         <w:pStyle w:val="Heading5"/>
       </w:pPr>
-      <w:bookmarkStart w:id="151" w:name="_Toc494116630"/>
-      <w:bookmarkStart w:id="152" w:name="_Toc495406354"/>
-      <w:bookmarkStart w:id="153" w:name="_Toc495419671"/>
-      <w:bookmarkStart w:id="154" w:name="_Toc495498162"/>
-      <w:bookmarkStart w:id="155" w:name="_Toc495498320"/>
+      <w:bookmarkStart w:id="152" w:name="_Toc494116630"/>
+      <w:bookmarkStart w:id="153" w:name="_Toc495406354"/>
+      <w:bookmarkStart w:id="154" w:name="_Toc495419671"/>
+      <w:bookmarkStart w:id="155" w:name="_Toc495498162"/>
+      <w:bookmarkStart w:id="156" w:name="_Toc495498320"/>
       <w:r>
         <w:rPr>
           <w:rFonts w:hint="eastAsia"/>
@@ -10298,21 +10257,21 @@
         </w:rPr>
         <w:t>开启复制日志归档功能</w:t>
       </w:r>
-      <w:bookmarkEnd w:id="151"/>
       <w:bookmarkEnd w:id="152"/>
       <w:bookmarkEnd w:id="153"/>
       <w:bookmarkEnd w:id="154"/>
       <w:bookmarkEnd w:id="155"/>
+      <w:bookmarkEnd w:id="156"/>
     </w:p>
     <w:p>
       <w:pPr>
         <w:pStyle w:val="Heading5"/>
       </w:pPr>
-      <w:bookmarkStart w:id="156" w:name="_Toc494116631"/>
-      <w:bookmarkStart w:id="157" w:name="_Toc495406355"/>
-      <w:bookmarkStart w:id="158" w:name="_Toc495419672"/>
-      <w:bookmarkStart w:id="159" w:name="_Toc495498163"/>
-      <w:bookmarkStart w:id="160" w:name="_Toc495498321"/>
+      <w:bookmarkStart w:id="157" w:name="_Toc494116631"/>
+      <w:bookmarkStart w:id="158" w:name="_Toc495406355"/>
+      <w:bookmarkStart w:id="159" w:name="_Toc495419672"/>
+      <w:bookmarkStart w:id="160" w:name="_Toc495498163"/>
+      <w:bookmarkStart w:id="161" w:name="_Toc495498321"/>
       <w:r>
         <w:rPr>
           <w:rFonts w:hint="eastAsia"/>
@@ -10336,25 +10295,25 @@
         </w:rPr>
         <w:t>指定归档日志的路径</w:t>
       </w:r>
-      <w:bookmarkEnd w:id="156"/>
       <w:bookmarkEnd w:id="157"/>
       <w:bookmarkEnd w:id="158"/>
       <w:bookmarkEnd w:id="159"/>
       <w:bookmarkEnd w:id="160"/>
-    </w:p>
-    <w:p>
-      <w:pPr>
-        <w:rPr>
-          <w:rFonts w:ascii="宋体" w:eastAsia="宋体" w:hAnsi="宋体" w:cs="宋体" w:hint="eastAsia"/>
-          <w:color w:val="000000" w:themeColor="text1"/>
-          <w:szCs w:val="21"/>
-        </w:rPr>
-      </w:pPr>
-    </w:p>
-    <w:p>
-      <w:pPr>
-        <w:rPr>
-          <w:rFonts w:ascii="宋体" w:eastAsia="宋体" w:hAnsi="宋体" w:cs="宋体" w:hint="eastAsia"/>
+      <w:bookmarkEnd w:id="161"/>
+    </w:p>
+    <w:p>
+      <w:pPr>
+        <w:rPr>
+          <w:rFonts w:ascii="宋体" w:eastAsia="宋体" w:hAnsi="宋体" w:cs="宋体"/>
+          <w:color w:val="000000" w:themeColor="text1"/>
+          <w:szCs w:val="21"/>
+        </w:rPr>
+      </w:pPr>
+    </w:p>
+    <w:p>
+      <w:pPr>
+        <w:rPr>
+          <w:rFonts w:ascii="宋体" w:eastAsia="宋体" w:hAnsi="宋体" w:cs="宋体"/>
           <w:color w:val="000000" w:themeColor="text1"/>
           <w:szCs w:val="21"/>
         </w:rPr>
@@ -10367,11 +10326,11 @@
           <w:szCs w:val="32"/>
         </w:rPr>
       </w:pPr>
-      <w:bookmarkStart w:id="161" w:name="_Toc493942896"/>
-      <w:bookmarkStart w:id="162" w:name="_Toc493942960"/>
-      <w:bookmarkStart w:id="163" w:name="_Toc493943263"/>
-      <w:bookmarkStart w:id="164" w:name="_Toc493943514"/>
-      <w:bookmarkStart w:id="165" w:name="_Toc494116609"/>
+      <w:bookmarkStart w:id="162" w:name="_Toc493942896"/>
+      <w:bookmarkStart w:id="163" w:name="_Toc493942960"/>
+      <w:bookmarkStart w:id="164" w:name="_Toc493943263"/>
+      <w:bookmarkStart w:id="165" w:name="_Toc493943514"/>
+      <w:bookmarkStart w:id="166" w:name="_Toc494116609"/>
       <w:r>
         <w:rPr>
           <w:rFonts w:hint="eastAsia"/>
@@ -10381,11 +10340,11 @@
         <w:lastRenderedPageBreak/>
         <w:t>开关配置</w:t>
       </w:r>
-      <w:bookmarkEnd w:id="161"/>
       <w:bookmarkEnd w:id="162"/>
       <w:bookmarkEnd w:id="163"/>
       <w:bookmarkEnd w:id="164"/>
       <w:bookmarkEnd w:id="165"/>
+      <w:bookmarkEnd w:id="166"/>
     </w:p>
     <w:p>
       <w:pPr>
@@ -10394,15 +10353,15 @@
           <w:kern w:val="0"/>
         </w:rPr>
       </w:pPr>
-      <w:bookmarkStart w:id="166" w:name="_Toc493942897"/>
-      <w:bookmarkStart w:id="167" w:name="_Toc493942961"/>
-      <w:bookmarkStart w:id="168" w:name="_Toc493943264"/>
-      <w:bookmarkStart w:id="169" w:name="_Toc493943515"/>
-      <w:bookmarkStart w:id="170" w:name="_Toc494116610"/>
-      <w:bookmarkStart w:id="171" w:name="_Toc495406356"/>
-      <w:bookmarkStart w:id="172" w:name="_Toc495419673"/>
-      <w:bookmarkStart w:id="173" w:name="_Toc495498164"/>
-      <w:bookmarkStart w:id="174" w:name="_Toc495498322"/>
+      <w:bookmarkStart w:id="167" w:name="_Toc493942897"/>
+      <w:bookmarkStart w:id="168" w:name="_Toc493942961"/>
+      <w:bookmarkStart w:id="169" w:name="_Toc493943264"/>
+      <w:bookmarkStart w:id="170" w:name="_Toc493943515"/>
+      <w:bookmarkStart w:id="171" w:name="_Toc494116610"/>
+      <w:bookmarkStart w:id="172" w:name="_Toc495406356"/>
+      <w:bookmarkStart w:id="173" w:name="_Toc495419673"/>
+      <w:bookmarkStart w:id="174" w:name="_Toc495498164"/>
+      <w:bookmarkStart w:id="175" w:name="_Toc495498322"/>
       <w:r>
         <w:rPr>
           <w:rFonts w:hint="eastAsia"/>
@@ -10434,7 +10393,6 @@
         </w:rPr>
         <w:t>打开内存调试</w:t>
       </w:r>
-      <w:bookmarkEnd w:id="166"/>
       <w:bookmarkEnd w:id="167"/>
       <w:bookmarkEnd w:id="168"/>
       <w:bookmarkEnd w:id="169"/>
@@ -10443,6 +10401,7 @@
       <w:bookmarkEnd w:id="172"/>
       <w:bookmarkEnd w:id="173"/>
       <w:bookmarkEnd w:id="174"/>
+      <w:bookmarkEnd w:id="175"/>
     </w:p>
     <w:p>
       <w:pPr>
@@ -10451,15 +10410,15 @@
           <w:kern w:val="0"/>
         </w:rPr>
       </w:pPr>
-      <w:bookmarkStart w:id="175" w:name="_Toc493942898"/>
-      <w:bookmarkStart w:id="176" w:name="_Toc493942962"/>
-      <w:bookmarkStart w:id="177" w:name="_Toc493943265"/>
-      <w:bookmarkStart w:id="178" w:name="_Toc493943516"/>
-      <w:bookmarkStart w:id="179" w:name="_Toc494116611"/>
-      <w:bookmarkStart w:id="180" w:name="_Toc495406357"/>
-      <w:bookmarkStart w:id="181" w:name="_Toc495419674"/>
-      <w:bookmarkStart w:id="182" w:name="_Toc495498165"/>
-      <w:bookmarkStart w:id="183" w:name="_Toc495498323"/>
+      <w:bookmarkStart w:id="176" w:name="_Toc493942898"/>
+      <w:bookmarkStart w:id="177" w:name="_Toc493942962"/>
+      <w:bookmarkStart w:id="178" w:name="_Toc493943265"/>
+      <w:bookmarkStart w:id="179" w:name="_Toc493943516"/>
+      <w:bookmarkStart w:id="180" w:name="_Toc494116611"/>
+      <w:bookmarkStart w:id="181" w:name="_Toc495406357"/>
+      <w:bookmarkStart w:id="182" w:name="_Toc495419674"/>
+      <w:bookmarkStart w:id="183" w:name="_Toc495498165"/>
+      <w:bookmarkStart w:id="184" w:name="_Toc495498323"/>
       <w:r>
         <w:rPr>
           <w:rFonts w:hint="eastAsia"/>
@@ -10491,7 +10450,6 @@
         </w:rPr>
         <w:t>内存调试段大小</w:t>
       </w:r>
-      <w:bookmarkEnd w:id="175"/>
       <w:bookmarkEnd w:id="176"/>
       <w:bookmarkEnd w:id="177"/>
       <w:bookmarkEnd w:id="178"/>
@@ -10500,6 +10458,7 @@
       <w:bookmarkEnd w:id="181"/>
       <w:bookmarkEnd w:id="182"/>
       <w:bookmarkEnd w:id="183"/>
+      <w:bookmarkEnd w:id="184"/>
     </w:p>
     <w:p>
       <w:pPr>
@@ -10560,7 +10519,7 @@
                     </pic:cNvPicPr>
                   </pic:nvPicPr>
                   <pic:blipFill>
-                    <a:blip r:embed="rId31"/>
+                    <a:blip r:embed="rId32"/>
                     <a:srcRect/>
                     <a:stretch>
                       <a:fillRect/>
@@ -10690,15 +10649,15 @@
       <w:pPr>
         <w:pStyle w:val="Heading5"/>
       </w:pPr>
-      <w:bookmarkStart w:id="184" w:name="_Toc493942899"/>
-      <w:bookmarkStart w:id="185" w:name="_Toc493942963"/>
-      <w:bookmarkStart w:id="186" w:name="_Toc493943266"/>
-      <w:bookmarkStart w:id="187" w:name="_Toc493943517"/>
-      <w:bookmarkStart w:id="188" w:name="_Toc494116612"/>
-      <w:bookmarkStart w:id="189" w:name="_Toc495406358"/>
-      <w:bookmarkStart w:id="190" w:name="_Toc495419675"/>
-      <w:bookmarkStart w:id="191" w:name="_Toc495498166"/>
-      <w:bookmarkStart w:id="192" w:name="_Toc495498324"/>
+      <w:bookmarkStart w:id="185" w:name="_Toc493942899"/>
+      <w:bookmarkStart w:id="186" w:name="_Toc493942963"/>
+      <w:bookmarkStart w:id="187" w:name="_Toc493943266"/>
+      <w:bookmarkStart w:id="188" w:name="_Toc493943517"/>
+      <w:bookmarkStart w:id="189" w:name="_Toc494116612"/>
+      <w:bookmarkStart w:id="190" w:name="_Toc495406358"/>
+      <w:bookmarkStart w:id="191" w:name="_Toc495419675"/>
+      <w:bookmarkStart w:id="192" w:name="_Toc495498166"/>
+      <w:bookmarkStart w:id="193" w:name="_Toc495498324"/>
       <w:r>
         <w:rPr>
           <w:rFonts w:hint="eastAsia"/>
@@ -10719,7 +10678,6 @@
         </w:rPr>
         <w:t>：是否启动时开启跟踪</w:t>
       </w:r>
-      <w:bookmarkEnd w:id="184"/>
       <w:bookmarkEnd w:id="185"/>
       <w:bookmarkEnd w:id="186"/>
       <w:bookmarkEnd w:id="187"/>
@@ -10728,6 +10686,7 @@
       <w:bookmarkEnd w:id="190"/>
       <w:bookmarkEnd w:id="191"/>
       <w:bookmarkEnd w:id="192"/>
+      <w:bookmarkEnd w:id="193"/>
     </w:p>
     <w:p>
       <w:pPr>
@@ -10737,15 +10696,15 @@
           <w:kern w:val="0"/>
         </w:rPr>
       </w:pPr>
-      <w:bookmarkStart w:id="193" w:name="_Toc493942900"/>
-      <w:bookmarkStart w:id="194" w:name="_Toc493942964"/>
-      <w:bookmarkStart w:id="195" w:name="_Toc493943267"/>
-      <w:bookmarkStart w:id="196" w:name="_Toc493943518"/>
-      <w:bookmarkStart w:id="197" w:name="_Toc494116613"/>
-      <w:bookmarkStart w:id="198" w:name="_Toc495406359"/>
-      <w:bookmarkStart w:id="199" w:name="_Toc495419676"/>
-      <w:bookmarkStart w:id="200" w:name="_Toc495498167"/>
-      <w:bookmarkStart w:id="201" w:name="_Toc495498325"/>
+      <w:bookmarkStart w:id="194" w:name="_Toc493942900"/>
+      <w:bookmarkStart w:id="195" w:name="_Toc493942964"/>
+      <w:bookmarkStart w:id="196" w:name="_Toc493943267"/>
+      <w:bookmarkStart w:id="197" w:name="_Toc493943518"/>
+      <w:bookmarkStart w:id="198" w:name="_Toc494116613"/>
+      <w:bookmarkStart w:id="199" w:name="_Toc495406359"/>
+      <w:bookmarkStart w:id="200" w:name="_Toc495419676"/>
+      <w:bookmarkStart w:id="201" w:name="_Toc495498167"/>
+      <w:bookmarkStart w:id="202" w:name="_Toc495498325"/>
       <w:r>
         <w:rPr>
           <w:rFonts w:hint="eastAsia"/>
@@ -10770,7 +10729,6 @@
         </w:rPr>
         <w:t>：启动时开启跟踪的缓冲区大小</w:t>
       </w:r>
-      <w:bookmarkEnd w:id="193"/>
       <w:bookmarkEnd w:id="194"/>
       <w:bookmarkEnd w:id="195"/>
       <w:bookmarkEnd w:id="196"/>
@@ -10779,6 +10737,7 @@
       <w:bookmarkEnd w:id="199"/>
       <w:bookmarkEnd w:id="200"/>
       <w:bookmarkEnd w:id="201"/>
+      <w:bookmarkEnd w:id="202"/>
     </w:p>
     <w:p>
       <w:pPr>
@@ -10840,7 +10799,7 @@
                     </pic:cNvPicPr>
                   </pic:nvPicPr>
                   <pic:blipFill>
-                    <a:blip r:embed="rId32"/>
+                    <a:blip r:embed="rId33"/>
                     <a:srcRect/>
                     <a:stretch>
                       <a:fillRect/>
@@ -10872,7 +10831,7 @@
     <w:p>
       <w:pPr>
         <w:rPr>
-          <w:rFonts w:ascii="宋体" w:eastAsia="宋体" w:hAnsi="宋体" w:cs="宋体" w:hint="eastAsia"/>
+          <w:rFonts w:ascii="宋体" w:eastAsia="宋体" w:hAnsi="宋体" w:cs="宋体"/>
           <w:color w:val="000000" w:themeColor="text1"/>
           <w:szCs w:val="21"/>
         </w:rPr>
@@ -10952,15 +10911,15 @@
       <w:pPr>
         <w:pStyle w:val="Heading5"/>
       </w:pPr>
-      <w:bookmarkStart w:id="202" w:name="_Toc493942901"/>
-      <w:bookmarkStart w:id="203" w:name="_Toc493942965"/>
-      <w:bookmarkStart w:id="204" w:name="_Toc493943268"/>
-      <w:bookmarkStart w:id="205" w:name="_Toc493943519"/>
-      <w:bookmarkStart w:id="206" w:name="_Toc494116614"/>
-      <w:bookmarkStart w:id="207" w:name="_Toc495406360"/>
-      <w:bookmarkStart w:id="208" w:name="_Toc495419677"/>
-      <w:bookmarkStart w:id="209" w:name="_Toc495498168"/>
-      <w:bookmarkStart w:id="210" w:name="_Toc495498326"/>
+      <w:bookmarkStart w:id="203" w:name="_Toc493942901"/>
+      <w:bookmarkStart w:id="204" w:name="_Toc493942965"/>
+      <w:bookmarkStart w:id="205" w:name="_Toc493943268"/>
+      <w:bookmarkStart w:id="206" w:name="_Toc493943519"/>
+      <w:bookmarkStart w:id="207" w:name="_Toc494116614"/>
+      <w:bookmarkStart w:id="208" w:name="_Toc495406360"/>
+      <w:bookmarkStart w:id="209" w:name="_Toc495419677"/>
+      <w:bookmarkStart w:id="210" w:name="_Toc495498168"/>
+      <w:bookmarkStart w:id="211" w:name="_Toc495498326"/>
       <w:r>
         <w:rPr>
           <w:rFonts w:hint="eastAsia"/>
@@ -10974,10 +10933,10 @@
         </w:rPr>
         <w:t>transactionon</w:t>
       </w:r>
-      <w:bookmarkEnd w:id="202"/>
       <w:bookmarkEnd w:id="203"/>
       <w:bookmarkEnd w:id="204"/>
       <w:bookmarkEnd w:id="205"/>
+      <w:bookmarkEnd w:id="206"/>
       <w:proofErr w:type="spellEnd"/>
       <w:r>
         <w:rPr>
@@ -10991,11 +10950,11 @@
         </w:rPr>
         <w:t>是否打开事务</w:t>
       </w:r>
-      <w:bookmarkEnd w:id="206"/>
       <w:bookmarkEnd w:id="207"/>
       <w:bookmarkEnd w:id="208"/>
       <w:bookmarkEnd w:id="209"/>
       <w:bookmarkEnd w:id="210"/>
+      <w:bookmarkEnd w:id="211"/>
     </w:p>
     <w:p>
       <w:pPr>
@@ -11056,7 +11015,7 @@
                     </pic:cNvPicPr>
                   </pic:nvPicPr>
                   <pic:blipFill>
-                    <a:blip r:embed="rId33"/>
+                    <a:blip r:embed="rId34"/>
                     <a:srcRect/>
                     <a:stretch>
                       <a:fillRect/>
@@ -11185,7 +11144,7 @@
     <w:p>
       <w:pPr>
         <w:rPr>
-          <w:rFonts w:ascii="宋体" w:eastAsia="宋体" w:hAnsi="宋体" w:cs="宋体" w:hint="eastAsia"/>
+          <w:rFonts w:ascii="宋体" w:eastAsia="宋体" w:hAnsi="宋体" w:cs="宋体"/>
           <w:color w:val="000000" w:themeColor="text1"/>
           <w:szCs w:val="21"/>
         </w:rPr>
@@ -11210,11 +11169,11 @@
           <w:szCs w:val="32"/>
         </w:rPr>
       </w:pPr>
-      <w:bookmarkStart w:id="211" w:name="_Toc493942906"/>
-      <w:bookmarkStart w:id="212" w:name="_Toc493942970"/>
-      <w:bookmarkStart w:id="213" w:name="_Toc493943273"/>
-      <w:bookmarkStart w:id="214" w:name="_Toc493943524"/>
-      <w:bookmarkStart w:id="215" w:name="_Toc494116619"/>
+      <w:bookmarkStart w:id="212" w:name="_Toc493942906"/>
+      <w:bookmarkStart w:id="213" w:name="_Toc493942970"/>
+      <w:bookmarkStart w:id="214" w:name="_Toc493943273"/>
+      <w:bookmarkStart w:id="215" w:name="_Toc493943524"/>
+      <w:bookmarkStart w:id="216" w:name="_Toc494116619"/>
       <w:r>
         <w:rPr>
           <w:rFonts w:hint="eastAsia"/>
@@ -11233,21 +11192,22 @@
         </w:rPr>
         <w:t>：</w:t>
       </w:r>
-      <w:bookmarkEnd w:id="211"/>
       <w:bookmarkEnd w:id="212"/>
       <w:bookmarkEnd w:id="213"/>
       <w:bookmarkEnd w:id="214"/>
       <w:bookmarkEnd w:id="215"/>
+      <w:bookmarkEnd w:id="216"/>
     </w:p>
     <w:p>
       <w:pPr>
         <w:pStyle w:val="Heading5"/>
       </w:pPr>
-      <w:bookmarkStart w:id="216" w:name="_Toc494116623"/>
-      <w:bookmarkStart w:id="217" w:name="_Toc495406361"/>
-      <w:bookmarkStart w:id="218" w:name="_Toc495419678"/>
-      <w:bookmarkStart w:id="219" w:name="_Toc495498169"/>
-      <w:bookmarkStart w:id="220" w:name="_Toc495498327"/>
+      <w:bookmarkStart w:id="217" w:name="_Toc494116623"/>
+      <w:bookmarkStart w:id="218" w:name="_Toc495406361"/>
+      <w:bookmarkStart w:id="219" w:name="_Toc495419678"/>
+      <w:bookmarkStart w:id="220" w:name="_Toc495498169"/>
+      <w:bookmarkStart w:id="221" w:name="_Toc495498327"/>
+      <w:commentRangeStart w:id="222"/>
       <w:r>
         <w:rPr>
           <w:rFonts w:hint="eastAsia"/>
@@ -11259,7 +11219,16 @@
       <w:r>
         <w:t>catalogaddr</w:t>
       </w:r>
-      <w:proofErr w:type="spellEnd"/>
+      <w:commentRangeEnd w:id="222"/>
+      <w:proofErr w:type="spellEnd"/>
+      <w:r>
+        <w:rPr>
+          <w:rStyle w:val="CommentReference"/>
+          <w:b w:val="0"/>
+          <w:bCs w:val="0"/>
+        </w:rPr>
+        <w:commentReference w:id="222"/>
+      </w:r>
       <w:r>
         <w:rPr>
           <w:rFonts w:hint="eastAsia"/>
@@ -11272,11 +11241,11 @@
         </w:rPr>
         <w:t>指定编目节点的地址</w:t>
       </w:r>
-      <w:bookmarkEnd w:id="216"/>
       <w:bookmarkEnd w:id="217"/>
       <w:bookmarkEnd w:id="218"/>
       <w:bookmarkEnd w:id="219"/>
       <w:bookmarkEnd w:id="220"/>
+      <w:bookmarkEnd w:id="221"/>
     </w:p>
     <w:p>
       <w:pPr>
@@ -11366,7 +11335,7 @@
                     </pic:cNvPicPr>
                   </pic:nvPicPr>
                   <pic:blipFill>
-                    <a:blip r:embed="rId34"/>
+                    <a:blip r:embed="rId35"/>
                     <a:srcRect/>
                     <a:stretch>
                       <a:fillRect/>
@@ -11428,7 +11397,7 @@
                     </pic:cNvPicPr>
                   </pic:nvPicPr>
                   <pic:blipFill>
-                    <a:blip r:embed="rId35"/>
+                    <a:blip r:embed="rId36"/>
                     <a:srcRect/>
                     <a:stretch>
                       <a:fillRect/>
@@ -11592,7 +11561,7 @@
                     </pic:cNvPicPr>
                   </pic:nvPicPr>
                   <pic:blipFill>
-                    <a:blip r:embed="rId36"/>
+                    <a:blip r:embed="rId37"/>
                     <a:srcRect/>
                     <a:stretch>
                       <a:fillRect/>
@@ -11753,7 +11722,7 @@
                     </pic:cNvPicPr>
                   </pic:nvPicPr>
                   <pic:blipFill>
-                    <a:blip r:embed="rId37"/>
+                    <a:blip r:embed="rId38"/>
                     <a:srcRect/>
                     <a:stretch>
                       <a:fillRect/>
@@ -11931,7 +11900,7 @@
                     </pic:cNvPicPr>
                   </pic:nvPicPr>
                   <pic:blipFill>
-                    <a:blip r:embed="rId38"/>
+                    <a:blip r:embed="rId39"/>
                     <a:srcRect/>
                     <a:stretch>
                       <a:fillRect/>
@@ -12002,7 +11971,7 @@
                     </pic:cNvPicPr>
                   </pic:nvPicPr>
                   <pic:blipFill>
-                    <a:blip r:embed="rId39"/>
+                    <a:blip r:embed="rId40"/>
                     <a:srcRect/>
                     <a:stretch>
                       <a:fillRect/>
@@ -12064,7 +12033,7 @@
                     </pic:cNvPicPr>
                   </pic:nvPicPr>
                   <pic:blipFill>
-                    <a:blip r:embed="rId40"/>
+                    <a:blip r:embed="rId41"/>
                     <a:srcRect/>
                     <a:stretch>
                       <a:fillRect/>
@@ -12096,7 +12065,7 @@
     <w:p>
       <w:pPr>
         <w:rPr>
-          <w:rFonts w:ascii="宋体" w:eastAsia="宋体" w:hAnsi="宋体" w:cs="宋体" w:hint="eastAsia"/>
+          <w:rFonts w:ascii="宋体" w:eastAsia="宋体" w:hAnsi="宋体" w:cs="宋体"/>
           <w:color w:val="000000" w:themeColor="text1"/>
           <w:szCs w:val="21"/>
         </w:rPr>
@@ -12184,16 +12153,16 @@
     <w:p>
       <w:pPr>
         <w:rPr>
-          <w:rFonts w:ascii="宋体" w:eastAsia="宋体" w:hAnsi="宋体" w:cs="宋体" w:hint="eastAsia"/>
-          <w:color w:val="000000" w:themeColor="text1"/>
-          <w:szCs w:val="21"/>
-        </w:rPr>
-      </w:pPr>
-    </w:p>
-    <w:p>
-      <w:pPr>
-        <w:rPr>
-          <w:rFonts w:ascii="宋体" w:eastAsia="宋体" w:hAnsi="宋体" w:cs="宋体" w:hint="eastAsia"/>
+          <w:rFonts w:ascii="宋体" w:eastAsia="宋体" w:hAnsi="宋体" w:cs="宋体"/>
+          <w:color w:val="000000" w:themeColor="text1"/>
+          <w:szCs w:val="21"/>
+        </w:rPr>
+      </w:pPr>
+    </w:p>
+    <w:p>
+      <w:pPr>
+        <w:rPr>
+          <w:rFonts w:ascii="宋体" w:eastAsia="宋体" w:hAnsi="宋体" w:cs="宋体"/>
           <w:color w:val="000000" w:themeColor="text1"/>
           <w:szCs w:val="21"/>
         </w:rPr>
@@ -12203,15 +12172,15 @@
       <w:pPr>
         <w:pStyle w:val="Heading5"/>
       </w:pPr>
-      <w:bookmarkStart w:id="221" w:name="_Toc493942909"/>
-      <w:bookmarkStart w:id="222" w:name="_Toc493942973"/>
-      <w:bookmarkStart w:id="223" w:name="_Toc493943276"/>
-      <w:bookmarkStart w:id="224" w:name="_Toc493943527"/>
-      <w:bookmarkStart w:id="225" w:name="_Toc494116622"/>
-      <w:bookmarkStart w:id="226" w:name="_Toc495406362"/>
-      <w:bookmarkStart w:id="227" w:name="_Toc495419679"/>
-      <w:bookmarkStart w:id="228" w:name="_Toc495498170"/>
-      <w:bookmarkStart w:id="229" w:name="_Toc495498328"/>
+      <w:bookmarkStart w:id="223" w:name="_Toc493942909"/>
+      <w:bookmarkStart w:id="224" w:name="_Toc493942973"/>
+      <w:bookmarkStart w:id="225" w:name="_Toc493943276"/>
+      <w:bookmarkStart w:id="226" w:name="_Toc493943527"/>
+      <w:bookmarkStart w:id="227" w:name="_Toc494116622"/>
+      <w:bookmarkStart w:id="228" w:name="_Toc495406362"/>
+      <w:bookmarkStart w:id="229" w:name="_Toc495419679"/>
+      <w:bookmarkStart w:id="230" w:name="_Toc495498170"/>
+      <w:bookmarkStart w:id="231" w:name="_Toc495498328"/>
       <w:r>
         <w:t>--</w:t>
       </w:r>
@@ -12238,8 +12207,6 @@
         </w:rPr>
         <w:t>复制日志内存页面数</w:t>
       </w:r>
-      <w:bookmarkEnd w:id="221"/>
-      <w:bookmarkEnd w:id="222"/>
       <w:bookmarkEnd w:id="223"/>
       <w:bookmarkEnd w:id="224"/>
       <w:bookmarkEnd w:id="225"/>
@@ -12247,6 +12214,8 @@
       <w:bookmarkEnd w:id="227"/>
       <w:bookmarkEnd w:id="228"/>
       <w:bookmarkEnd w:id="229"/>
+      <w:bookmarkEnd w:id="230"/>
+      <w:bookmarkEnd w:id="231"/>
     </w:p>
     <w:p/>
     <w:p>
@@ -12282,7 +12251,7 @@
                     </pic:cNvPicPr>
                   </pic:nvPicPr>
                   <pic:blipFill>
-                    <a:blip r:embed="rId41"/>
+                    <a:blip r:embed="rId42"/>
                     <a:srcRect/>
                     <a:stretch>
                       <a:fillRect/>
@@ -12375,7 +12344,7 @@
                     </pic:cNvPicPr>
                   </pic:nvPicPr>
                   <pic:blipFill>
-                    <a:blip r:embed="rId42"/>
+                    <a:blip r:embed="rId43"/>
                     <a:srcRect/>
                     <a:stretch>
                       <a:fillRect/>
@@ -12498,16 +12467,16 @@
     <w:p>
       <w:pPr>
         <w:rPr>
-          <w:rFonts w:ascii="宋体" w:eastAsia="宋体" w:hAnsi="宋体" w:cs="宋体" w:hint="eastAsia"/>
-          <w:color w:val="000000" w:themeColor="text1"/>
-          <w:szCs w:val="21"/>
-        </w:rPr>
-      </w:pPr>
-    </w:p>
-    <w:p>
-      <w:pPr>
-        <w:rPr>
-          <w:rFonts w:ascii="宋体" w:eastAsia="宋体" w:hAnsi="宋体" w:cs="宋体" w:hint="eastAsia"/>
+          <w:rFonts w:ascii="宋体" w:eastAsia="宋体" w:hAnsi="宋体" w:cs="宋体"/>
+          <w:color w:val="000000" w:themeColor="text1"/>
+          <w:szCs w:val="21"/>
+        </w:rPr>
+      </w:pPr>
+    </w:p>
+    <w:p>
+      <w:pPr>
+        <w:rPr>
+          <w:rFonts w:ascii="宋体" w:eastAsia="宋体" w:hAnsi="宋体" w:cs="宋体"/>
           <w:color w:val="000000" w:themeColor="text1"/>
           <w:szCs w:val="21"/>
         </w:rPr>
@@ -12530,15 +12499,16 @@
           <w:kern w:val="0"/>
         </w:rPr>
       </w:pPr>
-      <w:bookmarkStart w:id="230" w:name="_Toc493942904"/>
-      <w:bookmarkStart w:id="231" w:name="_Toc493942968"/>
-      <w:bookmarkStart w:id="232" w:name="_Toc493943271"/>
-      <w:bookmarkStart w:id="233" w:name="_Toc493943522"/>
-      <w:bookmarkStart w:id="234" w:name="_Toc494116617"/>
-      <w:bookmarkStart w:id="235" w:name="_Toc495406363"/>
-      <w:bookmarkStart w:id="236" w:name="_Toc495419680"/>
-      <w:bookmarkStart w:id="237" w:name="_Toc495498171"/>
-      <w:bookmarkStart w:id="238" w:name="_Toc495498329"/>
+      <w:bookmarkStart w:id="232" w:name="_Toc493942904"/>
+      <w:bookmarkStart w:id="233" w:name="_Toc493942968"/>
+      <w:bookmarkStart w:id="234" w:name="_Toc493943271"/>
+      <w:bookmarkStart w:id="235" w:name="_Toc493943522"/>
+      <w:bookmarkStart w:id="236" w:name="_Toc494116617"/>
+      <w:bookmarkStart w:id="237" w:name="_Toc495406363"/>
+      <w:bookmarkStart w:id="238" w:name="_Toc495419680"/>
+      <w:bookmarkStart w:id="239" w:name="_Toc495498171"/>
+      <w:bookmarkStart w:id="240" w:name="_Toc495498329"/>
+      <w:commentRangeStart w:id="241"/>
       <w:r>
         <w:rPr>
           <w:rFonts w:hint="eastAsia"/>
@@ -12570,8 +12540,6 @@
         </w:rPr>
         <w:t>页面预加载代理数据</w:t>
       </w:r>
-      <w:bookmarkEnd w:id="230"/>
-      <w:bookmarkEnd w:id="231"/>
       <w:bookmarkEnd w:id="232"/>
       <w:bookmarkEnd w:id="233"/>
       <w:bookmarkEnd w:id="234"/>
@@ -12579,63 +12547,66 @@
       <w:bookmarkEnd w:id="236"/>
       <w:bookmarkEnd w:id="237"/>
       <w:bookmarkEnd w:id="238"/>
-    </w:p>
-    <w:p>
-      <w:pPr>
-        <w:pStyle w:val="Heading5"/>
-        <w:rPr>
-          <w:kern w:val="0"/>
-        </w:rPr>
-      </w:pPr>
-      <w:bookmarkStart w:id="239" w:name="_Toc493942905"/>
-      <w:bookmarkStart w:id="240" w:name="_Toc493942969"/>
-      <w:bookmarkStart w:id="241" w:name="_Toc493943272"/>
-      <w:bookmarkStart w:id="242" w:name="_Toc493943523"/>
-      <w:bookmarkStart w:id="243" w:name="_Toc494116618"/>
-      <w:bookmarkStart w:id="244" w:name="_Toc495406364"/>
-      <w:bookmarkStart w:id="245" w:name="_Toc495419681"/>
-      <w:bookmarkStart w:id="246" w:name="_Toc495498172"/>
-      <w:bookmarkStart w:id="247" w:name="_Toc495498330"/>
-      <w:r>
-        <w:rPr>
-          <w:rFonts w:hint="eastAsia"/>
-          <w:color w:val="000000" w:themeColor="text1"/>
-        </w:rPr>
-        <w:t>--</w:t>
-      </w:r>
-      <w:proofErr w:type="spellStart"/>
-      <w:r>
-        <w:rPr>
-          <w:rFonts w:hint="eastAsia"/>
-          <w:kern w:val="0"/>
-        </w:rPr>
-        <w:t>maxprefpool</w:t>
-      </w:r>
-      <w:proofErr w:type="spellEnd"/>
-      <w:r>
-        <w:rPr>
-          <w:rFonts w:hint="eastAsia"/>
-          <w:kern w:val="0"/>
-        </w:rPr>
-        <w:t>:</w:t>
-      </w:r>
-      <w:r>
-        <w:rPr>
-          <w:rFonts w:hint="eastAsia"/>
-          <w:kern w:val="0"/>
-        </w:rPr>
-        <w:t>数据预取代理池最大数量</w:t>
-      </w:r>
       <w:bookmarkEnd w:id="239"/>
       <w:bookmarkEnd w:id="240"/>
-      <w:bookmarkEnd w:id="241"/>
+    </w:p>
+    <w:p>
+      <w:pPr>
+        <w:pStyle w:val="Heading5"/>
+        <w:rPr>
+          <w:kern w:val="0"/>
+        </w:rPr>
+      </w:pPr>
+      <w:bookmarkStart w:id="242" w:name="_Toc493942905"/>
+      <w:bookmarkStart w:id="243" w:name="_Toc493942969"/>
+      <w:bookmarkStart w:id="244" w:name="_Toc493943272"/>
+      <w:bookmarkStart w:id="245" w:name="_Toc493943523"/>
+      <w:bookmarkStart w:id="246" w:name="_Toc494116618"/>
+      <w:bookmarkStart w:id="247" w:name="_Toc495406364"/>
+      <w:bookmarkStart w:id="248" w:name="_Toc495419681"/>
+      <w:bookmarkStart w:id="249" w:name="_Toc495498172"/>
+      <w:bookmarkStart w:id="250" w:name="_Toc495498330"/>
+      <w:r>
+        <w:rPr>
+          <w:rFonts w:hint="eastAsia"/>
+          <w:color w:val="000000" w:themeColor="text1"/>
+        </w:rPr>
+        <w:t>--</w:t>
+      </w:r>
+      <w:proofErr w:type="spellStart"/>
+      <w:r>
+        <w:rPr>
+          <w:rFonts w:hint="eastAsia"/>
+          <w:kern w:val="0"/>
+        </w:rPr>
+        <w:t>maxprefpool</w:t>
+      </w:r>
+      <w:proofErr w:type="spellEnd"/>
+      <w:r>
+        <w:rPr>
+          <w:rFonts w:hint="eastAsia"/>
+          <w:kern w:val="0"/>
+        </w:rPr>
+        <w:t>:</w:t>
+      </w:r>
+      <w:r>
+        <w:rPr>
+          <w:rFonts w:hint="eastAsia"/>
+          <w:kern w:val="0"/>
+        </w:rPr>
+        <w:t>数据预取代理池最大数量</w:t>
+      </w:r>
       <w:bookmarkEnd w:id="242"/>
       <w:bookmarkEnd w:id="243"/>
       <w:bookmarkEnd w:id="244"/>
       <w:bookmarkEnd w:id="245"/>
       <w:bookmarkEnd w:id="246"/>
       <w:bookmarkEnd w:id="247"/>
-    </w:p>
+      <w:bookmarkEnd w:id="248"/>
+      <w:bookmarkEnd w:id="249"/>
+      <w:bookmarkEnd w:id="250"/>
+    </w:p>
+    <w:commentRangeEnd w:id="241"/>
     <w:p>
       <w:pPr>
         <w:rPr>
@@ -12645,6 +12616,12 @@
           <w:szCs w:val="21"/>
         </w:rPr>
       </w:pPr>
+      <w:r>
+        <w:rPr>
+          <w:rStyle w:val="CommentReference"/>
+        </w:rPr>
+        <w:commentReference w:id="241"/>
+      </w:r>
     </w:p>
     <w:p>
       <w:pPr>
@@ -12699,7 +12676,7 @@
                     </pic:cNvPicPr>
                   </pic:nvPicPr>
                   <pic:blipFill>
-                    <a:blip r:embed="rId43"/>
+                    <a:blip r:embed="rId44"/>
                     <a:srcRect/>
                     <a:stretch>
                       <a:fillRect/>
@@ -12842,7 +12819,7 @@
                     </pic:cNvPicPr>
                   </pic:nvPicPr>
                   <pic:blipFill>
-                    <a:blip r:embed="rId44"/>
+                    <a:blip r:embed="rId45"/>
                     <a:srcRect/>
                     <a:stretch>
                       <a:fillRect/>
@@ -13018,7 +12995,7 @@
                     </pic:cNvPicPr>
                   </pic:nvPicPr>
                   <pic:blipFill>
-                    <a:blip r:embed="rId45"/>
+                    <a:blip r:embed="rId46"/>
                     <a:srcRect/>
                     <a:stretch>
                       <a:fillRect/>
@@ -13094,25 +13071,25 @@
     <w:p>
       <w:pPr>
         <w:rPr>
-          <w:rFonts w:ascii="宋体" w:eastAsia="宋体" w:hAnsi="宋体" w:cs="宋体" w:hint="eastAsia"/>
-          <w:color w:val="000000" w:themeColor="text1"/>
-          <w:szCs w:val="21"/>
-        </w:rPr>
-      </w:pPr>
-    </w:p>
-    <w:p>
-      <w:pPr>
-        <w:rPr>
-          <w:rFonts w:ascii="宋体" w:eastAsia="宋体" w:hAnsi="宋体" w:cs="宋体" w:hint="eastAsia"/>
-          <w:color w:val="000000" w:themeColor="text1"/>
-          <w:szCs w:val="21"/>
-        </w:rPr>
-      </w:pPr>
-    </w:p>
-    <w:p>
-      <w:pPr>
-        <w:rPr>
-          <w:rFonts w:ascii="宋体" w:eastAsia="宋体" w:hAnsi="宋体" w:cs="宋体" w:hint="eastAsia"/>
+          <w:rFonts w:ascii="宋体" w:eastAsia="宋体" w:hAnsi="宋体" w:cs="宋体"/>
+          <w:color w:val="000000" w:themeColor="text1"/>
+          <w:szCs w:val="21"/>
+        </w:rPr>
+      </w:pPr>
+    </w:p>
+    <w:p>
+      <w:pPr>
+        <w:rPr>
+          <w:rFonts w:ascii="宋体" w:eastAsia="宋体" w:hAnsi="宋体" w:cs="宋体"/>
+          <w:color w:val="000000" w:themeColor="text1"/>
+          <w:szCs w:val="21"/>
+        </w:rPr>
+      </w:pPr>
+    </w:p>
+    <w:p>
+      <w:pPr>
+        <w:rPr>
+          <w:rFonts w:ascii="宋体" w:eastAsia="宋体" w:hAnsi="宋体" w:cs="宋体"/>
           <w:color w:val="000000" w:themeColor="text1"/>
           <w:szCs w:val="21"/>
         </w:rPr>
@@ -13125,15 +13102,16 @@
           <w:kern w:val="0"/>
         </w:rPr>
       </w:pPr>
-      <w:bookmarkStart w:id="248" w:name="_Toc493942903"/>
-      <w:bookmarkStart w:id="249" w:name="_Toc493942967"/>
-      <w:bookmarkStart w:id="250" w:name="_Toc493943270"/>
-      <w:bookmarkStart w:id="251" w:name="_Toc493943521"/>
-      <w:bookmarkStart w:id="252" w:name="_Toc494116616"/>
-      <w:bookmarkStart w:id="253" w:name="_Toc495406365"/>
-      <w:bookmarkStart w:id="254" w:name="_Toc495419682"/>
-      <w:bookmarkStart w:id="255" w:name="_Toc495498173"/>
-      <w:bookmarkStart w:id="256" w:name="_Toc495498331"/>
+      <w:bookmarkStart w:id="251" w:name="_Toc493942903"/>
+      <w:bookmarkStart w:id="252" w:name="_Toc493942967"/>
+      <w:bookmarkStart w:id="253" w:name="_Toc493943270"/>
+      <w:bookmarkStart w:id="254" w:name="_Toc493943521"/>
+      <w:bookmarkStart w:id="255" w:name="_Toc494116616"/>
+      <w:bookmarkStart w:id="256" w:name="_Toc495406365"/>
+      <w:bookmarkStart w:id="257" w:name="_Toc495419682"/>
+      <w:bookmarkStart w:id="258" w:name="_Toc495498173"/>
+      <w:bookmarkStart w:id="259" w:name="_Toc495498331"/>
+      <w:commentRangeStart w:id="260"/>
       <w:r>
         <w:rPr>
           <w:rFonts w:hint="eastAsia"/>
@@ -13157,22 +13135,31 @@
         </w:rPr>
         <w:t>：</w:t>
       </w:r>
-      <w:bookmarkEnd w:id="248"/>
-      <w:bookmarkEnd w:id="249"/>
-      <w:r>
-        <w:rPr>
-          <w:rFonts w:hint="eastAsia"/>
-          <w:kern w:val="0"/>
-        </w:rPr>
-        <w:t>信号测试周期</w:t>
-      </w:r>
-      <w:bookmarkEnd w:id="250"/>
       <w:bookmarkEnd w:id="251"/>
       <w:bookmarkEnd w:id="252"/>
+      <w:commentRangeEnd w:id="260"/>
+      <w:r>
+        <w:rPr>
+          <w:rStyle w:val="CommentReference"/>
+          <w:b w:val="0"/>
+          <w:bCs w:val="0"/>
+        </w:rPr>
+        <w:commentReference w:id="260"/>
+      </w:r>
+      <w:r>
+        <w:rPr>
+          <w:rFonts w:hint="eastAsia"/>
+          <w:kern w:val="0"/>
+        </w:rPr>
+        <w:t>信号测试周期</w:t>
+      </w:r>
       <w:bookmarkEnd w:id="253"/>
       <w:bookmarkEnd w:id="254"/>
       <w:bookmarkEnd w:id="255"/>
       <w:bookmarkEnd w:id="256"/>
+      <w:bookmarkEnd w:id="257"/>
+      <w:bookmarkEnd w:id="258"/>
+      <w:bookmarkEnd w:id="259"/>
     </w:p>
     <w:p>
       <w:pPr>
@@ -13229,7 +13216,7 @@
                     </pic:cNvPicPr>
                   </pic:nvPicPr>
                   <pic:blipFill>
-                    <a:blip r:embed="rId46"/>
+                    <a:blip r:embed="rId47"/>
                     <a:srcRect/>
                     <a:stretch>
                       <a:fillRect/>
@@ -13295,7 +13282,7 @@
                     </pic:cNvPicPr>
                   </pic:nvPicPr>
                   <pic:blipFill>
-                    <a:blip r:embed="rId47"/>
+                    <a:blip r:embed="rId48"/>
                     <a:srcRect/>
                     <a:stretch>
                       <a:fillRect/>
@@ -13435,25 +13422,25 @@
     <w:p>
       <w:pPr>
         <w:rPr>
-          <w:rFonts w:ascii="宋体" w:eastAsia="宋体" w:hAnsi="宋体" w:cs="宋体" w:hint="eastAsia"/>
-          <w:color w:val="000000" w:themeColor="text1"/>
-          <w:szCs w:val="21"/>
-        </w:rPr>
-      </w:pPr>
-    </w:p>
-    <w:p>
-      <w:pPr>
-        <w:rPr>
-          <w:rFonts w:ascii="宋体" w:eastAsia="宋体" w:hAnsi="宋体" w:cs="宋体" w:hint="eastAsia"/>
-          <w:color w:val="000000" w:themeColor="text1"/>
-          <w:szCs w:val="21"/>
-        </w:rPr>
-      </w:pPr>
-    </w:p>
-    <w:p>
-      <w:pPr>
-        <w:rPr>
-          <w:rFonts w:ascii="宋体" w:eastAsia="宋体" w:hAnsi="宋体" w:cs="宋体" w:hint="eastAsia"/>
+          <w:rFonts w:ascii="宋体" w:eastAsia="宋体" w:hAnsi="宋体" w:cs="宋体"/>
+          <w:color w:val="000000" w:themeColor="text1"/>
+          <w:szCs w:val="21"/>
+        </w:rPr>
+      </w:pPr>
+    </w:p>
+    <w:p>
+      <w:pPr>
+        <w:rPr>
+          <w:rFonts w:ascii="宋体" w:eastAsia="宋体" w:hAnsi="宋体" w:cs="宋体"/>
+          <w:color w:val="000000" w:themeColor="text1"/>
+          <w:szCs w:val="21"/>
+        </w:rPr>
+      </w:pPr>
+    </w:p>
+    <w:p>
+      <w:pPr>
+        <w:rPr>
+          <w:rFonts w:ascii="宋体" w:eastAsia="宋体" w:hAnsi="宋体" w:cs="宋体"/>
           <w:color w:val="000000" w:themeColor="text1"/>
           <w:szCs w:val="21"/>
         </w:rPr>
@@ -13466,15 +13453,16 @@
           <w:kern w:val="0"/>
         </w:rPr>
       </w:pPr>
-      <w:bookmarkStart w:id="257" w:name="_Toc493942907"/>
-      <w:bookmarkStart w:id="258" w:name="_Toc493942971"/>
-      <w:bookmarkStart w:id="259" w:name="_Toc493943274"/>
-      <w:bookmarkStart w:id="260" w:name="_Toc493943525"/>
-      <w:bookmarkStart w:id="261" w:name="_Toc494116620"/>
-      <w:bookmarkStart w:id="262" w:name="_Toc495406366"/>
-      <w:bookmarkStart w:id="263" w:name="_Toc495419683"/>
-      <w:bookmarkStart w:id="264" w:name="_Toc495498174"/>
-      <w:bookmarkStart w:id="265" w:name="_Toc495498332"/>
+      <w:bookmarkStart w:id="261" w:name="_Toc493942907"/>
+      <w:bookmarkStart w:id="262" w:name="_Toc493942971"/>
+      <w:bookmarkStart w:id="263" w:name="_Toc493943274"/>
+      <w:bookmarkStart w:id="264" w:name="_Toc493943525"/>
+      <w:bookmarkStart w:id="265" w:name="_Toc494116620"/>
+      <w:bookmarkStart w:id="266" w:name="_Toc495406366"/>
+      <w:bookmarkStart w:id="267" w:name="_Toc495419683"/>
+      <w:bookmarkStart w:id="268" w:name="_Toc495498174"/>
+      <w:bookmarkStart w:id="269" w:name="_Toc495498332"/>
+      <w:commentRangeStart w:id="270"/>
       <w:r>
         <w:rPr>
           <w:rFonts w:hint="eastAsia"/>
@@ -13490,7 +13478,16 @@
         </w:rPr>
         <w:t>planbuckets</w:t>
       </w:r>
-      <w:proofErr w:type="spellEnd"/>
+      <w:commentRangeEnd w:id="270"/>
+      <w:proofErr w:type="spellEnd"/>
+      <w:r>
+        <w:rPr>
+          <w:rStyle w:val="CommentReference"/>
+          <w:b w:val="0"/>
+          <w:bCs w:val="0"/>
+        </w:rPr>
+        <w:commentReference w:id="270"/>
+      </w:r>
       <w:r>
         <w:rPr>
           <w:rFonts w:hint="eastAsia"/>
@@ -13498,15 +13495,15 @@
         </w:rPr>
         <w:t>：访问计划缓存内桶的个数</w:t>
       </w:r>
-      <w:bookmarkEnd w:id="257"/>
-      <w:bookmarkEnd w:id="258"/>
-      <w:bookmarkEnd w:id="259"/>
-      <w:bookmarkEnd w:id="260"/>
       <w:bookmarkEnd w:id="261"/>
       <w:bookmarkEnd w:id="262"/>
       <w:bookmarkEnd w:id="263"/>
       <w:bookmarkEnd w:id="264"/>
       <w:bookmarkEnd w:id="265"/>
+      <w:bookmarkEnd w:id="266"/>
+      <w:bookmarkEnd w:id="267"/>
+      <w:bookmarkEnd w:id="268"/>
+      <w:bookmarkEnd w:id="269"/>
     </w:p>
     <w:p>
       <w:pPr>
@@ -13572,7 +13569,7 @@
                     </pic:cNvPicPr>
                   </pic:nvPicPr>
                   <pic:blipFill>
-                    <a:blip r:embed="rId48"/>
+                    <a:blip r:embed="rId49"/>
                     <a:srcRect/>
                     <a:stretch>
                       <a:fillRect/>
@@ -13720,7 +13717,7 @@
                     </pic:cNvPicPr>
                   </pic:nvPicPr>
                   <pic:blipFill>
-                    <a:blip r:embed="rId49"/>
+                    <a:blip r:embed="rId50"/>
                     <a:srcRect/>
                     <a:stretch>
                       <a:fillRect/>
@@ -13787,7 +13784,7 @@
                     </pic:cNvPicPr>
                   </pic:nvPicPr>
                   <pic:blipFill>
-                    <a:blip r:embed="rId50"/>
+                    <a:blip r:embed="rId51"/>
                     <a:srcRect/>
                     <a:stretch>
                       <a:fillRect/>
@@ -13919,7 +13916,7 @@
                     </pic:cNvPicPr>
                   </pic:nvPicPr>
                   <pic:blipFill>
-                    <a:blip r:embed="rId51"/>
+                    <a:blip r:embed="rId52"/>
                     <a:srcRect/>
                     <a:stretch>
                       <a:fillRect/>
@@ -14057,7 +14054,7 @@
     <w:p>
       <w:pPr>
         <w:rPr>
-          <w:rFonts w:ascii="宋体" w:eastAsia="宋体" w:hAnsi="宋体" w:cs="宋体" w:hint="eastAsia"/>
+          <w:rFonts w:ascii="宋体" w:eastAsia="宋体" w:hAnsi="宋体" w:cs="宋体"/>
           <w:color w:val="000000" w:themeColor="text1"/>
           <w:szCs w:val="21"/>
         </w:rPr>
@@ -14180,7 +14177,7 @@
     <w:p>
       <w:pPr>
         <w:rPr>
-          <w:rFonts w:ascii="宋体" w:eastAsia="宋体" w:hAnsi="宋体" w:cs="宋体" w:hint="eastAsia"/>
+          <w:rFonts w:ascii="宋体" w:eastAsia="宋体" w:hAnsi="宋体" w:cs="宋体"/>
           <w:color w:val="000000" w:themeColor="text1"/>
           <w:szCs w:val="21"/>
         </w:rPr>
@@ -14197,7 +14194,7 @@
     <w:p>
       <w:pPr>
         <w:rPr>
-          <w:rFonts w:ascii="宋体" w:eastAsia="宋体" w:hAnsi="宋体" w:cs="宋体" w:hint="eastAsia"/>
+          <w:rFonts w:ascii="宋体" w:eastAsia="宋体" w:hAnsi="宋体" w:cs="宋体"/>
           <w:color w:val="000000" w:themeColor="text1"/>
           <w:szCs w:val="21"/>
         </w:rPr>
@@ -14210,12 +14207,12 @@
           <w:kern w:val="0"/>
         </w:rPr>
       </w:pPr>
-      <w:bookmarkStart w:id="266" w:name="_Toc493943510"/>
-      <w:bookmarkStart w:id="267" w:name="_Toc494116605"/>
-      <w:bookmarkStart w:id="268" w:name="_Toc495406344"/>
-      <w:bookmarkStart w:id="269" w:name="_Toc495419684"/>
-      <w:bookmarkStart w:id="270" w:name="_Toc495498175"/>
-      <w:bookmarkStart w:id="271" w:name="_Toc495498333"/>
+      <w:bookmarkStart w:id="271" w:name="_Toc493943510"/>
+      <w:bookmarkStart w:id="272" w:name="_Toc494116605"/>
+      <w:bookmarkStart w:id="273" w:name="_Toc495406344"/>
+      <w:bookmarkStart w:id="274" w:name="_Toc495419684"/>
+      <w:bookmarkStart w:id="275" w:name="_Toc495498175"/>
+      <w:bookmarkStart w:id="276" w:name="_Toc495498333"/>
       <w:r>
         <w:rPr>
           <w:rFonts w:hint="eastAsia"/>
@@ -14246,134 +14243,132 @@
         </w:rPr>
         <w:t>节点缓存最大值</w:t>
       </w:r>
-      <w:bookmarkEnd w:id="266"/>
-      <w:bookmarkEnd w:id="267"/>
-      <w:bookmarkEnd w:id="268"/>
-      <w:bookmarkEnd w:id="269"/>
-      <w:bookmarkEnd w:id="270"/>
       <w:bookmarkEnd w:id="271"/>
-    </w:p>
-    <w:p>
-      <w:pPr>
-        <w:rPr>
-          <w:rFonts w:ascii="宋体" w:eastAsia="宋体" w:hAnsi="宋体" w:cs="宋体"/>
-          <w:color w:val="000000" w:themeColor="text1"/>
-          <w:szCs w:val="21"/>
-        </w:rPr>
-      </w:pPr>
-      <w:r>
-        <w:rPr>
-          <w:rFonts w:ascii="宋体" w:eastAsia="宋体" w:hAnsi="宋体" w:cs="宋体" w:hint="eastAsia"/>
-          <w:color w:val="000000" w:themeColor="text1"/>
-          <w:szCs w:val="21"/>
-        </w:rPr>
-        <w:t>参见</w:t>
-      </w:r>
-      <w:proofErr w:type="spellStart"/>
-      <w:r>
-        <w:rPr>
-          <w:rFonts w:ascii="宋体" w:eastAsia="宋体" w:hAnsi="宋体" w:cs="宋体" w:hint="eastAsia"/>
-          <w:color w:val="000000" w:themeColor="text1"/>
-          <w:szCs w:val="21"/>
-        </w:rPr>
-        <w:t>maxcachejob</w:t>
-      </w:r>
-      <w:proofErr w:type="spellEnd"/>
-      <w:r>
-        <w:rPr>
-          <w:rFonts w:ascii="宋体" w:eastAsia="宋体" w:hAnsi="宋体" w:cs="宋体" w:hint="eastAsia"/>
-          <w:color w:val="000000" w:themeColor="text1"/>
-          <w:szCs w:val="21"/>
-        </w:rPr>
-        <w:t>处，作一起分析。</w:t>
-      </w:r>
-    </w:p>
-    <w:p>
-      <w:pPr>
-        <w:rPr>
-          <w:rFonts w:ascii="宋体" w:eastAsia="宋体" w:hAnsi="宋体" w:cs="宋体"/>
-          <w:color w:val="000000" w:themeColor="text1"/>
-          <w:szCs w:val="21"/>
-        </w:rPr>
-      </w:pPr>
-    </w:p>
-    <w:p>
-      <w:pPr>
-        <w:pStyle w:val="Heading3"/>
-      </w:pPr>
-      <w:bookmarkStart w:id="272" w:name="_Toc493942910"/>
-      <w:bookmarkStart w:id="273" w:name="_Toc493942974"/>
-      <w:bookmarkStart w:id="274" w:name="_Toc493943277"/>
-      <w:bookmarkStart w:id="275" w:name="_Toc493943528"/>
-      <w:bookmarkStart w:id="276" w:name="_Toc494116632"/>
-      <w:bookmarkStart w:id="277" w:name="_Toc495406367"/>
-      <w:bookmarkStart w:id="278" w:name="_Toc495419685"/>
-      <w:bookmarkStart w:id="279" w:name="_Toc495498176"/>
-      <w:bookmarkStart w:id="280" w:name="_Toc495498334"/>
-      <w:r>
-        <w:rPr>
-          <w:rFonts w:hint="eastAsia"/>
-        </w:rPr>
-        <w:t>附录：</w:t>
-      </w:r>
       <w:bookmarkEnd w:id="272"/>
       <w:bookmarkEnd w:id="273"/>
       <w:bookmarkEnd w:id="274"/>
       <w:bookmarkEnd w:id="275"/>
       <w:bookmarkEnd w:id="276"/>
+    </w:p>
+    <w:p>
+      <w:pPr>
+        <w:rPr>
+          <w:rFonts w:ascii="宋体" w:eastAsia="宋体" w:hAnsi="宋体" w:cs="宋体"/>
+          <w:color w:val="000000" w:themeColor="text1"/>
+          <w:szCs w:val="21"/>
+        </w:rPr>
+      </w:pPr>
+      <w:r>
+        <w:rPr>
+          <w:rFonts w:ascii="宋体" w:eastAsia="宋体" w:hAnsi="宋体" w:cs="宋体" w:hint="eastAsia"/>
+          <w:color w:val="000000" w:themeColor="text1"/>
+          <w:szCs w:val="21"/>
+        </w:rPr>
+        <w:t>参见</w:t>
+      </w:r>
+      <w:proofErr w:type="spellStart"/>
+      <w:r>
+        <w:rPr>
+          <w:rFonts w:ascii="宋体" w:eastAsia="宋体" w:hAnsi="宋体" w:cs="宋体" w:hint="eastAsia"/>
+          <w:color w:val="000000" w:themeColor="text1"/>
+          <w:szCs w:val="21"/>
+        </w:rPr>
+        <w:t>maxcachejob</w:t>
+      </w:r>
+      <w:proofErr w:type="spellEnd"/>
+      <w:r>
+        <w:rPr>
+          <w:rFonts w:ascii="宋体" w:eastAsia="宋体" w:hAnsi="宋体" w:cs="宋体" w:hint="eastAsia"/>
+          <w:color w:val="000000" w:themeColor="text1"/>
+          <w:szCs w:val="21"/>
+        </w:rPr>
+        <w:t>处，作一起分析。</w:t>
+      </w:r>
+    </w:p>
+    <w:p>
+      <w:pPr>
+        <w:rPr>
+          <w:rFonts w:ascii="宋体" w:eastAsia="宋体" w:hAnsi="宋体" w:cs="宋体"/>
+          <w:color w:val="000000" w:themeColor="text1"/>
+          <w:szCs w:val="21"/>
+        </w:rPr>
+      </w:pPr>
+    </w:p>
+    <w:p>
+      <w:pPr>
+        <w:pStyle w:val="Heading3"/>
+      </w:pPr>
+      <w:bookmarkStart w:id="277" w:name="_Toc493942910"/>
+      <w:bookmarkStart w:id="278" w:name="_Toc493942974"/>
+      <w:bookmarkStart w:id="279" w:name="_Toc493943277"/>
+      <w:bookmarkStart w:id="280" w:name="_Toc493943528"/>
+      <w:bookmarkStart w:id="281" w:name="_Toc494116632"/>
+      <w:bookmarkStart w:id="282" w:name="_Toc495406367"/>
+      <w:bookmarkStart w:id="283" w:name="_Toc495419685"/>
+      <w:bookmarkStart w:id="284" w:name="_Toc495498176"/>
+      <w:bookmarkStart w:id="285" w:name="_Toc495498334"/>
+      <w:r>
+        <w:rPr>
+          <w:rFonts w:hint="eastAsia"/>
+        </w:rPr>
+        <w:t>附录：</w:t>
+      </w:r>
       <w:bookmarkEnd w:id="277"/>
       <w:bookmarkEnd w:id="278"/>
       <w:bookmarkEnd w:id="279"/>
       <w:bookmarkEnd w:id="280"/>
-    </w:p>
-    <w:p>
-      <w:pPr>
-        <w:pStyle w:val="Heading5"/>
-      </w:pPr>
-      <w:bookmarkStart w:id="281" w:name="_Toc493942911"/>
-      <w:bookmarkStart w:id="282" w:name="_Toc493942975"/>
-      <w:bookmarkStart w:id="283" w:name="_Toc493943278"/>
-      <w:bookmarkStart w:id="284" w:name="_Toc493943529"/>
-      <w:bookmarkStart w:id="285" w:name="_Toc494116633"/>
-      <w:bookmarkStart w:id="286" w:name="_Toc495406368"/>
-      <w:bookmarkStart w:id="287" w:name="_Toc495419686"/>
-      <w:bookmarkStart w:id="288" w:name="_Toc495498177"/>
-      <w:bookmarkStart w:id="289" w:name="_Toc495498335"/>
-      <w:proofErr w:type="spellStart"/>
-      <w:r>
-        <w:rPr>
-          <w:rFonts w:hint="eastAsia"/>
-        </w:rPr>
-        <w:t>SequoiaDB</w:t>
-      </w:r>
-      <w:proofErr w:type="spellEnd"/>
-      <w:r>
-        <w:rPr>
-          <w:rFonts w:hint="eastAsia"/>
-        </w:rPr>
-        <w:t>更新配置的机制</w:t>
-      </w:r>
-      <w:r>
-        <w:rPr>
-          <w:rFonts w:hint="eastAsia"/>
-        </w:rPr>
-        <w:t>简介</w:t>
-      </w:r>
-      <w:r>
-        <w:rPr>
-          <w:rFonts w:hint="eastAsia"/>
-        </w:rPr>
-        <w:t>：</w:t>
-      </w:r>
       <w:bookmarkEnd w:id="281"/>
       <w:bookmarkEnd w:id="282"/>
       <w:bookmarkEnd w:id="283"/>
       <w:bookmarkEnd w:id="284"/>
       <w:bookmarkEnd w:id="285"/>
+    </w:p>
+    <w:p>
+      <w:pPr>
+        <w:pStyle w:val="Heading5"/>
+      </w:pPr>
+      <w:bookmarkStart w:id="286" w:name="_Toc493942911"/>
+      <w:bookmarkStart w:id="287" w:name="_Toc493942975"/>
+      <w:bookmarkStart w:id="288" w:name="_Toc493943278"/>
+      <w:bookmarkStart w:id="289" w:name="_Toc493943529"/>
+      <w:bookmarkStart w:id="290" w:name="_Toc494116633"/>
+      <w:bookmarkStart w:id="291" w:name="_Toc495406368"/>
+      <w:bookmarkStart w:id="292" w:name="_Toc495419686"/>
+      <w:bookmarkStart w:id="293" w:name="_Toc495498177"/>
+      <w:bookmarkStart w:id="294" w:name="_Toc495498335"/>
+      <w:r>
+        <w:rPr>
+          <w:rFonts w:hint="eastAsia"/>
+        </w:rPr>
+        <w:t>SequoiaDB</w:t>
+      </w:r>
+      <w:r>
+        <w:rPr>
+          <w:rFonts w:hint="eastAsia"/>
+        </w:rPr>
+        <w:t>更新配置的机制</w:t>
+      </w:r>
+      <w:r>
+        <w:rPr>
+          <w:rFonts w:hint="eastAsia"/>
+        </w:rPr>
+        <w:t>简介</w:t>
+      </w:r>
+      <w:r>
+        <w:rPr>
+          <w:rFonts w:hint="eastAsia"/>
+        </w:rPr>
+        <w:t>：</w:t>
+      </w:r>
       <w:bookmarkEnd w:id="286"/>
       <w:bookmarkEnd w:id="287"/>
       <w:bookmarkEnd w:id="288"/>
       <w:bookmarkEnd w:id="289"/>
+      <w:bookmarkEnd w:id="290"/>
+      <w:bookmarkEnd w:id="291"/>
+      <w:bookmarkEnd w:id="292"/>
+      <w:bookmarkEnd w:id="293"/>
+      <w:bookmarkEnd w:id="294"/>
     </w:p>
     <w:p>
       <w:r>
@@ -14439,7 +14434,7 @@
                     </pic:cNvPicPr>
                   </pic:nvPicPr>
                   <pic:blipFill>
-                    <a:blip r:embed="rId52"/>
+                    <a:blip r:embed="rId53"/>
                     <a:srcRect/>
                     <a:stretch>
                       <a:fillRect/>
@@ -14556,7 +14551,7 @@
                     </pic:cNvPicPr>
                   </pic:nvPicPr>
                   <pic:blipFill>
-                    <a:blip r:embed="rId53"/>
+                    <a:blip r:embed="rId54"/>
                     <a:srcRect/>
                     <a:stretch>
                       <a:fillRect/>
@@ -14645,7 +14640,7 @@
                     </pic:cNvPicPr>
                   </pic:nvPicPr>
                   <pic:blipFill>
-                    <a:blip r:embed="rId54"/>
+                    <a:blip r:embed="rId55"/>
                     <a:srcRect/>
                     <a:stretch>
                       <a:fillRect/>
@@ -14832,7 +14827,7 @@
                     </pic:cNvPicPr>
                   </pic:nvPicPr>
                   <pic:blipFill>
-                    <a:blip r:embed="rId55"/>
+                    <a:blip r:embed="rId56"/>
                     <a:srcRect/>
                     <a:stretch>
                       <a:fillRect/>
@@ -14886,7 +14881,7 @@
                     </pic:cNvPicPr>
                   </pic:nvPicPr>
                   <pic:blipFill>
-                    <a:blip r:embed="rId56"/>
+                    <a:blip r:embed="rId57"/>
                     <a:srcRect/>
                     <a:stretch>
                       <a:fillRect/>
@@ -15032,6 +15027,265 @@
     </w:sectPr>
   </w:body>
 </w:document>
+</file>
+
+<file path=word/comments.xml><?xml version="1.0" encoding="utf-8"?>
+<w:comments xmlns:ve="http://schemas.openxmlformats.org/markup-compatibility/2006" xmlns:o="urn:schemas-microsoft-com:office:office" xmlns:r="http://schemas.openxmlformats.org/officeDocument/2006/relationships" xmlns:m="http://schemas.openxmlformats.org/officeDocument/2006/math" xmlns:v="urn:schemas-microsoft-com:vml" xmlns:wp="http://schemas.openxmlformats.org/drawingml/2006/wordprocessingDrawing" xmlns:w10="urn:schemas-microsoft-com:office:word" xmlns:w="http://schemas.openxmlformats.org/wordprocessingml/2006/main" xmlns:wne="http://schemas.microsoft.com/office/word/2006/wordml">
+  <w:comment w:id="99" w:author="xujianhui" w:date="2017-10-20T19:09:00Z" w:initials="x">
+    <w:p>
+      <w:pPr>
+        <w:pStyle w:val="CommentText"/>
+        <w:rPr>
+          <w:rFonts w:hint="eastAsia"/>
+        </w:rPr>
+      </w:pPr>
+      <w:r>
+        <w:rPr>
+          <w:rStyle w:val="CommentReference"/>
+        </w:rPr>
+        <w:annotationRef/>
+      </w:r>
+      <w:r>
+        <w:rPr>
+          <w:rFonts w:hint="eastAsia"/>
+        </w:rPr>
+        <w:t>这个参数的生效可以考虑，不支持从</w:t>
+      </w:r>
+      <w:r>
+        <w:rPr>
+          <w:rFonts w:hint="eastAsia"/>
+        </w:rPr>
+        <w:t>0</w:t>
+      </w:r>
+      <w:r>
+        <w:rPr>
+          <w:rFonts w:hint="eastAsia"/>
+        </w:rPr>
+        <w:t>切换到开的状态，但可以支持在开启的情况下，</w:t>
+      </w:r>
+      <w:r>
+        <w:rPr>
+          <w:rFonts w:hint="eastAsia"/>
+        </w:rPr>
+        <w:t xml:space="preserve"> </w:t>
+      </w:r>
+      <w:r>
+        <w:rPr>
+          <w:rFonts w:hint="eastAsia"/>
+        </w:rPr>
+        <w:t>其大小本身的变化，例如，从</w:t>
+      </w:r>
+      <w:r>
+        <w:rPr>
+          <w:rFonts w:hint="eastAsia"/>
+        </w:rPr>
+        <w:t>10G</w:t>
+      </w:r>
+      <w:r>
+        <w:rPr>
+          <w:rFonts w:hint="eastAsia"/>
+        </w:rPr>
+        <w:t>调到</w:t>
+      </w:r>
+      <w:r>
+        <w:rPr>
+          <w:rFonts w:hint="eastAsia"/>
+        </w:rPr>
+        <w:t>50G</w:t>
+      </w:r>
+    </w:p>
+  </w:comment>
+  <w:comment w:id="222" w:author="xujianhui" w:date="2017-10-20T19:15:00Z" w:initials="x">
+    <w:p>
+      <w:pPr>
+        <w:pStyle w:val="CommentText"/>
+        <w:rPr>
+          <w:rFonts w:hint="eastAsia"/>
+        </w:rPr>
+      </w:pPr>
+      <w:r>
+        <w:rPr>
+          <w:rStyle w:val="CommentReference"/>
+        </w:rPr>
+        <w:annotationRef/>
+      </w:r>
+      <w:r>
+        <w:rPr>
+          <w:rFonts w:hint="eastAsia"/>
+        </w:rPr>
+        <w:t>本参数不需要动态更新，甚至用户根本不关心该参数。系统自动会更新</w:t>
+      </w:r>
+    </w:p>
+  </w:comment>
+  <w:comment w:id="241" w:author="xujianhui" w:date="2017-10-20T19:18:00Z" w:initials="x">
+    <w:p>
+      <w:pPr>
+        <w:pStyle w:val="CommentText"/>
+        <w:rPr>
+          <w:rFonts w:hint="eastAsia"/>
+        </w:rPr>
+      </w:pPr>
+      <w:r>
+        <w:rPr>
+          <w:rStyle w:val="CommentReference"/>
+        </w:rPr>
+        <w:annotationRef/>
+      </w:r>
+      <w:r>
+        <w:rPr>
+          <w:rFonts w:hint="eastAsia"/>
+        </w:rPr>
+        <w:t>后者会退出。这</w:t>
+      </w:r>
+      <w:r>
+        <w:rPr>
+          <w:rFonts w:hint="eastAsia"/>
+        </w:rPr>
+        <w:t>2</w:t>
+      </w:r>
+      <w:r>
+        <w:rPr>
+          <w:rFonts w:hint="eastAsia"/>
+        </w:rPr>
+        <w:t>个参数最终需要改成动态生效，需要配合代码机制一起修改，可以暂时先不做，后续单独来实现。</w:t>
+      </w:r>
+    </w:p>
+  </w:comment>
+  <w:comment w:id="260" w:author="xujianhui" w:date="2017-10-20T19:19:00Z" w:initials="x">
+    <w:p>
+      <w:pPr>
+        <w:pStyle w:val="CommentText"/>
+        <w:rPr>
+          <w:rFonts w:hint="eastAsia"/>
+        </w:rPr>
+      </w:pPr>
+      <w:r>
+        <w:rPr>
+          <w:rStyle w:val="CommentReference"/>
+        </w:rPr>
+        <w:annotationRef/>
+      </w:r>
+      <w:r>
+        <w:rPr>
+          <w:rFonts w:hint="eastAsia"/>
+        </w:rPr>
+        <w:t>可以考虑只允许变时间，不允许变开关。例如可以从</w:t>
+      </w:r>
+      <w:r>
+        <w:rPr>
+          <w:rFonts w:hint="eastAsia"/>
+        </w:rPr>
+        <w:t xml:space="preserve"> 5 </w:t>
+      </w:r>
+      <w:r>
+        <w:rPr>
+          <w:rFonts w:hint="eastAsia"/>
+        </w:rPr>
+        <w:t>变为</w:t>
+      </w:r>
+      <w:r>
+        <w:rPr>
+          <w:rFonts w:hint="eastAsia"/>
+        </w:rPr>
+        <w:t xml:space="preserve"> 20</w:t>
+      </w:r>
+      <w:r>
+        <w:rPr>
+          <w:rFonts w:hint="eastAsia"/>
+        </w:rPr>
+        <w:t>，</w:t>
+      </w:r>
+      <w:r>
+        <w:rPr>
+          <w:rFonts w:hint="eastAsia"/>
+        </w:rPr>
+        <w:t xml:space="preserve"> </w:t>
+      </w:r>
+      <w:r>
+        <w:rPr>
+          <w:rFonts w:hint="eastAsia"/>
+        </w:rPr>
+        <w:t>但不能从</w:t>
+      </w:r>
+      <w:r>
+        <w:rPr>
+          <w:rFonts w:hint="eastAsia"/>
+        </w:rPr>
+        <w:t xml:space="preserve"> 5 </w:t>
+      </w:r>
+      <w:r>
+        <w:rPr>
+          <w:rFonts w:hint="eastAsia"/>
+        </w:rPr>
+        <w:t>变为</w:t>
+      </w:r>
+      <w:r>
+        <w:rPr>
+          <w:rFonts w:hint="eastAsia"/>
+        </w:rPr>
+        <w:t>0</w:t>
+      </w:r>
+      <w:r>
+        <w:rPr>
+          <w:rFonts w:hint="eastAsia"/>
+        </w:rPr>
+        <w:t>，</w:t>
+      </w:r>
+      <w:r>
+        <w:rPr>
+          <w:rFonts w:hint="eastAsia"/>
+        </w:rPr>
+        <w:t xml:space="preserve"> </w:t>
+      </w:r>
+      <w:r>
+        <w:rPr>
+          <w:rFonts w:hint="eastAsia"/>
+        </w:rPr>
+        <w:t>或从</w:t>
+      </w:r>
+      <w:r>
+        <w:rPr>
+          <w:rFonts w:hint="eastAsia"/>
+        </w:rPr>
+        <w:t>0</w:t>
+      </w:r>
+      <w:r>
+        <w:rPr>
+          <w:rFonts w:hint="eastAsia"/>
+        </w:rPr>
+        <w:t>变为</w:t>
+      </w:r>
+      <w:r>
+        <w:rPr>
+          <w:rFonts w:hint="eastAsia"/>
+        </w:rPr>
+        <w:t>5</w:t>
+      </w:r>
+    </w:p>
+  </w:comment>
+  <w:comment w:id="270" w:author="xujianhui" w:date="2017-10-20T19:21:00Z" w:initials="x">
+    <w:p>
+      <w:pPr>
+        <w:pStyle w:val="CommentText"/>
+        <w:rPr>
+          <w:rFonts w:hint="eastAsia"/>
+        </w:rPr>
+      </w:pPr>
+      <w:r>
+        <w:rPr>
+          <w:rStyle w:val="CommentReference"/>
+        </w:rPr>
+        <w:annotationRef/>
+      </w:r>
+      <w:r>
+        <w:rPr>
+          <w:rFonts w:hint="eastAsia"/>
+        </w:rPr>
+        <w:t>该参数需要考虑动态生效，即可以支持数量的变化，也可以支持开关的变化</w:t>
+      </w:r>
+    </w:p>
+  </w:comment>
+</w:comments>
 </file>
 
 <file path=word/numbering.xml><?xml version="1.0" encoding="utf-8"?>
@@ -15804,6 +16058,33 @@
       <w:ind w:firstLineChars="200" w:firstLine="420"/>
     </w:pPr>
   </w:style>
+  <w:style w:type="paragraph" w:styleId="DocumentMap">
+    <w:name w:val="Document Map"/>
+    <w:basedOn w:val="Normal"/>
+    <w:link w:val="DocumentMapChar"/>
+    <w:uiPriority w:val="99"/>
+    <w:semiHidden/>
+    <w:unhideWhenUsed/>
+    <w:rsid w:val="00F40103"/>
+    <w:rPr>
+      <w:rFonts w:ascii="Tahoma" w:hAnsi="Tahoma" w:cs="Tahoma"/>
+      <w:sz w:val="16"/>
+      <w:szCs w:val="16"/>
+    </w:rPr>
+  </w:style>
+  <w:style w:type="character" w:customStyle="1" w:styleId="DocumentMapChar">
+    <w:name w:val="Document Map Char"/>
+    <w:basedOn w:val="DefaultParagraphFont"/>
+    <w:link w:val="DocumentMap"/>
+    <w:uiPriority w:val="99"/>
+    <w:semiHidden/>
+    <w:rsid w:val="00F40103"/>
+    <w:rPr>
+      <w:rFonts w:ascii="Tahoma" w:hAnsi="Tahoma" w:cs="Tahoma"/>
+      <w:sz w:val="16"/>
+      <w:szCs w:val="16"/>
+    </w:rPr>
+  </w:style>
 </w:styles>
 </file>
 

--- a/internal_doc/03.开发设计/配置动态生效修改方案.docx
+++ b/internal_doc/03.开发设计/配置动态生效修改方案.docx
@@ -3403,6 +3403,19 @@
           <w:rFonts w:hint="eastAsia"/>
         </w:rPr>
       </w:pPr>
+    </w:p>
+    <w:p>
+      <w:pPr>
+        <w:rPr>
+          <w:rFonts w:hint="eastAsia"/>
+        </w:rPr>
+      </w:pPr>
+      <w:r>
+        <w:rPr>
+          <w:rFonts w:hint="eastAsia"/>
+        </w:rPr>
+        <w:t>修改</w:t>
+      </w:r>
       <w:r>
         <w:rPr>
           <w:rFonts w:hint="eastAsia"/>
@@ -3697,19 +3710,100 @@
     <w:p>
       <w:pPr>
         <w:rPr>
-          <w:rFonts w:ascii="宋体" w:eastAsia="宋体" w:hAnsi="宋体" w:cs="宋体" w:hint="eastAsia"/>
+          <w:rFonts w:ascii="宋体" w:eastAsia="宋体" w:hAnsi="宋体" w:cs="宋体"/>
           <w:color w:val="000000"/>
           <w:kern w:val="0"/>
           <w:szCs w:val="21"/>
         </w:rPr>
       </w:pPr>
-    </w:p>
-    <w:p>
-      <w:pPr>
-        <w:rPr>
-          <w:rFonts w:hint="eastAsia"/>
-        </w:rPr>
-      </w:pPr>
+      <w:r>
+        <w:rPr>
+          <w:rFonts w:ascii="宋体" w:eastAsia="宋体" w:hAnsi="宋体" w:cs="宋体" w:hint="eastAsia"/>
+          <w:color w:val="000000" w:themeColor="text1"/>
+          <w:szCs w:val="21"/>
+        </w:rPr>
+        <w:t>问题所在：</w:t>
+      </w:r>
+    </w:p>
+    <w:p>
+      <w:pPr>
+        <w:rPr>
+          <w:rFonts w:ascii="宋体" w:eastAsia="宋体" w:hAnsi="宋体" w:cs="宋体" w:hint="eastAsia"/>
+          <w:color w:val="000000"/>
+          <w:kern w:val="0"/>
+          <w:szCs w:val="21"/>
+        </w:rPr>
+      </w:pPr>
+      <w:r>
+        <w:rPr>
+          <w:rFonts w:hint="eastAsia"/>
+        </w:rPr>
+        <w:t>pmdBuffPool</w:t>
+      </w:r>
+      <w:r>
+        <w:rPr>
+          <w:rFonts w:ascii="宋体" w:eastAsia="宋体" w:hAnsi="宋体" w:cs="宋体" w:hint="eastAsia"/>
+          <w:color w:val="000000" w:themeColor="text1"/>
+          <w:szCs w:val="21"/>
+        </w:rPr>
+        <w:t>和pmdSyncMgr在结构上很类似，为Lob的读取提供缓存服务，</w:t>
+      </w:r>
+      <w:r>
+        <w:rPr>
+          <w:rFonts w:ascii="宋体" w:eastAsia="宋体" w:hAnsi="宋体" w:cs="宋体" w:hint="eastAsia"/>
+          <w:color w:val="000000"/>
+          <w:kern w:val="0"/>
+          <w:szCs w:val="21"/>
+        </w:rPr>
+        <w:t>maxcachesize</w:t>
+      </w:r>
+      <w:r>
+        <w:rPr>
+          <w:rFonts w:ascii="宋体" w:eastAsia="宋体" w:hAnsi="宋体" w:cs="宋体" w:hint="eastAsia"/>
+          <w:color w:val="000000"/>
+          <w:kern w:val="0"/>
+          <w:szCs w:val="21"/>
+        </w:rPr>
+        <w:t>指定</w:t>
+      </w:r>
+      <w:r>
+        <w:rPr>
+          <w:rFonts w:hint="eastAsia"/>
+        </w:rPr>
+        <w:t>pmdBuffPool</w:t>
+      </w:r>
+      <w:r>
+        <w:rPr>
+          <w:rFonts w:ascii="宋体" w:eastAsia="宋体" w:hAnsi="宋体" w:cs="宋体" w:hint="eastAsia"/>
+          <w:color w:val="000000"/>
+          <w:kern w:val="0"/>
+          <w:szCs w:val="21"/>
+        </w:rPr>
+        <w:t>最多能分配多大的缓存，但没有更新配置。</w:t>
+      </w:r>
+    </w:p>
+    <w:p>
+      <w:pPr>
+        <w:rPr>
+          <w:rFonts w:ascii="宋体" w:eastAsia="宋体" w:hAnsi="宋体" w:cs="宋体" w:hint="eastAsia"/>
+          <w:color w:val="000000"/>
+          <w:kern w:val="0"/>
+          <w:szCs w:val="21"/>
+        </w:rPr>
+      </w:pPr>
+    </w:p>
+    <w:p>
+      <w:pPr>
+        <w:rPr>
+          <w:rFonts w:hint="eastAsia"/>
+        </w:rPr>
+      </w:pPr>
+      <w:r>
+        <w:rPr>
+          <w:rFonts w:hint="eastAsia"/>
+        </w:rPr>
+        <w:t>修改</w:t>
+      </w:r>
       <w:r>
         <w:rPr>
           <w:rFonts w:hint="eastAsia"/>
@@ -3785,6 +3879,7 @@
         <w:rPr>
           <w:rFonts w:hint="eastAsia"/>
         </w:rPr>
+        <w:lastRenderedPageBreak/>
         <w:t>在向</w:t>
       </w:r>
       <w:r>
@@ -3889,14 +3984,7 @@
         <w:rPr>
           <w:rFonts w:hint="eastAsia"/>
         </w:rPr>
-        <w:t>中分配内存，转而从其他地方分配，程序不会失败。另一方面，程序会定</w:t>
-      </w:r>
-      <w:r>
-        <w:rPr>
-          <w:rFonts w:hint="eastAsia"/>
-        </w:rPr>
-        <w:lastRenderedPageBreak/>
-        <w:t>时地进行刷盘操作，或是当已申请的内存占</w:t>
+        <w:t>中分配内存，转而从其他地方分配，程序不会失败。另一方面，当已申请的内存占</w:t>
       </w:r>
       <w:r>
         <w:rPr>
@@ -3932,7 +4020,19 @@
         <w:rPr>
           <w:rFonts w:hint="eastAsia"/>
         </w:rPr>
-        <w:t>或以上时，会对内存进行回收。因此内存会逐渐降低到设定的</w:t>
+        <w:t>或以上时，</w:t>
+      </w:r>
+      <w:r>
+        <w:rPr>
+          <w:rFonts w:hint="eastAsia"/>
+        </w:rPr>
+        <w:t>或是有脏页时，程序会进行刷盘操作，此时</w:t>
+      </w:r>
+      <w:r>
+        <w:rPr>
+          <w:rFonts w:hint="eastAsia"/>
+        </w:rPr>
+        <w:t>会对内存进行回收。因此内存会逐渐降低到设定的</w:t>
       </w:r>
       <w:r>
         <w:rPr>
@@ -13421,7 +13521,31 @@
           <w:color w:val="000000" w:themeColor="text1"/>
           <w:szCs w:val="21"/>
         </w:rPr>
-        <w:t>国明已将此配置改为不动态生效。</w:t>
+        <w:t>由</w:t>
+      </w:r>
+      <w:r>
+        <w:rPr>
+          <w:rFonts w:ascii="宋体" w:eastAsia="宋体" w:hAnsi="宋体" w:cs="宋体" w:hint="eastAsia"/>
+          <w:color w:val="000000" w:themeColor="text1"/>
+          <w:szCs w:val="21"/>
+        </w:rPr>
+        <w:t>国明</w:t>
+      </w:r>
+      <w:r>
+        <w:rPr>
+          <w:rFonts w:ascii="宋体" w:eastAsia="宋体" w:hAnsi="宋体" w:cs="宋体" w:hint="eastAsia"/>
+          <w:color w:val="000000" w:themeColor="text1"/>
+          <w:szCs w:val="21"/>
+        </w:rPr>
+        <w:t>处理</w:t>
+      </w:r>
+      <w:r>
+        <w:rPr>
+          <w:rFonts w:ascii="宋体" w:eastAsia="宋体" w:hAnsi="宋体" w:cs="宋体" w:hint="eastAsia"/>
+          <w:color w:val="000000" w:themeColor="text1"/>
+          <w:szCs w:val="21"/>
+        </w:rPr>
+        <w:t>。</w:t>
       </w:r>
     </w:p>
     <w:p>
@@ -15794,7 +15918,7 @@
 </file>
 
 <file path=customXml/itemProps1.xml><?xml version="1.0" encoding="utf-8"?>
-<ds:datastoreItem xmlns:ds="http://schemas.openxmlformats.org/officeDocument/2006/customXml" ds:itemID="{0BE09974-8DE4-44F5-985B-9D38ED51DF96}">
+<ds:datastoreItem xmlns:ds="http://schemas.openxmlformats.org/officeDocument/2006/customXml" ds:itemID="{CDC732CB-0654-48AE-A7D5-C6DBC44EED42}">
   <ds:schemaRefs>
     <ds:schemaRef ds:uri="http://schemas.openxmlformats.org/officeDocument/2006/bibliography"/>
   </ds:schemaRefs>

--- a/internal_doc/03.开发设计/配置动态生效修改方案.docx
+++ b/internal_doc/03.开发设计/配置动态生效修改方案.docx
@@ -3463,25 +3463,68 @@
         <w:t>”信号，在pmdController::active()中启动线程执行上面的EntryPoint，问题在于没有响应配置的变动。</w:t>
       </w:r>
     </w:p>
-    <w:p>
-      <w:pPr>
-        <w:rPr>
-          <w:rFonts w:ascii="宋体" w:eastAsia="宋体" w:hAnsi="宋体" w:cs="宋体"/>
-          <w:color w:val="000000"/>
-          <w:kern w:val="0"/>
-          <w:szCs w:val="21"/>
-        </w:rPr>
-      </w:pPr>
-    </w:p>
-    <w:p>
-      <w:pPr>
-        <w:rPr>
-          <w:rFonts w:ascii="宋体" w:eastAsia="宋体" w:hAnsi="宋体" w:cs="宋体"/>
-          <w:color w:val="000000"/>
-          <w:kern w:val="0"/>
-          <w:szCs w:val="21"/>
-        </w:rPr>
-      </w:pPr>
+    <w:p/>
+    <w:p>
+      <w:commentRangeStart w:id="6"/>
+      <w:r>
+        <w:rPr>
+          <w:rFonts w:hint="eastAsia"/>
+        </w:rPr>
+        <w:t>修改</w:t>
+      </w:r>
+      <w:r>
+        <w:rPr>
+          <w:rFonts w:hint="eastAsia"/>
+        </w:rPr>
+        <w:t>方法</w:t>
+      </w:r>
+      <w:r>
+        <w:rPr>
+          <w:rFonts w:hint="eastAsia"/>
+        </w:rPr>
+        <w:t>：</w:t>
+      </w:r>
+      <w:commentRangeEnd w:id="6"/>
+      <w:r>
+        <w:rPr>
+          <w:rStyle w:val="CommentReference"/>
+        </w:rPr>
+        <w:commentReference w:id="6"/>
+      </w:r>
+    </w:p>
+    <w:p>
+      <w:r>
+        <w:rPr>
+          <w:rFonts w:hint="eastAsia"/>
+        </w:rPr>
+        <w:t>1</w:t>
+      </w:r>
+      <w:r>
+        <w:rPr>
+          <w:rFonts w:hint="eastAsia"/>
+        </w:rPr>
+        <w:t>．响应配置更新：</w:t>
+      </w:r>
+    </w:p>
+    <w:p>
+      <w:r>
+        <w:rPr>
+          <w:rFonts w:hint="eastAsia"/>
+        </w:rPr>
+        <w:t>在</w:t>
+      </w:r>
+      <w:r>
+        <w:rPr>
+          <w:rFonts w:hint="eastAsia"/>
+        </w:rPr>
+        <w:t>signalTestEntryPoint()</w:t>
+      </w:r>
+      <w:r>
+        <w:rPr>
+          <w:rFonts w:hint="eastAsia"/>
+        </w:rPr>
+        <w:t>函数中，计时超时后，加入获取新</w:t>
+      </w:r>
       <w:r>
         <w:rPr>
           <w:rFonts w:ascii="宋体" w:eastAsia="宋体" w:hAnsi="宋体" w:cs="宋体" w:hint="eastAsia"/>
@@ -3489,120 +3532,31 @@
           <w:kern w:val="0"/>
           <w:szCs w:val="21"/>
         </w:rPr>
-        <w:t>修改方法：</w:t>
-      </w:r>
-    </w:p>
-    <w:p>
-      <w:r>
-        <w:rPr>
-          <w:rFonts w:hint="eastAsia"/>
-        </w:rPr>
-        <w:t>该配置</w:t>
-      </w:r>
-      <w:r>
-        <w:rPr>
-          <w:rFonts w:hint="eastAsia"/>
-        </w:rPr>
-        <w:t>如果要进行动态生效的话，进行完全的动态生效比较容易，若不实现开</w:t>
-      </w:r>
-      <w:r>
-        <w:rPr>
-          <w:rFonts w:hint="eastAsia"/>
-        </w:rPr>
-        <w:t>关</w:t>
-      </w:r>
-      <w:r>
-        <w:rPr>
-          <w:rFonts w:hint="eastAsia"/>
-        </w:rPr>
-        <w:t>功能，</w:t>
-      </w:r>
-      <w:r>
-        <w:rPr>
-          <w:rFonts w:hint="eastAsia"/>
-        </w:rPr>
-        <w:t>需要检测各种开关</w:t>
-      </w:r>
-      <w:r>
-        <w:rPr>
-          <w:rFonts w:hint="eastAsia"/>
-        </w:rPr>
-        <w:t>边界</w:t>
-      </w:r>
-      <w:r>
-        <w:rPr>
-          <w:rFonts w:hint="eastAsia"/>
-        </w:rPr>
-        <w:t>情况，似乎</w:t>
-      </w:r>
-      <w:r>
-        <w:rPr>
-          <w:rFonts w:hint="eastAsia"/>
-        </w:rPr>
-        <w:t>反倒</w:t>
-      </w:r>
-      <w:r>
-        <w:rPr>
-          <w:rFonts w:hint="eastAsia"/>
-        </w:rPr>
-        <w:t>更为麻烦。</w:t>
-      </w:r>
-    </w:p>
-    <w:p/>
-    <w:p>
-      <w:commentRangeStart w:id="6"/>
-      <w:r>
-        <w:rPr>
-          <w:rFonts w:hint="eastAsia"/>
-        </w:rPr>
-        <w:t>修改</w:t>
-      </w:r>
-      <w:r>
-        <w:rPr>
-          <w:rFonts w:hint="eastAsia"/>
-        </w:rPr>
-        <w:t>步骤：</w:t>
-      </w:r>
-      <w:commentRangeEnd w:id="6"/>
-      <w:r>
-        <w:rPr>
-          <w:rStyle w:val="CommentReference"/>
-        </w:rPr>
-        <w:commentReference w:id="6"/>
-      </w:r>
-    </w:p>
-    <w:p>
-      <w:r>
-        <w:rPr>
-          <w:rFonts w:hint="eastAsia"/>
-        </w:rPr>
-        <w:t>1</w:t>
-      </w:r>
-      <w:r>
-        <w:rPr>
-          <w:rFonts w:hint="eastAsia"/>
-        </w:rPr>
-        <w:t>．响应配置更新：</w:t>
-      </w:r>
-    </w:p>
-    <w:p>
-      <w:r>
-        <w:rPr>
-          <w:rFonts w:hint="eastAsia"/>
-        </w:rPr>
-        <w:t>在</w:t>
-      </w:r>
-      <w:r>
-        <w:rPr>
-          <w:rFonts w:hint="eastAsia"/>
-        </w:rPr>
-        <w:t>signalTestEntryPoint()</w:t>
-      </w:r>
-      <w:r>
-        <w:rPr>
-          <w:rFonts w:hint="eastAsia"/>
-        </w:rPr>
-        <w:t>函数中，计时超时后，加入获取新</w:t>
+        <w:t>signalinterval</w:t>
+      </w:r>
+      <w:r>
+        <w:rPr>
+          <w:rFonts w:hint="eastAsia"/>
+        </w:rPr>
+        <w:t>配置的代码，</w:t>
+      </w:r>
+      <w:r>
+        <w:rPr>
+          <w:rFonts w:hint="eastAsia"/>
+        </w:rPr>
+        <w:t>更新</w:t>
+      </w:r>
+      <w:r>
+        <w:rPr>
+          <w:rFonts w:hint="eastAsia"/>
+        </w:rPr>
+        <w:t>定时间隔。</w:t>
+      </w:r>
+      <w:r>
+        <w:rPr>
+          <w:rFonts w:hint="eastAsia"/>
+        </w:rPr>
+        <w:t>同时若检测到</w:t>
       </w:r>
       <w:r>
         <w:rPr>
@@ -3615,76 +3569,152 @@
       </w:r>
       <w:r>
         <w:rPr>
-          <w:rFonts w:hint="eastAsia"/>
-        </w:rPr>
-        <w:t>配置的代码，设定新的定时间隔。</w:t>
-      </w:r>
-    </w:p>
-    <w:p>
-      <w:r>
-        <w:rPr>
-          <w:rFonts w:hint="eastAsia"/>
-        </w:rPr>
-        <w:t xml:space="preserve">2. </w:t>
-      </w:r>
-      <w:r>
-        <w:rPr>
-          <w:rFonts w:hint="eastAsia"/>
-        </w:rPr>
-        <w:t>开关开启</w:t>
-      </w:r>
-      <w:r>
-        <w:rPr>
-          <w:rFonts w:hint="eastAsia"/>
-        </w:rPr>
-        <w:t>情况</w:t>
-      </w:r>
-      <w:r>
-        <w:rPr>
-          <w:rFonts w:hint="eastAsia"/>
-        </w:rPr>
-        <w:t>：</w:t>
-      </w:r>
-    </w:p>
-    <w:p>
-      <w:r>
-        <w:rPr>
-          <w:rFonts w:hint="eastAsia"/>
-        </w:rPr>
-        <w:t>在</w:t>
-      </w:r>
-      <w:r>
-        <w:rPr>
-          <w:rFonts w:hint="eastAsia"/>
-        </w:rPr>
-        <w:t>pmdController</w:t>
-      </w:r>
-      <w:r>
-        <w:rPr>
-          <w:rFonts w:hint="eastAsia"/>
-        </w:rPr>
-        <w:t>的</w:t>
-      </w:r>
-      <w:r>
-        <w:rPr>
-          <w:rFonts w:hint="eastAsia"/>
-        </w:rPr>
-        <w:t>onConfigChange()</w:t>
-      </w:r>
-      <w:r>
-        <w:rPr>
-          <w:rFonts w:hint="eastAsia"/>
-        </w:rPr>
-        <w:t>中，若检测到</w:t>
-      </w:r>
-      <w:r>
-        <w:rPr>
           <w:rFonts w:ascii="宋体" w:eastAsia="宋体" w:hAnsi="宋体" w:cs="宋体" w:hint="eastAsia"/>
           <w:color w:val="000000"/>
           <w:kern w:val="0"/>
           <w:szCs w:val="21"/>
         </w:rPr>
-        <w:t>signalinterval</w:t>
+        <w:t>为0，则直接return退出EDU线程。</w:t>
+      </w:r>
+    </w:p>
+    <w:p>
+      <w:r>
+        <w:rPr>
+          <w:rFonts w:hint="eastAsia"/>
+        </w:rPr>
+        <w:t xml:space="preserve">2. </w:t>
+      </w:r>
+      <w:r>
+        <w:rPr>
+          <w:rFonts w:hint="eastAsia"/>
+        </w:rPr>
+        <w:t>开关开启</w:t>
+      </w:r>
+      <w:r>
+        <w:rPr>
+          <w:rFonts w:hint="eastAsia"/>
+        </w:rPr>
+        <w:t>情况</w:t>
+      </w:r>
+      <w:r>
+        <w:rPr>
+          <w:rFonts w:hint="eastAsia"/>
+        </w:rPr>
+        <w:t>：</w:t>
+      </w:r>
+    </w:p>
+    <w:p>
+      <w:pPr>
+        <w:rPr>
+          <w:rFonts w:hint="eastAsia"/>
+        </w:rPr>
+      </w:pPr>
+      <w:r>
+        <w:rPr>
+          <w:rFonts w:hint="eastAsia"/>
+        </w:rPr>
+        <w:t>若是打开开关，则不予理会。</w:t>
+      </w:r>
+    </w:p>
+    <w:p>
+      <w:r>
+        <w:rPr>
+          <w:rFonts w:hint="eastAsia"/>
+        </w:rPr>
+        <w:t>若是关闭开关，</w:t>
+      </w:r>
+      <w:r>
+        <w:rPr>
+          <w:rFonts w:hint="eastAsia"/>
+        </w:rPr>
+        <w:t>会退出线程。</w:t>
+      </w:r>
+    </w:p>
+    <w:p/>
+    <w:p/>
+    <w:p/>
+    <w:p>
+      <w:pPr>
+        <w:pStyle w:val="Heading5"/>
+        <w:rPr>
+          <w:kern w:val="0"/>
+        </w:rPr>
+      </w:pPr>
+      <w:bookmarkStart w:id="7" w:name="_Toc497145917"/>
+      <w:bookmarkStart w:id="8" w:name="_Toc497396338"/>
+      <w:bookmarkStart w:id="9" w:name="_Toc497396407"/>
+      <w:r>
+        <w:rPr>
+          <w:rFonts w:hint="eastAsia"/>
+          <w:kern w:val="0"/>
+        </w:rPr>
+        <w:t>--</w:t>
+      </w:r>
+      <w:r>
+        <w:rPr>
+          <w:rFonts w:hint="eastAsia"/>
+          <w:kern w:val="0"/>
+        </w:rPr>
+        <w:t>maxcachesize</w:t>
+      </w:r>
+      <w:r>
+        <w:rPr>
+          <w:rFonts w:hint="eastAsia"/>
+          <w:kern w:val="0"/>
+        </w:rPr>
+        <w:t>：</w:t>
+      </w:r>
+      <w:r>
+        <w:rPr>
+          <w:rFonts w:hint="eastAsia"/>
+          <w:kern w:val="0"/>
+        </w:rPr>
+        <w:t>节点缓存最大值</w:t>
+      </w:r>
+      <w:bookmarkEnd w:id="7"/>
+      <w:bookmarkEnd w:id="8"/>
+      <w:bookmarkEnd w:id="9"/>
+    </w:p>
+    <w:p>
+      <w:pPr>
+        <w:rPr>
+          <w:rFonts w:ascii="宋体" w:eastAsia="宋体" w:hAnsi="宋体" w:cs="宋体"/>
+          <w:color w:val="000000"/>
+          <w:kern w:val="0"/>
+          <w:szCs w:val="21"/>
+        </w:rPr>
+      </w:pPr>
+      <w:r>
+        <w:rPr>
+          <w:rFonts w:ascii="宋体" w:eastAsia="宋体" w:hAnsi="宋体" w:cs="宋体" w:hint="eastAsia"/>
+          <w:color w:val="000000" w:themeColor="text1"/>
+          <w:szCs w:val="21"/>
+        </w:rPr>
+        <w:t>问题所在：</w:t>
+      </w:r>
+    </w:p>
+    <w:p>
+      <w:pPr>
+        <w:rPr>
+          <w:rFonts w:ascii="宋体" w:eastAsia="宋体" w:hAnsi="宋体" w:cs="宋体"/>
+          <w:color w:val="000000"/>
+          <w:kern w:val="0"/>
+          <w:szCs w:val="21"/>
+        </w:rPr>
+      </w:pPr>
+      <w:r>
+        <w:rPr>
+          <w:rFonts w:hint="eastAsia"/>
+        </w:rPr>
+        <w:t>pmdBuffPool</w:t>
+      </w:r>
+      <w:r>
+        <w:rPr>
+          <w:rFonts w:ascii="宋体" w:eastAsia="宋体" w:hAnsi="宋体" w:cs="宋体" w:hint="eastAsia"/>
+          <w:color w:val="000000" w:themeColor="text1"/>
+          <w:szCs w:val="21"/>
+        </w:rPr>
+        <w:t>和pmdSyncMgr在结构上很类似，为Lob的读取提供缓存服务，</w:t>
       </w:r>
       <w:r>
         <w:rPr>
@@ -3693,65 +3723,7 @@
           <w:kern w:val="0"/>
           <w:szCs w:val="21"/>
         </w:rPr>
-        <w:t>大于0，则到System EDU列表中搜索是否存在</w:t>
-      </w:r>
-      <w:r>
-        <w:rPr>
-          <w:rFonts w:hint="eastAsia"/>
-        </w:rPr>
-        <w:t>signalTest EDU</w:t>
-      </w:r>
-      <w:r>
-        <w:rPr>
-          <w:rFonts w:hint="eastAsia"/>
-        </w:rPr>
-        <w:t>，若不存在，则启动。</w:t>
-      </w:r>
-    </w:p>
-    <w:p>
-      <w:r>
-        <w:rPr>
-          <w:rFonts w:hint="eastAsia"/>
-        </w:rPr>
-        <w:t xml:space="preserve">3. </w:t>
-      </w:r>
-      <w:r>
-        <w:rPr>
-          <w:rFonts w:hint="eastAsia"/>
-        </w:rPr>
-        <w:t>开关关闭</w:t>
-      </w:r>
-      <w:r>
-        <w:rPr>
-          <w:rFonts w:hint="eastAsia"/>
-        </w:rPr>
-        <w:t>情况</w:t>
-      </w:r>
-      <w:r>
-        <w:rPr>
-          <w:rFonts w:hint="eastAsia"/>
-        </w:rPr>
-        <w:t>：</w:t>
-      </w:r>
-    </w:p>
-    <w:p>
-      <w:r>
-        <w:rPr>
-          <w:rFonts w:hint="eastAsia"/>
-        </w:rPr>
-        <w:t>在</w:t>
-      </w:r>
-      <w:r>
-        <w:rPr>
-          <w:rFonts w:hint="eastAsia"/>
-        </w:rPr>
-        <w:t>signalTestEntryPoint()</w:t>
-      </w:r>
-      <w:r>
-        <w:rPr>
-          <w:rFonts w:hint="eastAsia"/>
-        </w:rPr>
-        <w:t>函数中，若获取到新的</w:t>
+        <w:t>maxcachesize</w:t>
       </w:r>
       <w:r>
         <w:rPr>
@@ -3760,7 +3732,13 @@
           <w:kern w:val="0"/>
           <w:szCs w:val="21"/>
         </w:rPr>
-        <w:t>signalinterval</w:t>
+        <w:t>指定</w:t>
+      </w:r>
+      <w:r>
+        <w:rPr>
+          <w:rFonts w:hint="eastAsia"/>
+        </w:rPr>
+        <w:t>pmdBuffPool</w:t>
       </w:r>
       <w:r>
         <w:rPr>
@@ -3769,53 +3747,8 @@
           <w:kern w:val="0"/>
           <w:szCs w:val="21"/>
         </w:rPr>
-        <w:t>小于等于0，则退出EDU。</w:t>
-      </w:r>
-    </w:p>
-    <w:p/>
-    <w:p/>
-    <w:p/>
-    <w:p>
-      <w:pPr>
-        <w:pStyle w:val="Heading5"/>
-        <w:rPr>
-          <w:kern w:val="0"/>
-        </w:rPr>
-      </w:pPr>
-      <w:bookmarkStart w:id="7" w:name="_Toc497145917"/>
-      <w:bookmarkStart w:id="8" w:name="_Toc497396338"/>
-      <w:bookmarkStart w:id="9" w:name="_Toc497396407"/>
-      <w:r>
-        <w:rPr>
-          <w:rFonts w:hint="eastAsia"/>
-          <w:kern w:val="0"/>
-        </w:rPr>
-        <w:t>--</w:t>
-      </w:r>
-      <w:r>
-        <w:rPr>
-          <w:rFonts w:hint="eastAsia"/>
-          <w:kern w:val="0"/>
-        </w:rPr>
-        <w:t>maxcachesize</w:t>
-      </w:r>
-      <w:r>
-        <w:rPr>
-          <w:rFonts w:hint="eastAsia"/>
-          <w:kern w:val="0"/>
-        </w:rPr>
-        <w:t>：</w:t>
-      </w:r>
-      <w:r>
-        <w:rPr>
-          <w:rFonts w:hint="eastAsia"/>
-          <w:kern w:val="0"/>
-        </w:rPr>
-        <w:t>节点缓存最大值</w:t>
-      </w:r>
-      <w:bookmarkEnd w:id="7"/>
-      <w:bookmarkEnd w:id="8"/>
-      <w:bookmarkEnd w:id="9"/>
+        <w:t>最多能分配多大的缓存，但没有更新配置。</w:t>
+      </w:r>
     </w:p>
     <w:p>
       <w:pPr>
@@ -3826,81 +3759,6 @@
           <w:szCs w:val="21"/>
         </w:rPr>
       </w:pPr>
-      <w:r>
-        <w:rPr>
-          <w:rFonts w:ascii="宋体" w:eastAsia="宋体" w:hAnsi="宋体" w:cs="宋体" w:hint="eastAsia"/>
-          <w:color w:val="000000" w:themeColor="text1"/>
-          <w:szCs w:val="21"/>
-        </w:rPr>
-        <w:t>问题所在：</w:t>
-      </w:r>
-    </w:p>
-    <w:p>
-      <w:pPr>
-        <w:rPr>
-          <w:rFonts w:ascii="宋体" w:eastAsia="宋体" w:hAnsi="宋体" w:cs="宋体"/>
-          <w:color w:val="000000"/>
-          <w:kern w:val="0"/>
-          <w:szCs w:val="21"/>
-        </w:rPr>
-      </w:pPr>
-      <w:r>
-        <w:rPr>
-          <w:rFonts w:hint="eastAsia"/>
-        </w:rPr>
-        <w:t>pmdBuffPool</w:t>
-      </w:r>
-      <w:r>
-        <w:rPr>
-          <w:rFonts w:ascii="宋体" w:eastAsia="宋体" w:hAnsi="宋体" w:cs="宋体" w:hint="eastAsia"/>
-          <w:color w:val="000000" w:themeColor="text1"/>
-          <w:szCs w:val="21"/>
-        </w:rPr>
-        <w:t>和pmdSyncMgr在结构上很类似，为Lob的读取提供缓存服务，</w:t>
-      </w:r>
-      <w:r>
-        <w:rPr>
-          <w:rFonts w:ascii="宋体" w:eastAsia="宋体" w:hAnsi="宋体" w:cs="宋体" w:hint="eastAsia"/>
-          <w:color w:val="000000"/>
-          <w:kern w:val="0"/>
-          <w:szCs w:val="21"/>
-        </w:rPr>
-        <w:t>maxcachesize</w:t>
-      </w:r>
-      <w:r>
-        <w:rPr>
-          <w:rFonts w:ascii="宋体" w:eastAsia="宋体" w:hAnsi="宋体" w:cs="宋体" w:hint="eastAsia"/>
-          <w:color w:val="000000"/>
-          <w:kern w:val="0"/>
-          <w:szCs w:val="21"/>
-        </w:rPr>
-        <w:t>指定</w:t>
-      </w:r>
-      <w:r>
-        <w:rPr>
-          <w:rFonts w:hint="eastAsia"/>
-        </w:rPr>
-        <w:t>pmdBuffPool</w:t>
-      </w:r>
-      <w:r>
-        <w:rPr>
-          <w:rFonts w:ascii="宋体" w:eastAsia="宋体" w:hAnsi="宋体" w:cs="宋体" w:hint="eastAsia"/>
-          <w:color w:val="000000"/>
-          <w:kern w:val="0"/>
-          <w:szCs w:val="21"/>
-        </w:rPr>
-        <w:t>最多能分配多大的缓存，但没有更新配置。</w:t>
-      </w:r>
-    </w:p>
-    <w:p>
-      <w:pPr>
-        <w:rPr>
-          <w:rFonts w:ascii="宋体" w:eastAsia="宋体" w:hAnsi="宋体" w:cs="宋体"/>
-          <w:color w:val="000000"/>
-          <w:kern w:val="0"/>
-          <w:szCs w:val="21"/>
-        </w:rPr>
-      </w:pPr>
     </w:p>
     <w:p>
       <w:r>
@@ -3922,7 +3780,6 @@
           <w:rFonts w:hint="eastAsia"/>
           <w:noProof/>
         </w:rPr>
-        <w:lastRenderedPageBreak/>
         <w:drawing>
           <wp:inline distT="0" distB="0" distL="0" distR="0">
             <wp:extent cx="5274310" cy="3901948"/>
@@ -3971,6 +3828,11 @@
       </w:r>
     </w:p>
     <w:p>
+      <w:pPr>
+        <w:rPr>
+          <w:rFonts w:hint="eastAsia"/>
+        </w:rPr>
+      </w:pPr>
       <w:r>
         <w:rPr>
           <w:rFonts w:hint="eastAsia"/>
@@ -4003,6 +3865,265 @@
       </w:r>
     </w:p>
     <w:p>
+      <w:pPr>
+        <w:rPr>
+          <w:rFonts w:hint="eastAsia"/>
+        </w:rPr>
+      </w:pPr>
+    </w:p>
+    <w:p>
+      <w:pPr>
+        <w:rPr>
+          <w:rFonts w:hint="eastAsia"/>
+        </w:rPr>
+      </w:pPr>
+      <w:r>
+        <w:rPr>
+          <w:rFonts w:hint="eastAsia"/>
+        </w:rPr>
+        <w:t>UtilCache</w:t>
+      </w:r>
+      <w:r>
+        <w:rPr>
+          <w:rFonts w:hint="eastAsia"/>
+        </w:rPr>
+        <w:t>模块分析：</w:t>
+      </w:r>
+    </w:p>
+    <w:p>
+      <w:pPr>
+        <w:rPr>
+          <w:rFonts w:hint="eastAsia"/>
+        </w:rPr>
+      </w:pPr>
+      <w:r>
+        <w:rPr>
+          <w:rFonts w:hint="eastAsia"/>
+        </w:rPr>
+        <w:t>用户通过</w:t>
+      </w:r>
+      <w:r>
+        <w:rPr>
+          <w:rFonts w:hint="eastAsia"/>
+        </w:rPr>
+        <w:t>PageID</w:t>
+      </w:r>
+      <w:r>
+        <w:rPr>
+          <w:rFonts w:hint="eastAsia"/>
+        </w:rPr>
+        <w:t>向</w:t>
+      </w:r>
+      <w:r>
+        <w:rPr>
+          <w:rFonts w:hint="eastAsia"/>
+        </w:rPr>
+        <w:t>CacheUnit</w:t>
+      </w:r>
+      <w:r>
+        <w:rPr>
+          <w:rFonts w:hint="eastAsia"/>
+        </w:rPr>
+        <w:t>申请</w:t>
+      </w:r>
+      <w:r>
+        <w:rPr>
+          <w:rFonts w:hint="eastAsia"/>
+        </w:rPr>
+        <w:t>CachePage</w:t>
+      </w:r>
+      <w:r>
+        <w:rPr>
+          <w:rFonts w:hint="eastAsia"/>
+        </w:rPr>
+        <w:t>，</w:t>
+      </w:r>
+      <w:r>
+        <w:rPr>
+          <w:rFonts w:hint="eastAsia"/>
+        </w:rPr>
+        <w:t>CachePage</w:t>
+      </w:r>
+      <w:r>
+        <w:rPr>
+          <w:rFonts w:hint="eastAsia"/>
+        </w:rPr>
+        <w:t>由</w:t>
+      </w:r>
+      <w:r>
+        <w:rPr>
+          <w:rFonts w:hint="eastAsia"/>
+        </w:rPr>
+        <w:t>PageID</w:t>
+      </w:r>
+      <w:r>
+        <w:rPr>
+          <w:rFonts w:hint="eastAsia"/>
+        </w:rPr>
+        <w:t>为</w:t>
+      </w:r>
+      <w:r>
+        <w:rPr>
+          <w:rFonts w:hint="eastAsia"/>
+        </w:rPr>
+        <w:t>Key</w:t>
+      </w:r>
+      <w:r>
+        <w:rPr>
+          <w:rFonts w:hint="eastAsia"/>
+        </w:rPr>
+        <w:t>存放在默认</w:t>
+      </w:r>
+      <w:r>
+        <w:rPr>
+          <w:rFonts w:hint="eastAsia"/>
+        </w:rPr>
+        <w:t>2048</w:t>
+      </w:r>
+      <w:r>
+        <w:rPr>
+          <w:rFonts w:hint="eastAsia"/>
+        </w:rPr>
+        <w:lastRenderedPageBreak/>
+        <w:t>个</w:t>
+      </w:r>
+      <w:r>
+        <w:rPr>
+          <w:rFonts w:hint="eastAsia"/>
+        </w:rPr>
+        <w:t>CacheBucket</w:t>
+      </w:r>
+      <w:r>
+        <w:rPr>
+          <w:rFonts w:hint="eastAsia"/>
+        </w:rPr>
+        <w:t>桶中，</w:t>
+      </w:r>
+      <w:r>
+        <w:rPr>
+          <w:rFonts w:hint="eastAsia"/>
+        </w:rPr>
+        <w:t>CachePage</w:t>
+      </w:r>
+      <w:r>
+        <w:rPr>
+          <w:rFonts w:hint="eastAsia"/>
+        </w:rPr>
+        <w:t>中实际的内存空间则是</w:t>
+      </w:r>
+      <w:r>
+        <w:rPr>
+          <w:rFonts w:hint="eastAsia"/>
+        </w:rPr>
+        <w:t>CacheUnit</w:t>
+      </w:r>
+      <w:r>
+        <w:rPr>
+          <w:rFonts w:hint="eastAsia"/>
+        </w:rPr>
+        <w:t>向</w:t>
+      </w:r>
+      <w:r>
+        <w:rPr>
+          <w:rFonts w:hint="eastAsia"/>
+        </w:rPr>
+        <w:t>CacheMgr</w:t>
+      </w:r>
+      <w:r>
+        <w:rPr>
+          <w:rFonts w:hint="eastAsia"/>
+        </w:rPr>
+        <w:t>申请的，</w:t>
+      </w:r>
+      <w:r>
+        <w:rPr>
+          <w:rFonts w:hint="eastAsia"/>
+        </w:rPr>
+        <w:t>CacheMgr</w:t>
+      </w:r>
+      <w:r>
+        <w:rPr>
+          <w:rFonts w:hint="eastAsia"/>
+        </w:rPr>
+        <w:t>中有一个阶梯的队列，存放了</w:t>
+      </w:r>
+      <w:r>
+        <w:rPr>
+          <w:rFonts w:hint="eastAsia"/>
+        </w:rPr>
+        <w:t>22</w:t>
+      </w:r>
+      <w:r>
+        <w:rPr>
+          <w:rFonts w:hint="eastAsia"/>
+        </w:rPr>
+        <w:t>级大小的内存空间，最低一级</w:t>
+      </w:r>
+      <w:r>
+        <w:rPr>
+          <w:rFonts w:hint="eastAsia"/>
+        </w:rPr>
+        <w:t>256Byte</w:t>
+      </w:r>
+      <w:r>
+        <w:rPr>
+          <w:rFonts w:hint="eastAsia"/>
+        </w:rPr>
+        <w:t>，最大一级</w:t>
+      </w:r>
+      <w:r>
+        <w:rPr>
+          <w:rFonts w:hint="eastAsia"/>
+        </w:rPr>
+        <w:t>512M</w:t>
+      </w:r>
+      <w:r>
+        <w:rPr>
+          <w:rFonts w:hint="eastAsia"/>
+        </w:rPr>
+        <w:t>，使用完的内存空间</w:t>
+      </w:r>
+      <w:r>
+        <w:rPr>
+          <w:rFonts w:hint="eastAsia"/>
+        </w:rPr>
+        <w:t>块</w:t>
+      </w:r>
+      <w:r>
+        <w:rPr>
+          <w:rFonts w:hint="eastAsia"/>
+        </w:rPr>
+        <w:t>会根据大小挂在对应的队列</w:t>
+      </w:r>
+      <w:r>
+        <w:rPr>
+          <w:rFonts w:hint="eastAsia"/>
+        </w:rPr>
+        <w:t>中</w:t>
+      </w:r>
+      <w:r>
+        <w:rPr>
+          <w:rFonts w:hint="eastAsia"/>
+        </w:rPr>
+        <w:t>。</w:t>
+      </w:r>
+    </w:p>
+    <w:p>
+      <w:pPr>
+        <w:rPr>
+          <w:rFonts w:hint="eastAsia"/>
+        </w:rPr>
+      </w:pPr>
+    </w:p>
+    <w:p>
+      <w:r>
+        <w:rPr>
+          <w:rFonts w:hint="eastAsia"/>
+        </w:rPr>
+        <w:t>问题分析：</w:t>
+      </w:r>
+    </w:p>
+    <w:p>
       <w:r>
         <w:rPr>
           <w:rFonts w:hint="eastAsia"/>
@@ -4029,6 +4150,11 @@
       </w:r>
     </w:p>
     <w:p>
+      <w:pPr>
+        <w:rPr>
+          <w:rFonts w:hint="eastAsia"/>
+        </w:rPr>
+      </w:pPr>
       <w:r>
         <w:rPr>
           <w:rFonts w:hint="eastAsia"/>
@@ -4063,13 +4189,81 @@
         <w:rPr>
           <w:rFonts w:hint="eastAsia"/>
         </w:rPr>
-        <w:t>cacheMgr</w:t>
-      </w:r>
-      <w:r>
-        <w:rPr>
-          <w:rFonts w:hint="eastAsia"/>
-        </w:rPr>
-        <w:t>中分配内存，转而从其他地方分配，程序不会失败。另一方面，当已申请的内存占</w:t>
+        <w:t>CacheMgr</w:t>
+      </w:r>
+      <w:r>
+        <w:rPr>
+          <w:rFonts w:hint="eastAsia"/>
+        </w:rPr>
+        <w:t>中分配内存，转而</w:t>
+      </w:r>
+      <w:r>
+        <w:rPr>
+          <w:rFonts w:hint="eastAsia"/>
+        </w:rPr>
+        <w:t>从自身的桶</w:t>
+      </w:r>
+      <w:r>
+        <w:rPr>
+          <w:rFonts w:hint="eastAsia"/>
+        </w:rPr>
+        <w:t>里寻找未</w:t>
+      </w:r>
+      <w:r>
+        <w:rPr>
+          <w:rFonts w:hint="eastAsia"/>
+        </w:rPr>
+        <w:t>使用的</w:t>
+      </w:r>
+      <w:r>
+        <w:rPr>
+          <w:rFonts w:hint="eastAsia"/>
+        </w:rPr>
+        <w:t>Cache</w:t>
+      </w:r>
+      <w:r>
+        <w:rPr>
+          <w:rFonts w:hint="eastAsia"/>
+        </w:rPr>
+        <w:t>Page</w:t>
+      </w:r>
+      <w:r>
+        <w:rPr>
+          <w:rFonts w:hint="eastAsia"/>
+        </w:rPr>
+        <w:t>覆盖利用</w:t>
+      </w:r>
+      <w:r>
+        <w:rPr>
+          <w:rFonts w:hint="eastAsia"/>
+        </w:rPr>
+        <w:t>，若也没有，则不使用缓存，直接进行写盘</w:t>
+      </w:r>
+      <w:r>
+        <w:rPr>
+          <w:rFonts w:hint="eastAsia"/>
+        </w:rPr>
+        <w:t>。</w:t>
+      </w:r>
+    </w:p>
+    <w:p>
+      <w:pPr>
+        <w:rPr>
+          <w:rFonts w:hint="eastAsia"/>
+        </w:rPr>
+      </w:pPr>
+    </w:p>
+    <w:p>
+      <w:pPr>
+        <w:rPr>
+          <w:rFonts w:hint="eastAsia"/>
+        </w:rPr>
+      </w:pPr>
+      <w:r>
+        <w:rPr>
+          <w:rFonts w:hint="eastAsia"/>
+        </w:rPr>
+        <w:t>另一方面，当已申请的内存占</w:t>
       </w:r>
       <w:r>
         <w:rPr>
@@ -4111,13 +4305,162 @@
         <w:rPr>
           <w:rFonts w:hint="eastAsia"/>
         </w:rPr>
-        <w:t>或是有脏页时，程序会进行刷盘操作，此时</w:t>
-      </w:r>
-      <w:r>
-        <w:rPr>
-          <w:rFonts w:hint="eastAsia"/>
-        </w:rPr>
-        <w:t>会对内存进行回收。因此内存会逐渐降低到设定的</w:t>
+        <w:t>或是</w:t>
+      </w:r>
+      <w:r>
+        <w:rPr>
+          <w:rFonts w:hint="eastAsia"/>
+        </w:rPr>
+        <w:t>超时</w:t>
+      </w:r>
+      <w:r>
+        <w:rPr>
+          <w:rFonts w:hint="eastAsia"/>
+        </w:rPr>
+        <w:t>时，</w:t>
+      </w:r>
+      <w:r>
+        <w:rPr>
+          <w:rFonts w:hint="eastAsia"/>
+        </w:rPr>
+        <w:t>CacheUnit</w:t>
+      </w:r>
+      <w:r>
+        <w:rPr>
+          <w:rFonts w:hint="eastAsia"/>
+        </w:rPr>
+        <w:t>会进行</w:t>
+      </w:r>
+      <w:r>
+        <w:rPr>
+          <w:rFonts w:hint="eastAsia"/>
+        </w:rPr>
+        <w:t>CachePage</w:t>
+      </w:r>
+      <w:r>
+        <w:rPr>
+          <w:rFonts w:hint="eastAsia"/>
+        </w:rPr>
+        <w:t>回收</w:t>
+      </w:r>
+      <w:r>
+        <w:rPr>
+          <w:rFonts w:hint="eastAsia"/>
+        </w:rPr>
+        <w:t>操作</w:t>
+      </w:r>
+      <w:r>
+        <w:rPr>
+          <w:rFonts w:hint="eastAsia"/>
+        </w:rPr>
+        <w:t>，回收</w:t>
+      </w:r>
+      <w:r>
+        <w:rPr>
+          <w:rFonts w:hint="eastAsia"/>
+        </w:rPr>
+        <w:t>的</w:t>
+      </w:r>
+      <w:r>
+        <w:rPr>
+          <w:rFonts w:hint="eastAsia"/>
+        </w:rPr>
+        <w:t>CachePage</w:t>
+      </w:r>
+      <w:r>
+        <w:rPr>
+          <w:rFonts w:hint="eastAsia"/>
+        </w:rPr>
+        <w:t>中的</w:t>
+      </w:r>
+      <w:r>
+        <w:rPr>
+          <w:rFonts w:hint="eastAsia"/>
+        </w:rPr>
+        <w:t>内存空间会回到</w:t>
+      </w:r>
+      <w:r>
+        <w:rPr>
+          <w:rFonts w:hint="eastAsia"/>
+        </w:rPr>
+        <w:t>CacheMgr</w:t>
+      </w:r>
+      <w:r>
+        <w:rPr>
+          <w:rFonts w:hint="eastAsia"/>
+        </w:rPr>
+        <w:t>，挂到对应大小的队列里</w:t>
+      </w:r>
+      <w:r>
+        <w:rPr>
+          <w:rFonts w:hint="eastAsia"/>
+        </w:rPr>
+        <w:t>待取用。</w:t>
+      </w:r>
+    </w:p>
+    <w:p>
+      <w:pPr>
+        <w:rPr>
+          <w:rFonts w:hint="eastAsia"/>
+        </w:rPr>
+      </w:pPr>
+    </w:p>
+    <w:p>
+      <w:pPr>
+        <w:rPr>
+          <w:rFonts w:hint="eastAsia"/>
+        </w:rPr>
+      </w:pPr>
+      <w:r>
+        <w:rPr>
+          <w:rFonts w:hint="eastAsia"/>
+        </w:rPr>
+        <w:t>又一方面，</w:t>
+      </w:r>
+      <w:r>
+        <w:rPr>
+          <w:rFonts w:hint="eastAsia"/>
+        </w:rPr>
+        <w:t>CacheMgr</w:t>
+      </w:r>
+      <w:r>
+        <w:rPr>
+          <w:rFonts w:hint="eastAsia"/>
+        </w:rPr>
+        <w:t>会对队列里的内存块进行回收操作，当未使用的空间占总空间超过</w:t>
+      </w:r>
+      <w:r>
+        <w:rPr>
+          <w:rFonts w:hint="eastAsia"/>
+        </w:rPr>
+        <w:t>60%</w:t>
+      </w:r>
+      <w:r>
+        <w:rPr>
+          <w:rFonts w:hint="eastAsia"/>
+        </w:rPr>
+        <w:t>时，会释放该队列中一半的内存块。</w:t>
+      </w:r>
+    </w:p>
+    <w:p>
+      <w:pPr>
+        <w:rPr>
+          <w:rFonts w:hint="eastAsia"/>
+        </w:rPr>
+      </w:pPr>
+    </w:p>
+    <w:p>
+      <w:pPr>
+        <w:rPr>
+          <w:rFonts w:hint="eastAsia"/>
+          <w:color w:val="C00000"/>
+        </w:rPr>
+      </w:pPr>
+      <w:r>
+        <w:rPr>
+          <w:rFonts w:hint="eastAsia"/>
+        </w:rPr>
+        <w:t>所以，若降低</w:t>
       </w:r>
       <w:r>
         <w:rPr>
@@ -4129,9 +4472,199 @@
         <w:rPr>
           <w:rFonts w:hint="eastAsia"/>
         </w:rPr>
-        <w:t>的状态。</w:t>
-      </w:r>
-    </w:p>
+        <w:t>，用户会申请不到更多内存，且占用降低时，会释放内存，最终达到新的</w:t>
+      </w:r>
+      <w:r>
+        <w:rPr>
+          <w:rFonts w:hint="eastAsia"/>
+        </w:rPr>
+        <w:t>maxCacheSize</w:t>
+      </w:r>
+      <w:r>
+        <w:rPr>
+          <w:rFonts w:hint="eastAsia"/>
+        </w:rPr>
+        <w:t>值，此处需要</w:t>
+      </w:r>
+      <w:r>
+        <w:rPr>
+          <w:rFonts w:hint="eastAsia"/>
+          <w:color w:val="C00000"/>
+        </w:rPr>
+        <w:t>给</w:t>
+      </w:r>
+      <w:r>
+        <w:rPr>
+          <w:rFonts w:hint="eastAsia"/>
+          <w:color w:val="C00000"/>
+        </w:rPr>
+        <w:t>CacheMgr</w:t>
+      </w:r>
+      <w:r>
+        <w:rPr>
+          <w:rFonts w:hint="eastAsia"/>
+          <w:color w:val="C00000"/>
+        </w:rPr>
+        <w:t>回收的条件</w:t>
+      </w:r>
+      <w:r>
+        <w:rPr>
+          <w:rFonts w:hint="eastAsia"/>
+          <w:color w:val="C00000"/>
+        </w:rPr>
+        <w:t>增加关于</w:t>
+      </w:r>
+      <w:r>
+        <w:rPr>
+          <w:rFonts w:hint="eastAsia"/>
+          <w:color w:val="C00000"/>
+        </w:rPr>
+        <w:t>maxCacheSize</w:t>
+      </w:r>
+      <w:r>
+        <w:rPr>
+          <w:rFonts w:hint="eastAsia"/>
+          <w:color w:val="C00000"/>
+        </w:rPr>
+        <w:t>小于</w:t>
+      </w:r>
+      <w:r>
+        <w:rPr>
+          <w:rFonts w:hint="eastAsia"/>
+          <w:color w:val="C00000"/>
+        </w:rPr>
+        <w:t>CacheMgr</w:t>
+      </w:r>
+      <w:r>
+        <w:rPr>
+          <w:rFonts w:hint="eastAsia"/>
+          <w:color w:val="C00000"/>
+        </w:rPr>
+        <w:t>内空间大小的条件。</w:t>
+      </w:r>
+    </w:p>
+    <w:p>
+      <w:pPr>
+        <w:rPr>
+          <w:rFonts w:hint="eastAsia"/>
+        </w:rPr>
+      </w:pPr>
+      <w:r>
+        <w:rPr>
+          <w:rFonts w:hint="eastAsia"/>
+        </w:rPr>
+        <w:t>当用户将</w:t>
+      </w:r>
+      <w:r>
+        <w:rPr>
+          <w:rFonts w:hint="eastAsia"/>
+        </w:rPr>
+        <w:t>maxCacheSize</w:t>
+      </w:r>
+      <w:r>
+        <w:rPr>
+          <w:rFonts w:hint="eastAsia"/>
+          <w:color w:val="C00000"/>
+        </w:rPr>
+        <w:t>直接降低到</w:t>
+      </w:r>
+      <w:r>
+        <w:rPr>
+          <w:rFonts w:hint="eastAsia"/>
+          <w:color w:val="C00000"/>
+        </w:rPr>
+        <w:t>0</w:t>
+      </w:r>
+      <w:r>
+        <w:rPr>
+          <w:rFonts w:hint="eastAsia"/>
+          <w:color w:val="C00000"/>
+        </w:rPr>
+        <w:t>时</w:t>
+      </w:r>
+      <w:r>
+        <w:rPr>
+          <w:rFonts w:hint="eastAsia"/>
+        </w:rPr>
+        <w:t>，用户会不能够再向</w:t>
+      </w:r>
+      <w:r>
+        <w:rPr>
+          <w:rFonts w:hint="eastAsia"/>
+        </w:rPr>
+        <w:t>CacheUnit</w:t>
+      </w:r>
+      <w:r>
+        <w:rPr>
+          <w:rFonts w:hint="eastAsia"/>
+        </w:rPr>
+        <w:t>申请</w:t>
+      </w:r>
+      <w:r>
+        <w:rPr>
+          <w:rFonts w:hint="eastAsia"/>
+        </w:rPr>
+        <w:t>CachePage</w:t>
+      </w:r>
+      <w:r>
+        <w:rPr>
+          <w:rFonts w:hint="eastAsia"/>
+        </w:rPr>
+        <w:t>，</w:t>
+      </w:r>
+      <w:r>
+        <w:rPr>
+          <w:rFonts w:hint="eastAsia"/>
+        </w:rPr>
+        <w:t>CacheUnit</w:t>
+      </w:r>
+      <w:r>
+        <w:rPr>
+          <w:rFonts w:hint="eastAsia"/>
+        </w:rPr>
+        <w:t>中的内存会逐渐全部回到</w:t>
+      </w:r>
+      <w:r>
+        <w:rPr>
+          <w:rFonts w:hint="eastAsia"/>
+        </w:rPr>
+        <w:t>CacheMgr</w:t>
+      </w:r>
+      <w:r>
+        <w:rPr>
+          <w:rFonts w:hint="eastAsia"/>
+        </w:rPr>
+        <w:t>中的队列中，但</w:t>
+      </w:r>
+      <w:r>
+        <w:rPr>
+          <w:rFonts w:hint="eastAsia"/>
+          <w:color w:val="C00000"/>
+        </w:rPr>
+        <w:t>由于</w:t>
+      </w:r>
+      <w:r>
+        <w:rPr>
+          <w:rFonts w:hint="eastAsia"/>
+          <w:color w:val="C00000"/>
+        </w:rPr>
+        <w:t>CacheMgr</w:t>
+      </w:r>
+      <w:r>
+        <w:rPr>
+          <w:rFonts w:hint="eastAsia"/>
+          <w:color w:val="C00000"/>
+        </w:rPr>
+        <w:t>回收的条件检测机制，可能不会很快释放所有内存，有必要改进检测及回收的过程</w:t>
+      </w:r>
+      <w:r>
+        <w:rPr>
+          <w:rFonts w:hint="eastAsia"/>
+        </w:rPr>
+        <w:t>。</w:t>
+      </w:r>
+    </w:p>
+    <w:p/>
     <w:p>
       <w:r>
         <w:rPr>
@@ -4159,6 +4692,11 @@
       </w:r>
     </w:p>
     <w:p>
+      <w:pPr>
+        <w:rPr>
+          <w:rFonts w:hint="eastAsia"/>
+        </w:rPr>
+      </w:pPr>
       <w:r>
         <w:rPr>
           <w:rFonts w:hint="eastAsia"/>
@@ -4169,7 +4707,7 @@
         <w:rPr>
           <w:rFonts w:hint="eastAsia"/>
         </w:rPr>
-        <w:t>cacheMgr</w:t>
+        <w:t>CacheMgr</w:t>
       </w:r>
       <w:r>
         <w:rPr>
@@ -4178,11 +4716,73 @@
         <w:t>申请更多内存时，会自然申请到更多。</w:t>
       </w:r>
     </w:p>
+    <w:p>
+      <w:r>
+        <w:rPr>
+          <w:rFonts w:hint="eastAsia"/>
+        </w:rPr>
+        <w:t>当</w:t>
+      </w:r>
+      <w:r>
+        <w:rPr>
+          <w:rFonts w:hint="eastAsia"/>
+        </w:rPr>
+        <w:t>maxCacheSize</w:t>
+      </w:r>
+      <w:r>
+        <w:rPr>
+          <w:rFonts w:hint="eastAsia"/>
+        </w:rPr>
+        <w:t>从</w:t>
+      </w:r>
+      <w:r>
+        <w:rPr>
+          <w:rFonts w:hint="eastAsia"/>
+        </w:rPr>
+        <w:t>0</w:t>
+      </w:r>
+      <w:r>
+        <w:rPr>
+          <w:rFonts w:hint="eastAsia"/>
+        </w:rPr>
+        <w:t>设置到大于</w:t>
+      </w:r>
+      <w:r>
+        <w:rPr>
+          <w:rFonts w:hint="eastAsia"/>
+        </w:rPr>
+        <w:t>0</w:t>
+      </w:r>
+      <w:r>
+        <w:rPr>
+          <w:rFonts w:hint="eastAsia"/>
+        </w:rPr>
+        <w:t>时，也不需做修改，</w:t>
+      </w:r>
+      <w:r>
+        <w:rPr>
+          <w:rFonts w:hint="eastAsia"/>
+        </w:rPr>
+        <w:t>CacheMgr</w:t>
+      </w:r>
+      <w:r>
+        <w:rPr>
+          <w:rFonts w:hint="eastAsia"/>
+        </w:rPr>
+        <w:t>会自动变得可以使用缓存。</w:t>
+      </w:r>
+    </w:p>
     <w:p/>
     <w:p>
-      <w:r>
-        <w:rPr>
-          <w:rFonts w:hint="eastAsia"/>
+      <w:pPr>
+        <w:rPr>
+          <w:color w:val="C00000"/>
+        </w:rPr>
+      </w:pPr>
+      <w:r>
+        <w:rPr>
+          <w:rFonts w:hint="eastAsia"/>
+          <w:color w:val="C00000"/>
         </w:rPr>
         <w:t>修改方法：</w:t>
       </w:r>
@@ -4323,36 +4923,410 @@
         </w:rPr>
         <w:t>中调用，设定新的值即可。</w:t>
       </w:r>
-      <w:r>
-        <w:rPr>
-          <w:rFonts w:hint="eastAsia"/>
-        </w:rPr>
-        <w:t>设定时，需要检测</w:t>
-      </w:r>
-      <w:commentRangeStart w:id="10"/>
-      <w:r>
-        <w:rPr>
-          <w:rFonts w:hint="eastAsia"/>
-        </w:rPr>
-        <w:t>如果是进行开关设定</w:t>
-      </w:r>
-      <w:commentRangeEnd w:id="10"/>
-      <w:r>
-        <w:rPr>
-          <w:rStyle w:val="CommentReference"/>
-        </w:rPr>
-        <w:commentReference w:id="10"/>
-      </w:r>
-      <w:r>
-        <w:rPr>
-          <w:rFonts w:hint="eastAsia"/>
-        </w:rPr>
-        <w:t>，则不予设置。</w:t>
-      </w:r>
+    </w:p>
+    <w:p>
+      <w:pPr>
+        <w:rPr>
+          <w:rFonts w:hint="eastAsia"/>
+        </w:rPr>
+      </w:pPr>
+    </w:p>
+    <w:p>
+      <w:pPr>
+        <w:rPr>
+          <w:rFonts w:hint="eastAsia"/>
+        </w:rPr>
+      </w:pPr>
+      <w:r>
+        <w:rPr>
+          <w:rFonts w:hint="eastAsia"/>
+        </w:rPr>
+        <w:t>另一方面，针对</w:t>
+      </w:r>
+      <w:r>
+        <w:rPr>
+          <w:rFonts w:hint="eastAsia"/>
+        </w:rPr>
+        <w:t>maxCacheSize</w:t>
+      </w:r>
+      <w:r>
+        <w:rPr>
+          <w:rFonts w:hint="eastAsia"/>
+        </w:rPr>
+        <w:t>被动态调低</w:t>
+      </w:r>
+      <w:r>
+        <w:rPr>
+          <w:rFonts w:hint="eastAsia"/>
+        </w:rPr>
+        <w:t>到小于当前已申请空间</w:t>
+      </w:r>
+      <w:r>
+        <w:rPr>
+          <w:rFonts w:hint="eastAsia"/>
+        </w:rPr>
+        <w:t>的情况：</w:t>
+      </w:r>
+    </w:p>
+    <w:p>
+      <w:r>
+        <w:rPr>
+          <w:noProof/>
+        </w:rPr>
+        <w:lastRenderedPageBreak/>
+        <w:drawing>
+          <wp:inline distT="0" distB="0" distL="0" distR="0">
+            <wp:extent cx="5274310" cy="1931749"/>
+            <wp:effectExtent l="19050" t="0" r="2540" b="0"/>
+            <wp:docPr id="20" name="Picture 1"/>
+            <wp:cNvGraphicFramePr>
+              <a:graphicFrameLocks xmlns:a="http://schemas.openxmlformats.org/drawingml/2006/main" noChangeAspect="1"/>
+            </wp:cNvGraphicFramePr>
+            <a:graphic xmlns:a="http://schemas.openxmlformats.org/drawingml/2006/main">
+              <a:graphicData uri="http://schemas.openxmlformats.org/drawingml/2006/picture">
+                <pic:pic xmlns:pic="http://schemas.openxmlformats.org/drawingml/2006/picture">
+                  <pic:nvPicPr>
+                    <pic:cNvPr id="0" name="Picture 1"/>
+                    <pic:cNvPicPr>
+                      <a:picLocks noChangeAspect="1" noChangeArrowheads="1"/>
+                    </pic:cNvPicPr>
+                  </pic:nvPicPr>
+                  <pic:blipFill>
+                    <a:blip r:embed="rId11"/>
+                    <a:srcRect/>
+                    <a:stretch>
+                      <a:fillRect/>
+                    </a:stretch>
+                  </pic:blipFill>
+                  <pic:spPr bwMode="auto">
+                    <a:xfrm>
+                      <a:off x="0" y="0"/>
+                      <a:ext cx="5274310" cy="1931749"/>
+                    </a:xfrm>
+                    <a:prstGeom prst="rect">
+                      <a:avLst/>
+                    </a:prstGeom>
+                    <a:noFill/>
+                    <a:ln w="9525">
+                      <a:noFill/>
+                      <a:miter lim="800000"/>
+                      <a:headEnd/>
+                      <a:tailEnd/>
+                    </a:ln>
+                  </pic:spPr>
+                </pic:pic>
+              </a:graphicData>
+            </a:graphic>
+          </wp:inline>
+        </w:drawing>
+      </w:r>
+    </w:p>
+    <w:p>
+      <w:pPr>
+        <w:rPr>
+          <w:rFonts w:hint="eastAsia"/>
+        </w:rPr>
+      </w:pPr>
+      <w:r>
+        <w:rPr>
+          <w:rFonts w:hint="eastAsia"/>
+        </w:rPr>
+        <w:t>在</w:t>
+      </w:r>
+      <w:r>
+        <w:rPr>
+          <w:rFonts w:hint="eastAsia"/>
+        </w:rPr>
+        <w:t>CacheMgr</w:t>
+      </w:r>
+      <w:r>
+        <w:rPr>
+          <w:rFonts w:hint="eastAsia"/>
+        </w:rPr>
+        <w:t>判断是否要回收时，加入</w:t>
+      </w:r>
+      <w:r>
+        <w:rPr>
+          <w:rFonts w:hint="eastAsia"/>
+        </w:rPr>
+        <w:t>maxCacheSize</w:t>
+      </w:r>
+      <w:r>
+        <w:rPr>
+          <w:rFonts w:hint="eastAsia"/>
+        </w:rPr>
+        <w:t>的检测，若为</w:t>
+      </w:r>
+      <w:r>
+        <w:rPr>
+          <w:rFonts w:hint="eastAsia"/>
+        </w:rPr>
+        <w:t>0</w:t>
+      </w:r>
+      <w:r>
+        <w:rPr>
+          <w:rFonts w:hint="eastAsia"/>
+        </w:rPr>
+        <w:t>或是小于当前总空间</w:t>
+      </w:r>
+      <w:r>
+        <w:rPr>
+          <w:rFonts w:hint="eastAsia"/>
+        </w:rPr>
+        <w:t>，则直接返回</w:t>
+      </w:r>
+      <w:r>
+        <w:rPr>
+          <w:rFonts w:hint="eastAsia"/>
+        </w:rPr>
+        <w:t>true</w:t>
+      </w:r>
+      <w:r>
+        <w:rPr>
+          <w:rFonts w:hint="eastAsia"/>
+        </w:rPr>
+        <w:t>，代表要进行回收。</w:t>
+      </w:r>
+    </w:p>
+    <w:p>
+      <w:pPr>
+        <w:rPr>
+          <w:rFonts w:hint="eastAsia"/>
+        </w:rPr>
+      </w:pPr>
+      <w:r>
+        <w:rPr>
+          <w:noProof/>
+        </w:rPr>
+        <w:drawing>
+          <wp:inline distT="0" distB="0" distL="0" distR="0">
+            <wp:extent cx="5274310" cy="3508587"/>
+            <wp:effectExtent l="19050" t="0" r="2540" b="0"/>
+            <wp:docPr id="26" name="Picture 4"/>
+            <wp:cNvGraphicFramePr>
+              <a:graphicFrameLocks xmlns:a="http://schemas.openxmlformats.org/drawingml/2006/main" noChangeAspect="1"/>
+            </wp:cNvGraphicFramePr>
+            <a:graphic xmlns:a="http://schemas.openxmlformats.org/drawingml/2006/main">
+              <a:graphicData uri="http://schemas.openxmlformats.org/drawingml/2006/picture">
+                <pic:pic xmlns:pic="http://schemas.openxmlformats.org/drawingml/2006/picture">
+                  <pic:nvPicPr>
+                    <pic:cNvPr id="0" name="Picture 4"/>
+                    <pic:cNvPicPr>
+                      <a:picLocks noChangeAspect="1" noChangeArrowheads="1"/>
+                    </pic:cNvPicPr>
+                  </pic:nvPicPr>
+                  <pic:blipFill>
+                    <a:blip r:embed="rId12"/>
+                    <a:srcRect/>
+                    <a:stretch>
+                      <a:fillRect/>
+                    </a:stretch>
+                  </pic:blipFill>
+                  <pic:spPr bwMode="auto">
+                    <a:xfrm>
+                      <a:off x="0" y="0"/>
+                      <a:ext cx="5274310" cy="3508587"/>
+                    </a:xfrm>
+                    <a:prstGeom prst="rect">
+                      <a:avLst/>
+                    </a:prstGeom>
+                    <a:noFill/>
+                    <a:ln w="9525">
+                      <a:noFill/>
+                      <a:miter lim="800000"/>
+                      <a:headEnd/>
+                      <a:tailEnd/>
+                    </a:ln>
+                  </pic:spPr>
+                </pic:pic>
+              </a:graphicData>
+            </a:graphic>
+          </wp:inline>
+        </w:drawing>
+      </w:r>
+    </w:p>
+    <w:p>
+      <w:pPr>
+        <w:rPr>
+          <w:rFonts w:hint="eastAsia"/>
+        </w:rPr>
+      </w:pPr>
+      <w:r>
+        <w:rPr>
+          <w:rFonts w:hint="eastAsia"/>
+        </w:rPr>
+        <w:t>然后在</w:t>
+      </w:r>
+      <w:r>
+        <w:rPr>
+          <w:rFonts w:hint="eastAsia"/>
+        </w:rPr>
+        <w:t>CacheMgr</w:t>
+      </w:r>
+      <w:r>
+        <w:rPr>
+          <w:rFonts w:hint="eastAsia"/>
+        </w:rPr>
+        <w:t>进行回收的地方，也加入对</w:t>
+      </w:r>
+      <w:r>
+        <w:rPr>
+          <w:rFonts w:hint="eastAsia"/>
+        </w:rPr>
+        <w:t>maxCacheSize</w:t>
+      </w:r>
+      <w:r>
+        <w:rPr>
+          <w:rFonts w:hint="eastAsia"/>
+        </w:rPr>
+        <w:t>的检测：</w:t>
+      </w:r>
+    </w:p>
+    <w:p>
+      <w:pPr>
+        <w:rPr>
+          <w:rFonts w:hint="eastAsia"/>
+        </w:rPr>
+      </w:pPr>
+      <w:r>
+        <w:rPr>
+          <w:rFonts w:hint="eastAsia"/>
+        </w:rPr>
+        <w:t>如果为</w:t>
+      </w:r>
+      <w:r>
+        <w:rPr>
+          <w:rFonts w:hint="eastAsia"/>
+        </w:rPr>
+        <w:t>0</w:t>
+      </w:r>
+      <w:r>
+        <w:rPr>
+          <w:rFonts w:hint="eastAsia"/>
+        </w:rPr>
+        <w:t>，则直接回收所有空间，这里可以给</w:t>
+      </w:r>
+      <w:r>
+        <w:rPr>
+          <w:rFonts w:hint="eastAsia"/>
+        </w:rPr>
+        <w:t>CacheMgr</w:t>
+      </w:r>
+      <w:r>
+        <w:rPr>
+          <w:rFonts w:hint="eastAsia"/>
+        </w:rPr>
+        <w:t>增加一个</w:t>
+      </w:r>
+      <w:r>
+        <w:rPr>
+          <w:rFonts w:hint="eastAsia"/>
+        </w:rPr>
+        <w:t>_recycleFullBucket()</w:t>
+      </w:r>
+      <w:r>
+        <w:rPr>
+          <w:rFonts w:hint="eastAsia"/>
+        </w:rPr>
+        <w:t>函数</w:t>
+      </w:r>
+      <w:r>
+        <w:rPr>
+          <w:rFonts w:hint="eastAsia"/>
+        </w:rPr>
+        <w:t>用于全部释放桶内空间</w:t>
+      </w:r>
+      <w:r>
+        <w:rPr>
+          <w:rFonts w:hint="eastAsia"/>
+        </w:rPr>
+        <w:t>，</w:t>
+      </w:r>
+    </w:p>
+    <w:p>
+      <w:pPr>
+        <w:rPr>
+          <w:rFonts w:hint="eastAsia"/>
+        </w:rPr>
+      </w:pPr>
+      <w:r>
+        <w:rPr>
+          <w:rFonts w:hint="eastAsia"/>
+        </w:rPr>
+        <w:t>若不为</w:t>
+      </w:r>
+      <w:r>
+        <w:rPr>
+          <w:rFonts w:hint="eastAsia"/>
+        </w:rPr>
+        <w:t>0</w:t>
+      </w:r>
+      <w:r>
+        <w:rPr>
+          <w:rFonts w:hint="eastAsia"/>
+        </w:rPr>
+        <w:t>但小于当前总空间，则也</w:t>
+      </w:r>
+      <w:r>
+        <w:rPr>
+          <w:rFonts w:hint="eastAsia"/>
+        </w:rPr>
+        <w:t>调用</w:t>
+      </w:r>
+      <w:r>
+        <w:rPr>
+          <w:rFonts w:hint="eastAsia"/>
+        </w:rPr>
+        <w:t>_recycleBucket()</w:t>
+      </w:r>
+      <w:r>
+        <w:rPr>
+          <w:rFonts w:hint="eastAsia"/>
+        </w:rPr>
+        <w:t>进行回收，直到</w:t>
+      </w:r>
+      <w:r>
+        <w:rPr>
+          <w:rFonts w:hint="eastAsia"/>
+        </w:rPr>
+        <w:t>maxCacheSize</w:t>
+      </w:r>
+      <w:r>
+        <w:rPr>
+          <w:rFonts w:hint="eastAsia"/>
+        </w:rPr>
+        <w:t>不再小于当前总空间。</w:t>
+      </w:r>
+    </w:p>
+    <w:p>
+      <w:r>
+        <w:rPr>
+          <w:rFonts w:hint="eastAsia"/>
+        </w:rPr>
+        <w:t>以上的过程都根据之前的代码加锁</w:t>
+      </w:r>
+      <w:r>
+        <w:rPr>
+          <w:rFonts w:hint="eastAsia"/>
+        </w:rPr>
+        <w:t>。</w:t>
+      </w:r>
+    </w:p>
+    <w:p>
+      <w:pPr>
+        <w:rPr>
+          <w:rFonts w:hint="eastAsia"/>
+        </w:rPr>
+      </w:pPr>
+    </w:p>
+    <w:p>
+      <w:pPr>
+        <w:rPr>
+          <w:rFonts w:hint="eastAsia"/>
+        </w:rPr>
+      </w:pPr>
     </w:p>
     <w:p/>
-    <w:p/>
-    <w:p/>
     <w:p>
       <w:pPr>
         <w:pStyle w:val="Heading5"/>
@@ -4360,46 +5334,46 @@
           <w:kern w:val="0"/>
         </w:rPr>
       </w:pPr>
-      <w:bookmarkStart w:id="11" w:name="_Toc497396339"/>
-      <w:bookmarkStart w:id="12" w:name="_Toc497396408"/>
+      <w:bookmarkStart w:id="10" w:name="_Toc497396339"/>
+      <w:bookmarkStart w:id="11" w:name="_Toc497396408"/>
       <w:r>
         <w:rPr>
           <w:rFonts w:hint="eastAsia"/>
           <w:kern w:val="0"/>
         </w:rPr>
+        <w:t>--</w:t>
+      </w:r>
+      <w:r>
+        <w:rPr>
+          <w:kern w:val="0"/>
+        </w:rPr>
+        <w:t>transactiontimeout</w:t>
+      </w:r>
+      <w:r>
+        <w:rPr>
+          <w:rFonts w:hint="eastAsia"/>
+          <w:kern w:val="0"/>
+        </w:rPr>
+        <w:t>：事务锁等待超时时间</w:t>
+      </w:r>
+      <w:bookmarkEnd w:id="10"/>
+      <w:bookmarkEnd w:id="11"/>
+    </w:p>
+    <w:p>
+      <w:r>
+        <w:rPr>
+          <w:rFonts w:hint="eastAsia"/>
+        </w:rPr>
+        <w:t>问题所在：</w:t>
+      </w:r>
+    </w:p>
+    <w:p>
+      <w:r>
+        <w:rPr>
+          <w:rFonts w:hint="eastAsia"/>
+          <w:noProof/>
+        </w:rPr>
         <w:lastRenderedPageBreak/>
-        <w:t>--</w:t>
-      </w:r>
-      <w:r>
-        <w:rPr>
-          <w:kern w:val="0"/>
-        </w:rPr>
-        <w:t>transactiontimeout</w:t>
-      </w:r>
-      <w:r>
-        <w:rPr>
-          <w:rFonts w:hint="eastAsia"/>
-          <w:kern w:val="0"/>
-        </w:rPr>
-        <w:t>：事务锁等待超时时间</w:t>
-      </w:r>
-      <w:bookmarkEnd w:id="11"/>
-      <w:bookmarkEnd w:id="12"/>
-    </w:p>
-    <w:p>
-      <w:r>
-        <w:rPr>
-          <w:rFonts w:hint="eastAsia"/>
-        </w:rPr>
-        <w:t>问题所在：</w:t>
-      </w:r>
-    </w:p>
-    <w:p>
-      <w:r>
-        <w:rPr>
-          <w:rFonts w:hint="eastAsia"/>
-          <w:noProof/>
-        </w:rPr>
         <w:drawing>
           <wp:inline distT="0" distB="0" distL="0" distR="0">
             <wp:extent cx="5274310" cy="2414795"/>
@@ -4418,7 +5392,7 @@
                     </pic:cNvPicPr>
                   </pic:nvPicPr>
                   <pic:blipFill>
-                    <a:blip r:embed="rId11"/>
+                    <a:blip r:embed="rId13"/>
                     <a:srcRect/>
                     <a:stretch>
                       <a:fillRect/>
@@ -4491,7 +5465,7 @@
                     </pic:cNvPicPr>
                   </pic:nvPicPr>
                   <pic:blipFill>
-                    <a:blip r:embed="rId12"/>
+                    <a:blip r:embed="rId14"/>
                     <a:srcRect/>
                     <a:stretch>
                       <a:fillRect/>
@@ -4544,7 +5518,7 @@
                     </pic:cNvPicPr>
                   </pic:nvPicPr>
                   <pic:blipFill>
-                    <a:blip r:embed="rId13"/>
+                    <a:blip r:embed="rId15"/>
                     <a:srcRect/>
                     <a:stretch>
                       <a:fillRect/>
@@ -4852,24 +5826,55 @@
         </w:numPr>
         <w:ind w:firstLineChars="0"/>
       </w:pPr>
-      <w:commentRangeStart w:id="13"/>
-      <w:r>
-        <w:rPr>
-          <w:rFonts w:hint="eastAsia"/>
-        </w:rPr>
-        <w:t>给</w:t>
-      </w:r>
-      <w:r>
-        <w:rPr>
-          <w:rFonts w:hint="eastAsia"/>
-        </w:rPr>
-        <w:t>dpsTransLock</w:t>
-      </w:r>
-      <w:r>
-        <w:rPr>
-          <w:rFonts w:hint="eastAsia"/>
-        </w:rPr>
-        <w:t>类也增加一个</w:t>
+      <w:commentRangeStart w:id="12"/>
+      <w:r>
+        <w:rPr>
+          <w:rFonts w:hint="eastAsia"/>
+        </w:rPr>
+        <w:t>在</w:t>
+      </w:r>
+      <w:r>
+        <w:rPr>
+          <w:rFonts w:hint="eastAsia"/>
+        </w:rPr>
+        <w:t>dpsTransCB</w:t>
+      </w:r>
+      <w:r>
+        <w:rPr>
+          <w:rFonts w:hint="eastAsia"/>
+        </w:rPr>
+        <w:t>中，增加</w:t>
+      </w:r>
+      <w:r>
+        <w:rPr>
+          <w:rFonts w:hint="eastAsia"/>
+        </w:rPr>
+        <w:t>onConfigChange()</w:t>
+      </w:r>
+      <w:r>
+        <w:rPr>
+          <w:rFonts w:hint="eastAsia"/>
+        </w:rPr>
+        <w:t>的实现，</w:t>
+      </w:r>
+      <w:commentRangeEnd w:id="12"/>
+      <w:r>
+        <w:rPr>
+          <w:rFonts w:hint="eastAsia"/>
+        </w:rPr>
+        <w:t>调用</w:t>
+      </w:r>
+      <w:r>
+        <w:rPr>
+          <w:rFonts w:hint="eastAsia"/>
+        </w:rPr>
+        <w:t>dpsLockBucket::</w:t>
+      </w:r>
+      <w:r>
+        <w:rPr>
+          <w:rFonts w:hint="eastAsia"/>
+        </w:rPr>
+        <w:t xml:space="preserve"> </w:t>
       </w:r>
       <w:r>
         <w:rPr>
@@ -4881,30 +5886,6 @@
         <w:rPr>
           <w:rFonts w:hint="eastAsia"/>
         </w:rPr>
-        <w:t>，用于调用</w:t>
-      </w:r>
-      <w:r>
-        <w:rPr>
-          <w:rFonts w:hint="eastAsia"/>
-        </w:rPr>
-        <w:t>dpsLockBucket::</w:t>
-      </w:r>
-      <w:r>
-        <w:rPr>
-          <w:rFonts w:hint="eastAsia"/>
-        </w:rPr>
-        <w:t xml:space="preserve"> </w:t>
-      </w:r>
-      <w:r>
-        <w:rPr>
-          <w:rFonts w:hint="eastAsia"/>
-        </w:rPr>
-        <w:t>setLockTimeout()</w:t>
-      </w:r>
-      <w:r>
-        <w:rPr>
-          <w:rFonts w:hint="eastAsia"/>
-        </w:rPr>
         <w:t>设置其中的静态变量</w:t>
       </w:r>
       <w:r>
@@ -4915,15 +5896,18 @@
       </w:r>
       <w:r>
         <w:rPr>
+          <w:rStyle w:val="CommentReference"/>
+        </w:rPr>
+        <w:commentReference w:id="12"/>
+      </w:r>
+      <w:r>
+        <w:rPr>
           <w:rFonts w:hint="eastAsia"/>
         </w:rPr>
         <w:t>，此时需要给</w:t>
       </w:r>
       <w:r>
-        <w:rPr>
-          <w:rFonts w:hint="eastAsia"/>
-        </w:rPr>
-        <w:t>dpsTransLock.hpp</w:t>
+        <w:t>dpsTransCB.hpp</w:t>
       </w:r>
       <w:r>
         <w:rPr>
@@ -4939,103 +5923,32 @@
           <w:rFonts w:hint="eastAsia"/>
         </w:rPr>
         <w:t>头文件。</w:t>
-      </w:r>
-    </w:p>
-    <w:p>
-      <w:pPr>
-        <w:pStyle w:val="ListParagraph"/>
-        <w:numPr>
-          <w:ilvl w:val="0"/>
-          <w:numId w:val="6"/>
-        </w:numPr>
-        <w:ind w:firstLineChars="0"/>
-      </w:pPr>
-      <w:r>
-        <w:rPr>
-          <w:rFonts w:hint="eastAsia"/>
-        </w:rPr>
-        <w:t>在</w:t>
-      </w:r>
-      <w:r>
-        <w:rPr>
-          <w:rFonts w:hint="eastAsia"/>
-        </w:rPr>
-        <w:t>dpsTransCB</w:t>
-      </w:r>
-      <w:r>
-        <w:rPr>
-          <w:rFonts w:hint="eastAsia"/>
-        </w:rPr>
-        <w:t>中，增加</w:t>
-      </w:r>
-      <w:r>
-        <w:rPr>
-          <w:rFonts w:hint="eastAsia"/>
-        </w:rPr>
-        <w:t>onConfigChange()</w:t>
-      </w:r>
-      <w:r>
-        <w:rPr>
-          <w:rFonts w:hint="eastAsia"/>
-        </w:rPr>
-        <w:t>的实现，调用</w:t>
-      </w:r>
-      <w:r>
-        <w:rPr>
-          <w:rFonts w:hint="eastAsia"/>
-        </w:rPr>
-        <w:t>dpsTransLock</w:t>
-      </w:r>
-      <w:r>
-        <w:rPr>
-          <w:rFonts w:hint="eastAsia"/>
-        </w:rPr>
-        <w:t>类的</w:t>
-      </w:r>
-      <w:r>
-        <w:rPr>
-          <w:rFonts w:hint="eastAsia"/>
-        </w:rPr>
-        <w:t>setLockTimeout()</w:t>
-      </w:r>
-      <w:r>
-        <w:rPr>
-          <w:rFonts w:hint="eastAsia"/>
-        </w:rPr>
-        <w:t>函数。</w:t>
-      </w:r>
-    </w:p>
-    <w:commentRangeEnd w:id="13"/>
-    <w:p>
-      <w:r>
-        <w:rPr>
-          <w:rStyle w:val="CommentReference"/>
-        </w:rPr>
-        <w:commentReference w:id="13"/>
       </w:r>
     </w:p>
     <w:p/>
     <w:p/>
+    <w:p/>
     <w:p>
       <w:pPr>
         <w:pStyle w:val="Heading2"/>
       </w:pPr>
-      <w:bookmarkStart w:id="14" w:name="_Toc493942885"/>
-      <w:bookmarkStart w:id="15" w:name="_Toc493942949"/>
-      <w:bookmarkStart w:id="16" w:name="_Toc493943251"/>
-      <w:bookmarkStart w:id="17" w:name="_Toc493943500"/>
-      <w:bookmarkStart w:id="18" w:name="_Toc494116595"/>
-      <w:bookmarkStart w:id="19" w:name="_Toc495406334"/>
-      <w:bookmarkStart w:id="20" w:name="_Toc495419652"/>
-      <w:bookmarkStart w:id="21" w:name="_Toc495498141"/>
-      <w:bookmarkStart w:id="22" w:name="_Toc495498299"/>
-      <w:bookmarkStart w:id="23" w:name="_Toc497145918"/>
-      <w:bookmarkStart w:id="24" w:name="_Toc497396340"/>
-      <w:bookmarkStart w:id="25" w:name="_Toc497396409"/>
-      <w:r>
-        <w:rPr>
-          <w:rFonts w:hint="eastAsia"/>
-        </w:rPr>
+      <w:bookmarkStart w:id="13" w:name="_Toc493942885"/>
+      <w:bookmarkStart w:id="14" w:name="_Toc493942949"/>
+      <w:bookmarkStart w:id="15" w:name="_Toc493943251"/>
+      <w:bookmarkStart w:id="16" w:name="_Toc493943500"/>
+      <w:bookmarkStart w:id="17" w:name="_Toc494116595"/>
+      <w:bookmarkStart w:id="18" w:name="_Toc495406334"/>
+      <w:bookmarkStart w:id="19" w:name="_Toc495419652"/>
+      <w:bookmarkStart w:id="20" w:name="_Toc495498141"/>
+      <w:bookmarkStart w:id="21" w:name="_Toc495498299"/>
+      <w:bookmarkStart w:id="22" w:name="_Toc497145918"/>
+      <w:bookmarkStart w:id="23" w:name="_Toc497396340"/>
+      <w:bookmarkStart w:id="24" w:name="_Toc497396409"/>
+      <w:r>
+        <w:rPr>
+          <w:rFonts w:hint="eastAsia"/>
+        </w:rPr>
+        <w:lastRenderedPageBreak/>
         <w:t>PD-Problem determination</w:t>
       </w:r>
       <w:r>
@@ -5046,6 +5959,7 @@
       </w:r>
       <w:bookmarkEnd w:id="0"/>
       <w:bookmarkEnd w:id="1"/>
+      <w:bookmarkEnd w:id="13"/>
       <w:bookmarkEnd w:id="14"/>
       <w:bookmarkEnd w:id="15"/>
       <w:bookmarkEnd w:id="16"/>
@@ -5057,59 +5971,59 @@
       <w:bookmarkEnd w:id="22"/>
       <w:bookmarkEnd w:id="23"/>
       <w:bookmarkEnd w:id="24"/>
+    </w:p>
+    <w:p>
+      <w:pPr>
+        <w:pStyle w:val="Heading5"/>
+        <w:rPr>
+          <w:color w:val="000000" w:themeColor="text1"/>
+        </w:rPr>
+      </w:pPr>
+      <w:bookmarkStart w:id="25" w:name="_Toc493942886"/>
+      <w:bookmarkStart w:id="26" w:name="_Toc493942950"/>
+      <w:bookmarkStart w:id="27" w:name="_Toc493943252"/>
+      <w:bookmarkStart w:id="28" w:name="_Toc493943501"/>
+      <w:bookmarkStart w:id="29" w:name="_Toc494116596"/>
+      <w:bookmarkStart w:id="30" w:name="_Toc495406335"/>
+      <w:bookmarkStart w:id="31" w:name="_Toc495419653"/>
+      <w:bookmarkStart w:id="32" w:name="_Toc495498142"/>
+      <w:bookmarkStart w:id="33" w:name="_Toc495498300"/>
+      <w:bookmarkStart w:id="34" w:name="_Toc497145919"/>
+      <w:bookmarkStart w:id="35" w:name="_Toc497396341"/>
+      <w:bookmarkStart w:id="36" w:name="_Toc497396410"/>
+      <w:r>
+        <w:rPr>
+          <w:rFonts w:cs="宋体"/>
+          <w:color w:val="000000" w:themeColor="text1"/>
+        </w:rPr>
+        <w:t>--diagnum</w:t>
+      </w:r>
+      <w:r>
+        <w:rPr>
+          <w:rFonts w:hint="eastAsia"/>
+          <w:color w:val="000000" w:themeColor="text1"/>
+        </w:rPr>
+        <w:t>：</w:t>
+      </w:r>
+      <w:r>
+        <w:rPr>
+          <w:rFonts w:hint="eastAsia"/>
+        </w:rPr>
+        <w:t>用于决定诊断日志</w:t>
+      </w:r>
+      <w:r>
+        <w:rPr>
+          <w:rFonts w:hint="eastAsia"/>
+        </w:rPr>
+        <w:t>文件</w:t>
+      </w:r>
+      <w:r>
+        <w:rPr>
+          <w:rFonts w:hint="eastAsia"/>
+        </w:rPr>
+        <w:t>的最大数量。</w:t>
+      </w:r>
       <w:bookmarkEnd w:id="25"/>
-    </w:p>
-    <w:p>
-      <w:pPr>
-        <w:pStyle w:val="Heading5"/>
-        <w:rPr>
-          <w:color w:val="000000" w:themeColor="text1"/>
-        </w:rPr>
-      </w:pPr>
-      <w:bookmarkStart w:id="26" w:name="_Toc493942886"/>
-      <w:bookmarkStart w:id="27" w:name="_Toc493942950"/>
-      <w:bookmarkStart w:id="28" w:name="_Toc493943252"/>
-      <w:bookmarkStart w:id="29" w:name="_Toc493943501"/>
-      <w:bookmarkStart w:id="30" w:name="_Toc494116596"/>
-      <w:bookmarkStart w:id="31" w:name="_Toc495406335"/>
-      <w:bookmarkStart w:id="32" w:name="_Toc495419653"/>
-      <w:bookmarkStart w:id="33" w:name="_Toc495498142"/>
-      <w:bookmarkStart w:id="34" w:name="_Toc495498300"/>
-      <w:bookmarkStart w:id="35" w:name="_Toc497145919"/>
-      <w:bookmarkStart w:id="36" w:name="_Toc497396341"/>
-      <w:bookmarkStart w:id="37" w:name="_Toc497396410"/>
-      <w:r>
-        <w:rPr>
-          <w:rFonts w:cs="宋体"/>
-          <w:color w:val="000000" w:themeColor="text1"/>
-        </w:rPr>
-        <w:t>--diagnum</w:t>
-      </w:r>
-      <w:r>
-        <w:rPr>
-          <w:rFonts w:hint="eastAsia"/>
-          <w:color w:val="000000" w:themeColor="text1"/>
-        </w:rPr>
-        <w:t>：</w:t>
-      </w:r>
-      <w:r>
-        <w:rPr>
-          <w:rFonts w:hint="eastAsia"/>
-        </w:rPr>
-        <w:t>用于决定诊断日志</w:t>
-      </w:r>
-      <w:r>
-        <w:rPr>
-          <w:rFonts w:hint="eastAsia"/>
-        </w:rPr>
-        <w:t>文件</w:t>
-      </w:r>
-      <w:r>
-        <w:rPr>
-          <w:rFonts w:hint="eastAsia"/>
-        </w:rPr>
-        <w:t>的最大数量。</w:t>
-      </w:r>
       <w:bookmarkEnd w:id="26"/>
       <w:bookmarkEnd w:id="27"/>
       <w:bookmarkEnd w:id="28"/>
@@ -5121,61 +6035,61 @@
       <w:bookmarkEnd w:id="34"/>
       <w:bookmarkEnd w:id="35"/>
       <w:bookmarkEnd w:id="36"/>
+    </w:p>
+    <w:p>
+      <w:pPr>
+        <w:pStyle w:val="Heading5"/>
+      </w:pPr>
+      <w:bookmarkStart w:id="37" w:name="_Toc493942887"/>
+      <w:bookmarkStart w:id="38" w:name="_Toc493942951"/>
+      <w:bookmarkStart w:id="39" w:name="_Toc493943253"/>
+      <w:bookmarkStart w:id="40" w:name="_Toc493943502"/>
+      <w:bookmarkStart w:id="41" w:name="_Toc494116597"/>
+      <w:bookmarkStart w:id="42" w:name="_Toc495406336"/>
+      <w:bookmarkStart w:id="43" w:name="_Toc495419654"/>
+      <w:bookmarkStart w:id="44" w:name="_Toc495498143"/>
+      <w:bookmarkStart w:id="45" w:name="_Toc495498301"/>
+      <w:bookmarkStart w:id="46" w:name="_Toc497145920"/>
+      <w:bookmarkStart w:id="47" w:name="_Toc497396342"/>
+      <w:bookmarkStart w:id="48" w:name="_Toc497396411"/>
+      <w:r>
+        <w:rPr>
+          <w:rFonts w:cs="宋体"/>
+          <w:color w:val="000000" w:themeColor="text1"/>
+        </w:rPr>
+        <w:t>--</w:t>
+      </w:r>
+      <w:r>
+        <w:rPr>
+          <w:rFonts w:hint="eastAsia"/>
+        </w:rPr>
+        <w:t>auditnum</w:t>
+      </w:r>
+      <w:r>
+        <w:rPr>
+          <w:rFonts w:hint="eastAsia"/>
+        </w:rPr>
+        <w:t>：</w:t>
+      </w:r>
+      <w:r>
+        <w:rPr>
+          <w:rFonts w:hint="eastAsia"/>
+        </w:rPr>
+        <w:t>用于决定审计日志</w:t>
+      </w:r>
+      <w:r>
+        <w:rPr>
+          <w:rFonts w:hint="eastAsia"/>
+        </w:rPr>
+        <w:t>文件</w:t>
+      </w:r>
+      <w:r>
+        <w:rPr>
+          <w:rFonts w:hint="eastAsia"/>
+        </w:rPr>
+        <w:t>的最大数量。</w:t>
+      </w:r>
       <w:bookmarkEnd w:id="37"/>
-    </w:p>
-    <w:p>
-      <w:pPr>
-        <w:pStyle w:val="Heading5"/>
-      </w:pPr>
-      <w:bookmarkStart w:id="38" w:name="_Toc493942887"/>
-      <w:bookmarkStart w:id="39" w:name="_Toc493942951"/>
-      <w:bookmarkStart w:id="40" w:name="_Toc493943253"/>
-      <w:bookmarkStart w:id="41" w:name="_Toc493943502"/>
-      <w:bookmarkStart w:id="42" w:name="_Toc494116597"/>
-      <w:bookmarkStart w:id="43" w:name="_Toc495406336"/>
-      <w:bookmarkStart w:id="44" w:name="_Toc495419654"/>
-      <w:bookmarkStart w:id="45" w:name="_Toc495498143"/>
-      <w:bookmarkStart w:id="46" w:name="_Toc495498301"/>
-      <w:bookmarkStart w:id="47" w:name="_Toc497145920"/>
-      <w:bookmarkStart w:id="48" w:name="_Toc497396342"/>
-      <w:bookmarkStart w:id="49" w:name="_Toc497396411"/>
-      <w:r>
-        <w:rPr>
-          <w:rFonts w:cs="宋体"/>
-          <w:color w:val="000000" w:themeColor="text1"/>
-        </w:rPr>
-        <w:t>--</w:t>
-      </w:r>
-      <w:r>
-        <w:rPr>
-          <w:rFonts w:hint="eastAsia"/>
-        </w:rPr>
-        <w:t>auditnum</w:t>
-      </w:r>
-      <w:r>
-        <w:rPr>
-          <w:rFonts w:hint="eastAsia"/>
-        </w:rPr>
-        <w:t>：</w:t>
-      </w:r>
-      <w:r>
-        <w:rPr>
-          <w:rFonts w:hint="eastAsia"/>
-        </w:rPr>
-        <w:t>用于决定审计日志</w:t>
-      </w:r>
-      <w:r>
-        <w:rPr>
-          <w:rFonts w:hint="eastAsia"/>
-        </w:rPr>
-        <w:t>文件</w:t>
-      </w:r>
-      <w:r>
-        <w:rPr>
-          <w:rFonts w:hint="eastAsia"/>
-        </w:rPr>
-        <w:t>的最大数量。</w:t>
-      </w:r>
       <w:bookmarkEnd w:id="38"/>
       <w:bookmarkEnd w:id="39"/>
       <w:bookmarkEnd w:id="40"/>
@@ -5187,7 +6101,6 @@
       <w:bookmarkEnd w:id="46"/>
       <w:bookmarkEnd w:id="47"/>
       <w:bookmarkEnd w:id="48"/>
-      <w:bookmarkEnd w:id="49"/>
     </w:p>
     <w:p>
       <w:pPr>
@@ -5235,7 +6148,7 @@
                     </pic:cNvPicPr>
                   </pic:nvPicPr>
                   <pic:blipFill>
-                    <a:blip r:embed="rId14"/>
+                    <a:blip r:embed="rId16"/>
                     <a:srcRect/>
                     <a:stretch>
                       <a:fillRect/>
@@ -5438,7 +6351,6 @@
         <w:rPr>
           <w:noProof/>
         </w:rPr>
-        <w:lastRenderedPageBreak/>
         <w:drawing>
           <wp:inline distT="0" distB="0" distL="114300" distR="114300">
             <wp:extent cx="3530600" cy="1168400"/>
@@ -5457,7 +6369,7 @@
                     </pic:cNvPicPr>
                   </pic:nvPicPr>
                   <pic:blipFill>
-                    <a:blip r:embed="rId15"/>
+                    <a:blip r:embed="rId17"/>
                     <a:stretch>
                       <a:fillRect/>
                     </a:stretch>
@@ -5535,6 +6447,7 @@
         <w:rPr>
           <w:rFonts w:hint="eastAsia"/>
         </w:rPr>
+        <w:lastRenderedPageBreak/>
         <w:t>g_pdCfg._pdFileMaxNum</w:t>
       </w:r>
       <w:r>
@@ -5748,7 +6661,7 @@
                     </pic:cNvPicPr>
                   </pic:nvPicPr>
                   <pic:blipFill>
-                    <a:blip r:embed="rId16"/>
+                    <a:blip r:embed="rId18"/>
                     <a:srcRect/>
                     <a:stretch>
                       <a:fillRect/>
@@ -5830,7 +6743,7 @@
         </w:rPr>
         <w:t>模块不会维护一个文件计数，所以每次使用</w:t>
       </w:r>
-      <w:ins w:id="50" w:author="zhaowenbo" w:date="2017-10-23T17:04:00Z">
+      <w:ins w:id="49" w:author="zhaowenbo" w:date="2017-10-23T17:04:00Z">
         <w:r>
           <w:rPr>
             <w:rFonts w:hint="eastAsia"/>
@@ -5838,7 +6751,7 @@
           <w:t>o</w:t>
         </w:r>
       </w:ins>
-      <w:del w:id="51" w:author="zhaowenbo" w:date="2017-10-23T17:04:00Z">
+      <w:del w:id="50" w:author="zhaowenbo" w:date="2017-10-23T17:04:00Z">
         <w:r>
           <w:rPr>
             <w:rFonts w:hint="eastAsia"/>
@@ -5906,20 +6819,20 @@
       <w:pPr>
         <w:pStyle w:val="Heading2"/>
       </w:pPr>
-      <w:bookmarkStart w:id="52" w:name="_Toc12794"/>
-      <w:bookmarkStart w:id="53" w:name="_Toc18458"/>
-      <w:bookmarkStart w:id="54" w:name="_Toc493942888"/>
-      <w:bookmarkStart w:id="55" w:name="_Toc493942952"/>
-      <w:bookmarkStart w:id="56" w:name="_Toc493943254"/>
-      <w:bookmarkStart w:id="57" w:name="_Toc493943503"/>
-      <w:bookmarkStart w:id="58" w:name="_Toc494116598"/>
-      <w:bookmarkStart w:id="59" w:name="_Toc495406337"/>
-      <w:bookmarkStart w:id="60" w:name="_Toc495419655"/>
-      <w:bookmarkStart w:id="61" w:name="_Toc495498144"/>
-      <w:bookmarkStart w:id="62" w:name="_Toc495498302"/>
-      <w:bookmarkStart w:id="63" w:name="_Toc497145921"/>
-      <w:bookmarkStart w:id="64" w:name="_Toc497396343"/>
-      <w:bookmarkStart w:id="65" w:name="_Toc497396412"/>
+      <w:bookmarkStart w:id="51" w:name="_Toc12794"/>
+      <w:bookmarkStart w:id="52" w:name="_Toc18458"/>
+      <w:bookmarkStart w:id="53" w:name="_Toc493942888"/>
+      <w:bookmarkStart w:id="54" w:name="_Toc493942952"/>
+      <w:bookmarkStart w:id="55" w:name="_Toc493943254"/>
+      <w:bookmarkStart w:id="56" w:name="_Toc493943503"/>
+      <w:bookmarkStart w:id="57" w:name="_Toc494116598"/>
+      <w:bookmarkStart w:id="58" w:name="_Toc495406337"/>
+      <w:bookmarkStart w:id="59" w:name="_Toc495419655"/>
+      <w:bookmarkStart w:id="60" w:name="_Toc495498144"/>
+      <w:bookmarkStart w:id="61" w:name="_Toc495498302"/>
+      <w:bookmarkStart w:id="62" w:name="_Toc497145921"/>
+      <w:bookmarkStart w:id="63" w:name="_Toc497396343"/>
+      <w:bookmarkStart w:id="64" w:name="_Toc497396412"/>
       <w:r>
         <w:rPr>
           <w:rFonts w:hint="eastAsia"/>
@@ -5932,6 +6845,7 @@
         </w:rPr>
         <w:t>：</w:t>
       </w:r>
+      <w:bookmarkEnd w:id="51"/>
       <w:bookmarkEnd w:id="52"/>
       <w:bookmarkEnd w:id="53"/>
       <w:bookmarkEnd w:id="54"/>
@@ -5945,45 +6859,45 @@
       <w:bookmarkEnd w:id="62"/>
       <w:bookmarkEnd w:id="63"/>
       <w:bookmarkEnd w:id="64"/>
+    </w:p>
+    <w:p>
+      <w:pPr>
+        <w:pStyle w:val="Heading5"/>
+      </w:pPr>
+      <w:bookmarkStart w:id="65" w:name="_Toc493942889"/>
+      <w:bookmarkStart w:id="66" w:name="_Toc493942953"/>
+      <w:bookmarkStart w:id="67" w:name="_Toc493943255"/>
+      <w:bookmarkStart w:id="68" w:name="_Toc493943504"/>
+      <w:bookmarkStart w:id="69" w:name="_Toc494116599"/>
+      <w:bookmarkStart w:id="70" w:name="_Toc495406338"/>
+      <w:bookmarkStart w:id="71" w:name="_Toc495419656"/>
+      <w:bookmarkStart w:id="72" w:name="_Toc495498145"/>
+      <w:bookmarkStart w:id="73" w:name="_Toc495498303"/>
+      <w:bookmarkStart w:id="74" w:name="_Toc497145922"/>
+      <w:bookmarkStart w:id="75" w:name="_Toc497396344"/>
+      <w:bookmarkStart w:id="76" w:name="_Toc497396413"/>
+      <w:r>
+        <w:t>--dpslocal</w:t>
+      </w:r>
+      <w:r>
+        <w:rPr>
+          <w:rFonts w:hint="eastAsia"/>
+        </w:rPr>
+        <w:t>:</w:t>
+      </w:r>
+      <w:r>
+        <w:rPr>
+          <w:rFonts w:hint="eastAsia"/>
+        </w:rPr>
+        <w:t xml:space="preserve"> </w:t>
+      </w:r>
+      <w:r>
+        <w:rPr>
+          <w:rFonts w:hint="eastAsia"/>
+        </w:rPr>
+        <w:t>记录直连本地的操作</w:t>
+      </w:r>
       <w:bookmarkEnd w:id="65"/>
-    </w:p>
-    <w:p>
-      <w:pPr>
-        <w:pStyle w:val="Heading5"/>
-      </w:pPr>
-      <w:bookmarkStart w:id="66" w:name="_Toc493942889"/>
-      <w:bookmarkStart w:id="67" w:name="_Toc493942953"/>
-      <w:bookmarkStart w:id="68" w:name="_Toc493943255"/>
-      <w:bookmarkStart w:id="69" w:name="_Toc493943504"/>
-      <w:bookmarkStart w:id="70" w:name="_Toc494116599"/>
-      <w:bookmarkStart w:id="71" w:name="_Toc495406338"/>
-      <w:bookmarkStart w:id="72" w:name="_Toc495419656"/>
-      <w:bookmarkStart w:id="73" w:name="_Toc495498145"/>
-      <w:bookmarkStart w:id="74" w:name="_Toc495498303"/>
-      <w:bookmarkStart w:id="75" w:name="_Toc497145922"/>
-      <w:bookmarkStart w:id="76" w:name="_Toc497396344"/>
-      <w:bookmarkStart w:id="77" w:name="_Toc497396413"/>
-      <w:r>
-        <w:t>--dpslocal</w:t>
-      </w:r>
-      <w:r>
-        <w:rPr>
-          <w:rFonts w:hint="eastAsia"/>
-        </w:rPr>
-        <w:t>:</w:t>
-      </w:r>
-      <w:r>
-        <w:rPr>
-          <w:rFonts w:hint="eastAsia"/>
-        </w:rPr>
-        <w:t xml:space="preserve"> </w:t>
-      </w:r>
-      <w:r>
-        <w:rPr>
-          <w:rFonts w:hint="eastAsia"/>
-        </w:rPr>
-        <w:t>记录直连本地的操作</w:t>
-      </w:r>
       <w:bookmarkEnd w:id="66"/>
       <w:bookmarkEnd w:id="67"/>
       <w:bookmarkEnd w:id="68"/>
@@ -5995,7 +6909,6 @@
       <w:bookmarkEnd w:id="74"/>
       <w:bookmarkEnd w:id="75"/>
       <w:bookmarkEnd w:id="76"/>
-      <w:bookmarkEnd w:id="77"/>
     </w:p>
     <w:p>
       <w:pPr>
@@ -6056,7 +6969,7 @@
                     </pic:cNvPicPr>
                   </pic:nvPicPr>
                   <pic:blipFill>
-                    <a:blip r:embed="rId17"/>
+                    <a:blip r:embed="rId19"/>
                     <a:srcRect/>
                     <a:stretch>
                       <a:fillRect/>
@@ -6099,42 +7012,42 @@
           <w:color w:val="000000" w:themeColor="text1"/>
           <w:szCs w:val="21"/>
         </w:rPr>
+        <w:t>dpsLogWrapper在初始化时保存了dpslocal的配置，但不会再更新。</w:t>
+      </w:r>
+    </w:p>
+    <w:p>
+      <w:pPr>
+        <w:rPr>
+          <w:rFonts w:ascii="宋体" w:eastAsia="宋体" w:hAnsi="宋体" w:cs="宋体"/>
+          <w:color w:val="000000" w:themeColor="text1"/>
+          <w:szCs w:val="21"/>
+        </w:rPr>
+      </w:pPr>
+    </w:p>
+    <w:p>
+      <w:pPr>
+        <w:rPr>
+          <w:rFonts w:ascii="宋体" w:eastAsia="宋体" w:hAnsi="宋体" w:cs="宋体"/>
+          <w:color w:val="000000" w:themeColor="text1"/>
+          <w:szCs w:val="21"/>
+        </w:rPr>
+      </w:pPr>
+      <w:r>
+        <w:rPr>
+          <w:rFonts w:ascii="宋体" w:eastAsia="宋体" w:hAnsi="宋体" w:cs="宋体" w:hint="eastAsia"/>
+          <w:color w:val="000000" w:themeColor="text1"/>
+          <w:szCs w:val="21"/>
+        </w:rPr>
+        <w:t>修改方法：</w:t>
+      </w:r>
+    </w:p>
+    <w:p>
+      <w:r>
+        <w:rPr>
+          <w:rFonts w:hint="eastAsia"/>
+          <w:noProof/>
+        </w:rPr>
         <w:lastRenderedPageBreak/>
-        <w:t>dpsLogWrapper在初始化时保存了dpslocal的配置，但不会再更新。</w:t>
-      </w:r>
-    </w:p>
-    <w:p>
-      <w:pPr>
-        <w:rPr>
-          <w:rFonts w:ascii="宋体" w:eastAsia="宋体" w:hAnsi="宋体" w:cs="宋体"/>
-          <w:color w:val="000000" w:themeColor="text1"/>
-          <w:szCs w:val="21"/>
-        </w:rPr>
-      </w:pPr>
-    </w:p>
-    <w:p>
-      <w:pPr>
-        <w:rPr>
-          <w:rFonts w:ascii="宋体" w:eastAsia="宋体" w:hAnsi="宋体" w:cs="宋体"/>
-          <w:color w:val="000000" w:themeColor="text1"/>
-          <w:szCs w:val="21"/>
-        </w:rPr>
-      </w:pPr>
-      <w:r>
-        <w:rPr>
-          <w:rFonts w:ascii="宋体" w:eastAsia="宋体" w:hAnsi="宋体" w:cs="宋体" w:hint="eastAsia"/>
-          <w:color w:val="000000" w:themeColor="text1"/>
-          <w:szCs w:val="21"/>
-        </w:rPr>
-        <w:t>修改方法：</w:t>
-      </w:r>
-    </w:p>
-    <w:p>
-      <w:r>
-        <w:rPr>
-          <w:rFonts w:hint="eastAsia"/>
-          <w:noProof/>
-        </w:rPr>
         <w:drawing>
           <wp:inline distT="0" distB="0" distL="0" distR="0">
             <wp:extent cx="5274310" cy="2200245"/>
@@ -6153,7 +7066,7 @@
                     </pic:cNvPicPr>
                   </pic:nvPicPr>
                   <pic:blipFill>
-                    <a:blip r:embed="rId18"/>
+                    <a:blip r:embed="rId20"/>
                     <a:srcRect/>
                     <a:stretch>
                       <a:fillRect/>
@@ -6248,7 +7161,7 @@
                     </pic:cNvPicPr>
                   </pic:nvPicPr>
                   <pic:blipFill>
-                    <a:blip r:embed="rId19"/>
+                    <a:blip r:embed="rId21"/>
                     <a:srcRect/>
                     <a:stretch>
                       <a:fillRect/>
@@ -6301,7 +7214,7 @@
                     </pic:cNvPicPr>
                   </pic:nvPicPr>
                   <pic:blipFill>
-                    <a:blip r:embed="rId20"/>
+                    <a:blip r:embed="rId22"/>
                     <a:srcRect/>
                     <a:stretch>
                       <a:fillRect/>
@@ -6400,7 +7313,7 @@
         </w:rPr>
         <w:t>未</w:t>
       </w:r>
-      <w:ins w:id="78" w:author="zhaowenbo" w:date="2017-10-23T17:07:00Z">
+      <w:ins w:id="77" w:author="zhaowenbo" w:date="2017-10-23T17:07:00Z">
         <w:r>
           <w:rPr>
             <w:rFonts w:hint="eastAsia"/>
@@ -6408,7 +7321,7 @@
           <w:t>记</w:t>
         </w:r>
       </w:ins>
-      <w:del w:id="79" w:author="zhaowenbo" w:date="2017-10-23T17:07:00Z">
+      <w:del w:id="78" w:author="zhaowenbo" w:date="2017-10-23T17:07:00Z">
         <w:r>
           <w:rPr>
             <w:rFonts w:hint="eastAsia"/>
@@ -6441,16 +7354,16 @@
       <w:pPr>
         <w:pStyle w:val="Heading3"/>
       </w:pPr>
-      <w:bookmarkStart w:id="80" w:name="_Toc493943256"/>
-      <w:bookmarkStart w:id="81" w:name="_Toc493943505"/>
-      <w:bookmarkStart w:id="82" w:name="_Toc494116600"/>
-      <w:bookmarkStart w:id="83" w:name="_Toc495406339"/>
-      <w:bookmarkStart w:id="84" w:name="_Toc495419657"/>
-      <w:bookmarkStart w:id="85" w:name="_Toc495498146"/>
-      <w:bookmarkStart w:id="86" w:name="_Toc495498304"/>
-      <w:bookmarkStart w:id="87" w:name="_Toc497145923"/>
-      <w:bookmarkStart w:id="88" w:name="_Toc497396345"/>
-      <w:bookmarkStart w:id="89" w:name="_Toc497396414"/>
+      <w:bookmarkStart w:id="79" w:name="_Toc493943256"/>
+      <w:bookmarkStart w:id="80" w:name="_Toc493943505"/>
+      <w:bookmarkStart w:id="81" w:name="_Toc494116600"/>
+      <w:bookmarkStart w:id="82" w:name="_Toc495406339"/>
+      <w:bookmarkStart w:id="83" w:name="_Toc495419657"/>
+      <w:bookmarkStart w:id="84" w:name="_Toc495498146"/>
+      <w:bookmarkStart w:id="85" w:name="_Toc495498304"/>
+      <w:bookmarkStart w:id="86" w:name="_Toc497145923"/>
+      <w:bookmarkStart w:id="87" w:name="_Toc497396345"/>
+      <w:bookmarkStart w:id="88" w:name="_Toc497396414"/>
       <w:r>
         <w:rPr>
           <w:rFonts w:hint="eastAsia"/>
@@ -6476,6 +7389,7 @@
         </w:rPr>
         <w:t>过程的配置：</w:t>
       </w:r>
+      <w:bookmarkEnd w:id="79"/>
       <w:bookmarkEnd w:id="80"/>
       <w:bookmarkEnd w:id="81"/>
       <w:bookmarkEnd w:id="82"/>
@@ -6485,33 +7399,33 @@
       <w:bookmarkEnd w:id="86"/>
       <w:bookmarkEnd w:id="87"/>
       <w:bookmarkEnd w:id="88"/>
+    </w:p>
+    <w:p>
+      <w:pPr>
+        <w:pStyle w:val="Heading5"/>
+      </w:pPr>
+      <w:bookmarkStart w:id="89" w:name="_Toc493942890"/>
+      <w:bookmarkStart w:id="90" w:name="_Toc493942954"/>
+      <w:bookmarkStart w:id="91" w:name="_Toc493943257"/>
+      <w:bookmarkStart w:id="92" w:name="_Toc493943506"/>
+      <w:bookmarkStart w:id="93" w:name="_Toc494116601"/>
+      <w:bookmarkStart w:id="94" w:name="_Toc495406340"/>
+      <w:bookmarkStart w:id="95" w:name="_Toc495419658"/>
+      <w:bookmarkStart w:id="96" w:name="_Toc495498147"/>
+      <w:bookmarkStart w:id="97" w:name="_Toc495498305"/>
+      <w:bookmarkStart w:id="98" w:name="_Toc497145924"/>
+      <w:bookmarkStart w:id="99" w:name="_Toc497396346"/>
+      <w:bookmarkStart w:id="100" w:name="_Toc497396415"/>
+      <w:r>
+        <w:t>--syncinterval</w:t>
+      </w:r>
+      <w:r>
+        <w:rPr>
+          <w:rFonts w:hint="eastAsia"/>
+        </w:rPr>
+        <w:t>：同步触发的间隔时间</w:t>
+      </w:r>
       <w:bookmarkEnd w:id="89"/>
-    </w:p>
-    <w:p>
-      <w:pPr>
-        <w:pStyle w:val="Heading5"/>
-      </w:pPr>
-      <w:bookmarkStart w:id="90" w:name="_Toc493942890"/>
-      <w:bookmarkStart w:id="91" w:name="_Toc493942954"/>
-      <w:bookmarkStart w:id="92" w:name="_Toc493943257"/>
-      <w:bookmarkStart w:id="93" w:name="_Toc493943506"/>
-      <w:bookmarkStart w:id="94" w:name="_Toc494116601"/>
-      <w:bookmarkStart w:id="95" w:name="_Toc495406340"/>
-      <w:bookmarkStart w:id="96" w:name="_Toc495419658"/>
-      <w:bookmarkStart w:id="97" w:name="_Toc495498147"/>
-      <w:bookmarkStart w:id="98" w:name="_Toc495498305"/>
-      <w:bookmarkStart w:id="99" w:name="_Toc497145924"/>
-      <w:bookmarkStart w:id="100" w:name="_Toc497396346"/>
-      <w:bookmarkStart w:id="101" w:name="_Toc497396415"/>
-      <w:r>
-        <w:t>--syncinterval</w:t>
-      </w:r>
-      <w:r>
-        <w:rPr>
-          <w:rFonts w:hint="eastAsia"/>
-        </w:rPr>
-        <w:t>：同步触发的间隔时间</w:t>
-      </w:r>
       <w:bookmarkEnd w:id="90"/>
       <w:bookmarkEnd w:id="91"/>
       <w:bookmarkEnd w:id="92"/>
@@ -6523,33 +7437,33 @@
       <w:bookmarkEnd w:id="98"/>
       <w:bookmarkEnd w:id="99"/>
       <w:bookmarkEnd w:id="100"/>
+    </w:p>
+    <w:p>
+      <w:pPr>
+        <w:pStyle w:val="Heading5"/>
+      </w:pPr>
+      <w:bookmarkStart w:id="101" w:name="_Toc493942891"/>
+      <w:bookmarkStart w:id="102" w:name="_Toc493942955"/>
+      <w:bookmarkStart w:id="103" w:name="_Toc493943258"/>
+      <w:bookmarkStart w:id="104" w:name="_Toc493943507"/>
+      <w:bookmarkStart w:id="105" w:name="_Toc494116602"/>
+      <w:bookmarkStart w:id="106" w:name="_Toc495406341"/>
+      <w:bookmarkStart w:id="107" w:name="_Toc495419659"/>
+      <w:bookmarkStart w:id="108" w:name="_Toc495498148"/>
+      <w:bookmarkStart w:id="109" w:name="_Toc495498306"/>
+      <w:bookmarkStart w:id="110" w:name="_Toc497145925"/>
+      <w:bookmarkStart w:id="111" w:name="_Toc497396347"/>
+      <w:bookmarkStart w:id="112" w:name="_Toc497396416"/>
+      <w:r>
+        <w:t>--syncrecordnum</w:t>
+      </w:r>
+      <w:r>
+        <w:rPr>
+          <w:rFonts w:hint="eastAsia"/>
+        </w:rPr>
+        <w:t>：同步触发的记录数</w:t>
+      </w:r>
       <w:bookmarkEnd w:id="101"/>
-    </w:p>
-    <w:p>
-      <w:pPr>
-        <w:pStyle w:val="Heading5"/>
-      </w:pPr>
-      <w:bookmarkStart w:id="102" w:name="_Toc493942891"/>
-      <w:bookmarkStart w:id="103" w:name="_Toc493942955"/>
-      <w:bookmarkStart w:id="104" w:name="_Toc493943258"/>
-      <w:bookmarkStart w:id="105" w:name="_Toc493943507"/>
-      <w:bookmarkStart w:id="106" w:name="_Toc494116602"/>
-      <w:bookmarkStart w:id="107" w:name="_Toc495406341"/>
-      <w:bookmarkStart w:id="108" w:name="_Toc495419659"/>
-      <w:bookmarkStart w:id="109" w:name="_Toc495498148"/>
-      <w:bookmarkStart w:id="110" w:name="_Toc495498306"/>
-      <w:bookmarkStart w:id="111" w:name="_Toc497145925"/>
-      <w:bookmarkStart w:id="112" w:name="_Toc497396347"/>
-      <w:bookmarkStart w:id="113" w:name="_Toc497396416"/>
-      <w:r>
-        <w:t>--syncrecordnum</w:t>
-      </w:r>
-      <w:r>
-        <w:rPr>
-          <w:rFonts w:hint="eastAsia"/>
-        </w:rPr>
-        <w:t>：同步触发的记录数</w:t>
-      </w:r>
       <w:bookmarkEnd w:id="102"/>
       <w:bookmarkEnd w:id="103"/>
       <w:bookmarkEnd w:id="104"/>
@@ -6561,48 +7475,48 @@
       <w:bookmarkEnd w:id="110"/>
       <w:bookmarkEnd w:id="111"/>
       <w:bookmarkEnd w:id="112"/>
+    </w:p>
+    <w:p>
+      <w:pPr>
+        <w:pStyle w:val="Heading5"/>
+      </w:pPr>
+      <w:bookmarkStart w:id="113" w:name="_Toc493942892"/>
+      <w:bookmarkStart w:id="114" w:name="_Toc493942956"/>
+      <w:bookmarkStart w:id="115" w:name="_Toc493943259"/>
+      <w:bookmarkStart w:id="116" w:name="_Toc493943508"/>
+      <w:bookmarkStart w:id="117" w:name="_Toc494116603"/>
+      <w:bookmarkStart w:id="118" w:name="_Toc495406342"/>
+      <w:bookmarkStart w:id="119" w:name="_Toc495419660"/>
+      <w:bookmarkStart w:id="120" w:name="_Toc495498149"/>
+      <w:bookmarkStart w:id="121" w:name="_Toc495498307"/>
+      <w:bookmarkStart w:id="122" w:name="_Toc497145926"/>
+      <w:bookmarkStart w:id="123" w:name="_Toc497396348"/>
+      <w:bookmarkStart w:id="124" w:name="_Toc497396417"/>
+      <w:r>
+        <w:t>--</w:t>
+      </w:r>
+      <w:r>
+        <w:t>maxsyncjob</w:t>
+      </w:r>
+      <w:r>
+        <w:rPr>
+          <w:rFonts w:hint="eastAsia"/>
+        </w:rPr>
+        <w:t>：同步时开启的最大</w:t>
+      </w:r>
+      <w:r>
+        <w:rPr>
+          <w:rFonts w:hint="eastAsia"/>
+        </w:rPr>
+        <w:t>任务</w:t>
+      </w:r>
+      <w:r>
+        <w:rPr>
+          <w:rFonts w:hint="eastAsia"/>
+        </w:rPr>
+        <w:t>线程数</w:t>
+      </w:r>
       <w:bookmarkEnd w:id="113"/>
-    </w:p>
-    <w:p>
-      <w:pPr>
-        <w:pStyle w:val="Heading5"/>
-      </w:pPr>
-      <w:bookmarkStart w:id="114" w:name="_Toc493942892"/>
-      <w:bookmarkStart w:id="115" w:name="_Toc493942956"/>
-      <w:bookmarkStart w:id="116" w:name="_Toc493943259"/>
-      <w:bookmarkStart w:id="117" w:name="_Toc493943508"/>
-      <w:bookmarkStart w:id="118" w:name="_Toc494116603"/>
-      <w:bookmarkStart w:id="119" w:name="_Toc495406342"/>
-      <w:bookmarkStart w:id="120" w:name="_Toc495419660"/>
-      <w:bookmarkStart w:id="121" w:name="_Toc495498149"/>
-      <w:bookmarkStart w:id="122" w:name="_Toc495498307"/>
-      <w:bookmarkStart w:id="123" w:name="_Toc497145926"/>
-      <w:bookmarkStart w:id="124" w:name="_Toc497396348"/>
-      <w:bookmarkStart w:id="125" w:name="_Toc497396417"/>
-      <w:r>
-        <w:t>--</w:t>
-      </w:r>
-      <w:r>
-        <w:t>maxsyncjob</w:t>
-      </w:r>
-      <w:r>
-        <w:rPr>
-          <w:rFonts w:hint="eastAsia"/>
-        </w:rPr>
-        <w:t>：同步时开启的最大</w:t>
-      </w:r>
-      <w:r>
-        <w:rPr>
-          <w:rFonts w:hint="eastAsia"/>
-        </w:rPr>
-        <w:t>任务</w:t>
-      </w:r>
-      <w:r>
-        <w:rPr>
-          <w:rFonts w:hint="eastAsia"/>
-        </w:rPr>
-        <w:t>线程数</w:t>
-      </w:r>
       <w:bookmarkEnd w:id="114"/>
       <w:bookmarkEnd w:id="115"/>
       <w:bookmarkEnd w:id="116"/>
@@ -6614,33 +7528,33 @@
       <w:bookmarkEnd w:id="122"/>
       <w:bookmarkEnd w:id="123"/>
       <w:bookmarkEnd w:id="124"/>
+    </w:p>
+    <w:p>
+      <w:pPr>
+        <w:pStyle w:val="Heading5"/>
+      </w:pPr>
+      <w:bookmarkStart w:id="125" w:name="_Toc493942893"/>
+      <w:bookmarkStart w:id="126" w:name="_Toc493942957"/>
+      <w:bookmarkStart w:id="127" w:name="_Toc493943260"/>
+      <w:bookmarkStart w:id="128" w:name="_Toc493943509"/>
+      <w:bookmarkStart w:id="129" w:name="_Toc494116604"/>
+      <w:bookmarkStart w:id="130" w:name="_Toc495406343"/>
+      <w:bookmarkStart w:id="131" w:name="_Toc495419661"/>
+      <w:bookmarkStart w:id="132" w:name="_Toc495498150"/>
+      <w:bookmarkStart w:id="133" w:name="_Toc495498308"/>
+      <w:bookmarkStart w:id="134" w:name="_Toc497145927"/>
+      <w:bookmarkStart w:id="135" w:name="_Toc497396349"/>
+      <w:bookmarkStart w:id="136" w:name="_Toc497396418"/>
+      <w:r>
+        <w:t>--syncdeep</w:t>
+      </w:r>
+      <w:r>
+        <w:rPr>
+          <w:rFonts w:hint="eastAsia"/>
+        </w:rPr>
+        <w:t>：同步是否开启深度刷盘</w:t>
+      </w:r>
       <w:bookmarkEnd w:id="125"/>
-    </w:p>
-    <w:p>
-      <w:pPr>
-        <w:pStyle w:val="Heading5"/>
-      </w:pPr>
-      <w:bookmarkStart w:id="126" w:name="_Toc493942893"/>
-      <w:bookmarkStart w:id="127" w:name="_Toc493942957"/>
-      <w:bookmarkStart w:id="128" w:name="_Toc493943260"/>
-      <w:bookmarkStart w:id="129" w:name="_Toc493943509"/>
-      <w:bookmarkStart w:id="130" w:name="_Toc494116604"/>
-      <w:bookmarkStart w:id="131" w:name="_Toc495406343"/>
-      <w:bookmarkStart w:id="132" w:name="_Toc495419661"/>
-      <w:bookmarkStart w:id="133" w:name="_Toc495498150"/>
-      <w:bookmarkStart w:id="134" w:name="_Toc495498308"/>
-      <w:bookmarkStart w:id="135" w:name="_Toc497145927"/>
-      <w:bookmarkStart w:id="136" w:name="_Toc497396349"/>
-      <w:bookmarkStart w:id="137" w:name="_Toc497396418"/>
-      <w:r>
-        <w:t>--syncdeep</w:t>
-      </w:r>
-      <w:r>
-        <w:rPr>
-          <w:rFonts w:hint="eastAsia"/>
-        </w:rPr>
-        <w:t>：同步是否开启深度刷盘</w:t>
-      </w:r>
       <w:bookmarkEnd w:id="126"/>
       <w:bookmarkEnd w:id="127"/>
       <w:bookmarkEnd w:id="128"/>
@@ -6652,7 +7566,6 @@
       <w:bookmarkEnd w:id="134"/>
       <w:bookmarkEnd w:id="135"/>
       <w:bookmarkEnd w:id="136"/>
-      <w:bookmarkEnd w:id="137"/>
     </w:p>
     <w:p>
       <w:pPr>
@@ -7122,7 +8035,7 @@
                     </pic:cNvPicPr>
                   </pic:nvPicPr>
                   <pic:blipFill>
-                    <a:blip r:embed="rId18"/>
+                    <a:blip r:embed="rId20"/>
                     <a:srcRect/>
                     <a:stretch>
                       <a:fillRect/>
@@ -7658,8 +8571,8 @@
         </w:rPr>
         <w:t>中先</w:t>
       </w:r>
-      <w:bookmarkStart w:id="138" w:name="_GoBack"/>
-      <w:bookmarkEnd w:id="138"/>
+      <w:bookmarkStart w:id="137" w:name="_GoBack"/>
+      <w:bookmarkEnd w:id="137"/>
       <w:r>
         <w:rPr>
           <w:rFonts w:hint="eastAsia"/>
@@ -8621,15 +9534,15 @@
           <w:kern w:val="0"/>
         </w:rPr>
       </w:pPr>
-      <w:bookmarkStart w:id="139" w:name="_Toc493943511"/>
-      <w:bookmarkStart w:id="140" w:name="_Toc494116606"/>
-      <w:bookmarkStart w:id="141" w:name="_Toc495406345"/>
-      <w:bookmarkStart w:id="142" w:name="_Toc495419662"/>
-      <w:bookmarkStart w:id="143" w:name="_Toc495498151"/>
-      <w:bookmarkStart w:id="144" w:name="_Toc495498309"/>
-      <w:bookmarkStart w:id="145" w:name="_Toc497145928"/>
-      <w:bookmarkStart w:id="146" w:name="_Toc497396350"/>
-      <w:bookmarkStart w:id="147" w:name="_Toc497396419"/>
+      <w:bookmarkStart w:id="138" w:name="_Toc493943511"/>
+      <w:bookmarkStart w:id="139" w:name="_Toc494116606"/>
+      <w:bookmarkStart w:id="140" w:name="_Toc495406345"/>
+      <w:bookmarkStart w:id="141" w:name="_Toc495419662"/>
+      <w:bookmarkStart w:id="142" w:name="_Toc495498151"/>
+      <w:bookmarkStart w:id="143" w:name="_Toc495498309"/>
+      <w:bookmarkStart w:id="144" w:name="_Toc497145928"/>
+      <w:bookmarkStart w:id="145" w:name="_Toc497396350"/>
+      <w:bookmarkStart w:id="146" w:name="_Toc497396419"/>
       <w:r>
         <w:rPr>
           <w:rFonts w:hint="eastAsia"/>
@@ -8658,6 +9571,7 @@
         </w:rPr>
         <w:t>后台缓存任务线程的最大数量</w:t>
       </w:r>
+      <w:bookmarkEnd w:id="138"/>
       <w:bookmarkEnd w:id="139"/>
       <w:bookmarkEnd w:id="140"/>
       <w:bookmarkEnd w:id="141"/>
@@ -8666,7 +9580,6 @@
       <w:bookmarkEnd w:id="144"/>
       <w:bookmarkEnd w:id="145"/>
       <w:bookmarkEnd w:id="146"/>
-      <w:bookmarkEnd w:id="147"/>
     </w:p>
     <w:p>
       <w:pPr>
@@ -8895,7 +9808,7 @@
                     </pic:cNvPicPr>
                   </pic:nvPicPr>
                   <pic:blipFill>
-                    <a:blip r:embed="rId21"/>
+                    <a:blip r:embed="rId23"/>
                     <a:srcRect/>
                     <a:stretch>
                       <a:fillRect/>
@@ -9056,7 +9969,7 @@
         </w:rPr>
         <w:t>而</w:t>
       </w:r>
-      <w:commentRangeStart w:id="148"/>
+      <w:commentRangeStart w:id="147"/>
       <w:r>
         <w:rPr>
           <w:rFonts w:asciiTheme="minorEastAsia" w:hAnsiTheme="minorEastAsia" w:cs="宋体" w:hint="eastAsia"/>
@@ -9066,12 +9979,12 @@
         </w:rPr>
         <w:t>maxcachesize</w:t>
       </w:r>
-      <w:commentRangeEnd w:id="148"/>
+      <w:commentRangeEnd w:id="147"/>
       <w:r>
         <w:rPr>
           <w:rStyle w:val="CommentReference"/>
         </w:rPr>
-        <w:commentReference w:id="148"/>
+        <w:commentReference w:id="147"/>
       </w:r>
       <w:r>
         <w:rPr>
@@ -9114,31 +10027,32 @@
       <w:pPr>
         <w:pStyle w:val="Heading3"/>
       </w:pPr>
-      <w:bookmarkStart w:id="149" w:name="_Toc493942894"/>
-      <w:bookmarkStart w:id="150" w:name="_Toc493942958"/>
-      <w:bookmarkStart w:id="151" w:name="_Toc493943261"/>
-      <w:bookmarkStart w:id="152" w:name="_Toc493943512"/>
-      <w:bookmarkStart w:id="153" w:name="_Toc494116607"/>
-      <w:bookmarkStart w:id="154" w:name="_Toc495406346"/>
-      <w:bookmarkStart w:id="155" w:name="_Toc495419663"/>
-      <w:bookmarkStart w:id="156" w:name="_Toc495498152"/>
-      <w:bookmarkStart w:id="157" w:name="_Toc495498310"/>
-      <w:bookmarkStart w:id="158" w:name="_Toc497145929"/>
-      <w:bookmarkStart w:id="159" w:name="_Toc497396351"/>
-      <w:bookmarkStart w:id="160" w:name="_Toc497396420"/>
+      <w:bookmarkStart w:id="148" w:name="_Toc493942894"/>
+      <w:bookmarkStart w:id="149" w:name="_Toc493942958"/>
+      <w:bookmarkStart w:id="150" w:name="_Toc493943261"/>
+      <w:bookmarkStart w:id="151" w:name="_Toc493943512"/>
+      <w:bookmarkStart w:id="152" w:name="_Toc494116607"/>
+      <w:bookmarkStart w:id="153" w:name="_Toc495406346"/>
+      <w:bookmarkStart w:id="154" w:name="_Toc495419663"/>
+      <w:bookmarkStart w:id="155" w:name="_Toc495498152"/>
+      <w:bookmarkStart w:id="156" w:name="_Toc495498310"/>
+      <w:bookmarkStart w:id="157" w:name="_Toc497145929"/>
+      <w:bookmarkStart w:id="158" w:name="_Toc497396351"/>
+      <w:bookmarkStart w:id="159" w:name="_Toc497396420"/>
       <w:r>
         <w:rPr>
           <w:rFonts w:hint="eastAsia"/>
         </w:rPr>
         <w:t>CoordCB</w:t>
       </w:r>
+      <w:bookmarkEnd w:id="148"/>
+      <w:r>
+        <w:rPr>
+          <w:rFonts w:hint="eastAsia"/>
+        </w:rPr>
+        <w:t>：</w:t>
+      </w:r>
       <w:bookmarkEnd w:id="149"/>
-      <w:r>
-        <w:rPr>
-          <w:rFonts w:hint="eastAsia"/>
-        </w:rPr>
-        <w:t>：</w:t>
-      </w:r>
       <w:bookmarkEnd w:id="150"/>
       <w:bookmarkEnd w:id="151"/>
       <w:bookmarkEnd w:id="152"/>
@@ -9149,55 +10063,55 @@
       <w:bookmarkEnd w:id="157"/>
       <w:bookmarkEnd w:id="158"/>
       <w:bookmarkEnd w:id="159"/>
+    </w:p>
+    <w:p>
+      <w:pPr>
+        <w:pStyle w:val="Heading5"/>
+        <w:rPr>
+          <w:kern w:val="0"/>
+        </w:rPr>
+      </w:pPr>
+      <w:bookmarkStart w:id="160" w:name="_Toc493942895"/>
+      <w:bookmarkStart w:id="161" w:name="_Toc493942959"/>
+      <w:bookmarkStart w:id="162" w:name="_Toc493943262"/>
+      <w:bookmarkStart w:id="163" w:name="_Toc493943513"/>
+      <w:bookmarkStart w:id="164" w:name="_Toc494116608"/>
+      <w:bookmarkStart w:id="165" w:name="_Toc495406347"/>
+      <w:bookmarkStart w:id="166" w:name="_Toc495419664"/>
+      <w:bookmarkStart w:id="167" w:name="_Toc495498153"/>
+      <w:bookmarkStart w:id="168" w:name="_Toc495498311"/>
+      <w:bookmarkStart w:id="169" w:name="_Toc497145930"/>
+      <w:bookmarkStart w:id="170" w:name="_Toc497396352"/>
+      <w:bookmarkStart w:id="171" w:name="_Toc497396421"/>
+      <w:r>
+        <w:rPr>
+          <w:rFonts w:hint="eastAsia"/>
+          <w:color w:val="000000" w:themeColor="text1"/>
+        </w:rPr>
+        <w:t>--</w:t>
+      </w:r>
+      <w:r>
+        <w:rPr>
+          <w:rFonts w:hint="eastAsia"/>
+          <w:kern w:val="0"/>
+        </w:rPr>
+        <w:t>preferedinstance</w:t>
+      </w:r>
+      <w:r>
+        <w:rPr>
+          <w:rFonts w:hint="eastAsia"/>
+          <w:kern w:val="0"/>
+        </w:rPr>
+        <w:t>：</w:t>
+      </w:r>
+      <w:r>
+        <w:rPr>
+          <w:rFonts w:hint="eastAsia"/>
+          <w:kern w:val="0"/>
+        </w:rPr>
+        <w:t>执行读请求时优先选择的实例</w:t>
+      </w:r>
       <w:bookmarkEnd w:id="160"/>
-    </w:p>
-    <w:p>
-      <w:pPr>
-        <w:pStyle w:val="Heading5"/>
-        <w:rPr>
-          <w:kern w:val="0"/>
-        </w:rPr>
-      </w:pPr>
-      <w:bookmarkStart w:id="161" w:name="_Toc493942895"/>
-      <w:bookmarkStart w:id="162" w:name="_Toc493942959"/>
-      <w:bookmarkStart w:id="163" w:name="_Toc493943262"/>
-      <w:bookmarkStart w:id="164" w:name="_Toc493943513"/>
-      <w:bookmarkStart w:id="165" w:name="_Toc494116608"/>
-      <w:bookmarkStart w:id="166" w:name="_Toc495406347"/>
-      <w:bookmarkStart w:id="167" w:name="_Toc495419664"/>
-      <w:bookmarkStart w:id="168" w:name="_Toc495498153"/>
-      <w:bookmarkStart w:id="169" w:name="_Toc495498311"/>
-      <w:bookmarkStart w:id="170" w:name="_Toc497145930"/>
-      <w:bookmarkStart w:id="171" w:name="_Toc497396352"/>
-      <w:bookmarkStart w:id="172" w:name="_Toc497396421"/>
-      <w:r>
-        <w:rPr>
-          <w:rFonts w:hint="eastAsia"/>
-          <w:color w:val="000000" w:themeColor="text1"/>
-        </w:rPr>
-        <w:t>--</w:t>
-      </w:r>
-      <w:r>
-        <w:rPr>
-          <w:rFonts w:hint="eastAsia"/>
-          <w:kern w:val="0"/>
-        </w:rPr>
-        <w:t>preferedinstance</w:t>
-      </w:r>
-      <w:r>
-        <w:rPr>
-          <w:rFonts w:hint="eastAsia"/>
-          <w:kern w:val="0"/>
-        </w:rPr>
-        <w:t>：</w:t>
-      </w:r>
-      <w:r>
-        <w:rPr>
-          <w:rFonts w:hint="eastAsia"/>
-          <w:kern w:val="0"/>
-        </w:rPr>
-        <w:t>执行读请求时优先选择的实例</w:t>
-      </w:r>
       <w:bookmarkEnd w:id="161"/>
       <w:bookmarkEnd w:id="162"/>
       <w:bookmarkEnd w:id="163"/>
@@ -9209,7 +10123,6 @@
       <w:bookmarkEnd w:id="169"/>
       <w:bookmarkEnd w:id="170"/>
       <w:bookmarkEnd w:id="171"/>
-      <w:bookmarkEnd w:id="172"/>
     </w:p>
     <w:p>
       <w:pPr>
@@ -9270,7 +10183,7 @@
                     </pic:cNvPicPr>
                   </pic:nvPicPr>
                   <pic:blipFill>
-                    <a:blip r:embed="rId22"/>
+                    <a:blip r:embed="rId24"/>
                     <a:srcRect/>
                     <a:stretch>
                       <a:fillRect/>
@@ -9446,7 +10359,7 @@
                     </pic:cNvPicPr>
                   </pic:nvPicPr>
                   <pic:blipFill>
-                    <a:blip r:embed="rId23"/>
+                    <a:blip r:embed="rId25"/>
                     <a:srcRect/>
                     <a:stretch>
                       <a:fillRect/>
@@ -9557,11 +10470,11 @@
       <w:pPr>
         <w:pStyle w:val="Heading3"/>
       </w:pPr>
-      <w:bookmarkStart w:id="173" w:name="_Toc495498159"/>
-      <w:bookmarkStart w:id="174" w:name="_Toc495498312"/>
-      <w:bookmarkStart w:id="175" w:name="_Toc497145931"/>
-      <w:bookmarkStart w:id="176" w:name="_Toc497396353"/>
-      <w:bookmarkStart w:id="177" w:name="_Toc497396422"/>
+      <w:bookmarkStart w:id="172" w:name="_Toc495498159"/>
+      <w:bookmarkStart w:id="173" w:name="_Toc495498312"/>
+      <w:bookmarkStart w:id="174" w:name="_Toc497145931"/>
+      <w:bookmarkStart w:id="175" w:name="_Toc497396353"/>
+      <w:bookmarkStart w:id="176" w:name="_Toc497396422"/>
       <w:r>
         <w:rPr>
           <w:rFonts w:hint="eastAsia"/>
@@ -9569,47 +10482,47 @@
         <w:lastRenderedPageBreak/>
         <w:t>非动态生效改为动态生效的配置：</w:t>
       </w:r>
+      <w:bookmarkEnd w:id="172"/>
       <w:bookmarkEnd w:id="173"/>
       <w:bookmarkEnd w:id="174"/>
       <w:bookmarkEnd w:id="175"/>
       <w:bookmarkEnd w:id="176"/>
+    </w:p>
+    <w:p>
+      <w:pPr>
+        <w:pStyle w:val="Heading5"/>
+      </w:pPr>
+      <w:bookmarkStart w:id="177" w:name="_Toc495498160"/>
+      <w:bookmarkStart w:id="178" w:name="_Toc495498313"/>
+      <w:bookmarkStart w:id="179" w:name="_Toc497145932"/>
+      <w:bookmarkStart w:id="180" w:name="_Toc497396354"/>
+      <w:bookmarkStart w:id="181" w:name="_Toc497396423"/>
+      <w:r>
+        <w:rPr>
+          <w:rFonts w:hint="eastAsia"/>
+        </w:rPr>
+        <w:t xml:space="preserve">-- </w:t>
+      </w:r>
+      <w:r>
+        <w:t>auditmask</w:t>
+      </w:r>
+      <w:r>
+        <w:rPr>
+          <w:rFonts w:hint="eastAsia"/>
+        </w:rPr>
+        <w:t xml:space="preserve">: </w:t>
+      </w:r>
+      <w:r>
+        <w:rPr>
+          <w:rFonts w:hint="eastAsia"/>
+        </w:rPr>
+        <w:t>指定审计日志打印掩码</w:t>
+      </w:r>
       <w:bookmarkEnd w:id="177"/>
-    </w:p>
-    <w:p>
-      <w:pPr>
-        <w:pStyle w:val="Heading5"/>
-      </w:pPr>
-      <w:bookmarkStart w:id="178" w:name="_Toc495498160"/>
-      <w:bookmarkStart w:id="179" w:name="_Toc495498313"/>
-      <w:bookmarkStart w:id="180" w:name="_Toc497145932"/>
-      <w:bookmarkStart w:id="181" w:name="_Toc497396354"/>
-      <w:bookmarkStart w:id="182" w:name="_Toc497396423"/>
-      <w:r>
-        <w:rPr>
-          <w:rFonts w:hint="eastAsia"/>
-        </w:rPr>
-        <w:t xml:space="preserve">-- </w:t>
-      </w:r>
-      <w:r>
-        <w:t>auditmask</w:t>
-      </w:r>
-      <w:r>
-        <w:rPr>
-          <w:rFonts w:hint="eastAsia"/>
-        </w:rPr>
-        <w:t xml:space="preserve">: </w:t>
-      </w:r>
-      <w:r>
-        <w:rPr>
-          <w:rFonts w:hint="eastAsia"/>
-        </w:rPr>
-        <w:t>指定审计日志打印掩码</w:t>
-      </w:r>
       <w:bookmarkEnd w:id="178"/>
       <w:bookmarkEnd w:id="179"/>
       <w:bookmarkEnd w:id="180"/>
       <w:bookmarkEnd w:id="181"/>
-      <w:bookmarkEnd w:id="182"/>
     </w:p>
     <w:p>
       <w:pPr>
@@ -9646,7 +10559,7 @@
                     </pic:cNvPicPr>
                   </pic:nvPicPr>
                   <pic:blipFill>
-                    <a:blip r:embed="rId24"/>
+                    <a:blip r:embed="rId26"/>
                     <a:srcRect/>
                     <a:stretch>
                       <a:fillRect/>
@@ -9710,7 +10623,7 @@
                     </pic:cNvPicPr>
                   </pic:nvPicPr>
                   <pic:blipFill>
-                    <a:blip r:embed="rId25"/>
+                    <a:blip r:embed="rId27"/>
                     <a:srcRect/>
                     <a:stretch>
                       <a:fillRect/>
@@ -9774,7 +10687,7 @@
                     </pic:cNvPicPr>
                   </pic:nvPicPr>
                   <pic:blipFill>
-                    <a:blip r:embed="rId26"/>
+                    <a:blip r:embed="rId28"/>
                     <a:srcRect/>
                     <a:stretch>
                       <a:fillRect/>
@@ -9867,7 +10780,7 @@
                     </pic:cNvPicPr>
                   </pic:nvPicPr>
                   <pic:blipFill>
-                    <a:blip r:embed="rId27"/>
+                    <a:blip r:embed="rId29"/>
                     <a:srcRect/>
                     <a:stretch>
                       <a:fillRect/>
@@ -9951,7 +10864,7 @@
                     </pic:cNvPicPr>
                   </pic:nvPicPr>
                   <pic:blipFill>
-                    <a:blip r:embed="rId28"/>
+                    <a:blip r:embed="rId30"/>
                     <a:srcRect/>
                     <a:stretch>
                       <a:fillRect/>
@@ -10049,20 +10962,21 @@
       <w:pPr>
         <w:pStyle w:val="Heading3"/>
       </w:pPr>
-      <w:bookmarkStart w:id="183" w:name="_Toc494116624"/>
-      <w:bookmarkStart w:id="184" w:name="_Toc495406348"/>
-      <w:bookmarkStart w:id="185" w:name="_Toc495419665"/>
-      <w:bookmarkStart w:id="186" w:name="_Toc495498154"/>
-      <w:bookmarkStart w:id="187" w:name="_Toc495498314"/>
-      <w:bookmarkStart w:id="188" w:name="_Toc497145933"/>
-      <w:bookmarkStart w:id="189" w:name="_Toc497396355"/>
-      <w:bookmarkStart w:id="190" w:name="_Toc497396424"/>
+      <w:bookmarkStart w:id="182" w:name="_Toc494116624"/>
+      <w:bookmarkStart w:id="183" w:name="_Toc495406348"/>
+      <w:bookmarkStart w:id="184" w:name="_Toc495419665"/>
+      <w:bookmarkStart w:id="185" w:name="_Toc495498154"/>
+      <w:bookmarkStart w:id="186" w:name="_Toc495498314"/>
+      <w:bookmarkStart w:id="187" w:name="_Toc497145933"/>
+      <w:bookmarkStart w:id="188" w:name="_Toc497396355"/>
+      <w:bookmarkStart w:id="189" w:name="_Toc497396424"/>
       <w:r>
         <w:rPr>
           <w:rFonts w:hint="eastAsia"/>
         </w:rPr>
         <w:t>认为无问题的配置：</w:t>
       </w:r>
+      <w:bookmarkEnd w:id="182"/>
       <w:bookmarkEnd w:id="183"/>
       <w:bookmarkEnd w:id="184"/>
       <w:bookmarkEnd w:id="185"/>
@@ -10070,41 +10984,41 @@
       <w:bookmarkEnd w:id="187"/>
       <w:bookmarkEnd w:id="188"/>
       <w:bookmarkEnd w:id="189"/>
+    </w:p>
+    <w:p>
+      <w:pPr>
+        <w:pStyle w:val="Heading5"/>
+      </w:pPr>
+      <w:bookmarkStart w:id="190" w:name="_Toc494116625"/>
+      <w:bookmarkStart w:id="191" w:name="_Toc495406349"/>
+      <w:bookmarkStart w:id="192" w:name="_Toc495419666"/>
+      <w:bookmarkStart w:id="193" w:name="_Toc495498155"/>
+      <w:bookmarkStart w:id="194" w:name="_Toc495498315"/>
+      <w:bookmarkStart w:id="195" w:name="_Toc497145934"/>
+      <w:bookmarkStart w:id="196" w:name="_Toc497396356"/>
+      <w:bookmarkStart w:id="197" w:name="_Toc497396425"/>
+      <w:r>
+        <w:rPr>
+          <w:rFonts w:hint="eastAsia"/>
+        </w:rPr>
+        <w:t>--</w:t>
+      </w:r>
+      <w:r>
+        <w:t xml:space="preserve"> maxsubquery</w:t>
+      </w:r>
+      <w:r>
+        <w:rPr>
+          <w:rFonts w:hint="eastAsia"/>
+        </w:rPr>
+        <w:t>：</w:t>
+      </w:r>
+      <w:r>
+        <w:rPr>
+          <w:rFonts w:hint="eastAsia"/>
+        </w:rPr>
+        <w:t>查询任务的最大分解子查询数量</w:t>
+      </w:r>
       <w:bookmarkEnd w:id="190"/>
-    </w:p>
-    <w:p>
-      <w:pPr>
-        <w:pStyle w:val="Heading5"/>
-      </w:pPr>
-      <w:bookmarkStart w:id="191" w:name="_Toc494116625"/>
-      <w:bookmarkStart w:id="192" w:name="_Toc495406349"/>
-      <w:bookmarkStart w:id="193" w:name="_Toc495419666"/>
-      <w:bookmarkStart w:id="194" w:name="_Toc495498155"/>
-      <w:bookmarkStart w:id="195" w:name="_Toc495498315"/>
-      <w:bookmarkStart w:id="196" w:name="_Toc497145934"/>
-      <w:bookmarkStart w:id="197" w:name="_Toc497396356"/>
-      <w:bookmarkStart w:id="198" w:name="_Toc497396425"/>
-      <w:r>
-        <w:rPr>
-          <w:rFonts w:hint="eastAsia"/>
-        </w:rPr>
-        <w:t>--</w:t>
-      </w:r>
-      <w:r>
-        <w:t xml:space="preserve"> maxsubquery</w:t>
-      </w:r>
-      <w:r>
-        <w:rPr>
-          <w:rFonts w:hint="eastAsia"/>
-        </w:rPr>
-        <w:t>：</w:t>
-      </w:r>
-      <w:r>
-        <w:rPr>
-          <w:rFonts w:hint="eastAsia"/>
-        </w:rPr>
-        <w:t>查询任务的最大分解子查询数量</w:t>
-      </w:r>
       <w:bookmarkEnd w:id="191"/>
       <w:bookmarkEnd w:id="192"/>
       <w:bookmarkEnd w:id="193"/>
@@ -10112,7 +11026,6 @@
       <w:bookmarkEnd w:id="195"/>
       <w:bookmarkEnd w:id="196"/>
       <w:bookmarkEnd w:id="197"/>
-      <w:bookmarkEnd w:id="198"/>
     </w:p>
     <w:p>
       <w:pPr>
@@ -10160,7 +11073,7 @@
                     </pic:cNvPicPr>
                   </pic:nvPicPr>
                   <pic:blipFill>
-                    <a:blip r:embed="rId29"/>
+                    <a:blip r:embed="rId31"/>
                     <a:srcRect/>
                     <a:stretch>
                       <a:fillRect/>
@@ -10236,7 +11149,7 @@
                     </pic:cNvPicPr>
                   </pic:nvPicPr>
                   <pic:blipFill>
-                    <a:blip r:embed="rId30"/>
+                    <a:blip r:embed="rId32"/>
                     <a:srcRect/>
                     <a:stretch>
                       <a:fillRect/>
@@ -10311,14 +11224,14 @@
           <w:kern w:val="0"/>
         </w:rPr>
       </w:pPr>
-      <w:bookmarkStart w:id="199" w:name="_Toc494116626"/>
-      <w:bookmarkStart w:id="200" w:name="_Toc495406350"/>
-      <w:bookmarkStart w:id="201" w:name="_Toc495419667"/>
-      <w:bookmarkStart w:id="202" w:name="_Toc495498156"/>
-      <w:bookmarkStart w:id="203" w:name="_Toc495498316"/>
-      <w:bookmarkStart w:id="204" w:name="_Toc497145935"/>
-      <w:bookmarkStart w:id="205" w:name="_Toc497396357"/>
-      <w:bookmarkStart w:id="206" w:name="_Toc497396426"/>
+      <w:bookmarkStart w:id="198" w:name="_Toc494116626"/>
+      <w:bookmarkStart w:id="199" w:name="_Toc495406350"/>
+      <w:bookmarkStart w:id="200" w:name="_Toc495419667"/>
+      <w:bookmarkStart w:id="201" w:name="_Toc495498156"/>
+      <w:bookmarkStart w:id="202" w:name="_Toc495498316"/>
+      <w:bookmarkStart w:id="203" w:name="_Toc497145935"/>
+      <w:bookmarkStart w:id="204" w:name="_Toc497396357"/>
+      <w:bookmarkStart w:id="205" w:name="_Toc497396426"/>
       <w:r>
         <w:rPr>
           <w:rFonts w:hint="eastAsia"/>
@@ -10346,6 +11259,7 @@
         </w:rPr>
         <w:t>日志同步最大并发数量</w:t>
       </w:r>
+      <w:bookmarkEnd w:id="198"/>
       <w:bookmarkEnd w:id="199"/>
       <w:bookmarkEnd w:id="200"/>
       <w:bookmarkEnd w:id="201"/>
@@ -10353,7 +11267,6 @@
       <w:bookmarkEnd w:id="203"/>
       <w:bookmarkEnd w:id="204"/>
       <w:bookmarkEnd w:id="205"/>
-      <w:bookmarkEnd w:id="206"/>
     </w:p>
     <w:p>
       <w:pPr>
@@ -10388,7 +11301,7 @@
                     </pic:cNvPicPr>
                   </pic:nvPicPr>
                   <pic:blipFill>
-                    <a:blip r:embed="rId31"/>
+                    <a:blip r:embed="rId33"/>
                     <a:srcRect/>
                     <a:stretch>
                       <a:fillRect/>
@@ -10450,7 +11363,7 @@
                     </pic:cNvPicPr>
                   </pic:nvPicPr>
                   <pic:blipFill>
-                    <a:blip r:embed="rId32"/>
+                    <a:blip r:embed="rId34"/>
                     <a:stretch>
                       <a:fillRect/>
                     </a:stretch>
@@ -10596,14 +11509,14 @@
       <w:pPr>
         <w:pStyle w:val="Heading5"/>
       </w:pPr>
-      <w:bookmarkStart w:id="207" w:name="_Toc494116627"/>
-      <w:bookmarkStart w:id="208" w:name="_Toc495406351"/>
-      <w:bookmarkStart w:id="209" w:name="_Toc495419668"/>
-      <w:bookmarkStart w:id="210" w:name="_Toc495498157"/>
-      <w:bookmarkStart w:id="211" w:name="_Toc495498317"/>
-      <w:bookmarkStart w:id="212" w:name="_Toc497145936"/>
-      <w:bookmarkStart w:id="213" w:name="_Toc497396358"/>
-      <w:bookmarkStart w:id="214" w:name="_Toc497396427"/>
+      <w:bookmarkStart w:id="206" w:name="_Toc494116627"/>
+      <w:bookmarkStart w:id="207" w:name="_Toc495406351"/>
+      <w:bookmarkStart w:id="208" w:name="_Toc495419668"/>
+      <w:bookmarkStart w:id="209" w:name="_Toc495498157"/>
+      <w:bookmarkStart w:id="210" w:name="_Toc495498317"/>
+      <w:bookmarkStart w:id="211" w:name="_Toc497145936"/>
+      <w:bookmarkStart w:id="212" w:name="_Toc497396358"/>
+      <w:bookmarkStart w:id="213" w:name="_Toc497396427"/>
       <w:r>
         <w:rPr>
           <w:rFonts w:hint="eastAsia"/>
@@ -10625,6 +11538,7 @@
         </w:rPr>
         <w:t>索引扫描步长</w:t>
       </w:r>
+      <w:bookmarkEnd w:id="206"/>
       <w:bookmarkEnd w:id="207"/>
       <w:bookmarkEnd w:id="208"/>
       <w:bookmarkEnd w:id="209"/>
@@ -10632,7 +11546,6 @@
       <w:bookmarkEnd w:id="211"/>
       <w:bookmarkEnd w:id="212"/>
       <w:bookmarkEnd w:id="213"/>
-      <w:bookmarkEnd w:id="214"/>
     </w:p>
     <w:p>
       <w:r>
@@ -10657,7 +11570,7 @@
                     </pic:cNvPicPr>
                   </pic:nvPicPr>
                   <pic:blipFill>
-                    <a:blip r:embed="rId33"/>
+                    <a:blip r:embed="rId35"/>
                     <a:stretch>
                       <a:fillRect/>
                     </a:stretch>
@@ -10752,14 +11665,14 @@
       <w:pPr>
         <w:pStyle w:val="Heading5"/>
       </w:pPr>
-      <w:bookmarkStart w:id="215" w:name="_Toc494116628"/>
-      <w:bookmarkStart w:id="216" w:name="_Toc495406352"/>
-      <w:bookmarkStart w:id="217" w:name="_Toc495419669"/>
-      <w:bookmarkStart w:id="218" w:name="_Toc495498158"/>
-      <w:bookmarkStart w:id="219" w:name="_Toc495498318"/>
-      <w:bookmarkStart w:id="220" w:name="_Toc497145937"/>
-      <w:bookmarkStart w:id="221" w:name="_Toc497396359"/>
-      <w:bookmarkStart w:id="222" w:name="_Toc497396428"/>
+      <w:bookmarkStart w:id="214" w:name="_Toc494116628"/>
+      <w:bookmarkStart w:id="215" w:name="_Toc495406352"/>
+      <w:bookmarkStart w:id="216" w:name="_Toc495419669"/>
+      <w:bookmarkStart w:id="217" w:name="_Toc495498158"/>
+      <w:bookmarkStart w:id="218" w:name="_Toc495498318"/>
+      <w:bookmarkStart w:id="219" w:name="_Toc497145937"/>
+      <w:bookmarkStart w:id="220" w:name="_Toc497396359"/>
+      <w:bookmarkStart w:id="221" w:name="_Toc497396428"/>
       <w:r>
         <w:rPr>
           <w:rFonts w:hint="eastAsia"/>
@@ -10778,6 +11691,7 @@
         </w:rPr>
         <w:t>开启鉴权功能</w:t>
       </w:r>
+      <w:bookmarkEnd w:id="214"/>
       <w:bookmarkEnd w:id="215"/>
       <w:bookmarkEnd w:id="216"/>
       <w:bookmarkEnd w:id="217"/>
@@ -10785,7 +11699,6 @@
       <w:bookmarkEnd w:id="219"/>
       <w:bookmarkEnd w:id="220"/>
       <w:bookmarkEnd w:id="221"/>
-      <w:bookmarkEnd w:id="222"/>
     </w:p>
     <w:p>
       <w:r>
@@ -10810,7 +11723,7 @@
                     </pic:cNvPicPr>
                   </pic:nvPicPr>
                   <pic:blipFill>
-                    <a:blip r:embed="rId34"/>
+                    <a:blip r:embed="rId36"/>
                     <a:stretch>
                       <a:fillRect/>
                     </a:stretch>
@@ -10858,7 +11771,7 @@
                     </pic:cNvPicPr>
                   </pic:nvPicPr>
                   <pic:blipFill>
-                    <a:blip r:embed="rId35"/>
+                    <a:blip r:embed="rId37"/>
                     <a:stretch>
                       <a:fillRect/>
                     </a:stretch>
@@ -10934,7 +11847,7 @@
                     </pic:cNvPicPr>
                   </pic:nvPicPr>
                   <pic:blipFill>
-                    <a:blip r:embed="rId36"/>
+                    <a:blip r:embed="rId38"/>
                     <a:srcRect/>
                     <a:stretch>
                       <a:fillRect/>
@@ -10996,7 +11909,7 @@
                     </pic:cNvPicPr>
                   </pic:nvPicPr>
                   <pic:blipFill>
-                    <a:blip r:embed="rId37"/>
+                    <a:blip r:embed="rId39"/>
                     <a:srcRect/>
                     <a:stretch>
                       <a:fillRect/>
@@ -11076,20 +11989,21 @@
       <w:pPr>
         <w:pStyle w:val="Heading3"/>
       </w:pPr>
-      <w:bookmarkStart w:id="223" w:name="_Toc494116629"/>
-      <w:bookmarkStart w:id="224" w:name="_Toc495406353"/>
-      <w:bookmarkStart w:id="225" w:name="_Toc495419670"/>
-      <w:bookmarkStart w:id="226" w:name="_Toc495498161"/>
-      <w:bookmarkStart w:id="227" w:name="_Toc495498319"/>
-      <w:bookmarkStart w:id="228" w:name="_Toc497145938"/>
-      <w:bookmarkStart w:id="229" w:name="_Toc497396360"/>
-      <w:bookmarkStart w:id="230" w:name="_Toc497396429"/>
+      <w:bookmarkStart w:id="222" w:name="_Toc494116629"/>
+      <w:bookmarkStart w:id="223" w:name="_Toc495406353"/>
+      <w:bookmarkStart w:id="224" w:name="_Toc495419670"/>
+      <w:bookmarkStart w:id="225" w:name="_Toc495498161"/>
+      <w:bookmarkStart w:id="226" w:name="_Toc495498319"/>
+      <w:bookmarkStart w:id="227" w:name="_Toc497145938"/>
+      <w:bookmarkStart w:id="228" w:name="_Toc497396360"/>
+      <w:bookmarkStart w:id="229" w:name="_Toc497396429"/>
       <w:r>
         <w:rPr>
           <w:rFonts w:hint="eastAsia"/>
         </w:rPr>
         <w:t>准备取消动态生效的配置：</w:t>
       </w:r>
+      <w:bookmarkEnd w:id="222"/>
       <w:bookmarkEnd w:id="223"/>
       <w:bookmarkEnd w:id="224"/>
       <w:bookmarkEnd w:id="225"/>
@@ -11097,58 +12011,58 @@
       <w:bookmarkEnd w:id="227"/>
       <w:bookmarkEnd w:id="228"/>
       <w:bookmarkEnd w:id="229"/>
+    </w:p>
+    <w:p>
+      <w:pPr>
+        <w:rPr>
+          <w:rFonts w:ascii="宋体" w:eastAsia="宋体" w:hAnsi="宋体" w:cs="宋体"/>
+          <w:color w:val="000000" w:themeColor="text1"/>
+          <w:szCs w:val="21"/>
+        </w:rPr>
+      </w:pPr>
+      <w:r>
+        <w:rPr>
+          <w:rFonts w:ascii="宋体" w:eastAsia="宋体" w:hAnsi="宋体" w:cs="宋体" w:hint="eastAsia"/>
+          <w:color w:val="000000" w:themeColor="text1"/>
+          <w:szCs w:val="21"/>
+        </w:rPr>
+        <w:t>上次讨论时认为不需要动态生效的配置：</w:t>
+      </w:r>
+    </w:p>
+    <w:p>
+      <w:pPr>
+        <w:pStyle w:val="Heading5"/>
+      </w:pPr>
+      <w:bookmarkStart w:id="230" w:name="_Toc494116630"/>
+      <w:bookmarkStart w:id="231" w:name="_Toc495406354"/>
+      <w:bookmarkStart w:id="232" w:name="_Toc495419671"/>
+      <w:bookmarkStart w:id="233" w:name="_Toc495498162"/>
+      <w:bookmarkStart w:id="234" w:name="_Toc495498320"/>
+      <w:bookmarkStart w:id="235" w:name="_Toc497145939"/>
+      <w:bookmarkStart w:id="236" w:name="_Toc497396361"/>
+      <w:bookmarkStart w:id="237" w:name="_Toc497396430"/>
+      <w:r>
+        <w:rPr>
+          <w:rFonts w:hint="eastAsia"/>
+        </w:rPr>
+        <w:t>--</w:t>
+      </w:r>
+      <w:r>
+        <w:t>archiveon</w:t>
+      </w:r>
+      <w:r>
+        <w:rPr>
+          <w:rFonts w:hint="eastAsia"/>
+        </w:rPr>
+        <w:t>：</w:t>
+      </w:r>
+      <w:r>
+        <w:rPr>
+          <w:rFonts w:hint="eastAsia"/>
+        </w:rPr>
+        <w:t>开启复制日志归档功能</w:t>
+      </w:r>
       <w:bookmarkEnd w:id="230"/>
-    </w:p>
-    <w:p>
-      <w:pPr>
-        <w:rPr>
-          <w:rFonts w:ascii="宋体" w:eastAsia="宋体" w:hAnsi="宋体" w:cs="宋体"/>
-          <w:color w:val="000000" w:themeColor="text1"/>
-          <w:szCs w:val="21"/>
-        </w:rPr>
-      </w:pPr>
-      <w:r>
-        <w:rPr>
-          <w:rFonts w:ascii="宋体" w:eastAsia="宋体" w:hAnsi="宋体" w:cs="宋体" w:hint="eastAsia"/>
-          <w:color w:val="000000" w:themeColor="text1"/>
-          <w:szCs w:val="21"/>
-        </w:rPr>
-        <w:t>上次讨论时认为不需要动态生效的配置：</w:t>
-      </w:r>
-    </w:p>
-    <w:p>
-      <w:pPr>
-        <w:pStyle w:val="Heading5"/>
-      </w:pPr>
-      <w:bookmarkStart w:id="231" w:name="_Toc494116630"/>
-      <w:bookmarkStart w:id="232" w:name="_Toc495406354"/>
-      <w:bookmarkStart w:id="233" w:name="_Toc495419671"/>
-      <w:bookmarkStart w:id="234" w:name="_Toc495498162"/>
-      <w:bookmarkStart w:id="235" w:name="_Toc495498320"/>
-      <w:bookmarkStart w:id="236" w:name="_Toc497145939"/>
-      <w:bookmarkStart w:id="237" w:name="_Toc497396361"/>
-      <w:bookmarkStart w:id="238" w:name="_Toc497396430"/>
-      <w:r>
-        <w:rPr>
-          <w:rFonts w:hint="eastAsia"/>
-        </w:rPr>
-        <w:t>--</w:t>
-      </w:r>
-      <w:r>
-        <w:t>archiveon</w:t>
-      </w:r>
-      <w:r>
-        <w:rPr>
-          <w:rFonts w:hint="eastAsia"/>
-        </w:rPr>
-        <w:t>：</w:t>
-      </w:r>
-      <w:r>
-        <w:rPr>
-          <w:rFonts w:hint="eastAsia"/>
-        </w:rPr>
-        <w:t>开启复制日志归档功能</w:t>
-      </w:r>
       <w:bookmarkEnd w:id="231"/>
       <w:bookmarkEnd w:id="232"/>
       <w:bookmarkEnd w:id="233"/>
@@ -11156,41 +12070,41 @@
       <w:bookmarkEnd w:id="235"/>
       <w:bookmarkEnd w:id="236"/>
       <w:bookmarkEnd w:id="237"/>
+    </w:p>
+    <w:p>
+      <w:pPr>
+        <w:pStyle w:val="Heading5"/>
+      </w:pPr>
+      <w:bookmarkStart w:id="238" w:name="_Toc494116631"/>
+      <w:bookmarkStart w:id="239" w:name="_Toc495406355"/>
+      <w:bookmarkStart w:id="240" w:name="_Toc495419672"/>
+      <w:bookmarkStart w:id="241" w:name="_Toc495498163"/>
+      <w:bookmarkStart w:id="242" w:name="_Toc495498321"/>
+      <w:bookmarkStart w:id="243" w:name="_Toc497145940"/>
+      <w:bookmarkStart w:id="244" w:name="_Toc497396362"/>
+      <w:bookmarkStart w:id="245" w:name="_Toc497396431"/>
+      <w:r>
+        <w:rPr>
+          <w:rFonts w:hint="eastAsia"/>
+        </w:rPr>
+        <w:t>--</w:t>
+      </w:r>
+      <w:r>
+        <w:t>archivepath</w:t>
+      </w:r>
+      <w:r>
+        <w:rPr>
+          <w:rFonts w:hint="eastAsia"/>
+        </w:rPr>
+        <w:t>：</w:t>
+      </w:r>
+      <w:r>
+        <w:rPr>
+          <w:rFonts w:hint="eastAsia"/>
+        </w:rPr>
+        <w:t>指定归档日志的路径</w:t>
+      </w:r>
       <w:bookmarkEnd w:id="238"/>
-    </w:p>
-    <w:p>
-      <w:pPr>
-        <w:pStyle w:val="Heading5"/>
-      </w:pPr>
-      <w:bookmarkStart w:id="239" w:name="_Toc494116631"/>
-      <w:bookmarkStart w:id="240" w:name="_Toc495406355"/>
-      <w:bookmarkStart w:id="241" w:name="_Toc495419672"/>
-      <w:bookmarkStart w:id="242" w:name="_Toc495498163"/>
-      <w:bookmarkStart w:id="243" w:name="_Toc495498321"/>
-      <w:bookmarkStart w:id="244" w:name="_Toc497145940"/>
-      <w:bookmarkStart w:id="245" w:name="_Toc497396362"/>
-      <w:bookmarkStart w:id="246" w:name="_Toc497396431"/>
-      <w:r>
-        <w:rPr>
-          <w:rFonts w:hint="eastAsia"/>
-        </w:rPr>
-        <w:t>--</w:t>
-      </w:r>
-      <w:r>
-        <w:t>archivepath</w:t>
-      </w:r>
-      <w:r>
-        <w:rPr>
-          <w:rFonts w:hint="eastAsia"/>
-        </w:rPr>
-        <w:t>：</w:t>
-      </w:r>
-      <w:r>
-        <w:rPr>
-          <w:rFonts w:hint="eastAsia"/>
-        </w:rPr>
-        <w:t>指定归档日志的路径</w:t>
-      </w:r>
       <w:bookmarkEnd w:id="239"/>
       <w:bookmarkEnd w:id="240"/>
       <w:bookmarkEnd w:id="241"/>
@@ -11198,7 +12112,6 @@
       <w:bookmarkEnd w:id="243"/>
       <w:bookmarkEnd w:id="244"/>
       <w:bookmarkEnd w:id="245"/>
-      <w:bookmarkEnd w:id="246"/>
     </w:p>
     <w:p>
       <w:pPr>
@@ -11225,11 +12138,11 @@
           <w:szCs w:val="32"/>
         </w:rPr>
       </w:pPr>
-      <w:bookmarkStart w:id="247" w:name="_Toc493942896"/>
-      <w:bookmarkStart w:id="248" w:name="_Toc493942960"/>
-      <w:bookmarkStart w:id="249" w:name="_Toc493943263"/>
-      <w:bookmarkStart w:id="250" w:name="_Toc493943514"/>
-      <w:bookmarkStart w:id="251" w:name="_Toc494116609"/>
+      <w:bookmarkStart w:id="246" w:name="_Toc493942896"/>
+      <w:bookmarkStart w:id="247" w:name="_Toc493942960"/>
+      <w:bookmarkStart w:id="248" w:name="_Toc493943263"/>
+      <w:bookmarkStart w:id="249" w:name="_Toc493943514"/>
+      <w:bookmarkStart w:id="250" w:name="_Toc494116609"/>
       <w:r>
         <w:rPr>
           <w:rFonts w:hint="eastAsia"/>
@@ -11239,60 +12152,61 @@
         <w:lastRenderedPageBreak/>
         <w:t>开关配置</w:t>
       </w:r>
+      <w:bookmarkEnd w:id="246"/>
       <w:bookmarkEnd w:id="247"/>
       <w:bookmarkEnd w:id="248"/>
       <w:bookmarkEnd w:id="249"/>
       <w:bookmarkEnd w:id="250"/>
+    </w:p>
+    <w:p>
+      <w:pPr>
+        <w:pStyle w:val="Heading5"/>
+        <w:rPr>
+          <w:kern w:val="0"/>
+        </w:rPr>
+      </w:pPr>
+      <w:bookmarkStart w:id="251" w:name="_Toc493942897"/>
+      <w:bookmarkStart w:id="252" w:name="_Toc493942961"/>
+      <w:bookmarkStart w:id="253" w:name="_Toc493943264"/>
+      <w:bookmarkStart w:id="254" w:name="_Toc493943515"/>
+      <w:bookmarkStart w:id="255" w:name="_Toc494116610"/>
+      <w:bookmarkStart w:id="256" w:name="_Toc495406356"/>
+      <w:bookmarkStart w:id="257" w:name="_Toc495419673"/>
+      <w:bookmarkStart w:id="258" w:name="_Toc495498164"/>
+      <w:bookmarkStart w:id="259" w:name="_Toc495498322"/>
+      <w:bookmarkStart w:id="260" w:name="_Toc497145941"/>
+      <w:bookmarkStart w:id="261" w:name="_Toc497396363"/>
+      <w:bookmarkStart w:id="262" w:name="_Toc497396432"/>
+      <w:r>
+        <w:rPr>
+          <w:rFonts w:hint="eastAsia"/>
+          <w:color w:val="000000" w:themeColor="text1"/>
+          <w:szCs w:val="21"/>
+        </w:rPr>
+        <w:t>--</w:t>
+      </w:r>
+      <w:r>
+        <w:rPr>
+          <w:rFonts w:hint="eastAsia"/>
+          <w:kern w:val="0"/>
+        </w:rPr>
+        <w:t>memdebug</w:t>
+      </w:r>
+      <w:r>
+        <w:rPr>
+          <w:rFonts w:hint="eastAsia"/>
+          <w:kern w:val="0"/>
+        </w:rPr>
+        <w:t>：</w:t>
+      </w:r>
+      <w:r>
+        <w:rPr>
+          <w:rFonts w:hint="eastAsia"/>
+          <w:kern w:val="0"/>
+        </w:rPr>
+        <w:t>打开内存调试</w:t>
+      </w:r>
       <w:bookmarkEnd w:id="251"/>
-    </w:p>
-    <w:p>
-      <w:pPr>
-        <w:pStyle w:val="Heading5"/>
-        <w:rPr>
-          <w:kern w:val="0"/>
-        </w:rPr>
-      </w:pPr>
-      <w:bookmarkStart w:id="252" w:name="_Toc493942897"/>
-      <w:bookmarkStart w:id="253" w:name="_Toc493942961"/>
-      <w:bookmarkStart w:id="254" w:name="_Toc493943264"/>
-      <w:bookmarkStart w:id="255" w:name="_Toc493943515"/>
-      <w:bookmarkStart w:id="256" w:name="_Toc494116610"/>
-      <w:bookmarkStart w:id="257" w:name="_Toc495406356"/>
-      <w:bookmarkStart w:id="258" w:name="_Toc495419673"/>
-      <w:bookmarkStart w:id="259" w:name="_Toc495498164"/>
-      <w:bookmarkStart w:id="260" w:name="_Toc495498322"/>
-      <w:bookmarkStart w:id="261" w:name="_Toc497145941"/>
-      <w:bookmarkStart w:id="262" w:name="_Toc497396363"/>
-      <w:bookmarkStart w:id="263" w:name="_Toc497396432"/>
-      <w:r>
-        <w:rPr>
-          <w:rFonts w:hint="eastAsia"/>
-          <w:color w:val="000000" w:themeColor="text1"/>
-          <w:szCs w:val="21"/>
-        </w:rPr>
-        <w:t>--</w:t>
-      </w:r>
-      <w:r>
-        <w:rPr>
-          <w:rFonts w:hint="eastAsia"/>
-          <w:kern w:val="0"/>
-        </w:rPr>
-        <w:t>memdebug</w:t>
-      </w:r>
-      <w:r>
-        <w:rPr>
-          <w:rFonts w:hint="eastAsia"/>
-          <w:kern w:val="0"/>
-        </w:rPr>
-        <w:t>：</w:t>
-      </w:r>
-      <w:r>
-        <w:rPr>
-          <w:rFonts w:hint="eastAsia"/>
-          <w:kern w:val="0"/>
-        </w:rPr>
-        <w:t>打开内存调试</w:t>
-      </w:r>
       <w:bookmarkEnd w:id="252"/>
       <w:bookmarkEnd w:id="253"/>
       <w:bookmarkEnd w:id="254"/>
@@ -11304,56 +12218,56 @@
       <w:bookmarkEnd w:id="260"/>
       <w:bookmarkEnd w:id="261"/>
       <w:bookmarkEnd w:id="262"/>
+    </w:p>
+    <w:p>
+      <w:pPr>
+        <w:pStyle w:val="Heading5"/>
+        <w:rPr>
+          <w:kern w:val="0"/>
+        </w:rPr>
+      </w:pPr>
+      <w:bookmarkStart w:id="263" w:name="_Toc493942898"/>
+      <w:bookmarkStart w:id="264" w:name="_Toc493942962"/>
+      <w:bookmarkStart w:id="265" w:name="_Toc493943265"/>
+      <w:bookmarkStart w:id="266" w:name="_Toc493943516"/>
+      <w:bookmarkStart w:id="267" w:name="_Toc494116611"/>
+      <w:bookmarkStart w:id="268" w:name="_Toc495406357"/>
+      <w:bookmarkStart w:id="269" w:name="_Toc495419674"/>
+      <w:bookmarkStart w:id="270" w:name="_Toc495498165"/>
+      <w:bookmarkStart w:id="271" w:name="_Toc495498323"/>
+      <w:bookmarkStart w:id="272" w:name="_Toc497145942"/>
+      <w:bookmarkStart w:id="273" w:name="_Toc497396364"/>
+      <w:bookmarkStart w:id="274" w:name="_Toc497396433"/>
+      <w:r>
+        <w:rPr>
+          <w:rFonts w:hint="eastAsia"/>
+          <w:color w:val="000000" w:themeColor="text1"/>
+          <w:szCs w:val="21"/>
+        </w:rPr>
+        <w:t>--</w:t>
+      </w:r>
+      <w:r>
+        <w:rPr>
+          <w:rFonts w:hint="eastAsia"/>
+          <w:kern w:val="0"/>
+        </w:rPr>
+        <w:t>memdebugsize</w:t>
+      </w:r>
+      <w:r>
+        <w:rPr>
+          <w:rFonts w:hint="eastAsia"/>
+          <w:kern w:val="0"/>
+        </w:rPr>
+        <w:t>：</w:t>
+      </w:r>
+      <w:r>
+        <w:rPr>
+          <w:rFonts w:hint="eastAsia"/>
+          <w:kern w:val="0"/>
+        </w:rPr>
+        <w:t>内存调试段大小</w:t>
+      </w:r>
       <w:bookmarkEnd w:id="263"/>
-    </w:p>
-    <w:p>
-      <w:pPr>
-        <w:pStyle w:val="Heading5"/>
-        <w:rPr>
-          <w:kern w:val="0"/>
-        </w:rPr>
-      </w:pPr>
-      <w:bookmarkStart w:id="264" w:name="_Toc493942898"/>
-      <w:bookmarkStart w:id="265" w:name="_Toc493942962"/>
-      <w:bookmarkStart w:id="266" w:name="_Toc493943265"/>
-      <w:bookmarkStart w:id="267" w:name="_Toc493943516"/>
-      <w:bookmarkStart w:id="268" w:name="_Toc494116611"/>
-      <w:bookmarkStart w:id="269" w:name="_Toc495406357"/>
-      <w:bookmarkStart w:id="270" w:name="_Toc495419674"/>
-      <w:bookmarkStart w:id="271" w:name="_Toc495498165"/>
-      <w:bookmarkStart w:id="272" w:name="_Toc495498323"/>
-      <w:bookmarkStart w:id="273" w:name="_Toc497145942"/>
-      <w:bookmarkStart w:id="274" w:name="_Toc497396364"/>
-      <w:bookmarkStart w:id="275" w:name="_Toc497396433"/>
-      <w:r>
-        <w:rPr>
-          <w:rFonts w:hint="eastAsia"/>
-          <w:color w:val="000000" w:themeColor="text1"/>
-          <w:szCs w:val="21"/>
-        </w:rPr>
-        <w:t>--</w:t>
-      </w:r>
-      <w:r>
-        <w:rPr>
-          <w:rFonts w:hint="eastAsia"/>
-          <w:kern w:val="0"/>
-        </w:rPr>
-        <w:t>memdebugsize</w:t>
-      </w:r>
-      <w:r>
-        <w:rPr>
-          <w:rFonts w:hint="eastAsia"/>
-          <w:kern w:val="0"/>
-        </w:rPr>
-        <w:t>：</w:t>
-      </w:r>
-      <w:r>
-        <w:rPr>
-          <w:rFonts w:hint="eastAsia"/>
-          <w:kern w:val="0"/>
-        </w:rPr>
-        <w:t>内存调试段大小</w:t>
-      </w:r>
       <w:bookmarkEnd w:id="264"/>
       <w:bookmarkEnd w:id="265"/>
       <w:bookmarkEnd w:id="266"/>
@@ -11365,7 +12279,6 @@
       <w:bookmarkEnd w:id="272"/>
       <w:bookmarkEnd w:id="273"/>
       <w:bookmarkEnd w:id="274"/>
-      <w:bookmarkEnd w:id="275"/>
     </w:p>
     <w:p>
       <w:pPr>
@@ -11426,7 +12339,7 @@
                     </pic:cNvPicPr>
                   </pic:nvPicPr>
                   <pic:blipFill>
-                    <a:blip r:embed="rId38"/>
+                    <a:blip r:embed="rId40"/>
                     <a:srcRect/>
                     <a:stretch>
                       <a:fillRect/>
@@ -11520,18 +12433,18 @@
       <w:pPr>
         <w:pStyle w:val="Heading5"/>
       </w:pPr>
-      <w:bookmarkStart w:id="276" w:name="_Toc493942899"/>
-      <w:bookmarkStart w:id="277" w:name="_Toc493942963"/>
-      <w:bookmarkStart w:id="278" w:name="_Toc493943266"/>
-      <w:bookmarkStart w:id="279" w:name="_Toc493943517"/>
-      <w:bookmarkStart w:id="280" w:name="_Toc494116612"/>
-      <w:bookmarkStart w:id="281" w:name="_Toc495406358"/>
-      <w:bookmarkStart w:id="282" w:name="_Toc495419675"/>
-      <w:bookmarkStart w:id="283" w:name="_Toc495498166"/>
-      <w:bookmarkStart w:id="284" w:name="_Toc495498324"/>
-      <w:bookmarkStart w:id="285" w:name="_Toc497145943"/>
-      <w:bookmarkStart w:id="286" w:name="_Toc497396365"/>
-      <w:bookmarkStart w:id="287" w:name="_Toc497396434"/>
+      <w:bookmarkStart w:id="275" w:name="_Toc493942899"/>
+      <w:bookmarkStart w:id="276" w:name="_Toc493942963"/>
+      <w:bookmarkStart w:id="277" w:name="_Toc493943266"/>
+      <w:bookmarkStart w:id="278" w:name="_Toc493943517"/>
+      <w:bookmarkStart w:id="279" w:name="_Toc494116612"/>
+      <w:bookmarkStart w:id="280" w:name="_Toc495406358"/>
+      <w:bookmarkStart w:id="281" w:name="_Toc495419675"/>
+      <w:bookmarkStart w:id="282" w:name="_Toc495498166"/>
+      <w:bookmarkStart w:id="283" w:name="_Toc495498324"/>
+      <w:bookmarkStart w:id="284" w:name="_Toc497145943"/>
+      <w:bookmarkStart w:id="285" w:name="_Toc497396365"/>
+      <w:bookmarkStart w:id="286" w:name="_Toc497396434"/>
       <w:r>
         <w:rPr>
           <w:rFonts w:hint="eastAsia"/>
@@ -11544,6 +12457,7 @@
         </w:rPr>
         <w:t>：是否启动时开启跟踪</w:t>
       </w:r>
+      <w:bookmarkEnd w:id="275"/>
       <w:bookmarkEnd w:id="276"/>
       <w:bookmarkEnd w:id="277"/>
       <w:bookmarkEnd w:id="278"/>
@@ -11555,7 +12469,6 @@
       <w:bookmarkEnd w:id="284"/>
       <w:bookmarkEnd w:id="285"/>
       <w:bookmarkEnd w:id="286"/>
-      <w:bookmarkEnd w:id="287"/>
     </w:p>
     <w:p>
       <w:pPr>
@@ -11565,18 +12478,18 @@
           <w:kern w:val="0"/>
         </w:rPr>
       </w:pPr>
-      <w:bookmarkStart w:id="288" w:name="_Toc493942900"/>
-      <w:bookmarkStart w:id="289" w:name="_Toc493942964"/>
-      <w:bookmarkStart w:id="290" w:name="_Toc493943267"/>
-      <w:bookmarkStart w:id="291" w:name="_Toc493943518"/>
-      <w:bookmarkStart w:id="292" w:name="_Toc494116613"/>
-      <w:bookmarkStart w:id="293" w:name="_Toc495406359"/>
-      <w:bookmarkStart w:id="294" w:name="_Toc495419676"/>
-      <w:bookmarkStart w:id="295" w:name="_Toc495498167"/>
-      <w:bookmarkStart w:id="296" w:name="_Toc495498325"/>
-      <w:bookmarkStart w:id="297" w:name="_Toc497145944"/>
-      <w:bookmarkStart w:id="298" w:name="_Toc497396366"/>
-      <w:bookmarkStart w:id="299" w:name="_Toc497396435"/>
+      <w:bookmarkStart w:id="287" w:name="_Toc493942900"/>
+      <w:bookmarkStart w:id="288" w:name="_Toc493942964"/>
+      <w:bookmarkStart w:id="289" w:name="_Toc493943267"/>
+      <w:bookmarkStart w:id="290" w:name="_Toc493943518"/>
+      <w:bookmarkStart w:id="291" w:name="_Toc494116613"/>
+      <w:bookmarkStart w:id="292" w:name="_Toc495406359"/>
+      <w:bookmarkStart w:id="293" w:name="_Toc495419676"/>
+      <w:bookmarkStart w:id="294" w:name="_Toc495498167"/>
+      <w:bookmarkStart w:id="295" w:name="_Toc495498325"/>
+      <w:bookmarkStart w:id="296" w:name="_Toc497145944"/>
+      <w:bookmarkStart w:id="297" w:name="_Toc497396366"/>
+      <w:bookmarkStart w:id="298" w:name="_Toc497396435"/>
       <w:r>
         <w:rPr>
           <w:rFonts w:hint="eastAsia"/>
@@ -11599,6 +12512,7 @@
         </w:rPr>
         <w:t>：启动时开启跟踪的缓冲区大小</w:t>
       </w:r>
+      <w:bookmarkEnd w:id="287"/>
       <w:bookmarkEnd w:id="288"/>
       <w:bookmarkEnd w:id="289"/>
       <w:bookmarkEnd w:id="290"/>
@@ -11610,7 +12524,6 @@
       <w:bookmarkEnd w:id="296"/>
       <w:bookmarkEnd w:id="297"/>
       <w:bookmarkEnd w:id="298"/>
-      <w:bookmarkEnd w:id="299"/>
     </w:p>
     <w:p>
       <w:pPr>
@@ -11672,7 +12585,7 @@
                     </pic:cNvPicPr>
                   </pic:nvPicPr>
                   <pic:blipFill>
-                    <a:blip r:embed="rId39"/>
+                    <a:blip r:embed="rId41"/>
                     <a:srcRect/>
                     <a:stretch>
                       <a:fillRect/>
@@ -11766,40 +12679,41 @@
       <w:pPr>
         <w:pStyle w:val="Heading5"/>
       </w:pPr>
-      <w:bookmarkStart w:id="300" w:name="_Toc493942901"/>
-      <w:bookmarkStart w:id="301" w:name="_Toc493942965"/>
-      <w:bookmarkStart w:id="302" w:name="_Toc493943268"/>
-      <w:bookmarkStart w:id="303" w:name="_Toc493943519"/>
-      <w:bookmarkStart w:id="304" w:name="_Toc494116614"/>
-      <w:bookmarkStart w:id="305" w:name="_Toc495406360"/>
-      <w:bookmarkStart w:id="306" w:name="_Toc495419677"/>
-      <w:bookmarkStart w:id="307" w:name="_Toc495498168"/>
-      <w:bookmarkStart w:id="308" w:name="_Toc495498326"/>
-      <w:bookmarkStart w:id="309" w:name="_Toc497145945"/>
-      <w:bookmarkStart w:id="310" w:name="_Toc497396367"/>
-      <w:bookmarkStart w:id="311" w:name="_Toc497396436"/>
+      <w:bookmarkStart w:id="299" w:name="_Toc493942901"/>
+      <w:bookmarkStart w:id="300" w:name="_Toc493942965"/>
+      <w:bookmarkStart w:id="301" w:name="_Toc493943268"/>
+      <w:bookmarkStart w:id="302" w:name="_Toc493943519"/>
+      <w:bookmarkStart w:id="303" w:name="_Toc494116614"/>
+      <w:bookmarkStart w:id="304" w:name="_Toc495406360"/>
+      <w:bookmarkStart w:id="305" w:name="_Toc495419677"/>
+      <w:bookmarkStart w:id="306" w:name="_Toc495498168"/>
+      <w:bookmarkStart w:id="307" w:name="_Toc495498326"/>
+      <w:bookmarkStart w:id="308" w:name="_Toc497145945"/>
+      <w:bookmarkStart w:id="309" w:name="_Toc497396367"/>
+      <w:bookmarkStart w:id="310" w:name="_Toc497396436"/>
       <w:r>
         <w:rPr>
           <w:rFonts w:hint="eastAsia"/>
         </w:rPr>
         <w:t>--transactionon</w:t>
       </w:r>
+      <w:bookmarkEnd w:id="299"/>
       <w:bookmarkEnd w:id="300"/>
       <w:bookmarkEnd w:id="301"/>
       <w:bookmarkEnd w:id="302"/>
+      <w:r>
+        <w:rPr>
+          <w:rFonts w:hint="eastAsia"/>
+        </w:rPr>
+        <w:t>：</w:t>
+      </w:r>
+      <w:r>
+        <w:rPr>
+          <w:rFonts w:hint="eastAsia"/>
+        </w:rPr>
+        <w:t>是否打开事务</w:t>
+      </w:r>
       <w:bookmarkEnd w:id="303"/>
-      <w:r>
-        <w:rPr>
-          <w:rFonts w:hint="eastAsia"/>
-        </w:rPr>
-        <w:t>：</w:t>
-      </w:r>
-      <w:r>
-        <w:rPr>
-          <w:rFonts w:hint="eastAsia"/>
-        </w:rPr>
-        <w:t>是否打开事务</w:t>
-      </w:r>
       <w:bookmarkEnd w:id="304"/>
       <w:bookmarkEnd w:id="305"/>
       <w:bookmarkEnd w:id="306"/>
@@ -11807,7 +12721,6 @@
       <w:bookmarkEnd w:id="308"/>
       <w:bookmarkEnd w:id="309"/>
       <w:bookmarkEnd w:id="310"/>
-      <w:bookmarkEnd w:id="311"/>
     </w:p>
     <w:p>
       <w:pPr>
@@ -11868,7 +12781,7 @@
                     </pic:cNvPicPr>
                   </pic:nvPicPr>
                   <pic:blipFill>
-                    <a:blip r:embed="rId40"/>
+                    <a:blip r:embed="rId42"/>
                     <a:srcRect/>
                     <a:stretch>
                       <a:fillRect/>
@@ -11968,11 +12881,11 @@
           <w:szCs w:val="32"/>
         </w:rPr>
       </w:pPr>
-      <w:bookmarkStart w:id="312" w:name="_Toc493942906"/>
-      <w:bookmarkStart w:id="313" w:name="_Toc493942970"/>
-      <w:bookmarkStart w:id="314" w:name="_Toc493943273"/>
-      <w:bookmarkStart w:id="315" w:name="_Toc493943524"/>
-      <w:bookmarkStart w:id="316" w:name="_Toc494116619"/>
+      <w:bookmarkStart w:id="311" w:name="_Toc493942906"/>
+      <w:bookmarkStart w:id="312" w:name="_Toc493942970"/>
+      <w:bookmarkStart w:id="313" w:name="_Toc493943273"/>
+      <w:bookmarkStart w:id="314" w:name="_Toc493943524"/>
+      <w:bookmarkStart w:id="315" w:name="_Toc494116619"/>
       <w:r>
         <w:rPr>
           <w:rFonts w:hint="eastAsia"/>
@@ -11991,25 +12904,25 @@
         </w:rPr>
         <w:t>：</w:t>
       </w:r>
+      <w:bookmarkEnd w:id="311"/>
       <w:bookmarkEnd w:id="312"/>
       <w:bookmarkEnd w:id="313"/>
       <w:bookmarkEnd w:id="314"/>
       <w:bookmarkEnd w:id="315"/>
-      <w:bookmarkEnd w:id="316"/>
     </w:p>
     <w:p>
       <w:pPr>
         <w:pStyle w:val="Heading5"/>
       </w:pPr>
-      <w:bookmarkStart w:id="317" w:name="_Toc494116623"/>
-      <w:bookmarkStart w:id="318" w:name="_Toc495406361"/>
-      <w:bookmarkStart w:id="319" w:name="_Toc495419678"/>
-      <w:bookmarkStart w:id="320" w:name="_Toc495498169"/>
-      <w:bookmarkStart w:id="321" w:name="_Toc495498327"/>
-      <w:bookmarkStart w:id="322" w:name="_Toc497145946"/>
-      <w:bookmarkStart w:id="323" w:name="_Toc497396368"/>
-      <w:bookmarkStart w:id="324" w:name="_Toc497396437"/>
-      <w:commentRangeStart w:id="325"/>
+      <w:bookmarkStart w:id="316" w:name="_Toc494116623"/>
+      <w:bookmarkStart w:id="317" w:name="_Toc495406361"/>
+      <w:bookmarkStart w:id="318" w:name="_Toc495419678"/>
+      <w:bookmarkStart w:id="319" w:name="_Toc495498169"/>
+      <w:bookmarkStart w:id="320" w:name="_Toc495498327"/>
+      <w:bookmarkStart w:id="321" w:name="_Toc497145946"/>
+      <w:bookmarkStart w:id="322" w:name="_Toc497396368"/>
+      <w:bookmarkStart w:id="323" w:name="_Toc497396437"/>
+      <w:commentRangeStart w:id="324"/>
       <w:r>
         <w:rPr>
           <w:rFonts w:hint="eastAsia"/>
@@ -12020,14 +12933,14 @@
       <w:r>
         <w:t>catalogaddr</w:t>
       </w:r>
-      <w:commentRangeEnd w:id="325"/>
+      <w:commentRangeEnd w:id="324"/>
       <w:r>
         <w:rPr>
           <w:rStyle w:val="CommentReference"/>
           <w:b w:val="0"/>
           <w:bCs w:val="0"/>
         </w:rPr>
-        <w:commentReference w:id="325"/>
+        <w:commentReference w:id="324"/>
       </w:r>
       <w:r>
         <w:rPr>
@@ -12041,6 +12954,7 @@
         </w:rPr>
         <w:t>指定编目节点的地址</w:t>
       </w:r>
+      <w:bookmarkEnd w:id="316"/>
       <w:bookmarkEnd w:id="317"/>
       <w:bookmarkEnd w:id="318"/>
       <w:bookmarkEnd w:id="319"/>
@@ -12048,7 +12962,6 @@
       <w:bookmarkEnd w:id="321"/>
       <w:bookmarkEnd w:id="322"/>
       <w:bookmarkEnd w:id="323"/>
-      <w:bookmarkEnd w:id="324"/>
     </w:p>
     <w:p>
       <w:pPr>
@@ -12126,7 +13039,7 @@
                     </pic:cNvPicPr>
                   </pic:nvPicPr>
                   <pic:blipFill>
-                    <a:blip r:embed="rId41"/>
+                    <a:blip r:embed="rId43"/>
                     <a:srcRect/>
                     <a:stretch>
                       <a:fillRect/>
@@ -12188,7 +13101,7 @@
                     </pic:cNvPicPr>
                   </pic:nvPicPr>
                   <pic:blipFill>
-                    <a:blip r:embed="rId42"/>
+                    <a:blip r:embed="rId44"/>
                     <a:srcRect/>
                     <a:stretch>
                       <a:fillRect/>
@@ -12294,7 +13207,7 @@
                     </pic:cNvPicPr>
                   </pic:nvPicPr>
                   <pic:blipFill>
-                    <a:blip r:embed="rId43"/>
+                    <a:blip r:embed="rId45"/>
                     <a:srcRect/>
                     <a:stretch>
                       <a:fillRect/>
@@ -12399,7 +13312,7 @@
                     </pic:cNvPicPr>
                   </pic:nvPicPr>
                   <pic:blipFill>
-                    <a:blip r:embed="rId44"/>
+                    <a:blip r:embed="rId46"/>
                     <a:srcRect/>
                     <a:stretch>
                       <a:fillRect/>
@@ -12521,7 +13434,7 @@
                     </pic:cNvPicPr>
                   </pic:nvPicPr>
                   <pic:blipFill>
-                    <a:blip r:embed="rId45"/>
+                    <a:blip r:embed="rId47"/>
                     <a:srcRect/>
                     <a:stretch>
                       <a:fillRect/>
@@ -12592,7 +13505,7 @@
                     </pic:cNvPicPr>
                   </pic:nvPicPr>
                   <pic:blipFill>
-                    <a:blip r:embed="rId46"/>
+                    <a:blip r:embed="rId48"/>
                     <a:srcRect/>
                     <a:stretch>
                       <a:fillRect/>
@@ -12654,7 +13567,7 @@
                     </pic:cNvPicPr>
                   </pic:nvPicPr>
                   <pic:blipFill>
-                    <a:blip r:embed="rId47"/>
+                    <a:blip r:embed="rId49"/>
                     <a:srcRect/>
                     <a:stretch>
                       <a:fillRect/>
@@ -12739,18 +13652,18 @@
       <w:pPr>
         <w:pStyle w:val="Heading5"/>
       </w:pPr>
-      <w:bookmarkStart w:id="326" w:name="_Toc493942909"/>
-      <w:bookmarkStart w:id="327" w:name="_Toc493942973"/>
-      <w:bookmarkStart w:id="328" w:name="_Toc493943276"/>
-      <w:bookmarkStart w:id="329" w:name="_Toc493943527"/>
-      <w:bookmarkStart w:id="330" w:name="_Toc494116622"/>
-      <w:bookmarkStart w:id="331" w:name="_Toc495406362"/>
-      <w:bookmarkStart w:id="332" w:name="_Toc495419679"/>
-      <w:bookmarkStart w:id="333" w:name="_Toc495498170"/>
-      <w:bookmarkStart w:id="334" w:name="_Toc495498328"/>
-      <w:bookmarkStart w:id="335" w:name="_Toc497145947"/>
-      <w:bookmarkStart w:id="336" w:name="_Toc497396369"/>
-      <w:bookmarkStart w:id="337" w:name="_Toc497396438"/>
+      <w:bookmarkStart w:id="325" w:name="_Toc493942909"/>
+      <w:bookmarkStart w:id="326" w:name="_Toc493942973"/>
+      <w:bookmarkStart w:id="327" w:name="_Toc493943276"/>
+      <w:bookmarkStart w:id="328" w:name="_Toc493943527"/>
+      <w:bookmarkStart w:id="329" w:name="_Toc494116622"/>
+      <w:bookmarkStart w:id="330" w:name="_Toc495406362"/>
+      <w:bookmarkStart w:id="331" w:name="_Toc495419679"/>
+      <w:bookmarkStart w:id="332" w:name="_Toc495498170"/>
+      <w:bookmarkStart w:id="333" w:name="_Toc495498328"/>
+      <w:bookmarkStart w:id="334" w:name="_Toc497145947"/>
+      <w:bookmarkStart w:id="335" w:name="_Toc497396369"/>
+      <w:bookmarkStart w:id="336" w:name="_Toc497396438"/>
       <w:r>
         <w:t>--logbuffsize</w:t>
       </w:r>
@@ -12772,6 +13685,7 @@
         </w:rPr>
         <w:t>复制日志内存页面数</w:t>
       </w:r>
+      <w:bookmarkEnd w:id="325"/>
       <w:bookmarkEnd w:id="326"/>
       <w:bookmarkEnd w:id="327"/>
       <w:bookmarkEnd w:id="328"/>
@@ -12783,7 +13697,6 @@
       <w:bookmarkEnd w:id="334"/>
       <w:bookmarkEnd w:id="335"/>
       <w:bookmarkEnd w:id="336"/>
-      <w:bookmarkEnd w:id="337"/>
     </w:p>
     <w:p/>
     <w:p>
@@ -12819,7 +13732,7 @@
                     </pic:cNvPicPr>
                   </pic:nvPicPr>
                   <pic:blipFill>
-                    <a:blip r:embed="rId48"/>
+                    <a:blip r:embed="rId50"/>
                     <a:srcRect/>
                     <a:stretch>
                       <a:fillRect/>
@@ -12908,7 +13821,7 @@
                     </pic:cNvPicPr>
                   </pic:nvPicPr>
                   <pic:blipFill>
-                    <a:blip r:embed="rId49"/>
+                    <a:blip r:embed="rId51"/>
                     <a:srcRect/>
                     <a:stretch>
                       <a:fillRect/>
@@ -13055,19 +13968,19 @@
           <w:kern w:val="0"/>
         </w:rPr>
       </w:pPr>
-      <w:bookmarkStart w:id="338" w:name="_Toc493942904"/>
-      <w:bookmarkStart w:id="339" w:name="_Toc493942968"/>
-      <w:bookmarkStart w:id="340" w:name="_Toc493943271"/>
-      <w:bookmarkStart w:id="341" w:name="_Toc493943522"/>
-      <w:bookmarkStart w:id="342" w:name="_Toc494116617"/>
-      <w:bookmarkStart w:id="343" w:name="_Toc495406363"/>
-      <w:bookmarkStart w:id="344" w:name="_Toc495419680"/>
-      <w:bookmarkStart w:id="345" w:name="_Toc495498171"/>
-      <w:bookmarkStart w:id="346" w:name="_Toc495498329"/>
-      <w:bookmarkStart w:id="347" w:name="_Toc497145948"/>
-      <w:bookmarkStart w:id="348" w:name="_Toc497396370"/>
-      <w:bookmarkStart w:id="349" w:name="_Toc497396439"/>
-      <w:commentRangeStart w:id="350"/>
+      <w:bookmarkStart w:id="337" w:name="_Toc493942904"/>
+      <w:bookmarkStart w:id="338" w:name="_Toc493942968"/>
+      <w:bookmarkStart w:id="339" w:name="_Toc493943271"/>
+      <w:bookmarkStart w:id="340" w:name="_Toc493943522"/>
+      <w:bookmarkStart w:id="341" w:name="_Toc494116617"/>
+      <w:bookmarkStart w:id="342" w:name="_Toc495406363"/>
+      <w:bookmarkStart w:id="343" w:name="_Toc495419680"/>
+      <w:bookmarkStart w:id="344" w:name="_Toc495498171"/>
+      <w:bookmarkStart w:id="345" w:name="_Toc495498329"/>
+      <w:bookmarkStart w:id="346" w:name="_Toc497145948"/>
+      <w:bookmarkStart w:id="347" w:name="_Toc497396370"/>
+      <w:bookmarkStart w:id="348" w:name="_Toc497396439"/>
+      <w:commentRangeStart w:id="349"/>
       <w:r>
         <w:rPr>
           <w:rFonts w:hint="eastAsia"/>
@@ -13090,6 +14003,7 @@
         </w:rPr>
         <w:t>页面预加载代理数据</w:t>
       </w:r>
+      <w:bookmarkEnd w:id="337"/>
       <w:bookmarkEnd w:id="338"/>
       <w:bookmarkEnd w:id="339"/>
       <w:bookmarkEnd w:id="340"/>
@@ -13101,7 +14015,6 @@
       <w:bookmarkEnd w:id="346"/>
       <w:bookmarkEnd w:id="347"/>
       <w:bookmarkEnd w:id="348"/>
-      <w:bookmarkEnd w:id="349"/>
     </w:p>
     <w:p>
       <w:pPr>
@@ -13110,18 +14023,18 @@
           <w:kern w:val="0"/>
         </w:rPr>
       </w:pPr>
-      <w:bookmarkStart w:id="351" w:name="_Toc493942905"/>
-      <w:bookmarkStart w:id="352" w:name="_Toc493942969"/>
-      <w:bookmarkStart w:id="353" w:name="_Toc493943272"/>
-      <w:bookmarkStart w:id="354" w:name="_Toc493943523"/>
-      <w:bookmarkStart w:id="355" w:name="_Toc494116618"/>
-      <w:bookmarkStart w:id="356" w:name="_Toc495406364"/>
-      <w:bookmarkStart w:id="357" w:name="_Toc495419681"/>
-      <w:bookmarkStart w:id="358" w:name="_Toc495498172"/>
-      <w:bookmarkStart w:id="359" w:name="_Toc495498330"/>
-      <w:bookmarkStart w:id="360" w:name="_Toc497145949"/>
-      <w:bookmarkStart w:id="361" w:name="_Toc497396371"/>
-      <w:bookmarkStart w:id="362" w:name="_Toc497396440"/>
+      <w:bookmarkStart w:id="350" w:name="_Toc493942905"/>
+      <w:bookmarkStart w:id="351" w:name="_Toc493942969"/>
+      <w:bookmarkStart w:id="352" w:name="_Toc493943272"/>
+      <w:bookmarkStart w:id="353" w:name="_Toc493943523"/>
+      <w:bookmarkStart w:id="354" w:name="_Toc494116618"/>
+      <w:bookmarkStart w:id="355" w:name="_Toc495406364"/>
+      <w:bookmarkStart w:id="356" w:name="_Toc495419681"/>
+      <w:bookmarkStart w:id="357" w:name="_Toc495498172"/>
+      <w:bookmarkStart w:id="358" w:name="_Toc495498330"/>
+      <w:bookmarkStart w:id="359" w:name="_Toc497145949"/>
+      <w:bookmarkStart w:id="360" w:name="_Toc497396371"/>
+      <w:bookmarkStart w:id="361" w:name="_Toc497396440"/>
       <w:r>
         <w:rPr>
           <w:rFonts w:hint="eastAsia"/>
@@ -13143,6 +14056,7 @@
         </w:rPr>
         <w:t>数据预取代理池最大数量</w:t>
       </w:r>
+      <w:bookmarkEnd w:id="350"/>
       <w:bookmarkEnd w:id="351"/>
       <w:bookmarkEnd w:id="352"/>
       <w:bookmarkEnd w:id="353"/>
@@ -13154,9 +14068,8 @@
       <w:bookmarkEnd w:id="359"/>
       <w:bookmarkEnd w:id="360"/>
       <w:bookmarkEnd w:id="361"/>
-      <w:bookmarkEnd w:id="362"/>
-    </w:p>
-    <w:commentRangeEnd w:id="350"/>
+    </w:p>
+    <w:commentRangeEnd w:id="349"/>
     <w:p>
       <w:pPr>
         <w:rPr>
@@ -13170,7 +14083,7 @@
         <w:rPr>
           <w:rStyle w:val="CommentReference"/>
         </w:rPr>
-        <w:commentReference w:id="350"/>
+        <w:commentReference w:id="349"/>
       </w:r>
     </w:p>
     <w:p>
@@ -13226,7 +14139,7 @@
                     </pic:cNvPicPr>
                   </pic:nvPicPr>
                   <pic:blipFill>
-                    <a:blip r:embed="rId50"/>
+                    <a:blip r:embed="rId52"/>
                     <a:srcRect/>
                     <a:stretch>
                       <a:fillRect/>
@@ -13345,7 +14258,7 @@
                     </pic:cNvPicPr>
                   </pic:nvPicPr>
                   <pic:blipFill>
-                    <a:blip r:embed="rId51"/>
+                    <a:blip r:embed="rId53"/>
                     <a:srcRect/>
                     <a:stretch>
                       <a:fillRect/>
@@ -13461,7 +14374,7 @@
                     </pic:cNvPicPr>
                   </pic:nvPicPr>
                   <pic:blipFill>
-                    <a:blip r:embed="rId52"/>
+                    <a:blip r:embed="rId54"/>
                     <a:srcRect/>
                     <a:stretch>
                       <a:fillRect/>
@@ -13558,19 +14471,19 @@
           <w:kern w:val="0"/>
         </w:rPr>
       </w:pPr>
-      <w:bookmarkStart w:id="363" w:name="_Toc493942903"/>
-      <w:bookmarkStart w:id="364" w:name="_Toc493942967"/>
-      <w:bookmarkStart w:id="365" w:name="_Toc493943270"/>
-      <w:bookmarkStart w:id="366" w:name="_Toc493943521"/>
-      <w:bookmarkStart w:id="367" w:name="_Toc494116616"/>
-      <w:bookmarkStart w:id="368" w:name="_Toc495406365"/>
-      <w:bookmarkStart w:id="369" w:name="_Toc495419682"/>
-      <w:bookmarkStart w:id="370" w:name="_Toc495498173"/>
-      <w:bookmarkStart w:id="371" w:name="_Toc495498331"/>
-      <w:bookmarkStart w:id="372" w:name="_Toc497145950"/>
-      <w:bookmarkStart w:id="373" w:name="_Toc497396372"/>
-      <w:bookmarkStart w:id="374" w:name="_Toc497396441"/>
-      <w:commentRangeStart w:id="375"/>
+      <w:bookmarkStart w:id="362" w:name="_Toc493942903"/>
+      <w:bookmarkStart w:id="363" w:name="_Toc493942967"/>
+      <w:bookmarkStart w:id="364" w:name="_Toc493943270"/>
+      <w:bookmarkStart w:id="365" w:name="_Toc493943521"/>
+      <w:bookmarkStart w:id="366" w:name="_Toc494116616"/>
+      <w:bookmarkStart w:id="367" w:name="_Toc495406365"/>
+      <w:bookmarkStart w:id="368" w:name="_Toc495419682"/>
+      <w:bookmarkStart w:id="369" w:name="_Toc495498173"/>
+      <w:bookmarkStart w:id="370" w:name="_Toc495498331"/>
+      <w:bookmarkStart w:id="371" w:name="_Toc497145950"/>
+      <w:bookmarkStart w:id="372" w:name="_Toc497396372"/>
+      <w:bookmarkStart w:id="373" w:name="_Toc497396441"/>
+      <w:commentRangeStart w:id="374"/>
       <w:r>
         <w:rPr>
           <w:rFonts w:hint="eastAsia"/>
@@ -13592,16 +14505,16 @@
         </w:rPr>
         <w:t>：</w:t>
       </w:r>
+      <w:bookmarkEnd w:id="362"/>
       <w:bookmarkEnd w:id="363"/>
-      <w:bookmarkEnd w:id="364"/>
-      <w:commentRangeEnd w:id="375"/>
+      <w:commentRangeEnd w:id="374"/>
       <w:r>
         <w:rPr>
           <w:rStyle w:val="CommentReference"/>
           <w:b w:val="0"/>
           <w:bCs w:val="0"/>
         </w:rPr>
-        <w:commentReference w:id="375"/>
+        <w:commentReference w:id="374"/>
       </w:r>
       <w:r>
         <w:rPr>
@@ -13610,6 +14523,7 @@
         </w:rPr>
         <w:t>信号测试周期</w:t>
       </w:r>
+      <w:bookmarkEnd w:id="364"/>
       <w:bookmarkEnd w:id="365"/>
       <w:bookmarkEnd w:id="366"/>
       <w:bookmarkEnd w:id="367"/>
@@ -13619,7 +14533,6 @@
       <w:bookmarkEnd w:id="371"/>
       <w:bookmarkEnd w:id="372"/>
       <w:bookmarkEnd w:id="373"/>
-      <w:bookmarkEnd w:id="374"/>
     </w:p>
     <w:p>
       <w:pPr>
@@ -13891,19 +14804,19 @@
           <w:kern w:val="0"/>
         </w:rPr>
       </w:pPr>
-      <w:bookmarkStart w:id="376" w:name="_Toc493942907"/>
-      <w:bookmarkStart w:id="377" w:name="_Toc493942971"/>
-      <w:bookmarkStart w:id="378" w:name="_Toc493943274"/>
-      <w:bookmarkStart w:id="379" w:name="_Toc493943525"/>
-      <w:bookmarkStart w:id="380" w:name="_Toc494116620"/>
-      <w:bookmarkStart w:id="381" w:name="_Toc495406366"/>
-      <w:bookmarkStart w:id="382" w:name="_Toc495419683"/>
-      <w:bookmarkStart w:id="383" w:name="_Toc495498174"/>
-      <w:bookmarkStart w:id="384" w:name="_Toc495498332"/>
-      <w:bookmarkStart w:id="385" w:name="_Toc497145951"/>
-      <w:bookmarkStart w:id="386" w:name="_Toc497396373"/>
-      <w:bookmarkStart w:id="387" w:name="_Toc497396442"/>
-      <w:commentRangeStart w:id="388"/>
+      <w:bookmarkStart w:id="375" w:name="_Toc493942907"/>
+      <w:bookmarkStart w:id="376" w:name="_Toc493942971"/>
+      <w:bookmarkStart w:id="377" w:name="_Toc493943274"/>
+      <w:bookmarkStart w:id="378" w:name="_Toc493943525"/>
+      <w:bookmarkStart w:id="379" w:name="_Toc494116620"/>
+      <w:bookmarkStart w:id="380" w:name="_Toc495406366"/>
+      <w:bookmarkStart w:id="381" w:name="_Toc495419683"/>
+      <w:bookmarkStart w:id="382" w:name="_Toc495498174"/>
+      <w:bookmarkStart w:id="383" w:name="_Toc495498332"/>
+      <w:bookmarkStart w:id="384" w:name="_Toc497145951"/>
+      <w:bookmarkStart w:id="385" w:name="_Toc497396373"/>
+      <w:bookmarkStart w:id="386" w:name="_Toc497396442"/>
+      <w:commentRangeStart w:id="387"/>
       <w:r>
         <w:rPr>
           <w:rFonts w:hint="eastAsia"/>
@@ -13918,14 +14831,14 @@
         </w:rPr>
         <w:t>planbuckets</w:t>
       </w:r>
-      <w:commentRangeEnd w:id="388"/>
+      <w:commentRangeEnd w:id="387"/>
       <w:r>
         <w:rPr>
           <w:rStyle w:val="CommentReference"/>
           <w:b w:val="0"/>
           <w:bCs w:val="0"/>
         </w:rPr>
-        <w:commentReference w:id="388"/>
+        <w:commentReference w:id="387"/>
       </w:r>
       <w:r>
         <w:rPr>
@@ -13934,6 +14847,7 @@
         </w:rPr>
         <w:t>：访问计划缓存内桶的个数</w:t>
       </w:r>
+      <w:bookmarkEnd w:id="375"/>
       <w:bookmarkEnd w:id="376"/>
       <w:bookmarkEnd w:id="377"/>
       <w:bookmarkEnd w:id="378"/>
@@ -13945,7 +14859,6 @@
       <w:bookmarkEnd w:id="384"/>
       <w:bookmarkEnd w:id="385"/>
       <w:bookmarkEnd w:id="386"/>
-      <w:bookmarkEnd w:id="387"/>
     </w:p>
     <w:p>
       <w:pPr>
@@ -14011,7 +14924,7 @@
                     </pic:cNvPicPr>
                   </pic:nvPicPr>
                   <pic:blipFill>
-                    <a:blip r:embed="rId53"/>
+                    <a:blip r:embed="rId55"/>
                     <a:srcRect/>
                     <a:stretch>
                       <a:fillRect/>
@@ -14117,7 +15030,7 @@
                     </pic:cNvPicPr>
                   </pic:nvPicPr>
                   <pic:blipFill>
-                    <a:blip r:embed="rId54"/>
+                    <a:blip r:embed="rId56"/>
                     <a:srcRect/>
                     <a:stretch>
                       <a:fillRect/>
@@ -14184,7 +15097,7 @@
                     </pic:cNvPicPr>
                   </pic:nvPicPr>
                   <pic:blipFill>
-                    <a:blip r:embed="rId55"/>
+                    <a:blip r:embed="rId57"/>
                     <a:srcRect/>
                     <a:stretch>
                       <a:fillRect/>
@@ -14294,7 +15207,7 @@
                     </pic:cNvPicPr>
                   </pic:nvPicPr>
                   <pic:blipFill>
-                    <a:blip r:embed="rId56"/>
+                    <a:blip r:embed="rId58"/>
                     <a:srcRect/>
                     <a:stretch>
                       <a:fillRect/>
@@ -14444,24 +15357,25 @@
       <w:pPr>
         <w:pStyle w:val="Heading3"/>
       </w:pPr>
-      <w:bookmarkStart w:id="389" w:name="_Toc493942910"/>
-      <w:bookmarkStart w:id="390" w:name="_Toc493942974"/>
-      <w:bookmarkStart w:id="391" w:name="_Toc493943277"/>
-      <w:bookmarkStart w:id="392" w:name="_Toc493943528"/>
-      <w:bookmarkStart w:id="393" w:name="_Toc494116632"/>
-      <w:bookmarkStart w:id="394" w:name="_Toc495406367"/>
-      <w:bookmarkStart w:id="395" w:name="_Toc495419685"/>
-      <w:bookmarkStart w:id="396" w:name="_Toc495498176"/>
-      <w:bookmarkStart w:id="397" w:name="_Toc495498334"/>
-      <w:bookmarkStart w:id="398" w:name="_Toc497145953"/>
-      <w:bookmarkStart w:id="399" w:name="_Toc497396375"/>
-      <w:bookmarkStart w:id="400" w:name="_Toc497396444"/>
+      <w:bookmarkStart w:id="388" w:name="_Toc493942910"/>
+      <w:bookmarkStart w:id="389" w:name="_Toc493942974"/>
+      <w:bookmarkStart w:id="390" w:name="_Toc493943277"/>
+      <w:bookmarkStart w:id="391" w:name="_Toc493943528"/>
+      <w:bookmarkStart w:id="392" w:name="_Toc494116632"/>
+      <w:bookmarkStart w:id="393" w:name="_Toc495406367"/>
+      <w:bookmarkStart w:id="394" w:name="_Toc495419685"/>
+      <w:bookmarkStart w:id="395" w:name="_Toc495498176"/>
+      <w:bookmarkStart w:id="396" w:name="_Toc495498334"/>
+      <w:bookmarkStart w:id="397" w:name="_Toc497145953"/>
+      <w:bookmarkStart w:id="398" w:name="_Toc497396375"/>
+      <w:bookmarkStart w:id="399" w:name="_Toc497396444"/>
       <w:r>
         <w:rPr>
           <w:rFonts w:hint="eastAsia"/>
         </w:rPr>
         <w:t>附录：</w:t>
       </w:r>
+      <w:bookmarkEnd w:id="388"/>
       <w:bookmarkEnd w:id="389"/>
       <w:bookmarkEnd w:id="390"/>
       <w:bookmarkEnd w:id="391"/>
@@ -14473,48 +15387,48 @@
       <w:bookmarkEnd w:id="397"/>
       <w:bookmarkEnd w:id="398"/>
       <w:bookmarkEnd w:id="399"/>
+    </w:p>
+    <w:p>
+      <w:pPr>
+        <w:pStyle w:val="Heading5"/>
+      </w:pPr>
+      <w:bookmarkStart w:id="400" w:name="_Toc493942911"/>
+      <w:bookmarkStart w:id="401" w:name="_Toc493942975"/>
+      <w:bookmarkStart w:id="402" w:name="_Toc493943278"/>
+      <w:bookmarkStart w:id="403" w:name="_Toc493943529"/>
+      <w:bookmarkStart w:id="404" w:name="_Toc494116633"/>
+      <w:bookmarkStart w:id="405" w:name="_Toc495406368"/>
+      <w:bookmarkStart w:id="406" w:name="_Toc495419686"/>
+      <w:bookmarkStart w:id="407" w:name="_Toc495498177"/>
+      <w:bookmarkStart w:id="408" w:name="_Toc495498335"/>
+      <w:bookmarkStart w:id="409" w:name="_Toc497145954"/>
+      <w:bookmarkStart w:id="410" w:name="_Toc497396376"/>
+      <w:bookmarkStart w:id="411" w:name="_Toc497396445"/>
+      <w:r>
+        <w:rPr>
+          <w:rFonts w:hint="eastAsia"/>
+        </w:rPr>
+        <w:t>SequoiaDB</w:t>
+      </w:r>
+      <w:r>
+        <w:rPr>
+          <w:rFonts w:hint="eastAsia"/>
+        </w:rPr>
+        <w:t>更新配置的机制</w:t>
+      </w:r>
+      <w:r>
+        <w:rPr>
+          <w:rFonts w:hint="eastAsia"/>
+        </w:rPr>
+        <w:t>简介</w:t>
+      </w:r>
+      <w:r>
+        <w:rPr>
+          <w:rFonts w:hint="eastAsia"/>
+        </w:rPr>
+        <w:t>：</w:t>
+      </w:r>
       <w:bookmarkEnd w:id="400"/>
-    </w:p>
-    <w:p>
-      <w:pPr>
-        <w:pStyle w:val="Heading5"/>
-      </w:pPr>
-      <w:bookmarkStart w:id="401" w:name="_Toc493942911"/>
-      <w:bookmarkStart w:id="402" w:name="_Toc493942975"/>
-      <w:bookmarkStart w:id="403" w:name="_Toc493943278"/>
-      <w:bookmarkStart w:id="404" w:name="_Toc493943529"/>
-      <w:bookmarkStart w:id="405" w:name="_Toc494116633"/>
-      <w:bookmarkStart w:id="406" w:name="_Toc495406368"/>
-      <w:bookmarkStart w:id="407" w:name="_Toc495419686"/>
-      <w:bookmarkStart w:id="408" w:name="_Toc495498177"/>
-      <w:bookmarkStart w:id="409" w:name="_Toc495498335"/>
-      <w:bookmarkStart w:id="410" w:name="_Toc497145954"/>
-      <w:bookmarkStart w:id="411" w:name="_Toc497396376"/>
-      <w:bookmarkStart w:id="412" w:name="_Toc497396445"/>
-      <w:r>
-        <w:rPr>
-          <w:rFonts w:hint="eastAsia"/>
-        </w:rPr>
-        <w:t>SequoiaDB</w:t>
-      </w:r>
-      <w:r>
-        <w:rPr>
-          <w:rFonts w:hint="eastAsia"/>
-        </w:rPr>
-        <w:t>更新配置的机制</w:t>
-      </w:r>
-      <w:r>
-        <w:rPr>
-          <w:rFonts w:hint="eastAsia"/>
-        </w:rPr>
-        <w:t>简介</w:t>
-      </w:r>
-      <w:r>
-        <w:rPr>
-          <w:rFonts w:hint="eastAsia"/>
-        </w:rPr>
-        <w:t>：</w:t>
-      </w:r>
       <w:bookmarkEnd w:id="401"/>
       <w:bookmarkEnd w:id="402"/>
       <w:bookmarkEnd w:id="403"/>
@@ -14526,7 +15440,6 @@
       <w:bookmarkEnd w:id="409"/>
       <w:bookmarkEnd w:id="410"/>
       <w:bookmarkEnd w:id="411"/>
-      <w:bookmarkEnd w:id="412"/>
     </w:p>
     <w:p>
       <w:r>
@@ -14588,7 +15501,7 @@
                     </pic:cNvPicPr>
                   </pic:nvPicPr>
                   <pic:blipFill>
-                    <a:blip r:embed="rId57"/>
+                    <a:blip r:embed="rId59"/>
                     <a:srcRect/>
                     <a:stretch>
                       <a:fillRect/>
@@ -14691,7 +15604,7 @@
                     </pic:cNvPicPr>
                   </pic:nvPicPr>
                   <pic:blipFill>
-                    <a:blip r:embed="rId58"/>
+                    <a:blip r:embed="rId60"/>
                     <a:srcRect/>
                     <a:stretch>
                       <a:fillRect/>
@@ -14770,7 +15683,7 @@
                     </pic:cNvPicPr>
                   </pic:nvPicPr>
                   <pic:blipFill>
-                    <a:blip r:embed="rId59"/>
+                    <a:blip r:embed="rId61"/>
                     <a:srcRect/>
                     <a:stretch>
                       <a:fillRect/>
@@ -14939,7 +15852,7 @@
                     </pic:cNvPicPr>
                   </pic:nvPicPr>
                   <pic:blipFill>
-                    <a:blip r:embed="rId60"/>
+                    <a:blip r:embed="rId62"/>
                     <a:srcRect/>
                     <a:stretch>
                       <a:fillRect/>
@@ -14993,7 +15906,7 @@
                     </pic:cNvPicPr>
                   </pic:nvPicPr>
                   <pic:blipFill>
-                    <a:blip r:embed="rId61"/>
+                    <a:blip r:embed="rId63"/>
                     <a:srcRect/>
                     <a:stretch>
                       <a:fillRect/>
@@ -15120,9 +16033,6 @@
     <w:p>
       <w:pPr>
         <w:pStyle w:val="CommentText"/>
-        <w:rPr>
-          <w:rFonts w:hint="eastAsia"/>
-        </w:rPr>
       </w:pPr>
       <w:r>
         <w:rPr>
@@ -15140,9 +16050,6 @@
     <w:p>
       <w:pPr>
         <w:pStyle w:val="CommentText"/>
-        <w:rPr>
-          <w:rFonts w:hint="eastAsia"/>
-        </w:rPr>
       </w:pPr>
       <w:r>
         <w:rPr>
@@ -15176,13 +16083,10 @@
       </w:r>
     </w:p>
   </w:comment>
-  <w:comment w:id="10" w:author="xujianhui" w:date="2017-11-07T18:37:00Z" w:initials="x">
+  <w:comment w:id="12" w:author="xujianhui" w:date="2017-11-07T18:41:00Z" w:initials="x">
     <w:p>
       <w:pPr>
         <w:pStyle w:val="CommentText"/>
-        <w:rPr>
-          <w:rFonts w:hint="eastAsia"/>
-        </w:rPr>
       </w:pPr>
       <w:r>
         <w:rPr>
@@ -15194,17 +16098,31 @@
         <w:rPr>
           <w:rFonts w:hint="eastAsia"/>
         </w:rPr>
-        <w:t>如果要能支持开关，看有没有方案</w:t>
-      </w:r>
+        <w:t>为什么不直接用</w:t>
+      </w:r>
+      <w:r>
+        <w:rPr>
+          <w:rFonts w:hint="eastAsia"/>
+        </w:rPr>
+        <w:t xml:space="preserve"> dpsLockBucket::setLockTimeout</w:t>
+      </w:r>
+      <w:r>
+        <w:rPr>
+          <w:rFonts w:hint="eastAsia"/>
+        </w:rPr>
+        <w:t>呢？</w:t>
+      </w:r>
+    </w:p>
+    <w:p>
+      <w:pPr>
+        <w:pStyle w:val="CommentText"/>
+      </w:pPr>
     </w:p>
   </w:comment>
-  <w:comment w:id="13" w:author="xujianhui" w:date="2017-11-07T18:41:00Z" w:initials="x">
+  <w:comment w:id="147" w:author="xujianhui" w:date="2017-10-20T19:09:00Z" w:initials="x">
     <w:p>
       <w:pPr>
         <w:pStyle w:val="CommentText"/>
-        <w:rPr>
-          <w:rFonts w:hint="eastAsia"/>
-        </w:rPr>
       </w:pPr>
       <w:r>
         <w:rPr>
@@ -15216,31 +16134,72 @@
         <w:rPr>
           <w:rFonts w:hint="eastAsia"/>
         </w:rPr>
-        <w:t>为什么不直接用</w:t>
-      </w:r>
-      <w:r>
-        <w:rPr>
-          <w:rFonts w:hint="eastAsia"/>
-        </w:rPr>
-        <w:t xml:space="preserve"> dpsLockBucket::setLockTimeout</w:t>
-      </w:r>
-      <w:r>
-        <w:rPr>
-          <w:rFonts w:hint="eastAsia"/>
-        </w:rPr>
-        <w:t>呢？</w:t>
-      </w:r>
-    </w:p>
+        <w:t>这个参数的生效可以考虑，不支持从</w:t>
+      </w:r>
+      <w:r>
+        <w:rPr>
+          <w:rFonts w:hint="eastAsia"/>
+        </w:rPr>
+        <w:t>0</w:t>
+      </w:r>
+      <w:r>
+        <w:rPr>
+          <w:rFonts w:hint="eastAsia"/>
+        </w:rPr>
+        <w:t>切换到开的状态，但可以支持在开启的情况下，</w:t>
+      </w:r>
+      <w:r>
+        <w:rPr>
+          <w:rFonts w:hint="eastAsia"/>
+        </w:rPr>
+        <w:t xml:space="preserve"> </w:t>
+      </w:r>
+      <w:r>
+        <w:rPr>
+          <w:rFonts w:hint="eastAsia"/>
+        </w:rPr>
+        <w:t>其大小本身的变化，例如，从</w:t>
+      </w:r>
+      <w:r>
+        <w:rPr>
+          <w:rFonts w:hint="eastAsia"/>
+        </w:rPr>
+        <w:t>10G</w:t>
+      </w:r>
+      <w:r>
+        <w:rPr>
+          <w:rFonts w:hint="eastAsia"/>
+        </w:rPr>
+        <w:t>调到</w:t>
+      </w:r>
+      <w:r>
+        <w:rPr>
+          <w:rFonts w:hint="eastAsia"/>
+        </w:rPr>
+        <w:t>50G</w:t>
+      </w:r>
+    </w:p>
+  </w:comment>
+  <w:comment w:id="324" w:author="xujianhui" w:date="2017-10-20T19:15:00Z" w:initials="x">
     <w:p>
       <w:pPr>
         <w:pStyle w:val="CommentText"/>
-        <w:rPr>
-          <w:rFonts w:hint="eastAsia"/>
-        </w:rPr>
-      </w:pPr>
+      </w:pPr>
+      <w:r>
+        <w:rPr>
+          <w:rStyle w:val="CommentReference"/>
+        </w:rPr>
+        <w:annotationRef/>
+      </w:r>
+      <w:r>
+        <w:rPr>
+          <w:rFonts w:hint="eastAsia"/>
+        </w:rPr>
+        <w:t>本参数不需要动态更新，甚至用户根本不关心该参数。系统自动会更新</w:t>
+      </w:r>
     </w:p>
   </w:comment>
-  <w:comment w:id="148" w:author="xujianhui" w:date="2017-10-20T19:09:00Z" w:initials="x">
+  <w:comment w:id="349" w:author="xujianhui" w:date="2017-10-20T19:18:00Z" w:initials="x">
     <w:p>
       <w:pPr>
         <w:pStyle w:val="CommentText"/>
@@ -15255,7 +16214,86 @@
         <w:rPr>
           <w:rFonts w:hint="eastAsia"/>
         </w:rPr>
-        <w:t>这个参数的生效可以考虑，不支持从</w:t>
+        <w:t>后者会退出。这</w:t>
+      </w:r>
+      <w:r>
+        <w:rPr>
+          <w:rFonts w:hint="eastAsia"/>
+        </w:rPr>
+        <w:t>2</w:t>
+      </w:r>
+      <w:r>
+        <w:rPr>
+          <w:rFonts w:hint="eastAsia"/>
+        </w:rPr>
+        <w:t>个参数最终需要改成动态生效，需要配合代码机制一起修改，可以暂时先不做，后续单独来实现。</w:t>
+      </w:r>
+    </w:p>
+  </w:comment>
+  <w:comment w:id="374" w:author="xujianhui" w:date="2017-10-20T19:19:00Z" w:initials="x">
+    <w:p>
+      <w:pPr>
+        <w:pStyle w:val="CommentText"/>
+      </w:pPr>
+      <w:r>
+        <w:rPr>
+          <w:rStyle w:val="CommentReference"/>
+        </w:rPr>
+        <w:annotationRef/>
+      </w:r>
+      <w:r>
+        <w:rPr>
+          <w:rFonts w:hint="eastAsia"/>
+        </w:rPr>
+        <w:t>可以考虑只允许变时间，不允许变开关。例如可以从</w:t>
+      </w:r>
+      <w:r>
+        <w:rPr>
+          <w:rFonts w:hint="eastAsia"/>
+        </w:rPr>
+        <w:t xml:space="preserve"> 5 </w:t>
+      </w:r>
+      <w:r>
+        <w:rPr>
+          <w:rFonts w:hint="eastAsia"/>
+        </w:rPr>
+        <w:t>变为</w:t>
+      </w:r>
+      <w:r>
+        <w:rPr>
+          <w:rFonts w:hint="eastAsia"/>
+        </w:rPr>
+        <w:t xml:space="preserve"> 20</w:t>
+      </w:r>
+      <w:r>
+        <w:rPr>
+          <w:rFonts w:hint="eastAsia"/>
+        </w:rPr>
+        <w:t>，</w:t>
+      </w:r>
+      <w:r>
+        <w:rPr>
+          <w:rFonts w:hint="eastAsia"/>
+        </w:rPr>
+        <w:t xml:space="preserve"> </w:t>
+      </w:r>
+      <w:r>
+        <w:rPr>
+          <w:rFonts w:hint="eastAsia"/>
+        </w:rPr>
+        <w:t>但不能从</w:t>
+      </w:r>
+      <w:r>
+        <w:rPr>
+          <w:rFonts w:hint="eastAsia"/>
+        </w:rPr>
+        <w:t xml:space="preserve"> 5 </w:t>
+      </w:r>
+      <w:r>
+        <w:rPr>
+          <w:rFonts w:hint="eastAsia"/>
+        </w:rPr>
+        <w:t>变为</w:t>
       </w:r>
       <w:r>
         <w:rPr>
@@ -15267,7 +16305,7 @@
         <w:rPr>
           <w:rFonts w:hint="eastAsia"/>
         </w:rPr>
-        <w:t>切换到开的状态，但可以支持在开启的情况下，</w:t>
+        <w:t>，</w:t>
       </w:r>
       <w:r>
         <w:rPr>
@@ -15279,188 +16317,29 @@
         <w:rPr>
           <w:rFonts w:hint="eastAsia"/>
         </w:rPr>
-        <w:t>其大小本身的变化，例如，从</w:t>
-      </w:r>
-      <w:r>
-        <w:rPr>
-          <w:rFonts w:hint="eastAsia"/>
-        </w:rPr>
-        <w:t>10G</w:t>
-      </w:r>
-      <w:r>
-        <w:rPr>
-          <w:rFonts w:hint="eastAsia"/>
-        </w:rPr>
-        <w:t>调到</w:t>
-      </w:r>
-      <w:r>
-        <w:rPr>
-          <w:rFonts w:hint="eastAsia"/>
-        </w:rPr>
-        <w:t>50G</w:t>
+        <w:t>或从</w:t>
+      </w:r>
+      <w:r>
+        <w:rPr>
+          <w:rFonts w:hint="eastAsia"/>
+        </w:rPr>
+        <w:t>0</w:t>
+      </w:r>
+      <w:r>
+        <w:rPr>
+          <w:rFonts w:hint="eastAsia"/>
+        </w:rPr>
+        <w:t>变为</w:t>
+      </w:r>
+      <w:r>
+        <w:rPr>
+          <w:rFonts w:hint="eastAsia"/>
+        </w:rPr>
+        <w:t>5</w:t>
       </w:r>
     </w:p>
   </w:comment>
-  <w:comment w:id="325" w:author="xujianhui" w:date="2017-10-20T19:15:00Z" w:initials="x">
-    <w:p>
-      <w:pPr>
-        <w:pStyle w:val="CommentText"/>
-      </w:pPr>
-      <w:r>
-        <w:rPr>
-          <w:rStyle w:val="CommentReference"/>
-        </w:rPr>
-        <w:annotationRef/>
-      </w:r>
-      <w:r>
-        <w:rPr>
-          <w:rFonts w:hint="eastAsia"/>
-        </w:rPr>
-        <w:t>本参数不需要动态更新，甚至用户根本不关心该参数。系统自动会更新</w:t>
-      </w:r>
-    </w:p>
-  </w:comment>
-  <w:comment w:id="350" w:author="xujianhui" w:date="2017-10-20T19:18:00Z" w:initials="x">
-    <w:p>
-      <w:pPr>
-        <w:pStyle w:val="CommentText"/>
-      </w:pPr>
-      <w:r>
-        <w:rPr>
-          <w:rStyle w:val="CommentReference"/>
-        </w:rPr>
-        <w:annotationRef/>
-      </w:r>
-      <w:r>
-        <w:rPr>
-          <w:rFonts w:hint="eastAsia"/>
-        </w:rPr>
-        <w:t>后者会退出。这</w:t>
-      </w:r>
-      <w:r>
-        <w:rPr>
-          <w:rFonts w:hint="eastAsia"/>
-        </w:rPr>
-        <w:t>2</w:t>
-      </w:r>
-      <w:r>
-        <w:rPr>
-          <w:rFonts w:hint="eastAsia"/>
-        </w:rPr>
-        <w:t>个参数最终需要改成动态生效，需要配合代码机制一起修改，可以暂时先不做，后续单独来实现。</w:t>
-      </w:r>
-    </w:p>
-  </w:comment>
-  <w:comment w:id="375" w:author="xujianhui" w:date="2017-10-20T19:19:00Z" w:initials="x">
-    <w:p>
-      <w:pPr>
-        <w:pStyle w:val="CommentText"/>
-      </w:pPr>
-      <w:r>
-        <w:rPr>
-          <w:rStyle w:val="CommentReference"/>
-        </w:rPr>
-        <w:annotationRef/>
-      </w:r>
-      <w:r>
-        <w:rPr>
-          <w:rFonts w:hint="eastAsia"/>
-        </w:rPr>
-        <w:t>可以考虑只允许变时间，不允许变开关。例如可以从</w:t>
-      </w:r>
-      <w:r>
-        <w:rPr>
-          <w:rFonts w:hint="eastAsia"/>
-        </w:rPr>
-        <w:t xml:space="preserve"> 5 </w:t>
-      </w:r>
-      <w:r>
-        <w:rPr>
-          <w:rFonts w:hint="eastAsia"/>
-        </w:rPr>
-        <w:t>变为</w:t>
-      </w:r>
-      <w:r>
-        <w:rPr>
-          <w:rFonts w:hint="eastAsia"/>
-        </w:rPr>
-        <w:t xml:space="preserve"> 20</w:t>
-      </w:r>
-      <w:r>
-        <w:rPr>
-          <w:rFonts w:hint="eastAsia"/>
-        </w:rPr>
-        <w:t>，</w:t>
-      </w:r>
-      <w:r>
-        <w:rPr>
-          <w:rFonts w:hint="eastAsia"/>
-        </w:rPr>
-        <w:t xml:space="preserve"> </w:t>
-      </w:r>
-      <w:r>
-        <w:rPr>
-          <w:rFonts w:hint="eastAsia"/>
-        </w:rPr>
-        <w:t>但不能从</w:t>
-      </w:r>
-      <w:r>
-        <w:rPr>
-          <w:rFonts w:hint="eastAsia"/>
-        </w:rPr>
-        <w:t xml:space="preserve"> 5 </w:t>
-      </w:r>
-      <w:r>
-        <w:rPr>
-          <w:rFonts w:hint="eastAsia"/>
-        </w:rPr>
-        <w:t>变为</w:t>
-      </w:r>
-      <w:r>
-        <w:rPr>
-          <w:rFonts w:hint="eastAsia"/>
-        </w:rPr>
-        <w:t>0</w:t>
-      </w:r>
-      <w:r>
-        <w:rPr>
-          <w:rFonts w:hint="eastAsia"/>
-        </w:rPr>
-        <w:t>，</w:t>
-      </w:r>
-      <w:r>
-        <w:rPr>
-          <w:rFonts w:hint="eastAsia"/>
-        </w:rPr>
-        <w:t xml:space="preserve"> </w:t>
-      </w:r>
-      <w:r>
-        <w:rPr>
-          <w:rFonts w:hint="eastAsia"/>
-        </w:rPr>
-        <w:t>或从</w:t>
-      </w:r>
-      <w:r>
-        <w:rPr>
-          <w:rFonts w:hint="eastAsia"/>
-        </w:rPr>
-        <w:t>0</w:t>
-      </w:r>
-      <w:r>
-        <w:rPr>
-          <w:rFonts w:hint="eastAsia"/>
-        </w:rPr>
-        <w:t>变为</w:t>
-      </w:r>
-      <w:r>
-        <w:rPr>
-          <w:rFonts w:hint="eastAsia"/>
-        </w:rPr>
-        <w:t>5</w:t>
-      </w:r>
-    </w:p>
-  </w:comment>
-  <w:comment w:id="388" w:author="xujianhui" w:date="2017-10-20T19:21:00Z" w:initials="x">
+  <w:comment w:id="387" w:author="xujianhui" w:date="2017-10-20T19:21:00Z" w:initials="x">
     <w:p>
       <w:pPr>
         <w:pStyle w:val="CommentText"/>

--- a/internal_doc/03.开发设计/配置动态生效修改方案.docx
+++ b/internal_doc/03.开发设计/配置动态生效修改方案.docx
@@ -3242,6 +3242,7 @@
         </w:rPr>
         <w:t>--</w:t>
       </w:r>
+      <w:proofErr w:type="spellStart"/>
       <w:r>
         <w:rPr>
           <w:rFonts w:hint="eastAsia"/>
@@ -3249,6 +3250,7 @@
         </w:rPr>
         <w:t>signalinterval</w:t>
       </w:r>
+      <w:proofErr w:type="spellEnd"/>
       <w:r>
         <w:rPr>
           <w:rFonts w:hint="eastAsia"/>
@@ -3426,6 +3428,7 @@
           <w:szCs w:val="21"/>
         </w:rPr>
       </w:pPr>
+      <w:proofErr w:type="spellStart"/>
       <w:r>
         <w:rPr>
           <w:rFonts w:ascii="宋体" w:eastAsia="宋体" w:hAnsi="宋体" w:cs="宋体" w:hint="eastAsia"/>
@@ -3435,6 +3438,7 @@
         </w:rPr>
         <w:t>signalinterval</w:t>
       </w:r>
+      <w:proofErr w:type="spellEnd"/>
       <w:r>
         <w:rPr>
           <w:rFonts w:ascii="宋体" w:eastAsia="宋体" w:hAnsi="宋体" w:cs="宋体" w:hint="eastAsia"/>
@@ -3460,7 +3464,47 @@
           <w:kern w:val="0"/>
           <w:szCs w:val="21"/>
         </w:rPr>
-        <w:t>”信号，在pmdController::active()中启动线程执行上面的EntryPoint，问题在于没有响应配置的变动。</w:t>
+        <w:t>”信号，在</w:t>
+      </w:r>
+      <w:proofErr w:type="spellStart"/>
+      <w:r>
+        <w:rPr>
+          <w:rFonts w:ascii="宋体" w:eastAsia="宋体" w:hAnsi="宋体" w:cs="宋体" w:hint="eastAsia"/>
+          <w:color w:val="000000"/>
+          <w:kern w:val="0"/>
+          <w:szCs w:val="21"/>
+        </w:rPr>
+        <w:t>pmdController</w:t>
+      </w:r>
+      <w:proofErr w:type="spellEnd"/>
+      <w:r>
+        <w:rPr>
+          <w:rFonts w:ascii="宋体" w:eastAsia="宋体" w:hAnsi="宋体" w:cs="宋体" w:hint="eastAsia"/>
+          <w:color w:val="000000"/>
+          <w:kern w:val="0"/>
+          <w:szCs w:val="21"/>
+        </w:rPr>
+        <w:t>::active()中启动线程执行上面的</w:t>
+      </w:r>
+      <w:proofErr w:type="spellStart"/>
+      <w:r>
+        <w:rPr>
+          <w:rFonts w:ascii="宋体" w:eastAsia="宋体" w:hAnsi="宋体" w:cs="宋体" w:hint="eastAsia"/>
+          <w:color w:val="000000"/>
+          <w:kern w:val="0"/>
+          <w:szCs w:val="21"/>
+        </w:rPr>
+        <w:t>EntryPoint</w:t>
+      </w:r>
+      <w:proofErr w:type="spellEnd"/>
+      <w:r>
+        <w:rPr>
+          <w:rFonts w:ascii="宋体" w:eastAsia="宋体" w:hAnsi="宋体" w:cs="宋体" w:hint="eastAsia"/>
+          <w:color w:val="000000"/>
+          <w:kern w:val="0"/>
+          <w:szCs w:val="21"/>
+        </w:rPr>
+        <w:t>，问题在于没有响应配置的变动。</w:t>
       </w:r>
     </w:p>
     <w:p/>
@@ -3513,11 +3557,19 @@
         </w:rPr>
         <w:t>在</w:t>
       </w:r>
-      <w:r>
-        <w:rPr>
-          <w:rFonts w:hint="eastAsia"/>
-        </w:rPr>
-        <w:t>signalTestEntryPoint()</w:t>
+      <w:proofErr w:type="spellStart"/>
+      <w:r>
+        <w:rPr>
+          <w:rFonts w:hint="eastAsia"/>
+        </w:rPr>
+        <w:t>signalTestEntryPoint</w:t>
+      </w:r>
+      <w:proofErr w:type="spellEnd"/>
+      <w:r>
+        <w:rPr>
+          <w:rFonts w:hint="eastAsia"/>
+        </w:rPr>
+        <w:t>()</w:t>
       </w:r>
       <w:r>
         <w:rPr>
@@ -3525,6 +3577,7 @@
         </w:rPr>
         <w:t>函数中，计时超时后，加入获取新</w:t>
       </w:r>
+      <w:proofErr w:type="spellStart"/>
       <w:r>
         <w:rPr>
           <w:rFonts w:ascii="宋体" w:eastAsia="宋体" w:hAnsi="宋体" w:cs="宋体" w:hint="eastAsia"/>
@@ -3534,6 +3587,7 @@
         </w:rPr>
         <w:t>signalinterval</w:t>
       </w:r>
+      <w:proofErr w:type="spellEnd"/>
       <w:r>
         <w:rPr>
           <w:rFonts w:hint="eastAsia"/>
@@ -3558,6 +3612,7 @@
         </w:rPr>
         <w:t>同时若检测到</w:t>
       </w:r>
+      <w:proofErr w:type="spellStart"/>
       <w:r>
         <w:rPr>
           <w:rFonts w:ascii="宋体" w:eastAsia="宋体" w:hAnsi="宋体" w:cs="宋体" w:hint="eastAsia"/>
@@ -3567,6 +3622,7 @@
         </w:rPr>
         <w:t>signalinterval</w:t>
       </w:r>
+      <w:proofErr w:type="spellEnd"/>
       <w:r>
         <w:rPr>
           <w:rFonts w:ascii="宋体" w:eastAsia="宋体" w:hAnsi="宋体" w:cs="宋体" w:hint="eastAsia"/>
@@ -3650,6 +3706,7 @@
         </w:rPr>
         <w:t>--</w:t>
       </w:r>
+      <w:proofErr w:type="spellStart"/>
       <w:r>
         <w:rPr>
           <w:rFonts w:hint="eastAsia"/>
@@ -3657,6 +3714,7 @@
         </w:rPr>
         <w:t>maxcachesize</w:t>
       </w:r>
+      <w:proofErr w:type="spellEnd"/>
       <w:r>
         <w:rPr>
           <w:rFonts w:hint="eastAsia"/>
@@ -3702,20 +3760,41 @@
           <w:szCs w:val="21"/>
         </w:rPr>
       </w:pPr>
+      <w:proofErr w:type="spellStart"/>
       <w:r>
         <w:rPr>
           <w:rFonts w:hint="eastAsia"/>
         </w:rPr>
         <w:t>pmdBuffPool</w:t>
       </w:r>
-      <w:r>
-        <w:rPr>
-          <w:rFonts w:ascii="宋体" w:eastAsia="宋体" w:hAnsi="宋体" w:cs="宋体" w:hint="eastAsia"/>
-          <w:color w:val="000000" w:themeColor="text1"/>
-          <w:szCs w:val="21"/>
-        </w:rPr>
-        <w:t>和pmdSyncMgr在结构上很类似，为Lob的读取提供缓存服务，</w:t>
-      </w:r>
+      <w:proofErr w:type="spellEnd"/>
+      <w:r>
+        <w:rPr>
+          <w:rFonts w:ascii="宋体" w:eastAsia="宋体" w:hAnsi="宋体" w:cs="宋体" w:hint="eastAsia"/>
+          <w:color w:val="000000" w:themeColor="text1"/>
+          <w:szCs w:val="21"/>
+        </w:rPr>
+        <w:t>和</w:t>
+      </w:r>
+      <w:proofErr w:type="spellStart"/>
+      <w:r>
+        <w:rPr>
+          <w:rFonts w:ascii="宋体" w:eastAsia="宋体" w:hAnsi="宋体" w:cs="宋体" w:hint="eastAsia"/>
+          <w:color w:val="000000" w:themeColor="text1"/>
+          <w:szCs w:val="21"/>
+        </w:rPr>
+        <w:t>pmdSyncMgr</w:t>
+      </w:r>
+      <w:proofErr w:type="spellEnd"/>
+      <w:r>
+        <w:rPr>
+          <w:rFonts w:ascii="宋体" w:eastAsia="宋体" w:hAnsi="宋体" w:cs="宋体" w:hint="eastAsia"/>
+          <w:color w:val="000000" w:themeColor="text1"/>
+          <w:szCs w:val="21"/>
+        </w:rPr>
+        <w:t>在结构上很类似，为Lob的读取提供缓存服务，</w:t>
+      </w:r>
+      <w:proofErr w:type="spellStart"/>
       <w:r>
         <w:rPr>
           <w:rFonts w:ascii="宋体" w:eastAsia="宋体" w:hAnsi="宋体" w:cs="宋体" w:hint="eastAsia"/>
@@ -3725,6 +3804,7 @@
         </w:rPr>
         <w:t>maxcachesize</w:t>
       </w:r>
+      <w:proofErr w:type="spellEnd"/>
       <w:r>
         <w:rPr>
           <w:rFonts w:ascii="宋体" w:eastAsia="宋体" w:hAnsi="宋体" w:cs="宋体" w:hint="eastAsia"/>
@@ -3734,12 +3814,14 @@
         </w:rPr>
         <w:t>指定</w:t>
       </w:r>
+      <w:proofErr w:type="spellStart"/>
       <w:r>
         <w:rPr>
           <w:rFonts w:hint="eastAsia"/>
         </w:rPr>
         <w:t>pmdBuffPool</w:t>
       </w:r>
+      <w:proofErr w:type="spellEnd"/>
       <w:r>
         <w:rPr>
           <w:rFonts w:ascii="宋体" w:eastAsia="宋体" w:hAnsi="宋体" w:cs="宋体" w:hint="eastAsia"/>
@@ -3839,24 +3921,28 @@
         </w:rPr>
         <w:t>在向</w:t>
       </w:r>
+      <w:proofErr w:type="spellStart"/>
       <w:r>
         <w:rPr>
           <w:rFonts w:hint="eastAsia"/>
         </w:rPr>
         <w:t>cacheMgr</w:t>
       </w:r>
+      <w:proofErr w:type="spellEnd"/>
       <w:r>
         <w:rPr>
           <w:rFonts w:hint="eastAsia"/>
         </w:rPr>
         <w:t>申请内存分配时，</w:t>
       </w:r>
+      <w:proofErr w:type="spellStart"/>
       <w:r>
         <w:rPr>
           <w:rFonts w:hint="eastAsia"/>
         </w:rPr>
         <w:t>maxCacheSize</w:t>
       </w:r>
+      <w:proofErr w:type="spellEnd"/>
       <w:r>
         <w:rPr>
           <w:rFonts w:hint="eastAsia"/>
@@ -3877,12 +3963,14 @@
           <w:rFonts w:hint="eastAsia"/>
         </w:rPr>
       </w:pPr>
+      <w:proofErr w:type="spellStart"/>
       <w:r>
         <w:rPr>
           <w:rFonts w:hint="eastAsia"/>
         </w:rPr>
         <w:t>UtilCache</w:t>
       </w:r>
+      <w:proofErr w:type="spellEnd"/>
       <w:r>
         <w:rPr>
           <w:rFonts w:hint="eastAsia"/>
@@ -3902,60 +3990,70 @@
         </w:rPr>
         <w:t>用户通过</w:t>
       </w:r>
+      <w:proofErr w:type="spellStart"/>
       <w:r>
         <w:rPr>
           <w:rFonts w:hint="eastAsia"/>
         </w:rPr>
         <w:t>PageID</w:t>
       </w:r>
+      <w:proofErr w:type="spellEnd"/>
       <w:r>
         <w:rPr>
           <w:rFonts w:hint="eastAsia"/>
         </w:rPr>
         <w:t>向</w:t>
       </w:r>
+      <w:proofErr w:type="spellStart"/>
       <w:r>
         <w:rPr>
           <w:rFonts w:hint="eastAsia"/>
         </w:rPr>
         <w:t>CacheUnit</w:t>
       </w:r>
+      <w:proofErr w:type="spellEnd"/>
       <w:r>
         <w:rPr>
           <w:rFonts w:hint="eastAsia"/>
         </w:rPr>
         <w:t>申请</w:t>
       </w:r>
+      <w:proofErr w:type="spellStart"/>
       <w:r>
         <w:rPr>
           <w:rFonts w:hint="eastAsia"/>
         </w:rPr>
         <w:t>CachePage</w:t>
       </w:r>
+      <w:proofErr w:type="spellEnd"/>
       <w:r>
         <w:rPr>
           <w:rFonts w:hint="eastAsia"/>
         </w:rPr>
         <w:t>，</w:t>
       </w:r>
+      <w:proofErr w:type="spellStart"/>
       <w:r>
         <w:rPr>
           <w:rFonts w:hint="eastAsia"/>
         </w:rPr>
         <w:t>CachePage</w:t>
       </w:r>
+      <w:proofErr w:type="spellEnd"/>
       <w:r>
         <w:rPr>
           <w:rFonts w:hint="eastAsia"/>
         </w:rPr>
         <w:t>由</w:t>
       </w:r>
+      <w:proofErr w:type="spellStart"/>
       <w:r>
         <w:rPr>
           <w:rFonts w:hint="eastAsia"/>
         </w:rPr>
         <w:t>PageID</w:t>
       </w:r>
+      <w:proofErr w:type="spellEnd"/>
       <w:r>
         <w:rPr>
           <w:rFonts w:hint="eastAsia"/>
@@ -3987,60 +4085,70 @@
         <w:lastRenderedPageBreak/>
         <w:t>个</w:t>
       </w:r>
+      <w:proofErr w:type="spellStart"/>
       <w:r>
         <w:rPr>
           <w:rFonts w:hint="eastAsia"/>
         </w:rPr>
         <w:t>CacheBucket</w:t>
       </w:r>
+      <w:proofErr w:type="spellEnd"/>
       <w:r>
         <w:rPr>
           <w:rFonts w:hint="eastAsia"/>
         </w:rPr>
         <w:t>桶中，</w:t>
       </w:r>
+      <w:proofErr w:type="spellStart"/>
       <w:r>
         <w:rPr>
           <w:rFonts w:hint="eastAsia"/>
         </w:rPr>
         <w:t>CachePage</w:t>
       </w:r>
+      <w:proofErr w:type="spellEnd"/>
       <w:r>
         <w:rPr>
           <w:rFonts w:hint="eastAsia"/>
         </w:rPr>
         <w:t>中实际的内存空间则是</w:t>
       </w:r>
+      <w:proofErr w:type="spellStart"/>
       <w:r>
         <w:rPr>
           <w:rFonts w:hint="eastAsia"/>
         </w:rPr>
         <w:t>CacheUnit</w:t>
       </w:r>
+      <w:proofErr w:type="spellEnd"/>
       <w:r>
         <w:rPr>
           <w:rFonts w:hint="eastAsia"/>
         </w:rPr>
         <w:t>向</w:t>
       </w:r>
+      <w:proofErr w:type="spellStart"/>
       <w:r>
         <w:rPr>
           <w:rFonts w:hint="eastAsia"/>
         </w:rPr>
         <w:t>CacheMgr</w:t>
       </w:r>
+      <w:proofErr w:type="spellEnd"/>
       <w:r>
         <w:rPr>
           <w:rFonts w:hint="eastAsia"/>
         </w:rPr>
         <w:t>申请的，</w:t>
       </w:r>
+      <w:proofErr w:type="spellStart"/>
       <w:r>
         <w:rPr>
           <w:rFonts w:hint="eastAsia"/>
         </w:rPr>
         <w:t>CacheMgr</w:t>
       </w:r>
+      <w:proofErr w:type="spellEnd"/>
       <w:r>
         <w:rPr>
           <w:rFonts w:hint="eastAsia"/>
@@ -4136,12 +4244,14 @@
         </w:rPr>
         <w:t>若将</w:t>
       </w:r>
+      <w:proofErr w:type="spellStart"/>
       <w:r>
         <w:rPr>
           <w:rFonts w:hint="eastAsia"/>
         </w:rPr>
         <w:t>maxCacheSize</w:t>
       </w:r>
+      <w:proofErr w:type="spellEnd"/>
       <w:r>
         <w:rPr>
           <w:rFonts w:hint="eastAsia"/>
@@ -4161,36 +4271,42 @@
         </w:rPr>
         <w:t>申请内存时，会与设定的</w:t>
       </w:r>
+      <w:proofErr w:type="spellStart"/>
       <w:r>
         <w:rPr>
           <w:rFonts w:hint="eastAsia"/>
         </w:rPr>
         <w:t>maxCacheSize</w:t>
       </w:r>
+      <w:proofErr w:type="spellEnd"/>
       <w:r>
         <w:rPr>
           <w:rFonts w:hint="eastAsia"/>
         </w:rPr>
         <w:t>进行对比，若欲申请的内存大小超过了</w:t>
       </w:r>
+      <w:proofErr w:type="spellStart"/>
       <w:r>
         <w:rPr>
           <w:rFonts w:hint="eastAsia"/>
         </w:rPr>
         <w:t>maxCacheSize</w:t>
       </w:r>
+      <w:proofErr w:type="spellEnd"/>
       <w:r>
         <w:rPr>
           <w:rFonts w:hint="eastAsia"/>
         </w:rPr>
         <w:t>则不从</w:t>
       </w:r>
+      <w:proofErr w:type="spellStart"/>
       <w:r>
         <w:rPr>
           <w:rFonts w:hint="eastAsia"/>
         </w:rPr>
         <w:t>CacheMgr</w:t>
       </w:r>
+      <w:proofErr w:type="spellEnd"/>
       <w:r>
         <w:rPr>
           <w:rFonts w:hint="eastAsia"/>
@@ -4215,6 +4331,7 @@
         </w:rPr>
         <w:t>使用的</w:t>
       </w:r>
+      <w:proofErr w:type="spellStart"/>
       <w:r>
         <w:rPr>
           <w:rFonts w:hint="eastAsia"/>
@@ -4227,6 +4344,7 @@
         </w:rPr>
         <w:t>Page</w:t>
       </w:r>
+      <w:proofErr w:type="spellEnd"/>
       <w:r>
         <w:rPr>
           <w:rFonts w:hint="eastAsia"/>
@@ -4265,12 +4383,14 @@
         </w:rPr>
         <w:t>另一方面，当已申请的内存占</w:t>
       </w:r>
+      <w:proofErr w:type="spellStart"/>
       <w:r>
         <w:rPr>
           <w:rFonts w:hint="eastAsia"/>
         </w:rPr>
         <w:t>maxCacheSize</w:t>
       </w:r>
+      <w:proofErr w:type="spellEnd"/>
       <w:r>
         <w:rPr>
           <w:rFonts w:hint="eastAsia"/>
@@ -4319,24 +4439,28 @@
         </w:rPr>
         <w:t>时，</w:t>
       </w:r>
+      <w:proofErr w:type="spellStart"/>
       <w:r>
         <w:rPr>
           <w:rFonts w:hint="eastAsia"/>
         </w:rPr>
         <w:t>CacheUnit</w:t>
       </w:r>
+      <w:proofErr w:type="spellEnd"/>
       <w:r>
         <w:rPr>
           <w:rFonts w:hint="eastAsia"/>
         </w:rPr>
         <w:t>会进行</w:t>
       </w:r>
+      <w:proofErr w:type="spellStart"/>
       <w:r>
         <w:rPr>
           <w:rFonts w:hint="eastAsia"/>
         </w:rPr>
         <w:t>CachePage</w:t>
       </w:r>
+      <w:proofErr w:type="spellEnd"/>
       <w:r>
         <w:rPr>
           <w:rFonts w:hint="eastAsia"/>
@@ -4361,12 +4485,14 @@
         </w:rPr>
         <w:t>的</w:t>
       </w:r>
+      <w:proofErr w:type="spellStart"/>
       <w:r>
         <w:rPr>
           <w:rFonts w:hint="eastAsia"/>
         </w:rPr>
         <w:t>CachePage</w:t>
       </w:r>
+      <w:proofErr w:type="spellEnd"/>
       <w:r>
         <w:rPr>
           <w:rFonts w:hint="eastAsia"/>
@@ -4379,12 +4505,14 @@
         </w:rPr>
         <w:t>内存空间会回到</w:t>
       </w:r>
+      <w:proofErr w:type="spellStart"/>
       <w:r>
         <w:rPr>
           <w:rFonts w:hint="eastAsia"/>
         </w:rPr>
         <w:t>CacheMgr</w:t>
       </w:r>
+      <w:proofErr w:type="spellEnd"/>
       <w:r>
         <w:rPr>
           <w:rFonts w:hint="eastAsia"/>
@@ -4421,8 +4549,54 @@
         <w:rPr>
           <w:rFonts w:hint="eastAsia"/>
         </w:rPr>
+        <w:t>当已申请的内存占</w:t>
+      </w:r>
+      <w:proofErr w:type="spellStart"/>
+      <w:r>
+        <w:rPr>
+          <w:rFonts w:hint="eastAsia"/>
+        </w:rPr>
+        <w:t>maxCacheSize</w:t>
+      </w:r>
+      <w:proofErr w:type="spellEnd"/>
+      <w:r>
+        <w:rPr>
+          <w:rFonts w:hint="eastAsia"/>
+        </w:rPr>
+        <w:t>的</w:t>
+      </w:r>
+      <w:r>
+        <w:rPr>
+          <w:rFonts w:hint="eastAsia"/>
+        </w:rPr>
+        <w:t>20%</w:t>
+      </w:r>
+      <w:r>
+        <w:rPr>
+          <w:rFonts w:hint="eastAsia"/>
+        </w:rPr>
+        <w:t>或以上且未使用的内存占已申请的内存</w:t>
+      </w:r>
+      <w:r>
+        <w:rPr>
+          <w:rFonts w:hint="eastAsia"/>
+        </w:rPr>
+        <w:t>60%</w:t>
+      </w:r>
+      <w:r>
+        <w:rPr>
+          <w:rFonts w:hint="eastAsia"/>
+        </w:rPr>
+        <w:t>或以上时，或是超时时，</w:t>
+      </w:r>
+      <w:proofErr w:type="spellStart"/>
+      <w:r>
+        <w:rPr>
+          <w:rFonts w:hint="eastAsia"/>
+        </w:rPr>
         <w:t>CacheMgr</w:t>
       </w:r>
+      <w:proofErr w:type="spellEnd"/>
       <w:r>
         <w:rPr>
           <w:rFonts w:hint="eastAsia"/>
@@ -4462,24 +4636,28 @@
         </w:rPr>
         <w:t>所以，若降低</w:t>
       </w:r>
+      <w:proofErr w:type="spellStart"/>
       <w:r>
         <w:rPr>
           <w:rFonts w:hint="eastAsia"/>
         </w:rPr>
         <w:t>maxCacheSize</w:t>
       </w:r>
+      <w:proofErr w:type="spellEnd"/>
       <w:r>
         <w:rPr>
           <w:rFonts w:hint="eastAsia"/>
         </w:rPr>
         <w:t>，用户会申请不到更多内存，且占用降低时，会释放内存，最终达到新的</w:t>
       </w:r>
+      <w:proofErr w:type="spellStart"/>
       <w:r>
         <w:rPr>
           <w:rFonts w:hint="eastAsia"/>
         </w:rPr>
         <w:t>maxCacheSize</w:t>
       </w:r>
+      <w:proofErr w:type="spellEnd"/>
       <w:r>
         <w:rPr>
           <w:rFonts w:hint="eastAsia"/>
@@ -4493,6 +4671,7 @@
         </w:rPr>
         <w:t>给</w:t>
       </w:r>
+      <w:proofErr w:type="spellStart"/>
       <w:r>
         <w:rPr>
           <w:rFonts w:hint="eastAsia"/>
@@ -4500,6 +4679,7 @@
         </w:rPr>
         <w:t>CacheMgr</w:t>
       </w:r>
+      <w:proofErr w:type="spellEnd"/>
       <w:r>
         <w:rPr>
           <w:rFonts w:hint="eastAsia"/>
@@ -4514,6 +4694,7 @@
         </w:rPr>
         <w:t>增加关于</w:t>
       </w:r>
+      <w:proofErr w:type="spellStart"/>
       <w:r>
         <w:rPr>
           <w:rFonts w:hint="eastAsia"/>
@@ -4521,6 +4702,7 @@
         </w:rPr>
         <w:t>maxCacheSize</w:t>
       </w:r>
+      <w:proofErr w:type="spellEnd"/>
       <w:r>
         <w:rPr>
           <w:rFonts w:hint="eastAsia"/>
@@ -4528,6 +4710,7 @@
         </w:rPr>
         <w:t>小于</w:t>
       </w:r>
+      <w:proofErr w:type="spellStart"/>
       <w:r>
         <w:rPr>
           <w:rFonts w:hint="eastAsia"/>
@@ -4535,6 +4718,7 @@
         </w:rPr>
         <w:t>CacheMgr</w:t>
       </w:r>
+      <w:proofErr w:type="spellEnd"/>
       <w:r>
         <w:rPr>
           <w:rFonts w:hint="eastAsia"/>
@@ -4555,12 +4739,14 @@
         </w:rPr>
         <w:t>当用户将</w:t>
       </w:r>
+      <w:proofErr w:type="spellStart"/>
       <w:r>
         <w:rPr>
           <w:rFonts w:hint="eastAsia"/>
         </w:rPr>
         <w:t>maxCacheSize</w:t>
       </w:r>
+      <w:proofErr w:type="spellEnd"/>
       <w:r>
         <w:rPr>
           <w:rFonts w:hint="eastAsia"/>
@@ -4588,48 +4774,56 @@
         </w:rPr>
         <w:t>，用户会不能够再向</w:t>
       </w:r>
+      <w:proofErr w:type="spellStart"/>
       <w:r>
         <w:rPr>
           <w:rFonts w:hint="eastAsia"/>
         </w:rPr>
         <w:t>CacheUnit</w:t>
       </w:r>
+      <w:proofErr w:type="spellEnd"/>
       <w:r>
         <w:rPr>
           <w:rFonts w:hint="eastAsia"/>
         </w:rPr>
         <w:t>申请</w:t>
       </w:r>
+      <w:proofErr w:type="spellStart"/>
       <w:r>
         <w:rPr>
           <w:rFonts w:hint="eastAsia"/>
         </w:rPr>
         <w:t>CachePage</w:t>
       </w:r>
+      <w:proofErr w:type="spellEnd"/>
       <w:r>
         <w:rPr>
           <w:rFonts w:hint="eastAsia"/>
         </w:rPr>
         <w:t>，</w:t>
       </w:r>
+      <w:proofErr w:type="spellStart"/>
       <w:r>
         <w:rPr>
           <w:rFonts w:hint="eastAsia"/>
         </w:rPr>
         <w:t>CacheUnit</w:t>
       </w:r>
+      <w:proofErr w:type="spellEnd"/>
       <w:r>
         <w:rPr>
           <w:rFonts w:hint="eastAsia"/>
         </w:rPr>
         <w:t>中的内存会逐渐全部回到</w:t>
       </w:r>
+      <w:proofErr w:type="spellStart"/>
       <w:r>
         <w:rPr>
           <w:rFonts w:hint="eastAsia"/>
         </w:rPr>
         <w:t>CacheMgr</w:t>
       </w:r>
+      <w:proofErr w:type="spellEnd"/>
       <w:r>
         <w:rPr>
           <w:rFonts w:hint="eastAsia"/>
@@ -4643,6 +4837,7 @@
         </w:rPr>
         <w:t>由于</w:t>
       </w:r>
+      <w:proofErr w:type="spellStart"/>
       <w:r>
         <w:rPr>
           <w:rFonts w:hint="eastAsia"/>
@@ -4650,6 +4845,7 @@
         </w:rPr>
         <w:t>CacheMgr</w:t>
       </w:r>
+      <w:proofErr w:type="spellEnd"/>
       <w:r>
         <w:rPr>
           <w:rFonts w:hint="eastAsia"/>
@@ -4660,6 +4856,51 @@
       <w:r>
         <w:rPr>
           <w:rFonts w:hint="eastAsia"/>
+          <w:color w:val="C00000"/>
+        </w:rPr>
+        <w:t>，加入对</w:t>
+      </w:r>
+      <w:proofErr w:type="spellStart"/>
+      <w:r>
+        <w:rPr>
+          <w:rFonts w:hint="eastAsia"/>
+          <w:color w:val="C00000"/>
+        </w:rPr>
+        <w:t>maxCacheSize</w:t>
+      </w:r>
+      <w:proofErr w:type="spellEnd"/>
+      <w:r>
+        <w:rPr>
+          <w:rFonts w:hint="eastAsia"/>
+          <w:color w:val="C00000"/>
+        </w:rPr>
+        <w:t>为</w:t>
+      </w:r>
+      <w:r>
+        <w:rPr>
+          <w:rFonts w:hint="eastAsia"/>
+          <w:color w:val="C00000"/>
+        </w:rPr>
+        <w:t>0</w:t>
+      </w:r>
+      <w:r>
+        <w:rPr>
+          <w:rFonts w:hint="eastAsia"/>
+          <w:color w:val="C00000"/>
+        </w:rPr>
+        <w:t>的</w:t>
+      </w:r>
+      <w:r>
+        <w:rPr>
+          <w:rFonts w:hint="eastAsia"/>
+          <w:color w:val="C00000"/>
+        </w:rPr>
+        <w:t>检测</w:t>
+      </w:r>
+      <w:r>
+        <w:rPr>
+          <w:rFonts w:hint="eastAsia"/>
+          <w:color w:val="C00000"/>
         </w:rPr>
         <w:t>。</w:t>
       </w:r>
@@ -4678,12 +4919,14 @@
         </w:rPr>
         <w:t>若将</w:t>
       </w:r>
+      <w:proofErr w:type="spellStart"/>
       <w:r>
         <w:rPr>
           <w:rFonts w:hint="eastAsia"/>
         </w:rPr>
         <w:t>maxCacheSize</w:t>
       </w:r>
+      <w:proofErr w:type="spellEnd"/>
       <w:r>
         <w:rPr>
           <w:rFonts w:hint="eastAsia"/>
@@ -4703,12 +4946,14 @@
         </w:rPr>
         <w:t>当程序需要向</w:t>
       </w:r>
+      <w:proofErr w:type="spellStart"/>
       <w:r>
         <w:rPr>
           <w:rFonts w:hint="eastAsia"/>
         </w:rPr>
         <w:t>CacheMgr</w:t>
       </w:r>
+      <w:proofErr w:type="spellEnd"/>
       <w:r>
         <w:rPr>
           <w:rFonts w:hint="eastAsia"/>
@@ -4723,12 +4968,14 @@
         </w:rPr>
         <w:t>当</w:t>
       </w:r>
+      <w:proofErr w:type="spellStart"/>
       <w:r>
         <w:rPr>
           <w:rFonts w:hint="eastAsia"/>
         </w:rPr>
         <w:t>maxCacheSize</w:t>
       </w:r>
+      <w:proofErr w:type="spellEnd"/>
       <w:r>
         <w:rPr>
           <w:rFonts w:hint="eastAsia"/>
@@ -4759,12 +5006,14 @@
         </w:rPr>
         <w:t>时，也不需做修改，</w:t>
       </w:r>
+      <w:proofErr w:type="spellStart"/>
       <w:r>
         <w:rPr>
           <w:rFonts w:hint="eastAsia"/>
         </w:rPr>
         <w:t>CacheMgr</w:t>
       </w:r>
+      <w:proofErr w:type="spellEnd"/>
       <w:r>
         <w:rPr>
           <w:rFonts w:hint="eastAsia"/>
@@ -4843,20 +5092,27 @@
         <w:t>给</w:t>
       </w:r>
       <w:r>
-        <w:t>_pmdBuffPool</w:t>
-      </w:r>
+        <w:t>_</w:t>
+      </w:r>
+      <w:proofErr w:type="spellStart"/>
+      <w:r>
+        <w:t>pmdBuffPool</w:t>
+      </w:r>
+      <w:proofErr w:type="spellEnd"/>
       <w:r>
         <w:rPr>
           <w:rFonts w:hint="eastAsia"/>
         </w:rPr>
         <w:t>增加修改</w:t>
       </w:r>
+      <w:proofErr w:type="spellStart"/>
       <w:r>
         <w:rPr>
           <w:rFonts w:hint="eastAsia"/>
         </w:rPr>
         <w:t>maxCacheSize</w:t>
       </w:r>
+      <w:proofErr w:type="spellEnd"/>
       <w:r>
         <w:rPr>
           <w:rFonts w:hint="eastAsia"/>
@@ -4869,24 +5125,28 @@
         </w:rPr>
         <w:t>用于设定</w:t>
       </w:r>
+      <w:proofErr w:type="spellStart"/>
       <w:r>
         <w:rPr>
           <w:rFonts w:hint="eastAsia"/>
         </w:rPr>
         <w:t>utilCacheMgr</w:t>
       </w:r>
+      <w:proofErr w:type="spellEnd"/>
       <w:r>
         <w:rPr>
           <w:rFonts w:hint="eastAsia"/>
         </w:rPr>
         <w:t>中</w:t>
       </w:r>
+      <w:proofErr w:type="spellStart"/>
       <w:r>
         <w:rPr>
           <w:rFonts w:hint="eastAsia"/>
         </w:rPr>
         <w:t>maxCacheSize</w:t>
       </w:r>
+      <w:proofErr w:type="spellEnd"/>
       <w:r>
         <w:rPr>
           <w:rFonts w:hint="eastAsia"/>
@@ -4899,23 +5159,33 @@
         </w:rPr>
         <w:t>然后在</w:t>
       </w:r>
+      <w:proofErr w:type="spellStart"/>
       <w:r>
         <w:rPr>
           <w:rFonts w:hint="eastAsia"/>
         </w:rPr>
         <w:t>pmdController</w:t>
       </w:r>
+      <w:proofErr w:type="spellEnd"/>
       <w:r>
         <w:rPr>
           <w:rFonts w:hint="eastAsia"/>
         </w:rPr>
         <w:t>的</w:t>
       </w:r>
-      <w:r>
-        <w:rPr>
-          <w:rFonts w:hint="eastAsia"/>
-        </w:rPr>
-        <w:t>onConfigChange()</w:t>
+      <w:proofErr w:type="spellStart"/>
+      <w:r>
+        <w:rPr>
+          <w:rFonts w:hint="eastAsia"/>
+        </w:rPr>
+        <w:t>onConfigChange</w:t>
+      </w:r>
+      <w:proofErr w:type="spellEnd"/>
+      <w:r>
+        <w:rPr>
+          <w:rFonts w:hint="eastAsia"/>
+        </w:rPr>
+        <w:t>()</w:t>
       </w:r>
       <w:r>
         <w:rPr>
@@ -4943,12 +5213,14 @@
         </w:rPr>
         <w:t>另一方面，针对</w:t>
       </w:r>
+      <w:proofErr w:type="spellStart"/>
       <w:r>
         <w:rPr>
           <w:rFonts w:hint="eastAsia"/>
         </w:rPr>
         <w:t>maxCacheSize</w:t>
       </w:r>
+      <w:proofErr w:type="spellEnd"/>
       <w:r>
         <w:rPr>
           <w:rFonts w:hint="eastAsia"/>
@@ -5033,24 +5305,28 @@
         </w:rPr>
         <w:t>在</w:t>
       </w:r>
+      <w:proofErr w:type="spellStart"/>
       <w:r>
         <w:rPr>
           <w:rFonts w:hint="eastAsia"/>
         </w:rPr>
         <w:t>CacheMgr</w:t>
       </w:r>
+      <w:proofErr w:type="spellEnd"/>
       <w:r>
         <w:rPr>
           <w:rFonts w:hint="eastAsia"/>
         </w:rPr>
         <w:t>判断是否要回收时，加入</w:t>
       </w:r>
+      <w:proofErr w:type="spellStart"/>
       <w:r>
         <w:rPr>
           <w:rFonts w:hint="eastAsia"/>
         </w:rPr>
         <w:t>maxCacheSize</w:t>
       </w:r>
+      <w:proofErr w:type="spellEnd"/>
       <w:r>
         <w:rPr>
           <w:rFonts w:hint="eastAsia"/>
@@ -5157,24 +5433,28 @@
         </w:rPr>
         <w:t>然后在</w:t>
       </w:r>
+      <w:proofErr w:type="spellStart"/>
       <w:r>
         <w:rPr>
           <w:rFonts w:hint="eastAsia"/>
         </w:rPr>
         <w:t>CacheMgr</w:t>
       </w:r>
+      <w:proofErr w:type="spellEnd"/>
       <w:r>
         <w:rPr>
           <w:rFonts w:hint="eastAsia"/>
         </w:rPr>
         <w:t>进行回收的地方，也加入对</w:t>
       </w:r>
+      <w:proofErr w:type="spellStart"/>
       <w:r>
         <w:rPr>
           <w:rFonts w:hint="eastAsia"/>
         </w:rPr>
         <w:t>maxCacheSize</w:t>
       </w:r>
+      <w:proofErr w:type="spellEnd"/>
       <w:r>
         <w:rPr>
           <w:rFonts w:hint="eastAsia"/>
@@ -5206,12 +5486,14 @@
         </w:rPr>
         <w:t>，则直接回收所有空间，这里可以给</w:t>
       </w:r>
+      <w:proofErr w:type="spellStart"/>
       <w:r>
         <w:rPr>
           <w:rFonts w:hint="eastAsia"/>
         </w:rPr>
         <w:t>CacheMgr</w:t>
       </w:r>
+      <w:proofErr w:type="spellEnd"/>
       <w:r>
         <w:rPr>
           <w:rFonts w:hint="eastAsia"/>
@@ -5222,7 +5504,21 @@
         <w:rPr>
           <w:rFonts w:hint="eastAsia"/>
         </w:rPr>
-        <w:t>_recycleFullBucket()</w:t>
+        <w:t>_</w:t>
+      </w:r>
+      <w:proofErr w:type="spellStart"/>
+      <w:r>
+        <w:rPr>
+          <w:rFonts w:hint="eastAsia"/>
+        </w:rPr>
+        <w:t>recycleFullBucket</w:t>
+      </w:r>
+      <w:proofErr w:type="spellEnd"/>
+      <w:r>
+        <w:rPr>
+          <w:rFonts w:hint="eastAsia"/>
+        </w:rPr>
+        <w:t>()</w:t>
       </w:r>
       <w:r>
         <w:rPr>
@@ -5277,7 +5573,21 @@
         <w:rPr>
           <w:rFonts w:hint="eastAsia"/>
         </w:rPr>
-        <w:t>_recycleBucket()</w:t>
+        <w:t>_</w:t>
+      </w:r>
+      <w:proofErr w:type="spellStart"/>
+      <w:r>
+        <w:rPr>
+          <w:rFonts w:hint="eastAsia"/>
+        </w:rPr>
+        <w:t>recycleBucket</w:t>
+      </w:r>
+      <w:proofErr w:type="spellEnd"/>
+      <w:r>
+        <w:rPr>
+          <w:rFonts w:hint="eastAsia"/>
+        </w:rPr>
+        <w:t>()</w:t>
       </w:r>
       <w:r>
         <w:rPr>
@@ -5285,12 +5595,14 @@
         </w:rPr>
         <w:t>进行回收，直到</w:t>
       </w:r>
+      <w:proofErr w:type="spellStart"/>
       <w:r>
         <w:rPr>
           <w:rFonts w:hint="eastAsia"/>
         </w:rPr>
         <w:t>maxCacheSize</w:t>
       </w:r>
+      <w:proofErr w:type="spellEnd"/>
       <w:r>
         <w:rPr>
           <w:rFonts w:hint="eastAsia"/>
@@ -5343,12 +5655,14 @@
         </w:rPr>
         <w:t>--</w:t>
       </w:r>
+      <w:proofErr w:type="spellStart"/>
       <w:r>
         <w:rPr>
           <w:kern w:val="0"/>
         </w:rPr>
         <w:t>transactiontimeout</w:t>
       </w:r>
+      <w:proofErr w:type="spellEnd"/>
       <w:r>
         <w:rPr>
           <w:rFonts w:hint="eastAsia"/>
@@ -5428,12 +5742,14 @@
         </w:rPr>
         <w:t>获取事务锁时，动态创建一个新的</w:t>
       </w:r>
+      <w:proofErr w:type="spellStart"/>
       <w:r>
         <w:rPr>
           <w:rFonts w:hint="eastAsia"/>
         </w:rPr>
         <w:t>dpsLockBucket</w:t>
       </w:r>
+      <w:proofErr w:type="spellEnd"/>
       <w:r>
         <w:rPr>
           <w:rFonts w:hint="eastAsia"/>
@@ -5554,12 +5870,14 @@
         </w:rPr>
         <w:t>在</w:t>
       </w:r>
+      <w:proofErr w:type="spellStart"/>
       <w:r>
         <w:rPr>
           <w:rFonts w:hint="eastAsia"/>
         </w:rPr>
         <w:t>dpsLockBucket</w:t>
       </w:r>
+      <w:proofErr w:type="spellEnd"/>
       <w:r>
         <w:rPr>
           <w:rFonts w:hint="eastAsia"/>
@@ -5576,8 +5894,16 @@
         <w:rPr>
           <w:rFonts w:hint="eastAsia"/>
         </w:rPr>
-        <w:t>_lockTimeout</w:t>
-      </w:r>
+        <w:t>_</w:t>
+      </w:r>
+      <w:proofErr w:type="spellStart"/>
+      <w:r>
+        <w:rPr>
+          <w:rFonts w:hint="eastAsia"/>
+        </w:rPr>
+        <w:t>lockTimeout</w:t>
+      </w:r>
+      <w:proofErr w:type="spellEnd"/>
       <w:r>
         <w:rPr>
           <w:rFonts w:hint="eastAsia"/>
@@ -5588,44 +5914,58 @@
         <w:rPr>
           <w:rFonts w:hint="eastAsia"/>
         </w:rPr>
-        <w:t>_lockTimeout</w:t>
-      </w:r>
+        <w:t>_</w:t>
+      </w:r>
+      <w:proofErr w:type="spellStart"/>
+      <w:r>
+        <w:rPr>
+          <w:rFonts w:hint="eastAsia"/>
+        </w:rPr>
+        <w:t>lockTimeout</w:t>
+      </w:r>
+      <w:proofErr w:type="spellEnd"/>
       <w:r>
         <w:rPr>
           <w:rFonts w:hint="eastAsia"/>
         </w:rPr>
         <w:t>是所有</w:t>
       </w:r>
+      <w:proofErr w:type="spellStart"/>
       <w:r>
         <w:rPr>
           <w:rFonts w:hint="eastAsia"/>
         </w:rPr>
         <w:t>dpsLockBucket</w:t>
       </w:r>
+      <w:proofErr w:type="spellEnd"/>
       <w:r>
         <w:rPr>
           <w:rFonts w:hint="eastAsia"/>
         </w:rPr>
         <w:t>共享的，但需要用户以新的</w:t>
       </w:r>
+      <w:proofErr w:type="spellStart"/>
       <w:r>
         <w:rPr>
           <w:rFonts w:hint="eastAsia"/>
         </w:rPr>
         <w:t>TransLockId</w:t>
       </w:r>
+      <w:proofErr w:type="spellEnd"/>
       <w:r>
         <w:rPr>
           <w:rFonts w:hint="eastAsia"/>
         </w:rPr>
         <w:t>创建</w:t>
       </w:r>
+      <w:proofErr w:type="spellStart"/>
       <w:r>
         <w:rPr>
           <w:rFonts w:hint="eastAsia"/>
         </w:rPr>
         <w:t>dpsLockBucket</w:t>
       </w:r>
+      <w:proofErr w:type="spellEnd"/>
       <w:r>
         <w:rPr>
           <w:rFonts w:hint="eastAsia"/>
@@ -5636,8 +5976,16 @@
         <w:rPr>
           <w:rFonts w:hint="eastAsia"/>
         </w:rPr>
-        <w:t>_lockTimeout</w:t>
-      </w:r>
+        <w:t>_</w:t>
+      </w:r>
+      <w:proofErr w:type="spellStart"/>
+      <w:r>
+        <w:rPr>
+          <w:rFonts w:hint="eastAsia"/>
+        </w:rPr>
+        <w:t>lockTimeout</w:t>
+      </w:r>
+      <w:proofErr w:type="spellEnd"/>
       <w:r>
         <w:rPr>
           <w:rFonts w:hint="eastAsia"/>
@@ -5684,20 +6032,30 @@
         <w:rPr>
           <w:rFonts w:hint="eastAsia"/>
         </w:rPr>
-        <w:t>_lockTimeout</w:t>
-      </w:r>
+        <w:t>_</w:t>
+      </w:r>
+      <w:proofErr w:type="spellStart"/>
+      <w:r>
+        <w:rPr>
+          <w:rFonts w:hint="eastAsia"/>
+        </w:rPr>
+        <w:t>lockTimeout</w:t>
+      </w:r>
+      <w:proofErr w:type="spellEnd"/>
       <w:r>
         <w:rPr>
           <w:rFonts w:hint="eastAsia"/>
         </w:rPr>
         <w:t>是</w:t>
       </w:r>
+      <w:proofErr w:type="spellStart"/>
       <w:r>
         <w:rPr>
           <w:rFonts w:hint="eastAsia"/>
         </w:rPr>
         <w:t>dpsLockBucket</w:t>
       </w:r>
+      <w:proofErr w:type="spellEnd"/>
       <w:r>
         <w:rPr>
           <w:rFonts w:hint="eastAsia"/>
@@ -5720,23 +6078,33 @@
         </w:rPr>
         <w:t>给</w:t>
       </w:r>
+      <w:proofErr w:type="spellStart"/>
       <w:r>
         <w:rPr>
           <w:rFonts w:hint="eastAsia"/>
         </w:rPr>
         <w:t>dpsLockBucket</w:t>
       </w:r>
+      <w:proofErr w:type="spellEnd"/>
       <w:r>
         <w:rPr>
           <w:rFonts w:hint="eastAsia"/>
         </w:rPr>
         <w:t>增加一个公有静态函数</w:t>
       </w:r>
-      <w:r>
-        <w:rPr>
-          <w:rFonts w:hint="eastAsia"/>
-        </w:rPr>
-        <w:t>setLockTimeout()</w:t>
+      <w:proofErr w:type="spellStart"/>
+      <w:r>
+        <w:rPr>
+          <w:rFonts w:hint="eastAsia"/>
+        </w:rPr>
+        <w:t>setLockTimeout</w:t>
+      </w:r>
+      <w:proofErr w:type="spellEnd"/>
+      <w:r>
+        <w:rPr>
+          <w:rFonts w:hint="eastAsia"/>
+        </w:rPr>
+        <w:t>()</w:t>
       </w:r>
       <w:r>
         <w:rPr>
@@ -5748,8 +6116,16 @@
         <w:rPr>
           <w:rFonts w:hint="eastAsia"/>
         </w:rPr>
-        <w:t>_lockTimeout</w:t>
-      </w:r>
+        <w:t>_</w:t>
+      </w:r>
+      <w:proofErr w:type="spellStart"/>
+      <w:r>
+        <w:rPr>
+          <w:rFonts w:hint="eastAsia"/>
+        </w:rPr>
+        <w:t>lockTimeout</w:t>
+      </w:r>
+      <w:proofErr w:type="spellEnd"/>
       <w:r>
         <w:rPr>
           <w:rFonts w:hint="eastAsia"/>
@@ -5778,8 +6154,16 @@
         <w:rPr>
           <w:rFonts w:hint="eastAsia"/>
         </w:rPr>
-        <w:t>_lockTimeout</w:t>
-      </w:r>
+        <w:t>_</w:t>
+      </w:r>
+      <w:proofErr w:type="spellStart"/>
+      <w:r>
+        <w:rPr>
+          <w:rFonts w:hint="eastAsia"/>
+        </w:rPr>
+        <w:t>lockTimeout</w:t>
+      </w:r>
+      <w:proofErr w:type="spellEnd"/>
       <w:r>
         <w:rPr>
           <w:rFonts w:hint="eastAsia"/>
@@ -5796,8 +6180,16 @@
         <w:rPr>
           <w:rFonts w:hint="eastAsia"/>
         </w:rPr>
-        <w:t>_initMutex</w:t>
-      </w:r>
+        <w:t>_</w:t>
+      </w:r>
+      <w:proofErr w:type="spellStart"/>
+      <w:r>
+        <w:rPr>
+          <w:rFonts w:hint="eastAsia"/>
+        </w:rPr>
+        <w:t>initMutex</w:t>
+      </w:r>
+      <w:proofErr w:type="spellEnd"/>
       <w:r>
         <w:rPr>
           <w:rFonts w:hint="eastAsia"/>
@@ -5833,23 +6225,33 @@
         </w:rPr>
         <w:t>在</w:t>
       </w:r>
+      <w:proofErr w:type="spellStart"/>
       <w:r>
         <w:rPr>
           <w:rFonts w:hint="eastAsia"/>
         </w:rPr>
         <w:t>dpsTransCB</w:t>
       </w:r>
+      <w:proofErr w:type="spellEnd"/>
       <w:r>
         <w:rPr>
           <w:rFonts w:hint="eastAsia"/>
         </w:rPr>
         <w:t>中，增加</w:t>
       </w:r>
-      <w:r>
-        <w:rPr>
-          <w:rFonts w:hint="eastAsia"/>
-        </w:rPr>
-        <w:t>onConfigChange()</w:t>
+      <w:proofErr w:type="spellStart"/>
+      <w:r>
+        <w:rPr>
+          <w:rFonts w:hint="eastAsia"/>
+        </w:rPr>
+        <w:t>onConfigChange</w:t>
+      </w:r>
+      <w:proofErr w:type="spellEnd"/>
+      <w:r>
+        <w:rPr>
+          <w:rFonts w:hint="eastAsia"/>
+        </w:rPr>
+        <w:t>()</w:t>
       </w:r>
       <w:r>
         <w:rPr>
@@ -5864,11 +6266,19 @@
         </w:rPr>
         <w:t>调用</w:t>
       </w:r>
-      <w:r>
-        <w:rPr>
-          <w:rFonts w:hint="eastAsia"/>
-        </w:rPr>
-        <w:t>dpsLockBucket::</w:t>
+      <w:proofErr w:type="spellStart"/>
+      <w:r>
+        <w:rPr>
+          <w:rFonts w:hint="eastAsia"/>
+        </w:rPr>
+        <w:t>dpsLockBucket</w:t>
+      </w:r>
+      <w:proofErr w:type="spellEnd"/>
+      <w:r>
+        <w:rPr>
+          <w:rFonts w:hint="eastAsia"/>
+        </w:rPr>
+        <w:t>::</w:t>
       </w:r>
       <w:r>
         <w:rPr>
@@ -5876,11 +6286,19 @@
         </w:rPr>
         <w:t xml:space="preserve"> </w:t>
       </w:r>
-      <w:r>
-        <w:rPr>
-          <w:rFonts w:hint="eastAsia"/>
-        </w:rPr>
-        <w:t>setLockTimeout()</w:t>
+      <w:proofErr w:type="spellStart"/>
+      <w:r>
+        <w:rPr>
+          <w:rFonts w:hint="eastAsia"/>
+        </w:rPr>
+        <w:t>setLockTimeout</w:t>
+      </w:r>
+      <w:proofErr w:type="spellEnd"/>
+      <w:r>
+        <w:rPr>
+          <w:rFonts w:hint="eastAsia"/>
+        </w:rPr>
+        <w:t>()</w:t>
       </w:r>
       <w:r>
         <w:rPr>
@@ -5892,8 +6310,16 @@
         <w:rPr>
           <w:rFonts w:hint="eastAsia"/>
         </w:rPr>
-        <w:t>_lockTimeout</w:t>
-      </w:r>
+        <w:t>_</w:t>
+      </w:r>
+      <w:proofErr w:type="spellStart"/>
+      <w:r>
+        <w:rPr>
+          <w:rFonts w:hint="eastAsia"/>
+        </w:rPr>
+        <w:t>lockTimeout</w:t>
+      </w:r>
+      <w:proofErr w:type="spellEnd"/>
       <w:r>
         <w:rPr>
           <w:rStyle w:val="CommentReference"/>
@@ -5996,8 +6422,17 @@
           <w:rFonts w:cs="宋体"/>
           <w:color w:val="000000" w:themeColor="text1"/>
         </w:rPr>
-        <w:t>--diagnum</w:t>
-      </w:r>
+        <w:t>--</w:t>
+      </w:r>
+      <w:proofErr w:type="spellStart"/>
+      <w:r>
+        <w:rPr>
+          <w:rFonts w:cs="宋体"/>
+          <w:color w:val="000000" w:themeColor="text1"/>
+        </w:rPr>
+        <w:t>diagnum</w:t>
+      </w:r>
+      <w:proofErr w:type="spellEnd"/>
       <w:r>
         <w:rPr>
           <w:rFonts w:hint="eastAsia"/>
@@ -6059,12 +6494,14 @@
         </w:rPr>
         <w:t>--</w:t>
       </w:r>
+      <w:proofErr w:type="spellStart"/>
       <w:r>
         <w:rPr>
           <w:rFonts w:hint="eastAsia"/>
         </w:rPr>
         <w:t>auditnum</w:t>
       </w:r>
+      <w:proofErr w:type="spellEnd"/>
       <w:r>
         <w:rPr>
           <w:rFonts w:hint="eastAsia"/>
@@ -6202,12 +6639,14 @@
         </w:rPr>
         <w:t>只在</w:t>
       </w:r>
+      <w:proofErr w:type="spellStart"/>
       <w:r>
         <w:rPr>
           <w:rFonts w:hint="eastAsia"/>
         </w:rPr>
         <w:t>pmd</w:t>
       </w:r>
+      <w:proofErr w:type="spellEnd"/>
       <w:r>
         <w:rPr>
           <w:rFonts w:hint="eastAsia"/>
@@ -6321,23 +6760,47 @@
         </w:rPr>
         <w:t>和</w:t>
       </w:r>
+      <w:proofErr w:type="spellStart"/>
       <w:r>
         <w:rPr>
           <w:rFonts w:hint="eastAsia"/>
         </w:rPr>
         <w:t>diaglevel</w:t>
       </w:r>
+      <w:proofErr w:type="spellEnd"/>
       <w:r>
         <w:rPr>
           <w:rFonts w:hint="eastAsia"/>
         </w:rPr>
         <w:t>参数一样，在</w:t>
       </w:r>
-      <w:r>
-        <w:rPr>
-          <w:rFonts w:hint="eastAsia"/>
-        </w:rPr>
-        <w:t>pmdController::conConfigChange()</w:t>
+      <w:proofErr w:type="spellStart"/>
+      <w:r>
+        <w:rPr>
+          <w:rFonts w:hint="eastAsia"/>
+        </w:rPr>
+        <w:t>pmdController</w:t>
+      </w:r>
+      <w:proofErr w:type="spellEnd"/>
+      <w:r>
+        <w:rPr>
+          <w:rFonts w:hint="eastAsia"/>
+        </w:rPr>
+        <w:t>::</w:t>
+      </w:r>
+      <w:proofErr w:type="spellStart"/>
+      <w:r>
+        <w:rPr>
+          <w:rFonts w:hint="eastAsia"/>
+        </w:rPr>
+        <w:t>conConfigChange</w:t>
+      </w:r>
+      <w:proofErr w:type="spellEnd"/>
+      <w:r>
+        <w:rPr>
+          <w:rFonts w:hint="eastAsia"/>
+        </w:rPr>
+        <w:t>()</w:t>
       </w:r>
       <w:r>
         <w:rPr>
@@ -6405,7 +6868,21 @@
         <w:rPr>
           <w:rFonts w:hint="eastAsia"/>
         </w:rPr>
-        <w:t>_getPDCfgInfo()</w:t>
+        <w:t>_</w:t>
+      </w:r>
+      <w:proofErr w:type="spellStart"/>
+      <w:r>
+        <w:rPr>
+          <w:rFonts w:hint="eastAsia"/>
+        </w:rPr>
+        <w:t>getPDCfgInfo</w:t>
+      </w:r>
+      <w:proofErr w:type="spellEnd"/>
+      <w:r>
+        <w:rPr>
+          <w:rFonts w:hint="eastAsia"/>
+        </w:rPr>
+        <w:t>()</w:t>
       </w:r>
       <w:r>
         <w:rPr>
@@ -6443,6 +6920,7 @@
         </w:rPr>
         <w:t>设置其中的</w:t>
       </w:r>
+      <w:proofErr w:type="spellStart"/>
       <w:r>
         <w:rPr>
           <w:rFonts w:hint="eastAsia"/>
@@ -6450,6 +6928,7 @@
         <w:lastRenderedPageBreak/>
         <w:t>g_pdCfg._pdFileMaxNum</w:t>
       </w:r>
+      <w:proofErr w:type="spellEnd"/>
       <w:r>
         <w:rPr>
           <w:rFonts w:hint="eastAsia"/>
@@ -6499,9 +6978,11 @@
         </w:rPr>
         <w:t>中增加</w:t>
       </w:r>
+      <w:proofErr w:type="spellStart"/>
       <w:r>
         <w:t>setDiagFileNum</w:t>
       </w:r>
+      <w:proofErr w:type="spellEnd"/>
       <w:r>
         <w:rPr>
           <w:rFonts w:hint="eastAsia"/>
@@ -6509,8 +6990,13 @@
         <w:t>(</w:t>
       </w:r>
       <w:r>
-        <w:t>INT32 fileMaxNum</w:t>
-      </w:r>
+        <w:t xml:space="preserve">INT32 </w:t>
+      </w:r>
+      <w:proofErr w:type="spellStart"/>
+      <w:r>
+        <w:t>fileMaxNum</w:t>
+      </w:r>
+      <w:proofErr w:type="spellEnd"/>
       <w:r>
         <w:rPr>
           <w:rFonts w:hint="eastAsia"/>
@@ -6523,12 +7009,14 @@
         </w:rPr>
         <w:t>函数用于设定</w:t>
       </w:r>
+      <w:proofErr w:type="spellStart"/>
       <w:r>
         <w:rPr>
           <w:rFonts w:hint="eastAsia"/>
         </w:rPr>
         <w:t>diagFileNum</w:t>
       </w:r>
+      <w:proofErr w:type="spellEnd"/>
       <w:r>
         <w:rPr>
           <w:rFonts w:hint="eastAsia"/>
@@ -6563,9 +7051,11 @@
         </w:rPr>
         <w:t>中增加</w:t>
       </w:r>
+      <w:proofErr w:type="spellStart"/>
       <w:r>
         <w:t>setAuditFileNum</w:t>
       </w:r>
+      <w:proofErr w:type="spellEnd"/>
       <w:r>
         <w:rPr>
           <w:rFonts w:hint="eastAsia"/>
@@ -6579,8 +7069,13 @@
         <w:t>(</w:t>
       </w:r>
       <w:r>
-        <w:t>INT32 fileMaxNum</w:t>
-      </w:r>
+        <w:t xml:space="preserve">INT32 </w:t>
+      </w:r>
+      <w:proofErr w:type="spellStart"/>
+      <w:r>
+        <w:t>fileMaxNum</w:t>
+      </w:r>
+      <w:proofErr w:type="spellEnd"/>
       <w:r>
         <w:rPr>
           <w:rFonts w:hint="eastAsia"/>
@@ -6593,6 +7088,7 @@
         </w:rPr>
         <w:t>函数用于设定</w:t>
       </w:r>
+      <w:proofErr w:type="spellStart"/>
       <w:r>
         <w:rPr>
           <w:rFonts w:hint="eastAsia"/>
@@ -6602,6 +7098,7 @@
       <w:r>
         <w:t>uditFileNum</w:t>
       </w:r>
+      <w:proofErr w:type="spellEnd"/>
       <w:r>
         <w:rPr>
           <w:rFonts w:hint="eastAsia"/>
@@ -6624,12 +7121,14 @@
         </w:rPr>
         <w:t>在</w:t>
       </w:r>
+      <w:proofErr w:type="spellStart"/>
       <w:r>
         <w:rPr>
           <w:rFonts w:hint="eastAsia"/>
         </w:rPr>
         <w:t>pmdController</w:t>
       </w:r>
+      <w:proofErr w:type="spellEnd"/>
       <w:r>
         <w:rPr>
           <w:rFonts w:hint="eastAsia"/>
@@ -6743,6 +7242,7 @@
         </w:rPr>
         <w:t>模块不会维护一个文件计数，所以每次使用</w:t>
       </w:r>
+      <w:proofErr w:type="spellStart"/>
       <w:ins w:id="49" w:author="zhaowenbo" w:date="2017-10-23T17:04:00Z">
         <w:r>
           <w:rPr>
@@ -6765,6 +7265,7 @@
         </w:rPr>
         <w:t>ssEnumFiles</w:t>
       </w:r>
+      <w:proofErr w:type="spellEnd"/>
       <w:r>
         <w:rPr>
           <w:rFonts w:hint="eastAsia"/>
@@ -6787,12 +7288,14 @@
         </w:rPr>
         <w:t>如果改变逻辑，让</w:t>
       </w:r>
+      <w:proofErr w:type="spellStart"/>
       <w:r>
         <w:rPr>
           <w:rFonts w:hint="eastAsia"/>
         </w:rPr>
         <w:t>sdb</w:t>
       </w:r>
+      <w:proofErr w:type="spellEnd"/>
       <w:r>
         <w:rPr>
           <w:rFonts w:hint="eastAsia"/>
@@ -6877,8 +7380,13 @@
       <w:bookmarkStart w:id="75" w:name="_Toc497396344"/>
       <w:bookmarkStart w:id="76" w:name="_Toc497396413"/>
       <w:r>
-        <w:t>--dpslocal</w:t>
-      </w:r>
+        <w:t>--</w:t>
+      </w:r>
+      <w:proofErr w:type="spellStart"/>
+      <w:r>
+        <w:t>dpslocal</w:t>
+      </w:r>
+      <w:proofErr w:type="spellEnd"/>
       <w:r>
         <w:rPr>
           <w:rFonts w:hint="eastAsia"/>
@@ -7006,13 +7514,41 @@
           <w:szCs w:val="21"/>
         </w:rPr>
       </w:pPr>
-      <w:r>
-        <w:rPr>
-          <w:rFonts w:ascii="宋体" w:eastAsia="宋体" w:hAnsi="宋体" w:cs="宋体" w:hint="eastAsia"/>
-          <w:color w:val="000000" w:themeColor="text1"/>
-          <w:szCs w:val="21"/>
-        </w:rPr>
-        <w:t>dpsLogWrapper在初始化时保存了dpslocal的配置，但不会再更新。</w:t>
+      <w:proofErr w:type="spellStart"/>
+      <w:r>
+        <w:rPr>
+          <w:rFonts w:ascii="宋体" w:eastAsia="宋体" w:hAnsi="宋体" w:cs="宋体" w:hint="eastAsia"/>
+          <w:color w:val="000000" w:themeColor="text1"/>
+          <w:szCs w:val="21"/>
+        </w:rPr>
+        <w:t>dpsLogWrapper</w:t>
+      </w:r>
+      <w:proofErr w:type="spellEnd"/>
+      <w:r>
+        <w:rPr>
+          <w:rFonts w:ascii="宋体" w:eastAsia="宋体" w:hAnsi="宋体" w:cs="宋体" w:hint="eastAsia"/>
+          <w:color w:val="000000" w:themeColor="text1"/>
+          <w:szCs w:val="21"/>
+        </w:rPr>
+        <w:t>在初始化时保存了</w:t>
+      </w:r>
+      <w:proofErr w:type="spellStart"/>
+      <w:r>
+        <w:rPr>
+          <w:rFonts w:ascii="宋体" w:eastAsia="宋体" w:hAnsi="宋体" w:cs="宋体" w:hint="eastAsia"/>
+          <w:color w:val="000000" w:themeColor="text1"/>
+          <w:szCs w:val="21"/>
+        </w:rPr>
+        <w:t>dpslocal</w:t>
+      </w:r>
+      <w:proofErr w:type="spellEnd"/>
+      <w:r>
+        <w:rPr>
+          <w:rFonts w:ascii="宋体" w:eastAsia="宋体" w:hAnsi="宋体" w:cs="宋体" w:hint="eastAsia"/>
+          <w:color w:val="000000" w:themeColor="text1"/>
+          <w:szCs w:val="21"/>
+        </w:rPr>
+        <w:t>的配置，但不会再更新。</w:t>
       </w:r>
     </w:p>
     <w:p>
@@ -7115,19 +7651,35 @@
         <w:rPr>
           <w:rFonts w:hint="eastAsia"/>
         </w:rPr>
-        <w:t>_IControlBlock</w:t>
-      </w:r>
+        <w:t>_</w:t>
+      </w:r>
+      <w:proofErr w:type="spellStart"/>
+      <w:r>
+        <w:rPr>
+          <w:rFonts w:hint="eastAsia"/>
+        </w:rPr>
+        <w:t>IControlBlock</w:t>
+      </w:r>
+      <w:proofErr w:type="spellEnd"/>
       <w:r>
         <w:rPr>
           <w:rFonts w:hint="eastAsia"/>
         </w:rPr>
         <w:t>接口，所以应该添加</w:t>
       </w:r>
-      <w:r>
-        <w:rPr>
-          <w:rFonts w:hint="eastAsia"/>
-        </w:rPr>
-        <w:t>onConfigChange()</w:t>
+      <w:proofErr w:type="spellStart"/>
+      <w:r>
+        <w:rPr>
+          <w:rFonts w:hint="eastAsia"/>
+        </w:rPr>
+        <w:t>onConfigChange</w:t>
+      </w:r>
+      <w:proofErr w:type="spellEnd"/>
+      <w:r>
+        <w:rPr>
+          <w:rFonts w:hint="eastAsia"/>
+        </w:rPr>
+        <w:t>()</w:t>
       </w:r>
       <w:r>
         <w:rPr>
@@ -7265,15 +7817,69 @@
           <w:color w:val="000000" w:themeColor="text1"/>
           <w:szCs w:val="21"/>
         </w:rPr>
-        <w:t>代表是否要记录直连本地的操作。保存在_dpslocal中，其他地方都是通过实时调用isLogLocal()来获取这个配置的值，</w:t>
-      </w:r>
-      <w:r>
-        <w:rPr>
-          <w:rFonts w:ascii="宋体" w:eastAsia="宋体" w:hAnsi="宋体" w:cs="宋体" w:hint="eastAsia"/>
-          <w:color w:val="000000" w:themeColor="text1"/>
-          <w:szCs w:val="21"/>
-        </w:rPr>
-        <w:t>如果isLogLocal为true就</w:t>
+        <w:t>代表是否要记录直连本地的操作。保存在_</w:t>
+      </w:r>
+      <w:proofErr w:type="spellStart"/>
+      <w:r>
+        <w:rPr>
+          <w:rFonts w:ascii="宋体" w:eastAsia="宋体" w:hAnsi="宋体" w:cs="宋体" w:hint="eastAsia"/>
+          <w:color w:val="000000" w:themeColor="text1"/>
+          <w:szCs w:val="21"/>
+        </w:rPr>
+        <w:t>dpslocal</w:t>
+      </w:r>
+      <w:proofErr w:type="spellEnd"/>
+      <w:r>
+        <w:rPr>
+          <w:rFonts w:ascii="宋体" w:eastAsia="宋体" w:hAnsi="宋体" w:cs="宋体" w:hint="eastAsia"/>
+          <w:color w:val="000000" w:themeColor="text1"/>
+          <w:szCs w:val="21"/>
+        </w:rPr>
+        <w:t>中，其他地方都是通过实时调用</w:t>
+      </w:r>
+      <w:proofErr w:type="spellStart"/>
+      <w:r>
+        <w:rPr>
+          <w:rFonts w:ascii="宋体" w:eastAsia="宋体" w:hAnsi="宋体" w:cs="宋体" w:hint="eastAsia"/>
+          <w:color w:val="000000" w:themeColor="text1"/>
+          <w:szCs w:val="21"/>
+        </w:rPr>
+        <w:t>isLogLocal</w:t>
+      </w:r>
+      <w:proofErr w:type="spellEnd"/>
+      <w:r>
+        <w:rPr>
+          <w:rFonts w:ascii="宋体" w:eastAsia="宋体" w:hAnsi="宋体" w:cs="宋体" w:hint="eastAsia"/>
+          <w:color w:val="000000" w:themeColor="text1"/>
+          <w:szCs w:val="21"/>
+        </w:rPr>
+        <w:t>()来获取这个配置的值，</w:t>
+      </w:r>
+      <w:r>
+        <w:rPr>
+          <w:rFonts w:ascii="宋体" w:eastAsia="宋体" w:hAnsi="宋体" w:cs="宋体" w:hint="eastAsia"/>
+          <w:color w:val="000000" w:themeColor="text1"/>
+          <w:szCs w:val="21"/>
+        </w:rPr>
+        <w:t>如果</w:t>
+      </w:r>
+      <w:proofErr w:type="spellStart"/>
+      <w:r>
+        <w:rPr>
+          <w:rFonts w:ascii="宋体" w:eastAsia="宋体" w:hAnsi="宋体" w:cs="宋体" w:hint="eastAsia"/>
+          <w:color w:val="000000" w:themeColor="text1"/>
+          <w:szCs w:val="21"/>
+        </w:rPr>
+        <w:t>isLogLocal</w:t>
+      </w:r>
+      <w:proofErr w:type="spellEnd"/>
+      <w:r>
+        <w:rPr>
+          <w:rFonts w:ascii="宋体" w:eastAsia="宋体" w:hAnsi="宋体" w:cs="宋体" w:hint="eastAsia"/>
+          <w:color w:val="000000" w:themeColor="text1"/>
+          <w:szCs w:val="21"/>
+        </w:rPr>
+        <w:t>为true就</w:t>
       </w:r>
       <w:r>
         <w:rPr>
@@ -7297,7 +7903,43 @@
           <w:color w:val="000000" w:themeColor="text1"/>
           <w:szCs w:val="21"/>
         </w:rPr>
-        <w:t>所以只要在onConfigChange()中更新_dpslocal的值，就可以保证动态生效了。</w:t>
+        <w:t>所以只要在</w:t>
+      </w:r>
+      <w:proofErr w:type="spellStart"/>
+      <w:r>
+        <w:rPr>
+          <w:rFonts w:ascii="宋体" w:eastAsia="宋体" w:hAnsi="宋体" w:cs="宋体" w:hint="eastAsia"/>
+          <w:color w:val="000000" w:themeColor="text1"/>
+          <w:szCs w:val="21"/>
+        </w:rPr>
+        <w:t>onConfigChange</w:t>
+      </w:r>
+      <w:proofErr w:type="spellEnd"/>
+      <w:r>
+        <w:rPr>
+          <w:rFonts w:ascii="宋体" w:eastAsia="宋体" w:hAnsi="宋体" w:cs="宋体" w:hint="eastAsia"/>
+          <w:color w:val="000000" w:themeColor="text1"/>
+          <w:szCs w:val="21"/>
+        </w:rPr>
+        <w:t>()中更新_</w:t>
+      </w:r>
+      <w:proofErr w:type="spellStart"/>
+      <w:r>
+        <w:rPr>
+          <w:rFonts w:ascii="宋体" w:eastAsia="宋体" w:hAnsi="宋体" w:cs="宋体" w:hint="eastAsia"/>
+          <w:color w:val="000000" w:themeColor="text1"/>
+          <w:szCs w:val="21"/>
+        </w:rPr>
+        <w:t>dpslocal</w:t>
+      </w:r>
+      <w:proofErr w:type="spellEnd"/>
+      <w:r>
+        <w:rPr>
+          <w:rFonts w:ascii="宋体" w:eastAsia="宋体" w:hAnsi="宋体" w:cs="宋体" w:hint="eastAsia"/>
+          <w:color w:val="000000" w:themeColor="text1"/>
+          <w:szCs w:val="21"/>
+        </w:rPr>
+        <w:t>的值，就可以保证动态生效了。</w:t>
       </w:r>
     </w:p>
     <w:p>
@@ -7417,8 +8059,13 @@
       <w:bookmarkStart w:id="99" w:name="_Toc497396346"/>
       <w:bookmarkStart w:id="100" w:name="_Toc497396415"/>
       <w:r>
-        <w:t>--syncinterval</w:t>
-      </w:r>
+        <w:t>--</w:t>
+      </w:r>
+      <w:proofErr w:type="spellStart"/>
+      <w:r>
+        <w:t>syncinterval</w:t>
+      </w:r>
+      <w:proofErr w:type="spellEnd"/>
       <w:r>
         <w:rPr>
           <w:rFonts w:hint="eastAsia"/>
@@ -7455,8 +8102,13 @@
       <w:bookmarkStart w:id="111" w:name="_Toc497396347"/>
       <w:bookmarkStart w:id="112" w:name="_Toc497396416"/>
       <w:r>
-        <w:t>--syncrecordnum</w:t>
-      </w:r>
+        <w:t>--</w:t>
+      </w:r>
+      <w:proofErr w:type="spellStart"/>
+      <w:r>
+        <w:t>syncrecordnum</w:t>
+      </w:r>
+      <w:proofErr w:type="spellEnd"/>
       <w:r>
         <w:rPr>
           <w:rFonts w:hint="eastAsia"/>
@@ -7495,9 +8147,11 @@
       <w:r>
         <w:t>--</w:t>
       </w:r>
+      <w:proofErr w:type="spellStart"/>
       <w:r>
         <w:t>maxsyncjob</w:t>
       </w:r>
+      <w:proofErr w:type="spellEnd"/>
       <w:r>
         <w:rPr>
           <w:rFonts w:hint="eastAsia"/>
@@ -7546,8 +8200,13 @@
       <w:bookmarkStart w:id="135" w:name="_Toc497396349"/>
       <w:bookmarkStart w:id="136" w:name="_Toc497396418"/>
       <w:r>
-        <w:t>--syncdeep</w:t>
-      </w:r>
+        <w:t>--</w:t>
+      </w:r>
+      <w:proofErr w:type="spellStart"/>
+      <w:r>
+        <w:t>syncdeep</w:t>
+      </w:r>
+      <w:proofErr w:type="spellEnd"/>
       <w:r>
         <w:rPr>
           <w:rFonts w:hint="eastAsia"/>
@@ -7594,30 +8253,36 @@
       </w:r>
     </w:p>
     <w:p>
+      <w:proofErr w:type="spellStart"/>
       <w:r>
         <w:t>syncinterval</w:t>
       </w:r>
+      <w:proofErr w:type="spellEnd"/>
       <w:r>
         <w:rPr>
           <w:rFonts w:hint="eastAsia"/>
         </w:rPr>
         <w:t>和</w:t>
       </w:r>
+      <w:proofErr w:type="spellStart"/>
       <w:r>
         <w:t>syncrecordnum</w:t>
       </w:r>
+      <w:proofErr w:type="spellEnd"/>
       <w:r>
         <w:rPr>
           <w:rFonts w:hint="eastAsia"/>
         </w:rPr>
         <w:t>是继承了</w:t>
       </w:r>
+      <w:proofErr w:type="spellStart"/>
       <w:r>
         <w:rPr>
           <w:rFonts w:hint="eastAsia"/>
         </w:rPr>
         <w:t>IDataSyncBase</w:t>
       </w:r>
+      <w:proofErr w:type="spellEnd"/>
       <w:r>
         <w:rPr>
           <w:rFonts w:hint="eastAsia"/>
@@ -7633,33 +8298,39 @@
         </w:rPr>
         <w:t>和</w:t>
       </w:r>
+      <w:proofErr w:type="spellStart"/>
       <w:r>
         <w:t>dmsStorageBase</w:t>
       </w:r>
+      <w:proofErr w:type="spellEnd"/>
       <w:r>
         <w:rPr>
           <w:rFonts w:hint="eastAsia"/>
         </w:rPr>
         <w:t>这两个类。</w:t>
       </w:r>
+      <w:proofErr w:type="spellStart"/>
       <w:r>
         <w:rPr>
           <w:rFonts w:hint="eastAsia"/>
         </w:rPr>
         <w:t>IDataSyncBase</w:t>
       </w:r>
+      <w:proofErr w:type="spellEnd"/>
       <w:r>
         <w:rPr>
           <w:rFonts w:hint="eastAsia"/>
         </w:rPr>
         <w:t>类中有一个</w:t>
       </w:r>
+      <w:proofErr w:type="spellStart"/>
       <w:r>
         <w:rPr>
           <w:rFonts w:hint="eastAsia"/>
         </w:rPr>
         <w:t>canSync</w:t>
       </w:r>
+      <w:proofErr w:type="spellEnd"/>
       <w:r>
         <w:rPr>
           <w:rFonts w:hint="eastAsia"/>
@@ -7672,9 +8343,11 @@
         </w:rPr>
         <w:t>其中</w:t>
       </w:r>
+      <w:proofErr w:type="spellStart"/>
       <w:r>
         <w:t>syncinterval</w:t>
       </w:r>
+      <w:proofErr w:type="spellEnd"/>
       <w:r>
         <w:rPr>
           <w:rFonts w:hint="eastAsia"/>
@@ -7693,9 +8366,11 @@
         </w:rPr>
         <w:t>触发的间隔时间，</w:t>
       </w:r>
+      <w:proofErr w:type="spellStart"/>
       <w:r>
         <w:t>syncrecordnum</w:t>
       </w:r>
+      <w:proofErr w:type="spellEnd"/>
       <w:r>
         <w:rPr>
           <w:rFonts w:hint="eastAsia"/>
@@ -7753,9 +8428,11 @@
         </w:rPr>
         <w:t>是将同步日志写盘，对于</w:t>
       </w:r>
+      <w:proofErr w:type="spellStart"/>
       <w:r>
         <w:t>dmsStorageBase</w:t>
       </w:r>
+      <w:proofErr w:type="spellEnd"/>
       <w:r>
         <w:rPr>
           <w:rFonts w:hint="eastAsia"/>
@@ -7780,6 +8457,7 @@
         </w:rPr>
         <w:t>由</w:t>
       </w:r>
+      <w:proofErr w:type="spellStart"/>
       <w:r>
         <w:rPr>
           <w:rFonts w:hint="eastAsia"/>
@@ -7792,6 +8470,7 @@
         </w:rPr>
         <w:t>SyncMgr</w:t>
       </w:r>
+      <w:proofErr w:type="spellEnd"/>
       <w:r>
         <w:rPr>
           <w:rFonts w:hint="eastAsia"/>
@@ -7804,15 +8483,18 @@
         </w:rPr>
         <w:t>类，</w:t>
       </w:r>
+      <w:proofErr w:type="spellStart"/>
       <w:r>
         <w:t>maxsyncjob</w:t>
       </w:r>
+      <w:proofErr w:type="spellEnd"/>
       <w:r>
         <w:rPr>
           <w:rFonts w:hint="eastAsia"/>
         </w:rPr>
         <w:t>是</w:t>
       </w:r>
+      <w:proofErr w:type="spellStart"/>
       <w:r>
         <w:rPr>
           <w:rFonts w:hint="eastAsia"/>
@@ -7823,7 +8505,14 @@
         <w:rPr>
           <w:rFonts w:hint="eastAsia"/>
         </w:rPr>
-        <w:t xml:space="preserve">SyncMgr </w:t>
+        <w:t>SyncMgr</w:t>
+      </w:r>
+      <w:proofErr w:type="spellEnd"/>
+      <w:r>
+        <w:rPr>
+          <w:rFonts w:hint="eastAsia"/>
+        </w:rPr>
+        <w:t xml:space="preserve"> </w:t>
       </w:r>
       <w:r>
         <w:rPr>
@@ -7843,6 +8532,7 @@
         </w:rPr>
         <w:t>。</w:t>
       </w:r>
+      <w:proofErr w:type="spellStart"/>
       <w:r>
         <w:rPr>
           <w:rFonts w:ascii="宋体" w:eastAsia="宋体" w:hAnsi="宋体" w:cs="宋体"/>
@@ -7851,6 +8541,7 @@
         </w:rPr>
         <w:t>syncdeep</w:t>
       </w:r>
+      <w:proofErr w:type="spellEnd"/>
       <w:r>
         <w:rPr>
           <w:rFonts w:ascii="宋体" w:eastAsia="宋体" w:hAnsi="宋体" w:cs="宋体" w:hint="eastAsia"/>
@@ -7859,6 +8550,7 @@
         </w:rPr>
         <w:t>是</w:t>
       </w:r>
+      <w:proofErr w:type="spellStart"/>
       <w:r>
         <w:rPr>
           <w:rFonts w:hint="eastAsia"/>
@@ -7871,15 +8563,18 @@
         </w:rPr>
         <w:t>SyncMgr</w:t>
       </w:r>
+      <w:proofErr w:type="spellEnd"/>
       <w:r>
         <w:rPr>
           <w:rFonts w:hint="eastAsia"/>
         </w:rPr>
         <w:t>和</w:t>
       </w:r>
+      <w:proofErr w:type="spellStart"/>
       <w:r>
         <w:t>dmsStorageBase</w:t>
       </w:r>
+      <w:proofErr w:type="spellEnd"/>
       <w:r>
         <w:rPr>
           <w:rFonts w:hint="eastAsia"/>
@@ -7936,24 +8631,28 @@
         </w:rPr>
         <w:t>也未得到更新。</w:t>
       </w:r>
+      <w:proofErr w:type="spellStart"/>
       <w:r>
         <w:rPr>
           <w:rFonts w:hint="eastAsia"/>
         </w:rPr>
         <w:t>syncDeep</w:t>
       </w:r>
+      <w:proofErr w:type="spellEnd"/>
       <w:r>
         <w:rPr>
           <w:rFonts w:hint="eastAsia"/>
         </w:rPr>
         <w:t>即配置同步过程的深度刷盘，又配置</w:t>
       </w:r>
+      <w:proofErr w:type="spellStart"/>
       <w:r>
         <w:rPr>
           <w:rFonts w:hint="eastAsia"/>
         </w:rPr>
         <w:t>storageUnit</w:t>
       </w:r>
+      <w:proofErr w:type="spellEnd"/>
       <w:r>
         <w:rPr>
           <w:rFonts w:hint="eastAsia"/>
@@ -8083,11 +8782,19 @@
         </w:rPr>
         <w:t>模块中的其他配置一样，增加</w:t>
       </w:r>
-      <w:r>
-        <w:rPr>
-          <w:rFonts w:hint="eastAsia"/>
-        </w:rPr>
-        <w:t>onConfigChange()</w:t>
+      <w:proofErr w:type="spellStart"/>
+      <w:r>
+        <w:rPr>
+          <w:rFonts w:hint="eastAsia"/>
+        </w:rPr>
+        <w:t>onConfigChange</w:t>
+      </w:r>
+      <w:proofErr w:type="spellEnd"/>
+      <w:r>
+        <w:rPr>
+          <w:rFonts w:hint="eastAsia"/>
+        </w:rPr>
+        <w:t>()</w:t>
       </w:r>
       <w:r>
         <w:rPr>
@@ -8101,11 +8808,19 @@
         </w:rPr>
         <w:t>添加</w:t>
       </w:r>
-      <w:r>
-        <w:rPr>
-          <w:rFonts w:hint="eastAsia"/>
-        </w:rPr>
-        <w:t>setSyncConfig()</w:t>
+      <w:proofErr w:type="spellStart"/>
+      <w:r>
+        <w:rPr>
+          <w:rFonts w:hint="eastAsia"/>
+        </w:rPr>
+        <w:t>setSyncConfig</w:t>
+      </w:r>
+      <w:proofErr w:type="spellEnd"/>
+      <w:r>
+        <w:rPr>
+          <w:rFonts w:hint="eastAsia"/>
+        </w:rPr>
+        <w:t>()</w:t>
       </w:r>
       <w:r>
         <w:rPr>
@@ -8125,18 +8840,22 @@
         </w:rPr>
         <w:t>本地</w:t>
       </w:r>
+      <w:proofErr w:type="spellStart"/>
       <w:r>
         <w:t>syncinterval</w:t>
       </w:r>
+      <w:proofErr w:type="spellEnd"/>
       <w:r>
         <w:rPr>
           <w:rFonts w:hint="eastAsia"/>
         </w:rPr>
         <w:t>和</w:t>
       </w:r>
+      <w:proofErr w:type="spellStart"/>
       <w:r>
         <w:t>syncrecordnum</w:t>
       </w:r>
+      <w:proofErr w:type="spellEnd"/>
       <w:r>
         <w:rPr>
           <w:rFonts w:hint="eastAsia"/>
@@ -8149,12 +8868,14 @@
         </w:rPr>
         <w:t>，</w:t>
       </w:r>
+      <w:proofErr w:type="spellStart"/>
       <w:r>
         <w:rPr>
           <w:rFonts w:hint="eastAsia"/>
         </w:rPr>
         <w:t>canSync</w:t>
       </w:r>
+      <w:proofErr w:type="spellEnd"/>
       <w:r>
         <w:rPr>
           <w:rFonts w:hint="eastAsia"/>
@@ -8187,12 +8908,14 @@
         </w:rPr>
         <w:t>在设置配置时，由于同时会有</w:t>
       </w:r>
+      <w:proofErr w:type="spellStart"/>
       <w:r>
         <w:rPr>
           <w:rFonts w:hint="eastAsia"/>
         </w:rPr>
         <w:t>syncMgr</w:t>
       </w:r>
+      <w:proofErr w:type="spellEnd"/>
       <w:r>
         <w:rPr>
           <w:rFonts w:hint="eastAsia"/>
@@ -8216,35 +8939,47 @@
         <w:lastRenderedPageBreak/>
         <w:t>需要在</w:t>
       </w:r>
+      <w:proofErr w:type="spellStart"/>
       <w:r>
         <w:rPr>
           <w:rFonts w:hint="eastAsia"/>
         </w:rPr>
         <w:t>dpsLogWrapper</w:t>
       </w:r>
+      <w:proofErr w:type="spellEnd"/>
       <w:r>
         <w:rPr>
           <w:rFonts w:hint="eastAsia"/>
         </w:rPr>
         <w:t>中增加一把</w:t>
       </w:r>
+      <w:proofErr w:type="spellStart"/>
       <w:r>
         <w:rPr>
           <w:rFonts w:hint="eastAsia"/>
         </w:rPr>
         <w:t>SpinSLatch</w:t>
       </w:r>
+      <w:proofErr w:type="spellEnd"/>
       <w:r>
         <w:rPr>
           <w:rFonts w:hint="eastAsia"/>
         </w:rPr>
         <w:t>，在</w:t>
       </w:r>
-      <w:r>
-        <w:rPr>
-          <w:rFonts w:hint="eastAsia"/>
-        </w:rPr>
-        <w:t>setSyncConfig()</w:t>
+      <w:proofErr w:type="spellStart"/>
+      <w:r>
+        <w:rPr>
+          <w:rFonts w:hint="eastAsia"/>
+        </w:rPr>
+        <w:t>setSyncConfig</w:t>
+      </w:r>
+      <w:proofErr w:type="spellEnd"/>
+      <w:r>
+        <w:rPr>
+          <w:rFonts w:hint="eastAsia"/>
+        </w:rPr>
+        <w:t>()</w:t>
       </w:r>
       <w:r>
         <w:rPr>
@@ -8252,11 +8987,19 @@
         </w:rPr>
         <w:t>时加写锁，在</w:t>
       </w:r>
-      <w:r>
-        <w:rPr>
-          <w:rFonts w:hint="eastAsia"/>
-        </w:rPr>
-        <w:t>canSync()</w:t>
+      <w:proofErr w:type="spellStart"/>
+      <w:r>
+        <w:rPr>
+          <w:rFonts w:hint="eastAsia"/>
+        </w:rPr>
+        <w:t>canSync</w:t>
+      </w:r>
+      <w:proofErr w:type="spellEnd"/>
+      <w:r>
+        <w:rPr>
+          <w:rFonts w:hint="eastAsia"/>
+        </w:rPr>
+        <w:t>()</w:t>
       </w:r>
       <w:r>
         <w:rPr>
@@ -8264,11 +9007,19 @@
         </w:rPr>
         <w:t>时加读锁，造成的影响是用户输入</w:t>
       </w:r>
-      <w:r>
-        <w:rPr>
-          <w:rFonts w:hint="eastAsia"/>
-        </w:rPr>
-        <w:t>reloadConf()</w:t>
+      <w:proofErr w:type="spellStart"/>
+      <w:r>
+        <w:rPr>
+          <w:rFonts w:hint="eastAsia"/>
+        </w:rPr>
+        <w:t>reloadConf</w:t>
+      </w:r>
+      <w:proofErr w:type="spellEnd"/>
+      <w:r>
+        <w:rPr>
+          <w:rFonts w:hint="eastAsia"/>
+        </w:rPr>
+        <w:t>()</w:t>
       </w:r>
       <w:r>
         <w:rPr>
@@ -8276,12 +9027,14 @@
         </w:rPr>
         <w:t>后，会增加一点锁的开销，后台同步线程调用</w:t>
       </w:r>
+      <w:proofErr w:type="spellStart"/>
       <w:r>
         <w:rPr>
           <w:rFonts w:hint="eastAsia"/>
         </w:rPr>
         <w:t>canSync</w:t>
       </w:r>
+      <w:proofErr w:type="spellEnd"/>
       <w:r>
         <w:rPr>
           <w:rFonts w:hint="eastAsia"/>
@@ -8328,48 +9081,56 @@
         </w:rPr>
         <w:t>秒左右的间隔调用</w:t>
       </w:r>
+      <w:proofErr w:type="spellStart"/>
       <w:r>
         <w:rPr>
           <w:rFonts w:hint="eastAsia"/>
         </w:rPr>
         <w:t>canSync</w:t>
       </w:r>
+      <w:proofErr w:type="spellEnd"/>
       <w:r>
         <w:rPr>
           <w:rFonts w:hint="eastAsia"/>
         </w:rPr>
         <w:t>，而不加锁可能在极端情况下，造成</w:t>
       </w:r>
+      <w:proofErr w:type="spellStart"/>
       <w:r>
         <w:rPr>
           <w:rFonts w:hint="eastAsia"/>
         </w:rPr>
         <w:t>syncInterval</w:t>
       </w:r>
+      <w:proofErr w:type="spellEnd"/>
       <w:r>
         <w:rPr>
           <w:rFonts w:hint="eastAsia"/>
         </w:rPr>
         <w:t>和</w:t>
       </w:r>
+      <w:proofErr w:type="spellStart"/>
       <w:r>
         <w:rPr>
           <w:rFonts w:hint="eastAsia"/>
         </w:rPr>
         <w:t>syncRecordNum</w:t>
       </w:r>
+      <w:proofErr w:type="spellEnd"/>
       <w:r>
         <w:rPr>
           <w:rFonts w:hint="eastAsia"/>
         </w:rPr>
         <w:t>值错误，此时</w:t>
       </w:r>
+      <w:proofErr w:type="spellStart"/>
       <w:r>
         <w:rPr>
           <w:rFonts w:hint="eastAsia"/>
         </w:rPr>
         <w:t>canSync</w:t>
       </w:r>
+      <w:proofErr w:type="spellEnd"/>
       <w:r>
         <w:rPr>
           <w:rFonts w:hint="eastAsia"/>
@@ -8416,11 +9177,19 @@
         </w:rPr>
         <w:t>不加锁的情况只在用户输入</w:t>
       </w:r>
-      <w:r>
-        <w:rPr>
-          <w:rFonts w:hint="eastAsia"/>
-        </w:rPr>
-        <w:t>reloadConf()</w:t>
+      <w:proofErr w:type="spellStart"/>
+      <w:r>
+        <w:rPr>
+          <w:rFonts w:hint="eastAsia"/>
+        </w:rPr>
+        <w:t>reloadConf</w:t>
+      </w:r>
+      <w:proofErr w:type="spellEnd"/>
+      <w:r>
+        <w:rPr>
+          <w:rFonts w:hint="eastAsia"/>
+        </w:rPr>
+        <w:t>()</w:t>
       </w:r>
       <w:r>
         <w:rPr>
@@ -8428,12 +9197,14 @@
         </w:rPr>
         <w:t>时有一个较低的概率发生并不严重的错误，而加锁的情况，对后台同步线程任何时候都会增加一点微小开销，同时锁也增加了</w:t>
       </w:r>
+      <w:proofErr w:type="spellStart"/>
       <w:r>
         <w:rPr>
           <w:rFonts w:hint="eastAsia"/>
         </w:rPr>
         <w:t>dpsLogWrapper</w:t>
       </w:r>
+      <w:proofErr w:type="spellEnd"/>
       <w:r>
         <w:rPr>
           <w:rFonts w:hint="eastAsia"/>
@@ -8450,9 +9221,11 @@
         </w:rPr>
         <w:t>对于</w:t>
       </w:r>
+      <w:proofErr w:type="spellStart"/>
       <w:r>
         <w:t>dmsStorageBase</w:t>
       </w:r>
+      <w:proofErr w:type="spellEnd"/>
       <w:r>
         <w:rPr>
           <w:rFonts w:hint="eastAsia"/>
@@ -8491,7 +9264,21 @@
         <w:rPr>
           <w:rFonts w:hint="eastAsia"/>
         </w:rPr>
-        <w:t xml:space="preserve"> StorageUnit </w:t>
+        <w:t xml:space="preserve"> </w:t>
+      </w:r>
+      <w:proofErr w:type="spellStart"/>
+      <w:r>
+        <w:rPr>
+          <w:rFonts w:hint="eastAsia"/>
+        </w:rPr>
+        <w:t>StorageUnit</w:t>
+      </w:r>
+      <w:proofErr w:type="spellEnd"/>
+      <w:r>
+        <w:rPr>
+          <w:rFonts w:hint="eastAsia"/>
+        </w:rPr>
+        <w:t xml:space="preserve"> </w:t>
       </w:r>
       <w:r>
         <w:rPr>
@@ -8526,7 +9313,21 @@
         <w:rPr>
           <w:rFonts w:hint="eastAsia"/>
         </w:rPr>
-        <w:t xml:space="preserve"> dmsCB </w:t>
+        <w:t xml:space="preserve"> </w:t>
+      </w:r>
+      <w:proofErr w:type="spellStart"/>
+      <w:r>
+        <w:rPr>
+          <w:rFonts w:hint="eastAsia"/>
+        </w:rPr>
+        <w:t>dmsCB</w:t>
+      </w:r>
+      <w:proofErr w:type="spellEnd"/>
+      <w:r>
+        <w:rPr>
+          <w:rFonts w:hint="eastAsia"/>
+        </w:rPr>
+        <w:t xml:space="preserve"> </w:t>
       </w:r>
       <w:r>
         <w:rPr>
@@ -8538,7 +9339,21 @@
         <w:rPr>
           <w:rFonts w:hint="eastAsia"/>
         </w:rPr>
-        <w:t xml:space="preserve"> onConfigChange() </w:t>
+        <w:t xml:space="preserve"> </w:t>
+      </w:r>
+      <w:proofErr w:type="spellStart"/>
+      <w:r>
+        <w:rPr>
+          <w:rFonts w:hint="eastAsia"/>
+        </w:rPr>
+        <w:t>onConfigChange</w:t>
+      </w:r>
+      <w:proofErr w:type="spellEnd"/>
+      <w:r>
+        <w:rPr>
+          <w:rFonts w:hint="eastAsia"/>
+        </w:rPr>
+        <w:t xml:space="preserve">() </w:t>
       </w:r>
       <w:r>
         <w:rPr>
@@ -8559,11 +9374,19 @@
         </w:rPr>
         <w:t>在</w:t>
       </w:r>
-      <w:r>
-        <w:rPr>
-          <w:rFonts w:hint="eastAsia"/>
-        </w:rPr>
-        <w:t>onConfigChange()</w:t>
+      <w:proofErr w:type="spellStart"/>
+      <w:r>
+        <w:rPr>
+          <w:rFonts w:hint="eastAsia"/>
+        </w:rPr>
+        <w:t>onConfigChange</w:t>
+      </w:r>
+      <w:proofErr w:type="spellEnd"/>
+      <w:r>
+        <w:rPr>
+          <w:rFonts w:hint="eastAsia"/>
+        </w:rPr>
+        <w:t>()</w:t>
       </w:r>
       <w:r>
         <w:rPr>
@@ -8583,7 +9406,21 @@
         <w:rPr>
           <w:rFonts w:hint="eastAsia"/>
         </w:rPr>
-        <w:t xml:space="preserve"> dmsCB </w:t>
+        <w:t xml:space="preserve"> </w:t>
+      </w:r>
+      <w:proofErr w:type="spellStart"/>
+      <w:r>
+        <w:rPr>
+          <w:rFonts w:hint="eastAsia"/>
+        </w:rPr>
+        <w:t>dmsCB</w:t>
+      </w:r>
+      <w:proofErr w:type="spellEnd"/>
+      <w:r>
+        <w:rPr>
+          <w:rFonts w:hint="eastAsia"/>
+        </w:rPr>
+        <w:t xml:space="preserve"> </w:t>
       </w:r>
       <w:r>
         <w:rPr>
@@ -8603,12 +9440,14 @@
         </w:rPr>
         <w:t>锁</w:t>
       </w:r>
+      <w:proofErr w:type="spellStart"/>
       <w:r>
         <w:rPr>
           <w:rFonts w:hint="eastAsia"/>
         </w:rPr>
         <w:t>dmsCB</w:t>
       </w:r>
+      <w:proofErr w:type="spellEnd"/>
       <w:r>
         <w:rPr>
           <w:rFonts w:hint="eastAsia"/>
@@ -8619,7 +9458,21 @@
         <w:rPr>
           <w:rFonts w:hint="eastAsia"/>
         </w:rPr>
-        <w:t>_mutex)</w:t>
+        <w:t>_</w:t>
+      </w:r>
+      <w:proofErr w:type="spellStart"/>
+      <w:r>
+        <w:rPr>
+          <w:rFonts w:hint="eastAsia"/>
+        </w:rPr>
+        <w:t>mutex</w:t>
+      </w:r>
+      <w:proofErr w:type="spellEnd"/>
+      <w:r>
+        <w:rPr>
+          <w:rFonts w:hint="eastAsia"/>
+        </w:rPr>
+        <w:t>)</w:t>
       </w:r>
       <w:r>
         <w:rPr>
@@ -8631,7 +9484,21 @@
         <w:rPr>
           <w:rFonts w:hint="eastAsia"/>
         </w:rPr>
-        <w:t xml:space="preserve"> _cscbVec </w:t>
+        <w:t xml:space="preserve"> _</w:t>
+      </w:r>
+      <w:proofErr w:type="spellStart"/>
+      <w:r>
+        <w:rPr>
+          <w:rFonts w:hint="eastAsia"/>
+        </w:rPr>
+        <w:t>cscbVec</w:t>
+      </w:r>
+      <w:proofErr w:type="spellEnd"/>
+      <w:r>
+        <w:rPr>
+          <w:rFonts w:hint="eastAsia"/>
+        </w:rPr>
+        <w:t xml:space="preserve"> </w:t>
       </w:r>
       <w:r>
         <w:rPr>
@@ -8643,7 +9510,21 @@
         <w:rPr>
           <w:rFonts w:hint="eastAsia"/>
         </w:rPr>
-        <w:t xml:space="preserve"> StorageUnit </w:t>
+        <w:t xml:space="preserve"> </w:t>
+      </w:r>
+      <w:proofErr w:type="spellStart"/>
+      <w:r>
+        <w:rPr>
+          <w:rFonts w:hint="eastAsia"/>
+        </w:rPr>
+        <w:t>StorageUnit</w:t>
+      </w:r>
+      <w:proofErr w:type="spellEnd"/>
+      <w:r>
+        <w:rPr>
+          <w:rFonts w:hint="eastAsia"/>
+        </w:rPr>
+        <w:t xml:space="preserve"> </w:t>
       </w:r>
       <w:r>
         <w:rPr>
@@ -8664,35 +9545,47 @@
         </w:rPr>
         <w:t>遍历的时候，每获取到一个</w:t>
       </w:r>
+      <w:proofErr w:type="spellStart"/>
       <w:r>
         <w:rPr>
           <w:rFonts w:hint="eastAsia"/>
         </w:rPr>
         <w:t>StorageUnit</w:t>
       </w:r>
+      <w:proofErr w:type="spellEnd"/>
       <w:r>
         <w:rPr>
           <w:rFonts w:hint="eastAsia"/>
         </w:rPr>
         <w:t>调用</w:t>
       </w:r>
+      <w:proofErr w:type="spellStart"/>
       <w:r>
         <w:rPr>
           <w:rFonts w:hint="eastAsia"/>
         </w:rPr>
         <w:t>StorageUnit</w:t>
       </w:r>
+      <w:proofErr w:type="spellEnd"/>
       <w:r>
         <w:rPr>
           <w:rFonts w:hint="eastAsia"/>
         </w:rPr>
         <w:t>的</w:t>
       </w:r>
-      <w:r>
-        <w:rPr>
-          <w:rFonts w:hint="eastAsia"/>
-        </w:rPr>
-        <w:t>setSyncConfig()</w:t>
+      <w:proofErr w:type="spellStart"/>
+      <w:r>
+        <w:rPr>
+          <w:rFonts w:hint="eastAsia"/>
+        </w:rPr>
+        <w:t>setSyncConfig</w:t>
+      </w:r>
+      <w:proofErr w:type="spellEnd"/>
+      <w:r>
+        <w:rPr>
+          <w:rFonts w:hint="eastAsia"/>
+        </w:rPr>
+        <w:t>()</w:t>
       </w:r>
       <w:r>
         <w:rPr>
@@ -8700,96 +9593,112 @@
         </w:rPr>
         <w:t>函数修改其中的</w:t>
       </w:r>
+      <w:proofErr w:type="spellStart"/>
       <w:r>
         <w:rPr>
           <w:rFonts w:hint="eastAsia"/>
         </w:rPr>
         <w:t>syncInterval</w:t>
       </w:r>
+      <w:proofErr w:type="spellEnd"/>
       <w:r>
         <w:rPr>
           <w:rFonts w:hint="eastAsia"/>
         </w:rPr>
         <w:t>和</w:t>
       </w:r>
+      <w:proofErr w:type="spellStart"/>
       <w:r>
         <w:rPr>
           <w:rFonts w:hint="eastAsia"/>
         </w:rPr>
         <w:t>syncRecordNum</w:t>
       </w:r>
+      <w:proofErr w:type="spellEnd"/>
       <w:r>
         <w:rPr>
           <w:rFonts w:hint="eastAsia"/>
         </w:rPr>
         <w:t>以及</w:t>
       </w:r>
+      <w:proofErr w:type="spellStart"/>
       <w:r>
         <w:rPr>
           <w:rFonts w:hint="eastAsia"/>
         </w:rPr>
         <w:t>syncDeep</w:t>
       </w:r>
+      <w:proofErr w:type="spellEnd"/>
       <w:r>
         <w:rPr>
           <w:rFonts w:hint="eastAsia"/>
         </w:rPr>
         <w:t>。此时会有</w:t>
       </w:r>
+      <w:proofErr w:type="spellStart"/>
       <w:r>
         <w:rPr>
           <w:rFonts w:hint="eastAsia"/>
         </w:rPr>
         <w:t>syncMgr</w:t>
       </w:r>
+      <w:proofErr w:type="spellEnd"/>
       <w:r>
         <w:rPr>
           <w:rFonts w:hint="eastAsia"/>
         </w:rPr>
         <w:t>创建的后台</w:t>
       </w:r>
+      <w:proofErr w:type="spellStart"/>
       <w:r>
         <w:rPr>
           <w:rFonts w:hint="eastAsia"/>
         </w:rPr>
         <w:t>syncJob</w:t>
       </w:r>
+      <w:proofErr w:type="spellEnd"/>
       <w:r>
         <w:rPr>
           <w:rFonts w:hint="eastAsia"/>
         </w:rPr>
         <w:t>不停地调用</w:t>
       </w:r>
+      <w:proofErr w:type="spellStart"/>
       <w:r>
         <w:rPr>
           <w:rFonts w:hint="eastAsia"/>
         </w:rPr>
         <w:t>canSync</w:t>
       </w:r>
+      <w:proofErr w:type="spellEnd"/>
       <w:r>
         <w:rPr>
           <w:rFonts w:hint="eastAsia"/>
         </w:rPr>
         <w:t>读取</w:t>
       </w:r>
+      <w:proofErr w:type="spellStart"/>
       <w:r>
         <w:rPr>
           <w:rFonts w:hint="eastAsia"/>
         </w:rPr>
         <w:t>syncInterval</w:t>
       </w:r>
+      <w:proofErr w:type="spellEnd"/>
       <w:r>
         <w:rPr>
           <w:rFonts w:hint="eastAsia"/>
         </w:rPr>
         <w:t>和</w:t>
       </w:r>
+      <w:proofErr w:type="spellStart"/>
       <w:r>
         <w:rPr>
           <w:rFonts w:hint="eastAsia"/>
         </w:rPr>
         <w:t>syncRecordNum</w:t>
       </w:r>
+      <w:proofErr w:type="spellEnd"/>
       <w:r>
         <w:rPr>
           <w:rFonts w:hint="eastAsia"/>
@@ -8802,48 +9711,56 @@
         </w:rPr>
         <w:t>同时</w:t>
       </w:r>
+      <w:proofErr w:type="spellStart"/>
       <w:r>
         <w:rPr>
           <w:rFonts w:hint="eastAsia"/>
         </w:rPr>
         <w:t>StorageBase</w:t>
       </w:r>
+      <w:proofErr w:type="spellEnd"/>
       <w:r>
         <w:rPr>
           <w:rFonts w:hint="eastAsia"/>
         </w:rPr>
         <w:t>在写数据并</w:t>
       </w:r>
+      <w:proofErr w:type="spellStart"/>
       <w:r>
         <w:rPr>
           <w:rFonts w:hint="eastAsia"/>
         </w:rPr>
         <w:t>markDirty</w:t>
       </w:r>
+      <w:proofErr w:type="spellEnd"/>
       <w:r>
         <w:rPr>
           <w:rFonts w:hint="eastAsia"/>
         </w:rPr>
         <w:t>时，也会获取</w:t>
       </w:r>
+      <w:proofErr w:type="spellStart"/>
       <w:r>
         <w:rPr>
           <w:rFonts w:hint="eastAsia"/>
         </w:rPr>
         <w:t>syncRecordNum</w:t>
       </w:r>
+      <w:proofErr w:type="spellEnd"/>
       <w:r>
         <w:rPr>
           <w:rFonts w:hint="eastAsia"/>
         </w:rPr>
         <w:t>，然后通知</w:t>
       </w:r>
+      <w:proofErr w:type="spellStart"/>
       <w:r>
         <w:rPr>
           <w:rFonts w:hint="eastAsia"/>
         </w:rPr>
         <w:t>syncMgr</w:t>
       </w:r>
+      <w:proofErr w:type="spellEnd"/>
       <w:r>
         <w:rPr>
           <w:rFonts w:hint="eastAsia"/>
@@ -8872,35 +9789,47 @@
         </w:rPr>
         <w:t>需要在</w:t>
       </w:r>
+      <w:proofErr w:type="spellStart"/>
       <w:r>
         <w:rPr>
           <w:rFonts w:hint="eastAsia"/>
         </w:rPr>
         <w:t>StorageBase</w:t>
       </w:r>
+      <w:proofErr w:type="spellEnd"/>
       <w:r>
         <w:rPr>
           <w:rFonts w:hint="eastAsia"/>
         </w:rPr>
         <w:t>中增加一把</w:t>
       </w:r>
+      <w:proofErr w:type="spellStart"/>
       <w:r>
         <w:rPr>
           <w:rFonts w:hint="eastAsia"/>
         </w:rPr>
         <w:t>SpinSLatch</w:t>
       </w:r>
+      <w:proofErr w:type="spellEnd"/>
       <w:r>
         <w:rPr>
           <w:rFonts w:hint="eastAsia"/>
         </w:rPr>
         <w:t>，在</w:t>
       </w:r>
-      <w:r>
-        <w:rPr>
-          <w:rFonts w:hint="eastAsia"/>
-        </w:rPr>
-        <w:t>setSyncConfig()</w:t>
+      <w:proofErr w:type="spellStart"/>
+      <w:r>
+        <w:rPr>
+          <w:rFonts w:hint="eastAsia"/>
+        </w:rPr>
+        <w:t>setSyncConfig</w:t>
+      </w:r>
+      <w:proofErr w:type="spellEnd"/>
+      <w:r>
+        <w:rPr>
+          <w:rFonts w:hint="eastAsia"/>
+        </w:rPr>
+        <w:t>()</w:t>
       </w:r>
       <w:r>
         <w:rPr>
@@ -8908,11 +9837,19 @@
         </w:rPr>
         <w:t>时加写锁，在</w:t>
       </w:r>
-      <w:r>
-        <w:rPr>
-          <w:rFonts w:hint="eastAsia"/>
-        </w:rPr>
-        <w:t>canSync()</w:t>
+      <w:proofErr w:type="spellStart"/>
+      <w:r>
+        <w:rPr>
+          <w:rFonts w:hint="eastAsia"/>
+        </w:rPr>
+        <w:t>canSync</w:t>
+      </w:r>
+      <w:proofErr w:type="spellEnd"/>
+      <w:r>
+        <w:rPr>
+          <w:rFonts w:hint="eastAsia"/>
+        </w:rPr>
+        <w:t>()</w:t>
       </w:r>
       <w:r>
         <w:rPr>
@@ -8920,11 +9857,19 @@
         </w:rPr>
         <w:t>时加读锁，造成的影响是用户输入</w:t>
       </w:r>
-      <w:r>
-        <w:rPr>
-          <w:rFonts w:hint="eastAsia"/>
-        </w:rPr>
-        <w:t>reloadConf()</w:t>
+      <w:proofErr w:type="spellStart"/>
+      <w:r>
+        <w:rPr>
+          <w:rFonts w:hint="eastAsia"/>
+        </w:rPr>
+        <w:t>reloadConf</w:t>
+      </w:r>
+      <w:proofErr w:type="spellEnd"/>
+      <w:r>
+        <w:rPr>
+          <w:rFonts w:hint="eastAsia"/>
+        </w:rPr>
+        <w:t>()</w:t>
       </w:r>
       <w:r>
         <w:rPr>
@@ -8932,24 +9877,28 @@
         </w:rPr>
         <w:t>后，遍历处理</w:t>
       </w:r>
+      <w:proofErr w:type="spellStart"/>
       <w:r>
         <w:rPr>
           <w:rFonts w:hint="eastAsia"/>
         </w:rPr>
         <w:t>StorageUnit</w:t>
       </w:r>
+      <w:proofErr w:type="spellEnd"/>
       <w:r>
         <w:rPr>
           <w:rFonts w:hint="eastAsia"/>
         </w:rPr>
         <w:t>时会增加一些锁的开销，后台同步线程调用</w:t>
       </w:r>
+      <w:proofErr w:type="spellStart"/>
       <w:r>
         <w:rPr>
           <w:rFonts w:hint="eastAsia"/>
         </w:rPr>
         <w:t>canSync</w:t>
       </w:r>
+      <w:proofErr w:type="spellEnd"/>
       <w:r>
         <w:rPr>
           <w:rFonts w:hint="eastAsia"/>
@@ -9008,48 +9957,56 @@
         </w:rPr>
         <w:t>秒间调用</w:t>
       </w:r>
+      <w:proofErr w:type="spellStart"/>
       <w:r>
         <w:rPr>
           <w:rFonts w:hint="eastAsia"/>
         </w:rPr>
         <w:t>canSync</w:t>
       </w:r>
+      <w:proofErr w:type="spellEnd"/>
       <w:r>
         <w:rPr>
           <w:rFonts w:hint="eastAsia"/>
         </w:rPr>
         <w:t>，而不加锁可能在极端情况下，造成</w:t>
       </w:r>
+      <w:proofErr w:type="spellStart"/>
       <w:r>
         <w:rPr>
           <w:rFonts w:hint="eastAsia"/>
         </w:rPr>
         <w:t>syncInterval</w:t>
       </w:r>
+      <w:proofErr w:type="spellEnd"/>
       <w:r>
         <w:rPr>
           <w:rFonts w:hint="eastAsia"/>
         </w:rPr>
         <w:t>和</w:t>
       </w:r>
+      <w:proofErr w:type="spellStart"/>
       <w:r>
         <w:rPr>
           <w:rFonts w:hint="eastAsia"/>
         </w:rPr>
         <w:t>syncRecordNum</w:t>
       </w:r>
+      <w:proofErr w:type="spellEnd"/>
       <w:r>
         <w:rPr>
           <w:rFonts w:hint="eastAsia"/>
         </w:rPr>
         <w:t>值错误，此时</w:t>
       </w:r>
+      <w:proofErr w:type="spellStart"/>
       <w:r>
         <w:rPr>
           <w:rFonts w:hint="eastAsia"/>
         </w:rPr>
         <w:t>canSync</w:t>
       </w:r>
+      <w:proofErr w:type="spellEnd"/>
       <w:r>
         <w:rPr>
           <w:rFonts w:hint="eastAsia"/>
@@ -9120,11 +10077,19 @@
         </w:rPr>
         <w:t>不加锁的情况只在用户输入</w:t>
       </w:r>
-      <w:r>
-        <w:rPr>
-          <w:rFonts w:hint="eastAsia"/>
-        </w:rPr>
-        <w:t>reloadConf()</w:t>
+      <w:proofErr w:type="spellStart"/>
+      <w:r>
+        <w:rPr>
+          <w:rFonts w:hint="eastAsia"/>
+        </w:rPr>
+        <w:t>reloadConf</w:t>
+      </w:r>
+      <w:proofErr w:type="spellEnd"/>
+      <w:r>
+        <w:rPr>
+          <w:rFonts w:hint="eastAsia"/>
+        </w:rPr>
+        <w:t>()</w:t>
       </w:r>
       <w:r>
         <w:rPr>
@@ -9132,12 +10097,14 @@
         </w:rPr>
         <w:t>时有一个较低的概率发生并不严重的错误，而加锁的情况，对后台同步线程任何时候都会增加一点微小开销，同时锁也增加了</w:t>
       </w:r>
+      <w:proofErr w:type="spellStart"/>
       <w:r>
         <w:rPr>
           <w:rFonts w:hint="eastAsia"/>
         </w:rPr>
         <w:t>StorageBase</w:t>
       </w:r>
+      <w:proofErr w:type="spellEnd"/>
       <w:r>
         <w:rPr>
           <w:rFonts w:hint="eastAsia"/>
@@ -9167,13 +10134,59 @@
           <w:szCs w:val="21"/>
         </w:rPr>
       </w:pPr>
-      <w:r>
-        <w:rPr>
-          <w:rFonts w:ascii="宋体" w:eastAsia="宋体" w:hAnsi="宋体" w:cs="宋体" w:hint="eastAsia"/>
-          <w:color w:val="000000" w:themeColor="text1"/>
-          <w:szCs w:val="21"/>
-        </w:rPr>
-        <w:t>syncdeep也存在并发读写的问题，StorageBase在写数据时会读取syncdeep判断</w:t>
+      <w:proofErr w:type="spellStart"/>
+      <w:r>
+        <w:rPr>
+          <w:rFonts w:ascii="宋体" w:eastAsia="宋体" w:hAnsi="宋体" w:cs="宋体" w:hint="eastAsia"/>
+          <w:color w:val="000000" w:themeColor="text1"/>
+          <w:szCs w:val="21"/>
+        </w:rPr>
+        <w:t>syncdeep</w:t>
+      </w:r>
+      <w:proofErr w:type="spellEnd"/>
+      <w:r>
+        <w:rPr>
+          <w:rFonts w:ascii="宋体" w:eastAsia="宋体" w:hAnsi="宋体" w:cs="宋体" w:hint="eastAsia"/>
+          <w:color w:val="000000" w:themeColor="text1"/>
+          <w:szCs w:val="21"/>
+        </w:rPr>
+        <w:t>也存在并发读写的问题，</w:t>
+      </w:r>
+      <w:proofErr w:type="spellStart"/>
+      <w:r>
+        <w:rPr>
+          <w:rFonts w:ascii="宋体" w:eastAsia="宋体" w:hAnsi="宋体" w:cs="宋体" w:hint="eastAsia"/>
+          <w:color w:val="000000" w:themeColor="text1"/>
+          <w:szCs w:val="21"/>
+        </w:rPr>
+        <w:t>StorageBase</w:t>
+      </w:r>
+      <w:proofErr w:type="spellEnd"/>
+      <w:r>
+        <w:rPr>
+          <w:rFonts w:ascii="宋体" w:eastAsia="宋体" w:hAnsi="宋体" w:cs="宋体" w:hint="eastAsia"/>
+          <w:color w:val="000000" w:themeColor="text1"/>
+          <w:szCs w:val="21"/>
+        </w:rPr>
+        <w:t>在写数据时会读取</w:t>
+      </w:r>
+      <w:proofErr w:type="spellStart"/>
+      <w:r>
+        <w:rPr>
+          <w:rFonts w:ascii="宋体" w:eastAsia="宋体" w:hAnsi="宋体" w:cs="宋体" w:hint="eastAsia"/>
+          <w:color w:val="000000" w:themeColor="text1"/>
+          <w:szCs w:val="21"/>
+        </w:rPr>
+        <w:t>syncdeep</w:t>
+      </w:r>
+      <w:proofErr w:type="spellEnd"/>
+      <w:r>
+        <w:rPr>
+          <w:rFonts w:ascii="宋体" w:eastAsia="宋体" w:hAnsi="宋体" w:cs="宋体" w:hint="eastAsia"/>
+          <w:color w:val="000000" w:themeColor="text1"/>
+          <w:szCs w:val="21"/>
+        </w:rPr>
+        <w:t>判断</w:t>
       </w:r>
       <w:r>
         <w:rPr>
@@ -9235,6 +10248,7 @@
         <w:lastRenderedPageBreak/>
         <w:t>对于</w:t>
       </w:r>
+      <w:proofErr w:type="spellStart"/>
       <w:r>
         <w:rPr>
           <w:rFonts w:hint="eastAsia"/>
@@ -9247,6 +10261,7 @@
         </w:rPr>
         <w:t>SyncMgr</w:t>
       </w:r>
+      <w:proofErr w:type="spellEnd"/>
       <w:r>
         <w:rPr>
           <w:rFonts w:hint="eastAsia"/>
@@ -9310,30 +10325,103 @@
           <w:szCs w:val="21"/>
         </w:rPr>
       </w:pPr>
+      <w:proofErr w:type="spellStart"/>
       <w:r>
         <w:rPr>
           <w:rFonts w:asciiTheme="minorEastAsia" w:hAnsiTheme="minorEastAsia" w:hint="eastAsia"/>
         </w:rPr>
         <w:t>pmdSyncMgr</w:t>
       </w:r>
+      <w:proofErr w:type="spellEnd"/>
       <w:r>
         <w:rPr>
           <w:rFonts w:asciiTheme="minorEastAsia" w:hAnsiTheme="minorEastAsia" w:hint="eastAsia"/>
         </w:rPr>
-        <w:t>不是ControlBlock，没有继承IControlBlock接口，</w:t>
-      </w:r>
+        <w:t>不是</w:t>
+      </w:r>
+      <w:proofErr w:type="spellStart"/>
       <w:r>
         <w:rPr>
           <w:rFonts w:asciiTheme="minorEastAsia" w:hAnsiTheme="minorEastAsia" w:hint="eastAsia"/>
         </w:rPr>
-        <w:t>根据代码中的惯例，应在pmdController的onConfigChange()中响应配置的更新，</w:t>
-      </w:r>
+        <w:t>ControlBlock</w:t>
+      </w:r>
+      <w:proofErr w:type="spellEnd"/>
       <w:r>
         <w:rPr>
           <w:rFonts w:asciiTheme="minorEastAsia" w:hAnsiTheme="minorEastAsia" w:hint="eastAsia"/>
         </w:rPr>
-        <w:t>在此处获取pmdSyncMgr，更新其中的</w:t>
-      </w:r>
+        <w:t>，没有继承</w:t>
+      </w:r>
+      <w:proofErr w:type="spellStart"/>
+      <w:r>
+        <w:rPr>
+          <w:rFonts w:asciiTheme="minorEastAsia" w:hAnsiTheme="minorEastAsia" w:hint="eastAsia"/>
+        </w:rPr>
+        <w:t>IControlBlock</w:t>
+      </w:r>
+      <w:proofErr w:type="spellEnd"/>
+      <w:r>
+        <w:rPr>
+          <w:rFonts w:asciiTheme="minorEastAsia" w:hAnsiTheme="minorEastAsia" w:hint="eastAsia"/>
+        </w:rPr>
+        <w:t>接口，</w:t>
+      </w:r>
+      <w:r>
+        <w:rPr>
+          <w:rFonts w:asciiTheme="minorEastAsia" w:hAnsiTheme="minorEastAsia" w:hint="eastAsia"/>
+        </w:rPr>
+        <w:t>根据代码中的惯例，应在</w:t>
+      </w:r>
+      <w:proofErr w:type="spellStart"/>
+      <w:r>
+        <w:rPr>
+          <w:rFonts w:asciiTheme="minorEastAsia" w:hAnsiTheme="minorEastAsia" w:hint="eastAsia"/>
+        </w:rPr>
+        <w:t>pmdController</w:t>
+      </w:r>
+      <w:proofErr w:type="spellEnd"/>
+      <w:r>
+        <w:rPr>
+          <w:rFonts w:asciiTheme="minorEastAsia" w:hAnsiTheme="minorEastAsia" w:hint="eastAsia"/>
+        </w:rPr>
+        <w:t>的</w:t>
+      </w:r>
+      <w:proofErr w:type="spellStart"/>
+      <w:r>
+        <w:rPr>
+          <w:rFonts w:asciiTheme="minorEastAsia" w:hAnsiTheme="minorEastAsia" w:hint="eastAsia"/>
+        </w:rPr>
+        <w:t>onConfigChange</w:t>
+      </w:r>
+      <w:proofErr w:type="spellEnd"/>
+      <w:r>
+        <w:rPr>
+          <w:rFonts w:asciiTheme="minorEastAsia" w:hAnsiTheme="minorEastAsia" w:hint="eastAsia"/>
+        </w:rPr>
+        <w:t>()中响应配置的更新，</w:t>
+      </w:r>
+      <w:r>
+        <w:rPr>
+          <w:rFonts w:asciiTheme="minorEastAsia" w:hAnsiTheme="minorEastAsia" w:hint="eastAsia"/>
+        </w:rPr>
+        <w:t>在此处获取</w:t>
+      </w:r>
+      <w:proofErr w:type="spellStart"/>
+      <w:r>
+        <w:rPr>
+          <w:rFonts w:asciiTheme="minorEastAsia" w:hAnsiTheme="minorEastAsia" w:hint="eastAsia"/>
+        </w:rPr>
+        <w:t>pmdSyncMgr</w:t>
+      </w:r>
+      <w:proofErr w:type="spellEnd"/>
+      <w:r>
+        <w:rPr>
+          <w:rFonts w:asciiTheme="minorEastAsia" w:hAnsiTheme="minorEastAsia" w:hint="eastAsia"/>
+        </w:rPr>
+        <w:t>，更新其中的</w:t>
+      </w:r>
+      <w:proofErr w:type="spellStart"/>
       <w:r>
         <w:rPr>
           <w:rFonts w:asciiTheme="minorEastAsia" w:hAnsiTheme="minorEastAsia" w:cs="宋体"/>
@@ -9342,20 +10430,39 @@
         </w:rPr>
         <w:t>maxsyncjob</w:t>
       </w:r>
+      <w:proofErr w:type="spellEnd"/>
       <w:r>
         <w:rPr>
           <w:rFonts w:asciiTheme="minorEastAsia" w:hAnsiTheme="minorEastAsia" w:cs="宋体" w:hint="eastAsia"/>
           <w:color w:val="000000" w:themeColor="text1"/>
           <w:szCs w:val="21"/>
         </w:rPr>
-        <w:t>和syncdeep的</w:t>
-      </w:r>
+        <w:t>和</w:t>
+      </w:r>
+      <w:proofErr w:type="spellStart"/>
       <w:r>
         <w:rPr>
           <w:rFonts w:asciiTheme="minorEastAsia" w:hAnsiTheme="minorEastAsia" w:cs="宋体" w:hint="eastAsia"/>
           <w:color w:val="000000" w:themeColor="text1"/>
           <w:szCs w:val="21"/>
         </w:rPr>
+        <w:t>syncdeep</w:t>
+      </w:r>
+      <w:proofErr w:type="spellEnd"/>
+      <w:r>
+        <w:rPr>
+          <w:rFonts w:asciiTheme="minorEastAsia" w:hAnsiTheme="minorEastAsia" w:cs="宋体" w:hint="eastAsia"/>
+          <w:color w:val="000000" w:themeColor="text1"/>
+          <w:szCs w:val="21"/>
+        </w:rPr>
+        <w:t>的</w:t>
+      </w:r>
+      <w:r>
+        <w:rPr>
+          <w:rFonts w:asciiTheme="minorEastAsia" w:hAnsiTheme="minorEastAsia" w:cs="宋体" w:hint="eastAsia"/>
+          <w:color w:val="000000" w:themeColor="text1"/>
+          <w:szCs w:val="21"/>
+        </w:rPr>
         <w:t>值</w:t>
       </w:r>
       <w:r>
@@ -9366,11 +10473,47 @@
         </w:rPr>
         <w:t>，可考虑在</w:t>
       </w:r>
+      <w:proofErr w:type="spellStart"/>
       <w:r>
         <w:rPr>
           <w:rFonts w:asciiTheme="minorEastAsia" w:hAnsiTheme="minorEastAsia" w:hint="eastAsia"/>
         </w:rPr>
-        <w:t>pmdSyncMgr中增加setMaxSyncJob和setSyncDeep的公有函数</w:t>
+        <w:t>pmdSyncMgr</w:t>
+      </w:r>
+      <w:proofErr w:type="spellEnd"/>
+      <w:r>
+        <w:rPr>
+          <w:rFonts w:asciiTheme="minorEastAsia" w:hAnsiTheme="minorEastAsia" w:hint="eastAsia"/>
+        </w:rPr>
+        <w:t>中增加</w:t>
+      </w:r>
+      <w:proofErr w:type="spellStart"/>
+      <w:r>
+        <w:rPr>
+          <w:rFonts w:asciiTheme="minorEastAsia" w:hAnsiTheme="minorEastAsia" w:hint="eastAsia"/>
+        </w:rPr>
+        <w:t>setMaxSyncJob</w:t>
+      </w:r>
+      <w:proofErr w:type="spellEnd"/>
+      <w:r>
+        <w:rPr>
+          <w:rFonts w:asciiTheme="minorEastAsia" w:hAnsiTheme="minorEastAsia" w:hint="eastAsia"/>
+        </w:rPr>
+        <w:t>和</w:t>
+      </w:r>
+      <w:proofErr w:type="spellStart"/>
+      <w:r>
+        <w:rPr>
+          <w:rFonts w:asciiTheme="minorEastAsia" w:hAnsiTheme="minorEastAsia" w:hint="eastAsia"/>
+        </w:rPr>
+        <w:t>setSyncDeep</w:t>
+      </w:r>
+      <w:proofErr w:type="spellEnd"/>
+      <w:r>
+        <w:rPr>
+          <w:rFonts w:asciiTheme="minorEastAsia" w:hAnsiTheme="minorEastAsia" w:hint="eastAsia"/>
+        </w:rPr>
+        <w:t>的公有函数</w:t>
       </w:r>
       <w:r>
         <w:rPr>
@@ -9398,13 +10541,41 @@
           <w:szCs w:val="21"/>
         </w:rPr>
       </w:pPr>
-      <w:r>
-        <w:rPr>
-          <w:rFonts w:ascii="宋体" w:eastAsia="宋体" w:hAnsi="宋体" w:cs="宋体" w:hint="eastAsia"/>
-          <w:color w:val="000000" w:themeColor="text1"/>
-          <w:szCs w:val="21"/>
-        </w:rPr>
-        <w:t>maxsyncjob在更新时可能会有另外的syncJob线程读取，存在并发问题：</w:t>
+      <w:proofErr w:type="spellStart"/>
+      <w:r>
+        <w:rPr>
+          <w:rFonts w:ascii="宋体" w:eastAsia="宋体" w:hAnsi="宋体" w:cs="宋体" w:hint="eastAsia"/>
+          <w:color w:val="000000" w:themeColor="text1"/>
+          <w:szCs w:val="21"/>
+        </w:rPr>
+        <w:t>maxsyncjob</w:t>
+      </w:r>
+      <w:proofErr w:type="spellEnd"/>
+      <w:r>
+        <w:rPr>
+          <w:rFonts w:ascii="宋体" w:eastAsia="宋体" w:hAnsi="宋体" w:cs="宋体" w:hint="eastAsia"/>
+          <w:color w:val="000000" w:themeColor="text1"/>
+          <w:szCs w:val="21"/>
+        </w:rPr>
+        <w:t>在更新时可能会有另外的</w:t>
+      </w:r>
+      <w:proofErr w:type="spellStart"/>
+      <w:r>
+        <w:rPr>
+          <w:rFonts w:ascii="宋体" w:eastAsia="宋体" w:hAnsi="宋体" w:cs="宋体" w:hint="eastAsia"/>
+          <w:color w:val="000000" w:themeColor="text1"/>
+          <w:szCs w:val="21"/>
+        </w:rPr>
+        <w:t>syncJob</w:t>
+      </w:r>
+      <w:proofErr w:type="spellEnd"/>
+      <w:r>
+        <w:rPr>
+          <w:rFonts w:ascii="宋体" w:eastAsia="宋体" w:hAnsi="宋体" w:cs="宋体" w:hint="eastAsia"/>
+          <w:color w:val="000000" w:themeColor="text1"/>
+          <w:szCs w:val="21"/>
+        </w:rPr>
+        <w:t>线程读取，存在并发问题：</w:t>
       </w:r>
     </w:p>
     <w:p>
@@ -9438,7 +10609,25 @@
           <w:color w:val="000000" w:themeColor="text1"/>
           <w:szCs w:val="21"/>
         </w:rPr>
-        <w:t>在pmdSyncMgr中读写的过程中加锁，带来一些锁的开销。</w:t>
+        <w:t>在</w:t>
+      </w:r>
+      <w:proofErr w:type="spellStart"/>
+      <w:r>
+        <w:rPr>
+          <w:rFonts w:ascii="宋体" w:eastAsia="宋体" w:hAnsi="宋体" w:cs="宋体" w:hint="eastAsia"/>
+          <w:color w:val="000000" w:themeColor="text1"/>
+          <w:szCs w:val="21"/>
+        </w:rPr>
+        <w:t>pmdSyncMgr</w:t>
+      </w:r>
+      <w:proofErr w:type="spellEnd"/>
+      <w:r>
+        <w:rPr>
+          <w:rFonts w:ascii="宋体" w:eastAsia="宋体" w:hAnsi="宋体" w:cs="宋体" w:hint="eastAsia"/>
+          <w:color w:val="000000" w:themeColor="text1"/>
+          <w:szCs w:val="21"/>
+        </w:rPr>
+        <w:t>中读写的过程中加锁，带来一些锁的开销。</w:t>
       </w:r>
     </w:p>
     <w:p>
@@ -9492,13 +10681,41 @@
           <w:szCs w:val="21"/>
         </w:rPr>
       </w:pPr>
-      <w:r>
-        <w:rPr>
-          <w:rFonts w:ascii="宋体" w:eastAsia="宋体" w:hAnsi="宋体" w:cs="宋体" w:hint="eastAsia"/>
-          <w:color w:val="000000" w:themeColor="text1"/>
-          <w:szCs w:val="21"/>
-        </w:rPr>
-        <w:t>syncdeep也存在并发读写的问题，后台同步线程会读取syncdeep判断写盘时是否要确保完全写盘才返回：</w:t>
+      <w:proofErr w:type="spellStart"/>
+      <w:r>
+        <w:rPr>
+          <w:rFonts w:ascii="宋体" w:eastAsia="宋体" w:hAnsi="宋体" w:cs="宋体" w:hint="eastAsia"/>
+          <w:color w:val="000000" w:themeColor="text1"/>
+          <w:szCs w:val="21"/>
+        </w:rPr>
+        <w:t>syncdeep</w:t>
+      </w:r>
+      <w:proofErr w:type="spellEnd"/>
+      <w:r>
+        <w:rPr>
+          <w:rFonts w:ascii="宋体" w:eastAsia="宋体" w:hAnsi="宋体" w:cs="宋体" w:hint="eastAsia"/>
+          <w:color w:val="000000" w:themeColor="text1"/>
+          <w:szCs w:val="21"/>
+        </w:rPr>
+        <w:t>也存在并发读写的问题，后台同步线程会读取</w:t>
+      </w:r>
+      <w:proofErr w:type="spellStart"/>
+      <w:r>
+        <w:rPr>
+          <w:rFonts w:ascii="宋体" w:eastAsia="宋体" w:hAnsi="宋体" w:cs="宋体" w:hint="eastAsia"/>
+          <w:color w:val="000000" w:themeColor="text1"/>
+          <w:szCs w:val="21"/>
+        </w:rPr>
+        <w:t>syncdeep</w:t>
+      </w:r>
+      <w:proofErr w:type="spellEnd"/>
+      <w:r>
+        <w:rPr>
+          <w:rFonts w:ascii="宋体" w:eastAsia="宋体" w:hAnsi="宋体" w:cs="宋体" w:hint="eastAsia"/>
+          <w:color w:val="000000" w:themeColor="text1"/>
+          <w:szCs w:val="21"/>
+        </w:rPr>
+        <w:t>判断写盘时是否要确保完全写盘才返回：</w:t>
       </w:r>
     </w:p>
     <w:p>
@@ -9550,6 +10767,7 @@
         </w:rPr>
         <w:t>--</w:t>
       </w:r>
+      <w:proofErr w:type="spellStart"/>
       <w:r>
         <w:rPr>
           <w:rFonts w:hint="eastAsia"/>
@@ -9557,6 +10775,7 @@
         </w:rPr>
         <w:t>maxcachejob</w:t>
       </w:r>
+      <w:proofErr w:type="spellEnd"/>
       <w:r>
         <w:rPr>
           <w:rFonts w:hint="eastAsia"/>
@@ -9617,20 +10836,41 @@
           <w:szCs w:val="21"/>
         </w:rPr>
       </w:pPr>
+      <w:proofErr w:type="spellStart"/>
       <w:r>
         <w:rPr>
           <w:rFonts w:hint="eastAsia"/>
         </w:rPr>
         <w:t>pmdBuffPool</w:t>
       </w:r>
-      <w:r>
-        <w:rPr>
-          <w:rFonts w:ascii="宋体" w:eastAsia="宋体" w:hAnsi="宋体" w:cs="宋体" w:hint="eastAsia"/>
-          <w:color w:val="000000" w:themeColor="text1"/>
-          <w:szCs w:val="21"/>
-        </w:rPr>
-        <w:t>和pmdSyncMgr在结构上很类似，为Lob的读取提供缓存服务，</w:t>
-      </w:r>
+      <w:proofErr w:type="spellEnd"/>
+      <w:r>
+        <w:rPr>
+          <w:rFonts w:ascii="宋体" w:eastAsia="宋体" w:hAnsi="宋体" w:cs="宋体" w:hint="eastAsia"/>
+          <w:color w:val="000000" w:themeColor="text1"/>
+          <w:szCs w:val="21"/>
+        </w:rPr>
+        <w:t>和</w:t>
+      </w:r>
+      <w:proofErr w:type="spellStart"/>
+      <w:r>
+        <w:rPr>
+          <w:rFonts w:ascii="宋体" w:eastAsia="宋体" w:hAnsi="宋体" w:cs="宋体" w:hint="eastAsia"/>
+          <w:color w:val="000000" w:themeColor="text1"/>
+          <w:szCs w:val="21"/>
+        </w:rPr>
+        <w:t>pmdSyncMgr</w:t>
+      </w:r>
+      <w:proofErr w:type="spellEnd"/>
+      <w:r>
+        <w:rPr>
+          <w:rFonts w:ascii="宋体" w:eastAsia="宋体" w:hAnsi="宋体" w:cs="宋体" w:hint="eastAsia"/>
+          <w:color w:val="000000" w:themeColor="text1"/>
+          <w:szCs w:val="21"/>
+        </w:rPr>
+        <w:t>在结构上很类似，为Lob的读取提供缓存服务，</w:t>
+      </w:r>
+      <w:proofErr w:type="spellStart"/>
       <w:r>
         <w:rPr>
           <w:rFonts w:ascii="宋体" w:eastAsia="宋体" w:hAnsi="宋体" w:cs="宋体" w:hint="eastAsia"/>
@@ -9640,6 +10880,7 @@
         </w:rPr>
         <w:t>maxcachesize</w:t>
       </w:r>
+      <w:proofErr w:type="spellEnd"/>
       <w:r>
         <w:rPr>
           <w:rFonts w:ascii="宋体" w:eastAsia="宋体" w:hAnsi="宋体" w:cs="宋体" w:hint="eastAsia"/>
@@ -9649,12 +10890,14 @@
         </w:rPr>
         <w:t>指定</w:t>
       </w:r>
+      <w:proofErr w:type="spellStart"/>
       <w:r>
         <w:rPr>
           <w:rFonts w:hint="eastAsia"/>
         </w:rPr>
         <w:t>pmdBuffPool</w:t>
       </w:r>
+      <w:proofErr w:type="spellEnd"/>
       <w:r>
         <w:rPr>
           <w:rFonts w:ascii="宋体" w:eastAsia="宋体" w:hAnsi="宋体" w:cs="宋体" w:hint="eastAsia"/>
@@ -9664,12 +10907,14 @@
         </w:rPr>
         <w:t>最多能分配多大的缓存，</w:t>
       </w:r>
+      <w:proofErr w:type="spellStart"/>
       <w:r>
         <w:rPr>
           <w:rFonts w:hint="eastAsia"/>
         </w:rPr>
         <w:t>pmdBuffPool</w:t>
       </w:r>
+      <w:proofErr w:type="spellEnd"/>
       <w:r>
         <w:rPr>
           <w:rFonts w:ascii="宋体" w:eastAsia="宋体" w:hAnsi="宋体" w:cs="宋体" w:hint="eastAsia"/>
@@ -9679,6 +10924,7 @@
         </w:rPr>
         <w:t>在需要时会创建很多线程进行数据写盘，</w:t>
       </w:r>
+      <w:proofErr w:type="spellStart"/>
       <w:r>
         <w:rPr>
           <w:rFonts w:ascii="宋体" w:eastAsia="宋体" w:hAnsi="宋体" w:cs="宋体" w:hint="eastAsia"/>
@@ -9688,6 +10934,7 @@
         </w:rPr>
         <w:t>maxcachejob</w:t>
       </w:r>
+      <w:proofErr w:type="spellEnd"/>
       <w:r>
         <w:rPr>
           <w:rFonts w:ascii="宋体" w:eastAsia="宋体" w:hAnsi="宋体" w:cs="宋体" w:hint="eastAsia"/>
@@ -9706,12 +10953,14 @@
         </w:rPr>
         <w:t>，这两个配置都是</w:t>
       </w:r>
+      <w:proofErr w:type="spellStart"/>
       <w:r>
         <w:rPr>
           <w:rFonts w:hint="eastAsia"/>
         </w:rPr>
         <w:t>pmdBuffPool</w:t>
       </w:r>
+      <w:proofErr w:type="spellEnd"/>
       <w:r>
         <w:rPr>
           <w:rFonts w:ascii="宋体" w:eastAsia="宋体" w:hAnsi="宋体" w:cs="宋体" w:hint="eastAsia"/>
@@ -9762,12 +11011,14 @@
         </w:rPr>
         <w:t>对于</w:t>
       </w:r>
+      <w:proofErr w:type="spellStart"/>
       <w:r>
         <w:rPr>
           <w:rFonts w:hint="eastAsia"/>
         </w:rPr>
         <w:t>pmdBuffPool</w:t>
       </w:r>
+      <w:proofErr w:type="spellEnd"/>
       <w:r>
         <w:rPr>
           <w:rFonts w:hint="eastAsia"/>
@@ -9854,26 +11105,66 @@
         </w:rPr>
         <w:t>仿照</w:t>
       </w:r>
+      <w:proofErr w:type="spellStart"/>
       <w:r>
         <w:rPr>
           <w:rFonts w:asciiTheme="minorEastAsia" w:hAnsiTheme="minorEastAsia" w:hint="eastAsia"/>
         </w:rPr>
         <w:t>pmdBuffPool</w:t>
       </w:r>
+      <w:proofErr w:type="spellEnd"/>
       <w:r>
         <w:rPr>
           <w:rFonts w:asciiTheme="minorEastAsia" w:hAnsiTheme="minorEastAsia" w:cs="宋体" w:hint="eastAsia"/>
           <w:color w:val="000000" w:themeColor="text1"/>
           <w:szCs w:val="21"/>
         </w:rPr>
-        <w:t>的另一个参数，在pmdController::onConfigChange()中加入对</w:t>
-      </w:r>
+        <w:t>的另一个参数，在</w:t>
+      </w:r>
+      <w:proofErr w:type="spellStart"/>
+      <w:r>
+        <w:rPr>
+          <w:rFonts w:asciiTheme="minorEastAsia" w:hAnsiTheme="minorEastAsia" w:cs="宋体" w:hint="eastAsia"/>
+          <w:color w:val="000000" w:themeColor="text1"/>
+          <w:szCs w:val="21"/>
+        </w:rPr>
+        <w:t>pmdController</w:t>
+      </w:r>
+      <w:proofErr w:type="spellEnd"/>
+      <w:r>
+        <w:rPr>
+          <w:rFonts w:asciiTheme="minorEastAsia" w:hAnsiTheme="minorEastAsia" w:cs="宋体" w:hint="eastAsia"/>
+          <w:color w:val="000000" w:themeColor="text1"/>
+          <w:szCs w:val="21"/>
+        </w:rPr>
+        <w:t>::</w:t>
+      </w:r>
+      <w:proofErr w:type="spellStart"/>
+      <w:r>
+        <w:rPr>
+          <w:rFonts w:asciiTheme="minorEastAsia" w:hAnsiTheme="minorEastAsia" w:cs="宋体" w:hint="eastAsia"/>
+          <w:color w:val="000000" w:themeColor="text1"/>
+          <w:szCs w:val="21"/>
+        </w:rPr>
+        <w:t>onConfigChange</w:t>
+      </w:r>
+      <w:proofErr w:type="spellEnd"/>
+      <w:r>
+        <w:rPr>
+          <w:rFonts w:asciiTheme="minorEastAsia" w:hAnsiTheme="minorEastAsia" w:cs="宋体" w:hint="eastAsia"/>
+          <w:color w:val="000000" w:themeColor="text1"/>
+          <w:szCs w:val="21"/>
+        </w:rPr>
+        <w:t>()中加入对</w:t>
+      </w:r>
+      <w:proofErr w:type="spellStart"/>
       <w:r>
         <w:rPr>
           <w:rFonts w:asciiTheme="minorEastAsia" w:hAnsiTheme="minorEastAsia" w:hint="eastAsia"/>
         </w:rPr>
         <w:t>pmdBuffPool</w:t>
       </w:r>
+      <w:proofErr w:type="spellEnd"/>
       <w:r>
         <w:rPr>
           <w:rFonts w:asciiTheme="minorEastAsia" w:hAnsiTheme="minorEastAsia" w:cs="宋体" w:hint="eastAsia"/>
@@ -9882,6 +11173,7 @@
         </w:rPr>
         <w:t>的</w:t>
       </w:r>
+      <w:proofErr w:type="spellStart"/>
       <w:r>
         <w:rPr>
           <w:rFonts w:asciiTheme="minorEastAsia" w:hAnsiTheme="minorEastAsia" w:cs="宋体" w:hint="eastAsia"/>
@@ -9889,8 +11181,9 @@
           <w:kern w:val="0"/>
           <w:szCs w:val="21"/>
         </w:rPr>
-        <w:t>maxcachejob的更新</w:t>
-      </w:r>
+        <w:t>maxcachejob</w:t>
+      </w:r>
+      <w:proofErr w:type="spellEnd"/>
       <w:r>
         <w:rPr>
           <w:rFonts w:asciiTheme="minorEastAsia" w:hAnsiTheme="minorEastAsia" w:cs="宋体" w:hint="eastAsia"/>
@@ -9898,13 +11191,7 @@
           <w:kern w:val="0"/>
           <w:szCs w:val="21"/>
         </w:rPr>
-        <w:t>，</w:t>
-      </w:r>
-      <w:r>
-        <w:rPr>
-          <w:rFonts w:asciiTheme="minorEastAsia" w:hAnsiTheme="minorEastAsia" w:hint="eastAsia"/>
-        </w:rPr>
-        <w:t>pmdBuffPool</w:t>
+        <w:t>的更新</w:t>
       </w:r>
       <w:r>
         <w:rPr>
@@ -9913,8 +11200,26 @@
           <w:kern w:val="0"/>
           <w:szCs w:val="21"/>
         </w:rPr>
+        <w:t>，</w:t>
+      </w:r>
+      <w:proofErr w:type="spellStart"/>
+      <w:r>
+        <w:rPr>
+          <w:rFonts w:asciiTheme="minorEastAsia" w:hAnsiTheme="minorEastAsia" w:hint="eastAsia"/>
+        </w:rPr>
+        <w:t>pmdBuffPool</w:t>
+      </w:r>
+      <w:proofErr w:type="spellEnd"/>
+      <w:r>
+        <w:rPr>
+          <w:rFonts w:asciiTheme="minorEastAsia" w:hAnsiTheme="minorEastAsia" w:cs="宋体" w:hint="eastAsia"/>
+          <w:color w:val="000000"/>
+          <w:kern w:val="0"/>
+          <w:szCs w:val="21"/>
+        </w:rPr>
         <w:t>已经有</w:t>
       </w:r>
+      <w:proofErr w:type="spellStart"/>
       <w:r>
         <w:rPr>
           <w:rFonts w:asciiTheme="minorEastAsia" w:hAnsiTheme="minorEastAsia" w:cs="宋体"/>
@@ -9924,6 +11229,7 @@
         </w:rPr>
         <w:t>setMaxCacheJob</w:t>
       </w:r>
+      <w:proofErr w:type="spellEnd"/>
       <w:r>
         <w:rPr>
           <w:rFonts w:asciiTheme="minorEastAsia" w:hAnsiTheme="minorEastAsia" w:cs="宋体" w:hint="eastAsia"/>
@@ -9942,6 +11248,7 @@
         </w:rPr>
         <w:t xml:space="preserve"> </w:t>
       </w:r>
+      <w:proofErr w:type="spellStart"/>
       <w:r>
         <w:rPr>
           <w:rFonts w:asciiTheme="minorEastAsia" w:hAnsiTheme="minorEastAsia" w:cs="宋体" w:hint="eastAsia"/>
@@ -9950,26 +11257,9 @@
           <w:szCs w:val="21"/>
         </w:rPr>
         <w:lastRenderedPageBreak/>
-        <w:t>maxcachejob会在旧同步线程完成，开启新一轮同步时生效。</w:t>
-      </w:r>
-    </w:p>
-    <w:p>
-      <w:pPr>
-        <w:rPr>
-          <w:rFonts w:asciiTheme="minorEastAsia" w:hAnsiTheme="minorEastAsia" w:cs="宋体"/>
-          <w:color w:val="000000" w:themeColor="text1"/>
-          <w:szCs w:val="21"/>
-        </w:rPr>
-      </w:pPr>
-      <w:r>
-        <w:rPr>
-          <w:rFonts w:asciiTheme="minorEastAsia" w:hAnsiTheme="minorEastAsia" w:cs="宋体" w:hint="eastAsia"/>
-          <w:color w:val="000000" w:themeColor="text1"/>
-          <w:szCs w:val="21"/>
-        </w:rPr>
-        <w:t>而</w:t>
-      </w:r>
-      <w:commentRangeStart w:id="147"/>
+        <w:t>maxcachejob</w:t>
+      </w:r>
+      <w:proofErr w:type="spellEnd"/>
       <w:r>
         <w:rPr>
           <w:rFonts w:asciiTheme="minorEastAsia" w:hAnsiTheme="minorEastAsia" w:cs="宋体" w:hint="eastAsia"/>
@@ -9977,9 +11267,38 @@
           <w:kern w:val="0"/>
           <w:szCs w:val="21"/>
         </w:rPr>
+        <w:t>会在旧同步线程完成，开启新一轮同步时生效。</w:t>
+      </w:r>
+    </w:p>
+    <w:p>
+      <w:pPr>
+        <w:rPr>
+          <w:rFonts w:asciiTheme="minorEastAsia" w:hAnsiTheme="minorEastAsia" w:cs="宋体"/>
+          <w:color w:val="000000" w:themeColor="text1"/>
+          <w:szCs w:val="21"/>
+        </w:rPr>
+      </w:pPr>
+      <w:r>
+        <w:rPr>
+          <w:rFonts w:asciiTheme="minorEastAsia" w:hAnsiTheme="minorEastAsia" w:cs="宋体" w:hint="eastAsia"/>
+          <w:color w:val="000000" w:themeColor="text1"/>
+          <w:szCs w:val="21"/>
+        </w:rPr>
+        <w:t>而</w:t>
+      </w:r>
+      <w:commentRangeStart w:id="147"/>
+      <w:proofErr w:type="spellStart"/>
+      <w:r>
+        <w:rPr>
+          <w:rFonts w:asciiTheme="minorEastAsia" w:hAnsiTheme="minorEastAsia" w:cs="宋体" w:hint="eastAsia"/>
+          <w:color w:val="000000"/>
+          <w:kern w:val="0"/>
+          <w:szCs w:val="21"/>
+        </w:rPr>
         <w:t>maxcachesize</w:t>
       </w:r>
       <w:commentRangeEnd w:id="147"/>
+      <w:proofErr w:type="spellEnd"/>
       <w:r>
         <w:rPr>
           <w:rStyle w:val="CommentReference"/>
@@ -10039,6 +11358,7 @@
       <w:bookmarkStart w:id="157" w:name="_Toc497145929"/>
       <w:bookmarkStart w:id="158" w:name="_Toc497396351"/>
       <w:bookmarkStart w:id="159" w:name="_Toc497396420"/>
+      <w:proofErr w:type="spellStart"/>
       <w:r>
         <w:rPr>
           <w:rFonts w:hint="eastAsia"/>
@@ -10046,6 +11366,7 @@
         <w:t>CoordCB</w:t>
       </w:r>
       <w:bookmarkEnd w:id="148"/>
+      <w:proofErr w:type="spellEnd"/>
       <w:r>
         <w:rPr>
           <w:rFonts w:hint="eastAsia"/>
@@ -10090,6 +11411,7 @@
         </w:rPr>
         <w:t>--</w:t>
       </w:r>
+      <w:proofErr w:type="spellStart"/>
       <w:r>
         <w:rPr>
           <w:rFonts w:hint="eastAsia"/>
@@ -10097,6 +11419,7 @@
         </w:rPr>
         <w:t>preferedinstance</w:t>
       </w:r>
+      <w:proofErr w:type="spellEnd"/>
       <w:r>
         <w:rPr>
           <w:rFonts w:hint="eastAsia"/>
@@ -10221,6 +11544,7 @@
           <w:szCs w:val="21"/>
         </w:rPr>
       </w:pPr>
+      <w:proofErr w:type="spellStart"/>
       <w:r>
         <w:rPr>
           <w:rFonts w:ascii="宋体" w:eastAsia="宋体" w:hAnsi="宋体" w:cs="宋体" w:hint="eastAsia"/>
@@ -10230,6 +11554,7 @@
         </w:rPr>
         <w:t>preferedinstance</w:t>
       </w:r>
+      <w:proofErr w:type="spellEnd"/>
       <w:r>
         <w:rPr>
           <w:rFonts w:ascii="宋体" w:eastAsia="宋体" w:hAnsi="宋体" w:cs="宋体"/>
@@ -10246,6 +11571,7 @@
         </w:rPr>
         <w:t>使用于</w:t>
       </w:r>
+      <w:proofErr w:type="spellStart"/>
       <w:r>
         <w:rPr>
           <w:rFonts w:ascii="宋体" w:eastAsia="宋体" w:hAnsi="宋体" w:cs="宋体"/>
@@ -10254,6 +11580,7 @@
         </w:rPr>
         <w:t>CoordCB</w:t>
       </w:r>
+      <w:proofErr w:type="spellEnd"/>
       <w:r>
         <w:rPr>
           <w:rFonts w:ascii="宋体" w:eastAsia="宋体" w:hAnsi="宋体" w:cs="宋体" w:hint="eastAsia"/>
@@ -10262,6 +11589,7 @@
         </w:rPr>
         <w:t>中的</w:t>
       </w:r>
+      <w:proofErr w:type="spellStart"/>
       <w:r>
         <w:rPr>
           <w:rFonts w:ascii="宋体" w:eastAsia="宋体" w:hAnsi="宋体" w:cs="宋体"/>
@@ -10270,14 +11598,34 @@
         </w:rPr>
         <w:t>coordSessionPropMgr</w:t>
       </w:r>
-      <w:r>
-        <w:rPr>
-          <w:rFonts w:ascii="宋体" w:eastAsia="宋体" w:hAnsi="宋体" w:cs="宋体" w:hint="eastAsia"/>
-          <w:color w:val="000000" w:themeColor="text1"/>
-          <w:szCs w:val="21"/>
-        </w:rPr>
-        <w:t>，应该是为每个用户会话设置会话属性用的，CoordCB将</w:t>
-      </w:r>
+      <w:proofErr w:type="spellEnd"/>
+      <w:r>
+        <w:rPr>
+          <w:rFonts w:ascii="宋体" w:eastAsia="宋体" w:hAnsi="宋体" w:cs="宋体" w:hint="eastAsia"/>
+          <w:color w:val="000000" w:themeColor="text1"/>
+          <w:szCs w:val="21"/>
+        </w:rPr>
+        <w:t>，应该是为每个用户会话设置会话属性用的，</w:t>
+      </w:r>
+      <w:proofErr w:type="spellStart"/>
+      <w:r>
+        <w:rPr>
+          <w:rFonts w:ascii="宋体" w:eastAsia="宋体" w:hAnsi="宋体" w:cs="宋体" w:hint="eastAsia"/>
+          <w:color w:val="000000" w:themeColor="text1"/>
+          <w:szCs w:val="21"/>
+        </w:rPr>
+        <w:t>CoordCB</w:t>
+      </w:r>
+      <w:proofErr w:type="spellEnd"/>
+      <w:r>
+        <w:rPr>
+          <w:rFonts w:ascii="宋体" w:eastAsia="宋体" w:hAnsi="宋体" w:cs="宋体" w:hint="eastAsia"/>
+          <w:color w:val="000000" w:themeColor="text1"/>
+          <w:szCs w:val="21"/>
+        </w:rPr>
+        <w:t>将</w:t>
+      </w:r>
+      <w:proofErr w:type="spellStart"/>
       <w:r>
         <w:rPr>
           <w:rFonts w:ascii="宋体" w:eastAsia="宋体" w:hAnsi="宋体" w:cs="宋体" w:hint="eastAsia"/>
@@ -10287,6 +11635,7 @@
         </w:rPr>
         <w:t>preferedinstance</w:t>
       </w:r>
+      <w:proofErr w:type="spellEnd"/>
       <w:r>
         <w:rPr>
           <w:rFonts w:ascii="宋体" w:eastAsia="宋体" w:hAnsi="宋体" w:cs="宋体" w:hint="eastAsia"/>
@@ -10402,8 +11751,45 @@
           <w:color w:val="000000" w:themeColor="text1"/>
           <w:szCs w:val="21"/>
         </w:rPr>
-        <w:t>在CoordCB的onConfigChange()中，调用</w:t>
-      </w:r>
+        <w:t>在</w:t>
+      </w:r>
+      <w:proofErr w:type="spellStart"/>
+      <w:r>
+        <w:rPr>
+          <w:rFonts w:ascii="宋体" w:eastAsia="宋体" w:hAnsi="宋体" w:cs="宋体" w:hint="eastAsia"/>
+          <w:color w:val="000000" w:themeColor="text1"/>
+          <w:szCs w:val="21"/>
+        </w:rPr>
+        <w:t>CoordCB</w:t>
+      </w:r>
+      <w:proofErr w:type="spellEnd"/>
+      <w:r>
+        <w:rPr>
+          <w:rFonts w:ascii="宋体" w:eastAsia="宋体" w:hAnsi="宋体" w:cs="宋体" w:hint="eastAsia"/>
+          <w:color w:val="000000" w:themeColor="text1"/>
+          <w:szCs w:val="21"/>
+        </w:rPr>
+        <w:t>的</w:t>
+      </w:r>
+      <w:proofErr w:type="spellStart"/>
+      <w:r>
+        <w:rPr>
+          <w:rFonts w:ascii="宋体" w:eastAsia="宋体" w:hAnsi="宋体" w:cs="宋体" w:hint="eastAsia"/>
+          <w:color w:val="000000" w:themeColor="text1"/>
+          <w:szCs w:val="21"/>
+        </w:rPr>
+        <w:t>onConfigChange</w:t>
+      </w:r>
+      <w:proofErr w:type="spellEnd"/>
+      <w:r>
+        <w:rPr>
+          <w:rFonts w:ascii="宋体" w:eastAsia="宋体" w:hAnsi="宋体" w:cs="宋体" w:hint="eastAsia"/>
+          <w:color w:val="000000" w:themeColor="text1"/>
+          <w:szCs w:val="21"/>
+        </w:rPr>
+        <w:t>()中，调用</w:t>
+      </w:r>
+      <w:proofErr w:type="spellStart"/>
       <w:r>
         <w:rPr>
           <w:rFonts w:ascii="宋体" w:eastAsia="宋体" w:hAnsi="宋体" w:cs="宋体"/>
@@ -10412,6 +11798,7 @@
         </w:rPr>
         <w:t>coordSessionPropMgr</w:t>
       </w:r>
+      <w:proofErr w:type="spellEnd"/>
       <w:r>
         <w:rPr>
           <w:rFonts w:ascii="宋体" w:eastAsia="宋体" w:hAnsi="宋体" w:cs="宋体" w:hint="eastAsia"/>
@@ -10420,6 +11807,7 @@
         </w:rPr>
         <w:t>设置其中</w:t>
       </w:r>
+      <w:proofErr w:type="spellStart"/>
       <w:r>
         <w:rPr>
           <w:rFonts w:ascii="宋体" w:eastAsia="宋体" w:hAnsi="宋体" w:cs="宋体" w:hint="eastAsia"/>
@@ -10429,6 +11817,7 @@
         </w:rPr>
         <w:t>preferedinstance</w:t>
       </w:r>
+      <w:proofErr w:type="spellEnd"/>
       <w:r>
         <w:rPr>
           <w:rFonts w:ascii="宋体" w:eastAsia="宋体" w:hAnsi="宋体" w:cs="宋体" w:hint="eastAsia"/>
@@ -10503,9 +11892,11 @@
         </w:rPr>
         <w:t xml:space="preserve">-- </w:t>
       </w:r>
+      <w:proofErr w:type="spellStart"/>
       <w:r>
         <w:t>auditmask</w:t>
       </w:r>
+      <w:proofErr w:type="spellEnd"/>
       <w:r>
         <w:rPr>
           <w:rFonts w:hint="eastAsia"/>
@@ -10742,7 +12133,87 @@
           <w:sz w:val="22"/>
           <w:szCs w:val="22"/>
         </w:rPr>
-        <w:t>SDB在打印审计日志时，会根据目前配置的auditMask来筛选纪录的内容，auditMask的配置在getAuditMask()中保存一份，而打印时实际使用的是getCurAuditMask()。</w:t>
+        <w:t>SDB在打印审计日志时，会根据目前配置的</w:t>
+      </w:r>
+      <w:proofErr w:type="spellStart"/>
+      <w:r>
+        <w:rPr>
+          <w:rFonts w:ascii="宋体" w:eastAsia="宋体" w:hAnsi="宋体" w:cs="宋体" w:hint="eastAsia"/>
+          <w:kern w:val="0"/>
+          <w:sz w:val="22"/>
+          <w:szCs w:val="22"/>
+        </w:rPr>
+        <w:t>auditMask</w:t>
+      </w:r>
+      <w:proofErr w:type="spellEnd"/>
+      <w:r>
+        <w:rPr>
+          <w:rFonts w:ascii="宋体" w:eastAsia="宋体" w:hAnsi="宋体" w:cs="宋体" w:hint="eastAsia"/>
+          <w:kern w:val="0"/>
+          <w:sz w:val="22"/>
+          <w:szCs w:val="22"/>
+        </w:rPr>
+        <w:t>来筛选纪录的内容，</w:t>
+      </w:r>
+      <w:proofErr w:type="spellStart"/>
+      <w:r>
+        <w:rPr>
+          <w:rFonts w:ascii="宋体" w:eastAsia="宋体" w:hAnsi="宋体" w:cs="宋体" w:hint="eastAsia"/>
+          <w:kern w:val="0"/>
+          <w:sz w:val="22"/>
+          <w:szCs w:val="22"/>
+        </w:rPr>
+        <w:t>auditMask</w:t>
+      </w:r>
+      <w:proofErr w:type="spellEnd"/>
+      <w:r>
+        <w:rPr>
+          <w:rFonts w:ascii="宋体" w:eastAsia="宋体" w:hAnsi="宋体" w:cs="宋体" w:hint="eastAsia"/>
+          <w:kern w:val="0"/>
+          <w:sz w:val="22"/>
+          <w:szCs w:val="22"/>
+        </w:rPr>
+        <w:t>的配置在</w:t>
+      </w:r>
+      <w:proofErr w:type="spellStart"/>
+      <w:r>
+        <w:rPr>
+          <w:rFonts w:ascii="宋体" w:eastAsia="宋体" w:hAnsi="宋体" w:cs="宋体" w:hint="eastAsia"/>
+          <w:kern w:val="0"/>
+          <w:sz w:val="22"/>
+          <w:szCs w:val="22"/>
+        </w:rPr>
+        <w:t>getAuditMask</w:t>
+      </w:r>
+      <w:proofErr w:type="spellEnd"/>
+      <w:r>
+        <w:rPr>
+          <w:rFonts w:ascii="宋体" w:eastAsia="宋体" w:hAnsi="宋体" w:cs="宋体" w:hint="eastAsia"/>
+          <w:kern w:val="0"/>
+          <w:sz w:val="22"/>
+          <w:szCs w:val="22"/>
+        </w:rPr>
+        <w:t>()中保存一份，而打印时实际使用的是</w:t>
+      </w:r>
+      <w:proofErr w:type="spellStart"/>
+      <w:r>
+        <w:rPr>
+          <w:rFonts w:ascii="宋体" w:eastAsia="宋体" w:hAnsi="宋体" w:cs="宋体" w:hint="eastAsia"/>
+          <w:kern w:val="0"/>
+          <w:sz w:val="22"/>
+          <w:szCs w:val="22"/>
+        </w:rPr>
+        <w:t>getCurAuditMask</w:t>
+      </w:r>
+      <w:proofErr w:type="spellEnd"/>
+      <w:r>
+        <w:rPr>
+          <w:rFonts w:ascii="宋体" w:eastAsia="宋体" w:hAnsi="宋体" w:cs="宋体" w:hint="eastAsia"/>
+          <w:kern w:val="0"/>
+          <w:sz w:val="22"/>
+          <w:szCs w:val="22"/>
+        </w:rPr>
+        <w:t>()。</w:t>
       </w:r>
     </w:p>
     <w:p>
@@ -10825,7 +12296,67 @@
           <w:sz w:val="22"/>
           <w:szCs w:val="22"/>
         </w:rPr>
-        <w:t>SDB在启动时，获取auditMask配置将配置保存在了getAuditMask()中，又用保存的值初始化了getCurAuditMask()。</w:t>
+        <w:t>SDB在启动时，获取</w:t>
+      </w:r>
+      <w:proofErr w:type="spellStart"/>
+      <w:r>
+        <w:rPr>
+          <w:rFonts w:ascii="宋体" w:eastAsia="宋体" w:hAnsi="宋体" w:cs="宋体" w:hint="eastAsia"/>
+          <w:kern w:val="0"/>
+          <w:sz w:val="22"/>
+          <w:szCs w:val="22"/>
+        </w:rPr>
+        <w:t>auditMask</w:t>
+      </w:r>
+      <w:proofErr w:type="spellEnd"/>
+      <w:r>
+        <w:rPr>
+          <w:rFonts w:ascii="宋体" w:eastAsia="宋体" w:hAnsi="宋体" w:cs="宋体" w:hint="eastAsia"/>
+          <w:kern w:val="0"/>
+          <w:sz w:val="22"/>
+          <w:szCs w:val="22"/>
+        </w:rPr>
+        <w:t>配置将配置保存在了</w:t>
+      </w:r>
+      <w:proofErr w:type="spellStart"/>
+      <w:r>
+        <w:rPr>
+          <w:rFonts w:ascii="宋体" w:eastAsia="宋体" w:hAnsi="宋体" w:cs="宋体" w:hint="eastAsia"/>
+          <w:kern w:val="0"/>
+          <w:sz w:val="22"/>
+          <w:szCs w:val="22"/>
+        </w:rPr>
+        <w:t>getAuditMask</w:t>
+      </w:r>
+      <w:proofErr w:type="spellEnd"/>
+      <w:r>
+        <w:rPr>
+          <w:rFonts w:ascii="宋体" w:eastAsia="宋体" w:hAnsi="宋体" w:cs="宋体" w:hint="eastAsia"/>
+          <w:kern w:val="0"/>
+          <w:sz w:val="22"/>
+          <w:szCs w:val="22"/>
+        </w:rPr>
+        <w:t>()中，又用保存的值初始化了</w:t>
+      </w:r>
+      <w:proofErr w:type="spellStart"/>
+      <w:r>
+        <w:rPr>
+          <w:rFonts w:ascii="宋体" w:eastAsia="宋体" w:hAnsi="宋体" w:cs="宋体" w:hint="eastAsia"/>
+          <w:kern w:val="0"/>
+          <w:sz w:val="22"/>
+          <w:szCs w:val="22"/>
+        </w:rPr>
+        <w:t>getCurAuditMask</w:t>
+      </w:r>
+      <w:proofErr w:type="spellEnd"/>
+      <w:r>
+        <w:rPr>
+          <w:rFonts w:ascii="宋体" w:eastAsia="宋体" w:hAnsi="宋体" w:cs="宋体" w:hint="eastAsia"/>
+          <w:kern w:val="0"/>
+          <w:sz w:val="22"/>
+          <w:szCs w:val="22"/>
+        </w:rPr>
+        <w:t>()。</w:t>
       </w:r>
     </w:p>
     <w:p>
@@ -11004,8 +12535,13 @@
         <w:t>--</w:t>
       </w:r>
       <w:r>
-        <w:t xml:space="preserve"> maxsubquery</w:t>
-      </w:r>
+        <w:t xml:space="preserve"> </w:t>
+      </w:r>
+      <w:proofErr w:type="spellStart"/>
+      <w:r>
+        <w:t>maxsubquery</w:t>
+      </w:r>
+      <w:proofErr w:type="spellEnd"/>
       <w:r>
         <w:rPr>
           <w:rFonts w:hint="eastAsia"/>
@@ -11114,7 +12650,39 @@
           <w:rFonts w:ascii="宋体" w:eastAsia="宋体" w:hAnsi="宋体" w:cs="宋体" w:hint="eastAsia"/>
           <w:szCs w:val="21"/>
         </w:rPr>
-        <w:t>第一处是在rtnContexParaData出，rtnContext应该是每次查询都新生成一个的。</w:t>
+        <w:t>第一处是在</w:t>
+      </w:r>
+      <w:proofErr w:type="spellStart"/>
+      <w:r>
+        <w:rPr>
+          <w:rFonts w:ascii="宋体" w:eastAsia="宋体" w:hAnsi="宋体" w:cs="宋体" w:hint="eastAsia"/>
+          <w:szCs w:val="21"/>
+        </w:rPr>
+        <w:t>rtnContexParaData</w:t>
+      </w:r>
+      <w:proofErr w:type="spellEnd"/>
+      <w:r>
+        <w:rPr>
+          <w:rFonts w:ascii="宋体" w:eastAsia="宋体" w:hAnsi="宋体" w:cs="宋体" w:hint="eastAsia"/>
+          <w:szCs w:val="21"/>
+        </w:rPr>
+        <w:t>出，</w:t>
+      </w:r>
+      <w:proofErr w:type="spellStart"/>
+      <w:r>
+        <w:rPr>
+          <w:rFonts w:ascii="宋体" w:eastAsia="宋体" w:hAnsi="宋体" w:cs="宋体" w:hint="eastAsia"/>
+          <w:szCs w:val="21"/>
+        </w:rPr>
+        <w:t>rtnContext</w:t>
+      </w:r>
+      <w:proofErr w:type="spellEnd"/>
+      <w:r>
+        <w:rPr>
+          <w:rFonts w:ascii="宋体" w:eastAsia="宋体" w:hAnsi="宋体" w:cs="宋体" w:hint="eastAsia"/>
+          <w:szCs w:val="21"/>
+        </w:rPr>
+        <w:t>应该是每次查询都新生成一个的。</w:t>
       </w:r>
     </w:p>
     <w:p>
@@ -11190,7 +12758,39 @@
           <w:rFonts w:ascii="宋体" w:eastAsia="宋体" w:hAnsi="宋体" w:cs="宋体" w:hint="eastAsia"/>
           <w:szCs w:val="21"/>
         </w:rPr>
-        <w:t>第二处是在启动prefetch job的时候，这里的问题归类到prefetch job来解决。</w:t>
+        <w:t>第二处是在启动</w:t>
+      </w:r>
+      <w:proofErr w:type="spellStart"/>
+      <w:r>
+        <w:rPr>
+          <w:rFonts w:ascii="宋体" w:eastAsia="宋体" w:hAnsi="宋体" w:cs="宋体" w:hint="eastAsia"/>
+          <w:szCs w:val="21"/>
+        </w:rPr>
+        <w:t>prefetch</w:t>
+      </w:r>
+      <w:proofErr w:type="spellEnd"/>
+      <w:r>
+        <w:rPr>
+          <w:rFonts w:ascii="宋体" w:eastAsia="宋体" w:hAnsi="宋体" w:cs="宋体" w:hint="eastAsia"/>
+          <w:szCs w:val="21"/>
+        </w:rPr>
+        <w:t xml:space="preserve"> job的时候，这里的问题归类到</w:t>
+      </w:r>
+      <w:proofErr w:type="spellStart"/>
+      <w:r>
+        <w:rPr>
+          <w:rFonts w:ascii="宋体" w:eastAsia="宋体" w:hAnsi="宋体" w:cs="宋体" w:hint="eastAsia"/>
+          <w:szCs w:val="21"/>
+        </w:rPr>
+        <w:t>prefetch</w:t>
+      </w:r>
+      <w:proofErr w:type="spellEnd"/>
+      <w:r>
+        <w:rPr>
+          <w:rFonts w:ascii="宋体" w:eastAsia="宋体" w:hAnsi="宋体" w:cs="宋体" w:hint="eastAsia"/>
+          <w:szCs w:val="21"/>
+        </w:rPr>
+        <w:t xml:space="preserve"> job来解决。</w:t>
       </w:r>
     </w:p>
     <w:p>
@@ -11238,6 +12838,7 @@
         </w:rPr>
         <w:t xml:space="preserve">-- </w:t>
       </w:r>
+      <w:proofErr w:type="spellStart"/>
       <w:r>
         <w:rPr>
           <w:rFonts w:hint="eastAsia"/>
@@ -11245,6 +12846,7 @@
         </w:rPr>
         <w:t>maxreplsync</w:t>
       </w:r>
+      <w:proofErr w:type="spellEnd"/>
       <w:r>
         <w:rPr>
           <w:rFonts w:hint="eastAsia"/>
@@ -11403,8 +13005,18 @@
           <w:color w:val="000000" w:themeColor="text1"/>
           <w:szCs w:val="21"/>
         </w:rPr>
-        <w:t>该配置是同步日志缓存Bucket使用的，而clsBucket</w:t>
-      </w:r>
+        <w:t>该配置是同步日志缓存Bucket使用的，而</w:t>
+      </w:r>
+      <w:proofErr w:type="spellStart"/>
+      <w:r>
+        <w:rPr>
+          <w:rFonts w:ascii="宋体" w:eastAsia="宋体" w:hAnsi="宋体" w:cs="宋体" w:hint="eastAsia"/>
+          <w:color w:val="000000" w:themeColor="text1"/>
+          <w:szCs w:val="21"/>
+        </w:rPr>
+        <w:t>clsBucket</w:t>
+      </w:r>
+      <w:proofErr w:type="spellEnd"/>
       <w:r>
         <w:rPr>
           <w:rFonts w:hint="eastAsia"/>
@@ -11417,12 +13029,14 @@
         </w:rPr>
         <w:t>有</w:t>
       </w:r>
+      <w:proofErr w:type="spellStart"/>
       <w:r>
         <w:rPr>
           <w:rFonts w:hint="eastAsia"/>
         </w:rPr>
         <w:t>clsReplicateSet</w:t>
       </w:r>
+      <w:proofErr w:type="spellEnd"/>
       <w:r>
         <w:rPr>
           <w:rFonts w:hint="eastAsia"/>
@@ -11433,19 +13047,35 @@
         <w:rPr>
           <w:rFonts w:hint="eastAsia"/>
         </w:rPr>
-        <w:t xml:space="preserve"> _barRSOfflineLogger</w:t>
-      </w:r>
+        <w:t xml:space="preserve"> _</w:t>
+      </w:r>
+      <w:proofErr w:type="spellStart"/>
+      <w:r>
+        <w:rPr>
+          <w:rFonts w:hint="eastAsia"/>
+        </w:rPr>
+        <w:t>barRSOfflineLogger</w:t>
+      </w:r>
+      <w:proofErr w:type="spellEnd"/>
       <w:r>
         <w:rPr>
           <w:rFonts w:hint="eastAsia"/>
         </w:rPr>
         <w:t>两个类使用，只有</w:t>
       </w:r>
-      <w:r>
-        <w:rPr>
-          <w:rFonts w:hint="eastAsia"/>
-        </w:rPr>
-        <w:t xml:space="preserve">clsReplicateSet </w:t>
+      <w:proofErr w:type="spellStart"/>
+      <w:r>
+        <w:rPr>
+          <w:rFonts w:hint="eastAsia"/>
+        </w:rPr>
+        <w:t>clsReplicateSet</w:t>
+      </w:r>
+      <w:proofErr w:type="spellEnd"/>
+      <w:r>
+        <w:rPr>
+          <w:rFonts w:hint="eastAsia"/>
+        </w:rPr>
+        <w:t xml:space="preserve"> </w:t>
       </w:r>
       <w:r>
         <w:rPr>
@@ -11457,20 +13087,30 @@
         <w:rPr>
           <w:rFonts w:hint="eastAsia"/>
         </w:rPr>
-        <w:t>_barRSOfflineLogger</w:t>
-      </w:r>
+        <w:t>_</w:t>
+      </w:r>
+      <w:proofErr w:type="spellStart"/>
+      <w:r>
+        <w:rPr>
+          <w:rFonts w:hint="eastAsia"/>
+        </w:rPr>
+        <w:t>barRSOfflineLogger</w:t>
+      </w:r>
+      <w:proofErr w:type="spellEnd"/>
       <w:r>
         <w:rPr>
           <w:rFonts w:hint="eastAsia"/>
         </w:rPr>
         <w:t>初始化一次后，不会再更新，但</w:t>
       </w:r>
+      <w:proofErr w:type="spellStart"/>
       <w:r>
         <w:rPr>
           <w:rFonts w:hint="eastAsia"/>
         </w:rPr>
         <w:t>barRSOfflineLogger</w:t>
       </w:r>
+      <w:proofErr w:type="spellEnd"/>
       <w:r>
         <w:rPr>
           <w:rFonts w:hint="eastAsia"/>
@@ -11523,9 +13163,11 @@
         </w:rPr>
         <w:t>--</w:t>
       </w:r>
+      <w:proofErr w:type="spellStart"/>
       <w:r>
         <w:t>indexscanstep</w:t>
       </w:r>
+      <w:proofErr w:type="spellEnd"/>
       <w:r>
         <w:rPr>
           <w:rFonts w:hint="eastAsia"/>
@@ -11600,7 +13242,21 @@
         <w:rPr>
           <w:rFonts w:hint="eastAsia"/>
         </w:rPr>
-        <w:t xml:space="preserve">_onceRestNum </w:t>
+        <w:t>_</w:t>
+      </w:r>
+      <w:proofErr w:type="spellStart"/>
+      <w:r>
+        <w:rPr>
+          <w:rFonts w:hint="eastAsia"/>
+        </w:rPr>
+        <w:t>onceRestNum</w:t>
+      </w:r>
+      <w:proofErr w:type="spellEnd"/>
+      <w:r>
+        <w:rPr>
+          <w:rFonts w:hint="eastAsia"/>
+        </w:rPr>
+        <w:t xml:space="preserve"> </w:t>
       </w:r>
       <w:r>
         <w:rPr>
@@ -11612,20 +13268,30 @@
         <w:rPr>
           <w:rFonts w:hint="eastAsia"/>
         </w:rPr>
-        <w:t>_dmsIXSecScanner</w:t>
-      </w:r>
+        <w:t>_</w:t>
+      </w:r>
+      <w:proofErr w:type="spellStart"/>
+      <w:r>
+        <w:rPr>
+          <w:rFonts w:hint="eastAsia"/>
+        </w:rPr>
+        <w:t>dmsIXSecScanner</w:t>
+      </w:r>
+      <w:proofErr w:type="spellEnd"/>
       <w:r>
         <w:rPr>
           <w:rFonts w:hint="eastAsia"/>
         </w:rPr>
         <w:t>的私有变量，通过调用配置参数模块赋值后，</w:t>
       </w:r>
+      <w:proofErr w:type="spellStart"/>
       <w:r>
         <w:rPr>
           <w:rFonts w:hint="eastAsia"/>
         </w:rPr>
         <w:t>indexscan</w:t>
       </w:r>
+      <w:proofErr w:type="spellEnd"/>
       <w:r>
         <w:rPr>
           <w:rFonts w:hint="eastAsia"/>
@@ -11810,7 +13476,25 @@
           <w:color w:val="000000" w:themeColor="text1"/>
           <w:szCs w:val="21"/>
         </w:rPr>
-        <w:t>对于authCB的变量，提供了更新机制。</w:t>
+        <w:t>对于</w:t>
+      </w:r>
+      <w:proofErr w:type="spellStart"/>
+      <w:r>
+        <w:rPr>
+          <w:rFonts w:ascii="宋体" w:eastAsia="宋体" w:hAnsi="宋体" w:cs="宋体" w:hint="eastAsia"/>
+          <w:color w:val="000000" w:themeColor="text1"/>
+          <w:szCs w:val="21"/>
+        </w:rPr>
+        <w:t>authCB</w:t>
+      </w:r>
+      <w:proofErr w:type="spellEnd"/>
+      <w:r>
+        <w:rPr>
+          <w:rFonts w:ascii="宋体" w:eastAsia="宋体" w:hAnsi="宋体" w:cs="宋体" w:hint="eastAsia"/>
+          <w:color w:val="000000" w:themeColor="text1"/>
+          <w:szCs w:val="21"/>
+        </w:rPr>
+        <w:t>的变量，提供了更新机制。</w:t>
       </w:r>
     </w:p>
     <w:p>
@@ -12047,9 +13731,11 @@
         </w:rPr>
         <w:t>--</w:t>
       </w:r>
+      <w:proofErr w:type="spellStart"/>
       <w:r>
         <w:t>archiveon</w:t>
       </w:r>
+      <w:proofErr w:type="spellEnd"/>
       <w:r>
         <w:rPr>
           <w:rFonts w:hint="eastAsia"/>
@@ -12089,9 +13775,11 @@
         </w:rPr>
         <w:t>--</w:t>
       </w:r>
+      <w:proofErr w:type="spellStart"/>
       <w:r>
         <w:t>archivepath</w:t>
       </w:r>
+      <w:proofErr w:type="spellEnd"/>
       <w:r>
         <w:rPr>
           <w:rFonts w:hint="eastAsia"/>
@@ -12185,6 +13873,7 @@
         </w:rPr>
         <w:t>--</w:t>
       </w:r>
+      <w:proofErr w:type="spellStart"/>
       <w:r>
         <w:rPr>
           <w:rFonts w:hint="eastAsia"/>
@@ -12192,6 +13881,7 @@
         </w:rPr>
         <w:t>memdebug</w:t>
       </w:r>
+      <w:proofErr w:type="spellEnd"/>
       <w:r>
         <w:rPr>
           <w:rFonts w:hint="eastAsia"/>
@@ -12246,6 +13936,7 @@
         </w:rPr>
         <w:t>--</w:t>
       </w:r>
+      <w:proofErr w:type="spellStart"/>
       <w:r>
         <w:rPr>
           <w:rFonts w:hint="eastAsia"/>
@@ -12253,6 +13944,7 @@
         </w:rPr>
         <w:t>memdebugsize</w:t>
       </w:r>
+      <w:proofErr w:type="spellEnd"/>
       <w:r>
         <w:rPr>
           <w:rFonts w:hint="eastAsia"/>
@@ -12382,7 +14074,43 @@
           <w:color w:val="000000" w:themeColor="text1"/>
           <w:szCs w:val="21"/>
         </w:rPr>
-        <w:t>SDB_KRCB在onConfigInit处获取配置初始化了MemDebug的状态，但未动态更新。</w:t>
+        <w:t>SDB_KRCB在</w:t>
+      </w:r>
+      <w:proofErr w:type="spellStart"/>
+      <w:r>
+        <w:rPr>
+          <w:rFonts w:ascii="宋体" w:eastAsia="宋体" w:hAnsi="宋体" w:cs="宋体" w:hint="eastAsia"/>
+          <w:color w:val="000000" w:themeColor="text1"/>
+          <w:szCs w:val="21"/>
+        </w:rPr>
+        <w:t>onConfigInit</w:t>
+      </w:r>
+      <w:proofErr w:type="spellEnd"/>
+      <w:r>
+        <w:rPr>
+          <w:rFonts w:ascii="宋体" w:eastAsia="宋体" w:hAnsi="宋体" w:cs="宋体" w:hint="eastAsia"/>
+          <w:color w:val="000000" w:themeColor="text1"/>
+          <w:szCs w:val="21"/>
+        </w:rPr>
+        <w:t>处获取配置初始化了</w:t>
+      </w:r>
+      <w:proofErr w:type="spellStart"/>
+      <w:r>
+        <w:rPr>
+          <w:rFonts w:ascii="宋体" w:eastAsia="宋体" w:hAnsi="宋体" w:cs="宋体" w:hint="eastAsia"/>
+          <w:color w:val="000000" w:themeColor="text1"/>
+          <w:szCs w:val="21"/>
+        </w:rPr>
+        <w:t>MemDebug</w:t>
+      </w:r>
+      <w:proofErr w:type="spellEnd"/>
+      <w:r>
+        <w:rPr>
+          <w:rFonts w:ascii="宋体" w:eastAsia="宋体" w:hAnsi="宋体" w:cs="宋体" w:hint="eastAsia"/>
+          <w:color w:val="000000" w:themeColor="text1"/>
+          <w:szCs w:val="21"/>
+        </w:rPr>
+        <w:t>的状态，但未动态更新。</w:t>
       </w:r>
     </w:p>
     <w:p>
@@ -12449,8 +14177,16 @@
         <w:rPr>
           <w:rFonts w:hint="eastAsia"/>
         </w:rPr>
-        <w:t>--traceon</w:t>
-      </w:r>
+        <w:t>--</w:t>
+      </w:r>
+      <w:proofErr w:type="spellStart"/>
+      <w:r>
+        <w:rPr>
+          <w:rFonts w:hint="eastAsia"/>
+        </w:rPr>
+        <w:t>traceon</w:t>
+      </w:r>
+      <w:proofErr w:type="spellEnd"/>
       <w:r>
         <w:rPr>
           <w:rFonts w:hint="eastAsia"/>
@@ -12496,6 +14232,7 @@
         </w:rPr>
         <w:t>--</w:t>
       </w:r>
+      <w:proofErr w:type="spellStart"/>
       <w:r>
         <w:rPr>
           <w:rFonts w:hint="eastAsia"/>
@@ -12504,6 +14241,7 @@
         </w:rPr>
         <w:t>tracebufsz</w:t>
       </w:r>
+      <w:proofErr w:type="spellEnd"/>
       <w:r>
         <w:rPr>
           <w:rFonts w:hint="eastAsia"/>
@@ -12628,7 +14366,25 @@
           <w:color w:val="000000" w:themeColor="text1"/>
           <w:szCs w:val="21"/>
         </w:rPr>
-        <w:t>SDB_KRCB在onConfigInit()处获取配置开启Trace，但不会动态更改。</w:t>
+        <w:t>SDB_KRCB在</w:t>
+      </w:r>
+      <w:proofErr w:type="spellStart"/>
+      <w:r>
+        <w:rPr>
+          <w:rFonts w:ascii="宋体" w:eastAsia="宋体" w:hAnsi="宋体" w:cs="宋体" w:hint="eastAsia"/>
+          <w:color w:val="000000" w:themeColor="text1"/>
+          <w:szCs w:val="21"/>
+        </w:rPr>
+        <w:t>onConfigInit</w:t>
+      </w:r>
+      <w:proofErr w:type="spellEnd"/>
+      <w:r>
+        <w:rPr>
+          <w:rFonts w:ascii="宋体" w:eastAsia="宋体" w:hAnsi="宋体" w:cs="宋体" w:hint="eastAsia"/>
+          <w:color w:val="000000" w:themeColor="text1"/>
+          <w:szCs w:val="21"/>
+        </w:rPr>
+        <w:t>()处获取配置开启Trace，但不会动态更改。</w:t>
       </w:r>
     </w:p>
     <w:p>
@@ -12695,12 +14451,20 @@
         <w:rPr>
           <w:rFonts w:hint="eastAsia"/>
         </w:rPr>
-        <w:t>--transactionon</w:t>
+        <w:t>--</w:t>
+      </w:r>
+      <w:proofErr w:type="spellStart"/>
+      <w:r>
+        <w:rPr>
+          <w:rFonts w:hint="eastAsia"/>
+        </w:rPr>
+        <w:t>transactionon</w:t>
       </w:r>
       <w:bookmarkEnd w:id="299"/>
       <w:bookmarkEnd w:id="300"/>
       <w:bookmarkEnd w:id="301"/>
       <w:bookmarkEnd w:id="302"/>
+      <w:proofErr w:type="spellEnd"/>
       <w:r>
         <w:rPr>
           <w:rFonts w:hint="eastAsia"/>
@@ -12824,7 +14588,61 @@
           <w:color w:val="000000" w:themeColor="text1"/>
           <w:szCs w:val="21"/>
         </w:rPr>
-        <w:t>SDB在启动时，会调用dpsTransCB::init()来初始化transCB，其中的重点是获取配置设置_isOn的值，以及向KRCB注册事件句柄，但是没有动态更新的机制。</w:t>
+        <w:t>SDB在启动时，会调用</w:t>
+      </w:r>
+      <w:proofErr w:type="spellStart"/>
+      <w:r>
+        <w:rPr>
+          <w:rFonts w:ascii="宋体" w:eastAsia="宋体" w:hAnsi="宋体" w:cs="宋体" w:hint="eastAsia"/>
+          <w:color w:val="000000" w:themeColor="text1"/>
+          <w:szCs w:val="21"/>
+        </w:rPr>
+        <w:t>dpsTransCB</w:t>
+      </w:r>
+      <w:proofErr w:type="spellEnd"/>
+      <w:r>
+        <w:rPr>
+          <w:rFonts w:ascii="宋体" w:eastAsia="宋体" w:hAnsi="宋体" w:cs="宋体" w:hint="eastAsia"/>
+          <w:color w:val="000000" w:themeColor="text1"/>
+          <w:szCs w:val="21"/>
+        </w:rPr>
+        <w:t>::init()来初始化</w:t>
+      </w:r>
+      <w:proofErr w:type="spellStart"/>
+      <w:r>
+        <w:rPr>
+          <w:rFonts w:ascii="宋体" w:eastAsia="宋体" w:hAnsi="宋体" w:cs="宋体" w:hint="eastAsia"/>
+          <w:color w:val="000000" w:themeColor="text1"/>
+          <w:szCs w:val="21"/>
+        </w:rPr>
+        <w:t>transCB</w:t>
+      </w:r>
+      <w:proofErr w:type="spellEnd"/>
+      <w:r>
+        <w:rPr>
+          <w:rFonts w:ascii="宋体" w:eastAsia="宋体" w:hAnsi="宋体" w:cs="宋体" w:hint="eastAsia"/>
+          <w:color w:val="000000" w:themeColor="text1"/>
+          <w:szCs w:val="21"/>
+        </w:rPr>
+        <w:t>，其中的重点是获取配置设置_</w:t>
+      </w:r>
+      <w:proofErr w:type="spellStart"/>
+      <w:r>
+        <w:rPr>
+          <w:rFonts w:ascii="宋体" w:eastAsia="宋体" w:hAnsi="宋体" w:cs="宋体" w:hint="eastAsia"/>
+          <w:color w:val="000000" w:themeColor="text1"/>
+          <w:szCs w:val="21"/>
+        </w:rPr>
+        <w:t>isOn</w:t>
+      </w:r>
+      <w:proofErr w:type="spellEnd"/>
+      <w:r>
+        <w:rPr>
+          <w:rFonts w:ascii="宋体" w:eastAsia="宋体" w:hAnsi="宋体" w:cs="宋体" w:hint="eastAsia"/>
+          <w:color w:val="000000" w:themeColor="text1"/>
+          <w:szCs w:val="21"/>
+        </w:rPr>
+        <w:t>的值，以及向KRCB注册事件句柄，但是没有动态更新的机制。</w:t>
       </w:r>
     </w:p>
     <w:p>
@@ -12930,10 +14748,12 @@
         <w:lastRenderedPageBreak/>
         <w:t>--</w:t>
       </w:r>
+      <w:proofErr w:type="spellStart"/>
       <w:r>
         <w:t>catalogaddr</w:t>
       </w:r>
       <w:commentRangeEnd w:id="324"/>
+      <w:proofErr w:type="spellEnd"/>
       <w:r>
         <w:rPr>
           <w:rStyle w:val="CommentReference"/>
@@ -12997,13 +14817,25 @@
           <w:szCs w:val="21"/>
         </w:rPr>
       </w:pPr>
-      <w:r>
-        <w:rPr>
-          <w:rFonts w:ascii="宋体" w:eastAsia="宋体" w:hAnsi="宋体" w:cs="宋体" w:hint="eastAsia"/>
-          <w:color w:val="000000" w:themeColor="text1"/>
-          <w:szCs w:val="21"/>
-        </w:rPr>
-        <w:t>sdbCatalogueCB:</w:t>
+      <w:proofErr w:type="spellStart"/>
+      <w:proofErr w:type="gramStart"/>
+      <w:r>
+        <w:rPr>
+          <w:rFonts w:ascii="宋体" w:eastAsia="宋体" w:hAnsi="宋体" w:cs="宋体" w:hint="eastAsia"/>
+          <w:color w:val="000000" w:themeColor="text1"/>
+          <w:szCs w:val="21"/>
+        </w:rPr>
+        <w:t>sdbCatalogueCB</w:t>
+      </w:r>
+      <w:proofErr w:type="spellEnd"/>
+      <w:proofErr w:type="gramEnd"/>
+      <w:r>
+        <w:rPr>
+          <w:rFonts w:ascii="宋体" w:eastAsia="宋体" w:hAnsi="宋体" w:cs="宋体" w:hint="eastAsia"/>
+          <w:color w:val="000000" w:themeColor="text1"/>
+          <w:szCs w:val="21"/>
+        </w:rPr>
+        <w:t>:</w:t>
       </w:r>
     </w:p>
     <w:p>
@@ -13138,13 +14970,59 @@
           <w:szCs w:val="21"/>
         </w:rPr>
       </w:pPr>
-      <w:r>
-        <w:rPr>
-          <w:rFonts w:ascii="宋体" w:eastAsia="宋体" w:hAnsi="宋体" w:cs="宋体" w:hint="eastAsia"/>
-          <w:color w:val="000000" w:themeColor="text1"/>
-          <w:szCs w:val="21"/>
-        </w:rPr>
-        <w:t>sdbCatalogueCB中的_catDCMgr会将catalogaddr作为系统纪录插入到本地数据库中，但不会更新。</w:t>
+      <w:proofErr w:type="spellStart"/>
+      <w:r>
+        <w:rPr>
+          <w:rFonts w:ascii="宋体" w:eastAsia="宋体" w:hAnsi="宋体" w:cs="宋体" w:hint="eastAsia"/>
+          <w:color w:val="000000" w:themeColor="text1"/>
+          <w:szCs w:val="21"/>
+        </w:rPr>
+        <w:t>sdbCatalogueCB</w:t>
+      </w:r>
+      <w:proofErr w:type="spellEnd"/>
+      <w:r>
+        <w:rPr>
+          <w:rFonts w:ascii="宋体" w:eastAsia="宋体" w:hAnsi="宋体" w:cs="宋体" w:hint="eastAsia"/>
+          <w:color w:val="000000" w:themeColor="text1"/>
+          <w:szCs w:val="21"/>
+        </w:rPr>
+        <w:t>中的_</w:t>
+      </w:r>
+      <w:proofErr w:type="spellStart"/>
+      <w:r>
+        <w:rPr>
+          <w:rFonts w:ascii="宋体" w:eastAsia="宋体" w:hAnsi="宋体" w:cs="宋体" w:hint="eastAsia"/>
+          <w:color w:val="000000" w:themeColor="text1"/>
+          <w:szCs w:val="21"/>
+        </w:rPr>
+        <w:t>catDCMgr</w:t>
+      </w:r>
+      <w:proofErr w:type="spellEnd"/>
+      <w:r>
+        <w:rPr>
+          <w:rFonts w:ascii="宋体" w:eastAsia="宋体" w:hAnsi="宋体" w:cs="宋体" w:hint="eastAsia"/>
+          <w:color w:val="000000" w:themeColor="text1"/>
+          <w:szCs w:val="21"/>
+        </w:rPr>
+        <w:t>会将</w:t>
+      </w:r>
+      <w:proofErr w:type="spellStart"/>
+      <w:r>
+        <w:rPr>
+          <w:rFonts w:ascii="宋体" w:eastAsia="宋体" w:hAnsi="宋体" w:cs="宋体" w:hint="eastAsia"/>
+          <w:color w:val="000000" w:themeColor="text1"/>
+          <w:szCs w:val="21"/>
+        </w:rPr>
+        <w:t>catalogaddr</w:t>
+      </w:r>
+      <w:proofErr w:type="spellEnd"/>
+      <w:r>
+        <w:rPr>
+          <w:rFonts w:ascii="宋体" w:eastAsia="宋体" w:hAnsi="宋体" w:cs="宋体" w:hint="eastAsia"/>
+          <w:color w:val="000000" w:themeColor="text1"/>
+          <w:szCs w:val="21"/>
+        </w:rPr>
+        <w:t>作为系统纪录插入到本地数据库中，但不会更新。</w:t>
       </w:r>
     </w:p>
     <w:p>
@@ -13164,13 +15042,25 @@
           <w:szCs w:val="21"/>
         </w:rPr>
       </w:pPr>
-      <w:r>
-        <w:rPr>
-          <w:rFonts w:ascii="宋体" w:eastAsia="宋体" w:hAnsi="宋体" w:cs="宋体" w:hint="eastAsia"/>
-          <w:color w:val="000000" w:themeColor="text1"/>
-          <w:szCs w:val="21"/>
-        </w:rPr>
-        <w:t>shardMgr:</w:t>
+      <w:proofErr w:type="spellStart"/>
+      <w:proofErr w:type="gramStart"/>
+      <w:r>
+        <w:rPr>
+          <w:rFonts w:ascii="宋体" w:eastAsia="宋体" w:hAnsi="宋体" w:cs="宋体" w:hint="eastAsia"/>
+          <w:color w:val="000000" w:themeColor="text1"/>
+          <w:szCs w:val="21"/>
+        </w:rPr>
+        <w:t>shardMgr</w:t>
+      </w:r>
+      <w:proofErr w:type="spellEnd"/>
+      <w:proofErr w:type="gramEnd"/>
+      <w:r>
+        <w:rPr>
+          <w:rFonts w:ascii="宋体" w:eastAsia="宋体" w:hAnsi="宋体" w:cs="宋体" w:hint="eastAsia"/>
+          <w:color w:val="000000" w:themeColor="text1"/>
+          <w:szCs w:val="21"/>
+        </w:rPr>
+        <w:t>:</w:t>
       </w:r>
     </w:p>
     <w:p>
@@ -13244,13 +15134,59 @@
           <w:szCs w:val="21"/>
         </w:rPr>
       </w:pPr>
-      <w:r>
-        <w:rPr>
-          <w:rFonts w:ascii="宋体" w:eastAsia="宋体" w:hAnsi="宋体" w:cs="宋体" w:hint="eastAsia"/>
-          <w:color w:val="000000" w:themeColor="text1"/>
-          <w:szCs w:val="21"/>
-        </w:rPr>
-        <w:t>clsShardMgr将所有catalogaddr保存到本地etFrame路由信息中，但不会更新。</w:t>
+      <w:proofErr w:type="spellStart"/>
+      <w:r>
+        <w:rPr>
+          <w:rFonts w:ascii="宋体" w:eastAsia="宋体" w:hAnsi="宋体" w:cs="宋体" w:hint="eastAsia"/>
+          <w:color w:val="000000" w:themeColor="text1"/>
+          <w:szCs w:val="21"/>
+        </w:rPr>
+        <w:t>clsShardMgr</w:t>
+      </w:r>
+      <w:proofErr w:type="spellEnd"/>
+      <w:r>
+        <w:rPr>
+          <w:rFonts w:ascii="宋体" w:eastAsia="宋体" w:hAnsi="宋体" w:cs="宋体" w:hint="eastAsia"/>
+          <w:color w:val="000000" w:themeColor="text1"/>
+          <w:szCs w:val="21"/>
+        </w:rPr>
+        <w:t>将所有</w:t>
+      </w:r>
+      <w:proofErr w:type="spellStart"/>
+      <w:r>
+        <w:rPr>
+          <w:rFonts w:ascii="宋体" w:eastAsia="宋体" w:hAnsi="宋体" w:cs="宋体" w:hint="eastAsia"/>
+          <w:color w:val="000000" w:themeColor="text1"/>
+          <w:szCs w:val="21"/>
+        </w:rPr>
+        <w:t>catalogaddr</w:t>
+      </w:r>
+      <w:proofErr w:type="spellEnd"/>
+      <w:r>
+        <w:rPr>
+          <w:rFonts w:ascii="宋体" w:eastAsia="宋体" w:hAnsi="宋体" w:cs="宋体" w:hint="eastAsia"/>
+          <w:color w:val="000000" w:themeColor="text1"/>
+          <w:szCs w:val="21"/>
+        </w:rPr>
+        <w:t>保存到本地</w:t>
+      </w:r>
+      <w:proofErr w:type="spellStart"/>
+      <w:r>
+        <w:rPr>
+          <w:rFonts w:ascii="宋体" w:eastAsia="宋体" w:hAnsi="宋体" w:cs="宋体" w:hint="eastAsia"/>
+          <w:color w:val="000000" w:themeColor="text1"/>
+          <w:szCs w:val="21"/>
+        </w:rPr>
+        <w:t>etFrame</w:t>
+      </w:r>
+      <w:proofErr w:type="spellEnd"/>
+      <w:r>
+        <w:rPr>
+          <w:rFonts w:ascii="宋体" w:eastAsia="宋体" w:hAnsi="宋体" w:cs="宋体" w:hint="eastAsia"/>
+          <w:color w:val="000000" w:themeColor="text1"/>
+          <w:szCs w:val="21"/>
+        </w:rPr>
+        <w:t>路由信息中，但不会更新。</w:t>
       </w:r>
     </w:p>
     <w:p>
@@ -13270,13 +15206,23 @@
           <w:szCs w:val="21"/>
         </w:rPr>
       </w:pPr>
-      <w:r>
-        <w:rPr>
-          <w:rFonts w:ascii="宋体" w:eastAsia="宋体" w:hAnsi="宋体" w:cs="宋体" w:hint="eastAsia"/>
-          <w:color w:val="000000" w:themeColor="text1"/>
-          <w:szCs w:val="21"/>
-        </w:rPr>
-        <w:t>CoordCB：</w:t>
+      <w:proofErr w:type="spellStart"/>
+      <w:r>
+        <w:rPr>
+          <w:rFonts w:ascii="宋体" w:eastAsia="宋体" w:hAnsi="宋体" w:cs="宋体" w:hint="eastAsia"/>
+          <w:color w:val="000000" w:themeColor="text1"/>
+          <w:szCs w:val="21"/>
+        </w:rPr>
+        <w:t>CoordCB</w:t>
+      </w:r>
+      <w:proofErr w:type="spellEnd"/>
+      <w:r>
+        <w:rPr>
+          <w:rFonts w:ascii="宋体" w:eastAsia="宋体" w:hAnsi="宋体" w:cs="宋体" w:hint="eastAsia"/>
+          <w:color w:val="000000" w:themeColor="text1"/>
+          <w:szCs w:val="21"/>
+        </w:rPr>
+        <w:t>：</w:t>
       </w:r>
     </w:p>
     <w:p>
@@ -13349,13 +15295,59 @@
           <w:szCs w:val="21"/>
         </w:rPr>
       </w:pPr>
-      <w:r>
-        <w:rPr>
-          <w:rFonts w:ascii="宋体" w:eastAsia="宋体" w:hAnsi="宋体" w:cs="宋体" w:hint="eastAsia"/>
-          <w:color w:val="000000" w:themeColor="text1"/>
-          <w:szCs w:val="21"/>
-        </w:rPr>
-        <w:t>CoordCB中的coordResource将所有catalogaddr保存到本地</w:t>
+      <w:proofErr w:type="spellStart"/>
+      <w:r>
+        <w:rPr>
+          <w:rFonts w:ascii="宋体" w:eastAsia="宋体" w:hAnsi="宋体" w:cs="宋体" w:hint="eastAsia"/>
+          <w:color w:val="000000" w:themeColor="text1"/>
+          <w:szCs w:val="21"/>
+        </w:rPr>
+        <w:t>CoordCB</w:t>
+      </w:r>
+      <w:proofErr w:type="spellEnd"/>
+      <w:r>
+        <w:rPr>
+          <w:rFonts w:ascii="宋体" w:eastAsia="宋体" w:hAnsi="宋体" w:cs="宋体" w:hint="eastAsia"/>
+          <w:color w:val="000000" w:themeColor="text1"/>
+          <w:szCs w:val="21"/>
+        </w:rPr>
+        <w:t>中的</w:t>
+      </w:r>
+      <w:proofErr w:type="spellStart"/>
+      <w:r>
+        <w:rPr>
+          <w:rFonts w:ascii="宋体" w:eastAsia="宋体" w:hAnsi="宋体" w:cs="宋体" w:hint="eastAsia"/>
+          <w:color w:val="000000" w:themeColor="text1"/>
+          <w:szCs w:val="21"/>
+        </w:rPr>
+        <w:t>coordResource</w:t>
+      </w:r>
+      <w:proofErr w:type="spellEnd"/>
+      <w:r>
+        <w:rPr>
+          <w:rFonts w:ascii="宋体" w:eastAsia="宋体" w:hAnsi="宋体" w:cs="宋体" w:hint="eastAsia"/>
+          <w:color w:val="000000" w:themeColor="text1"/>
+          <w:szCs w:val="21"/>
+        </w:rPr>
+        <w:t>将所有</w:t>
+      </w:r>
+      <w:proofErr w:type="spellStart"/>
+      <w:r>
+        <w:rPr>
+          <w:rFonts w:ascii="宋体" w:eastAsia="宋体" w:hAnsi="宋体" w:cs="宋体" w:hint="eastAsia"/>
+          <w:color w:val="000000" w:themeColor="text1"/>
+          <w:szCs w:val="21"/>
+        </w:rPr>
+        <w:t>catalogaddr</w:t>
+      </w:r>
+      <w:proofErr w:type="spellEnd"/>
+      <w:r>
+        <w:rPr>
+          <w:rFonts w:ascii="宋体" w:eastAsia="宋体" w:hAnsi="宋体" w:cs="宋体" w:hint="eastAsia"/>
+          <w:color w:val="000000" w:themeColor="text1"/>
+          <w:szCs w:val="21"/>
+        </w:rPr>
+        <w:t>保存到本地</w:t>
       </w:r>
       <w:r>
         <w:rPr>
@@ -13363,8 +15355,18 @@
           <w:color w:val="000000" w:themeColor="text1"/>
           <w:szCs w:val="21"/>
         </w:rPr>
-        <w:t>_cataNodeAddrList</w:t>
-      </w:r>
+        <w:t>_</w:t>
+      </w:r>
+      <w:proofErr w:type="spellStart"/>
+      <w:r>
+        <w:rPr>
+          <w:rFonts w:ascii="宋体" w:eastAsia="宋体" w:hAnsi="宋体" w:cs="宋体"/>
+          <w:color w:val="000000" w:themeColor="text1"/>
+          <w:szCs w:val="21"/>
+        </w:rPr>
+        <w:t>cataNodeAddrList</w:t>
+      </w:r>
+      <w:proofErr w:type="spellEnd"/>
       <w:r>
         <w:rPr>
           <w:rFonts w:ascii="宋体" w:eastAsia="宋体" w:hAnsi="宋体" w:cs="宋体" w:hint="eastAsia"/>
@@ -13610,7 +15612,61 @@
           <w:color w:val="000000" w:themeColor="text1"/>
           <w:szCs w:val="21"/>
         </w:rPr>
-        <w:t>在所有保存了catalogaddr的地方，在对应的onConfigChange()中获取最新配置，并更新catalogaddr的值。</w:t>
+        <w:t>在所有保存了</w:t>
+      </w:r>
+      <w:proofErr w:type="spellStart"/>
+      <w:r>
+        <w:rPr>
+          <w:rFonts w:ascii="宋体" w:eastAsia="宋体" w:hAnsi="宋体" w:cs="宋体" w:hint="eastAsia"/>
+          <w:color w:val="000000" w:themeColor="text1"/>
+          <w:szCs w:val="21"/>
+        </w:rPr>
+        <w:t>catalogaddr</w:t>
+      </w:r>
+      <w:proofErr w:type="spellEnd"/>
+      <w:r>
+        <w:rPr>
+          <w:rFonts w:ascii="宋体" w:eastAsia="宋体" w:hAnsi="宋体" w:cs="宋体" w:hint="eastAsia"/>
+          <w:color w:val="000000" w:themeColor="text1"/>
+          <w:szCs w:val="21"/>
+        </w:rPr>
+        <w:t>的地方，在对应的</w:t>
+      </w:r>
+      <w:proofErr w:type="spellStart"/>
+      <w:r>
+        <w:rPr>
+          <w:rFonts w:ascii="宋体" w:eastAsia="宋体" w:hAnsi="宋体" w:cs="宋体" w:hint="eastAsia"/>
+          <w:color w:val="000000" w:themeColor="text1"/>
+          <w:szCs w:val="21"/>
+        </w:rPr>
+        <w:t>onConfigChange</w:t>
+      </w:r>
+      <w:proofErr w:type="spellEnd"/>
+      <w:r>
+        <w:rPr>
+          <w:rFonts w:ascii="宋体" w:eastAsia="宋体" w:hAnsi="宋体" w:cs="宋体" w:hint="eastAsia"/>
+          <w:color w:val="000000" w:themeColor="text1"/>
+          <w:szCs w:val="21"/>
+        </w:rPr>
+        <w:t>()中获取最新配置，并更新</w:t>
+      </w:r>
+      <w:proofErr w:type="spellStart"/>
+      <w:r>
+        <w:rPr>
+          <w:rFonts w:ascii="宋体" w:eastAsia="宋体" w:hAnsi="宋体" w:cs="宋体" w:hint="eastAsia"/>
+          <w:color w:val="000000" w:themeColor="text1"/>
+          <w:szCs w:val="21"/>
+        </w:rPr>
+        <w:t>catalogaddr</w:t>
+      </w:r>
+      <w:proofErr w:type="spellEnd"/>
+      <w:r>
+        <w:rPr>
+          <w:rFonts w:ascii="宋体" w:eastAsia="宋体" w:hAnsi="宋体" w:cs="宋体" w:hint="eastAsia"/>
+          <w:color w:val="000000" w:themeColor="text1"/>
+          <w:szCs w:val="21"/>
+        </w:rPr>
+        <w:t>的值。</w:t>
       </w:r>
     </w:p>
     <w:p>
@@ -13665,8 +15721,13 @@
       <w:bookmarkStart w:id="335" w:name="_Toc497396369"/>
       <w:bookmarkStart w:id="336" w:name="_Toc497396438"/>
       <w:r>
-        <w:t>--logbuffsize</w:t>
-      </w:r>
+        <w:t>--</w:t>
+      </w:r>
+      <w:proofErr w:type="spellStart"/>
+      <w:r>
+        <w:t>logbuffsize</w:t>
+      </w:r>
+      <w:proofErr w:type="spellEnd"/>
       <w:r>
         <w:rPr>
           <w:rFonts w:hint="eastAsia"/>
@@ -13769,18 +15830,21 @@
           <w:szCs w:val="21"/>
         </w:rPr>
       </w:pPr>
+      <w:proofErr w:type="spellStart"/>
       <w:r>
         <w:rPr>
           <w:rFonts w:hint="eastAsia"/>
         </w:rPr>
         <w:t>dpsReplicaLogMgr</w:t>
       </w:r>
+      <w:proofErr w:type="spellEnd"/>
       <w:r>
         <w:rPr>
           <w:rFonts w:hint="eastAsia"/>
         </w:rPr>
         <w:t>在初始化时，一次性申请了</w:t>
       </w:r>
+      <w:proofErr w:type="spellStart"/>
       <w:r>
         <w:rPr>
           <w:rFonts w:ascii="宋体" w:eastAsia="宋体" w:hAnsi="宋体" w:cs="宋体"/>
@@ -13789,6 +15853,7 @@
         </w:rPr>
         <w:t>logbuffsize</w:t>
       </w:r>
+      <w:proofErr w:type="spellEnd"/>
       <w:r>
         <w:rPr>
           <w:rFonts w:ascii="宋体" w:eastAsia="宋体" w:hAnsi="宋体" w:cs="宋体" w:hint="eastAsia"/>
@@ -13851,12 +15916,14 @@
       </w:r>
     </w:p>
     <w:p>
+      <w:proofErr w:type="spellStart"/>
       <w:r>
         <w:rPr>
           <w:rFonts w:hint="eastAsia"/>
         </w:rPr>
         <w:t>sdb</w:t>
       </w:r>
+      <w:proofErr w:type="spellEnd"/>
       <w:r>
         <w:rPr>
           <w:rFonts w:hint="eastAsia"/>
@@ -13887,36 +15954,42 @@
         </w:rPr>
         <w:t>的插入</w:t>
       </w:r>
+      <w:proofErr w:type="spellStart"/>
       <w:r>
         <w:rPr>
           <w:rFonts w:hint="eastAsia"/>
         </w:rPr>
         <w:t>bucketID</w:t>
       </w:r>
+      <w:proofErr w:type="spellEnd"/>
       <w:r>
         <w:rPr>
           <w:rFonts w:hint="eastAsia"/>
         </w:rPr>
         <w:t>使用了</w:t>
       </w:r>
+      <w:proofErr w:type="spellStart"/>
       <w:r>
         <w:rPr>
           <w:rFonts w:hint="eastAsia"/>
         </w:rPr>
         <w:t>bucketSize</w:t>
       </w:r>
+      <w:proofErr w:type="spellEnd"/>
       <w:r>
         <w:rPr>
           <w:rFonts w:hint="eastAsia"/>
         </w:rPr>
         <w:t>，如果更改了</w:t>
       </w:r>
+      <w:proofErr w:type="spellStart"/>
       <w:r>
         <w:rPr>
           <w:rFonts w:hint="eastAsia"/>
         </w:rPr>
         <w:t>bucketSize</w:t>
       </w:r>
+      <w:proofErr w:type="spellEnd"/>
       <w:r>
         <w:rPr>
           <w:rFonts w:hint="eastAsia"/>
@@ -13989,12 +16062,21 @@
         <w:lastRenderedPageBreak/>
         <w:t>--</w:t>
       </w:r>
-      <w:r>
-        <w:rPr>
-          <w:rFonts w:hint="eastAsia"/>
-          <w:kern w:val="0"/>
-        </w:rPr>
-        <w:t>numpreload:</w:t>
+      <w:proofErr w:type="spellStart"/>
+      <w:r>
+        <w:rPr>
+          <w:rFonts w:hint="eastAsia"/>
+          <w:kern w:val="0"/>
+        </w:rPr>
+        <w:t>numpreload</w:t>
+      </w:r>
+      <w:proofErr w:type="spellEnd"/>
+      <w:r>
+        <w:rPr>
+          <w:rFonts w:hint="eastAsia"/>
+          <w:kern w:val="0"/>
+        </w:rPr>
+        <w:t>:</w:t>
       </w:r>
       <w:r>
         <w:rPr>
@@ -14042,12 +16124,21 @@
         </w:rPr>
         <w:t>--</w:t>
       </w:r>
-      <w:r>
-        <w:rPr>
-          <w:rFonts w:hint="eastAsia"/>
-          <w:kern w:val="0"/>
-        </w:rPr>
-        <w:t>maxprefpool:</w:t>
+      <w:proofErr w:type="spellStart"/>
+      <w:r>
+        <w:rPr>
+          <w:rFonts w:hint="eastAsia"/>
+          <w:kern w:val="0"/>
+        </w:rPr>
+        <w:t>maxprefpool</w:t>
+      </w:r>
+      <w:proofErr w:type="spellEnd"/>
+      <w:r>
+        <w:rPr>
+          <w:rFonts w:hint="eastAsia"/>
+          <w:kern w:val="0"/>
+        </w:rPr>
+        <w:t>:</w:t>
       </w:r>
       <w:r>
         <w:rPr>
@@ -14184,8 +16275,9 @@
           <w:kern w:val="0"/>
           <w:szCs w:val="21"/>
         </w:rPr>
-        <w:t>在bpsCB中初始化</w:t>
-      </w:r>
+        <w:t>在</w:t>
+      </w:r>
+      <w:proofErr w:type="spellStart"/>
       <w:r>
         <w:rPr>
           <w:rFonts w:ascii="宋体" w:eastAsia="宋体" w:hAnsi="宋体" w:cs="宋体" w:hint="eastAsia"/>
@@ -14193,8 +16285,29 @@
           <w:kern w:val="0"/>
           <w:szCs w:val="21"/>
         </w:rPr>
+        <w:t>bpsCB</w:t>
+      </w:r>
+      <w:proofErr w:type="spellEnd"/>
+      <w:r>
+        <w:rPr>
+          <w:rFonts w:ascii="宋体" w:eastAsia="宋体" w:hAnsi="宋体" w:cs="宋体" w:hint="eastAsia"/>
+          <w:color w:val="000000"/>
+          <w:kern w:val="0"/>
+          <w:szCs w:val="21"/>
+        </w:rPr>
+        <w:t>中初始化</w:t>
+      </w:r>
+      <w:proofErr w:type="spellStart"/>
+      <w:r>
+        <w:rPr>
+          <w:rFonts w:ascii="宋体" w:eastAsia="宋体" w:hAnsi="宋体" w:cs="宋体" w:hint="eastAsia"/>
+          <w:color w:val="000000"/>
+          <w:kern w:val="0"/>
+          <w:szCs w:val="21"/>
+        </w:rPr>
         <w:t>numpreload</w:t>
       </w:r>
+      <w:proofErr w:type="spellEnd"/>
       <w:r>
         <w:rPr>
           <w:rFonts w:ascii="宋体" w:eastAsia="宋体" w:hAnsi="宋体" w:cs="宋体" w:hint="eastAsia"/>
@@ -14204,6 +16317,7 @@
         </w:rPr>
         <w:t>和</w:t>
       </w:r>
+      <w:proofErr w:type="spellStart"/>
       <w:r>
         <w:rPr>
           <w:rFonts w:ascii="宋体" w:eastAsia="宋体" w:hAnsi="宋体" w:cs="宋体" w:hint="eastAsia"/>
@@ -14213,6 +16327,7 @@
         </w:rPr>
         <w:t>maxprefpool</w:t>
       </w:r>
+      <w:proofErr w:type="spellEnd"/>
       <w:r>
         <w:rPr>
           <w:rFonts w:ascii="宋体" w:eastAsia="宋体" w:hAnsi="宋体" w:cs="宋体" w:hint="eastAsia"/>
@@ -14301,8 +16416,45 @@
           <w:color w:val="000000" w:themeColor="text1"/>
           <w:szCs w:val="21"/>
         </w:rPr>
-        <w:t>在bpsCB::active()中，在_addPreLoader()中开启</w:t>
-      </w:r>
+        <w:t>在</w:t>
+      </w:r>
+      <w:proofErr w:type="spellStart"/>
+      <w:r>
+        <w:rPr>
+          <w:rFonts w:ascii="宋体" w:eastAsia="宋体" w:hAnsi="宋体" w:cs="宋体" w:hint="eastAsia"/>
+          <w:color w:val="000000" w:themeColor="text1"/>
+          <w:szCs w:val="21"/>
+        </w:rPr>
+        <w:t>bpsCB</w:t>
+      </w:r>
+      <w:proofErr w:type="spellEnd"/>
+      <w:r>
+        <w:rPr>
+          <w:rFonts w:ascii="宋体" w:eastAsia="宋体" w:hAnsi="宋体" w:cs="宋体" w:hint="eastAsia"/>
+          <w:color w:val="000000" w:themeColor="text1"/>
+          <w:szCs w:val="21"/>
+        </w:rPr>
+        <w:t>::active()中，在_</w:t>
+      </w:r>
+      <w:proofErr w:type="spellStart"/>
+      <w:r>
+        <w:rPr>
+          <w:rFonts w:ascii="宋体" w:eastAsia="宋体" w:hAnsi="宋体" w:cs="宋体" w:hint="eastAsia"/>
+          <w:color w:val="000000" w:themeColor="text1"/>
+          <w:szCs w:val="21"/>
+        </w:rPr>
+        <w:t>addPreLoader</w:t>
+      </w:r>
+      <w:proofErr w:type="spellEnd"/>
+      <w:r>
+        <w:rPr>
+          <w:rFonts w:ascii="宋体" w:eastAsia="宋体" w:hAnsi="宋体" w:cs="宋体" w:hint="eastAsia"/>
+          <w:color w:val="000000" w:themeColor="text1"/>
+          <w:szCs w:val="21"/>
+        </w:rPr>
+        <w:t>()中开启</w:t>
+      </w:r>
+      <w:proofErr w:type="spellStart"/>
       <w:r>
         <w:rPr>
           <w:rFonts w:ascii="宋体" w:eastAsia="宋体" w:hAnsi="宋体" w:cs="宋体" w:hint="eastAsia"/>
@@ -14312,6 +16464,7 @@
         </w:rPr>
         <w:t>numpreload</w:t>
       </w:r>
+      <w:proofErr w:type="spellEnd"/>
       <w:r>
         <w:rPr>
           <w:rFonts w:ascii="宋体" w:eastAsia="宋体" w:hAnsi="宋体" w:cs="宋体" w:hint="eastAsia"/>
@@ -14321,6 +16474,7 @@
         </w:rPr>
         <w:t>个preload EDU，还启动了</w:t>
       </w:r>
+      <w:proofErr w:type="spellStart"/>
       <w:r>
         <w:rPr>
           <w:rFonts w:ascii="宋体" w:eastAsia="宋体" w:hAnsi="宋体" w:cs="宋体" w:hint="eastAsia"/>
@@ -14330,6 +16484,7 @@
         </w:rPr>
         <w:t>maxprefpool</w:t>
       </w:r>
+      <w:proofErr w:type="spellEnd"/>
       <w:r>
         <w:rPr>
           <w:rFonts w:ascii="宋体" w:eastAsia="宋体" w:hAnsi="宋体" w:cs="宋体" w:hint="eastAsia"/>
@@ -14337,7 +16492,27 @@
           <w:kern w:val="0"/>
           <w:szCs w:val="21"/>
         </w:rPr>
-        <w:t>个prefetch Job EDU。</w:t>
+        <w:t>个</w:t>
+      </w:r>
+      <w:proofErr w:type="spellStart"/>
+      <w:r>
+        <w:rPr>
+          <w:rFonts w:ascii="宋体" w:eastAsia="宋体" w:hAnsi="宋体" w:cs="宋体" w:hint="eastAsia"/>
+          <w:color w:val="000000"/>
+          <w:kern w:val="0"/>
+          <w:szCs w:val="21"/>
+        </w:rPr>
+        <w:t>prefetch</w:t>
+      </w:r>
+      <w:proofErr w:type="spellEnd"/>
+      <w:r>
+        <w:rPr>
+          <w:rFonts w:ascii="宋体" w:eastAsia="宋体" w:hAnsi="宋体" w:cs="宋体" w:hint="eastAsia"/>
+          <w:color w:val="000000"/>
+          <w:kern w:val="0"/>
+          <w:szCs w:val="21"/>
+        </w:rPr>
+        <w:t xml:space="preserve"> Job EDU。</w:t>
       </w:r>
     </w:p>
     <w:p>
@@ -14411,13 +16586,23 @@
           <w:szCs w:val="21"/>
         </w:rPr>
       </w:pPr>
-      <w:r>
-        <w:rPr>
-          <w:rFonts w:ascii="宋体" w:eastAsia="宋体" w:hAnsi="宋体" w:cs="宋体" w:hint="eastAsia"/>
-          <w:color w:val="000000" w:themeColor="text1"/>
-          <w:szCs w:val="21"/>
-        </w:rPr>
-        <w:t>bpsCB会动态地更新两个配置的值</w:t>
+      <w:proofErr w:type="spellStart"/>
+      <w:r>
+        <w:rPr>
+          <w:rFonts w:ascii="宋体" w:eastAsia="宋体" w:hAnsi="宋体" w:cs="宋体" w:hint="eastAsia"/>
+          <w:color w:val="000000" w:themeColor="text1"/>
+          <w:szCs w:val="21"/>
+        </w:rPr>
+        <w:t>bpsCB</w:t>
+      </w:r>
+      <w:proofErr w:type="spellEnd"/>
+      <w:r>
+        <w:rPr>
+          <w:rFonts w:ascii="宋体" w:eastAsia="宋体" w:hAnsi="宋体" w:cs="宋体" w:hint="eastAsia"/>
+          <w:color w:val="000000" w:themeColor="text1"/>
+          <w:szCs w:val="21"/>
+        </w:rPr>
+        <w:t>会动态地更新两个配置的值</w:t>
       </w:r>
       <w:r>
         <w:rPr>
@@ -14491,6 +16676,7 @@
         </w:rPr>
         <w:t>--</w:t>
       </w:r>
+      <w:proofErr w:type="spellStart"/>
       <w:r>
         <w:rPr>
           <w:rFonts w:hint="eastAsia"/>
@@ -14498,6 +16684,7 @@
         </w:rPr>
         <w:t>signalinterval</w:t>
       </w:r>
+      <w:proofErr w:type="spellEnd"/>
       <w:r>
         <w:rPr>
           <w:rFonts w:hint="eastAsia"/>
@@ -14694,6 +16881,7 @@
           <w:szCs w:val="21"/>
         </w:rPr>
       </w:pPr>
+      <w:proofErr w:type="spellStart"/>
       <w:r>
         <w:rPr>
           <w:rFonts w:ascii="宋体" w:eastAsia="宋体" w:hAnsi="宋体" w:cs="宋体" w:hint="eastAsia"/>
@@ -14703,6 +16891,7 @@
         </w:rPr>
         <w:t>signalinterval</w:t>
       </w:r>
+      <w:proofErr w:type="spellEnd"/>
       <w:r>
         <w:rPr>
           <w:rFonts w:ascii="宋体" w:eastAsia="宋体" w:hAnsi="宋体" w:cs="宋体" w:hint="eastAsia"/>
@@ -14728,7 +16917,47 @@
           <w:kern w:val="0"/>
           <w:szCs w:val="21"/>
         </w:rPr>
-        <w:t>”信号，在pmdController::active()中启动线程执行上面的EntryPoint，问题在于没有响应配置的变动。</w:t>
+        <w:t>”信号，在</w:t>
+      </w:r>
+      <w:proofErr w:type="spellStart"/>
+      <w:r>
+        <w:rPr>
+          <w:rFonts w:ascii="宋体" w:eastAsia="宋体" w:hAnsi="宋体" w:cs="宋体" w:hint="eastAsia"/>
+          <w:color w:val="000000"/>
+          <w:kern w:val="0"/>
+          <w:szCs w:val="21"/>
+        </w:rPr>
+        <w:t>pmdController</w:t>
+      </w:r>
+      <w:proofErr w:type="spellEnd"/>
+      <w:r>
+        <w:rPr>
+          <w:rFonts w:ascii="宋体" w:eastAsia="宋体" w:hAnsi="宋体" w:cs="宋体" w:hint="eastAsia"/>
+          <w:color w:val="000000"/>
+          <w:kern w:val="0"/>
+          <w:szCs w:val="21"/>
+        </w:rPr>
+        <w:t>::active()中启动线程执行上面的</w:t>
+      </w:r>
+      <w:proofErr w:type="spellStart"/>
+      <w:r>
+        <w:rPr>
+          <w:rFonts w:ascii="宋体" w:eastAsia="宋体" w:hAnsi="宋体" w:cs="宋体" w:hint="eastAsia"/>
+          <w:color w:val="000000"/>
+          <w:kern w:val="0"/>
+          <w:szCs w:val="21"/>
+        </w:rPr>
+        <w:t>EntryPoint</w:t>
+      </w:r>
+      <w:proofErr w:type="spellEnd"/>
+      <w:r>
+        <w:rPr>
+          <w:rFonts w:ascii="宋体" w:eastAsia="宋体" w:hAnsi="宋体" w:cs="宋体" w:hint="eastAsia"/>
+          <w:color w:val="000000"/>
+          <w:kern w:val="0"/>
+          <w:szCs w:val="21"/>
+        </w:rPr>
+        <w:t>，问题在于没有响应配置的变动。</w:t>
       </w:r>
     </w:p>
     <w:p>
@@ -14824,6 +17053,7 @@
         </w:rPr>
         <w:t>--</w:t>
       </w:r>
+      <w:proofErr w:type="spellStart"/>
       <w:r>
         <w:rPr>
           <w:rFonts w:hint="eastAsia"/>
@@ -14832,6 +17062,7 @@
         <w:t>planbuckets</w:t>
       </w:r>
       <w:commentRangeEnd w:id="387"/>
+      <w:proofErr w:type="spellEnd"/>
       <w:r>
         <w:rPr>
           <w:rStyle w:val="CommentReference"/>
@@ -14970,8 +17201,49 @@
           <w:kern w:val="0"/>
           <w:szCs w:val="21"/>
         </w:rPr>
-        <w:t>SDB_RTNCB在init()时读取配置初始化了accessPlanManager，创建了</w:t>
-      </w:r>
+        <w:t>SDB_RTNCB在</w:t>
+      </w:r>
+      <w:proofErr w:type="spellStart"/>
+      <w:r>
+        <w:rPr>
+          <w:rFonts w:ascii="宋体" w:eastAsia="宋体" w:hAnsi="宋体" w:cs="宋体" w:hint="eastAsia"/>
+          <w:color w:val="000000"/>
+          <w:kern w:val="0"/>
+          <w:szCs w:val="21"/>
+        </w:rPr>
+        <w:t>init</w:t>
+      </w:r>
+      <w:proofErr w:type="spellEnd"/>
+      <w:r>
+        <w:rPr>
+          <w:rFonts w:ascii="宋体" w:eastAsia="宋体" w:hAnsi="宋体" w:cs="宋体" w:hint="eastAsia"/>
+          <w:color w:val="000000"/>
+          <w:kern w:val="0"/>
+          <w:szCs w:val="21"/>
+        </w:rPr>
+        <w:t>()时读取配置初始化了</w:t>
+      </w:r>
+      <w:proofErr w:type="spellStart"/>
+      <w:r>
+        <w:rPr>
+          <w:rFonts w:ascii="宋体" w:eastAsia="宋体" w:hAnsi="宋体" w:cs="宋体" w:hint="eastAsia"/>
+          <w:color w:val="000000"/>
+          <w:kern w:val="0"/>
+          <w:szCs w:val="21"/>
+        </w:rPr>
+        <w:t>accessPlanManager</w:t>
+      </w:r>
+      <w:proofErr w:type="spellEnd"/>
+      <w:r>
+        <w:rPr>
+          <w:rFonts w:ascii="宋体" w:eastAsia="宋体" w:hAnsi="宋体" w:cs="宋体" w:hint="eastAsia"/>
+          <w:color w:val="000000"/>
+          <w:kern w:val="0"/>
+          <w:szCs w:val="21"/>
+        </w:rPr>
+        <w:t>，创建了</w:t>
+      </w:r>
+      <w:proofErr w:type="spellStart"/>
       <w:r>
         <w:rPr>
           <w:rFonts w:ascii="宋体" w:eastAsia="宋体" w:hAnsi="宋体" w:cs="宋体" w:hint="eastAsia"/>
@@ -14982,6 +17254,7 @@
         </w:rPr>
         <w:t>planbuckets</w:t>
       </w:r>
+      <w:proofErr w:type="spellEnd"/>
       <w:r>
         <w:rPr>
           <w:rFonts w:ascii="宋体" w:eastAsia="宋体" w:hAnsi="宋体" w:cs="宋体" w:hint="eastAsia"/>
@@ -15144,7 +17417,29 @@
           <w:sz w:val="22"/>
           <w:szCs w:val="22"/>
         </w:rPr>
-        <w:t>另一方面，在dmsStorageUnit中也会根据配置创建缓存，但不会动态更新。</w:t>
+        <w:t>另一方面，在</w:t>
+      </w:r>
+      <w:proofErr w:type="spellStart"/>
+      <w:r>
+        <w:rPr>
+          <w:rFonts w:ascii="宋体" w:eastAsia="宋体" w:hAnsi="宋体" w:cs="宋体" w:hint="eastAsia"/>
+          <w:color w:val="000000"/>
+          <w:kern w:val="0"/>
+          <w:sz w:val="22"/>
+          <w:szCs w:val="22"/>
+        </w:rPr>
+        <w:t>dmsStorageUnit</w:t>
+      </w:r>
+      <w:proofErr w:type="spellEnd"/>
+      <w:r>
+        <w:rPr>
+          <w:rFonts w:ascii="宋体" w:eastAsia="宋体" w:hAnsi="宋体" w:cs="宋体" w:hint="eastAsia"/>
+          <w:color w:val="000000"/>
+          <w:kern w:val="0"/>
+          <w:sz w:val="22"/>
+          <w:szCs w:val="22"/>
+        </w:rPr>
+        <w:t>中也会根据配置创建缓存，但不会动态更新。</w:t>
       </w:r>
     </w:p>
     <w:p>
@@ -15250,7 +17545,61 @@
           <w:color w:val="000000" w:themeColor="text1"/>
           <w:szCs w:val="21"/>
         </w:rPr>
-        <w:t>在SDB_RTNCB::onConfigChange()中，获取配置，然后修改accessPlanManager中bucket的个数，这需要给accessPlanManager增加修改bucket个数的功能。</w:t>
+        <w:t>在SDB_RTNCB::</w:t>
+      </w:r>
+      <w:proofErr w:type="spellStart"/>
+      <w:r>
+        <w:rPr>
+          <w:rFonts w:ascii="宋体" w:eastAsia="宋体" w:hAnsi="宋体" w:cs="宋体" w:hint="eastAsia"/>
+          <w:color w:val="000000" w:themeColor="text1"/>
+          <w:szCs w:val="21"/>
+        </w:rPr>
+        <w:t>onConfigChange</w:t>
+      </w:r>
+      <w:proofErr w:type="spellEnd"/>
+      <w:r>
+        <w:rPr>
+          <w:rFonts w:ascii="宋体" w:eastAsia="宋体" w:hAnsi="宋体" w:cs="宋体" w:hint="eastAsia"/>
+          <w:color w:val="000000" w:themeColor="text1"/>
+          <w:szCs w:val="21"/>
+        </w:rPr>
+        <w:t>()中，获取配置，然后修改</w:t>
+      </w:r>
+      <w:proofErr w:type="spellStart"/>
+      <w:r>
+        <w:rPr>
+          <w:rFonts w:ascii="宋体" w:eastAsia="宋体" w:hAnsi="宋体" w:cs="宋体" w:hint="eastAsia"/>
+          <w:color w:val="000000" w:themeColor="text1"/>
+          <w:szCs w:val="21"/>
+        </w:rPr>
+        <w:t>accessPlanManager</w:t>
+      </w:r>
+      <w:proofErr w:type="spellEnd"/>
+      <w:r>
+        <w:rPr>
+          <w:rFonts w:ascii="宋体" w:eastAsia="宋体" w:hAnsi="宋体" w:cs="宋体" w:hint="eastAsia"/>
+          <w:color w:val="000000" w:themeColor="text1"/>
+          <w:szCs w:val="21"/>
+        </w:rPr>
+        <w:t>中bucket的个数，这需要给</w:t>
+      </w:r>
+      <w:proofErr w:type="spellStart"/>
+      <w:r>
+        <w:rPr>
+          <w:rFonts w:ascii="宋体" w:eastAsia="宋体" w:hAnsi="宋体" w:cs="宋体" w:hint="eastAsia"/>
+          <w:color w:val="000000" w:themeColor="text1"/>
+          <w:szCs w:val="21"/>
+        </w:rPr>
+        <w:t>accessPlanManager</w:t>
+      </w:r>
+      <w:proofErr w:type="spellEnd"/>
+      <w:r>
+        <w:rPr>
+          <w:rFonts w:ascii="宋体" w:eastAsia="宋体" w:hAnsi="宋体" w:cs="宋体" w:hint="eastAsia"/>
+          <w:color w:val="000000" w:themeColor="text1"/>
+          <w:szCs w:val="21"/>
+        </w:rPr>
+        <w:t>增加修改bucket个数的功能。</w:t>
       </w:r>
     </w:p>
     <w:p>
@@ -15267,7 +17616,25 @@
           <w:color w:val="000000" w:themeColor="text1"/>
           <w:szCs w:val="21"/>
         </w:rPr>
-        <w:t>而dmsStorageUnit中的bucket似乎较难实现动态更新。</w:t>
+        <w:t>而</w:t>
+      </w:r>
+      <w:proofErr w:type="spellStart"/>
+      <w:r>
+        <w:rPr>
+          <w:rFonts w:ascii="宋体" w:eastAsia="宋体" w:hAnsi="宋体" w:cs="宋体" w:hint="eastAsia"/>
+          <w:color w:val="000000" w:themeColor="text1"/>
+          <w:szCs w:val="21"/>
+        </w:rPr>
+        <w:t>dmsStorageUnit</w:t>
+      </w:r>
+      <w:proofErr w:type="spellEnd"/>
+      <w:r>
+        <w:rPr>
+          <w:rFonts w:ascii="宋体" w:eastAsia="宋体" w:hAnsi="宋体" w:cs="宋体" w:hint="eastAsia"/>
+          <w:color w:val="000000" w:themeColor="text1"/>
+          <w:szCs w:val="21"/>
+        </w:rPr>
+        <w:t>中的bucket似乎较难实现动态更新。</w:t>
       </w:r>
     </w:p>
     <w:p>
@@ -15284,14 +17651,50 @@
           <w:color w:val="C00000"/>
           <w:szCs w:val="21"/>
         </w:rPr>
-        <w:t>SDB查询时生成的accessPlan会计算其planKey，然后以求余的方式放入其中一个bucket中</w:t>
-      </w:r>
+        <w:t>SDB查询时生成的</w:t>
+      </w:r>
+      <w:proofErr w:type="spellStart"/>
       <w:r>
         <w:rPr>
           <w:rFonts w:ascii="宋体" w:eastAsia="宋体" w:hAnsi="宋体" w:cs="宋体" w:hint="eastAsia"/>
           <w:color w:val="C00000"/>
           <w:szCs w:val="21"/>
         </w:rPr>
+        <w:t>accessPlan</w:t>
+      </w:r>
+      <w:proofErr w:type="spellEnd"/>
+      <w:r>
+        <w:rPr>
+          <w:rFonts w:ascii="宋体" w:eastAsia="宋体" w:hAnsi="宋体" w:cs="宋体" w:hint="eastAsia"/>
+          <w:color w:val="C00000"/>
+          <w:szCs w:val="21"/>
+        </w:rPr>
+        <w:t>会计算其</w:t>
+      </w:r>
+      <w:proofErr w:type="spellStart"/>
+      <w:r>
+        <w:rPr>
+          <w:rFonts w:ascii="宋体" w:eastAsia="宋体" w:hAnsi="宋体" w:cs="宋体" w:hint="eastAsia"/>
+          <w:color w:val="C00000"/>
+          <w:szCs w:val="21"/>
+        </w:rPr>
+        <w:t>planKey</w:t>
+      </w:r>
+      <w:proofErr w:type="spellEnd"/>
+      <w:r>
+        <w:rPr>
+          <w:rFonts w:ascii="宋体" w:eastAsia="宋体" w:hAnsi="宋体" w:cs="宋体" w:hint="eastAsia"/>
+          <w:color w:val="C00000"/>
+          <w:szCs w:val="21"/>
+        </w:rPr>
+        <w:t>，然后以求余的方式放入其中一个bucket中</w:t>
+      </w:r>
+      <w:r>
+        <w:rPr>
+          <w:rFonts w:ascii="宋体" w:eastAsia="宋体" w:hAnsi="宋体" w:cs="宋体" w:hint="eastAsia"/>
+          <w:color w:val="C00000"/>
+          <w:szCs w:val="21"/>
+        </w:rPr>
         <w:t>缓存起来</w:t>
       </w:r>
       <w:r>
@@ -15300,7 +17703,61 @@
           <w:color w:val="C00000"/>
           <w:szCs w:val="21"/>
         </w:rPr>
-        <w:t>，如果修改bucket的个数，似乎会影响bucket中既有的accessPlan，无法通过计算找到原来的accessPlan了，解决方法是当修改bucket个数时，清空所有缓存的accessPlan。</w:t>
+        <w:t>，如果修改bucket的个数，似乎会影响bucket中既有的</w:t>
+      </w:r>
+      <w:proofErr w:type="spellStart"/>
+      <w:r>
+        <w:rPr>
+          <w:rFonts w:ascii="宋体" w:eastAsia="宋体" w:hAnsi="宋体" w:cs="宋体" w:hint="eastAsia"/>
+          <w:color w:val="C00000"/>
+          <w:szCs w:val="21"/>
+        </w:rPr>
+        <w:t>accessPlan</w:t>
+      </w:r>
+      <w:proofErr w:type="spellEnd"/>
+      <w:r>
+        <w:rPr>
+          <w:rFonts w:ascii="宋体" w:eastAsia="宋体" w:hAnsi="宋体" w:cs="宋体" w:hint="eastAsia"/>
+          <w:color w:val="C00000"/>
+          <w:szCs w:val="21"/>
+        </w:rPr>
+        <w:t>，无法通过计算找到原来的</w:t>
+      </w:r>
+      <w:proofErr w:type="spellStart"/>
+      <w:r>
+        <w:rPr>
+          <w:rFonts w:ascii="宋体" w:eastAsia="宋体" w:hAnsi="宋体" w:cs="宋体" w:hint="eastAsia"/>
+          <w:color w:val="C00000"/>
+          <w:szCs w:val="21"/>
+        </w:rPr>
+        <w:t>accessPlan</w:t>
+      </w:r>
+      <w:proofErr w:type="spellEnd"/>
+      <w:r>
+        <w:rPr>
+          <w:rFonts w:ascii="宋体" w:eastAsia="宋体" w:hAnsi="宋体" w:cs="宋体" w:hint="eastAsia"/>
+          <w:color w:val="C00000"/>
+          <w:szCs w:val="21"/>
+        </w:rPr>
+        <w:t>了，解决方法是当修改bucket个数时，清空所有缓存的</w:t>
+      </w:r>
+      <w:proofErr w:type="spellStart"/>
+      <w:r>
+        <w:rPr>
+          <w:rFonts w:ascii="宋体" w:eastAsia="宋体" w:hAnsi="宋体" w:cs="宋体" w:hint="eastAsia"/>
+          <w:color w:val="C00000"/>
+          <w:szCs w:val="21"/>
+        </w:rPr>
+        <w:t>accessPlan</w:t>
+      </w:r>
+      <w:proofErr w:type="spellEnd"/>
+      <w:r>
+        <w:rPr>
+          <w:rFonts w:ascii="宋体" w:eastAsia="宋体" w:hAnsi="宋体" w:cs="宋体" w:hint="eastAsia"/>
+          <w:color w:val="C00000"/>
+          <w:szCs w:val="21"/>
+        </w:rPr>
+        <w:t>。</w:t>
       </w:r>
     </w:p>
     <w:p>
@@ -15404,12 +17861,14 @@
       <w:bookmarkStart w:id="409" w:name="_Toc497145954"/>
       <w:bookmarkStart w:id="410" w:name="_Toc497396376"/>
       <w:bookmarkStart w:id="411" w:name="_Toc497396445"/>
+      <w:proofErr w:type="spellStart"/>
       <w:r>
         <w:rPr>
           <w:rFonts w:hint="eastAsia"/>
         </w:rPr>
         <w:t>SequoiaDB</w:t>
       </w:r>
+      <w:proofErr w:type="spellEnd"/>
       <w:r>
         <w:rPr>
           <w:rFonts w:hint="eastAsia"/>
@@ -15454,21 +17913,25 @@
         </w:rPr>
         <w:t>依靠</w:t>
       </w:r>
+      <w:proofErr w:type="spellStart"/>
       <w:r>
         <w:t>IConfigHandle</w:t>
       </w:r>
+      <w:proofErr w:type="spellEnd"/>
       <w:r>
         <w:rPr>
           <w:rFonts w:hint="eastAsia"/>
         </w:rPr>
         <w:t>和</w:t>
       </w:r>
+      <w:proofErr w:type="spellStart"/>
       <w:r>
         <w:rPr>
           <w:rFonts w:hint="eastAsia"/>
         </w:rPr>
         <w:t>IControlBlock</w:t>
       </w:r>
+      <w:proofErr w:type="spellEnd"/>
       <w:r>
         <w:rPr>
           <w:rFonts w:hint="eastAsia"/>
@@ -15537,36 +18000,50 @@
         </w:rPr>
         <w:t>继承</w:t>
       </w:r>
+      <w:proofErr w:type="spellStart"/>
       <w:r>
         <w:t>IConfigHandle</w:t>
       </w:r>
+      <w:proofErr w:type="spellEnd"/>
       <w:r>
         <w:rPr>
           <w:rFonts w:hint="eastAsia"/>
         </w:rPr>
         <w:t>类，并调用配置管理类</w:t>
       </w:r>
+      <w:proofErr w:type="spellStart"/>
       <w:r>
         <w:rPr>
           <w:rFonts w:hint="eastAsia"/>
         </w:rPr>
         <w:t>pmdOptionsMgr</w:t>
       </w:r>
+      <w:proofErr w:type="spellEnd"/>
       <w:r>
         <w:rPr>
           <w:rFonts w:hint="eastAsia"/>
         </w:rPr>
         <w:t>的</w:t>
       </w:r>
-      <w:r>
-        <w:rPr>
-          <w:rFonts w:hint="eastAsia"/>
-        </w:rPr>
-        <w:t>setConfigHandler(</w:t>
-      </w:r>
+      <w:proofErr w:type="spellStart"/>
+      <w:r>
+        <w:rPr>
+          <w:rFonts w:hint="eastAsia"/>
+        </w:rPr>
+        <w:t>setConfigHandler</w:t>
+      </w:r>
+      <w:proofErr w:type="spellEnd"/>
+      <w:r>
+        <w:rPr>
+          <w:rFonts w:hint="eastAsia"/>
+        </w:rPr>
+        <w:t>(</w:t>
+      </w:r>
+      <w:proofErr w:type="spellStart"/>
       <w:r>
         <w:t>IConfigHandle</w:t>
       </w:r>
+      <w:proofErr w:type="spellEnd"/>
       <w:r>
         <w:rPr>
           <w:rFonts w:hint="eastAsia"/>
@@ -15634,23 +18111,33 @@
       </w:r>
     </w:p>
     <w:p>
+      <w:proofErr w:type="spellStart"/>
       <w:r>
         <w:rPr>
           <w:rFonts w:hint="eastAsia"/>
         </w:rPr>
         <w:t>pmdOptionsMgr</w:t>
       </w:r>
+      <w:proofErr w:type="spellEnd"/>
       <w:r>
         <w:rPr>
           <w:rFonts w:hint="eastAsia"/>
         </w:rPr>
         <w:t>就会在配置变动时，调用注册的类实现的</w:t>
       </w:r>
-      <w:r>
-        <w:rPr>
-          <w:rFonts w:hint="eastAsia"/>
-        </w:rPr>
-        <w:t>onConfigChange()</w:t>
+      <w:proofErr w:type="spellStart"/>
+      <w:r>
+        <w:rPr>
+          <w:rFonts w:hint="eastAsia"/>
+        </w:rPr>
+        <w:t>onConfigChange</w:t>
+      </w:r>
+      <w:proofErr w:type="spellEnd"/>
+      <w:r>
+        <w:rPr>
+          <w:rFonts w:hint="eastAsia"/>
+        </w:rPr>
+        <w:t>()</w:t>
       </w:r>
       <w:r>
         <w:rPr>
@@ -15719,12 +18206,14 @@
         </w:rPr>
         <w:t>目前实现了</w:t>
       </w:r>
+      <w:proofErr w:type="spellStart"/>
       <w:r>
         <w:rPr>
           <w:rFonts w:hint="eastAsia"/>
         </w:rPr>
         <w:t>IConfigHandle</w:t>
       </w:r>
+      <w:proofErr w:type="spellEnd"/>
       <w:r>
         <w:rPr>
           <w:rFonts w:hint="eastAsia"/>
@@ -15755,23 +18244,33 @@
         </w:rPr>
         <w:t>中注册的</w:t>
       </w:r>
+      <w:proofErr w:type="spellStart"/>
       <w:r>
         <w:rPr>
           <w:rFonts w:hint="eastAsia"/>
         </w:rPr>
         <w:t>ControlBlock</w:t>
       </w:r>
+      <w:proofErr w:type="spellEnd"/>
       <w:r>
         <w:rPr>
           <w:rFonts w:hint="eastAsia"/>
         </w:rPr>
         <w:t>的</w:t>
       </w:r>
-      <w:r>
-        <w:rPr>
-          <w:rFonts w:hint="eastAsia"/>
-        </w:rPr>
-        <w:t>onConfigChange()</w:t>
+      <w:proofErr w:type="spellStart"/>
+      <w:r>
+        <w:rPr>
+          <w:rFonts w:hint="eastAsia"/>
+        </w:rPr>
+        <w:t>onConfigChange</w:t>
+      </w:r>
+      <w:proofErr w:type="spellEnd"/>
+      <w:r>
+        <w:rPr>
+          <w:rFonts w:hint="eastAsia"/>
+        </w:rPr>
+        <w:t>()</w:t>
       </w:r>
       <w:r>
         <w:rPr>
@@ -15779,36 +18278,42 @@
         </w:rPr>
         <w:t>函数，这里的</w:t>
       </w:r>
+      <w:proofErr w:type="spellStart"/>
       <w:r>
         <w:rPr>
           <w:rFonts w:hint="eastAsia"/>
         </w:rPr>
         <w:t>onConfigChange</w:t>
       </w:r>
+      <w:proofErr w:type="spellEnd"/>
       <w:r>
         <w:rPr>
           <w:rFonts w:hint="eastAsia"/>
         </w:rPr>
         <w:t>是</w:t>
       </w:r>
+      <w:proofErr w:type="spellStart"/>
       <w:r>
         <w:rPr>
           <w:rFonts w:hint="eastAsia"/>
         </w:rPr>
         <w:t>IControlBlock</w:t>
       </w:r>
+      <w:proofErr w:type="spellEnd"/>
       <w:r>
         <w:rPr>
           <w:rFonts w:hint="eastAsia"/>
         </w:rPr>
         <w:t>接口的函数，所有</w:t>
       </w:r>
+      <w:proofErr w:type="spellStart"/>
       <w:r>
         <w:rPr>
           <w:rFonts w:hint="eastAsia"/>
         </w:rPr>
         <w:t>ControlBlock</w:t>
       </w:r>
+      <w:proofErr w:type="spellEnd"/>
       <w:r>
         <w:rPr>
           <w:rFonts w:hint="eastAsia"/>
@@ -15942,23 +18447,33 @@
         </w:rPr>
         <w:t>总结，将函数实现</w:t>
       </w:r>
+      <w:proofErr w:type="spellStart"/>
       <w:r>
         <w:rPr>
           <w:rFonts w:hint="eastAsia"/>
         </w:rPr>
         <w:t>IControlBlock</w:t>
       </w:r>
+      <w:proofErr w:type="spellEnd"/>
       <w:r>
         <w:rPr>
           <w:rFonts w:hint="eastAsia"/>
         </w:rPr>
         <w:t>接口中的</w:t>
       </w:r>
-      <w:r>
-        <w:rPr>
-          <w:rFonts w:hint="eastAsia"/>
-        </w:rPr>
-        <w:t>onConfigChange()</w:t>
+      <w:proofErr w:type="spellStart"/>
+      <w:r>
+        <w:rPr>
+          <w:rFonts w:hint="eastAsia"/>
+        </w:rPr>
+        <w:t>onConfigChange</w:t>
+      </w:r>
+      <w:proofErr w:type="spellEnd"/>
+      <w:r>
+        <w:rPr>
+          <w:rFonts w:hint="eastAsia"/>
+        </w:rPr>
+        <w:t>()</w:t>
       </w:r>
       <w:r>
         <w:rPr>
@@ -15978,11 +18493,19 @@
         </w:rPr>
         <w:t>类中，则在用户调用</w:t>
       </w:r>
-      <w:r>
-        <w:rPr>
-          <w:rFonts w:hint="eastAsia"/>
-        </w:rPr>
-        <w:t>sdb shell</w:t>
+      <w:proofErr w:type="spellStart"/>
+      <w:r>
+        <w:rPr>
+          <w:rFonts w:hint="eastAsia"/>
+        </w:rPr>
+        <w:t>sdb</w:t>
+      </w:r>
+      <w:proofErr w:type="spellEnd"/>
+      <w:r>
+        <w:rPr>
+          <w:rFonts w:hint="eastAsia"/>
+        </w:rPr>
+        <w:t xml:space="preserve"> shell</w:t>
       </w:r>
       <w:r>
         <w:rPr>
@@ -15990,11 +18513,19 @@
         </w:rPr>
         <w:t>的</w:t>
       </w:r>
-      <w:r>
-        <w:rPr>
-          <w:rFonts w:hint="eastAsia"/>
-        </w:rPr>
-        <w:t>reloadConf()</w:t>
+      <w:proofErr w:type="spellStart"/>
+      <w:r>
+        <w:rPr>
+          <w:rFonts w:hint="eastAsia"/>
+        </w:rPr>
+        <w:t>reloadConf</w:t>
+      </w:r>
+      <w:proofErr w:type="spellEnd"/>
+      <w:r>
+        <w:rPr>
+          <w:rFonts w:hint="eastAsia"/>
+        </w:rPr>
+        <w:t>()</w:t>
       </w:r>
       <w:r>
         <w:rPr>
@@ -16002,12 +18533,14 @@
         </w:rPr>
         <w:t>命令重载配置时，会收到更新通知，此时配置不一定有变化，需要自己调用</w:t>
       </w:r>
+      <w:proofErr w:type="spellStart"/>
       <w:r>
         <w:rPr>
           <w:rFonts w:hint="eastAsia"/>
         </w:rPr>
         <w:t>pmdOptionsMgr</w:t>
       </w:r>
+      <w:proofErr w:type="spellEnd"/>
       <w:r>
         <w:rPr>
           <w:rFonts w:hint="eastAsia"/>
@@ -16057,11 +18590,19 @@
         </w:rPr>
         <w:t>就在</w:t>
       </w:r>
-      <w:r>
-        <w:rPr>
-          <w:rFonts w:hint="eastAsia"/>
-        </w:rPr>
-        <w:t xml:space="preserve">signalTestEntryPoint </w:t>
+      <w:proofErr w:type="spellStart"/>
+      <w:r>
+        <w:rPr>
+          <w:rFonts w:hint="eastAsia"/>
+        </w:rPr>
+        <w:t>signalTestEntryPoint</w:t>
+      </w:r>
+      <w:proofErr w:type="spellEnd"/>
+      <w:r>
+        <w:rPr>
+          <w:rFonts w:hint="eastAsia"/>
+        </w:rPr>
+        <w:t xml:space="preserve"> </w:t>
       </w:r>
       <w:r>
         <w:rPr>
@@ -16104,8 +18645,30 @@
         <w:rPr>
           <w:rFonts w:hint="eastAsia"/>
         </w:rPr>
-        <w:t xml:space="preserve"> dpsLockBucket::setLockTimeout</w:t>
-      </w:r>
+        <w:t xml:space="preserve"> </w:t>
+      </w:r>
+      <w:proofErr w:type="spellStart"/>
+      <w:r>
+        <w:rPr>
+          <w:rFonts w:hint="eastAsia"/>
+        </w:rPr>
+        <w:t>dpsLockBucket</w:t>
+      </w:r>
+      <w:proofErr w:type="spellEnd"/>
+      <w:r>
+        <w:rPr>
+          <w:rFonts w:hint="eastAsia"/>
+        </w:rPr>
+        <w:t>::</w:t>
+      </w:r>
+      <w:proofErr w:type="spellStart"/>
+      <w:r>
+        <w:rPr>
+          <w:rFonts w:hint="eastAsia"/>
+        </w:rPr>
+        <w:t>setLockTimeout</w:t>
+      </w:r>
+      <w:proofErr w:type="spellEnd"/>
       <w:r>
         <w:rPr>
           <w:rFonts w:hint="eastAsia"/>

--- a/internal_doc/03.开发设计/配置动态生效修改方案.docx
+++ b/internal_doc/03.开发设计/配置动态生效修改方案.docx
@@ -3577,11 +3577,6 @@
       </w:r>
     </w:p>
     <w:p>
-      <w:pPr>
-        <w:rPr>
-          <w:rFonts w:hint="eastAsia"/>
-        </w:rPr>
-      </w:pPr>
       <w:r>
         <w:rPr>
           <w:rFonts w:hint="eastAsia"/>
@@ -3612,11 +3607,6 @@
     </w:p>
     <w:p/>
     <w:p>
-      <w:pPr>
-        <w:rPr>
-          <w:rFonts w:hint="eastAsia"/>
-        </w:rPr>
-      </w:pPr>
       <w:r>
         <w:rPr>
           <w:rFonts w:hint="eastAsia"/>
@@ -3632,9 +3622,6 @@
           <w:numId w:val="7"/>
         </w:numPr>
         <w:ind w:firstLineChars="0"/>
-        <w:rPr>
-          <w:rFonts w:hint="eastAsia"/>
-        </w:rPr>
       </w:pPr>
       <w:r>
         <w:rPr>
@@ -3687,9 +3674,6 @@
           <w:numId w:val="7"/>
         </w:numPr>
         <w:ind w:firstLineChars="0"/>
-        <w:rPr>
-          <w:rFonts w:hint="eastAsia"/>
-        </w:rPr>
       </w:pPr>
       <w:r>
         <w:rPr>
@@ -3736,9 +3720,6 @@
           <w:numId w:val="7"/>
         </w:numPr>
         <w:ind w:firstLineChars="0"/>
-        <w:rPr>
-          <w:rFonts w:hint="eastAsia"/>
-        </w:rPr>
       </w:pPr>
       <w:r>
         <w:rPr>
@@ -3841,20 +3822,8 @@
         <w:t>，日志恢复更新。</w:t>
       </w:r>
     </w:p>
-    <w:p>
-      <w:pPr>
-        <w:rPr>
-          <w:rFonts w:hint="eastAsia"/>
-        </w:rPr>
-      </w:pPr>
-    </w:p>
-    <w:p>
-      <w:pPr>
-        <w:rPr>
-          <w:rFonts w:hint="eastAsia"/>
-        </w:rPr>
-      </w:pPr>
-    </w:p>
+    <w:p/>
+    <w:p/>
     <w:p/>
     <w:p>
       <w:pPr>
@@ -4054,11 +4023,6 @@
       </w:r>
     </w:p>
     <w:p>
-      <w:pPr>
-        <w:rPr>
-          <w:rFonts w:hint="eastAsia"/>
-        </w:rPr>
-      </w:pPr>
       <w:r>
         <w:rPr>
           <w:rFonts w:hint="eastAsia"/>
@@ -4090,19 +4054,8 @@
         <w:t>是申请内存的容量上限。</w:t>
       </w:r>
     </w:p>
-    <w:p>
-      <w:pPr>
-        <w:rPr>
-          <w:rFonts w:hint="eastAsia"/>
-        </w:rPr>
-      </w:pPr>
-    </w:p>
-    <w:p>
-      <w:pPr>
-        <w:rPr>
-          <w:rFonts w:hint="eastAsia"/>
-        </w:rPr>
-      </w:pPr>
+    <w:p/>
+    <w:p>
       <w:r>
         <w:rPr>
           <w:rFonts w:hint="eastAsia"/>
@@ -4117,11 +4070,6 @@
       </w:r>
     </w:p>
     <w:p>
-      <w:pPr>
-        <w:rPr>
-          <w:rFonts w:hint="eastAsia"/>
-        </w:rPr>
-      </w:pPr>
       <w:r>
         <w:rPr>
           <w:rFonts w:hint="eastAsia"/>
@@ -4333,13 +4281,7 @@
         <w:t>。</w:t>
       </w:r>
     </w:p>
-    <w:p>
-      <w:pPr>
-        <w:rPr>
-          <w:rFonts w:hint="eastAsia"/>
-        </w:rPr>
-      </w:pPr>
-    </w:p>
+    <w:p/>
     <w:p>
       <w:r>
         <w:rPr>
@@ -4375,11 +4317,6 @@
       </w:r>
     </w:p>
     <w:p>
-      <w:pPr>
-        <w:rPr>
-          <w:rFonts w:hint="eastAsia"/>
-        </w:rPr>
-      </w:pPr>
       <w:r>
         <w:rPr>
           <w:rFonts w:hint="eastAsia"/>
@@ -4471,19 +4408,8 @@
         <w:t>。</w:t>
       </w:r>
     </w:p>
-    <w:p>
-      <w:pPr>
-        <w:rPr>
-          <w:rFonts w:hint="eastAsia"/>
-        </w:rPr>
-      </w:pPr>
-    </w:p>
-    <w:p>
-      <w:pPr>
-        <w:rPr>
-          <w:rFonts w:hint="eastAsia"/>
-        </w:rPr>
-      </w:pPr>
+    <w:p/>
+    <w:p>
       <w:r>
         <w:rPr>
           <w:rFonts w:hint="eastAsia"/>
@@ -4635,19 +4561,8 @@
         <w:t>待取用。</w:t>
       </w:r>
     </w:p>
-    <w:p>
-      <w:pPr>
-        <w:rPr>
-          <w:rFonts w:hint="eastAsia"/>
-        </w:rPr>
-      </w:pPr>
-    </w:p>
-    <w:p>
-      <w:pPr>
-        <w:rPr>
-          <w:rFonts w:hint="eastAsia"/>
-        </w:rPr>
-      </w:pPr>
+    <w:p/>
+    <w:p>
       <w:r>
         <w:rPr>
           <w:rFonts w:hint="eastAsia"/>
@@ -4721,17 +4636,10 @@
         <w:t>时，会释放该队列中一半的内存块。</w:t>
       </w:r>
     </w:p>
-    <w:p>
-      <w:pPr>
-        <w:rPr>
-          <w:rFonts w:hint="eastAsia"/>
-        </w:rPr>
-      </w:pPr>
-    </w:p>
-    <w:p>
-      <w:pPr>
-        <w:rPr>
-          <w:rFonts w:hint="eastAsia"/>
+    <w:p/>
+    <w:p>
+      <w:pPr>
+        <w:rPr>
           <w:color w:val="C00000"/>
         </w:rPr>
       </w:pPr>
@@ -4824,11 +4732,6 @@
       </w:r>
     </w:p>
     <w:p>
-      <w:pPr>
-        <w:rPr>
-          <w:rFonts w:hint="eastAsia"/>
-        </w:rPr>
-      </w:pPr>
       <w:r>
         <w:rPr>
           <w:rFonts w:hint="eastAsia"/>
@@ -5015,11 +4918,6 @@
       </w:r>
     </w:p>
     <w:p>
-      <w:pPr>
-        <w:rPr>
-          <w:rFonts w:hint="eastAsia"/>
-        </w:rPr>
-      </w:pPr>
       <w:r>
         <w:rPr>
           <w:rFonts w:hint="eastAsia"/>
@@ -5247,19 +5145,8 @@
         <w:t>中调用，设定新的值即可。</w:t>
       </w:r>
     </w:p>
-    <w:p>
-      <w:pPr>
-        <w:rPr>
-          <w:rFonts w:hint="eastAsia"/>
-        </w:rPr>
-      </w:pPr>
-    </w:p>
-    <w:p>
-      <w:pPr>
-        <w:rPr>
-          <w:rFonts w:hint="eastAsia"/>
-        </w:rPr>
-      </w:pPr>
+    <w:p/>
+    <w:p>
       <w:r>
         <w:rPr>
           <w:rFonts w:hint="eastAsia"/>
@@ -5344,11 +5231,6 @@
       </w:r>
     </w:p>
     <w:p>
-      <w:pPr>
-        <w:rPr>
-          <w:rFonts w:hint="eastAsia"/>
-        </w:rPr>
-      </w:pPr>
       <w:r>
         <w:rPr>
           <w:rFonts w:hint="eastAsia"/>
@@ -5412,11 +5294,6 @@
       </w:r>
     </w:p>
     <w:p>
-      <w:pPr>
-        <w:rPr>
-          <w:rFonts w:hint="eastAsia"/>
-        </w:rPr>
-      </w:pPr>
       <w:r>
         <w:rPr>
           <w:noProof/>
@@ -5470,11 +5347,6 @@
       </w:r>
     </w:p>
     <w:p>
-      <w:pPr>
-        <w:rPr>
-          <w:rFonts w:hint="eastAsia"/>
-        </w:rPr>
-      </w:pPr>
       <w:r>
         <w:rPr>
           <w:rFonts w:hint="eastAsia"/>
@@ -5507,11 +5379,6 @@
       </w:r>
     </w:p>
     <w:p>
-      <w:pPr>
-        <w:rPr>
-          <w:rFonts w:hint="eastAsia"/>
-        </w:rPr>
-      </w:pPr>
       <w:r>
         <w:rPr>
           <w:rFonts w:hint="eastAsia"/>
@@ -5568,11 +5435,6 @@
       </w:r>
     </w:p>
     <w:p>
-      <w:pPr>
-        <w:rPr>
-          <w:rFonts w:hint="eastAsia"/>
-        </w:rPr>
-      </w:pPr>
       <w:r>
         <w:rPr>
           <w:rFonts w:hint="eastAsia"/>
@@ -5636,19 +5498,8 @@
         <w:t>。</w:t>
       </w:r>
     </w:p>
-    <w:p>
-      <w:pPr>
-        <w:rPr>
-          <w:rFonts w:hint="eastAsia"/>
-        </w:rPr>
-      </w:pPr>
-    </w:p>
-    <w:p>
-      <w:pPr>
-        <w:rPr>
-          <w:rFonts w:hint="eastAsia"/>
-        </w:rPr>
-      </w:pPr>
+    <w:p/>
+    <w:p>
       <w:r>
         <w:rPr>
           <w:rFonts w:hint="eastAsia"/>
@@ -5703,11 +5554,6 @@
       </w:r>
     </w:p>
     <w:p>
-      <w:pPr>
-        <w:rPr>
-          <w:rFonts w:hint="eastAsia"/>
-        </w:rPr>
-      </w:pPr>
       <w:r>
         <w:rPr>
           <w:rFonts w:hint="eastAsia"/>
@@ -5716,11 +5562,6 @@
       </w:r>
     </w:p>
     <w:p>
-      <w:pPr>
-        <w:rPr>
-          <w:rFonts w:hint="eastAsia"/>
-        </w:rPr>
-      </w:pPr>
       <w:r>
         <w:rPr>
           <w:rFonts w:hint="eastAsia"/>
@@ -5736,9 +5577,6 @@
           <w:numId w:val="18"/>
         </w:numPr>
         <w:ind w:firstLineChars="0"/>
-        <w:rPr>
-          <w:rFonts w:hint="eastAsia"/>
-        </w:rPr>
       </w:pPr>
       <w:r>
         <w:rPr>
@@ -5797,9 +5635,6 @@
           <w:numId w:val="18"/>
         </w:numPr>
         <w:ind w:firstLineChars="0"/>
-        <w:rPr>
-          <w:rFonts w:hint="eastAsia"/>
-        </w:rPr>
       </w:pPr>
       <w:r>
         <w:rPr>
@@ -5837,9 +5672,6 @@
           <w:numId w:val="18"/>
         </w:numPr>
         <w:ind w:firstLineChars="0"/>
-        <w:rPr>
-          <w:rFonts w:hint="eastAsia"/>
-        </w:rPr>
       </w:pPr>
       <w:r>
         <w:rPr>
@@ -5886,9 +5718,6 @@
           <w:numId w:val="18"/>
         </w:numPr>
         <w:ind w:firstLineChars="0"/>
-        <w:rPr>
-          <w:rFonts w:hint="eastAsia"/>
-        </w:rPr>
       </w:pPr>
       <w:r>
         <w:rPr>
@@ -5922,11 +5751,6 @@
       </w:r>
     </w:p>
     <w:p>
-      <w:pPr>
-        <w:rPr>
-          <w:rFonts w:hint="eastAsia"/>
-        </w:rPr>
-      </w:pPr>
       <w:r>
         <w:rPr>
           <w:rFonts w:hint="eastAsia"/>
@@ -5942,9 +5766,6 @@
           <w:numId w:val="19"/>
         </w:numPr>
         <w:ind w:firstLineChars="0"/>
-        <w:rPr>
-          <w:rFonts w:hint="eastAsia"/>
-        </w:rPr>
       </w:pPr>
       <w:r>
         <w:rPr>
@@ -6009,9 +5830,6 @@
           <w:numId w:val="19"/>
         </w:numPr>
         <w:ind w:firstLineChars="0"/>
-        <w:rPr>
-          <w:rFonts w:hint="eastAsia"/>
-        </w:rPr>
       </w:pPr>
       <w:r>
         <w:rPr>
@@ -6035,20 +5853,8 @@
         <w:t>_pMgr-&gt;totalSize()</w:t>
       </w:r>
     </w:p>
-    <w:p>
-      <w:pPr>
-        <w:rPr>
-          <w:rFonts w:hint="eastAsia"/>
-        </w:rPr>
-      </w:pPr>
-    </w:p>
-    <w:p>
-      <w:pPr>
-        <w:rPr>
-          <w:rFonts w:hint="eastAsia"/>
-        </w:rPr>
-      </w:pPr>
-    </w:p>
+    <w:p/>
+    <w:p/>
     <w:p/>
     <w:p>
       <w:pPr>
@@ -6479,67 +6285,7 @@
         <w:rPr>
           <w:rFonts w:hint="eastAsia"/>
         </w:rPr>
-        <w:t>，</w:t>
-      </w:r>
-      <w:r>
-        <w:rPr>
-          <w:rFonts w:hint="eastAsia"/>
-        </w:rPr>
-        <w:t>注意到</w:t>
-      </w:r>
-      <w:r>
-        <w:rPr>
-          <w:rFonts w:hint="eastAsia"/>
-        </w:rPr>
-        <w:t>在构造函数中</w:t>
-      </w:r>
-      <w:r>
-        <w:rPr>
-          <w:rFonts w:hint="eastAsia"/>
-        </w:rPr>
-        <w:t>写</w:t>
-      </w:r>
-      <w:r>
-        <w:rPr>
-          <w:rFonts w:hint="eastAsia"/>
-        </w:rPr>
-        <w:t>_lockTimeout</w:t>
-      </w:r>
-      <w:r>
-        <w:rPr>
-          <w:rFonts w:hint="eastAsia"/>
-        </w:rPr>
-        <w:t>时</w:t>
-      </w:r>
-      <w:r>
-        <w:rPr>
-          <w:rFonts w:hint="eastAsia"/>
-        </w:rPr>
-        <w:t>有一把锁</w:t>
-      </w:r>
-      <w:r>
-        <w:rPr>
-          <w:rFonts w:hint="eastAsia"/>
-        </w:rPr>
-        <w:t>_initMutex</w:t>
-      </w:r>
-      <w:r>
-        <w:rPr>
-          <w:rFonts w:hint="eastAsia"/>
-        </w:rPr>
-        <w:t>，所以这里也加</w:t>
-      </w:r>
-      <w:r>
-        <w:rPr>
-          <w:rFonts w:hint="eastAsia"/>
-        </w:rPr>
-        <w:t>这把</w:t>
-      </w:r>
-      <w:r>
-        <w:rPr>
-          <w:rFonts w:hint="eastAsia"/>
-        </w:rPr>
-        <w:t>锁。</w:t>
+        <w:t>，不用加锁。</w:t>
       </w:r>
     </w:p>
     <w:p>
@@ -6644,11 +6390,6 @@
     </w:p>
     <w:p/>
     <w:p>
-      <w:pPr>
-        <w:rPr>
-          <w:rFonts w:hint="eastAsia"/>
-        </w:rPr>
-      </w:pPr>
       <w:r>
         <w:rPr>
           <w:rFonts w:hint="eastAsia"/>
@@ -6664,9 +6405,6 @@
           <w:numId w:val="11"/>
         </w:numPr>
         <w:ind w:firstLineChars="0"/>
-        <w:rPr>
-          <w:rFonts w:hint="eastAsia"/>
-        </w:rPr>
       </w:pPr>
       <w:r>
         <w:rPr>
@@ -6695,9 +6433,6 @@
           <w:numId w:val="11"/>
         </w:numPr>
         <w:ind w:firstLineChars="0"/>
-        <w:rPr>
-          <w:rFonts w:hint="eastAsia"/>
-        </w:rPr>
       </w:pPr>
       <w:r>
         <w:rPr>
@@ -6739,9 +6474,6 @@
           <w:numId w:val="11"/>
         </w:numPr>
         <w:ind w:firstLineChars="0"/>
-        <w:rPr>
-          <w:rFonts w:hint="eastAsia"/>
-        </w:rPr>
       </w:pPr>
       <w:r>
         <w:rPr>
@@ -6782,9 +6514,6 @@
           <w:numId w:val="11"/>
         </w:numPr>
         <w:ind w:firstLineChars="0"/>
-        <w:rPr>
-          <w:rFonts w:hint="eastAsia"/>
-        </w:rPr>
       </w:pPr>
       <w:r>
         <w:rPr>
@@ -6842,9 +6571,6 @@
           <w:numId w:val="11"/>
         </w:numPr>
         <w:ind w:firstLineChars="0"/>
-        <w:rPr>
-          <w:rFonts w:hint="eastAsia"/>
-        </w:rPr>
       </w:pPr>
       <w:r>
         <w:rPr>
@@ -6882,13 +6608,7 @@
         <w:t>秒后提示事务超时。</w:t>
       </w:r>
     </w:p>
-    <w:p>
-      <w:pPr>
-        <w:rPr>
-          <w:rFonts w:hint="eastAsia"/>
-        </w:rPr>
-      </w:pPr>
-    </w:p>
+    <w:p/>
     <w:p/>
     <w:p/>
     <w:p>
@@ -7782,11 +7502,6 @@
     </w:p>
     <w:p/>
     <w:p>
-      <w:pPr>
-        <w:rPr>
-          <w:rFonts w:hint="eastAsia"/>
-        </w:rPr>
-      </w:pPr>
       <w:r>
         <w:rPr>
           <w:rFonts w:hint="eastAsia"/>
@@ -7802,9 +7517,6 @@
           <w:numId w:val="12"/>
         </w:numPr>
         <w:ind w:firstLineChars="0"/>
-        <w:rPr>
-          <w:rFonts w:hint="eastAsia"/>
-        </w:rPr>
       </w:pPr>
       <w:r>
         <w:rPr>
@@ -7863,9 +7575,6 @@
           <w:numId w:val="12"/>
         </w:numPr>
         <w:ind w:firstLineChars="0"/>
-        <w:rPr>
-          <w:rFonts w:hint="eastAsia"/>
-        </w:rPr>
       </w:pPr>
       <w:r>
         <w:rPr>
@@ -7906,9 +7615,6 @@
           <w:numId w:val="12"/>
         </w:numPr>
         <w:ind w:firstLineChars="0"/>
-        <w:rPr>
-          <w:rFonts w:hint="eastAsia"/>
-        </w:rPr>
       </w:pPr>
       <w:r>
         <w:rPr>
@@ -7986,11 +7692,6 @@
       </w:r>
     </w:p>
     <w:p>
-      <w:pPr>
-        <w:rPr>
-          <w:rFonts w:hint="eastAsia"/>
-        </w:rPr>
-      </w:pPr>
       <w:r>
         <w:t>auditnum</w:t>
       </w:r>
@@ -8001,20 +7702,8 @@
         <w:t>同理。</w:t>
       </w:r>
     </w:p>
-    <w:p>
-      <w:pPr>
-        <w:rPr>
-          <w:rFonts w:hint="eastAsia"/>
-        </w:rPr>
-      </w:pPr>
-    </w:p>
-    <w:p>
-      <w:pPr>
-        <w:rPr>
-          <w:rFonts w:hint="eastAsia"/>
-        </w:rPr>
-      </w:pPr>
-    </w:p>
+    <w:p/>
+    <w:p/>
     <w:p/>
     <w:p>
       <w:pPr>
@@ -8564,11 +8253,6 @@
     </w:p>
     <w:p/>
     <w:p>
-      <w:pPr>
-        <w:rPr>
-          <w:rFonts w:hint="eastAsia"/>
-        </w:rPr>
-      </w:pPr>
       <w:r>
         <w:rPr>
           <w:rFonts w:hint="eastAsia"/>
@@ -8577,11 +8261,6 @@
       </w:r>
     </w:p>
     <w:p>
-      <w:pPr>
-        <w:rPr>
-          <w:rFonts w:hint="eastAsia"/>
-        </w:rPr>
-      </w:pPr>
       <w:r>
         <w:rPr>
           <w:rFonts w:hint="eastAsia"/>
@@ -8589,20 +8268,8 @@
         <w:t>在打开或关闭的情况下，观察是否直连数据节点的操作被同步到其他数据节点。</w:t>
       </w:r>
     </w:p>
-    <w:p>
-      <w:pPr>
-        <w:rPr>
-          <w:rFonts w:hint="eastAsia"/>
-        </w:rPr>
-      </w:pPr>
-    </w:p>
-    <w:p>
-      <w:pPr>
-        <w:rPr>
-          <w:rFonts w:hint="eastAsia"/>
-        </w:rPr>
-      </w:pPr>
-    </w:p>
+    <w:p/>
+    <w:p/>
     <w:p/>
     <w:p>
       <w:pPr>
@@ -10790,33 +10457,33 @@
     <w:p>
       <w:pPr>
         <w:rPr>
+          <w:rFonts w:ascii="宋体" w:eastAsia="宋体" w:hAnsi="宋体" w:cs="宋体"/>
+          <w:color w:val="000000" w:themeColor="text1"/>
+          <w:szCs w:val="21"/>
+        </w:rPr>
+      </w:pPr>
+    </w:p>
+    <w:p>
+      <w:pPr>
+        <w:rPr>
+          <w:rFonts w:ascii="宋体" w:eastAsia="宋体" w:hAnsi="宋体" w:cs="宋体"/>
+          <w:color w:val="000000" w:themeColor="text1"/>
+          <w:szCs w:val="21"/>
+        </w:rPr>
+      </w:pPr>
+      <w:r>
+        <w:rPr>
           <w:rFonts w:ascii="宋体" w:eastAsia="宋体" w:hAnsi="宋体" w:cs="宋体" w:hint="eastAsia"/>
           <w:color w:val="000000" w:themeColor="text1"/>
           <w:szCs w:val="21"/>
         </w:rPr>
-      </w:pPr>
-    </w:p>
-    <w:p>
-      <w:pPr>
-        <w:rPr>
-          <w:rFonts w:ascii="宋体" w:eastAsia="宋体" w:hAnsi="宋体" w:cs="宋体" w:hint="eastAsia"/>
-          <w:color w:val="000000" w:themeColor="text1"/>
-          <w:szCs w:val="21"/>
-        </w:rPr>
-      </w:pPr>
-      <w:r>
-        <w:rPr>
-          <w:rFonts w:ascii="宋体" w:eastAsia="宋体" w:hAnsi="宋体" w:cs="宋体" w:hint="eastAsia"/>
-          <w:color w:val="000000" w:themeColor="text1"/>
-          <w:szCs w:val="21"/>
-        </w:rPr>
         <w:t>验证步骤：</w:t>
       </w:r>
     </w:p>
     <w:p>
       <w:pPr>
         <w:rPr>
-          <w:rFonts w:ascii="宋体" w:eastAsia="宋体" w:hAnsi="宋体" w:cs="宋体" w:hint="eastAsia"/>
+          <w:rFonts w:ascii="宋体" w:eastAsia="宋体" w:hAnsi="宋体" w:cs="宋体"/>
           <w:color w:val="000000" w:themeColor="text1"/>
           <w:szCs w:val="21"/>
         </w:rPr>
@@ -10885,7 +10552,7 @@
         </w:numPr>
         <w:ind w:firstLineChars="0"/>
         <w:rPr>
-          <w:rFonts w:ascii="宋体" w:eastAsia="宋体" w:hAnsi="宋体" w:cs="宋体" w:hint="eastAsia"/>
+          <w:rFonts w:ascii="宋体" w:eastAsia="宋体" w:hAnsi="宋体" w:cs="宋体"/>
           <w:color w:val="000000" w:themeColor="text1"/>
           <w:szCs w:val="21"/>
         </w:rPr>
@@ -10908,7 +10575,7 @@
         </w:numPr>
         <w:ind w:firstLineChars="0"/>
         <w:rPr>
-          <w:rFonts w:ascii="宋体" w:eastAsia="宋体" w:hAnsi="宋体" w:cs="宋体" w:hint="eastAsia"/>
+          <w:rFonts w:ascii="宋体" w:eastAsia="宋体" w:hAnsi="宋体" w:cs="宋体"/>
           <w:color w:val="000000" w:themeColor="text1"/>
           <w:szCs w:val="21"/>
         </w:rPr>
@@ -11861,7 +11528,7 @@
     <w:p>
       <w:pPr>
         <w:rPr>
-          <w:rFonts w:ascii="宋体" w:eastAsia="宋体" w:hAnsi="宋体" w:cs="宋体" w:hint="eastAsia"/>
+          <w:rFonts w:ascii="宋体" w:eastAsia="宋体" w:hAnsi="宋体" w:cs="宋体"/>
           <w:color w:val="000000" w:themeColor="text1"/>
           <w:szCs w:val="21"/>
         </w:rPr>
@@ -11884,7 +11551,7 @@
         </w:numPr>
         <w:ind w:firstLineChars="0"/>
         <w:rPr>
-          <w:rFonts w:ascii="宋体" w:eastAsia="宋体" w:hAnsi="宋体" w:cs="宋体" w:hint="eastAsia"/>
+          <w:rFonts w:ascii="宋体" w:eastAsia="宋体" w:hAnsi="宋体" w:cs="宋体"/>
           <w:color w:val="000000" w:themeColor="text1"/>
           <w:szCs w:val="21"/>
         </w:rPr>
@@ -11907,7 +11574,7 @@
         </w:numPr>
         <w:ind w:firstLineChars="0"/>
         <w:rPr>
-          <w:rFonts w:ascii="宋体" w:eastAsia="宋体" w:hAnsi="宋体" w:cs="宋体" w:hint="eastAsia"/>
+          <w:rFonts w:ascii="宋体" w:eastAsia="宋体" w:hAnsi="宋体" w:cs="宋体"/>
           <w:color w:val="000000" w:themeColor="text1"/>
           <w:szCs w:val="21"/>
         </w:rPr>
@@ -11930,24 +11597,24 @@
         </w:numPr>
         <w:ind w:firstLineChars="0"/>
         <w:rPr>
+          <w:rFonts w:ascii="宋体" w:eastAsia="宋体" w:hAnsi="宋体" w:cs="宋体"/>
+          <w:color w:val="000000" w:themeColor="text1"/>
+          <w:szCs w:val="21"/>
+        </w:rPr>
+      </w:pPr>
+      <w:r>
+        <w:rPr>
           <w:rFonts w:ascii="宋体" w:eastAsia="宋体" w:hAnsi="宋体" w:cs="宋体" w:hint="eastAsia"/>
           <w:color w:val="000000" w:themeColor="text1"/>
           <w:szCs w:val="21"/>
         </w:rPr>
-      </w:pPr>
-      <w:r>
-        <w:rPr>
-          <w:rFonts w:ascii="宋体" w:eastAsia="宋体" w:hAnsi="宋体" w:cs="宋体" w:hint="eastAsia"/>
-          <w:color w:val="000000" w:themeColor="text1"/>
-          <w:szCs w:val="21"/>
-        </w:rPr>
         <w:t>更改本配置，reloadConf()，建立新连接，会到相应的节点去查询。</w:t>
       </w:r>
     </w:p>
     <w:p>
       <w:pPr>
         <w:rPr>
-          <w:rFonts w:ascii="宋体" w:eastAsia="宋体" w:hAnsi="宋体" w:cs="宋体" w:hint="eastAsia"/>
+          <w:rFonts w:ascii="宋体" w:eastAsia="宋体" w:hAnsi="宋体" w:cs="宋体"/>
           <w:color w:val="000000" w:themeColor="text1"/>
           <w:szCs w:val="21"/>
         </w:rPr>
@@ -12469,7 +12136,7 @@
     <w:p>
       <w:pPr>
         <w:rPr>
-          <w:rFonts w:ascii="宋体" w:eastAsia="宋体" w:hAnsi="宋体" w:cs="宋体" w:hint="eastAsia"/>
+          <w:rFonts w:ascii="宋体" w:eastAsia="宋体" w:hAnsi="宋体" w:cs="宋体"/>
           <w:color w:val="000000" w:themeColor="text1"/>
           <w:szCs w:val="21"/>
         </w:rPr>
@@ -12492,7 +12159,7 @@
         </w:numPr>
         <w:ind w:firstLineChars="0"/>
         <w:rPr>
-          <w:rFonts w:ascii="宋体" w:eastAsia="宋体" w:hAnsi="宋体" w:cs="宋体" w:hint="eastAsia"/>
+          <w:rFonts w:ascii="宋体" w:eastAsia="宋体" w:hAnsi="宋体" w:cs="宋体"/>
           <w:color w:val="000000" w:themeColor="text1"/>
           <w:szCs w:val="21"/>
         </w:rPr>
@@ -12515,33 +12182,33 @@
         </w:numPr>
         <w:ind w:firstLineChars="0"/>
         <w:rPr>
+          <w:rFonts w:ascii="宋体" w:eastAsia="宋体" w:hAnsi="宋体" w:cs="宋体"/>
+          <w:color w:val="000000" w:themeColor="text1"/>
+          <w:szCs w:val="21"/>
+        </w:rPr>
+      </w:pPr>
+      <w:r>
+        <w:rPr>
           <w:rFonts w:ascii="宋体" w:eastAsia="宋体" w:hAnsi="宋体" w:cs="宋体" w:hint="eastAsia"/>
           <w:color w:val="000000" w:themeColor="text1"/>
           <w:szCs w:val="21"/>
         </w:rPr>
-      </w:pPr>
-      <w:r>
-        <w:rPr>
-          <w:rFonts w:ascii="宋体" w:eastAsia="宋体" w:hAnsi="宋体" w:cs="宋体" w:hint="eastAsia"/>
-          <w:color w:val="000000" w:themeColor="text1"/>
-          <w:szCs w:val="21"/>
-        </w:rPr>
         <w:t>修改配置文件，加入DML，reloadConf({Global:false})，观察到DML操作被记录。</w:t>
       </w:r>
     </w:p>
     <w:p>
       <w:pPr>
         <w:rPr>
-          <w:rFonts w:ascii="宋体" w:eastAsia="宋体" w:hAnsi="宋体" w:cs="宋体" w:hint="eastAsia"/>
-          <w:color w:val="000000" w:themeColor="text1"/>
-          <w:szCs w:val="21"/>
-        </w:rPr>
-      </w:pPr>
-    </w:p>
-    <w:p>
-      <w:pPr>
-        <w:rPr>
-          <w:rFonts w:ascii="宋体" w:eastAsia="宋体" w:hAnsi="宋体" w:cs="宋体" w:hint="eastAsia"/>
+          <w:rFonts w:ascii="宋体" w:eastAsia="宋体" w:hAnsi="宋体" w:cs="宋体"/>
+          <w:color w:val="000000" w:themeColor="text1"/>
+          <w:szCs w:val="21"/>
+        </w:rPr>
+      </w:pPr>
+    </w:p>
+    <w:p>
+      <w:pPr>
+        <w:rPr>
+          <w:rFonts w:ascii="宋体" w:eastAsia="宋体" w:hAnsi="宋体" w:cs="宋体"/>
           <w:color w:val="000000" w:themeColor="text1"/>
           <w:szCs w:val="21"/>
         </w:rPr>
@@ -13576,11 +13243,30 @@
     <w:p>
       <w:pPr>
         <w:rPr>
+          <w:rFonts w:ascii="宋体" w:eastAsia="宋体" w:hAnsi="宋体" w:cs="宋体"/>
+          <w:kern w:val="0"/>
+          <w:sz w:val="22"/>
+          <w:szCs w:val="22"/>
+        </w:rPr>
+      </w:pPr>
+      <w:r>
+        <w:rPr>
           <w:rFonts w:ascii="宋体" w:eastAsia="宋体" w:hAnsi="宋体" w:cs="宋体" w:hint="eastAsia"/>
           <w:kern w:val="0"/>
           <w:sz w:val="22"/>
           <w:szCs w:val="22"/>
         </w:rPr>
+        <w:t>验证步骤：</w:t>
+      </w:r>
+    </w:p>
+    <w:p>
+      <w:pPr>
+        <w:rPr>
+          <w:rFonts w:ascii="宋体" w:eastAsia="宋体" w:hAnsi="宋体" w:cs="宋体"/>
+          <w:kern w:val="0"/>
+          <w:sz w:val="22"/>
+          <w:szCs w:val="22"/>
+        </w:rPr>
       </w:pPr>
       <w:r>
         <w:rPr>
@@ -13589,32 +13275,13 @@
           <w:sz w:val="22"/>
           <w:szCs w:val="22"/>
         </w:rPr>
-        <w:t>验证步骤：</w:t>
-      </w:r>
-    </w:p>
-    <w:p>
-      <w:pPr>
-        <w:rPr>
-          <w:rFonts w:ascii="宋体" w:eastAsia="宋体" w:hAnsi="宋体" w:cs="宋体" w:hint="eastAsia"/>
-          <w:kern w:val="0"/>
-          <w:sz w:val="22"/>
-          <w:szCs w:val="22"/>
-        </w:rPr>
-      </w:pPr>
-      <w:r>
-        <w:rPr>
-          <w:rFonts w:ascii="宋体" w:eastAsia="宋体" w:hAnsi="宋体" w:cs="宋体" w:hint="eastAsia"/>
-          <w:kern w:val="0"/>
-          <w:sz w:val="22"/>
-          <w:szCs w:val="22"/>
-        </w:rPr>
         <w:t>在打开/关闭鉴权的情况下，观察是否动态生效。</w:t>
       </w:r>
     </w:p>
     <w:p>
       <w:pPr>
         <w:rPr>
-          <w:rFonts w:ascii="宋体" w:eastAsia="宋体" w:hAnsi="宋体" w:cs="宋体" w:hint="eastAsia"/>
+          <w:rFonts w:ascii="宋体" w:eastAsia="宋体" w:hAnsi="宋体" w:cs="宋体"/>
           <w:kern w:val="0"/>
           <w:sz w:val="22"/>
           <w:szCs w:val="22"/>
@@ -16402,7 +16069,7 @@
     <w:p>
       <w:pPr>
         <w:rPr>
-          <w:rFonts w:ascii="宋体" w:eastAsia="宋体" w:hAnsi="宋体" w:cs="宋体" w:hint="eastAsia"/>
+          <w:rFonts w:ascii="宋体" w:eastAsia="宋体" w:hAnsi="宋体" w:cs="宋体"/>
           <w:color w:val="000000" w:themeColor="text1"/>
           <w:szCs w:val="21"/>
         </w:rPr>
@@ -16917,7 +16584,7 @@
     <w:p>
       <w:pPr>
         <w:rPr>
-          <w:rFonts w:ascii="宋体" w:eastAsia="宋体" w:hAnsi="宋体" w:cs="宋体" w:hint="eastAsia"/>
+          <w:rFonts w:ascii="宋体" w:eastAsia="宋体" w:hAnsi="宋体" w:cs="宋体"/>
           <w:color w:val="C00000"/>
           <w:szCs w:val="21"/>
         </w:rPr>
